--- a/paper/Draft.docx
+++ b/paper/Draft.docx
@@ -2,7 +2,4464 @@
 <file path=word/document.xml><?xml version="1.0" encoding="utf-8"?>
 <w:document xmlns:wpc="http://schemas.microsoft.com/office/word/2010/wordprocessingCanvas" xmlns:cx="http://schemas.microsoft.com/office/drawing/2014/chartex" xmlns:cx1="http://schemas.microsoft.com/office/drawing/2015/9/8/chartex" xmlns:cx2="http://schemas.microsoft.com/office/drawing/2015/10/21/chartex" xmlns:cx3="http://schemas.microsoft.com/office/drawing/2016/5/9/chartex" xmlns:cx4="http://schemas.microsoft.com/office/drawing/2016/5/10/chartex" xmlns:cx5="http://schemas.microsoft.com/office/drawing/2016/5/11/chartex" xmlns:cx6="http://schemas.microsoft.com/office/drawing/2016/5/12/chartex" xmlns:cx7="http://schemas.microsoft.com/office/drawing/2016/5/13/chartex" xmlns:cx8="http://schemas.microsoft.com/office/drawing/2016/5/14/chartex" xmlns:mc="http://schemas.openxmlformats.org/markup-compatibility/2006" xmlns:aink="http://schemas.microsoft.com/office/drawing/2016/ink" xmlns:am3d="http://schemas.microsoft.com/office/drawing/2017/model3d" xmlns:o="urn:schemas-microsoft-com:office:office" xmlns:oel="http://schemas.microsoft.com/office/2019/extlst" xmlns:r="http://schemas.openxmlformats.org/officeDocument/2006/relationships" xmlns:m="http://schemas.openxmlformats.org/officeDocument/2006/math" xmlns:v="urn:schemas-microsoft-com:vml" xmlns:wp14="http://schemas.microsoft.com/office/word/2010/wordprocessingDrawing" xmlns:wp="http://schemas.openxmlformats.org/drawingml/2006/wordprocessingDrawing" xmlns:w10="urn:schemas-microsoft-com:office:word" xmlns:w="http://schemas.openxmlformats.org/wordprocessingml/2006/main" xmlns:w14="http://schemas.microsoft.com/office/word/2010/wordml" xmlns:w15="http://schemas.microsoft.com/office/word/2012/wordml" xmlns:w16cex="http://schemas.microsoft.com/office/word/2018/wordml/cex" xmlns:w16cid="http://schemas.microsoft.com/office/word/2016/wordml/cid" xmlns:w16="http://schemas.microsoft.com/office/word/2018/wordml" xmlns:w16sdtdh="http://schemas.microsoft.com/office/word/2020/wordml/sdtdatahash" xmlns:w16se="http://schemas.microsoft.com/office/word/2015/wordml/symex" xmlns:wpg="http://schemas.microsoft.com/office/word/2010/wordprocessingGroup" xmlns:wpi="http://schemas.microsoft.com/office/word/2010/wordprocessingInk" xmlns:wne="http://schemas.microsoft.com/office/word/2006/wordml" xmlns:wps="http://schemas.microsoft.com/office/word/2010/wordprocessingShape" mc:Ignorable="w14 w15 w16se w16cid w16 w16cex w16sdtdh wp14">
   <w:body>
-    <w:p/>
+    <w:p>
+      <w:pPr>
+        <w:pStyle w:val="1"/>
+        <w:spacing w:line="240" w:lineRule="auto"/>
+        <w:rPr>
+          <w:rFonts w:ascii="黑体" w:eastAsia="黑体" w:hAnsi="黑体"/>
+        </w:rPr>
+      </w:pPr>
+      <w:bookmarkStart w:id="0" w:name="_Toc234690706"/>
+      <w:r>
+        <w:rPr>
+          <w:rFonts w:ascii="黑体" w:eastAsia="黑体" w:hAnsi="黑体"/>
+        </w:rPr>
+        <w:t>Performance Evaluation of HTTP/1.1, HTTP/2 and HTTP/3: A Comparative Experimental Study</w:t>
+      </w:r>
+      <w:bookmarkEnd w:id="0"/>
+    </w:p>
+    <w:p>
+      <w:pPr>
+        <w:rPr>
+          <w:rFonts w:hint="eastAsia"/>
+        </w:rPr>
+      </w:pPr>
+      <w:r>
+        <w:pict w14:anchorId="3FE39D0E">
+          <v:rect id="_x0000_i1149" style="width:0;height:1.5pt" o:hralign="center" o:hrstd="t" o:hr="t" fillcolor="#a0a0a0" stroked="f"/>
+        </w:pict>
+      </w:r>
+    </w:p>
+    <w:p>
+      <w:pPr>
+        <w:pStyle w:val="2"/>
+        <w:rPr>
+          <w:rFonts w:ascii="黑体" w:eastAsia="黑体" w:hAnsi="黑体"/>
+        </w:rPr>
+      </w:pPr>
+      <w:bookmarkStart w:id="1" w:name="_Toc234690707"/>
+      <w:r>
+        <w:rPr>
+          <w:rFonts w:ascii="黑体" w:eastAsia="黑体" w:hAnsi="黑体"/>
+        </w:rPr>
+        <w:t>Abstract</w:t>
+      </w:r>
+      <w:bookmarkEnd w:id="1"/>
+    </w:p>
+    <w:p>
+      <w:pPr>
+        <w:pStyle w:val="pdq2pgselectionanchorcontainer"/>
+      </w:pPr>
+      <w:r>
+        <w:t>The rapid development of modern web applications has increased the demand for efficient and reliable web communication protocols. HTTP has evolved from HTTP/1.1 to HTTP/2 and HTTP/3 to improve web performance and reduce latency.</w:t>
+      </w:r>
+    </w:p>
+    <w:p>
+      <w:pPr>
+        <w:pStyle w:val="a3"/>
+      </w:pPr>
+      <w:r>
+        <w:t xml:space="preserve">This study presents an experimental comparison of HTTP/1.1, HTTP/2, and HTTP/3 using a web-based image gallery application. A Node.js and Express-based web environment was developed, and each protocol was evaluated through repeated experiments. Page Load Time, Time </w:t>
+      </w:r>
+      <w:proofErr w:type="gramStart"/>
+      <w:r>
+        <w:t>To</w:t>
+      </w:r>
+      <w:proofErr w:type="gramEnd"/>
+      <w:r>
+        <w:t xml:space="preserve"> First Byte (TTFB), and standard deviation were measured to </w:t>
+      </w:r>
+      <w:proofErr w:type="spellStart"/>
+      <w:r>
+        <w:t>analyse</w:t>
+      </w:r>
+      <w:proofErr w:type="spellEnd"/>
+      <w:r>
+        <w:t xml:space="preserve"> performance and stability.</w:t>
+      </w:r>
+    </w:p>
+    <w:p>
+      <w:pPr>
+        <w:pStyle w:val="a3"/>
+      </w:pPr>
+      <w:r>
+        <w:t>The experimental results show that HTTP/3 achieved the best overall page loading performance, with the lowest average load time among the three protocols. HTTP/2 also improved performance compared with HTTP/1.1 through multiplexing mechanisms. However, TTFB results indicate that different performance metrics may produce different rankings between protocols.</w:t>
+      </w:r>
+    </w:p>
+    <w:p>
+      <w:pPr>
+        <w:pStyle w:val="a3"/>
+      </w:pPr>
+      <w:r>
+        <w:t>The findings demonstrate that modern HTTP protocols provide significant improvements for web applications, while also showing that protocol performance depends on network conditions and evaluation metrics.</w:t>
+      </w:r>
+    </w:p>
+    <w:p>
+      <w:pPr>
+        <w:pStyle w:val="a3"/>
+      </w:pPr>
+      <w:r>
+        <w:rPr>
+          <w:rStyle w:val="a5"/>
+        </w:rPr>
+        <w:t>Keywords:</w:t>
+      </w:r>
+      <w:r>
+        <w:t xml:space="preserve"> HTTP/1.1, HTTP/2, HTTP/3, QUIC, Web Performance, TTFB</w:t>
+      </w:r>
+    </w:p>
+    <w:p>
+      <w:pPr>
+        <w:rPr>
+          <w:rFonts w:hint="eastAsia"/>
+        </w:rPr>
+      </w:pPr>
+    </w:p>
+    <w:p>
+      <w:pPr>
+        <w:spacing w:line="320" w:lineRule="exact"/>
+        <w:rPr>
+          <w:rFonts w:ascii="黑体" w:eastAsia="黑体" w:hAnsi="黑体"/>
+        </w:rPr>
+      </w:pPr>
+      <w:r>
+        <w:pict w14:anchorId="196084C1">
+          <v:rect id="_x0000_i1145" style="width:0;height:1.5pt" o:hralign="center" o:hrstd="t" o:hr="t" fillcolor="#a0a0a0" stroked="f"/>
+        </w:pict>
+      </w:r>
+    </w:p>
+    <w:p>
+      <w:pPr>
+        <w:pStyle w:val="2"/>
+        <w:spacing w:line="320" w:lineRule="exact"/>
+        <w:rPr>
+          <w:rFonts w:ascii="黑体" w:eastAsia="黑体" w:hAnsi="黑体"/>
+        </w:rPr>
+      </w:pPr>
+      <w:bookmarkStart w:id="2" w:name="_Toc234690708"/>
+      <w:r>
+        <w:rPr>
+          <w:rFonts w:ascii="黑体" w:eastAsia="黑体" w:hAnsi="黑体"/>
+        </w:rPr>
+        <w:lastRenderedPageBreak/>
+        <w:t>1.</w:t>
+      </w:r>
+      <w:r>
+        <w:rPr>
+          <w:rFonts w:ascii="黑体" w:eastAsia="黑体" w:hAnsi="黑体"/>
+        </w:rPr>
+        <w:t>Introduction</w:t>
+      </w:r>
+      <w:bookmarkEnd w:id="2"/>
+    </w:p>
+    <w:p>
+      <w:pPr>
+        <w:pStyle w:val="pdq2pgselectionanchorcontainer"/>
+        <w:spacing w:line="320" w:lineRule="exact"/>
+        <w:ind w:left="360"/>
+      </w:pPr>
+      <w:r>
+        <w:t>The Hypertext Transfer Protocol (HTTP) is one of the fundamental protocols that enables communication between clients and servers on the Internet. As web applications continue to become more complex and data-intensive, improving network performance, reducing latency, and providing a stable user experience have become increasingly important. The evolution of HTTP protocols has therefore focused on improving transmission efficiency and overcoming limitations of previous versions.</w:t>
+      </w:r>
+    </w:p>
+    <w:p>
+      <w:pPr>
+        <w:pStyle w:val="a3"/>
+        <w:spacing w:line="320" w:lineRule="exact"/>
+        <w:ind w:left="360"/>
+      </w:pPr>
+      <w:r>
+        <w:t>HTTP/1.1 has been widely used for many years and introduced several improvements, including persistent connections and improved resource management. However, its sequential request handling mechanism may lead to performance limitations, particularly when loading modern web pages containing a large number of resources. To address these issues, HTTP/2 introduced new features such as multiplexing, stream prioritization, and header compression, allowing multiple requests to be transmitted simultaneously over a single connection.</w:t>
+      </w:r>
+    </w:p>
+    <w:p>
+      <w:pPr>
+        <w:pStyle w:val="a3"/>
+        <w:spacing w:line="320" w:lineRule="exact"/>
+        <w:ind w:left="360"/>
+      </w:pPr>
+      <w:r>
+        <w:t>More recently, HTTP/3 was developed to further improve web performance by replacing TCP with the QUIC transport protocol over UDP. By reducing connection establishment overhead and supporting features such as connection migration and improved congestion control, HTTP/3 aims to provide faster and more reliable communication, especially in unstable network environments.</w:t>
+      </w:r>
+    </w:p>
+    <w:p>
+      <w:pPr>
+        <w:pStyle w:val="a3"/>
+        <w:spacing w:line="320" w:lineRule="exact"/>
+        <w:ind w:left="360"/>
+      </w:pPr>
+      <w:r>
+        <w:t>Although HTTP/3 introduces significant improvements at the protocol level, its practical performance advantages may vary depending on network conditions, server configurations, and workload characteristics. Therefore, experimental evaluation is necessary to understand how different HTTP versions perform under controlled conditions rather than relying only on theoretical advantages.</w:t>
+      </w:r>
+    </w:p>
+    <w:p>
+      <w:pPr>
+        <w:pStyle w:val="a3"/>
+        <w:spacing w:line="320" w:lineRule="exact"/>
+        <w:ind w:left="360"/>
+      </w:pPr>
+      <w:r>
+        <w:t xml:space="preserve">This study aims to experimentally compare the performance of HTTP/1.1, HTTP/2, and HTTP/3 by measuring key performance indicators, including page load time and Time </w:t>
+      </w:r>
+      <w:proofErr w:type="gramStart"/>
+      <w:r>
+        <w:t>To</w:t>
+      </w:r>
+      <w:proofErr w:type="gramEnd"/>
+      <w:r>
+        <w:t xml:space="preserve"> First Byte (TTFB). In addition, standard deviation is calculated to evaluate the stability and consistency of each protocol. The experimental results provide insights into the practical differences between these protocols and help understand the real-world performance impact of modern HTTP technologies.</w:t>
+      </w:r>
+    </w:p>
+    <w:p>
+      <w:pPr>
+        <w:pStyle w:val="a3"/>
+        <w:spacing w:line="320" w:lineRule="exact"/>
+      </w:pPr>
+      <w:r>
+        <w:lastRenderedPageBreak/>
+        <w:pict w14:anchorId="3747F047">
+          <v:rect id="_x0000_i1146" style="width:0;height:1.5pt" o:hralign="center" o:hrstd="t" o:hr="t" fillcolor="#a0a0a0" stroked="f"/>
+        </w:pict>
+      </w:r>
+    </w:p>
+    <w:p>
+      <w:pPr>
+        <w:pStyle w:val="2"/>
+        <w:spacing w:line="320" w:lineRule="exact"/>
+        <w:rPr>
+          <w:rFonts w:ascii="黑体" w:eastAsia="黑体" w:hAnsi="黑体" w:hint="eastAsia"/>
+        </w:rPr>
+      </w:pPr>
+      <w:bookmarkStart w:id="3" w:name="_Toc234690709"/>
+      <w:r>
+        <w:rPr>
+          <w:rFonts w:ascii="黑体" w:eastAsia="黑体" w:hAnsi="黑体"/>
+        </w:rPr>
+        <w:t>2.</w:t>
+      </w:r>
+      <w:r>
+        <w:rPr>
+          <w:rFonts w:ascii="黑体" w:eastAsia="黑体" w:hAnsi="黑体"/>
+        </w:rPr>
+        <w:t>Background</w:t>
+      </w:r>
+      <w:bookmarkEnd w:id="3"/>
+    </w:p>
+    <w:p>
+      <w:pPr>
+        <w:pStyle w:val="3"/>
+        <w:spacing w:line="320" w:lineRule="exact"/>
+        <w:rPr>
+          <w:rFonts w:ascii="宋体" w:eastAsia="宋体" w:hAnsi="宋体"/>
+          <w:sz w:val="28"/>
+          <w:szCs w:val="28"/>
+        </w:rPr>
+      </w:pPr>
+      <w:bookmarkStart w:id="4" w:name="_Toc234690710"/>
+      <w:r>
+        <w:rPr>
+          <w:rFonts w:ascii="宋体" w:eastAsia="宋体" w:hAnsi="宋体"/>
+          <w:sz w:val="28"/>
+          <w:szCs w:val="28"/>
+        </w:rPr>
+        <w:t>2.1 HTTP/1.1</w:t>
+      </w:r>
+      <w:bookmarkEnd w:id="4"/>
+    </w:p>
+    <w:p>
+      <w:pPr>
+        <w:spacing w:before="100" w:beforeAutospacing="1" w:after="100" w:afterAutospacing="1" w:line="320" w:lineRule="exact"/>
+        <w:rPr>
+          <w:rFonts w:ascii="宋体" w:eastAsia="宋体" w:hAnsi="宋体"/>
+          <w:sz w:val="24"/>
+          <w:szCs w:val="24"/>
+        </w:rPr>
+      </w:pPr>
+      <w:r>
+        <w:rPr>
+          <w:rFonts w:ascii="宋体" w:eastAsia="宋体" w:hAnsi="宋体"/>
+          <w:sz w:val="24"/>
+          <w:szCs w:val="24"/>
+        </w:rPr>
+        <w:t>HTTP/1.1 is one of the most widely deployed versions of the Hypertext Transfer Protocol and has been used as the foundation of web communication for decades. Compared with earlier versions, HTTP/1.1 introduced persistent connections, allowing multiple requests and responses to reuse the same TCP connection instead of establishing a new connection for every request.</w:t>
+      </w:r>
+    </w:p>
+    <w:p>
+      <w:pPr>
+        <w:pStyle w:val="a3"/>
+        <w:spacing w:line="320" w:lineRule="exact"/>
+      </w:pPr>
+      <w:r>
+        <w:t>However, HTTP/1.1 still suffers from several limitations. One major issue is the lack of native multiplexing support, meaning that multiple resources cannot be efficiently transmitted simultaneously within a single connection. This may cause increased latency when loading modern websites containing many independent resources such as images, scripts, and style files.</w:t>
+      </w:r>
+    </w:p>
+    <w:p>
+      <w:pPr>
+        <w:spacing w:line="320" w:lineRule="exact"/>
+      </w:pPr>
+      <w:r>
+        <w:pict w14:anchorId="1A5811F1">
+          <v:rect id="_x0000_i1114" style="width:0;height:1.5pt" o:hralign="center" o:hrstd="t" o:hr="t" fillcolor="#a0a0a0" stroked="f"/>
+        </w:pict>
+      </w:r>
+    </w:p>
+    <w:p>
+      <w:pPr>
+        <w:pStyle w:val="3"/>
+        <w:spacing w:line="320" w:lineRule="exact"/>
+        <w:rPr>
+          <w:rFonts w:ascii="宋体" w:eastAsia="宋体" w:hAnsi="宋体"/>
+          <w:sz w:val="28"/>
+          <w:szCs w:val="28"/>
+        </w:rPr>
+      </w:pPr>
+      <w:bookmarkStart w:id="5" w:name="_Toc234690711"/>
+      <w:r>
+        <w:rPr>
+          <w:rFonts w:ascii="宋体" w:eastAsia="宋体" w:hAnsi="宋体"/>
+          <w:sz w:val="28"/>
+          <w:szCs w:val="28"/>
+        </w:rPr>
+        <w:t>2.2 HTTP/2</w:t>
+      </w:r>
+      <w:bookmarkEnd w:id="5"/>
+    </w:p>
+    <w:p>
+      <w:pPr>
+        <w:pStyle w:val="a3"/>
+        <w:spacing w:line="320" w:lineRule="exact"/>
+      </w:pPr>
+      <w:r>
+        <w:t>HTTP/2 was introduced to improve the efficiency of web communication by addressing the performance limitations of HTTP/1.1. One of the most important features of HTTP/2 is multiplexing, which allows multiple streams of data to be transmitted simultaneously through a single TCP connection.</w:t>
+      </w:r>
+    </w:p>
+    <w:p>
+      <w:pPr>
+        <w:pStyle w:val="a3"/>
+        <w:spacing w:line="320" w:lineRule="exact"/>
+      </w:pPr>
+      <w:r>
+        <w:t>Additionally, HTTP/2 introduced header compression using HPACK, reducing unnecessary data transmission caused by repeated HTTP headers. These improvements can significantly reduce network overhead and improve page loading performance, especially for websites with many resources.</w:t>
+      </w:r>
+    </w:p>
+    <w:p>
+      <w:pPr>
+        <w:pStyle w:val="a3"/>
+        <w:spacing w:line="320" w:lineRule="exact"/>
+      </w:pPr>
+      <w:r>
+        <w:t>However, since HTTP/2 still relies on TCP, it may experience performance degradation when packet loss occurs. This is because TCP handles packet recovery at the connection level, which may affect multiple streams simultaneously.</w:t>
+      </w:r>
+    </w:p>
+    <w:p>
+      <w:pPr>
+        <w:spacing w:line="320" w:lineRule="exact"/>
+      </w:pPr>
+      <w:r>
+        <w:pict w14:anchorId="3FB50C6A">
+          <v:rect id="_x0000_i1115" style="width:0;height:1.5pt" o:hralign="center" o:hrstd="t" o:hr="t" fillcolor="#a0a0a0" stroked="f"/>
+        </w:pict>
+      </w:r>
+    </w:p>
+    <w:p>
+      <w:pPr>
+        <w:pStyle w:val="3"/>
+        <w:spacing w:line="320" w:lineRule="exact"/>
+        <w:rPr>
+          <w:rFonts w:ascii="宋体" w:eastAsia="宋体" w:hAnsi="宋体"/>
+          <w:sz w:val="28"/>
+          <w:szCs w:val="28"/>
+        </w:rPr>
+      </w:pPr>
+      <w:bookmarkStart w:id="6" w:name="_Toc234690712"/>
+      <w:r>
+        <w:rPr>
+          <w:rFonts w:ascii="宋体" w:eastAsia="宋体" w:hAnsi="宋体"/>
+          <w:sz w:val="28"/>
+          <w:szCs w:val="28"/>
+        </w:rPr>
+        <w:lastRenderedPageBreak/>
+        <w:t>2.3 HTTP/3 and QUIC</w:t>
+      </w:r>
+      <w:bookmarkEnd w:id="6"/>
+    </w:p>
+    <w:p>
+      <w:pPr>
+        <w:pStyle w:val="a3"/>
+        <w:spacing w:line="320" w:lineRule="exact"/>
+      </w:pPr>
+      <w:r>
+        <w:t>HTTP/3 represents the latest generation of HTTP protocols and is built on top of the QUIC transport protocol. Unlike previous versions that rely on TCP, HTTP/3 uses UDP as the underlying transport layer while implementing reliability and security mechanisms within QUIC.</w:t>
+      </w:r>
+    </w:p>
+    <w:p>
+      <w:pPr>
+        <w:pStyle w:val="a3"/>
+        <w:spacing w:line="320" w:lineRule="exact"/>
+      </w:pPr>
+      <w:r>
+        <w:t>QUIC provides several advantages, including faster connection establishment, independent stream processing, and improved performance under changing network conditions. Since packet loss in one stream does not block other streams, HTTP/3 can reduce latency caused by traditional TCP head-of-line blocking.</w:t>
+      </w:r>
+    </w:p>
+    <w:p>
+      <w:pPr>
+        <w:pStyle w:val="a3"/>
+        <w:spacing w:line="320" w:lineRule="exact"/>
+      </w:pPr>
+      <w:r>
+        <w:t>Despite these theoretical advantages, the actual performance improvement of HTTP/3 depends on factors such as network environment, server implementation, and application workload. Therefore, experimental comparison remains important for evaluating its practical benefits.</w:t>
+      </w:r>
+    </w:p>
+    <w:p>
+      <w:pPr>
+        <w:pStyle w:val="a3"/>
+        <w:spacing w:line="320" w:lineRule="exact"/>
+      </w:pPr>
+      <w:r>
+        <w:pict w14:anchorId="65F189AD">
+          <v:rect id="_x0000_i1117" style="width:0;height:1.5pt" o:hralign="center" o:hrstd="t" o:hr="t" fillcolor="#a0a0a0" stroked="f"/>
+        </w:pict>
+      </w:r>
+    </w:p>
+    <w:p>
+      <w:pPr>
+        <w:pStyle w:val="2"/>
+        <w:spacing w:line="320" w:lineRule="exact"/>
+        <w:rPr>
+          <w:rFonts w:ascii="黑体" w:eastAsia="黑体" w:hAnsi="黑体"/>
+        </w:rPr>
+      </w:pPr>
+      <w:bookmarkStart w:id="7" w:name="_Toc234690713"/>
+      <w:r>
+        <w:rPr>
+          <w:rFonts w:ascii="黑体" w:eastAsia="黑体" w:hAnsi="黑体"/>
+        </w:rPr>
+        <w:t>3. Methodology</w:t>
+      </w:r>
+      <w:bookmarkEnd w:id="7"/>
+    </w:p>
+    <w:p>
+      <w:pPr>
+        <w:pStyle w:val="3"/>
+        <w:spacing w:line="320" w:lineRule="exact"/>
+        <w:rPr>
+          <w:rFonts w:ascii="宋体" w:eastAsia="宋体" w:hAnsi="宋体"/>
+          <w:sz w:val="28"/>
+          <w:szCs w:val="28"/>
+        </w:rPr>
+      </w:pPr>
+      <w:bookmarkStart w:id="8" w:name="_Toc234690714"/>
+      <w:r>
+        <w:rPr>
+          <w:rFonts w:ascii="宋体" w:eastAsia="宋体" w:hAnsi="宋体"/>
+          <w:sz w:val="28"/>
+          <w:szCs w:val="28"/>
+        </w:rPr>
+        <w:t>3.1 Experimental Environment</w:t>
+      </w:r>
+      <w:bookmarkEnd w:id="8"/>
+    </w:p>
+    <w:p>
+      <w:pPr>
+        <w:spacing w:before="100" w:beforeAutospacing="1" w:after="100" w:afterAutospacing="1" w:line="320" w:lineRule="exact"/>
+        <w:rPr>
+          <w:rFonts w:ascii="宋体" w:eastAsia="宋体" w:hAnsi="宋体"/>
+          <w:sz w:val="24"/>
+          <w:szCs w:val="24"/>
+        </w:rPr>
+      </w:pPr>
+      <w:r>
+        <w:rPr>
+          <w:rFonts w:ascii="宋体" w:eastAsia="宋体" w:hAnsi="宋体"/>
+          <w:sz w:val="24"/>
+          <w:szCs w:val="24"/>
+        </w:rPr>
+        <w:t>This study evaluates the performance differences between HTTP/1.1, HTTP/2, and HTTP/3 through a controlled web performance experiment. A web-based image gallery application was developed as the experimental platform. The website contains multiple pages, images, and static resources, representing a typical modern web application with multiple HTTP requests.</w:t>
+      </w:r>
+    </w:p>
+    <w:p>
+      <w:pPr>
+        <w:pStyle w:val="a3"/>
+        <w:spacing w:line="320" w:lineRule="exact"/>
+      </w:pPr>
+      <w:r>
+        <w:t>The web application was developed using HTML, CSS, and JavaScript. A Node.js environment with Express.js was used to serve the website resources. Express.js was selected because it provides a lightweight and simple framework for building web servers and handling static file requests.</w:t>
+      </w:r>
+    </w:p>
+    <w:p>
+      <w:pPr>
+        <w:pStyle w:val="a3"/>
+        <w:spacing w:line="320" w:lineRule="exact"/>
+      </w:pPr>
+      <w:r>
+        <w:t>The website was deployed in a public hosting environment and accessed through HTTPS. Cloudflare services were enabled to provide secure communication and HTTP/3 support based on the QUIC protocol. Google Chrome Developer Tools was used to monitor network activities and collect performance information during the experiments.</w:t>
+      </w:r>
+    </w:p>
+    <w:p>
+      <w:pPr>
+        <w:spacing w:line="320" w:lineRule="exact"/>
+      </w:pPr>
+      <w:r>
+        <w:lastRenderedPageBreak/>
+        <w:pict w14:anchorId="17E154F1">
+          <v:rect id="_x0000_i1118" style="width:0;height:1.5pt" o:hralign="center" o:hrstd="t" o:hr="t" fillcolor="#a0a0a0" stroked="f"/>
+        </w:pict>
+      </w:r>
+    </w:p>
+    <w:p>
+      <w:pPr>
+        <w:pStyle w:val="3"/>
+        <w:spacing w:line="320" w:lineRule="exact"/>
+        <w:rPr>
+          <w:rFonts w:ascii="宋体" w:eastAsia="宋体" w:hAnsi="宋体"/>
+          <w:sz w:val="28"/>
+          <w:szCs w:val="28"/>
+        </w:rPr>
+      </w:pPr>
+      <w:bookmarkStart w:id="9" w:name="_Toc234690715"/>
+      <w:r>
+        <w:rPr>
+          <w:rFonts w:ascii="宋体" w:eastAsia="宋体" w:hAnsi="宋体"/>
+          <w:sz w:val="28"/>
+          <w:szCs w:val="28"/>
+        </w:rPr>
+        <w:t>3.2 Website and Server Configuration</w:t>
+      </w:r>
+      <w:bookmarkEnd w:id="9"/>
+    </w:p>
+    <w:p>
+      <w:pPr>
+        <w:pStyle w:val="a3"/>
+        <w:spacing w:line="320" w:lineRule="exact"/>
+      </w:pPr>
+      <w:r>
+        <w:t>The experimental website was designed as a gaming image gallery containing multiple images and static resources. The purpose of using an image-based website was to simulate a resource-intensive webpage where multiple files need to be requested and transferred between client and server.</w:t>
+      </w:r>
+    </w:p>
+    <w:p>
+      <w:pPr>
+        <w:pStyle w:val="a3"/>
+        <w:spacing w:line="320" w:lineRule="exact"/>
+      </w:pPr>
+      <w:r>
+        <w:t>For HTTP/1.1 testing, a Node.js Express server was configured to provide static website resources. The server used the default HTTP/1.1 communication method provided by Express.</w:t>
+      </w:r>
+    </w:p>
+    <w:p>
+      <w:pPr>
+        <w:pStyle w:val="a3"/>
+        <w:spacing w:line="320" w:lineRule="exact"/>
+      </w:pPr>
+      <w:r>
+        <w:t>For HTTP/2 testing, a secure HTTP/2 server was implemented using the native Node.js HTTP/2 module with TLS certificates. This configuration enabled HTTP/2 communication through an encrypted HTTPS connection.</w:t>
+      </w:r>
+    </w:p>
+    <w:p>
+      <w:pPr>
+        <w:pStyle w:val="a3"/>
+        <w:spacing w:line="320" w:lineRule="exact"/>
+      </w:pPr>
+      <w:r>
+        <w:t>For HTTP/3 testing, HTTP/3 support was enabled through Cloudflare using the QUIC transport protocol. The browser established HTTP/3 connections with the server when HTTP/3 was available.</w:t>
+      </w:r>
+    </w:p>
+    <w:p>
+      <w:pPr>
+        <w:pStyle w:val="a3"/>
+        <w:spacing w:line="320" w:lineRule="exact"/>
+      </w:pPr>
+      <w:r>
+        <w:t>The same website resources and testing conditions were maintained for all protocols to ensure a fair comparison.</w:t>
+      </w:r>
+    </w:p>
+    <w:p>
+      <w:pPr>
+        <w:spacing w:line="320" w:lineRule="exact"/>
+      </w:pPr>
+      <w:r>
+        <w:pict w14:anchorId="3A8457CD">
+          <v:rect id="_x0000_i1119" style="width:0;height:1.5pt" o:hralign="center" o:hrstd="t" o:hr="t" fillcolor="#a0a0a0" stroked="f"/>
+        </w:pict>
+      </w:r>
+    </w:p>
+    <w:p>
+      <w:pPr>
+        <w:pStyle w:val="3"/>
+        <w:spacing w:line="320" w:lineRule="exact"/>
+        <w:rPr>
+          <w:rFonts w:ascii="宋体" w:eastAsia="宋体" w:hAnsi="宋体"/>
+          <w:sz w:val="28"/>
+          <w:szCs w:val="28"/>
+        </w:rPr>
+      </w:pPr>
+      <w:bookmarkStart w:id="10" w:name="_Toc234690716"/>
+      <w:r>
+        <w:rPr>
+          <w:rFonts w:ascii="宋体" w:eastAsia="宋体" w:hAnsi="宋体"/>
+          <w:sz w:val="28"/>
+          <w:szCs w:val="28"/>
+        </w:rPr>
+        <w:t>3.3 Experimental Procedure</w:t>
+      </w:r>
+      <w:bookmarkEnd w:id="10"/>
+    </w:p>
+    <w:p>
+      <w:pPr>
+        <w:pStyle w:val="a3"/>
+        <w:spacing w:line="320" w:lineRule="exact"/>
+      </w:pPr>
+      <w:r>
+        <w:t>The experiment was conducted using the same webpage and testing environment for HTTP/1.1, HTTP/2, and HTTP/3. Each protocol was tested repeatedly to reduce the influence of random network variations.</w:t>
+      </w:r>
+    </w:p>
+    <w:p>
+      <w:pPr>
+        <w:pStyle w:val="a3"/>
+        <w:spacing w:line="320" w:lineRule="exact"/>
+      </w:pPr>
+      <w:r>
+        <w:t>For each HTTP protocol, 10 independent tests were performed, resulting in a total of 30 experimental samples. During each test, the browser loaded the complete website, and network performance information was recorded using Chrome Developer Tools.</w:t>
+      </w:r>
+    </w:p>
+    <w:p>
+      <w:pPr>
+        <w:pStyle w:val="a3"/>
+        <w:spacing w:line="320" w:lineRule="exact"/>
+      </w:pPr>
+      <w:r>
+        <w:t>Before each measurement, the browser cache was disabled to reduce the impact of previously stored resources. The same webpage, resource files, and testing procedure were used throughout all experiments.</w:t>
+      </w:r>
+    </w:p>
+    <w:p>
+      <w:pPr>
+        <w:pStyle w:val="a3"/>
+        <w:spacing w:line="320" w:lineRule="exact"/>
+      </w:pPr>
+      <w:r>
+        <w:lastRenderedPageBreak/>
+        <w:t>The collected data was exported and organi</w:t>
+      </w:r>
+      <w:r>
+        <w:t>z</w:t>
+      </w:r>
+      <w:r>
+        <w:t>ed into Excel spreadsheets for further statistical analysis. Average values, maximum values, minimum values, and standard deviations were calculated to compare the performance and stability of different HTTP protocols.</w:t>
+      </w:r>
+    </w:p>
+    <w:p>
+      <w:pPr>
+        <w:spacing w:line="320" w:lineRule="exact"/>
+      </w:pPr>
+      <w:r>
+        <w:pict w14:anchorId="02291A6F">
+          <v:rect id="_x0000_i1120" style="width:0;height:1.5pt" o:hralign="center" o:hrstd="t" o:hr="t" fillcolor="#a0a0a0" stroked="f"/>
+        </w:pict>
+      </w:r>
+    </w:p>
+    <w:p>
+      <w:pPr>
+        <w:pStyle w:val="3"/>
+        <w:spacing w:line="320" w:lineRule="exact"/>
+        <w:rPr>
+          <w:rFonts w:ascii="宋体" w:eastAsia="宋体" w:hAnsi="宋体"/>
+          <w:sz w:val="28"/>
+          <w:szCs w:val="28"/>
+        </w:rPr>
+      </w:pPr>
+      <w:bookmarkStart w:id="11" w:name="_Toc234690717"/>
+      <w:r>
+        <w:rPr>
+          <w:rFonts w:ascii="宋体" w:eastAsia="宋体" w:hAnsi="宋体"/>
+          <w:sz w:val="28"/>
+          <w:szCs w:val="28"/>
+        </w:rPr>
+        <w:t>3.4 Performance Metrics</w:t>
+      </w:r>
+      <w:bookmarkEnd w:id="11"/>
+    </w:p>
+    <w:p>
+      <w:pPr>
+        <w:pStyle w:val="a3"/>
+        <w:spacing w:line="320" w:lineRule="exact"/>
+      </w:pPr>
+      <w:r>
+        <w:t>To evaluate the performance of different HTTP protocols, several important web performance metrics were selected.</w:t>
+      </w:r>
+    </w:p>
+    <w:p>
+      <w:pPr>
+        <w:pStyle w:val="3"/>
+        <w:spacing w:line="320" w:lineRule="exact"/>
+        <w:rPr>
+          <w:rFonts w:ascii="黑体" w:eastAsia="黑体" w:hAnsi="黑体"/>
+          <w:b w:val="0"/>
+          <w:bCs w:val="0"/>
+          <w:sz w:val="28"/>
+          <w:szCs w:val="28"/>
+        </w:rPr>
+      </w:pPr>
+      <w:bookmarkStart w:id="12" w:name="_Toc234690718"/>
+      <w:r>
+        <w:rPr>
+          <w:rFonts w:ascii="黑体" w:eastAsia="黑体" w:hAnsi="黑体"/>
+          <w:b w:val="0"/>
+          <w:bCs w:val="0"/>
+          <w:sz w:val="28"/>
+          <w:szCs w:val="28"/>
+        </w:rPr>
+        <w:t>(</w:t>
+      </w:r>
+      <w:proofErr w:type="gramStart"/>
+      <w:r>
+        <w:rPr>
+          <w:rFonts w:ascii="宋体" w:eastAsia="宋体" w:hAnsi="宋体"/>
+          <w:b w:val="0"/>
+          <w:bCs w:val="0"/>
+          <w:sz w:val="28"/>
+          <w:szCs w:val="28"/>
+        </w:rPr>
+        <w:t>1)</w:t>
+      </w:r>
+      <w:r>
+        <w:rPr>
+          <w:rFonts w:ascii="宋体" w:eastAsia="宋体" w:hAnsi="宋体"/>
+          <w:b w:val="0"/>
+          <w:bCs w:val="0"/>
+          <w:sz w:val="28"/>
+          <w:szCs w:val="28"/>
+        </w:rPr>
+        <w:t>Page</w:t>
+      </w:r>
+      <w:proofErr w:type="gramEnd"/>
+      <w:r>
+        <w:rPr>
+          <w:rFonts w:ascii="宋体" w:eastAsia="宋体" w:hAnsi="宋体"/>
+          <w:b w:val="0"/>
+          <w:bCs w:val="0"/>
+          <w:sz w:val="28"/>
+          <w:szCs w:val="28"/>
+        </w:rPr>
+        <w:t xml:space="preserve"> Load Time</w:t>
+      </w:r>
+      <w:bookmarkEnd w:id="12"/>
+    </w:p>
+    <w:p>
+      <w:pPr>
+        <w:pStyle w:val="a3"/>
+        <w:spacing w:line="320" w:lineRule="exact"/>
+        <w:rPr>
+          <w:rFonts w:ascii="黑体" w:eastAsia="黑体" w:hAnsi="黑体"/>
+        </w:rPr>
+      </w:pPr>
+      <w:r>
+        <w:t>Page Load Time represents the total time required for the webpage and its resources to completely load. This metric reflects the overall user experience and is one of the main indicators for evaluating web performance.</w:t>
+      </w:r>
+    </w:p>
+    <w:p>
+      <w:pPr>
+        <w:pStyle w:val="3"/>
+        <w:spacing w:line="320" w:lineRule="exact"/>
+        <w:rPr>
+          <w:rFonts w:ascii="宋体" w:eastAsia="宋体" w:hAnsi="宋体"/>
+          <w:b w:val="0"/>
+          <w:bCs w:val="0"/>
+          <w:sz w:val="28"/>
+          <w:szCs w:val="28"/>
+        </w:rPr>
+      </w:pPr>
+      <w:bookmarkStart w:id="13" w:name="_Toc234690719"/>
+      <w:r>
+        <w:rPr>
+          <w:rFonts w:ascii="宋体" w:eastAsia="宋体" w:hAnsi="宋体"/>
+          <w:b w:val="0"/>
+          <w:bCs w:val="0"/>
+          <w:sz w:val="28"/>
+          <w:szCs w:val="28"/>
+        </w:rPr>
+        <w:t>(</w:t>
+      </w:r>
+      <w:proofErr w:type="gramStart"/>
+      <w:r>
+        <w:rPr>
+          <w:rFonts w:ascii="宋体" w:eastAsia="宋体" w:hAnsi="宋体"/>
+          <w:b w:val="0"/>
+          <w:bCs w:val="0"/>
+          <w:sz w:val="28"/>
+          <w:szCs w:val="28"/>
+        </w:rPr>
+        <w:t>2)</w:t>
+      </w:r>
+      <w:r>
+        <w:rPr>
+          <w:rFonts w:ascii="宋体" w:eastAsia="宋体" w:hAnsi="宋体"/>
+          <w:b w:val="0"/>
+          <w:bCs w:val="0"/>
+          <w:sz w:val="28"/>
+          <w:szCs w:val="28"/>
+        </w:rPr>
+        <w:t>Time</w:t>
+      </w:r>
+      <w:proofErr w:type="gramEnd"/>
+      <w:r>
+        <w:rPr>
+          <w:rFonts w:ascii="宋体" w:eastAsia="宋体" w:hAnsi="宋体"/>
+          <w:b w:val="0"/>
+          <w:bCs w:val="0"/>
+          <w:sz w:val="28"/>
+          <w:szCs w:val="28"/>
+        </w:rPr>
+        <w:t xml:space="preserve"> To First Byte (TTFB)</w:t>
+      </w:r>
+      <w:bookmarkEnd w:id="13"/>
+    </w:p>
+    <w:p>
+      <w:pPr>
+        <w:pStyle w:val="a3"/>
+        <w:spacing w:line="320" w:lineRule="exact"/>
+      </w:pPr>
+      <w:r>
+        <w:t>Time To First Byte (TTFB) measures the time between sending an HTTP request and receiving the first byte of response data from the server. This metric reflects server response latency and connection performance.</w:t>
+      </w:r>
+    </w:p>
+    <w:p>
+      <w:pPr>
+        <w:pStyle w:val="3"/>
+        <w:spacing w:line="320" w:lineRule="exact"/>
+        <w:rPr>
+          <w:rFonts w:ascii="宋体" w:eastAsia="宋体" w:hAnsi="宋体"/>
+          <w:b w:val="0"/>
+          <w:bCs w:val="0"/>
+        </w:rPr>
+      </w:pPr>
+      <w:bookmarkStart w:id="14" w:name="_Toc234690720"/>
+      <w:r>
+        <w:rPr>
+          <w:rFonts w:ascii="宋体" w:eastAsia="宋体" w:hAnsi="宋体"/>
+          <w:b w:val="0"/>
+          <w:bCs w:val="0"/>
+        </w:rPr>
+        <w:t>(</w:t>
+      </w:r>
+      <w:proofErr w:type="gramStart"/>
+      <w:r>
+        <w:rPr>
+          <w:rFonts w:ascii="宋体" w:eastAsia="宋体" w:hAnsi="宋体"/>
+          <w:b w:val="0"/>
+          <w:bCs w:val="0"/>
+        </w:rPr>
+        <w:t>3)</w:t>
+      </w:r>
+      <w:r>
+        <w:rPr>
+          <w:rFonts w:ascii="宋体" w:eastAsia="宋体" w:hAnsi="宋体"/>
+          <w:b w:val="0"/>
+          <w:bCs w:val="0"/>
+        </w:rPr>
+        <w:t>Standard</w:t>
+      </w:r>
+      <w:proofErr w:type="gramEnd"/>
+      <w:r>
+        <w:rPr>
+          <w:rFonts w:ascii="宋体" w:eastAsia="宋体" w:hAnsi="宋体"/>
+          <w:b w:val="0"/>
+          <w:bCs w:val="0"/>
+        </w:rPr>
+        <w:t xml:space="preserve"> Deviation</w:t>
+      </w:r>
+      <w:bookmarkEnd w:id="14"/>
+    </w:p>
+    <w:p>
+      <w:pPr>
+        <w:pStyle w:val="a3"/>
+        <w:spacing w:line="320" w:lineRule="exact"/>
+      </w:pPr>
+      <w:r>
+        <w:t>Standard deviation was calculated to evaluate the stability of each protocol during repeated experiments. A lower standard deviation indicates more consistent performance, while a higher value represents greater variation between tests.</w:t>
+      </w:r>
+    </w:p>
+    <w:p>
+      <w:pPr>
+        <w:spacing w:line="320" w:lineRule="exact"/>
+      </w:pPr>
+    </w:p>
+    <w:p>
+      <w:pPr>
+        <w:spacing w:line="320" w:lineRule="exact"/>
+      </w:pPr>
+    </w:p>
+    <w:p>
+      <w:pPr>
+        <w:spacing w:line="320" w:lineRule="exact"/>
+      </w:pPr>
+      <w:r>
+        <w:pict w14:anchorId="1909DB7A">
+          <v:rect id="_x0000_i1130" style="width:0;height:1.5pt" o:hralign="center" o:hrstd="t" o:hr="t" fillcolor="#a0a0a0" stroked="f"/>
+        </w:pict>
+      </w:r>
+    </w:p>
+    <w:p>
+      <w:pPr>
+        <w:pStyle w:val="2"/>
+        <w:rPr>
+          <w:rFonts w:ascii="黑体" w:eastAsia="黑体" w:hAnsi="黑体"/>
+        </w:rPr>
+      </w:pPr>
+      <w:bookmarkStart w:id="15" w:name="_Toc234690721"/>
+      <w:r>
+        <w:rPr>
+          <w:rFonts w:ascii="黑体" w:eastAsia="黑体" w:hAnsi="黑体"/>
+        </w:rPr>
+        <w:t>4. Experimental Results</w:t>
+      </w:r>
+      <w:bookmarkEnd w:id="15"/>
+    </w:p>
+    <w:p>
+      <w:pPr>
+        <w:rPr>
+          <w:rFonts w:hint="eastAsia"/>
+        </w:rPr>
+      </w:pPr>
+      <w:r>
+        <w:pict w14:anchorId="0C562CFA">
+          <v:rect id="_x0000_i1135" style="width:0;height:1.5pt" o:hralign="center" o:hrstd="t" o:hr="t" fillcolor="#a0a0a0" stroked="f"/>
+        </w:pict>
+      </w:r>
+    </w:p>
+    <w:p>
+      <w:pPr>
+        <w:pStyle w:val="3"/>
+        <w:rPr>
+          <w:rFonts w:ascii="宋体" w:eastAsia="宋体" w:hAnsi="宋体"/>
+          <w:sz w:val="28"/>
+          <w:szCs w:val="28"/>
+        </w:rPr>
+      </w:pPr>
+      <w:bookmarkStart w:id="16" w:name="_Toc234690722"/>
+      <w:r>
+        <w:rPr>
+          <w:rFonts w:ascii="宋体" w:eastAsia="宋体" w:hAnsi="宋体"/>
+          <w:sz w:val="28"/>
+          <w:szCs w:val="28"/>
+        </w:rPr>
+        <w:lastRenderedPageBreak/>
+        <w:t>4.1 Page Load Time Analysis</w:t>
+      </w:r>
+      <w:bookmarkEnd w:id="16"/>
+    </w:p>
+    <w:p>
+      <w:r>
+        <w:rPr>
+          <w:noProof/>
+        </w:rPr>
+        <w:drawing>
+          <wp:inline distT="0" distB="0" distL="0" distR="0" wp14:anchorId="3C8EF0AB" wp14:editId="42057740">
+            <wp:extent cx="4343400" cy="2821940"/>
+            <wp:effectExtent l="0" t="0" r="0" b="0"/>
+            <wp:docPr id="1" name="图片 1"/>
+            <wp:cNvGraphicFramePr>
+              <a:graphicFrameLocks xmlns:a="http://schemas.openxmlformats.org/drawingml/2006/main" noChangeAspect="1"/>
+            </wp:cNvGraphicFramePr>
+            <a:graphic xmlns:a="http://schemas.openxmlformats.org/drawingml/2006/main">
+              <a:graphicData uri="http://schemas.openxmlformats.org/drawingml/2006/picture">
+                <pic:pic xmlns:pic="http://schemas.openxmlformats.org/drawingml/2006/picture">
+                  <pic:nvPicPr>
+                    <pic:cNvPr id="0" name="Picture 107"/>
+                    <pic:cNvPicPr>
+                      <a:picLocks noChangeAspect="1" noChangeArrowheads="1"/>
+                    </pic:cNvPicPr>
+                  </pic:nvPicPr>
+                  <pic:blipFill>
+                    <a:blip r:embed="rId5">
+                      <a:extLst>
+                        <a:ext uri="{28A0092B-C50C-407E-A947-70E740481C1C}">
+                          <a14:useLocalDpi xmlns:a14="http://schemas.microsoft.com/office/drawing/2010/main" val="0"/>
+                        </a:ext>
+                      </a:extLst>
+                    </a:blip>
+                    <a:srcRect/>
+                    <a:stretch>
+                      <a:fillRect/>
+                    </a:stretch>
+                  </pic:blipFill>
+                  <pic:spPr bwMode="auto">
+                    <a:xfrm>
+                      <a:off x="0" y="0"/>
+                      <a:ext cx="4357303" cy="2830973"/>
+                    </a:xfrm>
+                    <a:prstGeom prst="rect">
+                      <a:avLst/>
+                    </a:prstGeom>
+                    <a:noFill/>
+                    <a:ln>
+                      <a:noFill/>
+                    </a:ln>
+                  </pic:spPr>
+                </pic:pic>
+              </a:graphicData>
+            </a:graphic>
+          </wp:inline>
+        </w:drawing>
+      </w:r>
+    </w:p>
+    <w:p>
+      <w:pPr>
+        <w:rPr>
+          <w:rFonts w:hint="eastAsia"/>
+        </w:rPr>
+      </w:pPr>
+      <w:r>
+        <w:t>figure1_load_time</w:t>
+      </w:r>
+      <w:r>
+        <w:t>.</w:t>
+      </w:r>
+    </w:p>
+    <w:p>
+      <w:pPr>
+        <w:pStyle w:val="pdq2pgselectionanchorcontainer"/>
+      </w:pPr>
+      <w:r>
+        <w:t>The average page load time results of HTTP/1.1, HTTP/2, and HTTP/3 are shown in Figure 1. The results demonstrate noticeable performance differences between the three HTTP protocols.</w:t>
+      </w:r>
+    </w:p>
+    <w:p>
+      <w:pPr>
+        <w:pStyle w:val="a3"/>
+      </w:pPr>
+      <w:r>
+        <w:t xml:space="preserve">HTTP/1.1 achieved the highest average page load time of </w:t>
+      </w:r>
+      <w:r>
+        <w:rPr>
+          <w:rStyle w:val="a5"/>
+        </w:rPr>
+        <w:t>9.596 seconds</w:t>
+      </w:r>
+      <w:r>
+        <w:t>, indicating the lowest overall loading performance among the three protocols. This is mainly because HTTP/1.1 has limited support for parallel resource transmission, which can introduce additional waiting time when a webpage contains multiple resources.</w:t>
+      </w:r>
+    </w:p>
+    <w:p>
+      <w:pPr>
+        <w:pStyle w:val="a3"/>
+      </w:pPr>
+      <w:r>
+        <w:t xml:space="preserve">HTTP/2 improved the loading performance compared with HTTP/1.1, achieving an average page load time of </w:t>
+      </w:r>
+      <w:r>
+        <w:rPr>
+          <w:rStyle w:val="a5"/>
+        </w:rPr>
+        <w:t>7.346 seconds</w:t>
+      </w:r>
+      <w:r>
+        <w:t>. The improvement can be attributed to HTTP/2 features such as multiplexing, which allows multiple requests to be transmitted simultaneously through a single connection.</w:t>
+      </w:r>
+    </w:p>
+    <w:p>
+      <w:pPr>
+        <w:pStyle w:val="a3"/>
+      </w:pPr>
+      <w:r>
+        <w:t xml:space="preserve">HTTP/3 achieved the best performance in this experiment, with an average page load time of </w:t>
+      </w:r>
+      <w:r>
+        <w:rPr>
+          <w:rStyle w:val="a5"/>
+        </w:rPr>
+        <w:t>3.130 seconds</w:t>
+      </w:r>
+      <w:r>
+        <w:t xml:space="preserve">. Compared with HTTP/1.1, HTTP/3 reduced the average loading time by approximately </w:t>
+      </w:r>
+      <w:r>
+        <w:rPr>
+          <w:rStyle w:val="a5"/>
+        </w:rPr>
+        <w:t>67%</w:t>
+      </w:r>
+      <w:r>
+        <w:t>. This improvement is likely related to the QUIC transport protocol used by HTTP/3, which reduces connection establishment overhead and improves transmission efficiency.</w:t>
+      </w:r>
+    </w:p>
+    <w:p>
+      <w:pPr>
+        <w:pStyle w:val="a3"/>
+      </w:pPr>
+      <w:r>
+        <w:lastRenderedPageBreak/>
+        <w:t>Overall, the results indicate that newer HTTP protocols provide better webpage loading performance, with HTTP/3 achieving the lowest average page load time under the experimental conditions.</w:t>
+      </w:r>
+    </w:p>
+    <w:p>
+      <w:pPr>
+        <w:pStyle w:val="a3"/>
+      </w:pPr>
+      <w:r>
+        <w:pict w14:anchorId="5C4C2597">
+          <v:rect id="_x0000_i1136" style="width:0;height:1.5pt" o:hralign="center" o:hrstd="t" o:hr="t" fillcolor="#a0a0a0" stroked="f"/>
+        </w:pict>
+      </w:r>
+    </w:p>
+    <w:p>
+      <w:pPr>
+        <w:pStyle w:val="3"/>
+        <w:rPr>
+          <w:rFonts w:ascii="宋体" w:eastAsia="宋体" w:hAnsi="宋体"/>
+          <w:sz w:val="28"/>
+          <w:szCs w:val="28"/>
+        </w:rPr>
+      </w:pPr>
+      <w:bookmarkStart w:id="17" w:name="_Toc234690723"/>
+      <w:r>
+        <w:rPr>
+          <w:rFonts w:ascii="宋体" w:eastAsia="宋体" w:hAnsi="宋体"/>
+          <w:sz w:val="28"/>
+          <w:szCs w:val="28"/>
+        </w:rPr>
+        <w:t xml:space="preserve">4.2 Time </w:t>
+      </w:r>
+      <w:proofErr w:type="gramStart"/>
+      <w:r>
+        <w:rPr>
+          <w:rFonts w:ascii="宋体" w:eastAsia="宋体" w:hAnsi="宋体"/>
+          <w:sz w:val="28"/>
+          <w:szCs w:val="28"/>
+        </w:rPr>
+        <w:t>To</w:t>
+      </w:r>
+      <w:proofErr w:type="gramEnd"/>
+      <w:r>
+        <w:rPr>
+          <w:rFonts w:ascii="宋体" w:eastAsia="宋体" w:hAnsi="宋体"/>
+          <w:sz w:val="28"/>
+          <w:szCs w:val="28"/>
+        </w:rPr>
+        <w:t xml:space="preserve"> First Byte (TTFB) Analysis</w:t>
+      </w:r>
+      <w:bookmarkEnd w:id="17"/>
+    </w:p>
+    <w:p>
+      <w:r>
+        <w:rPr>
+          <w:noProof/>
+        </w:rPr>
+        <w:drawing>
+          <wp:inline distT="0" distB="0" distL="0" distR="0" wp14:anchorId="06E2938F" wp14:editId="1FEDD509">
+            <wp:extent cx="4484077" cy="3094355"/>
+            <wp:effectExtent l="0" t="0" r="0" b="0"/>
+            <wp:docPr id="2" name="图片 2"/>
+            <wp:cNvGraphicFramePr>
+              <a:graphicFrameLocks xmlns:a="http://schemas.openxmlformats.org/drawingml/2006/main" noChangeAspect="1"/>
+            </wp:cNvGraphicFramePr>
+            <a:graphic xmlns:a="http://schemas.openxmlformats.org/drawingml/2006/main">
+              <a:graphicData uri="http://schemas.openxmlformats.org/drawingml/2006/picture">
+                <pic:pic xmlns:pic="http://schemas.openxmlformats.org/drawingml/2006/picture">
+                  <pic:nvPicPr>
+                    <pic:cNvPr id="0" name="Picture 108"/>
+                    <pic:cNvPicPr>
+                      <a:picLocks noChangeAspect="1" noChangeArrowheads="1"/>
+                    </pic:cNvPicPr>
+                  </pic:nvPicPr>
+                  <pic:blipFill>
+                    <a:blip r:embed="rId6">
+                      <a:extLst>
+                        <a:ext uri="{28A0092B-C50C-407E-A947-70E740481C1C}">
+                          <a14:useLocalDpi xmlns:a14="http://schemas.microsoft.com/office/drawing/2010/main" val="0"/>
+                        </a:ext>
+                      </a:extLst>
+                    </a:blip>
+                    <a:srcRect/>
+                    <a:stretch>
+                      <a:fillRect/>
+                    </a:stretch>
+                  </pic:blipFill>
+                  <pic:spPr bwMode="auto">
+                    <a:xfrm>
+                      <a:off x="0" y="0"/>
+                      <a:ext cx="4492296" cy="3100026"/>
+                    </a:xfrm>
+                    <a:prstGeom prst="rect">
+                      <a:avLst/>
+                    </a:prstGeom>
+                    <a:noFill/>
+                    <a:ln>
+                      <a:noFill/>
+                    </a:ln>
+                  </pic:spPr>
+                </pic:pic>
+              </a:graphicData>
+            </a:graphic>
+          </wp:inline>
+        </w:drawing>
+      </w:r>
+    </w:p>
+    <w:p>
+      <w:pPr>
+        <w:rPr>
+          <w:rFonts w:hint="eastAsia"/>
+        </w:rPr>
+      </w:pPr>
+      <w:r>
+        <w:t>figure4_ttfb_standard_deviation</w:t>
+      </w:r>
+      <w:r>
+        <w:t>.</w:t>
+      </w:r>
+    </w:p>
+    <w:p>
+      <w:pPr>
+        <w:pStyle w:val="pdq2pgselectionanchorcontainer"/>
+      </w:pPr>
+      <w:r>
+        <w:t xml:space="preserve">Figure 2 presents the average Time </w:t>
+      </w:r>
+      <w:proofErr w:type="gramStart"/>
+      <w:r>
+        <w:t>To</w:t>
+      </w:r>
+      <w:proofErr w:type="gramEnd"/>
+      <w:r>
+        <w:t xml:space="preserve"> First Byte (TTFB) values for the three HTTP protocols.</w:t>
+      </w:r>
+    </w:p>
+    <w:p>
+      <w:pPr>
+        <w:pStyle w:val="a3"/>
+      </w:pPr>
+      <w:r>
+        <w:t xml:space="preserve">The results show that HTTP/2 achieved the lowest average TTFB of </w:t>
+      </w:r>
+      <w:r>
+        <w:rPr>
+          <w:rStyle w:val="a5"/>
+        </w:rPr>
+        <w:t xml:space="preserve">219.86 </w:t>
+      </w:r>
+      <w:proofErr w:type="spellStart"/>
+      <w:r>
+        <w:rPr>
+          <w:rStyle w:val="a5"/>
+        </w:rPr>
+        <w:t>ms</w:t>
+      </w:r>
+      <w:proofErr w:type="spellEnd"/>
+      <w:r>
+        <w:t xml:space="preserve">, followed by HTTP/3 with </w:t>
+      </w:r>
+      <w:r>
+        <w:rPr>
+          <w:rStyle w:val="a5"/>
+        </w:rPr>
+        <w:t xml:space="preserve">230.21 </w:t>
+      </w:r>
+      <w:proofErr w:type="spellStart"/>
+      <w:r>
+        <w:rPr>
+          <w:rStyle w:val="a5"/>
+        </w:rPr>
+        <w:t>ms</w:t>
+      </w:r>
+      <w:proofErr w:type="spellEnd"/>
+      <w:r>
+        <w:t xml:space="preserve"> and HTTP/1.1 with </w:t>
+      </w:r>
+      <w:r>
+        <w:rPr>
+          <w:rStyle w:val="a5"/>
+        </w:rPr>
+        <w:t xml:space="preserve">240.56 </w:t>
+      </w:r>
+      <w:proofErr w:type="spellStart"/>
+      <w:r>
+        <w:rPr>
+          <w:rStyle w:val="a5"/>
+        </w:rPr>
+        <w:t>ms</w:t>
+      </w:r>
+      <w:r>
+        <w:t>.</w:t>
+      </w:r>
+      <w:proofErr w:type="spellEnd"/>
+    </w:p>
+    <w:p>
+      <w:pPr>
+        <w:pStyle w:val="a3"/>
+      </w:pPr>
+      <w:r>
+        <w:t>Although HTTP/3 achieved the best overall page loading performance, it did not produce the lowest TTFB value in this experiment. This suggests that TTFB performance is influenced by factors beyond the HTTP protocol itself, including network conditions, server response time, and connection establishment processes.</w:t>
+      </w:r>
+    </w:p>
+    <w:p>
+      <w:pPr>
+        <w:pStyle w:val="a3"/>
+      </w:pPr>
+      <w:r>
+        <w:t>HTTP/2 showed slightly lower TTFB because the experimental environment may have benefited from an established secure connection and optimized request handling. Meanwhile, HTTP/3 maintained comparable latency performance while providing additional advantages in connection management and data transmission.</w:t>
+      </w:r>
+    </w:p>
+    <w:p>
+      <w:pPr>
+        <w:pStyle w:val="a3"/>
+      </w:pPr>
+      <w:r>
+        <w:lastRenderedPageBreak/>
+        <w:t>The results demonstrate that HTTP/3 does not necessarily provide the lowest initial response latency in every scenario, but it can still achieve superior overall webpage loading performance.</w:t>
+      </w:r>
+    </w:p>
+    <w:p>
+      <w:pPr>
+        <w:pStyle w:val="a3"/>
+      </w:pPr>
+      <w:r>
+        <w:pict w14:anchorId="178D8BF1">
+          <v:rect id="_x0000_i1137" style="width:0;height:1.5pt" o:hralign="center" o:hrstd="t" o:hr="t" fillcolor="#a0a0a0" stroked="f"/>
+        </w:pict>
+      </w:r>
+    </w:p>
+    <w:p>
+      <w:pPr>
+        <w:pStyle w:val="3"/>
+        <w:rPr>
+          <w:rFonts w:ascii="宋体" w:eastAsia="宋体" w:hAnsi="宋体"/>
+          <w:sz w:val="28"/>
+          <w:szCs w:val="28"/>
+        </w:rPr>
+      </w:pPr>
+      <w:bookmarkStart w:id="18" w:name="_Toc234690724"/>
+      <w:r>
+        <w:rPr>
+          <w:rFonts w:ascii="宋体" w:eastAsia="宋体" w:hAnsi="宋体"/>
+          <w:sz w:val="28"/>
+          <w:szCs w:val="28"/>
+        </w:rPr>
+        <w:t>4.3 Performance Stability Analysis</w:t>
+      </w:r>
+      <w:bookmarkEnd w:id="18"/>
+    </w:p>
+    <w:p>
+      <w:pPr>
+        <w:pStyle w:val="3"/>
+        <w:rPr>
+          <w:rFonts w:ascii="宋体" w:eastAsia="宋体" w:hAnsi="宋体"/>
+          <w:sz w:val="28"/>
+          <w:szCs w:val="28"/>
+        </w:rPr>
+      </w:pPr>
+      <w:r>
+        <w:rPr>
+          <w:rFonts w:hint="eastAsia"/>
+          <w:noProof/>
+        </w:rPr>
+        <w:drawing>
+          <wp:inline distT="0" distB="0" distL="0" distR="0" wp14:anchorId="38B6434C" wp14:editId="54B9D9A5">
+            <wp:extent cx="4255477" cy="2954020"/>
+            <wp:effectExtent l="0" t="0" r="0" b="0"/>
+            <wp:docPr id="4" name="图片 4"/>
+            <wp:cNvGraphicFramePr>
+              <a:graphicFrameLocks xmlns:a="http://schemas.openxmlformats.org/drawingml/2006/main" noChangeAspect="1"/>
+            </wp:cNvGraphicFramePr>
+            <a:graphic xmlns:a="http://schemas.openxmlformats.org/drawingml/2006/main">
+              <a:graphicData uri="http://schemas.openxmlformats.org/drawingml/2006/picture">
+                <pic:pic xmlns:pic="http://schemas.openxmlformats.org/drawingml/2006/picture">
+                  <pic:nvPicPr>
+                    <pic:cNvPr id="0" name="Picture 110"/>
+                    <pic:cNvPicPr>
+                      <a:picLocks noChangeAspect="1" noChangeArrowheads="1"/>
+                    </pic:cNvPicPr>
+                  </pic:nvPicPr>
+                  <pic:blipFill>
+                    <a:blip r:embed="rId7">
+                      <a:extLst>
+                        <a:ext uri="{28A0092B-C50C-407E-A947-70E740481C1C}">
+                          <a14:useLocalDpi xmlns:a14="http://schemas.microsoft.com/office/drawing/2010/main" val="0"/>
+                        </a:ext>
+                      </a:extLst>
+                    </a:blip>
+                    <a:srcRect/>
+                    <a:stretch>
+                      <a:fillRect/>
+                    </a:stretch>
+                  </pic:blipFill>
+                  <pic:spPr bwMode="auto">
+                    <a:xfrm>
+                      <a:off x="0" y="0"/>
+                      <a:ext cx="4265721" cy="2961131"/>
+                    </a:xfrm>
+                    <a:prstGeom prst="rect">
+                      <a:avLst/>
+                    </a:prstGeom>
+                    <a:noFill/>
+                    <a:ln>
+                      <a:noFill/>
+                    </a:ln>
+                  </pic:spPr>
+                </pic:pic>
+              </a:graphicData>
+            </a:graphic>
+          </wp:inline>
+        </w:drawing>
+      </w:r>
+    </w:p>
+    <w:p>
+      <w:pPr>
+        <w:rPr>
+          <w:rFonts w:hint="eastAsia"/>
+        </w:rPr>
+      </w:pPr>
+      <w:r>
+        <w:t>figure3_load_time_standard_deviation</w:t>
+      </w:r>
+      <w:r>
+        <w:t>.</w:t>
+      </w:r>
+    </w:p>
+    <w:p>
+      <w:pPr>
+        <w:pStyle w:val="3"/>
+        <w:rPr>
+          <w:rFonts w:ascii="宋体" w:eastAsia="宋体" w:hAnsi="宋体"/>
+          <w:sz w:val="28"/>
+          <w:szCs w:val="28"/>
+        </w:rPr>
+      </w:pPr>
+      <w:r>
+        <w:rPr>
+          <w:noProof/>
+        </w:rPr>
+        <w:drawing>
+          <wp:inline distT="0" distB="0" distL="0" distR="0" wp14:anchorId="2BEF77C4" wp14:editId="41A274FB">
+            <wp:extent cx="4272287" cy="2988945"/>
+            <wp:effectExtent l="0" t="0" r="0" b="1905"/>
+            <wp:docPr id="3" name="图片 3"/>
+            <wp:cNvGraphicFramePr>
+              <a:graphicFrameLocks xmlns:a="http://schemas.openxmlformats.org/drawingml/2006/main" noChangeAspect="1"/>
+            </wp:cNvGraphicFramePr>
+            <a:graphic xmlns:a="http://schemas.openxmlformats.org/drawingml/2006/main">
+              <a:graphicData uri="http://schemas.openxmlformats.org/drawingml/2006/picture">
+                <pic:pic xmlns:pic="http://schemas.openxmlformats.org/drawingml/2006/picture">
+                  <pic:nvPicPr>
+                    <pic:cNvPr id="0" name="Picture 109"/>
+                    <pic:cNvPicPr>
+                      <a:picLocks noChangeAspect="1" noChangeArrowheads="1"/>
+                    </pic:cNvPicPr>
+                  </pic:nvPicPr>
+                  <pic:blipFill>
+                    <a:blip r:embed="rId8">
+                      <a:extLst>
+                        <a:ext uri="{28A0092B-C50C-407E-A947-70E740481C1C}">
+                          <a14:useLocalDpi xmlns:a14="http://schemas.microsoft.com/office/drawing/2010/main" val="0"/>
+                        </a:ext>
+                      </a:extLst>
+                    </a:blip>
+                    <a:srcRect/>
+                    <a:stretch>
+                      <a:fillRect/>
+                    </a:stretch>
+                  </pic:blipFill>
+                  <pic:spPr bwMode="auto">
+                    <a:xfrm>
+                      <a:off x="0" y="0"/>
+                      <a:ext cx="4285315" cy="2998060"/>
+                    </a:xfrm>
+                    <a:prstGeom prst="rect">
+                      <a:avLst/>
+                    </a:prstGeom>
+                    <a:noFill/>
+                    <a:ln>
+                      <a:noFill/>
+                    </a:ln>
+                  </pic:spPr>
+                </pic:pic>
+              </a:graphicData>
+            </a:graphic>
+          </wp:inline>
+        </w:drawing>
+      </w:r>
+    </w:p>
+    <w:p>
+      <w:pPr>
+        <w:rPr>
+          <w:rFonts w:hint="eastAsia"/>
+        </w:rPr>
+      </w:pPr>
+      <w:r>
+        <w:t>figure4_ttfb_standard_deviation</w:t>
+      </w:r>
+      <w:r>
+        <w:t>.</w:t>
+      </w:r>
+    </w:p>
+    <w:p>
+      <w:pPr>
+        <w:pStyle w:val="pdq2pgselectionanchorcontainer"/>
+      </w:pPr>
+      <w:r>
+        <w:lastRenderedPageBreak/>
+        <w:t>To evaluate the stability of different HTTP protocols, standard deviation was calculated for both page load time and TTFB measurements.</w:t>
+      </w:r>
+    </w:p>
+    <w:p>
+      <w:pPr>
+        <w:pStyle w:val="a3"/>
+      </w:pPr>
+      <w:r>
+        <w:t>As shown in Figure 3, HTTP/3 achieved the lowest standard deviation of page load time (</w:t>
+      </w:r>
+      <w:r>
+        <w:rPr>
+          <w:rStyle w:val="a5"/>
+        </w:rPr>
+        <w:t>0.210 seconds</w:t>
+      </w:r>
+      <w:r>
+        <w:t xml:space="preserve">), indicating the most consistent performance among the three protocols. HTTP/1.1 showed a higher variation with a standard deviation of </w:t>
+      </w:r>
+      <w:r>
+        <w:rPr>
+          <w:rStyle w:val="a5"/>
+        </w:rPr>
+        <w:t>0.815 seconds</w:t>
+      </w:r>
+      <w:r>
+        <w:t xml:space="preserve">, while HTTP/2 presented the highest variation of </w:t>
+      </w:r>
+      <w:r>
+        <w:rPr>
+          <w:rStyle w:val="a5"/>
+        </w:rPr>
+        <w:t>2.190 seconds</w:t>
+      </w:r>
+      <w:r>
+        <w:t>.</w:t>
+      </w:r>
+    </w:p>
+    <w:p>
+      <w:pPr>
+        <w:pStyle w:val="a3"/>
+      </w:pPr>
+      <w:r>
+        <w:t xml:space="preserve">The larger variation observed in HTTP/2 may be caused by differences in connection </w:t>
+      </w:r>
+      <w:proofErr w:type="spellStart"/>
+      <w:r>
+        <w:t>behaviour</w:t>
+      </w:r>
+      <w:proofErr w:type="spellEnd"/>
+      <w:r>
+        <w:t xml:space="preserve"> and network conditions during repeated measurements. Although HTTP/2 improves resource transmission efficiency through multiplexing, its performance still depends on the underlying TCP connection.</w:t>
+      </w:r>
+    </w:p>
+    <w:p>
+      <w:pPr>
+        <w:pStyle w:val="a3"/>
+      </w:pPr>
+      <w:r>
+        <w:t xml:space="preserve">Figure 4 shows the standard deviation of TTFB measurements. HTTP/1.1 and HTTP/3 both showed a standard deviation of approximately </w:t>
+      </w:r>
+      <w:r>
+        <w:rPr>
+          <w:rStyle w:val="a5"/>
+        </w:rPr>
+        <w:t xml:space="preserve">65 </w:t>
+      </w:r>
+      <w:proofErr w:type="spellStart"/>
+      <w:r>
+        <w:rPr>
+          <w:rStyle w:val="a5"/>
+        </w:rPr>
+        <w:t>ms</w:t>
+      </w:r>
+      <w:proofErr w:type="spellEnd"/>
+      <w:r>
+        <w:t xml:space="preserve">, while HTTP/2 showed a slightly higher variation of </w:t>
+      </w:r>
+      <w:r>
+        <w:rPr>
+          <w:rStyle w:val="a5"/>
+        </w:rPr>
+        <w:t xml:space="preserve">85.95 </w:t>
+      </w:r>
+      <w:proofErr w:type="spellStart"/>
+      <w:r>
+        <w:rPr>
+          <w:rStyle w:val="a5"/>
+        </w:rPr>
+        <w:t>ms</w:t>
+      </w:r>
+      <w:r>
+        <w:t>.</w:t>
+      </w:r>
+      <w:proofErr w:type="spellEnd"/>
+    </w:p>
+    <w:p>
+      <w:pPr>
+        <w:pStyle w:val="a3"/>
+      </w:pPr>
+      <w:r>
+        <w:t>Overall, HTTP/3 demonstrated the most stable page loading performance in this experiment, while HTTP/2 showed greater variation during repeated tests.</w:t>
+      </w:r>
+    </w:p>
+    <w:p>
+      <w:r>
+        <w:pict w14:anchorId="6E7CA39C">
+          <v:rect id="_x0000_i1138" style="width:0;height:1.5pt" o:hralign="center" o:hrstd="t" o:hr="t" fillcolor="#a0a0a0" stroked="f"/>
+        </w:pict>
+      </w:r>
+    </w:p>
+    <w:p>
+      <w:pPr>
+        <w:pStyle w:val="2"/>
+        <w:rPr>
+          <w:rFonts w:ascii="黑体" w:eastAsia="黑体" w:hAnsi="黑体"/>
+        </w:rPr>
+      </w:pPr>
+      <w:bookmarkStart w:id="19" w:name="_Toc234690725"/>
+      <w:r>
+        <w:rPr>
+          <w:rFonts w:ascii="黑体" w:eastAsia="黑体" w:hAnsi="黑体"/>
+        </w:rPr>
+        <w:t>5. Discussion</w:t>
+      </w:r>
+      <w:bookmarkEnd w:id="19"/>
+    </w:p>
+    <w:p>
+      <w:pPr>
+        <w:pStyle w:val="2"/>
+        <w:rPr>
+          <w:rFonts w:ascii="宋体" w:eastAsia="宋体" w:hAnsi="宋体" w:cs="Arial"/>
+        </w:rPr>
+      </w:pPr>
+      <w:bookmarkStart w:id="20" w:name="_Toc234690726"/>
+      <w:r>
+        <w:rPr>
+          <w:rFonts w:ascii="宋体" w:eastAsia="宋体" w:hAnsi="宋体" w:cs="Arial"/>
+        </w:rPr>
+        <w:t xml:space="preserve">5.1 </w:t>
+      </w:r>
+      <w:r>
+        <w:rPr>
+          <w:rFonts w:ascii="宋体" w:eastAsia="宋体" w:hAnsi="宋体" w:cs="Arial"/>
+          <w:sz w:val="28"/>
+          <w:szCs w:val="28"/>
+        </w:rPr>
+        <w:t>Comparison of HTTP Protocol Performance</w:t>
+      </w:r>
+      <w:bookmarkEnd w:id="20"/>
+    </w:p>
+    <w:p>
+      <w:pPr>
+        <w:pStyle w:val="a3"/>
+      </w:pPr>
+      <w:r>
+        <w:t>The experimental results demonstrate that HTTP/1.1, HTTP/2, and HTTP/3 provide different levels of performance under the same web application environment.</w:t>
+      </w:r>
+    </w:p>
+    <w:p>
+      <w:pPr>
+        <w:pStyle w:val="a3"/>
+      </w:pPr>
+      <w:r>
+        <w:t>HTTP/1.1 showed the lowest performance among the three protocols, with the highest average page load time. This result is consistent with the limitations of HTTP/1.1 when handling modern webpages containing many independent resources. Although persistent connections reduce the overhead of repeatedly establishing connections, HTTP/1.1 still lacks native multiplexing capability, which can increase resource loading time.</w:t>
+      </w:r>
+    </w:p>
+    <w:p>
+      <w:pPr>
+        <w:pStyle w:val="a3"/>
+      </w:pPr>
+      <w:r>
+        <w:lastRenderedPageBreak/>
+        <w:t>HTTP/2 improved webpage loading performance compared with HTTP/1.1. The reduction in loading time can be explained by HTTP/2's multiplexing mechanism, which allows multiple requests to be transmitted simultaneously through a single TCP connection. This feature reduces the waiting time caused by sequential resource loading.</w:t>
+      </w:r>
+    </w:p>
+    <w:p>
+      <w:pPr>
+        <w:pStyle w:val="a3"/>
+      </w:pPr>
+      <w:r>
+        <w:t>HTTP/3 achieved the best overall performance in this experiment. The significant reduction in page load time suggests that QUIC provides advantages for modern web applications. By using UDP-based transport and integrating connection management features, HTTP/3 can reduce connection establishment overhead and improve data transmission efficiency.</w:t>
+      </w:r>
+    </w:p>
+    <w:p>
+      <w:pPr>
+        <w:pStyle w:val="a3"/>
+      </w:pPr>
+      <w:r>
+        <w:t>However, the results also show that performance improvement depends on the selected metric. Although HTTP/3 achieved the lowest page load time, HTTP/2 obtained the lowest average TTFB. This indicates that protocol performance should not be evaluated using a single measurement only. Different metrics may reflect different aspects of network performance.</w:t>
+      </w:r>
+    </w:p>
+    <w:p>
+      <w:r>
+        <w:pict w14:anchorId="55013184">
+          <v:rect id="_x0000_i1139" style="width:0;height:1.5pt" o:hralign="center" o:hrstd="t" o:hr="t" fillcolor="#a0a0a0" stroked="f"/>
+        </w:pict>
+      </w:r>
+    </w:p>
+    <w:p>
+      <w:pPr>
+        <w:pStyle w:val="3"/>
+        <w:rPr>
+          <w:rFonts w:ascii="宋体" w:eastAsia="宋体" w:hAnsi="宋体"/>
+          <w:sz w:val="28"/>
+          <w:szCs w:val="28"/>
+        </w:rPr>
+      </w:pPr>
+      <w:bookmarkStart w:id="21" w:name="_Toc234690727"/>
+      <w:r>
+        <w:rPr>
+          <w:rFonts w:ascii="宋体" w:eastAsia="宋体" w:hAnsi="宋体"/>
+          <w:sz w:val="28"/>
+          <w:szCs w:val="28"/>
+        </w:rPr>
+        <w:t>5.2 Factors Affecting Experimental Results</w:t>
+      </w:r>
+      <w:bookmarkEnd w:id="21"/>
+    </w:p>
+    <w:p>
+      <w:pPr>
+        <w:pStyle w:val="a3"/>
+      </w:pPr>
+      <w:r>
+        <w:t>Several factors may influence the performance differences observed in this experiment.</w:t>
+      </w:r>
+    </w:p>
+    <w:p>
+      <w:pPr>
+        <w:pStyle w:val="a3"/>
+      </w:pPr>
+      <w:r>
+        <w:t>First, the number and size of webpage resources can affect protocol performance. The experimental website contained multiple image resources, creating a scenario where HTTP multiplexing features could have a significant impact. Therefore, HTTP/2 and HTTP/3 may demonstrate advantages compared with HTTP/1.1 when handling multiple simultaneous requests.</w:t>
+      </w:r>
+    </w:p>
+    <w:p>
+      <w:pPr>
+        <w:pStyle w:val="a3"/>
+      </w:pPr>
+      <w:r>
+        <w:t>Second, the underlying network environment may influence the results. Although the same webpage and testing procedure were used, network conditions such as latency, connection stability, and server response time may introduce small variations between repeated measurements.</w:t>
+      </w:r>
+    </w:p>
+    <w:p>
+      <w:pPr>
+        <w:pStyle w:val="a3"/>
+      </w:pPr>
+      <w:r>
+        <w:t>Third, the deployment environment may also affect performance. Since HTTP/3 support was provided through Cloudflare services, additional infrastructure components such as CDN routing and edge network processing may influence the measured results.</w:t>
+      </w:r>
+    </w:p>
+    <w:p>
+      <w:r>
+        <w:lastRenderedPageBreak/>
+        <w:pict w14:anchorId="29D570BE">
+          <v:rect id="_x0000_i1140" style="width:0;height:1.5pt" o:hralign="center" o:hrstd="t" o:hr="t" fillcolor="#a0a0a0" stroked="f"/>
+        </w:pict>
+      </w:r>
+    </w:p>
+    <w:p>
+      <w:pPr>
+        <w:pStyle w:val="3"/>
+        <w:rPr>
+          <w:rFonts w:ascii="宋体" w:eastAsia="宋体" w:hAnsi="宋体"/>
+          <w:sz w:val="28"/>
+          <w:szCs w:val="28"/>
+        </w:rPr>
+      </w:pPr>
+      <w:bookmarkStart w:id="22" w:name="_Toc234690728"/>
+      <w:r>
+        <w:rPr>
+          <w:rFonts w:ascii="宋体" w:eastAsia="宋体" w:hAnsi="宋体"/>
+          <w:sz w:val="28"/>
+          <w:szCs w:val="28"/>
+        </w:rPr>
+        <w:t>5.3 Limitations and Future Work</w:t>
+      </w:r>
+      <w:bookmarkEnd w:id="22"/>
+    </w:p>
+    <w:p>
+      <w:pPr>
+        <w:pStyle w:val="a3"/>
+      </w:pPr>
+      <w:r>
+        <w:t>Although this study provides a comparison of HTTP/1.1, HTTP/2, and HTTP/3 performance, several limitations exist.</w:t>
+      </w:r>
+    </w:p>
+    <w:p>
+      <w:pPr>
+        <w:pStyle w:val="a3"/>
+      </w:pPr>
+      <w:r>
+        <w:t>First, the experiment was conducted using a single web application. Different types of websites, such as dynamic web applications or video streaming platforms, may produce different performance results.</w:t>
+      </w:r>
+    </w:p>
+    <w:p>
+      <w:pPr>
+        <w:pStyle w:val="a3"/>
+      </w:pPr>
+      <w:r>
+        <w:t>Second, the number of test samples was limited to 10 measurements for each protocol. Increasing the number of experiments could provide more reliable statistical results.</w:t>
+      </w:r>
+    </w:p>
+    <w:p>
+      <w:pPr>
+        <w:pStyle w:val="a3"/>
+      </w:pPr>
+      <w:r>
+        <w:t xml:space="preserve">Third, this study mainly focused on page loading performance and TTFB. Future work could include additional metrics, such as throughput, packet loss, and bandwidth </w:t>
+      </w:r>
+      <w:proofErr w:type="spellStart"/>
+      <w:r>
+        <w:t>utilisation</w:t>
+      </w:r>
+      <w:proofErr w:type="spellEnd"/>
+      <w:r>
+        <w:t>.</w:t>
+      </w:r>
+    </w:p>
+    <w:p>
+      <w:pPr>
+        <w:pStyle w:val="a3"/>
+      </w:pPr>
+      <w:r>
+        <w:t>Furthermore, future experiments could evaluate protocol performance under different network conditions, including high latency networks, mobile networks, and unstable connections. This would provide a more comprehensive understanding of the advantages of HTTP/3 and QUIC.</w:t>
+      </w:r>
+    </w:p>
+    <w:p>
+      <w:r>
+        <w:pict w14:anchorId="14C0E57D">
+          <v:rect id="_x0000_i1143" style="width:0;height:1.5pt" o:hralign="center" o:hrstd="t" o:hr="t" fillcolor="#a0a0a0" stroked="f"/>
+        </w:pict>
+      </w:r>
+    </w:p>
+    <w:p>
+      <w:pPr>
+        <w:pStyle w:val="2"/>
+        <w:rPr>
+          <w:rFonts w:ascii="黑体" w:eastAsia="黑体" w:hAnsi="黑体"/>
+        </w:rPr>
+      </w:pPr>
+      <w:bookmarkStart w:id="23" w:name="_Toc234690729"/>
+      <w:r>
+        <w:rPr>
+          <w:rFonts w:ascii="黑体" w:eastAsia="黑体" w:hAnsi="黑体"/>
+        </w:rPr>
+        <w:t>6. Conclusion</w:t>
+      </w:r>
+      <w:bookmarkEnd w:id="23"/>
+    </w:p>
+    <w:p>
+      <w:pPr>
+        <w:pStyle w:val="pdq2pgselectionanchorcontainer"/>
+      </w:pPr>
+      <w:r>
+        <w:t>This study presented an experimental evaluation of the performance differences between HTTP/1.1, HTTP/2, and HTTP/3 using a web-based image gallery application.</w:t>
+      </w:r>
+    </w:p>
+    <w:p>
+      <w:pPr>
+        <w:pStyle w:val="a3"/>
+      </w:pPr>
+      <w:r>
+        <w:t xml:space="preserve">A controlled experimental environment was developed using a Node.js and Express-based web application. The performance of the three HTTP protocols was evaluated through repeated measurements of page load time, Time </w:t>
+      </w:r>
+      <w:proofErr w:type="gramStart"/>
+      <w:r>
+        <w:t>To</w:t>
+      </w:r>
+      <w:proofErr w:type="gramEnd"/>
+      <w:r>
+        <w:t xml:space="preserve"> First Byte (TTFB), and performance stability. Each protocol was tested 10 times under the same conditions, resulting in a total of 30 experimental measurements.</w:t>
+      </w:r>
+    </w:p>
+    <w:p>
+      <w:pPr>
+        <w:pStyle w:val="a3"/>
+      </w:pPr>
+      <w:r>
+        <w:t xml:space="preserve">The experimental results demonstrated that HTTP/3 achieved the best overall webpage loading performance, with the lowest average page load time among the three protocols. HTTP/2 also improved performance compared with HTTP/1.1 due to its multiplexing capabilities, while </w:t>
+      </w:r>
+      <w:r>
+        <w:lastRenderedPageBreak/>
+        <w:t>HTTP/1.1 showed the highest loading time because of its limitations in handling multiple resource requests. These findings indicate that modern HTTP protocols provide significant improvements for resource-intensive web applications.</w:t>
+      </w:r>
+    </w:p>
+    <w:p>
+      <w:pPr>
+        <w:pStyle w:val="a3"/>
+      </w:pPr>
+      <w:r>
+        <w:t>However, the results also showed that protocol performance depends on the selected performance metric. Although HTTP/3 achieved the fastest page loading performance, HTTP/2 obtained the lowest average TTFB in this experiment. This suggests that no single metric can fully represent protocol performance, and multiple measurements are required for a comprehensive evaluation.</w:t>
+      </w:r>
+    </w:p>
+    <w:p>
+      <w:pPr>
+        <w:pStyle w:val="a3"/>
+      </w:pPr>
+      <w:r>
+        <w:t>The study also analy</w:t>
+      </w:r>
+      <w:r>
+        <w:t>z</w:t>
+      </w:r>
+      <w:r>
+        <w:t>ed performance stability using standard deviation. HTTP/3 demonstrated the most consistent page loading performance, while HTTP/2 showed greater variation during repeated measurements. These results highlight the practical advantages of newer HTTP protocols, particularly for modern websites containing multiple resources.</w:t>
+      </w:r>
+    </w:p>
+    <w:p>
+      <w:pPr>
+        <w:pStyle w:val="a3"/>
+      </w:pPr>
+      <w:r>
+        <w:t>Several limitations remain in this study. The experiment was conducted using a single website and a limited number of measurements. Future research could evaluate additional web applications, different geographical locations, and various network conditions such as high latency and packet loss environments. Furthermore, additional metrics including throughput and network efficiency could be investigated to provide a more complete evaluation of HTTP protocol performance.</w:t>
+      </w:r>
+    </w:p>
+    <w:p>
+      <w:pPr>
+        <w:pStyle w:val="a3"/>
+      </w:pPr>
+      <w:r>
+        <w:t>Overall, this study demonstrates that HTTP/2 and HTTP/3 provide meaningful performance improvements compared with HTTP/1.1, with HTTP/3 showing the strongest overall performance under the experimental conditions used in this research.</w:t>
+      </w:r>
+    </w:p>
+    <w:p>
+      <w:pPr>
+        <w:pStyle w:val="a3"/>
+      </w:pPr>
+      <w:r>
+        <w:pict w14:anchorId="6E123A5D">
+          <v:rect id="_x0000_i1150" style="width:0;height:1.5pt" o:hralign="center" o:hrstd="t" o:hr="t" fillcolor="#a0a0a0" stroked="f"/>
+        </w:pict>
+      </w:r>
+    </w:p>
+    <w:sdt>
+      <w:sdtPr>
+        <w:rPr>
+          <w:lang w:val="zh-CN"/>
+        </w:rPr>
+        <w:id w:val="-374387643"/>
+        <w:docPartObj>
+          <w:docPartGallery w:val="Table of Contents"/>
+          <w:docPartUnique/>
+        </w:docPartObj>
+      </w:sdtPr>
+      <w:sdtEndPr>
+        <w:rPr>
+          <w:rFonts w:asciiTheme="minorHAnsi" w:eastAsiaTheme="minorEastAsia" w:hAnsiTheme="minorHAnsi" w:cstheme="minorBidi"/>
+          <w:b/>
+          <w:bCs/>
+          <w:color w:val="auto"/>
+          <w:kern w:val="2"/>
+          <w:sz w:val="21"/>
+          <w:szCs w:val="22"/>
+        </w:rPr>
+      </w:sdtEndPr>
+      <w:sdtContent>
+        <w:p>
+          <w:pPr>
+            <w:pStyle w:val="TOC"/>
+          </w:pPr>
+          <w:r>
+            <w:rPr>
+              <w:rFonts w:hint="eastAsia"/>
+              <w:lang w:val="zh-CN"/>
+            </w:rPr>
+            <w:t>C</w:t>
+          </w:r>
+          <w:r>
+            <w:rPr>
+              <w:lang w:val="zh-CN"/>
+            </w:rPr>
+            <w:t>atalog</w:t>
+          </w:r>
+        </w:p>
+        <w:p>
+          <w:pPr>
+            <w:pStyle w:val="TOC1"/>
+            <w:tabs>
+              <w:tab w:val="right" w:leader="dot" w:pos="8296"/>
+            </w:tabs>
+            <w:rPr>
+              <w:rFonts w:cstheme="minorBidi"/>
+              <w:noProof/>
+              <w:kern w:val="2"/>
+              <w:sz w:val="21"/>
+            </w:rPr>
+          </w:pPr>
+          <w:r>
+            <w:fldChar w:fldCharType="begin"/>
+          </w:r>
+          <w:r>
+            <w:instrText xml:space="preserve"> TOC \o "1-3" \h \z \u </w:instrText>
+          </w:r>
+          <w:r>
+            <w:fldChar w:fldCharType="separate"/>
+          </w:r>
+          <w:hyperlink w:anchor="_Toc234690706" w:history="1">
+            <w:r>
+              <w:rPr>
+                <w:rStyle w:val="a6"/>
+                <w:rFonts w:ascii="黑体" w:eastAsia="黑体" w:hAnsi="黑体"/>
+                <w:noProof/>
+              </w:rPr>
+              <w:t>Performance Evaluation of HTTP/1.1, HTTP/2 and HTTP/3: A Comparative Experimental Study</w:t>
+            </w:r>
+            <w:r>
+              <w:rPr>
+                <w:noProof/>
+                <w:webHidden/>
+              </w:rPr>
+              <w:tab/>
+            </w:r>
+            <w:r>
+              <w:rPr>
+                <w:noProof/>
+                <w:webHidden/>
+              </w:rPr>
+              <w:fldChar w:fldCharType="begin"/>
+            </w:r>
+            <w:r>
+              <w:rPr>
+                <w:noProof/>
+                <w:webHidden/>
+              </w:rPr>
+              <w:instrText xml:space="preserve"> PAGEREF _Toc234690706 \h </w:instrText>
+            </w:r>
+            <w:r>
+              <w:rPr>
+                <w:noProof/>
+                <w:webHidden/>
+              </w:rPr>
+            </w:r>
+            <w:r>
+              <w:rPr>
+                <w:noProof/>
+                <w:webHidden/>
+              </w:rPr>
+              <w:fldChar w:fldCharType="separate"/>
+            </w:r>
+            <w:r>
+              <w:rPr>
+                <w:noProof/>
+                <w:webHidden/>
+              </w:rPr>
+              <w:t>1</w:t>
+            </w:r>
+            <w:r>
+              <w:rPr>
+                <w:noProof/>
+                <w:webHidden/>
+              </w:rPr>
+              <w:fldChar w:fldCharType="end"/>
+            </w:r>
+          </w:hyperlink>
+        </w:p>
+        <w:p>
+          <w:pPr>
+            <w:pStyle w:val="TOC2"/>
+            <w:tabs>
+              <w:tab w:val="right" w:leader="dot" w:pos="8296"/>
+            </w:tabs>
+            <w:rPr>
+              <w:rFonts w:cstheme="minorBidi"/>
+              <w:noProof/>
+              <w:kern w:val="2"/>
+              <w:sz w:val="21"/>
+            </w:rPr>
+          </w:pPr>
+          <w:hyperlink w:anchor="_Toc234690707" w:history="1">
+            <w:r>
+              <w:rPr>
+                <w:rStyle w:val="a6"/>
+                <w:rFonts w:ascii="黑体" w:eastAsia="黑体" w:hAnsi="黑体"/>
+                <w:noProof/>
+              </w:rPr>
+              <w:t>Abstract</w:t>
+            </w:r>
+            <w:r>
+              <w:rPr>
+                <w:noProof/>
+                <w:webHidden/>
+              </w:rPr>
+              <w:tab/>
+            </w:r>
+            <w:r>
+              <w:rPr>
+                <w:noProof/>
+                <w:webHidden/>
+              </w:rPr>
+              <w:fldChar w:fldCharType="begin"/>
+            </w:r>
+            <w:r>
+              <w:rPr>
+                <w:noProof/>
+                <w:webHidden/>
+              </w:rPr>
+              <w:instrText xml:space="preserve"> PAGEREF _Toc234690707 \h </w:instrText>
+            </w:r>
+            <w:r>
+              <w:rPr>
+                <w:noProof/>
+                <w:webHidden/>
+              </w:rPr>
+            </w:r>
+            <w:r>
+              <w:rPr>
+                <w:noProof/>
+                <w:webHidden/>
+              </w:rPr>
+              <w:fldChar w:fldCharType="separate"/>
+            </w:r>
+            <w:r>
+              <w:rPr>
+                <w:noProof/>
+                <w:webHidden/>
+              </w:rPr>
+              <w:t>1</w:t>
+            </w:r>
+            <w:r>
+              <w:rPr>
+                <w:noProof/>
+                <w:webHidden/>
+              </w:rPr>
+              <w:fldChar w:fldCharType="end"/>
+            </w:r>
+          </w:hyperlink>
+        </w:p>
+        <w:p>
+          <w:pPr>
+            <w:pStyle w:val="TOC2"/>
+            <w:tabs>
+              <w:tab w:val="right" w:leader="dot" w:pos="8296"/>
+            </w:tabs>
+            <w:rPr>
+              <w:rFonts w:cstheme="minorBidi"/>
+              <w:noProof/>
+              <w:kern w:val="2"/>
+              <w:sz w:val="21"/>
+            </w:rPr>
+          </w:pPr>
+          <w:hyperlink w:anchor="_Toc234690708" w:history="1">
+            <w:r>
+              <w:rPr>
+                <w:rStyle w:val="a6"/>
+                <w:rFonts w:ascii="黑体" w:eastAsia="黑体" w:hAnsi="黑体"/>
+                <w:noProof/>
+              </w:rPr>
+              <w:t>1.Introduction</w:t>
+            </w:r>
+            <w:r>
+              <w:rPr>
+                <w:noProof/>
+                <w:webHidden/>
+              </w:rPr>
+              <w:tab/>
+            </w:r>
+            <w:r>
+              <w:rPr>
+                <w:noProof/>
+                <w:webHidden/>
+              </w:rPr>
+              <w:fldChar w:fldCharType="begin"/>
+            </w:r>
+            <w:r>
+              <w:rPr>
+                <w:noProof/>
+                <w:webHidden/>
+              </w:rPr>
+              <w:instrText xml:space="preserve"> PAGEREF _Toc234690708 \h </w:instrText>
+            </w:r>
+            <w:r>
+              <w:rPr>
+                <w:noProof/>
+                <w:webHidden/>
+              </w:rPr>
+            </w:r>
+            <w:r>
+              <w:rPr>
+                <w:noProof/>
+                <w:webHidden/>
+              </w:rPr>
+              <w:fldChar w:fldCharType="separate"/>
+            </w:r>
+            <w:r>
+              <w:rPr>
+                <w:noProof/>
+                <w:webHidden/>
+              </w:rPr>
+              <w:t>2</w:t>
+            </w:r>
+            <w:r>
+              <w:rPr>
+                <w:noProof/>
+                <w:webHidden/>
+              </w:rPr>
+              <w:fldChar w:fldCharType="end"/>
+            </w:r>
+          </w:hyperlink>
+        </w:p>
+        <w:p>
+          <w:pPr>
+            <w:pStyle w:val="TOC2"/>
+            <w:tabs>
+              <w:tab w:val="right" w:leader="dot" w:pos="8296"/>
+            </w:tabs>
+            <w:rPr>
+              <w:rFonts w:cstheme="minorBidi"/>
+              <w:noProof/>
+              <w:kern w:val="2"/>
+              <w:sz w:val="21"/>
+            </w:rPr>
+          </w:pPr>
+          <w:hyperlink w:anchor="_Toc234690709" w:history="1">
+            <w:r>
+              <w:rPr>
+                <w:rStyle w:val="a6"/>
+                <w:rFonts w:ascii="黑体" w:eastAsia="黑体" w:hAnsi="黑体"/>
+                <w:noProof/>
+              </w:rPr>
+              <w:t>2.Background</w:t>
+            </w:r>
+            <w:r>
+              <w:rPr>
+                <w:noProof/>
+                <w:webHidden/>
+              </w:rPr>
+              <w:tab/>
+            </w:r>
+            <w:r>
+              <w:rPr>
+                <w:noProof/>
+                <w:webHidden/>
+              </w:rPr>
+              <w:fldChar w:fldCharType="begin"/>
+            </w:r>
+            <w:r>
+              <w:rPr>
+                <w:noProof/>
+                <w:webHidden/>
+              </w:rPr>
+              <w:instrText xml:space="preserve"> PAGEREF _Toc234690709 \h </w:instrText>
+            </w:r>
+            <w:r>
+              <w:rPr>
+                <w:noProof/>
+                <w:webHidden/>
+              </w:rPr>
+            </w:r>
+            <w:r>
+              <w:rPr>
+                <w:noProof/>
+                <w:webHidden/>
+              </w:rPr>
+              <w:fldChar w:fldCharType="separate"/>
+            </w:r>
+            <w:r>
+              <w:rPr>
+                <w:noProof/>
+                <w:webHidden/>
+              </w:rPr>
+              <w:t>3</w:t>
+            </w:r>
+            <w:r>
+              <w:rPr>
+                <w:noProof/>
+                <w:webHidden/>
+              </w:rPr>
+              <w:fldChar w:fldCharType="end"/>
+            </w:r>
+          </w:hyperlink>
+        </w:p>
+        <w:p>
+          <w:pPr>
+            <w:pStyle w:val="TOC3"/>
+            <w:tabs>
+              <w:tab w:val="right" w:leader="dot" w:pos="8296"/>
+            </w:tabs>
+            <w:rPr>
+              <w:rFonts w:cstheme="minorBidi"/>
+              <w:noProof/>
+              <w:kern w:val="2"/>
+              <w:sz w:val="21"/>
+            </w:rPr>
+          </w:pPr>
+          <w:hyperlink w:anchor="_Toc234690710" w:history="1">
+            <w:r>
+              <w:rPr>
+                <w:rStyle w:val="a6"/>
+                <w:rFonts w:ascii="宋体" w:eastAsia="宋体" w:hAnsi="宋体"/>
+                <w:noProof/>
+              </w:rPr>
+              <w:t>2.1 HTTP/1.1</w:t>
+            </w:r>
+            <w:r>
+              <w:rPr>
+                <w:noProof/>
+                <w:webHidden/>
+              </w:rPr>
+              <w:tab/>
+            </w:r>
+            <w:r>
+              <w:rPr>
+                <w:noProof/>
+                <w:webHidden/>
+              </w:rPr>
+              <w:fldChar w:fldCharType="begin"/>
+            </w:r>
+            <w:r>
+              <w:rPr>
+                <w:noProof/>
+                <w:webHidden/>
+              </w:rPr>
+              <w:instrText xml:space="preserve"> PAGEREF _Toc234690710 \h </w:instrText>
+            </w:r>
+            <w:r>
+              <w:rPr>
+                <w:noProof/>
+                <w:webHidden/>
+              </w:rPr>
+            </w:r>
+            <w:r>
+              <w:rPr>
+                <w:noProof/>
+                <w:webHidden/>
+              </w:rPr>
+              <w:fldChar w:fldCharType="separate"/>
+            </w:r>
+            <w:r>
+              <w:rPr>
+                <w:noProof/>
+                <w:webHidden/>
+              </w:rPr>
+              <w:t>3</w:t>
+            </w:r>
+            <w:r>
+              <w:rPr>
+                <w:noProof/>
+                <w:webHidden/>
+              </w:rPr>
+              <w:fldChar w:fldCharType="end"/>
+            </w:r>
+          </w:hyperlink>
+        </w:p>
+        <w:p>
+          <w:pPr>
+            <w:pStyle w:val="TOC3"/>
+            <w:tabs>
+              <w:tab w:val="right" w:leader="dot" w:pos="8296"/>
+            </w:tabs>
+            <w:rPr>
+              <w:rFonts w:cstheme="minorBidi"/>
+              <w:noProof/>
+              <w:kern w:val="2"/>
+              <w:sz w:val="21"/>
+            </w:rPr>
+          </w:pPr>
+          <w:hyperlink w:anchor="_Toc234690711" w:history="1">
+            <w:r>
+              <w:rPr>
+                <w:rStyle w:val="a6"/>
+                <w:rFonts w:ascii="宋体" w:eastAsia="宋体" w:hAnsi="宋体"/>
+                <w:noProof/>
+              </w:rPr>
+              <w:t>2.2 HTTP/2</w:t>
+            </w:r>
+            <w:r>
+              <w:rPr>
+                <w:noProof/>
+                <w:webHidden/>
+              </w:rPr>
+              <w:tab/>
+            </w:r>
+            <w:r>
+              <w:rPr>
+                <w:noProof/>
+                <w:webHidden/>
+              </w:rPr>
+              <w:fldChar w:fldCharType="begin"/>
+            </w:r>
+            <w:r>
+              <w:rPr>
+                <w:noProof/>
+                <w:webHidden/>
+              </w:rPr>
+              <w:instrText xml:space="preserve"> PAGEREF _Toc234690711 \h </w:instrText>
+            </w:r>
+            <w:r>
+              <w:rPr>
+                <w:noProof/>
+                <w:webHidden/>
+              </w:rPr>
+            </w:r>
+            <w:r>
+              <w:rPr>
+                <w:noProof/>
+                <w:webHidden/>
+              </w:rPr>
+              <w:fldChar w:fldCharType="separate"/>
+            </w:r>
+            <w:r>
+              <w:rPr>
+                <w:noProof/>
+                <w:webHidden/>
+              </w:rPr>
+              <w:t>3</w:t>
+            </w:r>
+            <w:r>
+              <w:rPr>
+                <w:noProof/>
+                <w:webHidden/>
+              </w:rPr>
+              <w:fldChar w:fldCharType="end"/>
+            </w:r>
+          </w:hyperlink>
+        </w:p>
+        <w:p>
+          <w:pPr>
+            <w:pStyle w:val="TOC3"/>
+            <w:tabs>
+              <w:tab w:val="right" w:leader="dot" w:pos="8296"/>
+            </w:tabs>
+            <w:rPr>
+              <w:rFonts w:cstheme="minorBidi"/>
+              <w:noProof/>
+              <w:kern w:val="2"/>
+              <w:sz w:val="21"/>
+            </w:rPr>
+          </w:pPr>
+          <w:hyperlink w:anchor="_Toc234690712" w:history="1">
+            <w:r>
+              <w:rPr>
+                <w:rStyle w:val="a6"/>
+                <w:rFonts w:ascii="宋体" w:eastAsia="宋体" w:hAnsi="宋体"/>
+                <w:noProof/>
+              </w:rPr>
+              <w:t>2.3 HTTP/3 and QUIC</w:t>
+            </w:r>
+            <w:r>
+              <w:rPr>
+                <w:noProof/>
+                <w:webHidden/>
+              </w:rPr>
+              <w:tab/>
+            </w:r>
+            <w:r>
+              <w:rPr>
+                <w:noProof/>
+                <w:webHidden/>
+              </w:rPr>
+              <w:fldChar w:fldCharType="begin"/>
+            </w:r>
+            <w:r>
+              <w:rPr>
+                <w:noProof/>
+                <w:webHidden/>
+              </w:rPr>
+              <w:instrText xml:space="preserve"> PAGEREF _Toc234690712 \h </w:instrText>
+            </w:r>
+            <w:r>
+              <w:rPr>
+                <w:noProof/>
+                <w:webHidden/>
+              </w:rPr>
+            </w:r>
+            <w:r>
+              <w:rPr>
+                <w:noProof/>
+                <w:webHidden/>
+              </w:rPr>
+              <w:fldChar w:fldCharType="separate"/>
+            </w:r>
+            <w:r>
+              <w:rPr>
+                <w:noProof/>
+                <w:webHidden/>
+              </w:rPr>
+              <w:t>4</w:t>
+            </w:r>
+            <w:r>
+              <w:rPr>
+                <w:noProof/>
+                <w:webHidden/>
+              </w:rPr>
+              <w:fldChar w:fldCharType="end"/>
+            </w:r>
+          </w:hyperlink>
+        </w:p>
+        <w:p>
+          <w:pPr>
+            <w:pStyle w:val="TOC2"/>
+            <w:tabs>
+              <w:tab w:val="right" w:leader="dot" w:pos="8296"/>
+            </w:tabs>
+            <w:rPr>
+              <w:rFonts w:cstheme="minorBidi"/>
+              <w:noProof/>
+              <w:kern w:val="2"/>
+              <w:sz w:val="21"/>
+            </w:rPr>
+          </w:pPr>
+          <w:hyperlink w:anchor="_Toc234690713" w:history="1">
+            <w:r>
+              <w:rPr>
+                <w:rStyle w:val="a6"/>
+                <w:rFonts w:ascii="黑体" w:eastAsia="黑体" w:hAnsi="黑体"/>
+                <w:noProof/>
+              </w:rPr>
+              <w:t>3. Methodology</w:t>
+            </w:r>
+            <w:r>
+              <w:rPr>
+                <w:noProof/>
+                <w:webHidden/>
+              </w:rPr>
+              <w:tab/>
+            </w:r>
+            <w:r>
+              <w:rPr>
+                <w:noProof/>
+                <w:webHidden/>
+              </w:rPr>
+              <w:fldChar w:fldCharType="begin"/>
+            </w:r>
+            <w:r>
+              <w:rPr>
+                <w:noProof/>
+                <w:webHidden/>
+              </w:rPr>
+              <w:instrText xml:space="preserve"> PAGEREF _Toc234690713 \h </w:instrText>
+            </w:r>
+            <w:r>
+              <w:rPr>
+                <w:noProof/>
+                <w:webHidden/>
+              </w:rPr>
+            </w:r>
+            <w:r>
+              <w:rPr>
+                <w:noProof/>
+                <w:webHidden/>
+              </w:rPr>
+              <w:fldChar w:fldCharType="separate"/>
+            </w:r>
+            <w:r>
+              <w:rPr>
+                <w:noProof/>
+                <w:webHidden/>
+              </w:rPr>
+              <w:t>4</w:t>
+            </w:r>
+            <w:r>
+              <w:rPr>
+                <w:noProof/>
+                <w:webHidden/>
+              </w:rPr>
+              <w:fldChar w:fldCharType="end"/>
+            </w:r>
+          </w:hyperlink>
+        </w:p>
+        <w:p>
+          <w:pPr>
+            <w:pStyle w:val="TOC3"/>
+            <w:tabs>
+              <w:tab w:val="right" w:leader="dot" w:pos="8296"/>
+            </w:tabs>
+            <w:rPr>
+              <w:rFonts w:cstheme="minorBidi"/>
+              <w:noProof/>
+              <w:kern w:val="2"/>
+              <w:sz w:val="21"/>
+            </w:rPr>
+          </w:pPr>
+          <w:hyperlink w:anchor="_Toc234690714" w:history="1">
+            <w:r>
+              <w:rPr>
+                <w:rStyle w:val="a6"/>
+                <w:rFonts w:ascii="宋体" w:eastAsia="宋体" w:hAnsi="宋体"/>
+                <w:noProof/>
+              </w:rPr>
+              <w:t>3.1 Experimental Environment</w:t>
+            </w:r>
+            <w:r>
+              <w:rPr>
+                <w:noProof/>
+                <w:webHidden/>
+              </w:rPr>
+              <w:tab/>
+            </w:r>
+            <w:r>
+              <w:rPr>
+                <w:noProof/>
+                <w:webHidden/>
+              </w:rPr>
+              <w:fldChar w:fldCharType="begin"/>
+            </w:r>
+            <w:r>
+              <w:rPr>
+                <w:noProof/>
+                <w:webHidden/>
+              </w:rPr>
+              <w:instrText xml:space="preserve"> PAGEREF _Toc234690714 \h </w:instrText>
+            </w:r>
+            <w:r>
+              <w:rPr>
+                <w:noProof/>
+                <w:webHidden/>
+              </w:rPr>
+            </w:r>
+            <w:r>
+              <w:rPr>
+                <w:noProof/>
+                <w:webHidden/>
+              </w:rPr>
+              <w:fldChar w:fldCharType="separate"/>
+            </w:r>
+            <w:r>
+              <w:rPr>
+                <w:noProof/>
+                <w:webHidden/>
+              </w:rPr>
+              <w:t>4</w:t>
+            </w:r>
+            <w:r>
+              <w:rPr>
+                <w:noProof/>
+                <w:webHidden/>
+              </w:rPr>
+              <w:fldChar w:fldCharType="end"/>
+            </w:r>
+          </w:hyperlink>
+        </w:p>
+        <w:p>
+          <w:pPr>
+            <w:pStyle w:val="TOC3"/>
+            <w:tabs>
+              <w:tab w:val="right" w:leader="dot" w:pos="8296"/>
+            </w:tabs>
+            <w:rPr>
+              <w:rFonts w:cstheme="minorBidi"/>
+              <w:noProof/>
+              <w:kern w:val="2"/>
+              <w:sz w:val="21"/>
+            </w:rPr>
+          </w:pPr>
+          <w:hyperlink w:anchor="_Toc234690715" w:history="1">
+            <w:r>
+              <w:rPr>
+                <w:rStyle w:val="a6"/>
+                <w:rFonts w:ascii="宋体" w:eastAsia="宋体" w:hAnsi="宋体"/>
+                <w:noProof/>
+              </w:rPr>
+              <w:t>3.2 Website and Server Configuration</w:t>
+            </w:r>
+            <w:r>
+              <w:rPr>
+                <w:noProof/>
+                <w:webHidden/>
+              </w:rPr>
+              <w:tab/>
+            </w:r>
+            <w:r>
+              <w:rPr>
+                <w:noProof/>
+                <w:webHidden/>
+              </w:rPr>
+              <w:fldChar w:fldCharType="begin"/>
+            </w:r>
+            <w:r>
+              <w:rPr>
+                <w:noProof/>
+                <w:webHidden/>
+              </w:rPr>
+              <w:instrText xml:space="preserve"> PAGEREF _Toc234690715 \h </w:instrText>
+            </w:r>
+            <w:r>
+              <w:rPr>
+                <w:noProof/>
+                <w:webHidden/>
+              </w:rPr>
+            </w:r>
+            <w:r>
+              <w:rPr>
+                <w:noProof/>
+                <w:webHidden/>
+              </w:rPr>
+              <w:fldChar w:fldCharType="separate"/>
+            </w:r>
+            <w:r>
+              <w:rPr>
+                <w:noProof/>
+                <w:webHidden/>
+              </w:rPr>
+              <w:t>5</w:t>
+            </w:r>
+            <w:r>
+              <w:rPr>
+                <w:noProof/>
+                <w:webHidden/>
+              </w:rPr>
+              <w:fldChar w:fldCharType="end"/>
+            </w:r>
+          </w:hyperlink>
+        </w:p>
+        <w:p>
+          <w:pPr>
+            <w:pStyle w:val="TOC3"/>
+            <w:tabs>
+              <w:tab w:val="right" w:leader="dot" w:pos="8296"/>
+            </w:tabs>
+            <w:rPr>
+              <w:rFonts w:cstheme="minorBidi"/>
+              <w:noProof/>
+              <w:kern w:val="2"/>
+              <w:sz w:val="21"/>
+            </w:rPr>
+          </w:pPr>
+          <w:hyperlink w:anchor="_Toc234690716" w:history="1">
+            <w:r>
+              <w:rPr>
+                <w:rStyle w:val="a6"/>
+                <w:rFonts w:ascii="宋体" w:eastAsia="宋体" w:hAnsi="宋体"/>
+                <w:noProof/>
+              </w:rPr>
+              <w:t>3.3 Experimental Procedure</w:t>
+            </w:r>
+            <w:r>
+              <w:rPr>
+                <w:noProof/>
+                <w:webHidden/>
+              </w:rPr>
+              <w:tab/>
+            </w:r>
+            <w:r>
+              <w:rPr>
+                <w:noProof/>
+                <w:webHidden/>
+              </w:rPr>
+              <w:fldChar w:fldCharType="begin"/>
+            </w:r>
+            <w:r>
+              <w:rPr>
+                <w:noProof/>
+                <w:webHidden/>
+              </w:rPr>
+              <w:instrText xml:space="preserve"> PAGEREF _Toc234690716 \h </w:instrText>
+            </w:r>
+            <w:r>
+              <w:rPr>
+                <w:noProof/>
+                <w:webHidden/>
+              </w:rPr>
+            </w:r>
+            <w:r>
+              <w:rPr>
+                <w:noProof/>
+                <w:webHidden/>
+              </w:rPr>
+              <w:fldChar w:fldCharType="separate"/>
+            </w:r>
+            <w:r>
+              <w:rPr>
+                <w:noProof/>
+                <w:webHidden/>
+              </w:rPr>
+              <w:t>5</w:t>
+            </w:r>
+            <w:r>
+              <w:rPr>
+                <w:noProof/>
+                <w:webHidden/>
+              </w:rPr>
+              <w:fldChar w:fldCharType="end"/>
+            </w:r>
+          </w:hyperlink>
+        </w:p>
+        <w:p>
+          <w:pPr>
+            <w:pStyle w:val="TOC3"/>
+            <w:tabs>
+              <w:tab w:val="right" w:leader="dot" w:pos="8296"/>
+            </w:tabs>
+            <w:rPr>
+              <w:rFonts w:cstheme="minorBidi"/>
+              <w:noProof/>
+              <w:kern w:val="2"/>
+              <w:sz w:val="21"/>
+            </w:rPr>
+          </w:pPr>
+          <w:hyperlink w:anchor="_Toc234690717" w:history="1">
+            <w:r>
+              <w:rPr>
+                <w:rStyle w:val="a6"/>
+                <w:rFonts w:ascii="宋体" w:eastAsia="宋体" w:hAnsi="宋体"/>
+                <w:noProof/>
+              </w:rPr>
+              <w:t>3.4 Performance Metrics</w:t>
+            </w:r>
+            <w:r>
+              <w:rPr>
+                <w:noProof/>
+                <w:webHidden/>
+              </w:rPr>
+              <w:tab/>
+            </w:r>
+            <w:r>
+              <w:rPr>
+                <w:noProof/>
+                <w:webHidden/>
+              </w:rPr>
+              <w:fldChar w:fldCharType="begin"/>
+            </w:r>
+            <w:r>
+              <w:rPr>
+                <w:noProof/>
+                <w:webHidden/>
+              </w:rPr>
+              <w:instrText xml:space="preserve"> PAGEREF _Toc234690717 \h </w:instrText>
+            </w:r>
+            <w:r>
+              <w:rPr>
+                <w:noProof/>
+                <w:webHidden/>
+              </w:rPr>
+            </w:r>
+            <w:r>
+              <w:rPr>
+                <w:noProof/>
+                <w:webHidden/>
+              </w:rPr>
+              <w:fldChar w:fldCharType="separate"/>
+            </w:r>
+            <w:r>
+              <w:rPr>
+                <w:noProof/>
+                <w:webHidden/>
+              </w:rPr>
+              <w:t>6</w:t>
+            </w:r>
+            <w:r>
+              <w:rPr>
+                <w:noProof/>
+                <w:webHidden/>
+              </w:rPr>
+              <w:fldChar w:fldCharType="end"/>
+            </w:r>
+          </w:hyperlink>
+        </w:p>
+        <w:p>
+          <w:pPr>
+            <w:pStyle w:val="TOC3"/>
+            <w:tabs>
+              <w:tab w:val="right" w:leader="dot" w:pos="8296"/>
+            </w:tabs>
+            <w:rPr>
+              <w:rFonts w:cstheme="minorBidi"/>
+              <w:noProof/>
+              <w:kern w:val="2"/>
+              <w:sz w:val="21"/>
+            </w:rPr>
+          </w:pPr>
+          <w:hyperlink w:anchor="_Toc234690718" w:history="1">
+            <w:r>
+              <w:rPr>
+                <w:rStyle w:val="a6"/>
+                <w:rFonts w:ascii="黑体" w:eastAsia="黑体" w:hAnsi="黑体"/>
+                <w:noProof/>
+              </w:rPr>
+              <w:t>(</w:t>
+            </w:r>
+            <w:r>
+              <w:rPr>
+                <w:rStyle w:val="a6"/>
+                <w:rFonts w:ascii="宋体" w:eastAsia="宋体" w:hAnsi="宋体"/>
+                <w:noProof/>
+              </w:rPr>
+              <w:t>1)Page Load Time</w:t>
+            </w:r>
+            <w:r>
+              <w:rPr>
+                <w:noProof/>
+                <w:webHidden/>
+              </w:rPr>
+              <w:tab/>
+            </w:r>
+            <w:r>
+              <w:rPr>
+                <w:noProof/>
+                <w:webHidden/>
+              </w:rPr>
+              <w:fldChar w:fldCharType="begin"/>
+            </w:r>
+            <w:r>
+              <w:rPr>
+                <w:noProof/>
+                <w:webHidden/>
+              </w:rPr>
+              <w:instrText xml:space="preserve"> PAGEREF _Toc234690718 \h </w:instrText>
+            </w:r>
+            <w:r>
+              <w:rPr>
+                <w:noProof/>
+                <w:webHidden/>
+              </w:rPr>
+            </w:r>
+            <w:r>
+              <w:rPr>
+                <w:noProof/>
+                <w:webHidden/>
+              </w:rPr>
+              <w:fldChar w:fldCharType="separate"/>
+            </w:r>
+            <w:r>
+              <w:rPr>
+                <w:noProof/>
+                <w:webHidden/>
+              </w:rPr>
+              <w:t>6</w:t>
+            </w:r>
+            <w:r>
+              <w:rPr>
+                <w:noProof/>
+                <w:webHidden/>
+              </w:rPr>
+              <w:fldChar w:fldCharType="end"/>
+            </w:r>
+          </w:hyperlink>
+        </w:p>
+        <w:p>
+          <w:pPr>
+            <w:pStyle w:val="TOC3"/>
+            <w:tabs>
+              <w:tab w:val="right" w:leader="dot" w:pos="8296"/>
+            </w:tabs>
+            <w:rPr>
+              <w:rFonts w:cstheme="minorBidi"/>
+              <w:noProof/>
+              <w:kern w:val="2"/>
+              <w:sz w:val="21"/>
+            </w:rPr>
+          </w:pPr>
+          <w:hyperlink w:anchor="_Toc234690719" w:history="1">
+            <w:r>
+              <w:rPr>
+                <w:rStyle w:val="a6"/>
+                <w:rFonts w:ascii="宋体" w:eastAsia="宋体" w:hAnsi="宋体"/>
+                <w:noProof/>
+              </w:rPr>
+              <w:t>(2)Time To First Byte (TTFB)</w:t>
+            </w:r>
+            <w:r>
+              <w:rPr>
+                <w:noProof/>
+                <w:webHidden/>
+              </w:rPr>
+              <w:tab/>
+            </w:r>
+            <w:r>
+              <w:rPr>
+                <w:noProof/>
+                <w:webHidden/>
+              </w:rPr>
+              <w:fldChar w:fldCharType="begin"/>
+            </w:r>
+            <w:r>
+              <w:rPr>
+                <w:noProof/>
+                <w:webHidden/>
+              </w:rPr>
+              <w:instrText xml:space="preserve"> PAGEREF _Toc234690719 \h </w:instrText>
+            </w:r>
+            <w:r>
+              <w:rPr>
+                <w:noProof/>
+                <w:webHidden/>
+              </w:rPr>
+            </w:r>
+            <w:r>
+              <w:rPr>
+                <w:noProof/>
+                <w:webHidden/>
+              </w:rPr>
+              <w:fldChar w:fldCharType="separate"/>
+            </w:r>
+            <w:r>
+              <w:rPr>
+                <w:noProof/>
+                <w:webHidden/>
+              </w:rPr>
+              <w:t>6</w:t>
+            </w:r>
+            <w:r>
+              <w:rPr>
+                <w:noProof/>
+                <w:webHidden/>
+              </w:rPr>
+              <w:fldChar w:fldCharType="end"/>
+            </w:r>
+          </w:hyperlink>
+        </w:p>
+        <w:p>
+          <w:pPr>
+            <w:pStyle w:val="TOC3"/>
+            <w:tabs>
+              <w:tab w:val="right" w:leader="dot" w:pos="8296"/>
+            </w:tabs>
+            <w:rPr>
+              <w:rFonts w:cstheme="minorBidi"/>
+              <w:noProof/>
+              <w:kern w:val="2"/>
+              <w:sz w:val="21"/>
+            </w:rPr>
+          </w:pPr>
+          <w:hyperlink w:anchor="_Toc234690720" w:history="1">
+            <w:r>
+              <w:rPr>
+                <w:rStyle w:val="a6"/>
+                <w:rFonts w:ascii="宋体" w:eastAsia="宋体" w:hAnsi="宋体"/>
+                <w:noProof/>
+              </w:rPr>
+              <w:t>(3)Standard Deviation</w:t>
+            </w:r>
+            <w:r>
+              <w:rPr>
+                <w:noProof/>
+                <w:webHidden/>
+              </w:rPr>
+              <w:tab/>
+            </w:r>
+            <w:r>
+              <w:rPr>
+                <w:noProof/>
+                <w:webHidden/>
+              </w:rPr>
+              <w:fldChar w:fldCharType="begin"/>
+            </w:r>
+            <w:r>
+              <w:rPr>
+                <w:noProof/>
+                <w:webHidden/>
+              </w:rPr>
+              <w:instrText xml:space="preserve"> PAGEREF _Toc234690720 \h </w:instrText>
+            </w:r>
+            <w:r>
+              <w:rPr>
+                <w:noProof/>
+                <w:webHidden/>
+              </w:rPr>
+            </w:r>
+            <w:r>
+              <w:rPr>
+                <w:noProof/>
+                <w:webHidden/>
+              </w:rPr>
+              <w:fldChar w:fldCharType="separate"/>
+            </w:r>
+            <w:r>
+              <w:rPr>
+                <w:noProof/>
+                <w:webHidden/>
+              </w:rPr>
+              <w:t>6</w:t>
+            </w:r>
+            <w:r>
+              <w:rPr>
+                <w:noProof/>
+                <w:webHidden/>
+              </w:rPr>
+              <w:fldChar w:fldCharType="end"/>
+            </w:r>
+          </w:hyperlink>
+        </w:p>
+        <w:p>
+          <w:pPr>
+            <w:pStyle w:val="TOC2"/>
+            <w:tabs>
+              <w:tab w:val="right" w:leader="dot" w:pos="8296"/>
+            </w:tabs>
+            <w:rPr>
+              <w:rFonts w:cstheme="minorBidi"/>
+              <w:noProof/>
+              <w:kern w:val="2"/>
+              <w:sz w:val="21"/>
+            </w:rPr>
+          </w:pPr>
+          <w:hyperlink w:anchor="_Toc234690721" w:history="1">
+            <w:r>
+              <w:rPr>
+                <w:rStyle w:val="a6"/>
+                <w:rFonts w:ascii="黑体" w:eastAsia="黑体" w:hAnsi="黑体"/>
+                <w:noProof/>
+              </w:rPr>
+              <w:t>4. Experimental Results</w:t>
+            </w:r>
+            <w:r>
+              <w:rPr>
+                <w:noProof/>
+                <w:webHidden/>
+              </w:rPr>
+              <w:tab/>
+            </w:r>
+            <w:r>
+              <w:rPr>
+                <w:noProof/>
+                <w:webHidden/>
+              </w:rPr>
+              <w:fldChar w:fldCharType="begin"/>
+            </w:r>
+            <w:r>
+              <w:rPr>
+                <w:noProof/>
+                <w:webHidden/>
+              </w:rPr>
+              <w:instrText xml:space="preserve"> PAGEREF _Toc234690721 \h </w:instrText>
+            </w:r>
+            <w:r>
+              <w:rPr>
+                <w:noProof/>
+                <w:webHidden/>
+              </w:rPr>
+            </w:r>
+            <w:r>
+              <w:rPr>
+                <w:noProof/>
+                <w:webHidden/>
+              </w:rPr>
+              <w:fldChar w:fldCharType="separate"/>
+            </w:r>
+            <w:r>
+              <w:rPr>
+                <w:noProof/>
+                <w:webHidden/>
+              </w:rPr>
+              <w:t>6</w:t>
+            </w:r>
+            <w:r>
+              <w:rPr>
+                <w:noProof/>
+                <w:webHidden/>
+              </w:rPr>
+              <w:fldChar w:fldCharType="end"/>
+            </w:r>
+          </w:hyperlink>
+        </w:p>
+        <w:p>
+          <w:pPr>
+            <w:pStyle w:val="TOC3"/>
+            <w:tabs>
+              <w:tab w:val="right" w:leader="dot" w:pos="8296"/>
+            </w:tabs>
+            <w:rPr>
+              <w:rFonts w:cstheme="minorBidi"/>
+              <w:noProof/>
+              <w:kern w:val="2"/>
+              <w:sz w:val="21"/>
+            </w:rPr>
+          </w:pPr>
+          <w:hyperlink w:anchor="_Toc234690722" w:history="1">
+            <w:r>
+              <w:rPr>
+                <w:rStyle w:val="a6"/>
+                <w:rFonts w:ascii="宋体" w:eastAsia="宋体" w:hAnsi="宋体"/>
+                <w:noProof/>
+              </w:rPr>
+              <w:t>4.1 Page Load Time Analysis</w:t>
+            </w:r>
+            <w:r>
+              <w:rPr>
+                <w:noProof/>
+                <w:webHidden/>
+              </w:rPr>
+              <w:tab/>
+            </w:r>
+            <w:r>
+              <w:rPr>
+                <w:noProof/>
+                <w:webHidden/>
+              </w:rPr>
+              <w:fldChar w:fldCharType="begin"/>
+            </w:r>
+            <w:r>
+              <w:rPr>
+                <w:noProof/>
+                <w:webHidden/>
+              </w:rPr>
+              <w:instrText xml:space="preserve"> PAGEREF _Toc234690722 \h </w:instrText>
+            </w:r>
+            <w:r>
+              <w:rPr>
+                <w:noProof/>
+                <w:webHidden/>
+              </w:rPr>
+            </w:r>
+            <w:r>
+              <w:rPr>
+                <w:noProof/>
+                <w:webHidden/>
+              </w:rPr>
+              <w:fldChar w:fldCharType="separate"/>
+            </w:r>
+            <w:r>
+              <w:rPr>
+                <w:noProof/>
+                <w:webHidden/>
+              </w:rPr>
+              <w:t>7</w:t>
+            </w:r>
+            <w:r>
+              <w:rPr>
+                <w:noProof/>
+                <w:webHidden/>
+              </w:rPr>
+              <w:fldChar w:fldCharType="end"/>
+            </w:r>
+          </w:hyperlink>
+        </w:p>
+        <w:p>
+          <w:pPr>
+            <w:pStyle w:val="TOC3"/>
+            <w:tabs>
+              <w:tab w:val="right" w:leader="dot" w:pos="8296"/>
+            </w:tabs>
+            <w:rPr>
+              <w:rFonts w:cstheme="minorBidi"/>
+              <w:noProof/>
+              <w:kern w:val="2"/>
+              <w:sz w:val="21"/>
+            </w:rPr>
+          </w:pPr>
+          <w:hyperlink w:anchor="_Toc234690723" w:history="1">
+            <w:r>
+              <w:rPr>
+                <w:rStyle w:val="a6"/>
+                <w:rFonts w:ascii="宋体" w:eastAsia="宋体" w:hAnsi="宋体"/>
+                <w:noProof/>
+              </w:rPr>
+              <w:t>4.2 Time To First Byte (TTFB) Analysis</w:t>
+            </w:r>
+            <w:r>
+              <w:rPr>
+                <w:noProof/>
+                <w:webHidden/>
+              </w:rPr>
+              <w:tab/>
+            </w:r>
+            <w:r>
+              <w:rPr>
+                <w:noProof/>
+                <w:webHidden/>
+              </w:rPr>
+              <w:fldChar w:fldCharType="begin"/>
+            </w:r>
+            <w:r>
+              <w:rPr>
+                <w:noProof/>
+                <w:webHidden/>
+              </w:rPr>
+              <w:instrText xml:space="preserve"> PAGEREF _Toc234690723 \h </w:instrText>
+            </w:r>
+            <w:r>
+              <w:rPr>
+                <w:noProof/>
+                <w:webHidden/>
+              </w:rPr>
+            </w:r>
+            <w:r>
+              <w:rPr>
+                <w:noProof/>
+                <w:webHidden/>
+              </w:rPr>
+              <w:fldChar w:fldCharType="separate"/>
+            </w:r>
+            <w:r>
+              <w:rPr>
+                <w:noProof/>
+                <w:webHidden/>
+              </w:rPr>
+              <w:t>8</w:t>
+            </w:r>
+            <w:r>
+              <w:rPr>
+                <w:noProof/>
+                <w:webHidden/>
+              </w:rPr>
+              <w:fldChar w:fldCharType="end"/>
+            </w:r>
+          </w:hyperlink>
+        </w:p>
+        <w:p>
+          <w:pPr>
+            <w:pStyle w:val="TOC3"/>
+            <w:tabs>
+              <w:tab w:val="right" w:leader="dot" w:pos="8296"/>
+            </w:tabs>
+            <w:rPr>
+              <w:rFonts w:cstheme="minorBidi"/>
+              <w:noProof/>
+              <w:kern w:val="2"/>
+              <w:sz w:val="21"/>
+            </w:rPr>
+          </w:pPr>
+          <w:hyperlink w:anchor="_Toc234690724" w:history="1">
+            <w:r>
+              <w:rPr>
+                <w:rStyle w:val="a6"/>
+                <w:rFonts w:ascii="宋体" w:eastAsia="宋体" w:hAnsi="宋体"/>
+                <w:noProof/>
+              </w:rPr>
+              <w:t>4.3 Performance Stability Analysis</w:t>
+            </w:r>
+            <w:r>
+              <w:rPr>
+                <w:noProof/>
+                <w:webHidden/>
+              </w:rPr>
+              <w:tab/>
+            </w:r>
+            <w:r>
+              <w:rPr>
+                <w:noProof/>
+                <w:webHidden/>
+              </w:rPr>
+              <w:fldChar w:fldCharType="begin"/>
+            </w:r>
+            <w:r>
+              <w:rPr>
+                <w:noProof/>
+                <w:webHidden/>
+              </w:rPr>
+              <w:instrText xml:space="preserve"> PAGEREF _Toc234690724 \h </w:instrText>
+            </w:r>
+            <w:r>
+              <w:rPr>
+                <w:noProof/>
+                <w:webHidden/>
+              </w:rPr>
+            </w:r>
+            <w:r>
+              <w:rPr>
+                <w:noProof/>
+                <w:webHidden/>
+              </w:rPr>
+              <w:fldChar w:fldCharType="separate"/>
+            </w:r>
+            <w:r>
+              <w:rPr>
+                <w:noProof/>
+                <w:webHidden/>
+              </w:rPr>
+              <w:t>9</w:t>
+            </w:r>
+            <w:r>
+              <w:rPr>
+                <w:noProof/>
+                <w:webHidden/>
+              </w:rPr>
+              <w:fldChar w:fldCharType="end"/>
+            </w:r>
+          </w:hyperlink>
+        </w:p>
+        <w:p>
+          <w:pPr>
+            <w:pStyle w:val="TOC2"/>
+            <w:tabs>
+              <w:tab w:val="right" w:leader="dot" w:pos="8296"/>
+            </w:tabs>
+            <w:rPr>
+              <w:rFonts w:cstheme="minorBidi"/>
+              <w:noProof/>
+              <w:kern w:val="2"/>
+              <w:sz w:val="21"/>
+            </w:rPr>
+          </w:pPr>
+          <w:hyperlink w:anchor="_Toc234690725" w:history="1">
+            <w:r>
+              <w:rPr>
+                <w:rStyle w:val="a6"/>
+                <w:rFonts w:ascii="黑体" w:eastAsia="黑体" w:hAnsi="黑体"/>
+                <w:noProof/>
+              </w:rPr>
+              <w:t>5. Discussion</w:t>
+            </w:r>
+            <w:r>
+              <w:rPr>
+                <w:noProof/>
+                <w:webHidden/>
+              </w:rPr>
+              <w:tab/>
+            </w:r>
+            <w:r>
+              <w:rPr>
+                <w:noProof/>
+                <w:webHidden/>
+              </w:rPr>
+              <w:fldChar w:fldCharType="begin"/>
+            </w:r>
+            <w:r>
+              <w:rPr>
+                <w:noProof/>
+                <w:webHidden/>
+              </w:rPr>
+              <w:instrText xml:space="preserve"> PAGEREF _Toc234690725 \h </w:instrText>
+            </w:r>
+            <w:r>
+              <w:rPr>
+                <w:noProof/>
+                <w:webHidden/>
+              </w:rPr>
+            </w:r>
+            <w:r>
+              <w:rPr>
+                <w:noProof/>
+                <w:webHidden/>
+              </w:rPr>
+              <w:fldChar w:fldCharType="separate"/>
+            </w:r>
+            <w:r>
+              <w:rPr>
+                <w:noProof/>
+                <w:webHidden/>
+              </w:rPr>
+              <w:t>10</w:t>
+            </w:r>
+            <w:r>
+              <w:rPr>
+                <w:noProof/>
+                <w:webHidden/>
+              </w:rPr>
+              <w:fldChar w:fldCharType="end"/>
+            </w:r>
+          </w:hyperlink>
+        </w:p>
+        <w:p>
+          <w:pPr>
+            <w:pStyle w:val="TOC2"/>
+            <w:tabs>
+              <w:tab w:val="right" w:leader="dot" w:pos="8296"/>
+            </w:tabs>
+            <w:rPr>
+              <w:rFonts w:cstheme="minorBidi"/>
+              <w:noProof/>
+              <w:kern w:val="2"/>
+              <w:sz w:val="21"/>
+            </w:rPr>
+          </w:pPr>
+          <w:hyperlink w:anchor="_Toc234690726" w:history="1">
+            <w:r>
+              <w:rPr>
+                <w:rStyle w:val="a6"/>
+                <w:rFonts w:ascii="宋体" w:eastAsia="宋体" w:hAnsi="宋体" w:cs="Arial"/>
+                <w:noProof/>
+              </w:rPr>
+              <w:t>5.1 Comparison of HTTP Protocol Performance</w:t>
+            </w:r>
+            <w:r>
+              <w:rPr>
+                <w:noProof/>
+                <w:webHidden/>
+              </w:rPr>
+              <w:tab/>
+            </w:r>
+            <w:r>
+              <w:rPr>
+                <w:noProof/>
+                <w:webHidden/>
+              </w:rPr>
+              <w:fldChar w:fldCharType="begin"/>
+            </w:r>
+            <w:r>
+              <w:rPr>
+                <w:noProof/>
+                <w:webHidden/>
+              </w:rPr>
+              <w:instrText xml:space="preserve"> PAGEREF _Toc234690726 \h </w:instrText>
+            </w:r>
+            <w:r>
+              <w:rPr>
+                <w:noProof/>
+                <w:webHidden/>
+              </w:rPr>
+            </w:r>
+            <w:r>
+              <w:rPr>
+                <w:noProof/>
+                <w:webHidden/>
+              </w:rPr>
+              <w:fldChar w:fldCharType="separate"/>
+            </w:r>
+            <w:r>
+              <w:rPr>
+                <w:noProof/>
+                <w:webHidden/>
+              </w:rPr>
+              <w:t>10</w:t>
+            </w:r>
+            <w:r>
+              <w:rPr>
+                <w:noProof/>
+                <w:webHidden/>
+              </w:rPr>
+              <w:fldChar w:fldCharType="end"/>
+            </w:r>
+          </w:hyperlink>
+        </w:p>
+        <w:p>
+          <w:pPr>
+            <w:pStyle w:val="TOC3"/>
+            <w:tabs>
+              <w:tab w:val="right" w:leader="dot" w:pos="8296"/>
+            </w:tabs>
+            <w:rPr>
+              <w:rFonts w:cstheme="minorBidi"/>
+              <w:noProof/>
+              <w:kern w:val="2"/>
+              <w:sz w:val="21"/>
+            </w:rPr>
+          </w:pPr>
+          <w:hyperlink w:anchor="_Toc234690727" w:history="1">
+            <w:r>
+              <w:rPr>
+                <w:rStyle w:val="a6"/>
+                <w:rFonts w:ascii="宋体" w:eastAsia="宋体" w:hAnsi="宋体"/>
+                <w:noProof/>
+              </w:rPr>
+              <w:t>5.2 Factors Affecting Experimental Results</w:t>
+            </w:r>
+            <w:r>
+              <w:rPr>
+                <w:noProof/>
+                <w:webHidden/>
+              </w:rPr>
+              <w:tab/>
+            </w:r>
+            <w:r>
+              <w:rPr>
+                <w:noProof/>
+                <w:webHidden/>
+              </w:rPr>
+              <w:fldChar w:fldCharType="begin"/>
+            </w:r>
+            <w:r>
+              <w:rPr>
+                <w:noProof/>
+                <w:webHidden/>
+              </w:rPr>
+              <w:instrText xml:space="preserve"> PAGEREF _Toc234690727 \h </w:instrText>
+            </w:r>
+            <w:r>
+              <w:rPr>
+                <w:noProof/>
+                <w:webHidden/>
+              </w:rPr>
+            </w:r>
+            <w:r>
+              <w:rPr>
+                <w:noProof/>
+                <w:webHidden/>
+              </w:rPr>
+              <w:fldChar w:fldCharType="separate"/>
+            </w:r>
+            <w:r>
+              <w:rPr>
+                <w:noProof/>
+                <w:webHidden/>
+              </w:rPr>
+              <w:t>11</w:t>
+            </w:r>
+            <w:r>
+              <w:rPr>
+                <w:noProof/>
+                <w:webHidden/>
+              </w:rPr>
+              <w:fldChar w:fldCharType="end"/>
+            </w:r>
+          </w:hyperlink>
+        </w:p>
+        <w:p>
+          <w:pPr>
+            <w:pStyle w:val="TOC3"/>
+            <w:tabs>
+              <w:tab w:val="right" w:leader="dot" w:pos="8296"/>
+            </w:tabs>
+            <w:rPr>
+              <w:rFonts w:cstheme="minorBidi"/>
+              <w:noProof/>
+              <w:kern w:val="2"/>
+              <w:sz w:val="21"/>
+            </w:rPr>
+          </w:pPr>
+          <w:hyperlink w:anchor="_Toc234690728" w:history="1">
+            <w:r>
+              <w:rPr>
+                <w:rStyle w:val="a6"/>
+                <w:rFonts w:ascii="宋体" w:eastAsia="宋体" w:hAnsi="宋体"/>
+                <w:noProof/>
+              </w:rPr>
+              <w:t>5.3 Limitations and Future Work</w:t>
+            </w:r>
+            <w:r>
+              <w:rPr>
+                <w:noProof/>
+                <w:webHidden/>
+              </w:rPr>
+              <w:tab/>
+            </w:r>
+            <w:r>
+              <w:rPr>
+                <w:noProof/>
+                <w:webHidden/>
+              </w:rPr>
+              <w:fldChar w:fldCharType="begin"/>
+            </w:r>
+            <w:r>
+              <w:rPr>
+                <w:noProof/>
+                <w:webHidden/>
+              </w:rPr>
+              <w:instrText xml:space="preserve"> PAGEREF _Toc234690728 \h </w:instrText>
+            </w:r>
+            <w:r>
+              <w:rPr>
+                <w:noProof/>
+                <w:webHidden/>
+              </w:rPr>
+            </w:r>
+            <w:r>
+              <w:rPr>
+                <w:noProof/>
+                <w:webHidden/>
+              </w:rPr>
+              <w:fldChar w:fldCharType="separate"/>
+            </w:r>
+            <w:r>
+              <w:rPr>
+                <w:noProof/>
+                <w:webHidden/>
+              </w:rPr>
+              <w:t>12</w:t>
+            </w:r>
+            <w:r>
+              <w:rPr>
+                <w:noProof/>
+                <w:webHidden/>
+              </w:rPr>
+              <w:fldChar w:fldCharType="end"/>
+            </w:r>
+          </w:hyperlink>
+        </w:p>
+        <w:p>
+          <w:pPr>
+            <w:pStyle w:val="TOC2"/>
+            <w:tabs>
+              <w:tab w:val="right" w:leader="dot" w:pos="8296"/>
+            </w:tabs>
+            <w:rPr>
+              <w:rFonts w:cstheme="minorBidi"/>
+              <w:noProof/>
+              <w:kern w:val="2"/>
+              <w:sz w:val="21"/>
+            </w:rPr>
+          </w:pPr>
+          <w:hyperlink w:anchor="_Toc234690729" w:history="1">
+            <w:r>
+              <w:rPr>
+                <w:rStyle w:val="a6"/>
+                <w:rFonts w:ascii="黑体" w:eastAsia="黑体" w:hAnsi="黑体"/>
+                <w:noProof/>
+              </w:rPr>
+              <w:t>6. Conclusion</w:t>
+            </w:r>
+            <w:r>
+              <w:rPr>
+                <w:noProof/>
+                <w:webHidden/>
+              </w:rPr>
+              <w:tab/>
+            </w:r>
+            <w:r>
+              <w:rPr>
+                <w:noProof/>
+                <w:webHidden/>
+              </w:rPr>
+              <w:fldChar w:fldCharType="begin"/>
+            </w:r>
+            <w:r>
+              <w:rPr>
+                <w:noProof/>
+                <w:webHidden/>
+              </w:rPr>
+              <w:instrText xml:space="preserve"> PAGEREF _Toc234690729 \h </w:instrText>
+            </w:r>
+            <w:r>
+              <w:rPr>
+                <w:noProof/>
+                <w:webHidden/>
+              </w:rPr>
+            </w:r>
+            <w:r>
+              <w:rPr>
+                <w:noProof/>
+                <w:webHidden/>
+              </w:rPr>
+              <w:fldChar w:fldCharType="separate"/>
+            </w:r>
+            <w:r>
+              <w:rPr>
+                <w:noProof/>
+                <w:webHidden/>
+              </w:rPr>
+              <w:t>12</w:t>
+            </w:r>
+            <w:r>
+              <w:rPr>
+                <w:noProof/>
+                <w:webHidden/>
+              </w:rPr>
+              <w:fldChar w:fldCharType="end"/>
+            </w:r>
+          </w:hyperlink>
+        </w:p>
+        <w:p>
+          <w:pPr>
+            <w:pStyle w:val="TOC2"/>
+            <w:tabs>
+              <w:tab w:val="right" w:leader="dot" w:pos="8296"/>
+            </w:tabs>
+            <w:rPr>
+              <w:rFonts w:cstheme="minorBidi"/>
+              <w:noProof/>
+              <w:kern w:val="2"/>
+              <w:sz w:val="21"/>
+            </w:rPr>
+          </w:pPr>
+          <w:hyperlink w:anchor="_Toc234690730" w:history="1">
+            <w:r>
+              <w:rPr>
+                <w:rStyle w:val="a6"/>
+                <w:rFonts w:ascii="黑体" w:eastAsia="黑体" w:hAnsi="黑体"/>
+                <w:noProof/>
+              </w:rPr>
+              <w:t>7. References</w:t>
+            </w:r>
+            <w:r>
+              <w:rPr>
+                <w:noProof/>
+                <w:webHidden/>
+              </w:rPr>
+              <w:tab/>
+            </w:r>
+            <w:r>
+              <w:rPr>
+                <w:noProof/>
+                <w:webHidden/>
+              </w:rPr>
+              <w:fldChar w:fldCharType="begin"/>
+            </w:r>
+            <w:r>
+              <w:rPr>
+                <w:noProof/>
+                <w:webHidden/>
+              </w:rPr>
+              <w:instrText xml:space="preserve"> PAGEREF _Toc234690730 \h </w:instrText>
+            </w:r>
+            <w:r>
+              <w:rPr>
+                <w:noProof/>
+                <w:webHidden/>
+              </w:rPr>
+            </w:r>
+            <w:r>
+              <w:rPr>
+                <w:noProof/>
+                <w:webHidden/>
+              </w:rPr>
+              <w:fldChar w:fldCharType="separate"/>
+            </w:r>
+            <w:r>
+              <w:rPr>
+                <w:noProof/>
+                <w:webHidden/>
+              </w:rPr>
+              <w:t>14</w:t>
+            </w:r>
+            <w:r>
+              <w:rPr>
+                <w:noProof/>
+                <w:webHidden/>
+              </w:rPr>
+              <w:fldChar w:fldCharType="end"/>
+            </w:r>
+          </w:hyperlink>
+        </w:p>
+        <w:p>
+          <w:r>
+            <w:rPr>
+              <w:b/>
+              <w:bCs/>
+              <w:lang w:val="zh-CN"/>
+            </w:rPr>
+            <w:fldChar w:fldCharType="end"/>
+          </w:r>
+        </w:p>
+      </w:sdtContent>
+    </w:sdt>
+    <w:p>
+      <w:pPr>
+        <w:pStyle w:val="a3"/>
+      </w:pPr>
+    </w:p>
+    <w:p>
+      <w:r>
+        <w:pict w14:anchorId="0C94F175">
+          <v:rect id="_x0000_i1144" style="width:0;height:1.5pt" o:hralign="center" o:hrstd="t" o:hr="t" fillcolor="#a0a0a0" stroked="f"/>
+        </w:pict>
+      </w:r>
+    </w:p>
+    <w:p>
+      <w:pPr>
+        <w:pStyle w:val="2"/>
+        <w:rPr>
+          <w:rFonts w:ascii="黑体" w:eastAsia="黑体" w:hAnsi="黑体"/>
+        </w:rPr>
+      </w:pPr>
+      <w:bookmarkStart w:id="24" w:name="_Toc234690730"/>
+      <w:r>
+        <w:rPr>
+          <w:rFonts w:ascii="黑体" w:eastAsia="黑体" w:hAnsi="黑体" w:hint="eastAsia"/>
+        </w:rPr>
+        <w:t>7</w:t>
+      </w:r>
+      <w:r>
+        <w:rPr>
+          <w:rFonts w:ascii="黑体" w:eastAsia="黑体" w:hAnsi="黑体"/>
+        </w:rPr>
+        <w:t xml:space="preserve">. </w:t>
+      </w:r>
+      <w:r>
+        <w:rPr>
+          <w:rFonts w:ascii="黑体" w:eastAsia="黑体" w:hAnsi="黑体"/>
+        </w:rPr>
+        <w:t>References</w:t>
+      </w:r>
+      <w:bookmarkEnd w:id="24"/>
+    </w:p>
+    <w:p>
+      <w:pPr>
+        <w:rPr>
+          <w:color w:val="AEAAAA" w:themeColor="background2" w:themeShade="BF"/>
+        </w:rPr>
+      </w:pPr>
+      <w:r>
+        <w:rPr>
+          <w:color w:val="AEAAAA" w:themeColor="background2" w:themeShade="BF"/>
+        </w:rPr>
+        <w:t>[1] R. Fielding, M. Nottingham, and J. Reschke,</w:t>
+      </w:r>
+    </w:p>
+    <w:p>
+      <w:pPr>
+        <w:rPr>
+          <w:color w:val="AEAAAA" w:themeColor="background2" w:themeShade="BF"/>
+        </w:rPr>
+      </w:pPr>
+      <w:r>
+        <w:rPr>
+          <w:color w:val="AEAAAA" w:themeColor="background2" w:themeShade="BF"/>
+        </w:rPr>
+        <w:t>"HTTP Semantics,"</w:t>
+      </w:r>
+    </w:p>
+    <w:p>
+      <w:pPr>
+        <w:rPr>
+          <w:color w:val="AEAAAA" w:themeColor="background2" w:themeShade="BF"/>
+        </w:rPr>
+      </w:pPr>
+      <w:r>
+        <w:rPr>
+          <w:color w:val="AEAAAA" w:themeColor="background2" w:themeShade="BF"/>
+        </w:rPr>
+        <w:t>RFC 9110, Jun. 2022.</w:t>
+      </w:r>
+    </w:p>
+    <w:p>
+      <w:pPr>
+        <w:rPr>
+          <w:color w:val="AEAAAA" w:themeColor="background2" w:themeShade="BF"/>
+        </w:rPr>
+      </w:pPr>
+    </w:p>
+    <w:p>
+      <w:pPr>
+        <w:rPr>
+          <w:color w:val="AEAAAA" w:themeColor="background2" w:themeShade="BF"/>
+        </w:rPr>
+      </w:pPr>
+    </w:p>
+    <w:p>
+      <w:pPr>
+        <w:rPr>
+          <w:color w:val="AEAAAA" w:themeColor="background2" w:themeShade="BF"/>
+        </w:rPr>
+      </w:pPr>
+      <w:r>
+        <w:rPr>
+          <w:color w:val="AEAAAA" w:themeColor="background2" w:themeShade="BF"/>
+        </w:rPr>
+        <w:t>[2] M. Thomson and C. Benfield,</w:t>
+      </w:r>
+    </w:p>
+    <w:p>
+      <w:pPr>
+        <w:rPr>
+          <w:color w:val="AEAAAA" w:themeColor="background2" w:themeShade="BF"/>
+        </w:rPr>
+      </w:pPr>
+      <w:r>
+        <w:rPr>
+          <w:color w:val="AEAAAA" w:themeColor="background2" w:themeShade="BF"/>
+        </w:rPr>
+        <w:t>"HTTP/1.1,"</w:t>
+      </w:r>
+    </w:p>
+    <w:p>
+      <w:pPr>
+        <w:rPr>
+          <w:color w:val="AEAAAA" w:themeColor="background2" w:themeShade="BF"/>
+        </w:rPr>
+      </w:pPr>
+      <w:r>
+        <w:rPr>
+          <w:color w:val="AEAAAA" w:themeColor="background2" w:themeShade="BF"/>
+        </w:rPr>
+        <w:t>RFC 9112, Jun. 2022.</w:t>
+      </w:r>
+    </w:p>
+    <w:p>
+      <w:pPr>
+        <w:rPr>
+          <w:color w:val="AEAAAA" w:themeColor="background2" w:themeShade="BF"/>
+        </w:rPr>
+      </w:pPr>
+    </w:p>
+    <w:p>
+      <w:pPr>
+        <w:rPr>
+          <w:color w:val="AEAAAA" w:themeColor="background2" w:themeShade="BF"/>
+        </w:rPr>
+      </w:pPr>
+    </w:p>
+    <w:p>
+      <w:pPr>
+        <w:rPr>
+          <w:color w:val="AEAAAA" w:themeColor="background2" w:themeShade="BF"/>
+        </w:rPr>
+      </w:pPr>
+      <w:r>
+        <w:rPr>
+          <w:color w:val="AEAAAA" w:themeColor="background2" w:themeShade="BF"/>
+        </w:rPr>
+        <w:t>[3] M. Thomson and C. Benfield,</w:t>
+      </w:r>
+    </w:p>
+    <w:p>
+      <w:pPr>
+        <w:rPr>
+          <w:color w:val="AEAAAA" w:themeColor="background2" w:themeShade="BF"/>
+        </w:rPr>
+      </w:pPr>
+      <w:r>
+        <w:rPr>
+          <w:color w:val="AEAAAA" w:themeColor="background2" w:themeShade="BF"/>
+        </w:rPr>
+        <w:t>"HTTP/2,"</w:t>
+      </w:r>
+    </w:p>
+    <w:p>
+      <w:pPr>
+        <w:rPr>
+          <w:color w:val="AEAAAA" w:themeColor="background2" w:themeShade="BF"/>
+        </w:rPr>
+      </w:pPr>
+      <w:r>
+        <w:rPr>
+          <w:color w:val="AEAAAA" w:themeColor="background2" w:themeShade="BF"/>
+        </w:rPr>
+        <w:t>RFC 9113, Jun. 2022.</w:t>
+      </w:r>
+    </w:p>
+    <w:p>
+      <w:pPr>
+        <w:rPr>
+          <w:color w:val="AEAAAA" w:themeColor="background2" w:themeShade="BF"/>
+        </w:rPr>
+      </w:pPr>
+    </w:p>
+    <w:p>
+      <w:pPr>
+        <w:rPr>
+          <w:color w:val="AEAAAA" w:themeColor="background2" w:themeShade="BF"/>
+        </w:rPr>
+      </w:pPr>
+    </w:p>
+    <w:p>
+      <w:pPr>
+        <w:rPr>
+          <w:color w:val="AEAAAA" w:themeColor="background2" w:themeShade="BF"/>
+        </w:rPr>
+      </w:pPr>
+      <w:r>
+        <w:rPr>
+          <w:color w:val="AEAAAA" w:themeColor="background2" w:themeShade="BF"/>
+        </w:rPr>
+        <w:t>[4] M. Bishop,</w:t>
+      </w:r>
+    </w:p>
+    <w:p>
+      <w:pPr>
+        <w:rPr>
+          <w:color w:val="AEAAAA" w:themeColor="background2" w:themeShade="BF"/>
+        </w:rPr>
+      </w:pPr>
+      <w:r>
+        <w:rPr>
+          <w:color w:val="AEAAAA" w:themeColor="background2" w:themeShade="BF"/>
+        </w:rPr>
+        <w:t>"HTTP/3,"</w:t>
+      </w:r>
+    </w:p>
+    <w:p>
+      <w:pPr>
+        <w:rPr>
+          <w:color w:val="AEAAAA" w:themeColor="background2" w:themeShade="BF"/>
+        </w:rPr>
+      </w:pPr>
+      <w:r>
+        <w:rPr>
+          <w:color w:val="AEAAAA" w:themeColor="background2" w:themeShade="BF"/>
+        </w:rPr>
+        <w:t>RFC 9114, Jun. 2022.</w:t>
+      </w:r>
+    </w:p>
+    <w:p>
+      <w:pPr>
+        <w:rPr>
+          <w:color w:val="AEAAAA" w:themeColor="background2" w:themeShade="BF"/>
+        </w:rPr>
+      </w:pPr>
+    </w:p>
+    <w:p>
+      <w:pPr>
+        <w:rPr>
+          <w:color w:val="AEAAAA" w:themeColor="background2" w:themeShade="BF"/>
+        </w:rPr>
+      </w:pPr>
+    </w:p>
+    <w:p>
+      <w:pPr>
+        <w:rPr>
+          <w:color w:val="AEAAAA" w:themeColor="background2" w:themeShade="BF"/>
+        </w:rPr>
+      </w:pPr>
+      <w:r>
+        <w:rPr>
+          <w:color w:val="AEAAAA" w:themeColor="background2" w:themeShade="BF"/>
+        </w:rPr>
+        <w:t>[5] J. Iyengar and M. Thomson,</w:t>
+      </w:r>
+    </w:p>
+    <w:p>
+      <w:pPr>
+        <w:rPr>
+          <w:color w:val="AEAAAA" w:themeColor="background2" w:themeShade="BF"/>
+        </w:rPr>
+      </w:pPr>
+      <w:r>
+        <w:rPr>
+          <w:color w:val="AEAAAA" w:themeColor="background2" w:themeShade="BF"/>
+        </w:rPr>
+        <w:t>"QUIC: A UDP-Based Multiplexed and Secure Transport,"</w:t>
+      </w:r>
+    </w:p>
+    <w:p>
+      <w:pPr>
+        <w:rPr>
+          <w:color w:val="AEAAAA" w:themeColor="background2" w:themeShade="BF"/>
+        </w:rPr>
+      </w:pPr>
+      <w:r>
+        <w:rPr>
+          <w:color w:val="AEAAAA" w:themeColor="background2" w:themeShade="BF"/>
+        </w:rPr>
+        <w:t>RFC 9000, May 2021.</w:t>
+      </w:r>
+    </w:p>
+    <w:p>
+      <w:pPr>
+        <w:rPr>
+          <w:color w:val="AEAAAA" w:themeColor="background2" w:themeShade="BF"/>
+        </w:rPr>
+      </w:pPr>
+    </w:p>
+    <w:p>
+      <w:pPr>
+        <w:rPr>
+          <w:color w:val="AEAAAA" w:themeColor="background2" w:themeShade="BF"/>
+        </w:rPr>
+      </w:pPr>
+    </w:p>
+    <w:p>
+      <w:pPr>
+        <w:rPr>
+          <w:color w:val="AEAAAA" w:themeColor="background2" w:themeShade="BF"/>
+        </w:rPr>
+      </w:pPr>
+      <w:r>
+        <w:rPr>
+          <w:color w:val="AEAAAA" w:themeColor="background2" w:themeShade="BF"/>
+        </w:rPr>
+        <w:t xml:space="preserve">[6] M. Trevisan, D. Giordano, I. Drago, and A. Safari </w:t>
+      </w:r>
+      <w:proofErr w:type="spellStart"/>
+      <w:r>
+        <w:rPr>
+          <w:color w:val="AEAAAA" w:themeColor="background2" w:themeShade="BF"/>
+        </w:rPr>
+        <w:t>Khatouni</w:t>
+      </w:r>
+      <w:proofErr w:type="spellEnd"/>
+      <w:r>
+        <w:rPr>
+          <w:color w:val="AEAAAA" w:themeColor="background2" w:themeShade="BF"/>
+        </w:rPr>
+        <w:t>,</w:t>
+      </w:r>
+    </w:p>
+    <w:p>
+      <w:pPr>
+        <w:rPr>
+          <w:color w:val="AEAAAA" w:themeColor="background2" w:themeShade="BF"/>
+        </w:rPr>
+      </w:pPr>
+      <w:r>
+        <w:rPr>
+          <w:color w:val="AEAAAA" w:themeColor="background2" w:themeShade="BF"/>
+        </w:rPr>
+        <w:t>"Measuring HTTP/3: Adoption and Performance,"</w:t>
+      </w:r>
+    </w:p>
+    <w:p>
+      <w:pPr>
+        <w:rPr>
+          <w:color w:val="AEAAAA" w:themeColor="background2" w:themeShade="BF"/>
+        </w:rPr>
+      </w:pPr>
+      <w:r>
+        <w:rPr>
+          <w:color w:val="AEAAAA" w:themeColor="background2" w:themeShade="BF"/>
+        </w:rPr>
+        <w:t>Proceedings of the ACM Internet Measurement Conference,</w:t>
+      </w:r>
+    </w:p>
+    <w:p>
+      <w:pPr>
+        <w:rPr>
+          <w:color w:val="AEAAAA" w:themeColor="background2" w:themeShade="BF"/>
+        </w:rPr>
+      </w:pPr>
+      <w:r>
+        <w:rPr>
+          <w:color w:val="AEAAAA" w:themeColor="background2" w:themeShade="BF"/>
+        </w:rPr>
+        <w:t>2021.</w:t>
+      </w:r>
+    </w:p>
+    <w:p>
+      <w:pPr>
+        <w:rPr>
+          <w:color w:val="AEAAAA" w:themeColor="background2" w:themeShade="BF"/>
+        </w:rPr>
+      </w:pPr>
+    </w:p>
+    <w:p>
+      <w:pPr>
+        <w:rPr>
+          <w:color w:val="AEAAAA" w:themeColor="background2" w:themeShade="BF"/>
+        </w:rPr>
+      </w:pPr>
+    </w:p>
+    <w:p>
+      <w:pPr>
+        <w:rPr>
+          <w:color w:val="AEAAAA" w:themeColor="background2" w:themeShade="BF"/>
+        </w:rPr>
+      </w:pPr>
+      <w:r>
+        <w:rPr>
+          <w:color w:val="AEAAAA" w:themeColor="background2" w:themeShade="BF"/>
+        </w:rPr>
+        <w:t>[7] G. Perna, M. Trevisan, D. Giordano, and I. Drago,</w:t>
+      </w:r>
+    </w:p>
+    <w:p>
+      <w:pPr>
+        <w:rPr>
+          <w:color w:val="AEAAAA" w:themeColor="background2" w:themeShade="BF"/>
+        </w:rPr>
+      </w:pPr>
+      <w:r>
+        <w:rPr>
+          <w:color w:val="AEAAAA" w:themeColor="background2" w:themeShade="BF"/>
+        </w:rPr>
+        <w:t>"A First Look at HTTP/3 Adoption and Performance,"</w:t>
+      </w:r>
+    </w:p>
+    <w:p>
+      <w:pPr>
+        <w:rPr>
+          <w:color w:val="AEAAAA" w:themeColor="background2" w:themeShade="BF"/>
+        </w:rPr>
+      </w:pPr>
+      <w:r>
+        <w:rPr>
+          <w:color w:val="AEAAAA" w:themeColor="background2" w:themeShade="BF"/>
+        </w:rPr>
+        <w:t>Computer Communications,</w:t>
+      </w:r>
+    </w:p>
+    <w:p>
+      <w:pPr>
+        <w:rPr>
+          <w:color w:val="AEAAAA" w:themeColor="background2" w:themeShade="BF"/>
+        </w:rPr>
+      </w:pPr>
+      <w:r>
+        <w:rPr>
+          <w:color w:val="AEAAAA" w:themeColor="background2" w:themeShade="BF"/>
+        </w:rPr>
+        <w:t>vol. 187, pp. 115-124, 2022.</w:t>
+      </w:r>
+    </w:p>
+    <w:p>
+      <w:pPr>
+        <w:rPr>
+          <w:color w:val="AEAAAA" w:themeColor="background2" w:themeShade="BF"/>
+        </w:rPr>
+      </w:pPr>
+    </w:p>
+    <w:p>
+      <w:pPr>
+        <w:rPr>
+          <w:color w:val="AEAAAA" w:themeColor="background2" w:themeShade="BF"/>
+        </w:rPr>
+      </w:pPr>
+    </w:p>
+    <w:p>
+      <w:pPr>
+        <w:rPr>
+          <w:color w:val="AEAAAA" w:themeColor="background2" w:themeShade="BF"/>
+        </w:rPr>
+      </w:pPr>
+      <w:r>
+        <w:rPr>
+          <w:color w:val="AEAAAA" w:themeColor="background2" w:themeShade="BF"/>
+        </w:rPr>
+        <w:t xml:space="preserve">[8] F. Liu, J. DeHart, J. </w:t>
+      </w:r>
+      <w:proofErr w:type="spellStart"/>
+      <w:r>
+        <w:rPr>
+          <w:color w:val="AEAAAA" w:themeColor="background2" w:themeShade="BF"/>
+        </w:rPr>
+        <w:t>Parwatikar</w:t>
+      </w:r>
+      <w:proofErr w:type="spellEnd"/>
+      <w:r>
+        <w:rPr>
+          <w:color w:val="AEAAAA" w:themeColor="background2" w:themeShade="BF"/>
+        </w:rPr>
+        <w:t xml:space="preserve">, B. </w:t>
+      </w:r>
+      <w:proofErr w:type="spellStart"/>
+      <w:r>
+        <w:rPr>
+          <w:color w:val="AEAAAA" w:themeColor="background2" w:themeShade="BF"/>
+        </w:rPr>
+        <w:t>Farkiani</w:t>
+      </w:r>
+      <w:proofErr w:type="spellEnd"/>
+      <w:r>
+        <w:rPr>
+          <w:color w:val="AEAAAA" w:themeColor="background2" w:themeShade="BF"/>
+        </w:rPr>
+        <w:t>, and P. Crowley,</w:t>
+      </w:r>
+    </w:p>
+    <w:p>
+      <w:pPr>
+        <w:rPr>
+          <w:color w:val="AEAAAA" w:themeColor="background2" w:themeShade="BF"/>
+        </w:rPr>
+      </w:pPr>
+      <w:r>
+        <w:rPr>
+          <w:color w:val="AEAAAA" w:themeColor="background2" w:themeShade="BF"/>
+        </w:rPr>
+        <w:t>"Performance Comparison of HTTP/3 and HTTP/2: Proxy vs. Non-Proxy Environments,"</w:t>
+      </w:r>
+    </w:p>
+    <w:p>
+      <w:pPr>
+        <w:rPr>
+          <w:color w:val="AEAAAA" w:themeColor="background2" w:themeShade="BF"/>
+        </w:rPr>
+      </w:pPr>
+      <w:proofErr w:type="spellStart"/>
+      <w:r>
+        <w:rPr>
+          <w:color w:val="AEAAAA" w:themeColor="background2" w:themeShade="BF"/>
+        </w:rPr>
+        <w:t>arXiv</w:t>
+      </w:r>
+      <w:proofErr w:type="spellEnd"/>
+      <w:r>
+        <w:rPr>
+          <w:color w:val="AEAAAA" w:themeColor="background2" w:themeShade="BF"/>
+        </w:rPr>
+        <w:t xml:space="preserve"> preprint arXiv:2409.16267, 2024.</w:t>
+      </w:r>
+    </w:p>
+    <w:p>
+      <w:pPr>
+        <w:rPr>
+          <w:color w:val="AEAAAA" w:themeColor="background2" w:themeShade="BF"/>
+        </w:rPr>
+      </w:pPr>
+    </w:p>
+    <w:p>
+      <w:pPr>
+        <w:rPr>
+          <w:color w:val="AEAAAA" w:themeColor="background2" w:themeShade="BF"/>
+        </w:rPr>
+      </w:pPr>
+    </w:p>
+    <w:p>
+      <w:pPr>
+        <w:rPr>
+          <w:color w:val="AEAAAA" w:themeColor="background2" w:themeShade="BF"/>
+        </w:rPr>
+      </w:pPr>
+      <w:r>
+        <w:rPr>
+          <w:color w:val="AEAAAA" w:themeColor="background2" w:themeShade="BF"/>
+        </w:rPr>
+        <w:t>[9] A. Marx, J. Herlich, and F. Wamser,</w:t>
+      </w:r>
+    </w:p>
+    <w:p>
+      <w:pPr>
+        <w:rPr>
+          <w:color w:val="AEAAAA" w:themeColor="background2" w:themeShade="BF"/>
+        </w:rPr>
+      </w:pPr>
+      <w:r>
+        <w:rPr>
+          <w:color w:val="AEAAAA" w:themeColor="background2" w:themeShade="BF"/>
+        </w:rPr>
+        <w:t>"An Empirical Evaluation of HTTP/3 Performance in Modern Networks,"</w:t>
+      </w:r>
+    </w:p>
+    <w:p>
+      <w:pPr>
+        <w:rPr>
+          <w:color w:val="AEAAAA" w:themeColor="background2" w:themeShade="BF"/>
+        </w:rPr>
+      </w:pPr>
+      <w:r>
+        <w:rPr>
+          <w:color w:val="AEAAAA" w:themeColor="background2" w:themeShade="BF"/>
+        </w:rPr>
+        <w:t>IEEE Access,</w:t>
+      </w:r>
+    </w:p>
+    <w:p>
+      <w:pPr>
+        <w:rPr>
+          <w:color w:val="AEAAAA" w:themeColor="background2" w:themeShade="BF"/>
+        </w:rPr>
+      </w:pPr>
+      <w:r>
+        <w:rPr>
+          <w:color w:val="AEAAAA" w:themeColor="background2" w:themeShade="BF"/>
+        </w:rPr>
+        <w:t>2023.</w:t>
+      </w:r>
+    </w:p>
+    <w:p>
+      <w:pPr>
+        <w:rPr>
+          <w:color w:val="AEAAAA" w:themeColor="background2" w:themeShade="BF"/>
+        </w:rPr>
+      </w:pPr>
+    </w:p>
+    <w:p>
+      <w:pPr>
+        <w:rPr>
+          <w:color w:val="AEAAAA" w:themeColor="background2" w:themeShade="BF"/>
+        </w:rPr>
+      </w:pPr>
+    </w:p>
+    <w:p>
+      <w:pPr>
+        <w:rPr>
+          <w:color w:val="AEAAAA" w:themeColor="background2" w:themeShade="BF"/>
+        </w:rPr>
+      </w:pPr>
+      <w:r>
+        <w:rPr>
+          <w:color w:val="AEAAAA" w:themeColor="background2" w:themeShade="BF"/>
+        </w:rPr>
+        <w:t>[10] A. M. K. Cheng, J. Li, and X. Chen,</w:t>
+      </w:r>
+    </w:p>
+    <w:p>
+      <w:pPr>
+        <w:rPr>
+          <w:color w:val="AEAAAA" w:themeColor="background2" w:themeShade="BF"/>
+        </w:rPr>
+      </w:pPr>
+      <w:r>
+        <w:rPr>
+          <w:color w:val="AEAAAA" w:themeColor="background2" w:themeShade="BF"/>
+        </w:rPr>
+        <w:t>"Web Performance Optimization and Measurement in Modern Web Applications,"</w:t>
+      </w:r>
+    </w:p>
+    <w:p>
+      <w:pPr>
+        <w:rPr>
+          <w:color w:val="AEAAAA" w:themeColor="background2" w:themeShade="BF"/>
+        </w:rPr>
+      </w:pPr>
+      <w:r>
+        <w:rPr>
+          <w:color w:val="AEAAAA" w:themeColor="background2" w:themeShade="BF"/>
+        </w:rPr>
+        <w:t>IEEE Access,</w:t>
+      </w:r>
+    </w:p>
+    <w:p>
+      <w:pPr>
+        <w:rPr>
+          <w:rFonts w:hint="eastAsia"/>
+          <w:color w:val="AEAAAA" w:themeColor="background2" w:themeShade="BF"/>
+        </w:rPr>
+      </w:pPr>
+      <w:r>
+        <w:rPr>
+          <w:color w:val="AEAAAA" w:themeColor="background2" w:themeShade="BF"/>
+        </w:rPr>
+        <w:t>2022.</w:t>
+      </w:r>
+    </w:p>
     <w:sectPr>
       <w:pgSz w:w="11906" w:h="16838"/>
       <w:pgMar w:top="1440" w:right="1800" w:bottom="1440" w:left="1800" w:header="851" w:footer="992" w:gutter="0"/>
@@ -11,6 +4468,103 @@
     </w:sectPr>
   </w:body>
 </w:document>
+</file>
+
+<file path=word/numbering.xml><?xml version="1.0" encoding="utf-8"?>
+<w:numbering xmlns:wpc="http://schemas.microsoft.com/office/word/2010/wordprocessingCanvas" xmlns:cx="http://schemas.microsoft.com/office/drawing/2014/chartex" xmlns:cx1="http://schemas.microsoft.com/office/drawing/2015/9/8/chartex" xmlns:cx2="http://schemas.microsoft.com/office/drawing/2015/10/21/chartex" xmlns:cx3="http://schemas.microsoft.com/office/drawing/2016/5/9/chartex" xmlns:cx4="http://schemas.microsoft.com/office/drawing/2016/5/10/chartex" xmlns:cx5="http://schemas.microsoft.com/office/drawing/2016/5/11/chartex" xmlns:cx6="http://schemas.microsoft.com/office/drawing/2016/5/12/chartex" xmlns:cx7="http://schemas.microsoft.com/office/drawing/2016/5/13/chartex" xmlns:cx8="http://schemas.microsoft.com/office/drawing/2016/5/14/chartex" xmlns:mc="http://schemas.openxmlformats.org/markup-compatibility/2006" xmlns:aink="http://schemas.microsoft.com/office/drawing/2016/ink" xmlns:am3d="http://schemas.microsoft.com/office/drawing/2017/model3d" xmlns:o="urn:schemas-microsoft-com:office:office" xmlns:oel="http://schemas.microsoft.com/office/2019/extlst" xmlns:r="http://schemas.openxmlformats.org/officeDocument/2006/relationships" xmlns:m="http://schemas.openxmlformats.org/officeDocument/2006/math" xmlns:v="urn:schemas-microsoft-com:vml" xmlns:wp14="http://schemas.microsoft.com/office/word/2010/wordprocessingDrawing" xmlns:wp="http://schemas.openxmlformats.org/drawingml/2006/wordprocessingDrawing" xmlns:w10="urn:schemas-microsoft-com:office:word" xmlns:w="http://schemas.openxmlformats.org/wordprocessingml/2006/main" xmlns:w14="http://schemas.microsoft.com/office/word/2010/wordml" xmlns:w15="http://schemas.microsoft.com/office/word/2012/wordml" xmlns:w16cex="http://schemas.microsoft.com/office/word/2018/wordml/cex" xmlns:w16cid="http://schemas.microsoft.com/office/word/2016/wordml/cid" xmlns:w16="http://schemas.microsoft.com/office/word/2018/wordml" xmlns:w16sdtdh="http://schemas.microsoft.com/office/word/2020/wordml/sdtdatahash" xmlns:w16se="http://schemas.microsoft.com/office/word/2015/wordml/symex" xmlns:wpg="http://schemas.microsoft.com/office/word/2010/wordprocessingGroup" xmlns:wpi="http://schemas.microsoft.com/office/word/2010/wordprocessingInk" xmlns:wne="http://schemas.microsoft.com/office/word/2006/wordml" xmlns:wps="http://schemas.microsoft.com/office/word/2010/wordprocessingShape" mc:Ignorable="w14 w15 w16se w16cid w16 w16cex w16sdtdh wp14">
+  <w:abstractNum w:abstractNumId="0" w15:restartNumberingAfterBreak="0">
+    <w:nsid w:val="5C65476E"/>
+    <w:multiLevelType w:val="hybridMultilevel"/>
+    <w:tmpl w:val="DB2851C2"/>
+    <w:lvl w:ilvl="0" w:tplc="9796BE8E">
+      <w:start w:val="1"/>
+      <w:numFmt w:val="decimal"/>
+      <w:lvlText w:val="%1."/>
+      <w:lvlJc w:val="left"/>
+      <w:pPr>
+        <w:ind w:left="360" w:hanging="360"/>
+      </w:pPr>
+      <w:rPr>
+        <w:rFonts w:hint="default"/>
+      </w:rPr>
+    </w:lvl>
+    <w:lvl w:ilvl="1" w:tplc="04090019" w:tentative="1">
+      <w:start w:val="1"/>
+      <w:numFmt w:val="lowerLetter"/>
+      <w:lvlText w:val="%2)"/>
+      <w:lvlJc w:val="left"/>
+      <w:pPr>
+        <w:ind w:left="840" w:hanging="420"/>
+      </w:pPr>
+    </w:lvl>
+    <w:lvl w:ilvl="2" w:tplc="0409001B" w:tentative="1">
+      <w:start w:val="1"/>
+      <w:numFmt w:val="lowerRoman"/>
+      <w:lvlText w:val="%3."/>
+      <w:lvlJc w:val="right"/>
+      <w:pPr>
+        <w:ind w:left="1260" w:hanging="420"/>
+      </w:pPr>
+    </w:lvl>
+    <w:lvl w:ilvl="3" w:tplc="0409000F" w:tentative="1">
+      <w:start w:val="1"/>
+      <w:numFmt w:val="decimal"/>
+      <w:lvlText w:val="%4."/>
+      <w:lvlJc w:val="left"/>
+      <w:pPr>
+        <w:ind w:left="1680" w:hanging="420"/>
+      </w:pPr>
+    </w:lvl>
+    <w:lvl w:ilvl="4" w:tplc="04090019" w:tentative="1">
+      <w:start w:val="1"/>
+      <w:numFmt w:val="lowerLetter"/>
+      <w:lvlText w:val="%5)"/>
+      <w:lvlJc w:val="left"/>
+      <w:pPr>
+        <w:ind w:left="2100" w:hanging="420"/>
+      </w:pPr>
+    </w:lvl>
+    <w:lvl w:ilvl="5" w:tplc="0409001B" w:tentative="1">
+      <w:start w:val="1"/>
+      <w:numFmt w:val="lowerRoman"/>
+      <w:lvlText w:val="%6."/>
+      <w:lvlJc w:val="right"/>
+      <w:pPr>
+        <w:ind w:left="2520" w:hanging="420"/>
+      </w:pPr>
+    </w:lvl>
+    <w:lvl w:ilvl="6" w:tplc="0409000F" w:tentative="1">
+      <w:start w:val="1"/>
+      <w:numFmt w:val="decimal"/>
+      <w:lvlText w:val="%7."/>
+      <w:lvlJc w:val="left"/>
+      <w:pPr>
+        <w:ind w:left="2940" w:hanging="420"/>
+      </w:pPr>
+    </w:lvl>
+    <w:lvl w:ilvl="7" w:tplc="04090019" w:tentative="1">
+      <w:start w:val="1"/>
+      <w:numFmt w:val="lowerLetter"/>
+      <w:lvlText w:val="%8)"/>
+      <w:lvlJc w:val="left"/>
+      <w:pPr>
+        <w:ind w:left="3360" w:hanging="420"/>
+      </w:pPr>
+    </w:lvl>
+    <w:lvl w:ilvl="8" w:tplc="0409001B" w:tentative="1">
+      <w:start w:val="1"/>
+      <w:numFmt w:val="lowerRoman"/>
+      <w:lvlText w:val="%9."/>
+      <w:lvlJc w:val="right"/>
+      <w:pPr>
+        <w:ind w:left="3780" w:hanging="420"/>
+      </w:pPr>
+    </w:lvl>
+  </w:abstractNum>
+  <w:num w:numId="1" w16cid:durableId="630332465">
+    <w:abstractNumId w:val="0"/>
+  </w:num>
+</w:numbering>
 </file>
 
 <file path=word/styles.xml><?xml version="1.0" encoding="utf-8"?>
@@ -413,10 +4967,76 @@
       <w:jc w:val="both"/>
     </w:pPr>
   </w:style>
+  <w:style w:type="paragraph" w:styleId="1">
+    <w:name w:val="heading 1"/>
+    <w:basedOn w:val="a"/>
+    <w:next w:val="a"/>
+    <w:link w:val="10"/>
+    <w:uiPriority w:val="9"/>
+    <w:qFormat/>
+    <w:rsid w:val="00AC3FC3"/>
+    <w:pPr>
+      <w:keepNext/>
+      <w:keepLines/>
+      <w:spacing w:before="340" w:after="330" w:line="578" w:lineRule="auto"/>
+      <w:outlineLvl w:val="0"/>
+    </w:pPr>
+    <w:rPr>
+      <w:b/>
+      <w:bCs/>
+      <w:kern w:val="44"/>
+      <w:sz w:val="44"/>
+      <w:szCs w:val="44"/>
+    </w:rPr>
+  </w:style>
+  <w:style w:type="paragraph" w:styleId="2">
+    <w:name w:val="heading 2"/>
+    <w:basedOn w:val="a"/>
+    <w:next w:val="a"/>
+    <w:link w:val="20"/>
+    <w:uiPriority w:val="9"/>
+    <w:unhideWhenUsed/>
+    <w:qFormat/>
+    <w:rsid w:val="00AC3FC3"/>
+    <w:pPr>
+      <w:keepNext/>
+      <w:keepLines/>
+      <w:spacing w:before="260" w:after="260" w:line="416" w:lineRule="auto"/>
+      <w:outlineLvl w:val="1"/>
+    </w:pPr>
+    <w:rPr>
+      <w:rFonts w:asciiTheme="majorHAnsi" w:eastAsiaTheme="majorEastAsia" w:hAnsiTheme="majorHAnsi" w:cstheme="majorBidi"/>
+      <w:b/>
+      <w:bCs/>
+      <w:sz w:val="32"/>
+      <w:szCs w:val="32"/>
+    </w:rPr>
+  </w:style>
+  <w:style w:type="paragraph" w:styleId="3">
+    <w:name w:val="heading 3"/>
+    <w:basedOn w:val="a"/>
+    <w:next w:val="a"/>
+    <w:link w:val="30"/>
+    <w:uiPriority w:val="9"/>
+    <w:unhideWhenUsed/>
+    <w:qFormat/>
+    <w:rsid w:val="00AC3FC3"/>
+    <w:pPr>
+      <w:keepNext/>
+      <w:keepLines/>
+      <w:spacing w:before="260" w:after="260" w:line="416" w:lineRule="auto"/>
+      <w:outlineLvl w:val="2"/>
+    </w:pPr>
+    <w:rPr>
+      <w:b/>
+      <w:bCs/>
+      <w:sz w:val="32"/>
+      <w:szCs w:val="32"/>
+    </w:rPr>
+  </w:style>
   <w:style w:type="character" w:default="1" w:styleId="a0">
     <w:name w:val="Default Paragraph Font"/>
     <w:uiPriority w:val="1"/>
-    <w:semiHidden/>
     <w:unhideWhenUsed/>
   </w:style>
   <w:style w:type="table" w:default="1" w:styleId="a1">
@@ -439,6 +5059,196 @@
     <w:uiPriority w:val="99"/>
     <w:semiHidden/>
     <w:unhideWhenUsed/>
+  </w:style>
+  <w:style w:type="character" w:customStyle="1" w:styleId="10">
+    <w:name w:val="标题 1 字符"/>
+    <w:basedOn w:val="a0"/>
+    <w:link w:val="1"/>
+    <w:uiPriority w:val="9"/>
+    <w:rsid w:val="00AC3FC3"/>
+    <w:rPr>
+      <w:b/>
+      <w:bCs/>
+      <w:kern w:val="44"/>
+      <w:sz w:val="44"/>
+      <w:szCs w:val="44"/>
+    </w:rPr>
+  </w:style>
+  <w:style w:type="character" w:customStyle="1" w:styleId="20">
+    <w:name w:val="标题 2 字符"/>
+    <w:basedOn w:val="a0"/>
+    <w:link w:val="2"/>
+    <w:uiPriority w:val="9"/>
+    <w:rsid w:val="00AC3FC3"/>
+    <w:rPr>
+      <w:rFonts w:asciiTheme="majorHAnsi" w:eastAsiaTheme="majorEastAsia" w:hAnsiTheme="majorHAnsi" w:cstheme="majorBidi"/>
+      <w:b/>
+      <w:bCs/>
+      <w:sz w:val="32"/>
+      <w:szCs w:val="32"/>
+    </w:rPr>
+  </w:style>
+  <w:style w:type="paragraph" w:customStyle="1" w:styleId="pdq2pgselectionanchorcontainer">
+    <w:name w:val="pdq2pg_selectionanchorcontainer"/>
+    <w:basedOn w:val="a"/>
+    <w:rsid w:val="00AC3FC3"/>
+    <w:pPr>
+      <w:widowControl/>
+      <w:spacing w:before="100" w:beforeAutospacing="1" w:after="100" w:afterAutospacing="1"/>
+      <w:jc w:val="left"/>
+    </w:pPr>
+    <w:rPr>
+      <w:rFonts w:ascii="宋体" w:eastAsia="宋体" w:hAnsi="宋体" w:cs="宋体"/>
+      <w:kern w:val="0"/>
+      <w:sz w:val="24"/>
+      <w:szCs w:val="24"/>
+    </w:rPr>
+  </w:style>
+  <w:style w:type="paragraph" w:styleId="a3">
+    <w:name w:val="Normal (Web)"/>
+    <w:basedOn w:val="a"/>
+    <w:uiPriority w:val="99"/>
+    <w:unhideWhenUsed/>
+    <w:rsid w:val="00AC3FC3"/>
+    <w:pPr>
+      <w:widowControl/>
+      <w:spacing w:before="100" w:beforeAutospacing="1" w:after="100" w:afterAutospacing="1"/>
+      <w:jc w:val="left"/>
+    </w:pPr>
+    <w:rPr>
+      <w:rFonts w:ascii="宋体" w:eastAsia="宋体" w:hAnsi="宋体" w:cs="宋体"/>
+      <w:kern w:val="0"/>
+      <w:sz w:val="24"/>
+      <w:szCs w:val="24"/>
+    </w:rPr>
+  </w:style>
+  <w:style w:type="paragraph" w:styleId="a4">
+    <w:name w:val="List Paragraph"/>
+    <w:basedOn w:val="a"/>
+    <w:uiPriority w:val="34"/>
+    <w:qFormat/>
+    <w:rsid w:val="00AC3FC3"/>
+    <w:pPr>
+      <w:ind w:firstLineChars="200" w:firstLine="420"/>
+    </w:pPr>
+  </w:style>
+  <w:style w:type="character" w:customStyle="1" w:styleId="30">
+    <w:name w:val="标题 3 字符"/>
+    <w:basedOn w:val="a0"/>
+    <w:link w:val="3"/>
+    <w:uiPriority w:val="9"/>
+    <w:rsid w:val="00AC3FC3"/>
+    <w:rPr>
+      <w:b/>
+      <w:bCs/>
+      <w:sz w:val="32"/>
+      <w:szCs w:val="32"/>
+    </w:rPr>
+  </w:style>
+  <w:style w:type="character" w:styleId="a5">
+    <w:name w:val="Strong"/>
+    <w:basedOn w:val="a0"/>
+    <w:uiPriority w:val="22"/>
+    <w:qFormat/>
+    <w:rsid w:val="009D55F6"/>
+    <w:rPr>
+      <w:b/>
+      <w:bCs/>
+    </w:rPr>
+  </w:style>
+  <w:style w:type="paragraph" w:styleId="TOC">
+    <w:name w:val="TOC Heading"/>
+    <w:basedOn w:val="1"/>
+    <w:next w:val="a"/>
+    <w:uiPriority w:val="39"/>
+    <w:unhideWhenUsed/>
+    <w:qFormat/>
+    <w:rsid w:val="00474109"/>
+    <w:pPr>
+      <w:widowControl/>
+      <w:spacing w:before="240" w:after="0" w:line="259" w:lineRule="auto"/>
+      <w:jc w:val="left"/>
+      <w:outlineLvl w:val="9"/>
+    </w:pPr>
+    <w:rPr>
+      <w:rFonts w:asciiTheme="majorHAnsi" w:eastAsiaTheme="majorEastAsia" w:hAnsiTheme="majorHAnsi" w:cstheme="majorBidi"/>
+      <w:b w:val="0"/>
+      <w:bCs w:val="0"/>
+      <w:color w:val="2F5496" w:themeColor="accent1" w:themeShade="BF"/>
+      <w:kern w:val="0"/>
+      <w:sz w:val="32"/>
+      <w:szCs w:val="32"/>
+    </w:rPr>
+  </w:style>
+  <w:style w:type="paragraph" w:styleId="TOC2">
+    <w:name w:val="toc 2"/>
+    <w:basedOn w:val="a"/>
+    <w:next w:val="a"/>
+    <w:autoRedefine/>
+    <w:uiPriority w:val="39"/>
+    <w:unhideWhenUsed/>
+    <w:rsid w:val="00474109"/>
+    <w:pPr>
+      <w:widowControl/>
+      <w:spacing w:after="100" w:line="259" w:lineRule="auto"/>
+      <w:ind w:left="220"/>
+      <w:jc w:val="left"/>
+    </w:pPr>
+    <w:rPr>
+      <w:rFonts w:cs="Times New Roman"/>
+      <w:kern w:val="0"/>
+      <w:sz w:val="22"/>
+    </w:rPr>
+  </w:style>
+  <w:style w:type="paragraph" w:styleId="TOC1">
+    <w:name w:val="toc 1"/>
+    <w:basedOn w:val="a"/>
+    <w:next w:val="a"/>
+    <w:autoRedefine/>
+    <w:uiPriority w:val="39"/>
+    <w:unhideWhenUsed/>
+    <w:rsid w:val="00474109"/>
+    <w:pPr>
+      <w:widowControl/>
+      <w:spacing w:after="100" w:line="259" w:lineRule="auto"/>
+      <w:jc w:val="left"/>
+    </w:pPr>
+    <w:rPr>
+      <w:rFonts w:cs="Times New Roman"/>
+      <w:kern w:val="0"/>
+      <w:sz w:val="22"/>
+    </w:rPr>
+  </w:style>
+  <w:style w:type="paragraph" w:styleId="TOC3">
+    <w:name w:val="toc 3"/>
+    <w:basedOn w:val="a"/>
+    <w:next w:val="a"/>
+    <w:autoRedefine/>
+    <w:uiPriority w:val="39"/>
+    <w:unhideWhenUsed/>
+    <w:rsid w:val="00474109"/>
+    <w:pPr>
+      <w:widowControl/>
+      <w:spacing w:after="100" w:line="259" w:lineRule="auto"/>
+      <w:ind w:left="440"/>
+      <w:jc w:val="left"/>
+    </w:pPr>
+    <w:rPr>
+      <w:rFonts w:cs="Times New Roman"/>
+      <w:kern w:val="0"/>
+      <w:sz w:val="22"/>
+    </w:rPr>
+  </w:style>
+  <w:style w:type="character" w:styleId="a6">
+    <w:name w:val="Hyperlink"/>
+    <w:basedOn w:val="a0"/>
+    <w:uiPriority w:val="99"/>
+    <w:unhideWhenUsed/>
+    <w:rsid w:val="00474109"/>
+    <w:rPr>
+      <w:color w:val="0563C1" w:themeColor="hyperlink"/>
+      <w:u w:val="single"/>
+    </w:rPr>
   </w:style>
 </w:styles>
 </file>

--- a/paper/Draft.docx
+++ b/paper/Draft.docx
@@ -7,13 +7,17 @@
         <w:pStyle w:val="1"/>
         <w:spacing w:line="240" w:lineRule="auto"/>
         <w:rPr>
-          <w:rFonts w:ascii="黑体" w:eastAsia="黑体" w:hAnsi="黑体"/>
+          <w:rFonts w:ascii="Times New Roman" w:eastAsia="黑体" w:hAnsi="Times New Roman" w:cs="Times New Roman"/>
+          <w:sz w:val="36"/>
+          <w:szCs w:val="36"/>
         </w:rPr>
       </w:pPr>
       <w:bookmarkStart w:id="0" w:name="_Toc234690706"/>
       <w:r>
         <w:rPr>
-          <w:rFonts w:ascii="黑体" w:eastAsia="黑体" w:hAnsi="黑体"/>
+          <w:rFonts w:ascii="Times New Roman" w:eastAsia="黑体" w:hAnsi="Times New Roman" w:cs="Times New Roman"/>
+          <w:sz w:val="36"/>
+          <w:szCs w:val="36"/>
         </w:rPr>
         <w:t>Performance Evaluation of HTTP/1.1, HTTP/2 and HTTP/3: A Comparative Experimental Study</w:t>
       </w:r>
@@ -22,12 +26,19 @@
     <w:p>
       <w:pPr>
         <w:rPr>
-          <w:rFonts w:hint="eastAsia"/>
-        </w:rPr>
-      </w:pPr>
-      <w:r>
+          <w:rFonts w:ascii="Times New Roman" w:hAnsi="Times New Roman" w:cs="Times New Roman"/>
+          <w:sz w:val="24"/>
+          <w:szCs w:val="24"/>
+        </w:rPr>
+      </w:pPr>
+      <w:r>
+        <w:rPr>
+          <w:rFonts w:ascii="Times New Roman" w:hAnsi="Times New Roman" w:cs="Times New Roman"/>
+          <w:sz w:val="24"/>
+          <w:szCs w:val="24"/>
+        </w:rPr>
         <w:pict w14:anchorId="3FE39D0E">
-          <v:rect id="_x0000_i1149" style="width:0;height:1.5pt" o:hralign="center" o:hrstd="t" o:hr="t" fillcolor="#a0a0a0" stroked="f"/>
+          <v:rect id="_x0000_i1025" style="width:0;height:1.5pt" o:hralign="center" o:hrstd="t" o:hr="t" fillcolor="#a0a0a0" stroked="f"/>
         </w:pict>
       </w:r>
     </w:p>
@@ -35,13 +46,17 @@
       <w:pPr>
         <w:pStyle w:val="2"/>
         <w:rPr>
-          <w:rFonts w:ascii="黑体" w:eastAsia="黑体" w:hAnsi="黑体"/>
+          <w:rFonts w:ascii="Times New Roman" w:eastAsia="黑体" w:hAnsi="Times New Roman" w:cs="Times New Roman"/>
+          <w:sz w:val="24"/>
+          <w:szCs w:val="24"/>
         </w:rPr>
       </w:pPr>
       <w:bookmarkStart w:id="1" w:name="_Toc234690707"/>
       <w:r>
         <w:rPr>
-          <w:rFonts w:ascii="黑体" w:eastAsia="黑体" w:hAnsi="黑体"/>
+          <w:rFonts w:ascii="Times New Roman" w:eastAsia="黑体" w:hAnsi="Times New Roman" w:cs="Times New Roman"/>
+          <w:sz w:val="24"/>
+          <w:szCs w:val="24"/>
         </w:rPr>
         <w:t>Abstract</w:t>
       </w:r>
@@ -50,69 +65,114 @@
     <w:p>
       <w:pPr>
         <w:pStyle w:val="pdq2pgselectionanchorcontainer"/>
-      </w:pPr>
-      <w:r>
+        <w:rPr>
+          <w:rFonts w:ascii="Times New Roman" w:hAnsi="Times New Roman" w:cs="Times New Roman"/>
+        </w:rPr>
+      </w:pPr>
+      <w:r>
+        <w:rPr>
+          <w:rFonts w:ascii="Times New Roman" w:hAnsi="Times New Roman" w:cs="Times New Roman"/>
+        </w:rPr>
         <w:t>The rapid development of modern web applications has increased the demand for efficient and reliable web communication protocols. HTTP has evolved from HTTP/1.1 to HTTP/2 and HTTP/3 to improve web performance and reduce latency.</w:t>
       </w:r>
     </w:p>
     <w:p>
       <w:pPr>
         <w:pStyle w:val="a3"/>
-      </w:pPr>
-      <w:r>
+        <w:rPr>
+          <w:rFonts w:ascii="Times New Roman" w:hAnsi="Times New Roman" w:cs="Times New Roman"/>
+        </w:rPr>
+      </w:pPr>
+      <w:r>
+        <w:rPr>
+          <w:rFonts w:ascii="Times New Roman" w:hAnsi="Times New Roman" w:cs="Times New Roman"/>
+        </w:rPr>
         <w:t xml:space="preserve">This study presents an experimental comparison of HTTP/1.1, HTTP/2, and HTTP/3 using a web-based image gallery application. A Node.js and Express-based web environment was developed, and each protocol was evaluated through repeated experiments. Page Load Time, Time </w:t>
       </w:r>
       <w:proofErr w:type="gramStart"/>
       <w:r>
+        <w:rPr>
+          <w:rFonts w:ascii="Times New Roman" w:hAnsi="Times New Roman" w:cs="Times New Roman"/>
+        </w:rPr>
         <w:t>To</w:t>
       </w:r>
       <w:proofErr w:type="gramEnd"/>
       <w:r>
+        <w:rPr>
+          <w:rFonts w:ascii="Times New Roman" w:hAnsi="Times New Roman" w:cs="Times New Roman"/>
+        </w:rPr>
         <w:t xml:space="preserve"> First Byte (TTFB), and standard deviation were measured to </w:t>
       </w:r>
       <w:proofErr w:type="spellStart"/>
       <w:r>
+        <w:rPr>
+          <w:rFonts w:ascii="Times New Roman" w:hAnsi="Times New Roman" w:cs="Times New Roman"/>
+        </w:rPr>
         <w:t>analyse</w:t>
       </w:r>
       <w:proofErr w:type="spellEnd"/>
       <w:r>
+        <w:rPr>
+          <w:rFonts w:ascii="Times New Roman" w:hAnsi="Times New Roman" w:cs="Times New Roman"/>
+        </w:rPr>
         <w:t xml:space="preserve"> performance and stability.</w:t>
       </w:r>
     </w:p>
     <w:p>
       <w:pPr>
         <w:pStyle w:val="a3"/>
-      </w:pPr>
-      <w:r>
+        <w:rPr>
+          <w:rFonts w:ascii="Times New Roman" w:hAnsi="Times New Roman" w:cs="Times New Roman"/>
+        </w:rPr>
+      </w:pPr>
+      <w:r>
+        <w:rPr>
+          <w:rFonts w:ascii="Times New Roman" w:hAnsi="Times New Roman" w:cs="Times New Roman"/>
+        </w:rPr>
         <w:t>The experimental results show that HTTP/3 achieved the best overall page loading performance, with the lowest average load time among the three protocols. HTTP/2 also improved performance compared with HTTP/1.1 through multiplexing mechanisms. However, TTFB results indicate that different performance metrics may produce different rankings between protocols.</w:t>
       </w:r>
     </w:p>
     <w:p>
       <w:pPr>
         <w:pStyle w:val="a3"/>
-      </w:pPr>
-      <w:r>
+        <w:rPr>
+          <w:rFonts w:ascii="Times New Roman" w:hAnsi="Times New Roman" w:cs="Times New Roman"/>
+        </w:rPr>
+      </w:pPr>
+      <w:r>
+        <w:rPr>
+          <w:rFonts w:ascii="Times New Roman" w:hAnsi="Times New Roman" w:cs="Times New Roman"/>
+        </w:rPr>
         <w:t>The findings demonstrate that modern HTTP protocols provide significant improvements for web applications, while also showing that protocol performance depends on network conditions and evaluation metrics.</w:t>
       </w:r>
     </w:p>
     <w:p>
       <w:pPr>
         <w:pStyle w:val="a3"/>
+        <w:rPr>
+          <w:rFonts w:ascii="Times New Roman" w:hAnsi="Times New Roman" w:cs="Times New Roman"/>
+        </w:rPr>
       </w:pPr>
       <w:r>
         <w:rPr>
           <w:rStyle w:val="a5"/>
+          <w:rFonts w:ascii="Times New Roman" w:hAnsi="Times New Roman" w:cs="Times New Roman"/>
         </w:rPr>
         <w:t>Keywords:</w:t>
       </w:r>
       <w:r>
+        <w:rPr>
+          <w:rFonts w:ascii="Times New Roman" w:hAnsi="Times New Roman" w:cs="Times New Roman"/>
+        </w:rPr>
         <w:t xml:space="preserve"> HTTP/1.1, HTTP/2, HTTP/3, QUIC, Web Performance, TTFB</w:t>
       </w:r>
     </w:p>
     <w:p>
       <w:pPr>
         <w:rPr>
-          <w:rFonts w:hint="eastAsia"/>
+          <w:rFonts w:ascii="Times New Roman" w:hAnsi="Times New Roman" w:cs="Times New Roman"/>
+          <w:sz w:val="24"/>
+          <w:szCs w:val="24"/>
         </w:rPr>
       </w:pPr>
     </w:p>
@@ -120,12 +180,19 @@
       <w:pPr>
         <w:spacing w:line="320" w:lineRule="exact"/>
         <w:rPr>
-          <w:rFonts w:ascii="黑体" w:eastAsia="黑体" w:hAnsi="黑体"/>
-        </w:rPr>
-      </w:pPr>
-      <w:r>
+          <w:rFonts w:ascii="Times New Roman" w:eastAsia="黑体" w:hAnsi="Times New Roman" w:cs="Times New Roman"/>
+          <w:sz w:val="24"/>
+          <w:szCs w:val="24"/>
+        </w:rPr>
+      </w:pPr>
+      <w:r>
+        <w:rPr>
+          <w:rFonts w:ascii="Times New Roman" w:hAnsi="Times New Roman" w:cs="Times New Roman"/>
+          <w:sz w:val="24"/>
+          <w:szCs w:val="24"/>
+        </w:rPr>
         <w:pict w14:anchorId="196084C1">
-          <v:rect id="_x0000_i1145" style="width:0;height:1.5pt" o:hralign="center" o:hrstd="t" o:hr="t" fillcolor="#a0a0a0" stroked="f"/>
+          <v:rect id="_x0000_i1026" style="width:0;height:1.5pt" o:hralign="center" o:hrstd="t" o:hr="t" fillcolor="#a0a0a0" stroked="f"/>
         </w:pict>
       </w:r>
     </w:p>
@@ -134,22 +201,19 @@
         <w:pStyle w:val="2"/>
         <w:spacing w:line="320" w:lineRule="exact"/>
         <w:rPr>
-          <w:rFonts w:ascii="黑体" w:eastAsia="黑体" w:hAnsi="黑体"/>
+          <w:rFonts w:ascii="Times New Roman" w:eastAsia="黑体" w:hAnsi="Times New Roman" w:cs="Times New Roman"/>
+          <w:sz w:val="24"/>
+          <w:szCs w:val="24"/>
         </w:rPr>
       </w:pPr>
       <w:bookmarkStart w:id="2" w:name="_Toc234690708"/>
       <w:r>
         <w:rPr>
-          <w:rFonts w:ascii="黑体" w:eastAsia="黑体" w:hAnsi="黑体"/>
-        </w:rPr>
-        <w:lastRenderedPageBreak/>
-        <w:t>1.</w:t>
-      </w:r>
-      <w:r>
-        <w:rPr>
-          <w:rFonts w:ascii="黑体" w:eastAsia="黑体" w:hAnsi="黑体"/>
-        </w:rPr>
-        <w:t>Introduction</w:t>
+          <w:rFonts w:ascii="Times New Roman" w:eastAsia="黑体" w:hAnsi="Times New Roman" w:cs="Times New Roman"/>
+          <w:sz w:val="24"/>
+          <w:szCs w:val="24"/>
+        </w:rPr>
+        <w:t>1.Introduction</w:t>
       </w:r>
       <w:bookmarkEnd w:id="2"/>
     </w:p>
@@ -158,8 +222,14 @@
         <w:pStyle w:val="pdq2pgselectionanchorcontainer"/>
         <w:spacing w:line="320" w:lineRule="exact"/>
         <w:ind w:left="360"/>
-      </w:pPr>
-      <w:r>
+        <w:rPr>
+          <w:rFonts w:ascii="Times New Roman" w:hAnsi="Times New Roman" w:cs="Times New Roman"/>
+        </w:rPr>
+      </w:pPr>
+      <w:r>
+        <w:rPr>
+          <w:rFonts w:ascii="Times New Roman" w:hAnsi="Times New Roman" w:cs="Times New Roman"/>
+        </w:rPr>
         <w:t>The Hypertext Transfer Protocol (HTTP) is one of the fundamental protocols that enables communication between clients and servers on the Internet. As web applications continue to become more complex and data-intensive, improving network performance, reducing latency, and providing a stable user experience have become increasingly important. The evolution of HTTP protocols has therefore focused on improving transmission efficiency and overcoming limitations of previous versions.</w:t>
       </w:r>
     </w:p>
@@ -168,8 +238,15 @@
         <w:pStyle w:val="a3"/>
         <w:spacing w:line="320" w:lineRule="exact"/>
         <w:ind w:left="360"/>
-      </w:pPr>
-      <w:r>
+        <w:rPr>
+          <w:rFonts w:ascii="Times New Roman" w:hAnsi="Times New Roman" w:cs="Times New Roman"/>
+        </w:rPr>
+      </w:pPr>
+      <w:r>
+        <w:rPr>
+          <w:rFonts w:ascii="Times New Roman" w:hAnsi="Times New Roman" w:cs="Times New Roman"/>
+        </w:rPr>
+        <w:lastRenderedPageBreak/>
         <w:t>HTTP/1.1 has been widely used for many years and introduced several improvements, including persistent connections and improved resource management. However, its sequential request handling mechanism may lead to performance limitations, particularly when loading modern web pages containing a large number of resources. To address these issues, HTTP/2 introduced new features such as multiplexing, stream prioritization, and header compression, allowing multiple requests to be transmitted simultaneously over a single connection.</w:t>
       </w:r>
     </w:p>
@@ -178,8 +255,14 @@
         <w:pStyle w:val="a3"/>
         <w:spacing w:line="320" w:lineRule="exact"/>
         <w:ind w:left="360"/>
-      </w:pPr>
-      <w:r>
+        <w:rPr>
+          <w:rFonts w:ascii="Times New Roman" w:hAnsi="Times New Roman" w:cs="Times New Roman"/>
+        </w:rPr>
+      </w:pPr>
+      <w:r>
+        <w:rPr>
+          <w:rFonts w:ascii="Times New Roman" w:hAnsi="Times New Roman" w:cs="Times New Roman"/>
+        </w:rPr>
         <w:t>More recently, HTTP/3 was developed to further improve web performance by replacing TCP with the QUIC transport protocol over UDP. By reducing connection establishment overhead and supporting features such as connection migration and improved congestion control, HTTP/3 aims to provide faster and more reliable communication, especially in unstable network environments.</w:t>
       </w:r>
     </w:p>
@@ -188,8 +271,14 @@
         <w:pStyle w:val="a3"/>
         <w:spacing w:line="320" w:lineRule="exact"/>
         <w:ind w:left="360"/>
-      </w:pPr>
-      <w:r>
+        <w:rPr>
+          <w:rFonts w:ascii="Times New Roman" w:hAnsi="Times New Roman" w:cs="Times New Roman"/>
+        </w:rPr>
+      </w:pPr>
+      <w:r>
+        <w:rPr>
+          <w:rFonts w:ascii="Times New Roman" w:hAnsi="Times New Roman" w:cs="Times New Roman"/>
+        </w:rPr>
         <w:t>Although HTTP/3 introduces significant improvements at the protocol level, its practical performance advantages may vary depending on network conditions, server configurations, and workload characteristics. Therefore, experimental evaluation is necessary to understand how different HTTP versions perform under controlled conditions rather than relying only on theoretical advantages.</w:t>
       </w:r>
     </w:p>
@@ -198,16 +287,28 @@
         <w:pStyle w:val="a3"/>
         <w:spacing w:line="320" w:lineRule="exact"/>
         <w:ind w:left="360"/>
-      </w:pPr>
-      <w:r>
+        <w:rPr>
+          <w:rFonts w:ascii="Times New Roman" w:hAnsi="Times New Roman" w:cs="Times New Roman"/>
+        </w:rPr>
+      </w:pPr>
+      <w:r>
+        <w:rPr>
+          <w:rFonts w:ascii="Times New Roman" w:hAnsi="Times New Roman" w:cs="Times New Roman"/>
+        </w:rPr>
         <w:t xml:space="preserve">This study aims to experimentally compare the performance of HTTP/1.1, HTTP/2, and HTTP/3 by measuring key performance indicators, including page load time and Time </w:t>
       </w:r>
       <w:proofErr w:type="gramStart"/>
       <w:r>
+        <w:rPr>
+          <w:rFonts w:ascii="Times New Roman" w:hAnsi="Times New Roman" w:cs="Times New Roman"/>
+        </w:rPr>
         <w:t>To</w:t>
       </w:r>
       <w:proofErr w:type="gramEnd"/>
       <w:r>
+        <w:rPr>
+          <w:rFonts w:ascii="Times New Roman" w:hAnsi="Times New Roman" w:cs="Times New Roman"/>
+        </w:rPr>
         <w:t xml:space="preserve"> First Byte (TTFB). In addition, standard deviation is calculated to evaluate the stability and consistency of each protocol. The experimental results provide insights into the practical differences between these protocols and help understand the real-world performance impact of modern HTTP technologies.</w:t>
       </w:r>
     </w:p>
@@ -215,11 +316,16 @@
       <w:pPr>
         <w:pStyle w:val="a3"/>
         <w:spacing w:line="320" w:lineRule="exact"/>
-      </w:pPr>
-      <w:r>
-        <w:lastRenderedPageBreak/>
+        <w:rPr>
+          <w:rFonts w:ascii="Times New Roman" w:hAnsi="Times New Roman" w:cs="Times New Roman"/>
+        </w:rPr>
+      </w:pPr>
+      <w:r>
+        <w:rPr>
+          <w:rFonts w:ascii="Times New Roman" w:hAnsi="Times New Roman" w:cs="Times New Roman"/>
+        </w:rPr>
         <w:pict w14:anchorId="3747F047">
-          <v:rect id="_x0000_i1146" style="width:0;height:1.5pt" o:hralign="center" o:hrstd="t" o:hr="t" fillcolor="#a0a0a0" stroked="f"/>
+          <v:rect id="_x0000_i1027" style="width:0;height:1.5pt" o:hralign="center" o:hrstd="t" o:hr="t" fillcolor="#a0a0a0" stroked="f"/>
         </w:pict>
       </w:r>
     </w:p>
@@ -228,21 +334,19 @@
         <w:pStyle w:val="2"/>
         <w:spacing w:line="320" w:lineRule="exact"/>
         <w:rPr>
-          <w:rFonts w:ascii="黑体" w:eastAsia="黑体" w:hAnsi="黑体" w:hint="eastAsia"/>
+          <w:rFonts w:ascii="Times New Roman" w:eastAsia="黑体" w:hAnsi="Times New Roman" w:cs="Times New Roman"/>
+          <w:sz w:val="24"/>
+          <w:szCs w:val="24"/>
         </w:rPr>
       </w:pPr>
       <w:bookmarkStart w:id="3" w:name="_Toc234690709"/>
       <w:r>
         <w:rPr>
-          <w:rFonts w:ascii="黑体" w:eastAsia="黑体" w:hAnsi="黑体"/>
-        </w:rPr>
-        <w:t>2.</w:t>
-      </w:r>
-      <w:r>
-        <w:rPr>
-          <w:rFonts w:ascii="黑体" w:eastAsia="黑体" w:hAnsi="黑体"/>
-        </w:rPr>
-        <w:t>Background</w:t>
+          <w:rFonts w:ascii="Times New Roman" w:eastAsia="黑体" w:hAnsi="Times New Roman" w:cs="Times New Roman"/>
+          <w:sz w:val="24"/>
+          <w:szCs w:val="24"/>
+        </w:rPr>
+        <w:t>2.Background</w:t>
       </w:r>
       <w:bookmarkEnd w:id="3"/>
     </w:p>
@@ -251,17 +355,17 @@
         <w:pStyle w:val="3"/>
         <w:spacing w:line="320" w:lineRule="exact"/>
         <w:rPr>
-          <w:rFonts w:ascii="宋体" w:eastAsia="宋体" w:hAnsi="宋体"/>
-          <w:sz w:val="28"/>
-          <w:szCs w:val="28"/>
+          <w:rFonts w:ascii="Times New Roman" w:eastAsia="宋体" w:hAnsi="Times New Roman" w:cs="Times New Roman"/>
+          <w:sz w:val="24"/>
+          <w:szCs w:val="24"/>
         </w:rPr>
       </w:pPr>
       <w:bookmarkStart w:id="4" w:name="_Toc234690710"/>
       <w:r>
         <w:rPr>
-          <w:rFonts w:ascii="宋体" w:eastAsia="宋体" w:hAnsi="宋体"/>
-          <w:sz w:val="28"/>
-          <w:szCs w:val="28"/>
+          <w:rFonts w:ascii="Times New Roman" w:eastAsia="宋体" w:hAnsi="Times New Roman" w:cs="Times New Roman"/>
+          <w:sz w:val="24"/>
+          <w:szCs w:val="24"/>
         </w:rPr>
         <w:t>2.1 HTTP/1.1</w:t>
       </w:r>
@@ -271,14 +375,14 @@
       <w:pPr>
         <w:spacing w:before="100" w:beforeAutospacing="1" w:after="100" w:afterAutospacing="1" w:line="320" w:lineRule="exact"/>
         <w:rPr>
-          <w:rFonts w:ascii="宋体" w:eastAsia="宋体" w:hAnsi="宋体"/>
-          <w:sz w:val="24"/>
-          <w:szCs w:val="24"/>
-        </w:rPr>
-      </w:pPr>
-      <w:r>
-        <w:rPr>
-          <w:rFonts w:ascii="宋体" w:eastAsia="宋体" w:hAnsi="宋体"/>
+          <w:rFonts w:ascii="Times New Roman" w:eastAsia="宋体" w:hAnsi="Times New Roman" w:cs="Times New Roman"/>
+          <w:sz w:val="24"/>
+          <w:szCs w:val="24"/>
+        </w:rPr>
+      </w:pPr>
+      <w:r>
+        <w:rPr>
+          <w:rFonts w:ascii="Times New Roman" w:eastAsia="宋体" w:hAnsi="Times New Roman" w:cs="Times New Roman"/>
           <w:sz w:val="24"/>
           <w:szCs w:val="24"/>
         </w:rPr>
@@ -289,18 +393,41 @@
       <w:pPr>
         <w:pStyle w:val="a3"/>
         <w:spacing w:line="320" w:lineRule="exact"/>
-      </w:pPr>
-      <w:r>
-        <w:t>However, HTTP/1.1 still suffers from several limitations. One major issue is the lack of native multiplexing support, meaning that multiple resources cannot be efficiently transmitted simultaneously within a single connection. This may cause increased latency when loading modern websites containing many independent resources such as images, scripts, and style files.</w:t>
+        <w:rPr>
+          <w:rFonts w:ascii="Times New Roman" w:hAnsi="Times New Roman" w:cs="Times New Roman"/>
+        </w:rPr>
+      </w:pPr>
+      <w:r>
+        <w:rPr>
+          <w:rFonts w:ascii="Times New Roman" w:hAnsi="Times New Roman" w:cs="Times New Roman"/>
+        </w:rPr>
+        <w:t xml:space="preserve">However, HTTP/1.1 still suffers from several limitations. One major issue is the lack of native multiplexing support, meaning that multiple resources cannot be efficiently transmitted simultaneously within a single connection. This may cause increased </w:t>
+      </w:r>
+      <w:r>
+        <w:rPr>
+          <w:rFonts w:ascii="Times New Roman" w:hAnsi="Times New Roman" w:cs="Times New Roman"/>
+        </w:rPr>
+        <w:lastRenderedPageBreak/>
+        <w:t>latency when loading modern websites containing many independent resources such as images, scripts, and style files.</w:t>
       </w:r>
     </w:p>
     <w:p>
       <w:pPr>
         <w:spacing w:line="320" w:lineRule="exact"/>
-      </w:pPr>
-      <w:r>
+        <w:rPr>
+          <w:rFonts w:ascii="Times New Roman" w:hAnsi="Times New Roman" w:cs="Times New Roman"/>
+          <w:sz w:val="24"/>
+          <w:szCs w:val="24"/>
+        </w:rPr>
+      </w:pPr>
+      <w:r>
+        <w:rPr>
+          <w:rFonts w:ascii="Times New Roman" w:hAnsi="Times New Roman" w:cs="Times New Roman"/>
+          <w:sz w:val="24"/>
+          <w:szCs w:val="24"/>
+        </w:rPr>
         <w:pict w14:anchorId="1A5811F1">
-          <v:rect id="_x0000_i1114" style="width:0;height:1.5pt" o:hralign="center" o:hrstd="t" o:hr="t" fillcolor="#a0a0a0" stroked="f"/>
+          <v:rect id="_x0000_i1028" style="width:0;height:1.5pt" o:hralign="center" o:hrstd="t" o:hr="t" fillcolor="#a0a0a0" stroked="f"/>
         </w:pict>
       </w:r>
     </w:p>
@@ -309,17 +436,17 @@
         <w:pStyle w:val="3"/>
         <w:spacing w:line="320" w:lineRule="exact"/>
         <w:rPr>
-          <w:rFonts w:ascii="宋体" w:eastAsia="宋体" w:hAnsi="宋体"/>
-          <w:sz w:val="28"/>
-          <w:szCs w:val="28"/>
+          <w:rFonts w:ascii="Times New Roman" w:eastAsia="宋体" w:hAnsi="Times New Roman" w:cs="Times New Roman"/>
+          <w:sz w:val="24"/>
+          <w:szCs w:val="24"/>
         </w:rPr>
       </w:pPr>
       <w:bookmarkStart w:id="5" w:name="_Toc234690711"/>
       <w:r>
         <w:rPr>
-          <w:rFonts w:ascii="宋体" w:eastAsia="宋体" w:hAnsi="宋体"/>
-          <w:sz w:val="28"/>
-          <w:szCs w:val="28"/>
+          <w:rFonts w:ascii="Times New Roman" w:eastAsia="宋体" w:hAnsi="Times New Roman" w:cs="Times New Roman"/>
+          <w:sz w:val="24"/>
+          <w:szCs w:val="24"/>
         </w:rPr>
         <w:t>2.2 HTTP/2</w:t>
       </w:r>
@@ -329,8 +456,14 @@
       <w:pPr>
         <w:pStyle w:val="a3"/>
         <w:spacing w:line="320" w:lineRule="exact"/>
-      </w:pPr>
-      <w:r>
+        <w:rPr>
+          <w:rFonts w:ascii="Times New Roman" w:hAnsi="Times New Roman" w:cs="Times New Roman"/>
+        </w:rPr>
+      </w:pPr>
+      <w:r>
+        <w:rPr>
+          <w:rFonts w:ascii="Times New Roman" w:hAnsi="Times New Roman" w:cs="Times New Roman"/>
+        </w:rPr>
         <w:t>HTTP/2 was introduced to improve the efficiency of web communication by addressing the performance limitations of HTTP/1.1. One of the most important features of HTTP/2 is multiplexing, which allows multiple streams of data to be transmitted simultaneously through a single TCP connection.</w:t>
       </w:r>
     </w:p>
@@ -338,8 +471,14 @@
       <w:pPr>
         <w:pStyle w:val="a3"/>
         <w:spacing w:line="320" w:lineRule="exact"/>
-      </w:pPr>
-      <w:r>
+        <w:rPr>
+          <w:rFonts w:ascii="Times New Roman" w:hAnsi="Times New Roman" w:cs="Times New Roman"/>
+        </w:rPr>
+      </w:pPr>
+      <w:r>
+        <w:rPr>
+          <w:rFonts w:ascii="Times New Roman" w:hAnsi="Times New Roman" w:cs="Times New Roman"/>
+        </w:rPr>
         <w:t>Additionally, HTTP/2 introduced header compression using HPACK, reducing unnecessary data transmission caused by repeated HTTP headers. These improvements can significantly reduce network overhead and improve page loading performance, especially for websites with many resources.</w:t>
       </w:r>
     </w:p>
@@ -347,18 +486,34 @@
       <w:pPr>
         <w:pStyle w:val="a3"/>
         <w:spacing w:line="320" w:lineRule="exact"/>
-      </w:pPr>
-      <w:r>
+        <w:rPr>
+          <w:rFonts w:ascii="Times New Roman" w:hAnsi="Times New Roman" w:cs="Times New Roman"/>
+        </w:rPr>
+      </w:pPr>
+      <w:r>
+        <w:rPr>
+          <w:rFonts w:ascii="Times New Roman" w:hAnsi="Times New Roman" w:cs="Times New Roman"/>
+        </w:rPr>
         <w:t>However, since HTTP/2 still relies on TCP, it may experience performance degradation when packet loss occurs. This is because TCP handles packet recovery at the connection level, which may affect multiple streams simultaneously.</w:t>
       </w:r>
     </w:p>
     <w:p>
       <w:pPr>
         <w:spacing w:line="320" w:lineRule="exact"/>
-      </w:pPr>
-      <w:r>
+        <w:rPr>
+          <w:rFonts w:ascii="Times New Roman" w:hAnsi="Times New Roman" w:cs="Times New Roman"/>
+          <w:sz w:val="24"/>
+          <w:szCs w:val="24"/>
+        </w:rPr>
+      </w:pPr>
+      <w:r>
+        <w:rPr>
+          <w:rFonts w:ascii="Times New Roman" w:hAnsi="Times New Roman" w:cs="Times New Roman"/>
+          <w:sz w:val="24"/>
+          <w:szCs w:val="24"/>
+        </w:rPr>
         <w:pict w14:anchorId="3FB50C6A">
-          <v:rect id="_x0000_i1115" style="width:0;height:1.5pt" o:hralign="center" o:hrstd="t" o:hr="t" fillcolor="#a0a0a0" stroked="f"/>
+          <v:rect id="_x0000_i1029" style="width:0;height:1.5pt" o:hralign="center" o:hrstd="t" o:hr="t" fillcolor="#a0a0a0" stroked="f"/>
         </w:pict>
       </w:r>
     </w:p>
@@ -367,19 +522,18 @@
         <w:pStyle w:val="3"/>
         <w:spacing w:line="320" w:lineRule="exact"/>
         <w:rPr>
-          <w:rFonts w:ascii="宋体" w:eastAsia="宋体" w:hAnsi="宋体"/>
-          <w:sz w:val="28"/>
-          <w:szCs w:val="28"/>
+          <w:rFonts w:ascii="Times New Roman" w:eastAsia="宋体" w:hAnsi="Times New Roman" w:cs="Times New Roman"/>
+          <w:sz w:val="24"/>
+          <w:szCs w:val="24"/>
         </w:rPr>
       </w:pPr>
       <w:bookmarkStart w:id="6" w:name="_Toc234690712"/>
       <w:r>
         <w:rPr>
-          <w:rFonts w:ascii="宋体" w:eastAsia="宋体" w:hAnsi="宋体"/>
-          <w:sz w:val="28"/>
-          <w:szCs w:val="28"/>
-        </w:rPr>
-        <w:lastRenderedPageBreak/>
+          <w:rFonts w:ascii="Times New Roman" w:eastAsia="宋体" w:hAnsi="Times New Roman" w:cs="Times New Roman"/>
+          <w:sz w:val="24"/>
+          <w:szCs w:val="24"/>
+        </w:rPr>
         <w:t>2.3 HTTP/3 and QUIC</w:t>
       </w:r>
       <w:bookmarkEnd w:id="6"/>
@@ -388,8 +542,14 @@
       <w:pPr>
         <w:pStyle w:val="a3"/>
         <w:spacing w:line="320" w:lineRule="exact"/>
-      </w:pPr>
-      <w:r>
+        <w:rPr>
+          <w:rFonts w:ascii="Times New Roman" w:hAnsi="Times New Roman" w:cs="Times New Roman"/>
+        </w:rPr>
+      </w:pPr>
+      <w:r>
+        <w:rPr>
+          <w:rFonts w:ascii="Times New Roman" w:hAnsi="Times New Roman" w:cs="Times New Roman"/>
+        </w:rPr>
         <w:t>HTTP/3 represents the latest generation of HTTP protocols and is built on top of the QUIC transport protocol. Unlike previous versions that rely on TCP, HTTP/3 uses UDP as the underlying transport layer while implementing reliability and security mechanisms within QUIC.</w:t>
       </w:r>
     </w:p>
@@ -397,8 +557,14 @@
       <w:pPr>
         <w:pStyle w:val="a3"/>
         <w:spacing w:line="320" w:lineRule="exact"/>
-      </w:pPr>
-      <w:r>
+        <w:rPr>
+          <w:rFonts w:ascii="Times New Roman" w:hAnsi="Times New Roman" w:cs="Times New Roman"/>
+        </w:rPr>
+      </w:pPr>
+      <w:r>
+        <w:rPr>
+          <w:rFonts w:ascii="Times New Roman" w:hAnsi="Times New Roman" w:cs="Times New Roman"/>
+        </w:rPr>
         <w:t>QUIC provides several advantages, including faster connection establishment, independent stream processing, and improved performance under changing network conditions. Since packet loss in one stream does not block other streams, HTTP/3 can reduce latency caused by traditional TCP head-of-line blocking.</w:t>
       </w:r>
     </w:p>
@@ -406,8 +572,14 @@
       <w:pPr>
         <w:pStyle w:val="a3"/>
         <w:spacing w:line="320" w:lineRule="exact"/>
-      </w:pPr>
-      <w:r>
+        <w:rPr>
+          <w:rFonts w:ascii="Times New Roman" w:hAnsi="Times New Roman" w:cs="Times New Roman"/>
+        </w:rPr>
+      </w:pPr>
+      <w:r>
+        <w:rPr>
+          <w:rFonts w:ascii="Times New Roman" w:hAnsi="Times New Roman" w:cs="Times New Roman"/>
+        </w:rPr>
         <w:t>Despite these theoretical advantages, the actual performance improvement of HTTP/3 depends on factors such as network environment, server implementation, and application workload. Therefore, experimental comparison remains important for evaluating its practical benefits.</w:t>
       </w:r>
     </w:p>
@@ -415,10 +587,16 @@
       <w:pPr>
         <w:pStyle w:val="a3"/>
         <w:spacing w:line="320" w:lineRule="exact"/>
-      </w:pPr>
-      <w:r>
+        <w:rPr>
+          <w:rFonts w:ascii="Times New Roman" w:hAnsi="Times New Roman" w:cs="Times New Roman"/>
+        </w:rPr>
+      </w:pPr>
+      <w:r>
+        <w:rPr>
+          <w:rFonts w:ascii="Times New Roman" w:hAnsi="Times New Roman" w:cs="Times New Roman"/>
+        </w:rPr>
         <w:pict w14:anchorId="65F189AD">
-          <v:rect id="_x0000_i1117" style="width:0;height:1.5pt" o:hralign="center" o:hrstd="t" o:hr="t" fillcolor="#a0a0a0" stroked="f"/>
+          <v:rect id="_x0000_i1030" style="width:0;height:1.5pt" o:hralign="center" o:hrstd="t" o:hr="t" fillcolor="#a0a0a0" stroked="f"/>
         </w:pict>
       </w:r>
     </w:p>
@@ -427,14 +605,19 @@
         <w:pStyle w:val="2"/>
         <w:spacing w:line="320" w:lineRule="exact"/>
         <w:rPr>
-          <w:rFonts w:ascii="黑体" w:eastAsia="黑体" w:hAnsi="黑体"/>
+          <w:rFonts w:ascii="Times New Roman" w:eastAsia="黑体" w:hAnsi="Times New Roman" w:cs="Times New Roman"/>
+          <w:sz w:val="24"/>
+          <w:szCs w:val="24"/>
         </w:rPr>
       </w:pPr>
       <w:bookmarkStart w:id="7" w:name="_Toc234690713"/>
       <w:r>
         <w:rPr>
-          <w:rFonts w:ascii="黑体" w:eastAsia="黑体" w:hAnsi="黑体"/>
-        </w:rPr>
+          <w:rFonts w:ascii="Times New Roman" w:eastAsia="黑体" w:hAnsi="Times New Roman" w:cs="Times New Roman"/>
+          <w:sz w:val="24"/>
+          <w:szCs w:val="24"/>
+        </w:rPr>
+        <w:lastRenderedPageBreak/>
         <w:t>3. Methodology</w:t>
       </w:r>
       <w:bookmarkEnd w:id="7"/>
@@ -444,17 +627,17 @@
         <w:pStyle w:val="3"/>
         <w:spacing w:line="320" w:lineRule="exact"/>
         <w:rPr>
-          <w:rFonts w:ascii="宋体" w:eastAsia="宋体" w:hAnsi="宋体"/>
-          <w:sz w:val="28"/>
-          <w:szCs w:val="28"/>
+          <w:rFonts w:ascii="Times New Roman" w:eastAsia="宋体" w:hAnsi="Times New Roman" w:cs="Times New Roman"/>
+          <w:sz w:val="24"/>
+          <w:szCs w:val="24"/>
         </w:rPr>
       </w:pPr>
       <w:bookmarkStart w:id="8" w:name="_Toc234690714"/>
       <w:r>
         <w:rPr>
-          <w:rFonts w:ascii="宋体" w:eastAsia="宋体" w:hAnsi="宋体"/>
-          <w:sz w:val="28"/>
-          <w:szCs w:val="28"/>
+          <w:rFonts w:ascii="Times New Roman" w:eastAsia="宋体" w:hAnsi="Times New Roman" w:cs="Times New Roman"/>
+          <w:sz w:val="24"/>
+          <w:szCs w:val="24"/>
         </w:rPr>
         <w:t>3.1 Experimental Environment</w:t>
       </w:r>
@@ -464,14 +647,14 @@
       <w:pPr>
         <w:spacing w:before="100" w:beforeAutospacing="1" w:after="100" w:afterAutospacing="1" w:line="320" w:lineRule="exact"/>
         <w:rPr>
-          <w:rFonts w:ascii="宋体" w:eastAsia="宋体" w:hAnsi="宋体"/>
-          <w:sz w:val="24"/>
-          <w:szCs w:val="24"/>
-        </w:rPr>
-      </w:pPr>
-      <w:r>
-        <w:rPr>
-          <w:rFonts w:ascii="宋体" w:eastAsia="宋体" w:hAnsi="宋体"/>
+          <w:rFonts w:ascii="Times New Roman" w:eastAsia="宋体" w:hAnsi="Times New Roman" w:cs="Times New Roman"/>
+          <w:sz w:val="24"/>
+          <w:szCs w:val="24"/>
+        </w:rPr>
+      </w:pPr>
+      <w:r>
+        <w:rPr>
+          <w:rFonts w:ascii="Times New Roman" w:eastAsia="宋体" w:hAnsi="Times New Roman" w:cs="Times New Roman"/>
           <w:sz w:val="24"/>
           <w:szCs w:val="24"/>
         </w:rPr>
@@ -482,8 +665,14 @@
       <w:pPr>
         <w:pStyle w:val="a3"/>
         <w:spacing w:line="320" w:lineRule="exact"/>
-      </w:pPr>
-      <w:r>
+        <w:rPr>
+          <w:rFonts w:ascii="Times New Roman" w:hAnsi="Times New Roman" w:cs="Times New Roman"/>
+        </w:rPr>
+      </w:pPr>
+      <w:r>
+        <w:rPr>
+          <w:rFonts w:ascii="Times New Roman" w:hAnsi="Times New Roman" w:cs="Times New Roman"/>
+        </w:rPr>
         <w:t>The web application was developed using HTML, CSS, and JavaScript. A Node.js environment with Express.js was used to serve the website resources. Express.js was selected because it provides a lightweight and simple framework for building web servers and handling static file requests.</w:t>
       </w:r>
     </w:p>
@@ -491,19 +680,34 @@
       <w:pPr>
         <w:pStyle w:val="a3"/>
         <w:spacing w:line="320" w:lineRule="exact"/>
-      </w:pPr>
-      <w:r>
+        <w:rPr>
+          <w:rFonts w:ascii="Times New Roman" w:hAnsi="Times New Roman" w:cs="Times New Roman"/>
+        </w:rPr>
+      </w:pPr>
+      <w:r>
+        <w:rPr>
+          <w:rFonts w:ascii="Times New Roman" w:hAnsi="Times New Roman" w:cs="Times New Roman"/>
+        </w:rPr>
         <w:t>The website was deployed in a public hosting environment and accessed through HTTPS. Cloudflare services were enabled to provide secure communication and HTTP/3 support based on the QUIC protocol. Google Chrome Developer Tools was used to monitor network activities and collect performance information during the experiments.</w:t>
       </w:r>
     </w:p>
     <w:p>
       <w:pPr>
         <w:spacing w:line="320" w:lineRule="exact"/>
-      </w:pPr>
-      <w:r>
-        <w:lastRenderedPageBreak/>
+        <w:rPr>
+          <w:rFonts w:ascii="Times New Roman" w:hAnsi="Times New Roman" w:cs="Times New Roman"/>
+          <w:sz w:val="24"/>
+          <w:szCs w:val="24"/>
+        </w:rPr>
+      </w:pPr>
+      <w:r>
+        <w:rPr>
+          <w:rFonts w:ascii="Times New Roman" w:hAnsi="Times New Roman" w:cs="Times New Roman"/>
+          <w:sz w:val="24"/>
+          <w:szCs w:val="24"/>
+        </w:rPr>
         <w:pict w14:anchorId="17E154F1">
-          <v:rect id="_x0000_i1118" style="width:0;height:1.5pt" o:hralign="center" o:hrstd="t" o:hr="t" fillcolor="#a0a0a0" stroked="f"/>
+          <v:rect id="_x0000_i1031" style="width:0;height:1.5pt" o:hralign="center" o:hrstd="t" o:hr="t" fillcolor="#a0a0a0" stroked="f"/>
         </w:pict>
       </w:r>
     </w:p>
@@ -512,17 +716,17 @@
         <w:pStyle w:val="3"/>
         <w:spacing w:line="320" w:lineRule="exact"/>
         <w:rPr>
-          <w:rFonts w:ascii="宋体" w:eastAsia="宋体" w:hAnsi="宋体"/>
-          <w:sz w:val="28"/>
-          <w:szCs w:val="28"/>
+          <w:rFonts w:ascii="Times New Roman" w:eastAsia="宋体" w:hAnsi="Times New Roman" w:cs="Times New Roman"/>
+          <w:sz w:val="24"/>
+          <w:szCs w:val="24"/>
         </w:rPr>
       </w:pPr>
       <w:bookmarkStart w:id="9" w:name="_Toc234690715"/>
       <w:r>
         <w:rPr>
-          <w:rFonts w:ascii="宋体" w:eastAsia="宋体" w:hAnsi="宋体"/>
-          <w:sz w:val="28"/>
-          <w:szCs w:val="28"/>
+          <w:rFonts w:ascii="Times New Roman" w:eastAsia="宋体" w:hAnsi="Times New Roman" w:cs="Times New Roman"/>
+          <w:sz w:val="24"/>
+          <w:szCs w:val="24"/>
         </w:rPr>
         <w:t>3.2 Website and Server Configuration</w:t>
       </w:r>
@@ -532,8 +736,14 @@
       <w:pPr>
         <w:pStyle w:val="a3"/>
         <w:spacing w:line="320" w:lineRule="exact"/>
-      </w:pPr>
-      <w:r>
+        <w:rPr>
+          <w:rFonts w:ascii="Times New Roman" w:hAnsi="Times New Roman" w:cs="Times New Roman"/>
+        </w:rPr>
+      </w:pPr>
+      <w:r>
+        <w:rPr>
+          <w:rFonts w:ascii="Times New Roman" w:hAnsi="Times New Roman" w:cs="Times New Roman"/>
+        </w:rPr>
         <w:t>The experimental website was designed as a gaming image gallery containing multiple images and static resources. The purpose of using an image-based website was to simulate a resource-intensive webpage where multiple files need to be requested and transferred between client and server.</w:t>
       </w:r>
     </w:p>
@@ -541,8 +751,14 @@
       <w:pPr>
         <w:pStyle w:val="a3"/>
         <w:spacing w:line="320" w:lineRule="exact"/>
-      </w:pPr>
-      <w:r>
+        <w:rPr>
+          <w:rFonts w:ascii="Times New Roman" w:hAnsi="Times New Roman" w:cs="Times New Roman"/>
+        </w:rPr>
+      </w:pPr>
+      <w:r>
+        <w:rPr>
+          <w:rFonts w:ascii="Times New Roman" w:hAnsi="Times New Roman" w:cs="Times New Roman"/>
+        </w:rPr>
         <w:t>For HTTP/1.1 testing, a Node.js Express server was configured to provide static website resources. The server used the default HTTP/1.1 communication method provided by Express.</w:t>
       </w:r>
     </w:p>
@@ -550,8 +766,14 @@
       <w:pPr>
         <w:pStyle w:val="a3"/>
         <w:spacing w:line="320" w:lineRule="exact"/>
-      </w:pPr>
-      <w:r>
+        <w:rPr>
+          <w:rFonts w:ascii="Times New Roman" w:hAnsi="Times New Roman" w:cs="Times New Roman"/>
+        </w:rPr>
+      </w:pPr>
+      <w:r>
+        <w:rPr>
+          <w:rFonts w:ascii="Times New Roman" w:hAnsi="Times New Roman" w:cs="Times New Roman"/>
+        </w:rPr>
         <w:t>For HTTP/2 testing, a secure HTTP/2 server was implemented using the native Node.js HTTP/2 module with TLS certificates. This configuration enabled HTTP/2 communication through an encrypted HTTPS connection.</w:t>
       </w:r>
     </w:p>
@@ -559,8 +781,14 @@
       <w:pPr>
         <w:pStyle w:val="a3"/>
         <w:spacing w:line="320" w:lineRule="exact"/>
-      </w:pPr>
-      <w:r>
+        <w:rPr>
+          <w:rFonts w:ascii="Times New Roman" w:hAnsi="Times New Roman" w:cs="Times New Roman"/>
+        </w:rPr>
+      </w:pPr>
+      <w:r>
+        <w:rPr>
+          <w:rFonts w:ascii="Times New Roman" w:hAnsi="Times New Roman" w:cs="Times New Roman"/>
+        </w:rPr>
         <w:t>For HTTP/3 testing, HTTP/3 support was enabled through Cloudflare using the QUIC transport protocol. The browser established HTTP/3 connections with the server when HTTP/3 was available.</w:t>
       </w:r>
     </w:p>
@@ -568,18 +796,35 @@
       <w:pPr>
         <w:pStyle w:val="a3"/>
         <w:spacing w:line="320" w:lineRule="exact"/>
-      </w:pPr>
-      <w:r>
+        <w:rPr>
+          <w:rFonts w:ascii="Times New Roman" w:hAnsi="Times New Roman" w:cs="Times New Roman"/>
+        </w:rPr>
+      </w:pPr>
+      <w:r>
+        <w:rPr>
+          <w:rFonts w:ascii="Times New Roman" w:hAnsi="Times New Roman" w:cs="Times New Roman"/>
+        </w:rPr>
         <w:t>The same website resources and testing conditions were maintained for all protocols to ensure a fair comparison.</w:t>
       </w:r>
     </w:p>
     <w:p>
       <w:pPr>
         <w:spacing w:line="320" w:lineRule="exact"/>
-      </w:pPr>
-      <w:r>
+        <w:rPr>
+          <w:rFonts w:ascii="Times New Roman" w:hAnsi="Times New Roman" w:cs="Times New Roman"/>
+          <w:sz w:val="24"/>
+          <w:szCs w:val="24"/>
+        </w:rPr>
+      </w:pPr>
+      <w:r>
+        <w:rPr>
+          <w:rFonts w:ascii="Times New Roman" w:hAnsi="Times New Roman" w:cs="Times New Roman"/>
+          <w:sz w:val="24"/>
+          <w:szCs w:val="24"/>
+        </w:rPr>
+        <w:lastRenderedPageBreak/>
         <w:pict w14:anchorId="3A8457CD">
-          <v:rect id="_x0000_i1119" style="width:0;height:1.5pt" o:hralign="center" o:hrstd="t" o:hr="t" fillcolor="#a0a0a0" stroked="f"/>
+          <v:rect id="_x0000_i1032" style="width:0;height:1.5pt" o:hralign="center" o:hrstd="t" o:hr="t" fillcolor="#a0a0a0" stroked="f"/>
         </w:pict>
       </w:r>
     </w:p>
@@ -588,17 +833,17 @@
         <w:pStyle w:val="3"/>
         <w:spacing w:line="320" w:lineRule="exact"/>
         <w:rPr>
-          <w:rFonts w:ascii="宋体" w:eastAsia="宋体" w:hAnsi="宋体"/>
-          <w:sz w:val="28"/>
-          <w:szCs w:val="28"/>
+          <w:rFonts w:ascii="Times New Roman" w:eastAsia="宋体" w:hAnsi="Times New Roman" w:cs="Times New Roman"/>
+          <w:sz w:val="24"/>
+          <w:szCs w:val="24"/>
         </w:rPr>
       </w:pPr>
       <w:bookmarkStart w:id="10" w:name="_Toc234690716"/>
       <w:r>
         <w:rPr>
-          <w:rFonts w:ascii="宋体" w:eastAsia="宋体" w:hAnsi="宋体"/>
-          <w:sz w:val="28"/>
-          <w:szCs w:val="28"/>
+          <w:rFonts w:ascii="Times New Roman" w:eastAsia="宋体" w:hAnsi="Times New Roman" w:cs="Times New Roman"/>
+          <w:sz w:val="24"/>
+          <w:szCs w:val="24"/>
         </w:rPr>
         <w:t>3.3 Experimental Procedure</w:t>
       </w:r>
@@ -608,8 +853,14 @@
       <w:pPr>
         <w:pStyle w:val="a3"/>
         <w:spacing w:line="320" w:lineRule="exact"/>
-      </w:pPr>
-      <w:r>
+        <w:rPr>
+          <w:rFonts w:ascii="Times New Roman" w:hAnsi="Times New Roman" w:cs="Times New Roman"/>
+        </w:rPr>
+      </w:pPr>
+      <w:r>
+        <w:rPr>
+          <w:rFonts w:ascii="Times New Roman" w:hAnsi="Times New Roman" w:cs="Times New Roman"/>
+        </w:rPr>
         <w:t>The experiment was conducted using the same webpage and testing environment for HTTP/1.1, HTTP/2, and HTTP/3. Each protocol was tested repeatedly to reduce the influence of random network variations.</w:t>
       </w:r>
     </w:p>
@@ -617,8 +868,14 @@
       <w:pPr>
         <w:pStyle w:val="a3"/>
         <w:spacing w:line="320" w:lineRule="exact"/>
-      </w:pPr>
-      <w:r>
+        <w:rPr>
+          <w:rFonts w:ascii="Times New Roman" w:hAnsi="Times New Roman" w:cs="Times New Roman"/>
+        </w:rPr>
+      </w:pPr>
+      <w:r>
+        <w:rPr>
+          <w:rFonts w:ascii="Times New Roman" w:hAnsi="Times New Roman" w:cs="Times New Roman"/>
+        </w:rPr>
         <w:t>For each HTTP protocol, 10 independent tests were performed, resulting in a total of 30 experimental samples. During each test, the browser loaded the complete website, and network performance information was recorded using Chrome Developer Tools.</w:t>
       </w:r>
     </w:p>
@@ -626,8 +883,14 @@
       <w:pPr>
         <w:pStyle w:val="a3"/>
         <w:spacing w:line="320" w:lineRule="exact"/>
-      </w:pPr>
-      <w:r>
+        <w:rPr>
+          <w:rFonts w:ascii="Times New Roman" w:hAnsi="Times New Roman" w:cs="Times New Roman"/>
+        </w:rPr>
+      </w:pPr>
+      <w:r>
+        <w:rPr>
+          <w:rFonts w:ascii="Times New Roman" w:hAnsi="Times New Roman" w:cs="Times New Roman"/>
+        </w:rPr>
         <w:t>Before each measurement, the browser cache was disabled to reduce the impact of previously stored resources. The same webpage, resource files, and testing procedure were used throughout all experiments.</w:t>
       </w:r>
     </w:p>
@@ -635,25 +898,34 @@
       <w:pPr>
         <w:pStyle w:val="a3"/>
         <w:spacing w:line="320" w:lineRule="exact"/>
-      </w:pPr>
-      <w:r>
-        <w:lastRenderedPageBreak/>
-        <w:t>The collected data was exported and organi</w:t>
-      </w:r>
-      <w:r>
-        <w:t>z</w:t>
-      </w:r>
-      <w:r>
-        <w:t>ed into Excel spreadsheets for further statistical analysis. Average values, maximum values, minimum values, and standard deviations were calculated to compare the performance and stability of different HTTP protocols.</w:t>
+        <w:rPr>
+          <w:rFonts w:ascii="Times New Roman" w:hAnsi="Times New Roman" w:cs="Times New Roman"/>
+        </w:rPr>
+      </w:pPr>
+      <w:r>
+        <w:rPr>
+          <w:rFonts w:ascii="Times New Roman" w:hAnsi="Times New Roman" w:cs="Times New Roman"/>
+        </w:rPr>
+        <w:t>The collected data was exported and organized into Excel spreadsheets for further statistical analysis. Average values, maximum values, minimum values, and standard deviations were calculated to compare the performance and stability of different HTTP protocols.</w:t>
       </w:r>
     </w:p>
     <w:p>
       <w:pPr>
         <w:spacing w:line="320" w:lineRule="exact"/>
-      </w:pPr>
-      <w:r>
+        <w:rPr>
+          <w:rFonts w:ascii="Times New Roman" w:hAnsi="Times New Roman" w:cs="Times New Roman"/>
+          <w:sz w:val="24"/>
+          <w:szCs w:val="24"/>
+        </w:rPr>
+      </w:pPr>
+      <w:r>
+        <w:rPr>
+          <w:rFonts w:ascii="Times New Roman" w:hAnsi="Times New Roman" w:cs="Times New Roman"/>
+          <w:sz w:val="24"/>
+          <w:szCs w:val="24"/>
+        </w:rPr>
         <w:pict w14:anchorId="02291A6F">
-          <v:rect id="_x0000_i1120" style="width:0;height:1.5pt" o:hralign="center" o:hrstd="t" o:hr="t" fillcolor="#a0a0a0" stroked="f"/>
+          <v:rect id="_x0000_i1033" style="width:0;height:1.5pt" o:hralign="center" o:hrstd="t" o:hr="t" fillcolor="#a0a0a0" stroked="f"/>
         </w:pict>
       </w:r>
     </w:p>
@@ -662,17 +934,17 @@
         <w:pStyle w:val="3"/>
         <w:spacing w:line="320" w:lineRule="exact"/>
         <w:rPr>
-          <w:rFonts w:ascii="宋体" w:eastAsia="宋体" w:hAnsi="宋体"/>
-          <w:sz w:val="28"/>
-          <w:szCs w:val="28"/>
+          <w:rFonts w:ascii="Times New Roman" w:eastAsia="宋体" w:hAnsi="Times New Roman" w:cs="Times New Roman"/>
+          <w:sz w:val="24"/>
+          <w:szCs w:val="24"/>
         </w:rPr>
       </w:pPr>
       <w:bookmarkStart w:id="11" w:name="_Toc234690717"/>
       <w:r>
         <w:rPr>
-          <w:rFonts w:ascii="宋体" w:eastAsia="宋体" w:hAnsi="宋体"/>
-          <w:sz w:val="28"/>
-          <w:szCs w:val="28"/>
+          <w:rFonts w:ascii="Times New Roman" w:eastAsia="宋体" w:hAnsi="Times New Roman" w:cs="Times New Roman"/>
+          <w:sz w:val="24"/>
+          <w:szCs w:val="24"/>
         </w:rPr>
         <w:t>3.4 Performance Metrics</w:t>
       </w:r>
@@ -682,8 +954,14 @@
       <w:pPr>
         <w:pStyle w:val="a3"/>
         <w:spacing w:line="320" w:lineRule="exact"/>
-      </w:pPr>
-      <w:r>
+        <w:rPr>
+          <w:rFonts w:ascii="Times New Roman" w:hAnsi="Times New Roman" w:cs="Times New Roman"/>
+        </w:rPr>
+      </w:pPr>
+      <w:r>
+        <w:rPr>
+          <w:rFonts w:ascii="Times New Roman" w:hAnsi="Times New Roman" w:cs="Times New Roman"/>
+        </w:rPr>
         <w:t>To evaluate the performance of different HTTP protocols, several important web performance metrics were selected.</w:t>
       </w:r>
     </w:p>
@@ -692,68 +970,123 @@
         <w:pStyle w:val="3"/>
         <w:spacing w:line="320" w:lineRule="exact"/>
         <w:rPr>
-          <w:rFonts w:ascii="黑体" w:eastAsia="黑体" w:hAnsi="黑体"/>
+          <w:rFonts w:ascii="Times New Roman" w:eastAsia="黑体" w:hAnsi="Times New Roman" w:cs="Times New Roman"/>
           <w:b w:val="0"/>
           <w:bCs w:val="0"/>
-          <w:sz w:val="28"/>
-          <w:szCs w:val="28"/>
+          <w:sz w:val="24"/>
+          <w:szCs w:val="24"/>
         </w:rPr>
       </w:pPr>
       <w:bookmarkStart w:id="12" w:name="_Toc234690718"/>
       <w:r>
         <w:rPr>
-          <w:rFonts w:ascii="黑体" w:eastAsia="黑体" w:hAnsi="黑体"/>
+          <w:rFonts w:ascii="Times New Roman" w:eastAsia="黑体" w:hAnsi="Times New Roman" w:cs="Times New Roman"/>
           <w:b w:val="0"/>
           <w:bCs w:val="0"/>
-          <w:sz w:val="28"/>
-          <w:szCs w:val="28"/>
+          <w:sz w:val="24"/>
+          <w:szCs w:val="24"/>
         </w:rPr>
         <w:t>(</w:t>
       </w:r>
       <w:proofErr w:type="gramStart"/>
       <w:r>
         <w:rPr>
-          <w:rFonts w:ascii="宋体" w:eastAsia="宋体" w:hAnsi="宋体"/>
+          <w:rFonts w:ascii="Times New Roman" w:eastAsia="宋体" w:hAnsi="Times New Roman" w:cs="Times New Roman"/>
           <w:b w:val="0"/>
           <w:bCs w:val="0"/>
-          <w:sz w:val="28"/>
-          <w:szCs w:val="28"/>
-        </w:rPr>
-        <w:t>1)</w:t>
-      </w:r>
-      <w:r>
-        <w:rPr>
-          <w:rFonts w:ascii="宋体" w:eastAsia="宋体" w:hAnsi="宋体"/>
+          <w:sz w:val="24"/>
+          <w:szCs w:val="24"/>
+        </w:rPr>
+        <w:t>1)Page</w:t>
+      </w:r>
+      <w:proofErr w:type="gramEnd"/>
+      <w:r>
+        <w:rPr>
+          <w:rFonts w:ascii="Times New Roman" w:eastAsia="宋体" w:hAnsi="Times New Roman" w:cs="Times New Roman"/>
           <w:b w:val="0"/>
           <w:bCs w:val="0"/>
-          <w:sz w:val="28"/>
-          <w:szCs w:val="28"/>
-        </w:rPr>
-        <w:t>Page</w:t>
-      </w:r>
-      <w:proofErr w:type="gramEnd"/>
-      <w:r>
-        <w:rPr>
-          <w:rFonts w:ascii="宋体" w:eastAsia="宋体" w:hAnsi="宋体"/>
+          <w:sz w:val="24"/>
+          <w:szCs w:val="24"/>
+        </w:rPr>
+        <w:t xml:space="preserve"> Load Time</w:t>
+      </w:r>
+      <w:bookmarkEnd w:id="12"/>
+    </w:p>
+    <w:p>
+      <w:pPr>
+        <w:pStyle w:val="a3"/>
+        <w:spacing w:line="320" w:lineRule="exact"/>
+        <w:rPr>
+          <w:rFonts w:ascii="Times New Roman" w:eastAsia="黑体" w:hAnsi="Times New Roman" w:cs="Times New Roman"/>
+        </w:rPr>
+      </w:pPr>
+      <w:r>
+        <w:rPr>
+          <w:rFonts w:ascii="Times New Roman" w:hAnsi="Times New Roman" w:cs="Times New Roman"/>
+        </w:rPr>
+        <w:t>Page Load Time represents the total time required for the webpage and its resources to completely load. This metric reflects the overall user experience and is one of the main indicators for evaluating web performance.</w:t>
+      </w:r>
+    </w:p>
+    <w:p>
+      <w:pPr>
+        <w:pStyle w:val="3"/>
+        <w:spacing w:line="320" w:lineRule="exact"/>
+        <w:rPr>
+          <w:rFonts w:ascii="Times New Roman" w:eastAsia="宋体" w:hAnsi="Times New Roman" w:cs="Times New Roman"/>
           <w:b w:val="0"/>
           <w:bCs w:val="0"/>
-          <w:sz w:val="28"/>
-          <w:szCs w:val="28"/>
-        </w:rPr>
-        <w:t xml:space="preserve"> Load Time</w:t>
-      </w:r>
-      <w:bookmarkEnd w:id="12"/>
+          <w:sz w:val="24"/>
+          <w:szCs w:val="24"/>
+        </w:rPr>
+      </w:pPr>
+      <w:bookmarkStart w:id="13" w:name="_Toc234690719"/>
+      <w:r>
+        <w:rPr>
+          <w:rFonts w:ascii="Times New Roman" w:eastAsia="宋体" w:hAnsi="Times New Roman" w:cs="Times New Roman"/>
+          <w:b w:val="0"/>
+          <w:bCs w:val="0"/>
+          <w:sz w:val="24"/>
+          <w:szCs w:val="24"/>
+        </w:rPr>
+        <w:t>(</w:t>
+      </w:r>
+      <w:proofErr w:type="gramStart"/>
+      <w:r>
+        <w:rPr>
+          <w:rFonts w:ascii="Times New Roman" w:eastAsia="宋体" w:hAnsi="Times New Roman" w:cs="Times New Roman"/>
+          <w:b w:val="0"/>
+          <w:bCs w:val="0"/>
+          <w:sz w:val="24"/>
+          <w:szCs w:val="24"/>
+        </w:rPr>
+        <w:t>2)Time</w:t>
+      </w:r>
+      <w:proofErr w:type="gramEnd"/>
+      <w:r>
+        <w:rPr>
+          <w:rFonts w:ascii="Times New Roman" w:eastAsia="宋体" w:hAnsi="Times New Roman" w:cs="Times New Roman"/>
+          <w:b w:val="0"/>
+          <w:bCs w:val="0"/>
+          <w:sz w:val="24"/>
+          <w:szCs w:val="24"/>
+        </w:rPr>
+        <w:t xml:space="preserve"> To First Byte (TTFB)</w:t>
+      </w:r>
+      <w:bookmarkEnd w:id="13"/>
     </w:p>
     <w:p>
       <w:pPr>
         <w:pStyle w:val="a3"/>
         <w:spacing w:line="320" w:lineRule="exact"/>
         <w:rPr>
-          <w:rFonts w:ascii="黑体" w:eastAsia="黑体" w:hAnsi="黑体"/>
-        </w:rPr>
-      </w:pPr>
-      <w:r>
-        <w:t>Page Load Time represents the total time required for the webpage and its resources to completely load. This metric reflects the overall user experience and is one of the main indicators for evaluating web performance.</w:t>
+          <w:rFonts w:ascii="Times New Roman" w:hAnsi="Times New Roman" w:cs="Times New Roman"/>
+        </w:rPr>
+      </w:pPr>
+      <w:r>
+        <w:rPr>
+          <w:rFonts w:ascii="Times New Roman" w:hAnsi="Times New Roman" w:cs="Times New Roman"/>
+        </w:rPr>
+        <w:t>Time To First Byte (TTFB) measures the time between sending an HTTP request and receiving the first byte of response data from the server. This metric reflects server response latency and connection performance.</w:t>
       </w:r>
     </w:p>
     <w:p>
@@ -761,196 +1094,157 @@
         <w:pStyle w:val="3"/>
         <w:spacing w:line="320" w:lineRule="exact"/>
         <w:rPr>
-          <w:rFonts w:ascii="宋体" w:eastAsia="宋体" w:hAnsi="宋体"/>
+          <w:rFonts w:ascii="Times New Roman" w:eastAsia="宋体" w:hAnsi="Times New Roman" w:cs="Times New Roman"/>
           <w:b w:val="0"/>
           <w:bCs w:val="0"/>
-          <w:sz w:val="28"/>
-          <w:szCs w:val="28"/>
-        </w:rPr>
-      </w:pPr>
-      <w:bookmarkStart w:id="13" w:name="_Toc234690719"/>
-      <w:r>
-        <w:rPr>
-          <w:rFonts w:ascii="宋体" w:eastAsia="宋体" w:hAnsi="宋体"/>
+          <w:sz w:val="24"/>
+          <w:szCs w:val="24"/>
+        </w:rPr>
+      </w:pPr>
+      <w:bookmarkStart w:id="14" w:name="_Toc234690720"/>
+      <w:r>
+        <w:rPr>
+          <w:rFonts w:ascii="Times New Roman" w:eastAsia="宋体" w:hAnsi="Times New Roman" w:cs="Times New Roman"/>
           <w:b w:val="0"/>
           <w:bCs w:val="0"/>
-          <w:sz w:val="28"/>
-          <w:szCs w:val="28"/>
+          <w:sz w:val="24"/>
+          <w:szCs w:val="24"/>
         </w:rPr>
         <w:t>(</w:t>
       </w:r>
       <w:proofErr w:type="gramStart"/>
       <w:r>
         <w:rPr>
-          <w:rFonts w:ascii="宋体" w:eastAsia="宋体" w:hAnsi="宋体"/>
+          <w:rFonts w:ascii="Times New Roman" w:eastAsia="宋体" w:hAnsi="Times New Roman" w:cs="Times New Roman"/>
           <w:b w:val="0"/>
           <w:bCs w:val="0"/>
-          <w:sz w:val="28"/>
-          <w:szCs w:val="28"/>
-        </w:rPr>
-        <w:t>2)</w:t>
-      </w:r>
-      <w:r>
-        <w:rPr>
-          <w:rFonts w:ascii="宋体" w:eastAsia="宋体" w:hAnsi="宋体"/>
+          <w:sz w:val="24"/>
+          <w:szCs w:val="24"/>
+        </w:rPr>
+        <w:t>3)Standard</w:t>
+      </w:r>
+      <w:proofErr w:type="gramEnd"/>
+      <w:r>
+        <w:rPr>
+          <w:rFonts w:ascii="Times New Roman" w:eastAsia="宋体" w:hAnsi="Times New Roman" w:cs="Times New Roman"/>
           <w:b w:val="0"/>
           <w:bCs w:val="0"/>
-          <w:sz w:val="28"/>
-          <w:szCs w:val="28"/>
-        </w:rPr>
-        <w:t>Time</w:t>
-      </w:r>
-      <w:proofErr w:type="gramEnd"/>
-      <w:r>
-        <w:rPr>
-          <w:rFonts w:ascii="宋体" w:eastAsia="宋体" w:hAnsi="宋体"/>
-          <w:b w:val="0"/>
-          <w:bCs w:val="0"/>
-          <w:sz w:val="28"/>
-          <w:szCs w:val="28"/>
-        </w:rPr>
-        <w:t xml:space="preserve"> To First Byte (TTFB)</w:t>
-      </w:r>
-      <w:bookmarkEnd w:id="13"/>
+          <w:sz w:val="24"/>
+          <w:szCs w:val="24"/>
+        </w:rPr>
+        <w:t xml:space="preserve"> Deviation</w:t>
+      </w:r>
+      <w:bookmarkEnd w:id="14"/>
     </w:p>
     <w:p>
       <w:pPr>
         <w:pStyle w:val="a3"/>
         <w:spacing w:line="320" w:lineRule="exact"/>
-      </w:pPr>
-      <w:r>
-        <w:t>Time To First Byte (TTFB) measures the time between sending an HTTP request and receiving the first byte of response data from the server. This metric reflects server response latency and connection performance.</w:t>
-      </w:r>
+        <w:rPr>
+          <w:rFonts w:ascii="Times New Roman" w:hAnsi="Times New Roman" w:cs="Times New Roman"/>
+        </w:rPr>
+      </w:pPr>
+      <w:r>
+        <w:rPr>
+          <w:rFonts w:ascii="Times New Roman" w:hAnsi="Times New Roman" w:cs="Times New Roman"/>
+        </w:rPr>
+        <w:t>Standard deviation was calculated to evaluate the stability of each protocol during repeated experiments. A lower standard deviation indicates more consistent performance, while a higher value represents greater variation between tests.</w:t>
+      </w:r>
+    </w:p>
+    <w:p>
+      <w:pPr>
+        <w:spacing w:line="320" w:lineRule="exact"/>
+        <w:rPr>
+          <w:rFonts w:ascii="Times New Roman" w:hAnsi="Times New Roman" w:cs="Times New Roman"/>
+          <w:sz w:val="24"/>
+          <w:szCs w:val="24"/>
+        </w:rPr>
+      </w:pPr>
+    </w:p>
+    <w:p>
+      <w:pPr>
+        <w:spacing w:line="320" w:lineRule="exact"/>
+        <w:rPr>
+          <w:rFonts w:ascii="Times New Roman" w:hAnsi="Times New Roman" w:cs="Times New Roman"/>
+          <w:sz w:val="24"/>
+          <w:szCs w:val="24"/>
+        </w:rPr>
+      </w:pPr>
+    </w:p>
+    <w:p>
+      <w:pPr>
+        <w:spacing w:line="320" w:lineRule="exact"/>
+        <w:rPr>
+          <w:rFonts w:ascii="Times New Roman" w:hAnsi="Times New Roman" w:cs="Times New Roman"/>
+          <w:sz w:val="24"/>
+          <w:szCs w:val="24"/>
+        </w:rPr>
+      </w:pPr>
+      <w:r>
+        <w:rPr>
+          <w:rFonts w:ascii="Times New Roman" w:hAnsi="Times New Roman" w:cs="Times New Roman"/>
+          <w:sz w:val="24"/>
+          <w:szCs w:val="24"/>
+        </w:rPr>
+        <w:pict w14:anchorId="1909DB7A">
+          <v:rect id="_x0000_i1034" style="width:0;height:1.5pt" o:hralign="center" o:hrstd="t" o:hr="t" fillcolor="#a0a0a0" stroked="f"/>
+        </w:pict>
+      </w:r>
+    </w:p>
+    <w:p>
+      <w:pPr>
+        <w:pStyle w:val="2"/>
+        <w:rPr>
+          <w:rFonts w:ascii="Times New Roman" w:eastAsia="黑体" w:hAnsi="Times New Roman" w:cs="Times New Roman"/>
+          <w:sz w:val="24"/>
+          <w:szCs w:val="24"/>
+        </w:rPr>
+      </w:pPr>
+      <w:bookmarkStart w:id="15" w:name="_Toc234690721"/>
+      <w:r>
+        <w:rPr>
+          <w:rFonts w:ascii="Times New Roman" w:eastAsia="黑体" w:hAnsi="Times New Roman" w:cs="Times New Roman"/>
+          <w:sz w:val="24"/>
+          <w:szCs w:val="24"/>
+        </w:rPr>
+        <w:t>4. Experimental Results</w:t>
+      </w:r>
+      <w:bookmarkEnd w:id="15"/>
     </w:p>
     <w:p>
       <w:pPr>
         <w:pStyle w:val="3"/>
-        <w:spacing w:line="320" w:lineRule="exact"/>
-        <w:rPr>
-          <w:rFonts w:ascii="宋体" w:eastAsia="宋体" w:hAnsi="宋体"/>
-          <w:b w:val="0"/>
-          <w:bCs w:val="0"/>
-        </w:rPr>
-      </w:pPr>
-      <w:bookmarkStart w:id="14" w:name="_Toc234690720"/>
-      <w:r>
-        <w:rPr>
-          <w:rFonts w:ascii="宋体" w:eastAsia="宋体" w:hAnsi="宋体"/>
-          <w:b w:val="0"/>
-          <w:bCs w:val="0"/>
-        </w:rPr>
-        <w:t>(</w:t>
-      </w:r>
-      <w:proofErr w:type="gramStart"/>
-      <w:r>
-        <w:rPr>
-          <w:rFonts w:ascii="宋体" w:eastAsia="宋体" w:hAnsi="宋体"/>
-          <w:b w:val="0"/>
-          <w:bCs w:val="0"/>
-        </w:rPr>
-        <w:t>3)</w:t>
-      </w:r>
-      <w:r>
-        <w:rPr>
-          <w:rFonts w:ascii="宋体" w:eastAsia="宋体" w:hAnsi="宋体"/>
-          <w:b w:val="0"/>
-          <w:bCs w:val="0"/>
-        </w:rPr>
-        <w:t>Standard</w:t>
-      </w:r>
-      <w:proofErr w:type="gramEnd"/>
-      <w:r>
-        <w:rPr>
-          <w:rFonts w:ascii="宋体" w:eastAsia="宋体" w:hAnsi="宋体"/>
-          <w:b w:val="0"/>
-          <w:bCs w:val="0"/>
-        </w:rPr>
-        <w:t xml:space="preserve"> Deviation</w:t>
-      </w:r>
-      <w:bookmarkEnd w:id="14"/>
-    </w:p>
-    <w:p>
-      <w:pPr>
-        <w:pStyle w:val="a3"/>
-        <w:spacing w:line="320" w:lineRule="exact"/>
-      </w:pPr>
-      <w:r>
-        <w:t>Standard deviation was calculated to evaluate the stability of each protocol during repeated experiments. A lower standard deviation indicates more consistent performance, while a higher value represents greater variation between tests.</w:t>
-      </w:r>
-    </w:p>
-    <w:p>
-      <w:pPr>
-        <w:spacing w:line="320" w:lineRule="exact"/>
-      </w:pPr>
-    </w:p>
-    <w:p>
-      <w:pPr>
-        <w:spacing w:line="320" w:lineRule="exact"/>
-      </w:pPr>
-    </w:p>
-    <w:p>
-      <w:pPr>
-        <w:spacing w:line="320" w:lineRule="exact"/>
-      </w:pPr>
-      <w:r>
-        <w:pict w14:anchorId="1909DB7A">
-          <v:rect id="_x0000_i1130" style="width:0;height:1.5pt" o:hralign="center" o:hrstd="t" o:hr="t" fillcolor="#a0a0a0" stroked="f"/>
-        </w:pict>
-      </w:r>
-    </w:p>
-    <w:p>
-      <w:pPr>
-        <w:pStyle w:val="2"/>
-        <w:rPr>
-          <w:rFonts w:ascii="黑体" w:eastAsia="黑体" w:hAnsi="黑体"/>
-        </w:rPr>
-      </w:pPr>
-      <w:bookmarkStart w:id="15" w:name="_Toc234690721"/>
-      <w:r>
-        <w:rPr>
-          <w:rFonts w:ascii="黑体" w:eastAsia="黑体" w:hAnsi="黑体"/>
-        </w:rPr>
-        <w:t>4. Experimental Results</w:t>
-      </w:r>
-      <w:bookmarkEnd w:id="15"/>
-    </w:p>
-    <w:p>
-      <w:pPr>
-        <w:rPr>
-          <w:rFonts w:hint="eastAsia"/>
-        </w:rPr>
-      </w:pPr>
-      <w:r>
-        <w:pict w14:anchorId="0C562CFA">
-          <v:rect id="_x0000_i1135" style="width:0;height:1.5pt" o:hralign="center" o:hrstd="t" o:hr="t" fillcolor="#a0a0a0" stroked="f"/>
-        </w:pict>
-      </w:r>
-    </w:p>
-    <w:p>
-      <w:pPr>
-        <w:pStyle w:val="3"/>
-        <w:rPr>
-          <w:rFonts w:ascii="宋体" w:eastAsia="宋体" w:hAnsi="宋体"/>
-          <w:sz w:val="28"/>
-          <w:szCs w:val="28"/>
+        <w:rPr>
+          <w:rFonts w:ascii="Times New Roman" w:eastAsia="宋体" w:hAnsi="Times New Roman" w:cs="Times New Roman"/>
+          <w:sz w:val="24"/>
+          <w:szCs w:val="24"/>
         </w:rPr>
       </w:pPr>
       <w:bookmarkStart w:id="16" w:name="_Toc234690722"/>
       <w:r>
         <w:rPr>
-          <w:rFonts w:ascii="宋体" w:eastAsia="宋体" w:hAnsi="宋体"/>
-          <w:sz w:val="28"/>
-          <w:szCs w:val="28"/>
-        </w:rPr>
-        <w:lastRenderedPageBreak/>
+          <w:rFonts w:ascii="Times New Roman" w:eastAsia="宋体" w:hAnsi="Times New Roman" w:cs="Times New Roman"/>
+          <w:sz w:val="24"/>
+          <w:szCs w:val="24"/>
+        </w:rPr>
         <w:t>4.1 Page Load Time Analysis</w:t>
       </w:r>
       <w:bookmarkEnd w:id="16"/>
     </w:p>
     <w:p>
-      <w:r>
-        <w:rPr>
+      <w:pPr>
+        <w:rPr>
+          <w:rFonts w:ascii="Times New Roman" w:hAnsi="Times New Roman" w:cs="Times New Roman"/>
+          <w:sz w:val="24"/>
+          <w:szCs w:val="24"/>
+        </w:rPr>
+      </w:pPr>
+      <w:r>
+        <w:rPr>
+          <w:rFonts w:ascii="Times New Roman" w:hAnsi="Times New Roman" w:cs="Times New Roman"/>
           <w:noProof/>
+          <w:sz w:val="24"/>
+          <w:szCs w:val="24"/>
         </w:rPr>
         <w:drawing>
           <wp:inline distT="0" distB="0" distL="0" distR="0" wp14:anchorId="3C8EF0AB" wp14:editId="42057740">
@@ -1005,89 +1299,139 @@
     <w:p>
       <w:pPr>
         <w:rPr>
-          <w:rFonts w:hint="eastAsia"/>
-        </w:rPr>
-      </w:pPr>
-      <w:r>
-        <w:t>figure1_load_time</w:t>
-      </w:r>
-      <w:r>
-        <w:t>.</w:t>
+          <w:rFonts w:ascii="Times New Roman" w:hAnsi="Times New Roman" w:cs="Times New Roman"/>
+          <w:sz w:val="18"/>
+          <w:szCs w:val="18"/>
+        </w:rPr>
+      </w:pPr>
+      <w:r>
+        <w:rPr>
+          <w:rFonts w:ascii="Times New Roman" w:hAnsi="Times New Roman" w:cs="Times New Roman"/>
+          <w:sz w:val="18"/>
+          <w:szCs w:val="18"/>
+        </w:rPr>
+        <w:t>figure1_load_time.</w:t>
       </w:r>
     </w:p>
     <w:p>
       <w:pPr>
         <w:pStyle w:val="pdq2pgselectionanchorcontainer"/>
-      </w:pPr>
-      <w:r>
+        <w:rPr>
+          <w:rFonts w:ascii="Times New Roman" w:hAnsi="Times New Roman" w:cs="Times New Roman"/>
+        </w:rPr>
+      </w:pPr>
+      <w:r>
+        <w:rPr>
+          <w:rFonts w:ascii="Times New Roman" w:hAnsi="Times New Roman" w:cs="Times New Roman"/>
+        </w:rPr>
         <w:t>The average page load time results of HTTP/1.1, HTTP/2, and HTTP/3 are shown in Figure 1. The results demonstrate noticeable performance differences between the three HTTP protocols.</w:t>
       </w:r>
     </w:p>
     <w:p>
       <w:pPr>
         <w:pStyle w:val="a3"/>
-      </w:pPr>
-      <w:r>
+        <w:rPr>
+          <w:rFonts w:ascii="Times New Roman" w:hAnsi="Times New Roman" w:cs="Times New Roman"/>
+        </w:rPr>
+      </w:pPr>
+      <w:r>
+        <w:rPr>
+          <w:rFonts w:ascii="Times New Roman" w:hAnsi="Times New Roman" w:cs="Times New Roman"/>
+        </w:rPr>
         <w:t xml:space="preserve">HTTP/1.1 achieved the highest average page load time of </w:t>
       </w:r>
       <w:r>
         <w:rPr>
           <w:rStyle w:val="a5"/>
+          <w:rFonts w:ascii="Times New Roman" w:hAnsi="Times New Roman" w:cs="Times New Roman"/>
         </w:rPr>
         <w:t>9.596 seconds</w:t>
       </w:r>
       <w:r>
+        <w:rPr>
+          <w:rFonts w:ascii="Times New Roman" w:hAnsi="Times New Roman" w:cs="Times New Roman"/>
+        </w:rPr>
         <w:t>, indicating the lowest overall loading performance among the three protocols. This is mainly because HTTP/1.1 has limited support for parallel resource transmission, which can introduce additional waiting time when a webpage contains multiple resources.</w:t>
       </w:r>
     </w:p>
     <w:p>
       <w:pPr>
         <w:pStyle w:val="a3"/>
-      </w:pPr>
-      <w:r>
+        <w:rPr>
+          <w:rFonts w:ascii="Times New Roman" w:hAnsi="Times New Roman" w:cs="Times New Roman"/>
+        </w:rPr>
+      </w:pPr>
+      <w:r>
+        <w:rPr>
+          <w:rFonts w:ascii="Times New Roman" w:hAnsi="Times New Roman" w:cs="Times New Roman"/>
+        </w:rPr>
         <w:t xml:space="preserve">HTTP/2 improved the loading performance compared with HTTP/1.1, achieving an average page load time of </w:t>
       </w:r>
       <w:r>
         <w:rPr>
           <w:rStyle w:val="a5"/>
+          <w:rFonts w:ascii="Times New Roman" w:hAnsi="Times New Roman" w:cs="Times New Roman"/>
         </w:rPr>
         <w:t>7.346 seconds</w:t>
       </w:r>
       <w:r>
+        <w:rPr>
+          <w:rFonts w:ascii="Times New Roman" w:hAnsi="Times New Roman" w:cs="Times New Roman"/>
+        </w:rPr>
         <w:t>. The improvement can be attributed to HTTP/2 features such as multiplexing, which allows multiple requests to be transmitted simultaneously through a single connection.</w:t>
       </w:r>
     </w:p>
     <w:p>
       <w:pPr>
         <w:pStyle w:val="a3"/>
-      </w:pPr>
-      <w:r>
+        <w:rPr>
+          <w:rFonts w:ascii="Times New Roman" w:hAnsi="Times New Roman" w:cs="Times New Roman"/>
+        </w:rPr>
+      </w:pPr>
+      <w:r>
+        <w:rPr>
+          <w:rFonts w:ascii="Times New Roman" w:hAnsi="Times New Roman" w:cs="Times New Roman"/>
+        </w:rPr>
         <w:t xml:space="preserve">HTTP/3 achieved the best performance in this experiment, with an average page load time of </w:t>
       </w:r>
       <w:r>
         <w:rPr>
           <w:rStyle w:val="a5"/>
+          <w:rFonts w:ascii="Times New Roman" w:hAnsi="Times New Roman" w:cs="Times New Roman"/>
         </w:rPr>
         <w:t>3.130 seconds</w:t>
       </w:r>
       <w:r>
+        <w:rPr>
+          <w:rFonts w:ascii="Times New Roman" w:hAnsi="Times New Roman" w:cs="Times New Roman"/>
+        </w:rPr>
         <w:t xml:space="preserve">. Compared with HTTP/1.1, HTTP/3 reduced the average loading time by approximately </w:t>
       </w:r>
       <w:r>
         <w:rPr>
           <w:rStyle w:val="a5"/>
+          <w:rFonts w:ascii="Times New Roman" w:hAnsi="Times New Roman" w:cs="Times New Roman"/>
         </w:rPr>
         <w:t>67%</w:t>
       </w:r>
       <w:r>
+        <w:rPr>
+          <w:rFonts w:ascii="Times New Roman" w:hAnsi="Times New Roman" w:cs="Times New Roman"/>
+        </w:rPr>
         <w:t>. This improvement is likely related to the QUIC transport protocol used by HTTP/3, which reduces connection establishment overhead and improves transmission efficiency.</w:t>
       </w:r>
     </w:p>
     <w:p>
       <w:pPr>
         <w:pStyle w:val="a3"/>
-      </w:pPr>
-      <w:r>
+        <w:rPr>
+          <w:rFonts w:ascii="Times New Roman" w:hAnsi="Times New Roman" w:cs="Times New Roman"/>
+        </w:rPr>
+      </w:pPr>
+      <w:r>
+        <w:rPr>
+          <w:rFonts w:ascii="Times New Roman" w:hAnsi="Times New Roman" w:cs="Times New Roman"/>
+        </w:rPr>
         <w:lastRenderedPageBreak/>
         <w:t>Overall, the results indicate that newer HTTP protocols provide better webpage loading performance, with HTTP/3 achieving the lowest average page load time under the experimental conditions.</w:t>
       </w:r>
@@ -1095,10 +1439,16 @@
     <w:p>
       <w:pPr>
         <w:pStyle w:val="a3"/>
-      </w:pPr>
-      <w:r>
+        <w:rPr>
+          <w:rFonts w:ascii="Times New Roman" w:hAnsi="Times New Roman" w:cs="Times New Roman"/>
+        </w:rPr>
+      </w:pPr>
+      <w:r>
+        <w:rPr>
+          <w:rFonts w:ascii="Times New Roman" w:hAnsi="Times New Roman" w:cs="Times New Roman"/>
+        </w:rPr>
         <w:pict w14:anchorId="5C4C2597">
-          <v:rect id="_x0000_i1136" style="width:0;height:1.5pt" o:hralign="center" o:hrstd="t" o:hr="t" fillcolor="#a0a0a0" stroked="f"/>
+          <v:rect id="_x0000_i1036" style="width:0;height:1.5pt" o:hralign="center" o:hrstd="t" o:hr="t" fillcolor="#a0a0a0" stroked="f"/>
         </w:pict>
       </w:r>
     </w:p>
@@ -1106,44 +1456,54 @@
       <w:pPr>
         <w:pStyle w:val="3"/>
         <w:rPr>
-          <w:rFonts w:ascii="宋体" w:eastAsia="宋体" w:hAnsi="宋体"/>
-          <w:sz w:val="28"/>
-          <w:szCs w:val="28"/>
+          <w:rFonts w:ascii="Times New Roman" w:eastAsia="宋体" w:hAnsi="Times New Roman" w:cs="Times New Roman"/>
+          <w:sz w:val="24"/>
+          <w:szCs w:val="24"/>
         </w:rPr>
       </w:pPr>
       <w:bookmarkStart w:id="17" w:name="_Toc234690723"/>
       <w:r>
         <w:rPr>
-          <w:rFonts w:ascii="宋体" w:eastAsia="宋体" w:hAnsi="宋体"/>
-          <w:sz w:val="28"/>
-          <w:szCs w:val="28"/>
+          <w:rFonts w:ascii="Times New Roman" w:eastAsia="宋体" w:hAnsi="Times New Roman" w:cs="Times New Roman"/>
+          <w:sz w:val="24"/>
+          <w:szCs w:val="24"/>
         </w:rPr>
         <w:t xml:space="preserve">4.2 Time </w:t>
       </w:r>
       <w:proofErr w:type="gramStart"/>
       <w:r>
         <w:rPr>
-          <w:rFonts w:ascii="宋体" w:eastAsia="宋体" w:hAnsi="宋体"/>
-          <w:sz w:val="28"/>
-          <w:szCs w:val="28"/>
+          <w:rFonts w:ascii="Times New Roman" w:eastAsia="宋体" w:hAnsi="Times New Roman" w:cs="Times New Roman"/>
+          <w:sz w:val="24"/>
+          <w:szCs w:val="24"/>
         </w:rPr>
         <w:t>To</w:t>
       </w:r>
       <w:proofErr w:type="gramEnd"/>
       <w:r>
         <w:rPr>
-          <w:rFonts w:ascii="宋体" w:eastAsia="宋体" w:hAnsi="宋体"/>
-          <w:sz w:val="28"/>
-          <w:szCs w:val="28"/>
+          <w:rFonts w:ascii="Times New Roman" w:eastAsia="宋体" w:hAnsi="Times New Roman" w:cs="Times New Roman"/>
+          <w:sz w:val="24"/>
+          <w:szCs w:val="24"/>
         </w:rPr>
         <w:t xml:space="preserve"> First Byte (TTFB) Analysis</w:t>
       </w:r>
       <w:bookmarkEnd w:id="17"/>
     </w:p>
     <w:p>
-      <w:r>
-        <w:rPr>
+      <w:pPr>
+        <w:rPr>
+          <w:rFonts w:ascii="Times New Roman" w:hAnsi="Times New Roman" w:cs="Times New Roman"/>
+          <w:sz w:val="24"/>
+          <w:szCs w:val="24"/>
+        </w:rPr>
+      </w:pPr>
+      <w:r>
+        <w:rPr>
+          <w:rFonts w:ascii="Times New Roman" w:hAnsi="Times New Roman" w:cs="Times New Roman"/>
           <w:noProof/>
+          <w:sz w:val="24"/>
+          <w:szCs w:val="24"/>
         </w:rPr>
         <w:drawing>
           <wp:inline distT="0" distB="0" distL="0" distR="0" wp14:anchorId="06E2938F" wp14:editId="1FEDD509">
@@ -1198,112 +1558,167 @@
     <w:p>
       <w:pPr>
         <w:rPr>
-          <w:rFonts w:hint="eastAsia"/>
-        </w:rPr>
-      </w:pPr>
-      <w:r>
-        <w:t>figure4_ttfb_standard_deviation</w:t>
-      </w:r>
-      <w:r>
+          <w:rFonts w:ascii="Times New Roman" w:hAnsi="Times New Roman" w:cs="Times New Roman"/>
+          <w:sz w:val="18"/>
+          <w:szCs w:val="18"/>
+        </w:rPr>
+      </w:pPr>
+      <w:r>
+        <w:rPr>
+          <w:rFonts w:ascii="Times New Roman" w:hAnsi="Times New Roman" w:cs="Times New Roman"/>
+          <w:sz w:val="18"/>
+          <w:szCs w:val="18"/>
+        </w:rPr>
+        <w:t>figure4_ttfb_standard_deviation.</w:t>
+      </w:r>
+    </w:p>
+    <w:p>
+      <w:pPr>
+        <w:pStyle w:val="pdq2pgselectionanchorcontainer"/>
+        <w:rPr>
+          <w:rFonts w:ascii="Times New Roman" w:hAnsi="Times New Roman" w:cs="Times New Roman"/>
+        </w:rPr>
+      </w:pPr>
+      <w:r>
+        <w:rPr>
+          <w:rFonts w:ascii="Times New Roman" w:hAnsi="Times New Roman" w:cs="Times New Roman"/>
+        </w:rPr>
+        <w:t xml:space="preserve">Figure 2 presents the average Time </w:t>
+      </w:r>
+      <w:proofErr w:type="gramStart"/>
+      <w:r>
+        <w:rPr>
+          <w:rFonts w:ascii="Times New Roman" w:hAnsi="Times New Roman" w:cs="Times New Roman"/>
+        </w:rPr>
+        <w:t>To</w:t>
+      </w:r>
+      <w:proofErr w:type="gramEnd"/>
+      <w:r>
+        <w:rPr>
+          <w:rFonts w:ascii="Times New Roman" w:hAnsi="Times New Roman" w:cs="Times New Roman"/>
+        </w:rPr>
+        <w:t xml:space="preserve"> First Byte (TTFB) values for the three HTTP protocols.</w:t>
+      </w:r>
+    </w:p>
+    <w:p>
+      <w:pPr>
+        <w:pStyle w:val="a3"/>
+        <w:rPr>
+          <w:rFonts w:ascii="Times New Roman" w:hAnsi="Times New Roman" w:cs="Times New Roman"/>
+        </w:rPr>
+      </w:pPr>
+      <w:r>
+        <w:rPr>
+          <w:rFonts w:ascii="Times New Roman" w:hAnsi="Times New Roman" w:cs="Times New Roman"/>
+        </w:rPr>
+        <w:t xml:space="preserve">The results show that HTTP/2 achieved the lowest average TTFB of </w:t>
+      </w:r>
+      <w:r>
+        <w:rPr>
+          <w:rStyle w:val="a5"/>
+          <w:rFonts w:ascii="Times New Roman" w:hAnsi="Times New Roman" w:cs="Times New Roman"/>
+        </w:rPr>
+        <w:t xml:space="preserve">219.86 </w:t>
+      </w:r>
+      <w:proofErr w:type="spellStart"/>
+      <w:r>
+        <w:rPr>
+          <w:rStyle w:val="a5"/>
+          <w:rFonts w:ascii="Times New Roman" w:hAnsi="Times New Roman" w:cs="Times New Roman"/>
+        </w:rPr>
+        <w:t>ms</w:t>
+      </w:r>
+      <w:proofErr w:type="spellEnd"/>
+      <w:r>
+        <w:rPr>
+          <w:rFonts w:ascii="Times New Roman" w:hAnsi="Times New Roman" w:cs="Times New Roman"/>
+        </w:rPr>
+        <w:t xml:space="preserve">, followed by HTTP/3 with </w:t>
+      </w:r>
+      <w:r>
+        <w:rPr>
+          <w:rStyle w:val="a5"/>
+          <w:rFonts w:ascii="Times New Roman" w:hAnsi="Times New Roman" w:cs="Times New Roman"/>
+        </w:rPr>
+        <w:t xml:space="preserve">230.21 </w:t>
+      </w:r>
+      <w:proofErr w:type="spellStart"/>
+      <w:r>
+        <w:rPr>
+          <w:rStyle w:val="a5"/>
+          <w:rFonts w:ascii="Times New Roman" w:hAnsi="Times New Roman" w:cs="Times New Roman"/>
+        </w:rPr>
+        <w:t>ms</w:t>
+      </w:r>
+      <w:proofErr w:type="spellEnd"/>
+      <w:r>
+        <w:rPr>
+          <w:rFonts w:ascii="Times New Roman" w:hAnsi="Times New Roman" w:cs="Times New Roman"/>
+        </w:rPr>
+        <w:t xml:space="preserve"> and HTTP/1.1 with </w:t>
+      </w:r>
+      <w:r>
+        <w:rPr>
+          <w:rStyle w:val="a5"/>
+          <w:rFonts w:ascii="Times New Roman" w:hAnsi="Times New Roman" w:cs="Times New Roman"/>
+        </w:rPr>
+        <w:t xml:space="preserve">240.56 </w:t>
+      </w:r>
+      <w:proofErr w:type="spellStart"/>
+      <w:r>
+        <w:rPr>
+          <w:rStyle w:val="a5"/>
+          <w:rFonts w:ascii="Times New Roman" w:hAnsi="Times New Roman" w:cs="Times New Roman"/>
+        </w:rPr>
+        <w:t>ms</w:t>
+      </w:r>
+      <w:r>
+        <w:rPr>
+          <w:rFonts w:ascii="Times New Roman" w:hAnsi="Times New Roman" w:cs="Times New Roman"/>
+        </w:rPr>
         <w:t>.</w:t>
       </w:r>
-    </w:p>
-    <w:p>
-      <w:pPr>
-        <w:pStyle w:val="pdq2pgselectionanchorcontainer"/>
-      </w:pPr>
-      <w:r>
-        <w:t xml:space="preserve">Figure 2 presents the average Time </w:t>
-      </w:r>
-      <w:proofErr w:type="gramStart"/>
-      <w:r>
-        <w:t>To</w:t>
-      </w:r>
-      <w:proofErr w:type="gramEnd"/>
-      <w:r>
-        <w:t xml:space="preserve"> First Byte (TTFB) values for the three HTTP protocols.</w:t>
-      </w:r>
+      <w:proofErr w:type="spellEnd"/>
     </w:p>
     <w:p>
       <w:pPr>
         <w:pStyle w:val="a3"/>
-      </w:pPr>
-      <w:r>
-        <w:t xml:space="preserve">The results show that HTTP/2 achieved the lowest average TTFB of </w:t>
-      </w:r>
-      <w:r>
-        <w:rPr>
-          <w:rStyle w:val="a5"/>
-        </w:rPr>
-        <w:t xml:space="preserve">219.86 </w:t>
-      </w:r>
-      <w:proofErr w:type="spellStart"/>
-      <w:r>
-        <w:rPr>
-          <w:rStyle w:val="a5"/>
-        </w:rPr>
-        <w:t>ms</w:t>
-      </w:r>
-      <w:proofErr w:type="spellEnd"/>
-      <w:r>
-        <w:t xml:space="preserve">, followed by HTTP/3 with </w:t>
-      </w:r>
-      <w:r>
-        <w:rPr>
-          <w:rStyle w:val="a5"/>
-        </w:rPr>
-        <w:t xml:space="preserve">230.21 </w:t>
-      </w:r>
-      <w:proofErr w:type="spellStart"/>
-      <w:r>
-        <w:rPr>
-          <w:rStyle w:val="a5"/>
-        </w:rPr>
-        <w:t>ms</w:t>
-      </w:r>
-      <w:proofErr w:type="spellEnd"/>
-      <w:r>
-        <w:t xml:space="preserve"> and HTTP/1.1 with </w:t>
-      </w:r>
-      <w:r>
-        <w:rPr>
-          <w:rStyle w:val="a5"/>
-        </w:rPr>
-        <w:t xml:space="preserve">240.56 </w:t>
-      </w:r>
-      <w:proofErr w:type="spellStart"/>
-      <w:r>
-        <w:rPr>
-          <w:rStyle w:val="a5"/>
-        </w:rPr>
-        <w:t>ms</w:t>
-      </w:r>
-      <w:r>
-        <w:t>.</w:t>
-      </w:r>
-      <w:proofErr w:type="spellEnd"/>
+        <w:rPr>
+          <w:rFonts w:ascii="Times New Roman" w:hAnsi="Times New Roman" w:cs="Times New Roman"/>
+        </w:rPr>
+      </w:pPr>
+      <w:r>
+        <w:rPr>
+          <w:rFonts w:ascii="Times New Roman" w:hAnsi="Times New Roman" w:cs="Times New Roman"/>
+        </w:rPr>
+        <w:t>Although HTTP/3 achieved the best overall page loading performance, it did not produce the lowest TTFB value in this experiment. This suggests that TTFB performance is influenced by factors beyond the HTTP protocol itself, including network conditions, server response time, and connection establishment processes.</w:t>
+      </w:r>
     </w:p>
     <w:p>
       <w:pPr>
         <w:pStyle w:val="a3"/>
-      </w:pPr>
-      <w:r>
-        <w:t>Although HTTP/3 achieved the best overall page loading performance, it did not produce the lowest TTFB value in this experiment. This suggests that TTFB performance is influenced by factors beyond the HTTP protocol itself, including network conditions, server response time, and connection establishment processes.</w:t>
+        <w:rPr>
+          <w:rFonts w:ascii="Times New Roman" w:hAnsi="Times New Roman" w:cs="Times New Roman"/>
+        </w:rPr>
+      </w:pPr>
+      <w:r>
+        <w:rPr>
+          <w:rFonts w:ascii="Times New Roman" w:hAnsi="Times New Roman" w:cs="Times New Roman"/>
+        </w:rPr>
+        <w:t>HTTP/2 showed slightly lower TTFB because the experimental environment may have benefited from an established secure connection and optimized request handling. Meanwhile, HTTP/3 maintained comparable latency performance while providing additional advantages in connection management and data transmission.</w:t>
       </w:r>
     </w:p>
     <w:p>
       <w:pPr>
         <w:pStyle w:val="a3"/>
-      </w:pPr>
-      <w:r>
-        <w:t>HTTP/2 showed slightly lower TTFB because the experimental environment may have benefited from an established secure connection and optimized request handling. Meanwhile, HTTP/3 maintained comparable latency performance while providing additional advantages in connection management and data transmission.</w:t>
-      </w:r>
-    </w:p>
-    <w:p>
-      <w:pPr>
-        <w:pStyle w:val="a3"/>
-      </w:pPr>
-      <w:r>
+        <w:rPr>
+          <w:rFonts w:ascii="Times New Roman" w:hAnsi="Times New Roman" w:cs="Times New Roman"/>
+        </w:rPr>
+      </w:pPr>
+      <w:r>
+        <w:rPr>
+          <w:rFonts w:ascii="Times New Roman" w:hAnsi="Times New Roman" w:cs="Times New Roman"/>
+        </w:rPr>
         <w:lastRenderedPageBreak/>
         <w:t>The results demonstrate that HTTP/3 does not necessarily provide the lowest initial response latency in every scenario, but it can still achieve superior overall webpage loading performance.</w:t>
       </w:r>
@@ -1311,10 +1726,16 @@
     <w:p>
       <w:pPr>
         <w:pStyle w:val="a3"/>
-      </w:pPr>
-      <w:r>
+        <w:rPr>
+          <w:rFonts w:ascii="Times New Roman" w:hAnsi="Times New Roman" w:cs="Times New Roman"/>
+        </w:rPr>
+      </w:pPr>
+      <w:r>
+        <w:rPr>
+          <w:rFonts w:ascii="Times New Roman" w:hAnsi="Times New Roman" w:cs="Times New Roman"/>
+        </w:rPr>
         <w:pict w14:anchorId="178D8BF1">
-          <v:rect id="_x0000_i1137" style="width:0;height:1.5pt" o:hralign="center" o:hrstd="t" o:hr="t" fillcolor="#a0a0a0" stroked="f"/>
+          <v:rect id="_x0000_i1037" style="width:0;height:1.5pt" o:hralign="center" o:hrstd="t" o:hr="t" fillcolor="#a0a0a0" stroked="f"/>
         </w:pict>
       </w:r>
     </w:p>
@@ -1322,17 +1743,17 @@
       <w:pPr>
         <w:pStyle w:val="3"/>
         <w:rPr>
-          <w:rFonts w:ascii="宋体" w:eastAsia="宋体" w:hAnsi="宋体"/>
-          <w:sz w:val="28"/>
-          <w:szCs w:val="28"/>
+          <w:rFonts w:ascii="Times New Roman" w:eastAsia="宋体" w:hAnsi="Times New Roman" w:cs="Times New Roman"/>
+          <w:sz w:val="24"/>
+          <w:szCs w:val="24"/>
         </w:rPr>
       </w:pPr>
       <w:bookmarkStart w:id="18" w:name="_Toc234690724"/>
       <w:r>
         <w:rPr>
-          <w:rFonts w:ascii="宋体" w:eastAsia="宋体" w:hAnsi="宋体"/>
-          <w:sz w:val="28"/>
-          <w:szCs w:val="28"/>
+          <w:rFonts w:ascii="Times New Roman" w:eastAsia="宋体" w:hAnsi="Times New Roman" w:cs="Times New Roman"/>
+          <w:sz w:val="24"/>
+          <w:szCs w:val="24"/>
         </w:rPr>
         <w:t>4.3 Performance Stability Analysis</w:t>
       </w:r>
@@ -1342,15 +1763,17 @@
       <w:pPr>
         <w:pStyle w:val="3"/>
         <w:rPr>
-          <w:rFonts w:ascii="宋体" w:eastAsia="宋体" w:hAnsi="宋体"/>
-          <w:sz w:val="28"/>
-          <w:szCs w:val="28"/>
-        </w:rPr>
-      </w:pPr>
-      <w:r>
-        <w:rPr>
-          <w:rFonts w:hint="eastAsia"/>
+          <w:rFonts w:ascii="Times New Roman" w:eastAsia="宋体" w:hAnsi="Times New Roman" w:cs="Times New Roman"/>
+          <w:sz w:val="24"/>
+          <w:szCs w:val="24"/>
+        </w:rPr>
+      </w:pPr>
+      <w:r>
+        <w:rPr>
+          <w:rFonts w:ascii="Times New Roman" w:hAnsi="Times New Roman" w:cs="Times New Roman"/>
           <w:noProof/>
+          <w:sz w:val="24"/>
+          <w:szCs w:val="24"/>
         </w:rPr>
         <w:drawing>
           <wp:inline distT="0" distB="0" distL="0" distR="0" wp14:anchorId="38B6434C" wp14:editId="54B9D9A5">
@@ -1405,28 +1828,35 @@
     <w:p>
       <w:pPr>
         <w:rPr>
-          <w:rFonts w:hint="eastAsia"/>
-        </w:rPr>
-      </w:pPr>
-      <w:r>
-        <w:t>figure3_load_time_standard_deviation</w:t>
-      </w:r>
-      <w:r>
-        <w:t>.</w:t>
+          <w:rFonts w:ascii="Times New Roman" w:hAnsi="Times New Roman" w:cs="Times New Roman"/>
+          <w:sz w:val="18"/>
+          <w:szCs w:val="18"/>
+        </w:rPr>
+      </w:pPr>
+      <w:r>
+        <w:rPr>
+          <w:rFonts w:ascii="Times New Roman" w:hAnsi="Times New Roman" w:cs="Times New Roman"/>
+          <w:sz w:val="18"/>
+          <w:szCs w:val="18"/>
+        </w:rPr>
+        <w:t>figure3_load_time_standard_deviation.</w:t>
       </w:r>
     </w:p>
     <w:p>
       <w:pPr>
         <w:pStyle w:val="3"/>
         <w:rPr>
-          <w:rFonts w:ascii="宋体" w:eastAsia="宋体" w:hAnsi="宋体"/>
-          <w:sz w:val="28"/>
-          <w:szCs w:val="28"/>
-        </w:rPr>
-      </w:pPr>
-      <w:r>
-        <w:rPr>
+          <w:rFonts w:ascii="Times New Roman" w:eastAsia="宋体" w:hAnsi="Times New Roman" w:cs="Times New Roman"/>
+          <w:sz w:val="24"/>
+          <w:szCs w:val="24"/>
+        </w:rPr>
+      </w:pPr>
+      <w:r>
+        <w:rPr>
+          <w:rFonts w:ascii="Times New Roman" w:hAnsi="Times New Roman" w:cs="Times New Roman"/>
           <w:noProof/>
+          <w:sz w:val="24"/>
+          <w:szCs w:val="24"/>
         </w:rPr>
         <w:drawing>
           <wp:inline distT="0" distB="0" distL="0" distR="0" wp14:anchorId="2BEF77C4" wp14:editId="41A274FB">
@@ -1481,21 +1911,31 @@
     <w:p>
       <w:pPr>
         <w:rPr>
-          <w:rFonts w:hint="eastAsia"/>
-        </w:rPr>
-      </w:pPr>
-      <w:r>
-        <w:t>figure4_ttfb_standard_deviation</w:t>
-      </w:r>
-      <w:r>
-        <w:t>.</w:t>
+          <w:rFonts w:ascii="Times New Roman" w:hAnsi="Times New Roman" w:cs="Times New Roman"/>
+          <w:sz w:val="18"/>
+          <w:szCs w:val="18"/>
+        </w:rPr>
+      </w:pPr>
+      <w:r>
+        <w:rPr>
+          <w:rFonts w:ascii="Times New Roman" w:hAnsi="Times New Roman" w:cs="Times New Roman"/>
+          <w:sz w:val="18"/>
+          <w:szCs w:val="18"/>
+        </w:rPr>
+        <w:t>figure4_ttfb_standard_deviation.</w:t>
       </w:r>
     </w:p>
     <w:p>
       <w:pPr>
         <w:pStyle w:val="pdq2pgselectionanchorcontainer"/>
-      </w:pPr>
-      <w:r>
+        <w:rPr>
+          <w:rFonts w:ascii="Times New Roman" w:hAnsi="Times New Roman" w:cs="Times New Roman"/>
+        </w:rPr>
+      </w:pPr>
+      <w:r>
+        <w:rPr>
+          <w:rFonts w:ascii="Times New Roman" w:hAnsi="Times New Roman" w:cs="Times New Roman"/>
+        </w:rPr>
         <w:lastRenderedPageBreak/>
         <w:t>To evaluate the stability of different HTTP protocols, standard deviation was calculated for both page load time and TTFB measurements.</w:t>
       </w:r>
@@ -1503,64 +1943,101 @@
     <w:p>
       <w:pPr>
         <w:pStyle w:val="a3"/>
-      </w:pPr>
-      <w:r>
+        <w:rPr>
+          <w:rFonts w:ascii="Times New Roman" w:hAnsi="Times New Roman" w:cs="Times New Roman"/>
+        </w:rPr>
+      </w:pPr>
+      <w:r>
+        <w:rPr>
+          <w:rFonts w:ascii="Times New Roman" w:hAnsi="Times New Roman" w:cs="Times New Roman"/>
+        </w:rPr>
         <w:t>As shown in Figure 3, HTTP/3 achieved the lowest standard deviation of page load time (</w:t>
       </w:r>
       <w:r>
         <w:rPr>
           <w:rStyle w:val="a5"/>
+          <w:rFonts w:ascii="Times New Roman" w:hAnsi="Times New Roman" w:cs="Times New Roman"/>
         </w:rPr>
         <w:t>0.210 seconds</w:t>
       </w:r>
       <w:r>
+        <w:rPr>
+          <w:rFonts w:ascii="Times New Roman" w:hAnsi="Times New Roman" w:cs="Times New Roman"/>
+        </w:rPr>
         <w:t xml:space="preserve">), indicating the most consistent performance among the three protocols. HTTP/1.1 showed a higher variation with a standard deviation of </w:t>
       </w:r>
       <w:r>
         <w:rPr>
           <w:rStyle w:val="a5"/>
+          <w:rFonts w:ascii="Times New Roman" w:hAnsi="Times New Roman" w:cs="Times New Roman"/>
         </w:rPr>
         <w:t>0.815 seconds</w:t>
       </w:r>
       <w:r>
+        <w:rPr>
+          <w:rFonts w:ascii="Times New Roman" w:hAnsi="Times New Roman" w:cs="Times New Roman"/>
+        </w:rPr>
         <w:t xml:space="preserve">, while HTTP/2 presented the highest variation of </w:t>
       </w:r>
       <w:r>
         <w:rPr>
           <w:rStyle w:val="a5"/>
+          <w:rFonts w:ascii="Times New Roman" w:hAnsi="Times New Roman" w:cs="Times New Roman"/>
         </w:rPr>
         <w:t>2.190 seconds</w:t>
       </w:r>
       <w:r>
+        <w:rPr>
+          <w:rFonts w:ascii="Times New Roman" w:hAnsi="Times New Roman" w:cs="Times New Roman"/>
+        </w:rPr>
         <w:t>.</w:t>
       </w:r>
     </w:p>
     <w:p>
       <w:pPr>
         <w:pStyle w:val="a3"/>
-      </w:pPr>
-      <w:r>
+        <w:rPr>
+          <w:rFonts w:ascii="Times New Roman" w:hAnsi="Times New Roman" w:cs="Times New Roman"/>
+        </w:rPr>
+      </w:pPr>
+      <w:r>
+        <w:rPr>
+          <w:rFonts w:ascii="Times New Roman" w:hAnsi="Times New Roman" w:cs="Times New Roman"/>
+        </w:rPr>
         <w:t xml:space="preserve">The larger variation observed in HTTP/2 may be caused by differences in connection </w:t>
       </w:r>
       <w:proofErr w:type="spellStart"/>
       <w:r>
+        <w:rPr>
+          <w:rFonts w:ascii="Times New Roman" w:hAnsi="Times New Roman" w:cs="Times New Roman"/>
+        </w:rPr>
         <w:t>behaviour</w:t>
       </w:r>
       <w:proofErr w:type="spellEnd"/>
       <w:r>
+        <w:rPr>
+          <w:rFonts w:ascii="Times New Roman" w:hAnsi="Times New Roman" w:cs="Times New Roman"/>
+        </w:rPr>
         <w:t xml:space="preserve"> and network conditions during repeated measurements. Although HTTP/2 improves resource transmission efficiency through multiplexing, its performance still depends on the underlying TCP connection.</w:t>
       </w:r>
     </w:p>
     <w:p>
       <w:pPr>
         <w:pStyle w:val="a3"/>
-      </w:pPr>
-      <w:r>
+        <w:rPr>
+          <w:rFonts w:ascii="Times New Roman" w:hAnsi="Times New Roman" w:cs="Times New Roman"/>
+        </w:rPr>
+      </w:pPr>
+      <w:r>
+        <w:rPr>
+          <w:rFonts w:ascii="Times New Roman" w:hAnsi="Times New Roman" w:cs="Times New Roman"/>
+        </w:rPr>
         <w:t xml:space="preserve">Figure 4 shows the standard deviation of TTFB measurements. HTTP/1.1 and HTTP/3 both showed a standard deviation of approximately </w:t>
       </w:r>
       <w:r>
         <w:rPr>
           <w:rStyle w:val="a5"/>
+          <w:rFonts w:ascii="Times New Roman" w:hAnsi="Times New Roman" w:cs="Times New Roman"/>
         </w:rPr>
         <w:t xml:space="preserve">65 </w:t>
       </w:r>
@@ -1568,16 +2045,21 @@
       <w:r>
         <w:rPr>
           <w:rStyle w:val="a5"/>
+          <w:rFonts w:ascii="Times New Roman" w:hAnsi="Times New Roman" w:cs="Times New Roman"/>
         </w:rPr>
         <w:t>ms</w:t>
       </w:r>
       <w:proofErr w:type="spellEnd"/>
       <w:r>
+        <w:rPr>
+          <w:rFonts w:ascii="Times New Roman" w:hAnsi="Times New Roman" w:cs="Times New Roman"/>
+        </w:rPr>
         <w:t xml:space="preserve">, while HTTP/2 showed a slightly higher variation of </w:t>
       </w:r>
       <w:r>
         <w:rPr>
           <w:rStyle w:val="a5"/>
+          <w:rFonts w:ascii="Times New Roman" w:hAnsi="Times New Roman" w:cs="Times New Roman"/>
         </w:rPr>
         <w:t xml:space="preserve">85.95 </w:t>
       </w:r>
@@ -1585,10 +2067,14 @@
       <w:r>
         <w:rPr>
           <w:rStyle w:val="a5"/>
+          <w:rFonts w:ascii="Times New Roman" w:hAnsi="Times New Roman" w:cs="Times New Roman"/>
         </w:rPr>
         <w:t>ms</w:t>
       </w:r>
       <w:r>
+        <w:rPr>
+          <w:rFonts w:ascii="Times New Roman" w:hAnsi="Times New Roman" w:cs="Times New Roman"/>
+        </w:rPr>
         <w:t>.</w:t>
       </w:r>
       <w:proofErr w:type="spellEnd"/>
@@ -1596,15 +2082,33 @@
     <w:p>
       <w:pPr>
         <w:pStyle w:val="a3"/>
-      </w:pPr>
-      <w:r>
+        <w:rPr>
+          <w:rFonts w:ascii="Times New Roman" w:hAnsi="Times New Roman" w:cs="Times New Roman"/>
+        </w:rPr>
+      </w:pPr>
+      <w:r>
+        <w:rPr>
+          <w:rFonts w:ascii="Times New Roman" w:hAnsi="Times New Roman" w:cs="Times New Roman"/>
+        </w:rPr>
         <w:t>Overall, HTTP/3 demonstrated the most stable page loading performance in this experiment, while HTTP/2 showed greater variation during repeated tests.</w:t>
       </w:r>
     </w:p>
     <w:p>
-      <w:r>
+      <w:pPr>
+        <w:rPr>
+          <w:rFonts w:ascii="Times New Roman" w:hAnsi="Times New Roman" w:cs="Times New Roman"/>
+          <w:sz w:val="24"/>
+          <w:szCs w:val="24"/>
+        </w:rPr>
+      </w:pPr>
+      <w:r>
+        <w:rPr>
+          <w:rFonts w:ascii="Times New Roman" w:hAnsi="Times New Roman" w:cs="Times New Roman"/>
+          <w:sz w:val="24"/>
+          <w:szCs w:val="24"/>
+        </w:rPr>
         <w:pict w14:anchorId="6E7CA39C">
-          <v:rect id="_x0000_i1138" style="width:0;height:1.5pt" o:hralign="center" o:hrstd="t" o:hr="t" fillcolor="#a0a0a0" stroked="f"/>
+          <v:rect id="_x0000_i1038" style="width:0;height:1.5pt" o:hralign="center" o:hrstd="t" o:hr="t" fillcolor="#a0a0a0" stroked="f"/>
         </w:pict>
       </w:r>
     </w:p>
@@ -1612,13 +2116,17 @@
       <w:pPr>
         <w:pStyle w:val="2"/>
         <w:rPr>
-          <w:rFonts w:ascii="黑体" w:eastAsia="黑体" w:hAnsi="黑体"/>
+          <w:rFonts w:ascii="Times New Roman" w:eastAsia="黑体" w:hAnsi="Times New Roman" w:cs="Times New Roman"/>
+          <w:sz w:val="24"/>
+          <w:szCs w:val="24"/>
         </w:rPr>
       </w:pPr>
       <w:bookmarkStart w:id="19" w:name="_Toc234690725"/>
       <w:r>
         <w:rPr>
-          <w:rFonts w:ascii="黑体" w:eastAsia="黑体" w:hAnsi="黑体"/>
+          <w:rFonts w:ascii="Times New Roman" w:eastAsia="黑体" w:hAnsi="Times New Roman" w:cs="Times New Roman"/>
+          <w:sz w:val="24"/>
+          <w:szCs w:val="24"/>
         </w:rPr>
         <w:t>5. Discussion</w:t>
       </w:r>
@@ -1628,71 +2136,210 @@
       <w:pPr>
         <w:pStyle w:val="2"/>
         <w:rPr>
-          <w:rFonts w:ascii="宋体" w:eastAsia="宋体" w:hAnsi="宋体" w:cs="Arial"/>
+          <w:rFonts w:ascii="Times New Roman" w:eastAsia="宋体" w:hAnsi="Times New Roman" w:cs="Times New Roman"/>
+          <w:sz w:val="24"/>
+          <w:szCs w:val="24"/>
         </w:rPr>
       </w:pPr>
       <w:bookmarkStart w:id="20" w:name="_Toc234690726"/>
       <w:r>
         <w:rPr>
-          <w:rFonts w:ascii="宋体" w:eastAsia="宋体" w:hAnsi="宋体" w:cs="Arial"/>
-        </w:rPr>
-        <w:t xml:space="preserve">5.1 </w:t>
-      </w:r>
-      <w:r>
-        <w:rPr>
-          <w:rFonts w:ascii="宋体" w:eastAsia="宋体" w:hAnsi="宋体" w:cs="Arial"/>
-          <w:sz w:val="28"/>
-          <w:szCs w:val="28"/>
-        </w:rPr>
-        <w:t>Comparison of HTTP Protocol Performance</w:t>
+          <w:rFonts w:ascii="Times New Roman" w:eastAsia="宋体" w:hAnsi="Times New Roman" w:cs="Times New Roman"/>
+          <w:sz w:val="24"/>
+          <w:szCs w:val="24"/>
+        </w:rPr>
+        <w:t>5.1 Comparison of HTTP Protocol Performance</w:t>
       </w:r>
       <w:bookmarkEnd w:id="20"/>
     </w:p>
     <w:p>
       <w:pPr>
         <w:pStyle w:val="a3"/>
-      </w:pPr>
-      <w:r>
+        <w:rPr>
+          <w:rFonts w:ascii="Times New Roman" w:hAnsi="Times New Roman" w:cs="Times New Roman"/>
+        </w:rPr>
+      </w:pPr>
+      <w:r>
+        <w:rPr>
+          <w:rFonts w:ascii="Times New Roman" w:hAnsi="Times New Roman" w:cs="Times New Roman"/>
+        </w:rPr>
         <w:t>The experimental results demonstrate that HTTP/1.1, HTTP/2, and HTTP/3 provide different levels of performance under the same web application environment.</w:t>
       </w:r>
     </w:p>
     <w:p>
       <w:pPr>
         <w:pStyle w:val="a3"/>
-      </w:pPr>
-      <w:r>
+        <w:rPr>
+          <w:rFonts w:ascii="Times New Roman" w:hAnsi="Times New Roman" w:cs="Times New Roman"/>
+        </w:rPr>
+      </w:pPr>
+      <w:r>
+        <w:rPr>
+          <w:rFonts w:ascii="Times New Roman" w:hAnsi="Times New Roman" w:cs="Times New Roman"/>
+        </w:rPr>
         <w:t>HTTP/1.1 showed the lowest performance among the three protocols, with the highest average page load time. This result is consistent with the limitations of HTTP/1.1 when handling modern webpages containing many independent resources. Although persistent connections reduce the overhead of repeatedly establishing connections, HTTP/1.1 still lacks native multiplexing capability, which can increase resource loading time.</w:t>
       </w:r>
     </w:p>
     <w:p>
       <w:pPr>
         <w:pStyle w:val="a3"/>
-      </w:pPr>
-      <w:r>
+        <w:rPr>
+          <w:rFonts w:ascii="Times New Roman" w:hAnsi="Times New Roman" w:cs="Times New Roman"/>
+        </w:rPr>
+      </w:pPr>
+      <w:r>
+        <w:rPr>
+          <w:rFonts w:ascii="Times New Roman" w:hAnsi="Times New Roman" w:cs="Times New Roman"/>
+        </w:rPr>
+        <w:t>HTTP/2 improved webpage loading performance compared with HTTP/1.1. The reduction in loading time can be explained by HTTP/2's multiplexing mechanism, which allows multiple requests to be transmitted simultaneously through a single TCP connection. This feature reduces the waiting time caused by sequential resource loading.</w:t>
+      </w:r>
+    </w:p>
+    <w:p>
+      <w:pPr>
+        <w:pStyle w:val="a3"/>
+        <w:rPr>
+          <w:rFonts w:ascii="Times New Roman" w:hAnsi="Times New Roman" w:cs="Times New Roman"/>
+        </w:rPr>
+      </w:pPr>
+      <w:r>
+        <w:rPr>
+          <w:rFonts w:ascii="Times New Roman" w:hAnsi="Times New Roman" w:cs="Times New Roman"/>
+        </w:rPr>
+        <w:t xml:space="preserve">HTTP/3 achieved the best overall performance in this experiment. The significant reduction in page load time suggests that QUIC provides advantages for modern web </w:t>
+      </w:r>
+      <w:r>
+        <w:rPr>
+          <w:rFonts w:ascii="Times New Roman" w:hAnsi="Times New Roman" w:cs="Times New Roman"/>
+        </w:rPr>
         <w:lastRenderedPageBreak/>
-        <w:t>HTTP/2 improved webpage loading performance compared with HTTP/1.1. The reduction in loading time can be explained by HTTP/2's multiplexing mechanism, which allows multiple requests to be transmitted simultaneously through a single TCP connection. This feature reduces the waiting time caused by sequential resource loading.</w:t>
+        <w:t>applications. By using UDP-based transport and integrating connection management features, HTTP/3 can reduce connection establishment overhead and improve data transmission efficiency.</w:t>
       </w:r>
     </w:p>
     <w:p>
       <w:pPr>
         <w:pStyle w:val="a3"/>
-      </w:pPr>
-      <w:r>
-        <w:t>HTTP/3 achieved the best overall performance in this experiment. The significant reduction in page load time suggests that QUIC provides advantages for modern web applications. By using UDP-based transport and integrating connection management features, HTTP/3 can reduce connection establishment overhead and improve data transmission efficiency.</w:t>
-      </w:r>
+        <w:rPr>
+          <w:rFonts w:ascii="Times New Roman" w:hAnsi="Times New Roman" w:cs="Times New Roman"/>
+        </w:rPr>
+      </w:pPr>
+      <w:r>
+        <w:rPr>
+          <w:rFonts w:ascii="Times New Roman" w:hAnsi="Times New Roman" w:cs="Times New Roman"/>
+        </w:rPr>
+        <w:t>However, the results also show that performance improvement depends on the selected metric. Although HTTP/3 achieved the lowest page load time, HTTP/2 obtained the lowest average TTFB. This indicates that protocol performance should not be evaluated using a single measurement only. Different metrics may reflect different aspects of network performance.</w:t>
+      </w:r>
+    </w:p>
+    <w:p>
+      <w:pPr>
+        <w:rPr>
+          <w:rFonts w:ascii="Times New Roman" w:hAnsi="Times New Roman" w:cs="Times New Roman"/>
+          <w:sz w:val="24"/>
+          <w:szCs w:val="24"/>
+        </w:rPr>
+      </w:pPr>
+      <w:r>
+        <w:rPr>
+          <w:rFonts w:ascii="Times New Roman" w:hAnsi="Times New Roman" w:cs="Times New Roman"/>
+          <w:sz w:val="24"/>
+          <w:szCs w:val="24"/>
+        </w:rPr>
+        <w:pict w14:anchorId="55013184">
+          <v:rect id="_x0000_i1039" style="width:0;height:1.5pt" o:hralign="center" o:hrstd="t" o:hr="t" fillcolor="#a0a0a0" stroked="f"/>
+        </w:pict>
+      </w:r>
+    </w:p>
+    <w:p>
+      <w:pPr>
+        <w:pStyle w:val="3"/>
+        <w:rPr>
+          <w:rFonts w:ascii="Times New Roman" w:eastAsia="宋体" w:hAnsi="Times New Roman" w:cs="Times New Roman"/>
+          <w:sz w:val="24"/>
+          <w:szCs w:val="24"/>
+        </w:rPr>
+      </w:pPr>
+      <w:bookmarkStart w:id="21" w:name="_Toc234690727"/>
+      <w:r>
+        <w:rPr>
+          <w:rFonts w:ascii="Times New Roman" w:eastAsia="宋体" w:hAnsi="Times New Roman" w:cs="Times New Roman"/>
+          <w:sz w:val="24"/>
+          <w:szCs w:val="24"/>
+        </w:rPr>
+        <w:t>5.2 Factors Affecting Experimental Results</w:t>
+      </w:r>
+      <w:bookmarkEnd w:id="21"/>
     </w:p>
     <w:p>
       <w:pPr>
         <w:pStyle w:val="a3"/>
-      </w:pPr>
-      <w:r>
-        <w:t>However, the results also show that performance improvement depends on the selected metric. Although HTTP/3 achieved the lowest page load time, HTTP/2 obtained the lowest average TTFB. This indicates that protocol performance should not be evaluated using a single measurement only. Different metrics may reflect different aspects of network performance.</w:t>
-      </w:r>
-    </w:p>
-    <w:p>
-      <w:r>
-        <w:pict w14:anchorId="55013184">
-          <v:rect id="_x0000_i1139" style="width:0;height:1.5pt" o:hralign="center" o:hrstd="t" o:hr="t" fillcolor="#a0a0a0" stroked="f"/>
+        <w:rPr>
+          <w:rFonts w:ascii="Times New Roman" w:hAnsi="Times New Roman" w:cs="Times New Roman"/>
+        </w:rPr>
+      </w:pPr>
+      <w:r>
+        <w:rPr>
+          <w:rFonts w:ascii="Times New Roman" w:hAnsi="Times New Roman" w:cs="Times New Roman"/>
+        </w:rPr>
+        <w:t>Several factors may influence the performance differences observed in this experiment.</w:t>
+      </w:r>
+    </w:p>
+    <w:p>
+      <w:pPr>
+        <w:pStyle w:val="a3"/>
+        <w:rPr>
+          <w:rFonts w:ascii="Times New Roman" w:hAnsi="Times New Roman" w:cs="Times New Roman"/>
+        </w:rPr>
+      </w:pPr>
+      <w:r>
+        <w:rPr>
+          <w:rFonts w:ascii="Times New Roman" w:hAnsi="Times New Roman" w:cs="Times New Roman"/>
+        </w:rPr>
+        <w:t>First, the number and size of webpage resources can affect protocol performance. The experimental website contained multiple image resources, creating a scenario where HTTP multiplexing features could have a significant impact. Therefore, HTTP/2 and HTTP/3 may demonstrate advantages compared with HTTP/1.1 when handling multiple simultaneous requests.</w:t>
+      </w:r>
+    </w:p>
+    <w:p>
+      <w:pPr>
+        <w:pStyle w:val="a3"/>
+        <w:rPr>
+          <w:rFonts w:ascii="Times New Roman" w:hAnsi="Times New Roman" w:cs="Times New Roman"/>
+        </w:rPr>
+      </w:pPr>
+      <w:r>
+        <w:rPr>
+          <w:rFonts w:ascii="Times New Roman" w:hAnsi="Times New Roman" w:cs="Times New Roman"/>
+        </w:rPr>
+        <w:t>Second, the underlying network environment may influence the results. Although the same webpage and testing procedure were used, network conditions such as latency, connection stability, and server response time may introduce small variations between repeated measurements.</w:t>
+      </w:r>
+    </w:p>
+    <w:p>
+      <w:pPr>
+        <w:pStyle w:val="a3"/>
+        <w:rPr>
+          <w:rFonts w:ascii="Times New Roman" w:hAnsi="Times New Roman" w:cs="Times New Roman"/>
+        </w:rPr>
+      </w:pPr>
+      <w:r>
+        <w:rPr>
+          <w:rFonts w:ascii="Times New Roman" w:hAnsi="Times New Roman" w:cs="Times New Roman"/>
+        </w:rPr>
+        <w:t>Third, the deployment environment may also affect performance. Since HTTP/3 support was provided through Cloudflare services, additional infrastructure components such as CDN routing and edge network processing may influence the measured results.</w:t>
+      </w:r>
+    </w:p>
+    <w:p>
+      <w:pPr>
+        <w:rPr>
+          <w:rFonts w:ascii="Times New Roman" w:hAnsi="Times New Roman" w:cs="Times New Roman"/>
+          <w:sz w:val="24"/>
+          <w:szCs w:val="24"/>
+        </w:rPr>
+      </w:pPr>
+      <w:r>
+        <w:rPr>
+          <w:rFonts w:ascii="Times New Roman" w:hAnsi="Times New Roman" w:cs="Times New Roman"/>
+          <w:sz w:val="24"/>
+          <w:szCs w:val="24"/>
+        </w:rPr>
+        <w:pict w14:anchorId="29D570BE">
+          <v:rect id="_x0000_i1040" style="width:0;height:1.5pt" o:hralign="center" o:hrstd="t" o:hr="t" fillcolor="#a0a0a0" stroked="f"/>
         </w:pict>
       </w:r>
     </w:p>
@@ -1700,240 +2347,289 @@
       <w:pPr>
         <w:pStyle w:val="3"/>
         <w:rPr>
-          <w:rFonts w:ascii="宋体" w:eastAsia="宋体" w:hAnsi="宋体"/>
-          <w:sz w:val="28"/>
-          <w:szCs w:val="28"/>
-        </w:rPr>
-      </w:pPr>
-      <w:bookmarkStart w:id="21" w:name="_Toc234690727"/>
-      <w:r>
-        <w:rPr>
-          <w:rFonts w:ascii="宋体" w:eastAsia="宋体" w:hAnsi="宋体"/>
-          <w:sz w:val="28"/>
-          <w:szCs w:val="28"/>
-        </w:rPr>
-        <w:t>5.2 Factors Affecting Experimental Results</w:t>
-      </w:r>
-      <w:bookmarkEnd w:id="21"/>
+          <w:rFonts w:ascii="Times New Roman" w:eastAsia="宋体" w:hAnsi="Times New Roman" w:cs="Times New Roman"/>
+          <w:sz w:val="24"/>
+          <w:szCs w:val="24"/>
+        </w:rPr>
+      </w:pPr>
+      <w:bookmarkStart w:id="22" w:name="_Toc234690728"/>
+      <w:r>
+        <w:rPr>
+          <w:rFonts w:ascii="Times New Roman" w:eastAsia="宋体" w:hAnsi="Times New Roman" w:cs="Times New Roman"/>
+          <w:sz w:val="24"/>
+          <w:szCs w:val="24"/>
+        </w:rPr>
+        <w:t>5.3 Limitations and Future Work</w:t>
+      </w:r>
+      <w:bookmarkEnd w:id="22"/>
     </w:p>
     <w:p>
       <w:pPr>
         <w:pStyle w:val="a3"/>
-      </w:pPr>
-      <w:r>
-        <w:t>Several factors may influence the performance differences observed in this experiment.</w:t>
+        <w:rPr>
+          <w:rFonts w:ascii="Times New Roman" w:hAnsi="Times New Roman" w:cs="Times New Roman"/>
+        </w:rPr>
+      </w:pPr>
+      <w:r>
+        <w:rPr>
+          <w:rFonts w:ascii="Times New Roman" w:hAnsi="Times New Roman" w:cs="Times New Roman"/>
+        </w:rPr>
+        <w:t>Although this study provides a comparison of HTTP/1.1, HTTP/2, and HTTP/3 performance, several limitations exist.</w:t>
       </w:r>
     </w:p>
     <w:p>
       <w:pPr>
         <w:pStyle w:val="a3"/>
-      </w:pPr>
-      <w:r>
-        <w:t>First, the number and size of webpage resources can affect protocol performance. The experimental website contained multiple image resources, creating a scenario where HTTP multiplexing features could have a significant impact. Therefore, HTTP/2 and HTTP/3 may demonstrate advantages compared with HTTP/1.1 when handling multiple simultaneous requests.</w:t>
+        <w:rPr>
+          <w:rFonts w:ascii="Times New Roman" w:hAnsi="Times New Roman" w:cs="Times New Roman"/>
+        </w:rPr>
+      </w:pPr>
+      <w:r>
+        <w:rPr>
+          <w:rFonts w:ascii="Times New Roman" w:hAnsi="Times New Roman" w:cs="Times New Roman"/>
+        </w:rPr>
+        <w:t>First, the experiment was conducted using a single web application. Different types of websites, such as dynamic web applications or video streaming platforms, may produce different performance results.</w:t>
       </w:r>
     </w:p>
     <w:p>
       <w:pPr>
         <w:pStyle w:val="a3"/>
-      </w:pPr>
-      <w:r>
-        <w:t>Second, the underlying network environment may influence the results. Although the same webpage and testing procedure were used, network conditions such as latency, connection stability, and server response time may introduce small variations between repeated measurements.</w:t>
+        <w:rPr>
+          <w:rFonts w:ascii="Times New Roman" w:hAnsi="Times New Roman" w:cs="Times New Roman"/>
+        </w:rPr>
+      </w:pPr>
+      <w:r>
+        <w:rPr>
+          <w:rFonts w:ascii="Times New Roman" w:hAnsi="Times New Roman" w:cs="Times New Roman"/>
+        </w:rPr>
+        <w:lastRenderedPageBreak/>
+        <w:t>Second, the number of test samples was limited to 10 measurements for each protocol. Increasing the number of experiments could provide more reliable statistical results.</w:t>
       </w:r>
     </w:p>
     <w:p>
       <w:pPr>
         <w:pStyle w:val="a3"/>
-      </w:pPr>
-      <w:r>
-        <w:t>Third, the deployment environment may also affect performance. Since HTTP/3 support was provided through Cloudflare services, additional infrastructure components such as CDN routing and edge network processing may influence the measured results.</w:t>
-      </w:r>
-    </w:p>
-    <w:p>
-      <w:r>
+        <w:rPr>
+          <w:rFonts w:ascii="Times New Roman" w:hAnsi="Times New Roman" w:cs="Times New Roman"/>
+        </w:rPr>
+      </w:pPr>
+      <w:r>
+        <w:rPr>
+          <w:rFonts w:ascii="Times New Roman" w:hAnsi="Times New Roman" w:cs="Times New Roman"/>
+        </w:rPr>
+        <w:t xml:space="preserve">Third, this study mainly focused on page loading performance and TTFB. Future work could include additional metrics, such as throughput, packet loss, and bandwidth </w:t>
+      </w:r>
+      <w:proofErr w:type="spellStart"/>
+      <w:r>
+        <w:rPr>
+          <w:rFonts w:ascii="Times New Roman" w:hAnsi="Times New Roman" w:cs="Times New Roman"/>
+        </w:rPr>
+        <w:t>utilisation</w:t>
+      </w:r>
+      <w:proofErr w:type="spellEnd"/>
+      <w:r>
+        <w:rPr>
+          <w:rFonts w:ascii="Times New Roman" w:hAnsi="Times New Roman" w:cs="Times New Roman"/>
+        </w:rPr>
+        <w:t>.</w:t>
+      </w:r>
+    </w:p>
+    <w:p>
+      <w:pPr>
+        <w:pStyle w:val="a3"/>
+        <w:rPr>
+          <w:rFonts w:ascii="Times New Roman" w:hAnsi="Times New Roman" w:cs="Times New Roman"/>
+        </w:rPr>
+      </w:pPr>
+      <w:r>
+        <w:rPr>
+          <w:rFonts w:ascii="Times New Roman" w:hAnsi="Times New Roman" w:cs="Times New Roman"/>
+        </w:rPr>
+        <w:t>Furthermore, future experiments could evaluate protocol performance under different network conditions, including high latency networks, mobile networks, and unstable connections. This would provide a more comprehensive understanding of the advantages of HTTP/3 and QUIC.</w:t>
+      </w:r>
+    </w:p>
+    <w:p>
+      <w:pPr>
+        <w:rPr>
+          <w:rFonts w:ascii="Times New Roman" w:hAnsi="Times New Roman" w:cs="Times New Roman"/>
+          <w:sz w:val="24"/>
+          <w:szCs w:val="24"/>
+        </w:rPr>
+      </w:pPr>
+      <w:r>
+        <w:rPr>
+          <w:rFonts w:ascii="Times New Roman" w:hAnsi="Times New Roman" w:cs="Times New Roman"/>
+          <w:sz w:val="24"/>
+          <w:szCs w:val="24"/>
+        </w:rPr>
+        <w:pict w14:anchorId="14C0E57D">
+          <v:rect id="_x0000_i1041" style="width:0;height:1.5pt" o:hralign="center" o:hrstd="t" o:hr="t" fillcolor="#a0a0a0" stroked="f"/>
+        </w:pict>
+      </w:r>
+    </w:p>
+    <w:p>
+      <w:pPr>
+        <w:pStyle w:val="2"/>
+        <w:rPr>
+          <w:rFonts w:ascii="Times New Roman" w:eastAsia="黑体" w:hAnsi="Times New Roman" w:cs="Times New Roman"/>
+          <w:sz w:val="24"/>
+          <w:szCs w:val="24"/>
+        </w:rPr>
+      </w:pPr>
+      <w:bookmarkStart w:id="23" w:name="_Toc234690729"/>
+      <w:r>
+        <w:rPr>
+          <w:rFonts w:ascii="Times New Roman" w:eastAsia="黑体" w:hAnsi="Times New Roman" w:cs="Times New Roman"/>
+          <w:sz w:val="24"/>
+          <w:szCs w:val="24"/>
+        </w:rPr>
+        <w:t>6. Conclusion</w:t>
+      </w:r>
+      <w:bookmarkEnd w:id="23"/>
+    </w:p>
+    <w:p>
+      <w:pPr>
+        <w:pStyle w:val="pdq2pgselectionanchorcontainer"/>
+        <w:rPr>
+          <w:rFonts w:ascii="Times New Roman" w:hAnsi="Times New Roman" w:cs="Times New Roman"/>
+        </w:rPr>
+      </w:pPr>
+      <w:r>
+        <w:rPr>
+          <w:rFonts w:ascii="Times New Roman" w:hAnsi="Times New Roman" w:cs="Times New Roman"/>
+        </w:rPr>
+        <w:t>This study presented an experimental evaluation of the performance differences between HTTP/1.1, HTTP/2, and HTTP/3 using a web-based image gallery application.</w:t>
+      </w:r>
+    </w:p>
+    <w:p>
+      <w:pPr>
+        <w:pStyle w:val="a3"/>
+        <w:rPr>
+          <w:rFonts w:ascii="Times New Roman" w:hAnsi="Times New Roman" w:cs="Times New Roman"/>
+        </w:rPr>
+      </w:pPr>
+      <w:r>
+        <w:rPr>
+          <w:rFonts w:ascii="Times New Roman" w:hAnsi="Times New Roman" w:cs="Times New Roman"/>
+        </w:rPr>
+        <w:t xml:space="preserve">A controlled experimental environment was developed using a Node.js and Express-based web application. The performance of the three HTTP protocols was evaluated through repeated measurements of page load time, Time </w:t>
+      </w:r>
+      <w:proofErr w:type="gramStart"/>
+      <w:r>
+        <w:rPr>
+          <w:rFonts w:ascii="Times New Roman" w:hAnsi="Times New Roman" w:cs="Times New Roman"/>
+        </w:rPr>
+        <w:t>To</w:t>
+      </w:r>
+      <w:proofErr w:type="gramEnd"/>
+      <w:r>
+        <w:rPr>
+          <w:rFonts w:ascii="Times New Roman" w:hAnsi="Times New Roman" w:cs="Times New Roman"/>
+        </w:rPr>
+        <w:t xml:space="preserve"> First Byte (TTFB), and performance stability. Each protocol was tested 10 times under the same conditions, resulting in a total of 30 experimental measurements.</w:t>
+      </w:r>
+    </w:p>
+    <w:p>
+      <w:pPr>
+        <w:pStyle w:val="a3"/>
+        <w:rPr>
+          <w:rFonts w:ascii="Times New Roman" w:hAnsi="Times New Roman" w:cs="Times New Roman"/>
+        </w:rPr>
+      </w:pPr>
+      <w:r>
+        <w:rPr>
+          <w:rFonts w:ascii="Times New Roman" w:hAnsi="Times New Roman" w:cs="Times New Roman"/>
+        </w:rPr>
+        <w:t>The experimental results demonstrated that HTTP/3 achieved the best overall webpage loading performance, with the lowest average page load time among the three protocols. HTTP/2 also improved performance compared with HTTP/1.1 due to its multiplexing capabilities, while HTTP/1.1 showed the highest loading time because of its limitations in handling multiple resource requests. These findings indicate that modern HTTP protocols provide significant improvements for resource-intensive web applications.</w:t>
+      </w:r>
+    </w:p>
+    <w:p>
+      <w:pPr>
+        <w:pStyle w:val="a3"/>
+        <w:rPr>
+          <w:rFonts w:ascii="Times New Roman" w:hAnsi="Times New Roman" w:cs="Times New Roman"/>
+        </w:rPr>
+      </w:pPr>
+      <w:r>
+        <w:rPr>
+          <w:rFonts w:ascii="Times New Roman" w:hAnsi="Times New Roman" w:cs="Times New Roman"/>
+        </w:rPr>
+        <w:t>However, the results also showed that protocol performance depends on the selected performance metric. Although HTTP/3 achieved the fastest page loading performance, HTTP/2 obtained the lowest average TTFB in this experiment. This suggests that no single metric can fully represent protocol performance, and multiple measurements are required for a comprehensive evaluation.</w:t>
+      </w:r>
+    </w:p>
+    <w:p>
+      <w:pPr>
+        <w:pStyle w:val="a3"/>
+        <w:rPr>
+          <w:rFonts w:ascii="Times New Roman" w:hAnsi="Times New Roman" w:cs="Times New Roman"/>
+        </w:rPr>
+      </w:pPr>
+      <w:r>
+        <w:rPr>
+          <w:rFonts w:ascii="Times New Roman" w:hAnsi="Times New Roman" w:cs="Times New Roman"/>
+        </w:rPr>
+        <w:t xml:space="preserve">The study also analyzed performance stability using standard deviation. HTTP/3 demonstrated the most consistent page loading performance, while HTTP/2 showed greater variation during repeated measurements. These results highlight the practical </w:t>
+      </w:r>
+      <w:r>
+        <w:rPr>
+          <w:rFonts w:ascii="Times New Roman" w:hAnsi="Times New Roman" w:cs="Times New Roman"/>
+        </w:rPr>
         <w:lastRenderedPageBreak/>
-        <w:pict w14:anchorId="29D570BE">
-          <v:rect id="_x0000_i1140" style="width:0;height:1.5pt" o:hralign="center" o:hrstd="t" o:hr="t" fillcolor="#a0a0a0" stroked="f"/>
-        </w:pict>
-      </w:r>
-    </w:p>
-    <w:p>
-      <w:pPr>
-        <w:pStyle w:val="3"/>
-        <w:rPr>
-          <w:rFonts w:ascii="宋体" w:eastAsia="宋体" w:hAnsi="宋体"/>
-          <w:sz w:val="28"/>
-          <w:szCs w:val="28"/>
-        </w:rPr>
-      </w:pPr>
-      <w:bookmarkStart w:id="22" w:name="_Toc234690728"/>
-      <w:r>
-        <w:rPr>
-          <w:rFonts w:ascii="宋体" w:eastAsia="宋体" w:hAnsi="宋体"/>
-          <w:sz w:val="28"/>
-          <w:szCs w:val="28"/>
-        </w:rPr>
-        <w:t>5.3 Limitations and Future Work</w:t>
-      </w:r>
-      <w:bookmarkEnd w:id="22"/>
+        <w:t>advantages of newer HTTP protocols, particularly for modern websites containing multiple resources.</w:t>
+      </w:r>
     </w:p>
     <w:p>
       <w:pPr>
         <w:pStyle w:val="a3"/>
-      </w:pPr>
-      <w:r>
-        <w:t>Although this study provides a comparison of HTTP/1.1, HTTP/2, and HTTP/3 performance, several limitations exist.</w:t>
+        <w:rPr>
+          <w:rFonts w:ascii="Times New Roman" w:hAnsi="Times New Roman" w:cs="Times New Roman"/>
+        </w:rPr>
+      </w:pPr>
+      <w:r>
+        <w:rPr>
+          <w:rFonts w:ascii="Times New Roman" w:hAnsi="Times New Roman" w:cs="Times New Roman"/>
+        </w:rPr>
+        <w:t>Several limitations remain in this study. The experiment was conducted using a single website and a limited number of measurements. Future research could evaluate additional web applications, different geographical locations, and various network conditions such as high latency and packet loss environments. Furthermore, additional metrics including throughput and network efficiency could be investigated to provide a more complete evaluation of HTTP protocol performance.</w:t>
       </w:r>
     </w:p>
     <w:p>
       <w:pPr>
         <w:pStyle w:val="a3"/>
-      </w:pPr>
-      <w:r>
-        <w:t>First, the experiment was conducted using a single web application. Different types of websites, such as dynamic web applications or video streaming platforms, may produce different performance results.</w:t>
+        <w:rPr>
+          <w:rFonts w:ascii="Times New Roman" w:hAnsi="Times New Roman" w:cs="Times New Roman"/>
+        </w:rPr>
+      </w:pPr>
+      <w:r>
+        <w:rPr>
+          <w:rFonts w:ascii="Times New Roman" w:hAnsi="Times New Roman" w:cs="Times New Roman"/>
+        </w:rPr>
+        <w:t>Overall, this study demonstrates that HTTP/2 and HTTP/3 provide meaningful performance improvements compared with HTTP/1.1, with HTTP/3 showing the strongest overall performance under the experimental conditions used in this research.</w:t>
       </w:r>
     </w:p>
     <w:p>
       <w:pPr>
         <w:pStyle w:val="a3"/>
-      </w:pPr>
-      <w:r>
-        <w:t>Second, the number of test samples was limited to 10 measurements for each protocol. Increasing the number of experiments could provide more reliable statistical results.</w:t>
-      </w:r>
-    </w:p>
-    <w:p>
-      <w:pPr>
-        <w:pStyle w:val="a3"/>
-      </w:pPr>
-      <w:r>
-        <w:t xml:space="preserve">Third, this study mainly focused on page loading performance and TTFB. Future work could include additional metrics, such as throughput, packet loss, and bandwidth </w:t>
-      </w:r>
-      <w:proofErr w:type="spellStart"/>
-      <w:r>
-        <w:t>utilisation</w:t>
-      </w:r>
-      <w:proofErr w:type="spellEnd"/>
-      <w:r>
-        <w:t>.</w:t>
-      </w:r>
-    </w:p>
-    <w:p>
-      <w:pPr>
-        <w:pStyle w:val="a3"/>
-      </w:pPr>
-      <w:r>
-        <w:t>Furthermore, future experiments could evaluate protocol performance under different network conditions, including high latency networks, mobile networks, and unstable connections. This would provide a more comprehensive understanding of the advantages of HTTP/3 and QUIC.</w:t>
-      </w:r>
-    </w:p>
-    <w:p>
-      <w:r>
-        <w:pict w14:anchorId="14C0E57D">
-          <v:rect id="_x0000_i1143" style="width:0;height:1.5pt" o:hralign="center" o:hrstd="t" o:hr="t" fillcolor="#a0a0a0" stroked="f"/>
-        </w:pict>
-      </w:r>
-    </w:p>
-    <w:p>
-      <w:pPr>
-        <w:pStyle w:val="2"/>
-        <w:rPr>
-          <w:rFonts w:ascii="黑体" w:eastAsia="黑体" w:hAnsi="黑体"/>
-        </w:rPr>
-      </w:pPr>
-      <w:bookmarkStart w:id="23" w:name="_Toc234690729"/>
-      <w:r>
-        <w:rPr>
-          <w:rFonts w:ascii="黑体" w:eastAsia="黑体" w:hAnsi="黑体"/>
-        </w:rPr>
-        <w:t>6. Conclusion</w:t>
-      </w:r>
-      <w:bookmarkEnd w:id="23"/>
-    </w:p>
-    <w:p>
-      <w:pPr>
-        <w:pStyle w:val="pdq2pgselectionanchorcontainer"/>
-      </w:pPr>
-      <w:r>
-        <w:t>This study presented an experimental evaluation of the performance differences between HTTP/1.1, HTTP/2, and HTTP/3 using a web-based image gallery application.</w:t>
-      </w:r>
-    </w:p>
-    <w:p>
-      <w:pPr>
-        <w:pStyle w:val="a3"/>
-      </w:pPr>
-      <w:r>
-        <w:t xml:space="preserve">A controlled experimental environment was developed using a Node.js and Express-based web application. The performance of the three HTTP protocols was evaluated through repeated measurements of page load time, Time </w:t>
-      </w:r>
-      <w:proofErr w:type="gramStart"/>
-      <w:r>
-        <w:t>To</w:t>
-      </w:r>
-      <w:proofErr w:type="gramEnd"/>
-      <w:r>
-        <w:t xml:space="preserve"> First Byte (TTFB), and performance stability. Each protocol was tested 10 times under the same conditions, resulting in a total of 30 experimental measurements.</w:t>
-      </w:r>
-    </w:p>
-    <w:p>
-      <w:pPr>
-        <w:pStyle w:val="a3"/>
-      </w:pPr>
-      <w:r>
-        <w:t xml:space="preserve">The experimental results demonstrated that HTTP/3 achieved the best overall webpage loading performance, with the lowest average page load time among the three protocols. HTTP/2 also improved performance compared with HTTP/1.1 due to its multiplexing capabilities, while </w:t>
-      </w:r>
-      <w:r>
-        <w:lastRenderedPageBreak/>
-        <w:t>HTTP/1.1 showed the highest loading time because of its limitations in handling multiple resource requests. These findings indicate that modern HTTP protocols provide significant improvements for resource-intensive web applications.</w:t>
-      </w:r>
-    </w:p>
-    <w:p>
-      <w:pPr>
-        <w:pStyle w:val="a3"/>
-      </w:pPr>
-      <w:r>
-        <w:t>However, the results also showed that protocol performance depends on the selected performance metric. Although HTTP/3 achieved the fastest page loading performance, HTTP/2 obtained the lowest average TTFB in this experiment. This suggests that no single metric can fully represent protocol performance, and multiple measurements are required for a comprehensive evaluation.</w:t>
-      </w:r>
-    </w:p>
-    <w:p>
-      <w:pPr>
-        <w:pStyle w:val="a3"/>
-      </w:pPr>
-      <w:r>
-        <w:t>The study also analy</w:t>
-      </w:r>
-      <w:r>
-        <w:t>z</w:t>
-      </w:r>
-      <w:r>
-        <w:t>ed performance stability using standard deviation. HTTP/3 demonstrated the most consistent page loading performance, while HTTP/2 showed greater variation during repeated measurements. These results highlight the practical advantages of newer HTTP protocols, particularly for modern websites containing multiple resources.</w:t>
-      </w:r>
-    </w:p>
-    <w:p>
-      <w:pPr>
-        <w:pStyle w:val="a3"/>
-      </w:pPr>
-      <w:r>
-        <w:t>Several limitations remain in this study. The experiment was conducted using a single website and a limited number of measurements. Future research could evaluate additional web applications, different geographical locations, and various network conditions such as high latency and packet loss environments. Furthermore, additional metrics including throughput and network efficiency could be investigated to provide a more complete evaluation of HTTP protocol performance.</w:t>
-      </w:r>
-    </w:p>
-    <w:p>
-      <w:pPr>
-        <w:pStyle w:val="a3"/>
-      </w:pPr>
-      <w:r>
-        <w:t>Overall, this study demonstrates that HTTP/2 and HTTP/3 provide meaningful performance improvements compared with HTTP/1.1, with HTTP/3 showing the strongest overall performance under the experimental conditions used in this research.</w:t>
-      </w:r>
-    </w:p>
-    <w:p>
-      <w:pPr>
-        <w:pStyle w:val="a3"/>
-      </w:pPr>
-      <w:r>
+        <w:rPr>
+          <w:rFonts w:ascii="Times New Roman" w:hAnsi="Times New Roman" w:cs="Times New Roman"/>
+        </w:rPr>
+      </w:pPr>
+      <w:r>
+        <w:rPr>
+          <w:rFonts w:ascii="Times New Roman" w:hAnsi="Times New Roman" w:cs="Times New Roman"/>
+        </w:rPr>
         <w:pict w14:anchorId="6E123A5D">
-          <v:rect id="_x0000_i1150" style="width:0;height:1.5pt" o:hralign="center" o:hrstd="t" o:hr="t" fillcolor="#a0a0a0" stroked="f"/>
+          <v:rect id="_x0000_i1042" style="width:0;height:1.5pt" o:hralign="center" o:hrstd="t" o:hr="t" fillcolor="#a0a0a0" stroked="f"/>
         </w:pict>
       </w:r>
     </w:p>
     <w:sdt>
       <w:sdtPr>
         <w:rPr>
+          <w:rFonts w:ascii="Times New Roman" w:eastAsiaTheme="minorEastAsia" w:hAnsi="Times New Roman" w:cs="Times New Roman"/>
+          <w:color w:val="auto"/>
+          <w:kern w:val="2"/>
+          <w:sz w:val="24"/>
+          <w:szCs w:val="24"/>
           <w:lang w:val="zh-CN"/>
         </w:rPr>
         <w:id w:val="-374387643"/>
@@ -1944,32 +2640,28 @@
       </w:sdtPr>
       <w:sdtEndPr>
         <w:rPr>
-          <w:rFonts w:asciiTheme="minorHAnsi" w:eastAsiaTheme="minorEastAsia" w:hAnsiTheme="minorHAnsi" w:cstheme="minorBidi"/>
           <w:b/>
           <w:bCs/>
-          <w:color w:val="auto"/>
-          <w:kern w:val="2"/>
-          <w:sz w:val="21"/>
-          <w:szCs w:val="22"/>
         </w:rPr>
       </w:sdtEndPr>
       <w:sdtContent>
         <w:p>
           <w:pPr>
             <w:pStyle w:val="TOC"/>
+            <w:rPr>
+              <w:rFonts w:ascii="Times New Roman" w:hAnsi="Times New Roman" w:cs="Times New Roman"/>
+              <w:sz w:val="24"/>
+              <w:szCs w:val="24"/>
+            </w:rPr>
           </w:pPr>
           <w:r>
             <w:rPr>
-              <w:rFonts w:hint="eastAsia"/>
+              <w:rFonts w:ascii="Times New Roman" w:hAnsi="Times New Roman" w:cs="Times New Roman"/>
+              <w:sz w:val="24"/>
+              <w:szCs w:val="24"/>
               <w:lang w:val="zh-CN"/>
             </w:rPr>
-            <w:t>C</w:t>
-          </w:r>
-          <w:r>
-            <w:rPr>
-              <w:lang w:val="zh-CN"/>
-            </w:rPr>
-            <w:t>atalog</w:t>
+            <w:t>Catalog</w:t>
           </w:r>
         </w:p>
         <w:p>
@@ -1979,75 +2671,114 @@
               <w:tab w:val="right" w:leader="dot" w:pos="8296"/>
             </w:tabs>
             <w:rPr>
-              <w:rFonts w:cstheme="minorBidi"/>
+              <w:rFonts w:ascii="Times New Roman" w:hAnsi="Times New Roman"/>
               <w:noProof/>
               <w:kern w:val="2"/>
-              <w:sz w:val="21"/>
+              <w:sz w:val="24"/>
+              <w:szCs w:val="24"/>
             </w:rPr>
           </w:pPr>
           <w:r>
+            <w:rPr>
+              <w:rFonts w:ascii="Times New Roman" w:hAnsi="Times New Roman"/>
+              <w:sz w:val="24"/>
+              <w:szCs w:val="24"/>
+            </w:rPr>
             <w:fldChar w:fldCharType="begin"/>
           </w:r>
           <w:r>
+            <w:rPr>
+              <w:rFonts w:ascii="Times New Roman" w:hAnsi="Times New Roman"/>
+              <w:sz w:val="24"/>
+              <w:szCs w:val="24"/>
+            </w:rPr>
             <w:instrText xml:space="preserve"> TOC \o "1-3" \h \z \u </w:instrText>
           </w:r>
           <w:r>
+            <w:rPr>
+              <w:rFonts w:ascii="Times New Roman" w:hAnsi="Times New Roman"/>
+              <w:sz w:val="24"/>
+              <w:szCs w:val="24"/>
+            </w:rPr>
             <w:fldChar w:fldCharType="separate"/>
           </w:r>
           <w:hyperlink w:anchor="_Toc234690706" w:history="1">
             <w:r>
               <w:rPr>
                 <w:rStyle w:val="a6"/>
-                <w:rFonts w:ascii="黑体" w:eastAsia="黑体" w:hAnsi="黑体"/>
-                <w:noProof/>
+                <w:rFonts w:ascii="Times New Roman" w:eastAsia="黑体" w:hAnsi="Times New Roman"/>
+                <w:noProof/>
+                <w:sz w:val="24"/>
+                <w:szCs w:val="24"/>
               </w:rPr>
               <w:t>Performance Evaluation of HTTP/1.1, HTTP/2 and HTTP/3: A Comparative Experimental Study</w:t>
             </w:r>
             <w:r>
               <w:rPr>
-                <w:noProof/>
-                <w:webHidden/>
+                <w:rFonts w:ascii="Times New Roman" w:hAnsi="Times New Roman"/>
+                <w:noProof/>
+                <w:webHidden/>
+                <w:sz w:val="24"/>
+                <w:szCs w:val="24"/>
               </w:rPr>
               <w:tab/>
             </w:r>
             <w:r>
               <w:rPr>
-                <w:noProof/>
-                <w:webHidden/>
+                <w:rFonts w:ascii="Times New Roman" w:hAnsi="Times New Roman"/>
+                <w:noProof/>
+                <w:webHidden/>
+                <w:sz w:val="24"/>
+                <w:szCs w:val="24"/>
               </w:rPr>
               <w:fldChar w:fldCharType="begin"/>
             </w:r>
             <w:r>
               <w:rPr>
-                <w:noProof/>
-                <w:webHidden/>
+                <w:rFonts w:ascii="Times New Roman" w:hAnsi="Times New Roman"/>
+                <w:noProof/>
+                <w:webHidden/>
+                <w:sz w:val="24"/>
+                <w:szCs w:val="24"/>
               </w:rPr>
               <w:instrText xml:space="preserve"> PAGEREF _Toc234690706 \h </w:instrText>
             </w:r>
             <w:r>
               <w:rPr>
-                <w:noProof/>
-                <w:webHidden/>
-              </w:rPr>
-            </w:r>
-            <w:r>
-              <w:rPr>
-                <w:noProof/>
-                <w:webHidden/>
+                <w:rFonts w:ascii="Times New Roman" w:hAnsi="Times New Roman"/>
+                <w:noProof/>
+                <w:webHidden/>
+                <w:sz w:val="24"/>
+                <w:szCs w:val="24"/>
+              </w:rPr>
+            </w:r>
+            <w:r>
+              <w:rPr>
+                <w:rFonts w:ascii="Times New Roman" w:hAnsi="Times New Roman"/>
+                <w:noProof/>
+                <w:webHidden/>
+                <w:sz w:val="24"/>
+                <w:szCs w:val="24"/>
               </w:rPr>
               <w:fldChar w:fldCharType="separate"/>
             </w:r>
             <w:r>
               <w:rPr>
-                <w:noProof/>
-                <w:webHidden/>
+                <w:rFonts w:ascii="Times New Roman" w:hAnsi="Times New Roman"/>
+                <w:noProof/>
+                <w:webHidden/>
+                <w:sz w:val="24"/>
+                <w:szCs w:val="24"/>
               </w:rPr>
               <w:t>1</w:t>
             </w:r>
             <w:r>
               <w:rPr>
-                <w:noProof/>
-                <w:webHidden/>
+                <w:rFonts w:ascii="Times New Roman" w:hAnsi="Times New Roman"/>
+                <w:noProof/>
+                <w:webHidden/>
+                <w:sz w:val="24"/>
+                <w:szCs w:val="24"/>
               </w:rPr>
               <w:fldChar w:fldCharType="end"/>
             </w:r>
@@ -2060,66 +2791,90 @@
               <w:tab w:val="right" w:leader="dot" w:pos="8296"/>
             </w:tabs>
             <w:rPr>
-              <w:rFonts w:cstheme="minorBidi"/>
+              <w:rFonts w:ascii="Times New Roman" w:hAnsi="Times New Roman"/>
               <w:noProof/>
               <w:kern w:val="2"/>
-              <w:sz w:val="21"/>
+              <w:sz w:val="24"/>
+              <w:szCs w:val="24"/>
             </w:rPr>
           </w:pPr>
           <w:hyperlink w:anchor="_Toc234690707" w:history="1">
             <w:r>
               <w:rPr>
                 <w:rStyle w:val="a6"/>
-                <w:rFonts w:ascii="黑体" w:eastAsia="黑体" w:hAnsi="黑体"/>
-                <w:noProof/>
+                <w:rFonts w:ascii="Times New Roman" w:eastAsia="黑体" w:hAnsi="Times New Roman"/>
+                <w:noProof/>
+                <w:sz w:val="24"/>
+                <w:szCs w:val="24"/>
               </w:rPr>
               <w:t>Abstract</w:t>
             </w:r>
             <w:r>
               <w:rPr>
-                <w:noProof/>
-                <w:webHidden/>
+                <w:rFonts w:ascii="Times New Roman" w:hAnsi="Times New Roman"/>
+                <w:noProof/>
+                <w:webHidden/>
+                <w:sz w:val="24"/>
+                <w:szCs w:val="24"/>
               </w:rPr>
               <w:tab/>
             </w:r>
             <w:r>
               <w:rPr>
-                <w:noProof/>
-                <w:webHidden/>
+                <w:rFonts w:ascii="Times New Roman" w:hAnsi="Times New Roman"/>
+                <w:noProof/>
+                <w:webHidden/>
+                <w:sz w:val="24"/>
+                <w:szCs w:val="24"/>
               </w:rPr>
               <w:fldChar w:fldCharType="begin"/>
             </w:r>
             <w:r>
               <w:rPr>
-                <w:noProof/>
-                <w:webHidden/>
+                <w:rFonts w:ascii="Times New Roman" w:hAnsi="Times New Roman"/>
+                <w:noProof/>
+                <w:webHidden/>
+                <w:sz w:val="24"/>
+                <w:szCs w:val="24"/>
               </w:rPr>
               <w:instrText xml:space="preserve"> PAGEREF _Toc234690707 \h </w:instrText>
             </w:r>
             <w:r>
               <w:rPr>
-                <w:noProof/>
-                <w:webHidden/>
-              </w:rPr>
-            </w:r>
-            <w:r>
-              <w:rPr>
-                <w:noProof/>
-                <w:webHidden/>
+                <w:rFonts w:ascii="Times New Roman" w:hAnsi="Times New Roman"/>
+                <w:noProof/>
+                <w:webHidden/>
+                <w:sz w:val="24"/>
+                <w:szCs w:val="24"/>
+              </w:rPr>
+            </w:r>
+            <w:r>
+              <w:rPr>
+                <w:rFonts w:ascii="Times New Roman" w:hAnsi="Times New Roman"/>
+                <w:noProof/>
+                <w:webHidden/>
+                <w:sz w:val="24"/>
+                <w:szCs w:val="24"/>
               </w:rPr>
               <w:fldChar w:fldCharType="separate"/>
             </w:r>
             <w:r>
               <w:rPr>
-                <w:noProof/>
-                <w:webHidden/>
+                <w:rFonts w:ascii="Times New Roman" w:hAnsi="Times New Roman"/>
+                <w:noProof/>
+                <w:webHidden/>
+                <w:sz w:val="24"/>
+                <w:szCs w:val="24"/>
               </w:rPr>
               <w:t>1</w:t>
             </w:r>
             <w:r>
               <w:rPr>
-                <w:noProof/>
-                <w:webHidden/>
+                <w:rFonts w:ascii="Times New Roman" w:hAnsi="Times New Roman"/>
+                <w:noProof/>
+                <w:webHidden/>
+                <w:sz w:val="24"/>
+                <w:szCs w:val="24"/>
               </w:rPr>
               <w:fldChar w:fldCharType="end"/>
             </w:r>
@@ -2132,66 +2887,90 @@
               <w:tab w:val="right" w:leader="dot" w:pos="8296"/>
             </w:tabs>
             <w:rPr>
-              <w:rFonts w:cstheme="minorBidi"/>
+              <w:rFonts w:ascii="Times New Roman" w:hAnsi="Times New Roman"/>
               <w:noProof/>
               <w:kern w:val="2"/>
-              <w:sz w:val="21"/>
+              <w:sz w:val="24"/>
+              <w:szCs w:val="24"/>
             </w:rPr>
           </w:pPr>
           <w:hyperlink w:anchor="_Toc234690708" w:history="1">
             <w:r>
               <w:rPr>
                 <w:rStyle w:val="a6"/>
-                <w:rFonts w:ascii="黑体" w:eastAsia="黑体" w:hAnsi="黑体"/>
-                <w:noProof/>
+                <w:rFonts w:ascii="Times New Roman" w:eastAsia="黑体" w:hAnsi="Times New Roman"/>
+                <w:noProof/>
+                <w:sz w:val="24"/>
+                <w:szCs w:val="24"/>
               </w:rPr>
               <w:t>1.Introduction</w:t>
             </w:r>
             <w:r>
               <w:rPr>
-                <w:noProof/>
-                <w:webHidden/>
+                <w:rFonts w:ascii="Times New Roman" w:hAnsi="Times New Roman"/>
+                <w:noProof/>
+                <w:webHidden/>
+                <w:sz w:val="24"/>
+                <w:szCs w:val="24"/>
               </w:rPr>
               <w:tab/>
             </w:r>
             <w:r>
               <w:rPr>
-                <w:noProof/>
-                <w:webHidden/>
+                <w:rFonts w:ascii="Times New Roman" w:hAnsi="Times New Roman"/>
+                <w:noProof/>
+                <w:webHidden/>
+                <w:sz w:val="24"/>
+                <w:szCs w:val="24"/>
               </w:rPr>
               <w:fldChar w:fldCharType="begin"/>
             </w:r>
             <w:r>
               <w:rPr>
-                <w:noProof/>
-                <w:webHidden/>
+                <w:rFonts w:ascii="Times New Roman" w:hAnsi="Times New Roman"/>
+                <w:noProof/>
+                <w:webHidden/>
+                <w:sz w:val="24"/>
+                <w:szCs w:val="24"/>
               </w:rPr>
               <w:instrText xml:space="preserve"> PAGEREF _Toc234690708 \h </w:instrText>
             </w:r>
             <w:r>
               <w:rPr>
-                <w:noProof/>
-                <w:webHidden/>
-              </w:rPr>
-            </w:r>
-            <w:r>
-              <w:rPr>
-                <w:noProof/>
-                <w:webHidden/>
+                <w:rFonts w:ascii="Times New Roman" w:hAnsi="Times New Roman"/>
+                <w:noProof/>
+                <w:webHidden/>
+                <w:sz w:val="24"/>
+                <w:szCs w:val="24"/>
+              </w:rPr>
+            </w:r>
+            <w:r>
+              <w:rPr>
+                <w:rFonts w:ascii="Times New Roman" w:hAnsi="Times New Roman"/>
+                <w:noProof/>
+                <w:webHidden/>
+                <w:sz w:val="24"/>
+                <w:szCs w:val="24"/>
               </w:rPr>
               <w:fldChar w:fldCharType="separate"/>
             </w:r>
             <w:r>
               <w:rPr>
-                <w:noProof/>
-                <w:webHidden/>
+                <w:rFonts w:ascii="Times New Roman" w:hAnsi="Times New Roman"/>
+                <w:noProof/>
+                <w:webHidden/>
+                <w:sz w:val="24"/>
+                <w:szCs w:val="24"/>
               </w:rPr>
               <w:t>2</w:t>
             </w:r>
             <w:r>
               <w:rPr>
-                <w:noProof/>
-                <w:webHidden/>
+                <w:rFonts w:ascii="Times New Roman" w:hAnsi="Times New Roman"/>
+                <w:noProof/>
+                <w:webHidden/>
+                <w:sz w:val="24"/>
+                <w:szCs w:val="24"/>
               </w:rPr>
               <w:fldChar w:fldCharType="end"/>
             </w:r>
@@ -2204,66 +2983,90 @@
               <w:tab w:val="right" w:leader="dot" w:pos="8296"/>
             </w:tabs>
             <w:rPr>
-              <w:rFonts w:cstheme="minorBidi"/>
+              <w:rFonts w:ascii="Times New Roman" w:hAnsi="Times New Roman"/>
               <w:noProof/>
               <w:kern w:val="2"/>
-              <w:sz w:val="21"/>
+              <w:sz w:val="24"/>
+              <w:szCs w:val="24"/>
             </w:rPr>
           </w:pPr>
           <w:hyperlink w:anchor="_Toc234690709" w:history="1">
             <w:r>
               <w:rPr>
                 <w:rStyle w:val="a6"/>
-                <w:rFonts w:ascii="黑体" w:eastAsia="黑体" w:hAnsi="黑体"/>
-                <w:noProof/>
+                <w:rFonts w:ascii="Times New Roman" w:eastAsia="黑体" w:hAnsi="Times New Roman"/>
+                <w:noProof/>
+                <w:sz w:val="24"/>
+                <w:szCs w:val="24"/>
               </w:rPr>
               <w:t>2.Background</w:t>
             </w:r>
             <w:r>
               <w:rPr>
-                <w:noProof/>
-                <w:webHidden/>
+                <w:rFonts w:ascii="Times New Roman" w:hAnsi="Times New Roman"/>
+                <w:noProof/>
+                <w:webHidden/>
+                <w:sz w:val="24"/>
+                <w:szCs w:val="24"/>
               </w:rPr>
               <w:tab/>
             </w:r>
             <w:r>
               <w:rPr>
-                <w:noProof/>
-                <w:webHidden/>
+                <w:rFonts w:ascii="Times New Roman" w:hAnsi="Times New Roman"/>
+                <w:noProof/>
+                <w:webHidden/>
+                <w:sz w:val="24"/>
+                <w:szCs w:val="24"/>
               </w:rPr>
               <w:fldChar w:fldCharType="begin"/>
             </w:r>
             <w:r>
               <w:rPr>
-                <w:noProof/>
-                <w:webHidden/>
+                <w:rFonts w:ascii="Times New Roman" w:hAnsi="Times New Roman"/>
+                <w:noProof/>
+                <w:webHidden/>
+                <w:sz w:val="24"/>
+                <w:szCs w:val="24"/>
               </w:rPr>
               <w:instrText xml:space="preserve"> PAGEREF _Toc234690709 \h </w:instrText>
             </w:r>
             <w:r>
               <w:rPr>
-                <w:noProof/>
-                <w:webHidden/>
-              </w:rPr>
-            </w:r>
-            <w:r>
-              <w:rPr>
-                <w:noProof/>
-                <w:webHidden/>
+                <w:rFonts w:ascii="Times New Roman" w:hAnsi="Times New Roman"/>
+                <w:noProof/>
+                <w:webHidden/>
+                <w:sz w:val="24"/>
+                <w:szCs w:val="24"/>
+              </w:rPr>
+            </w:r>
+            <w:r>
+              <w:rPr>
+                <w:rFonts w:ascii="Times New Roman" w:hAnsi="Times New Roman"/>
+                <w:noProof/>
+                <w:webHidden/>
+                <w:sz w:val="24"/>
+                <w:szCs w:val="24"/>
               </w:rPr>
               <w:fldChar w:fldCharType="separate"/>
             </w:r>
             <w:r>
               <w:rPr>
-                <w:noProof/>
-                <w:webHidden/>
+                <w:rFonts w:ascii="Times New Roman" w:hAnsi="Times New Roman"/>
+                <w:noProof/>
+                <w:webHidden/>
+                <w:sz w:val="24"/>
+                <w:szCs w:val="24"/>
               </w:rPr>
               <w:t>3</w:t>
             </w:r>
             <w:r>
               <w:rPr>
-                <w:noProof/>
-                <w:webHidden/>
+                <w:rFonts w:ascii="Times New Roman" w:hAnsi="Times New Roman"/>
+                <w:noProof/>
+                <w:webHidden/>
+                <w:sz w:val="24"/>
+                <w:szCs w:val="24"/>
               </w:rPr>
               <w:fldChar w:fldCharType="end"/>
             </w:r>
@@ -2276,66 +3079,90 @@
               <w:tab w:val="right" w:leader="dot" w:pos="8296"/>
             </w:tabs>
             <w:rPr>
-              <w:rFonts w:cstheme="minorBidi"/>
+              <w:rFonts w:ascii="Times New Roman" w:hAnsi="Times New Roman"/>
               <w:noProof/>
               <w:kern w:val="2"/>
-              <w:sz w:val="21"/>
+              <w:sz w:val="24"/>
+              <w:szCs w:val="24"/>
             </w:rPr>
           </w:pPr>
           <w:hyperlink w:anchor="_Toc234690710" w:history="1">
             <w:r>
               <w:rPr>
                 <w:rStyle w:val="a6"/>
-                <w:rFonts w:ascii="宋体" w:eastAsia="宋体" w:hAnsi="宋体"/>
-                <w:noProof/>
+                <w:rFonts w:ascii="Times New Roman" w:eastAsia="宋体" w:hAnsi="Times New Roman"/>
+                <w:noProof/>
+                <w:sz w:val="24"/>
+                <w:szCs w:val="24"/>
               </w:rPr>
               <w:t>2.1 HTTP/1.1</w:t>
             </w:r>
             <w:r>
               <w:rPr>
-                <w:noProof/>
-                <w:webHidden/>
+                <w:rFonts w:ascii="Times New Roman" w:hAnsi="Times New Roman"/>
+                <w:noProof/>
+                <w:webHidden/>
+                <w:sz w:val="24"/>
+                <w:szCs w:val="24"/>
               </w:rPr>
               <w:tab/>
             </w:r>
             <w:r>
               <w:rPr>
-                <w:noProof/>
-                <w:webHidden/>
+                <w:rFonts w:ascii="Times New Roman" w:hAnsi="Times New Roman"/>
+                <w:noProof/>
+                <w:webHidden/>
+                <w:sz w:val="24"/>
+                <w:szCs w:val="24"/>
               </w:rPr>
               <w:fldChar w:fldCharType="begin"/>
             </w:r>
             <w:r>
               <w:rPr>
-                <w:noProof/>
-                <w:webHidden/>
+                <w:rFonts w:ascii="Times New Roman" w:hAnsi="Times New Roman"/>
+                <w:noProof/>
+                <w:webHidden/>
+                <w:sz w:val="24"/>
+                <w:szCs w:val="24"/>
               </w:rPr>
               <w:instrText xml:space="preserve"> PAGEREF _Toc234690710 \h </w:instrText>
             </w:r>
             <w:r>
               <w:rPr>
-                <w:noProof/>
-                <w:webHidden/>
-              </w:rPr>
-            </w:r>
-            <w:r>
-              <w:rPr>
-                <w:noProof/>
-                <w:webHidden/>
+                <w:rFonts w:ascii="Times New Roman" w:hAnsi="Times New Roman"/>
+                <w:noProof/>
+                <w:webHidden/>
+                <w:sz w:val="24"/>
+                <w:szCs w:val="24"/>
+              </w:rPr>
+            </w:r>
+            <w:r>
+              <w:rPr>
+                <w:rFonts w:ascii="Times New Roman" w:hAnsi="Times New Roman"/>
+                <w:noProof/>
+                <w:webHidden/>
+                <w:sz w:val="24"/>
+                <w:szCs w:val="24"/>
               </w:rPr>
               <w:fldChar w:fldCharType="separate"/>
             </w:r>
             <w:r>
               <w:rPr>
-                <w:noProof/>
-                <w:webHidden/>
+                <w:rFonts w:ascii="Times New Roman" w:hAnsi="Times New Roman"/>
+                <w:noProof/>
+                <w:webHidden/>
+                <w:sz w:val="24"/>
+                <w:szCs w:val="24"/>
               </w:rPr>
               <w:t>3</w:t>
             </w:r>
             <w:r>
               <w:rPr>
-                <w:noProof/>
-                <w:webHidden/>
+                <w:rFonts w:ascii="Times New Roman" w:hAnsi="Times New Roman"/>
+                <w:noProof/>
+                <w:webHidden/>
+                <w:sz w:val="24"/>
+                <w:szCs w:val="24"/>
               </w:rPr>
               <w:fldChar w:fldCharType="end"/>
             </w:r>
@@ -2348,66 +3175,90 @@
               <w:tab w:val="right" w:leader="dot" w:pos="8296"/>
             </w:tabs>
             <w:rPr>
-              <w:rFonts w:cstheme="minorBidi"/>
+              <w:rFonts w:ascii="Times New Roman" w:hAnsi="Times New Roman"/>
               <w:noProof/>
               <w:kern w:val="2"/>
-              <w:sz w:val="21"/>
+              <w:sz w:val="24"/>
+              <w:szCs w:val="24"/>
             </w:rPr>
           </w:pPr>
           <w:hyperlink w:anchor="_Toc234690711" w:history="1">
             <w:r>
               <w:rPr>
                 <w:rStyle w:val="a6"/>
-                <w:rFonts w:ascii="宋体" w:eastAsia="宋体" w:hAnsi="宋体"/>
-                <w:noProof/>
+                <w:rFonts w:ascii="Times New Roman" w:eastAsia="宋体" w:hAnsi="Times New Roman"/>
+                <w:noProof/>
+                <w:sz w:val="24"/>
+                <w:szCs w:val="24"/>
               </w:rPr>
               <w:t>2.2 HTTP/2</w:t>
             </w:r>
             <w:r>
               <w:rPr>
-                <w:noProof/>
-                <w:webHidden/>
+                <w:rFonts w:ascii="Times New Roman" w:hAnsi="Times New Roman"/>
+                <w:noProof/>
+                <w:webHidden/>
+                <w:sz w:val="24"/>
+                <w:szCs w:val="24"/>
               </w:rPr>
               <w:tab/>
             </w:r>
             <w:r>
               <w:rPr>
-                <w:noProof/>
-                <w:webHidden/>
+                <w:rFonts w:ascii="Times New Roman" w:hAnsi="Times New Roman"/>
+                <w:noProof/>
+                <w:webHidden/>
+                <w:sz w:val="24"/>
+                <w:szCs w:val="24"/>
               </w:rPr>
               <w:fldChar w:fldCharType="begin"/>
             </w:r>
             <w:r>
               <w:rPr>
-                <w:noProof/>
-                <w:webHidden/>
+                <w:rFonts w:ascii="Times New Roman" w:hAnsi="Times New Roman"/>
+                <w:noProof/>
+                <w:webHidden/>
+                <w:sz w:val="24"/>
+                <w:szCs w:val="24"/>
               </w:rPr>
               <w:instrText xml:space="preserve"> PAGEREF _Toc234690711 \h </w:instrText>
             </w:r>
             <w:r>
               <w:rPr>
-                <w:noProof/>
-                <w:webHidden/>
-              </w:rPr>
-            </w:r>
-            <w:r>
-              <w:rPr>
-                <w:noProof/>
-                <w:webHidden/>
+                <w:rFonts w:ascii="Times New Roman" w:hAnsi="Times New Roman"/>
+                <w:noProof/>
+                <w:webHidden/>
+                <w:sz w:val="24"/>
+                <w:szCs w:val="24"/>
+              </w:rPr>
+            </w:r>
+            <w:r>
+              <w:rPr>
+                <w:rFonts w:ascii="Times New Roman" w:hAnsi="Times New Roman"/>
+                <w:noProof/>
+                <w:webHidden/>
+                <w:sz w:val="24"/>
+                <w:szCs w:val="24"/>
               </w:rPr>
               <w:fldChar w:fldCharType="separate"/>
             </w:r>
             <w:r>
               <w:rPr>
-                <w:noProof/>
-                <w:webHidden/>
+                <w:rFonts w:ascii="Times New Roman" w:hAnsi="Times New Roman"/>
+                <w:noProof/>
+                <w:webHidden/>
+                <w:sz w:val="24"/>
+                <w:szCs w:val="24"/>
               </w:rPr>
               <w:t>3</w:t>
             </w:r>
             <w:r>
               <w:rPr>
-                <w:noProof/>
-                <w:webHidden/>
+                <w:rFonts w:ascii="Times New Roman" w:hAnsi="Times New Roman"/>
+                <w:noProof/>
+                <w:webHidden/>
+                <w:sz w:val="24"/>
+                <w:szCs w:val="24"/>
               </w:rPr>
               <w:fldChar w:fldCharType="end"/>
             </w:r>
@@ -2420,66 +3271,90 @@
               <w:tab w:val="right" w:leader="dot" w:pos="8296"/>
             </w:tabs>
             <w:rPr>
-              <w:rFonts w:cstheme="minorBidi"/>
+              <w:rFonts w:ascii="Times New Roman" w:hAnsi="Times New Roman"/>
               <w:noProof/>
               <w:kern w:val="2"/>
-              <w:sz w:val="21"/>
+              <w:sz w:val="24"/>
+              <w:szCs w:val="24"/>
             </w:rPr>
           </w:pPr>
           <w:hyperlink w:anchor="_Toc234690712" w:history="1">
             <w:r>
               <w:rPr>
                 <w:rStyle w:val="a6"/>
-                <w:rFonts w:ascii="宋体" w:eastAsia="宋体" w:hAnsi="宋体"/>
-                <w:noProof/>
+                <w:rFonts w:ascii="Times New Roman" w:eastAsia="宋体" w:hAnsi="Times New Roman"/>
+                <w:noProof/>
+                <w:sz w:val="24"/>
+                <w:szCs w:val="24"/>
               </w:rPr>
               <w:t>2.3 HTTP/3 and QUIC</w:t>
             </w:r>
             <w:r>
               <w:rPr>
-                <w:noProof/>
-                <w:webHidden/>
+                <w:rFonts w:ascii="Times New Roman" w:hAnsi="Times New Roman"/>
+                <w:noProof/>
+                <w:webHidden/>
+                <w:sz w:val="24"/>
+                <w:szCs w:val="24"/>
               </w:rPr>
               <w:tab/>
             </w:r>
             <w:r>
               <w:rPr>
-                <w:noProof/>
-                <w:webHidden/>
+                <w:rFonts w:ascii="Times New Roman" w:hAnsi="Times New Roman"/>
+                <w:noProof/>
+                <w:webHidden/>
+                <w:sz w:val="24"/>
+                <w:szCs w:val="24"/>
               </w:rPr>
               <w:fldChar w:fldCharType="begin"/>
             </w:r>
             <w:r>
               <w:rPr>
-                <w:noProof/>
-                <w:webHidden/>
+                <w:rFonts w:ascii="Times New Roman" w:hAnsi="Times New Roman"/>
+                <w:noProof/>
+                <w:webHidden/>
+                <w:sz w:val="24"/>
+                <w:szCs w:val="24"/>
               </w:rPr>
               <w:instrText xml:space="preserve"> PAGEREF _Toc234690712 \h </w:instrText>
             </w:r>
             <w:r>
               <w:rPr>
-                <w:noProof/>
-                <w:webHidden/>
-              </w:rPr>
-            </w:r>
-            <w:r>
-              <w:rPr>
-                <w:noProof/>
-                <w:webHidden/>
+                <w:rFonts w:ascii="Times New Roman" w:hAnsi="Times New Roman"/>
+                <w:noProof/>
+                <w:webHidden/>
+                <w:sz w:val="24"/>
+                <w:szCs w:val="24"/>
+              </w:rPr>
+            </w:r>
+            <w:r>
+              <w:rPr>
+                <w:rFonts w:ascii="Times New Roman" w:hAnsi="Times New Roman"/>
+                <w:noProof/>
+                <w:webHidden/>
+                <w:sz w:val="24"/>
+                <w:szCs w:val="24"/>
               </w:rPr>
               <w:fldChar w:fldCharType="separate"/>
             </w:r>
             <w:r>
               <w:rPr>
-                <w:noProof/>
-                <w:webHidden/>
+                <w:rFonts w:ascii="Times New Roman" w:hAnsi="Times New Roman"/>
+                <w:noProof/>
+                <w:webHidden/>
+                <w:sz w:val="24"/>
+                <w:szCs w:val="24"/>
               </w:rPr>
               <w:t>4</w:t>
             </w:r>
             <w:r>
               <w:rPr>
-                <w:noProof/>
-                <w:webHidden/>
+                <w:rFonts w:ascii="Times New Roman" w:hAnsi="Times New Roman"/>
+                <w:noProof/>
+                <w:webHidden/>
+                <w:sz w:val="24"/>
+                <w:szCs w:val="24"/>
               </w:rPr>
               <w:fldChar w:fldCharType="end"/>
             </w:r>
@@ -2492,66 +3367,90 @@
               <w:tab w:val="right" w:leader="dot" w:pos="8296"/>
             </w:tabs>
             <w:rPr>
-              <w:rFonts w:cstheme="minorBidi"/>
+              <w:rFonts w:ascii="Times New Roman" w:hAnsi="Times New Roman"/>
               <w:noProof/>
               <w:kern w:val="2"/>
-              <w:sz w:val="21"/>
+              <w:sz w:val="24"/>
+              <w:szCs w:val="24"/>
             </w:rPr>
           </w:pPr>
           <w:hyperlink w:anchor="_Toc234690713" w:history="1">
             <w:r>
               <w:rPr>
                 <w:rStyle w:val="a6"/>
-                <w:rFonts w:ascii="黑体" w:eastAsia="黑体" w:hAnsi="黑体"/>
-                <w:noProof/>
+                <w:rFonts w:ascii="Times New Roman" w:eastAsia="黑体" w:hAnsi="Times New Roman"/>
+                <w:noProof/>
+                <w:sz w:val="24"/>
+                <w:szCs w:val="24"/>
               </w:rPr>
               <w:t>3. Methodology</w:t>
             </w:r>
             <w:r>
               <w:rPr>
-                <w:noProof/>
-                <w:webHidden/>
+                <w:rFonts w:ascii="Times New Roman" w:hAnsi="Times New Roman"/>
+                <w:noProof/>
+                <w:webHidden/>
+                <w:sz w:val="24"/>
+                <w:szCs w:val="24"/>
               </w:rPr>
               <w:tab/>
             </w:r>
             <w:r>
               <w:rPr>
-                <w:noProof/>
-                <w:webHidden/>
+                <w:rFonts w:ascii="Times New Roman" w:hAnsi="Times New Roman"/>
+                <w:noProof/>
+                <w:webHidden/>
+                <w:sz w:val="24"/>
+                <w:szCs w:val="24"/>
               </w:rPr>
               <w:fldChar w:fldCharType="begin"/>
             </w:r>
             <w:r>
               <w:rPr>
-                <w:noProof/>
-                <w:webHidden/>
+                <w:rFonts w:ascii="Times New Roman" w:hAnsi="Times New Roman"/>
+                <w:noProof/>
+                <w:webHidden/>
+                <w:sz w:val="24"/>
+                <w:szCs w:val="24"/>
               </w:rPr>
               <w:instrText xml:space="preserve"> PAGEREF _Toc234690713 \h </w:instrText>
             </w:r>
             <w:r>
               <w:rPr>
-                <w:noProof/>
-                <w:webHidden/>
-              </w:rPr>
-            </w:r>
-            <w:r>
-              <w:rPr>
-                <w:noProof/>
-                <w:webHidden/>
+                <w:rFonts w:ascii="Times New Roman" w:hAnsi="Times New Roman"/>
+                <w:noProof/>
+                <w:webHidden/>
+                <w:sz w:val="24"/>
+                <w:szCs w:val="24"/>
+              </w:rPr>
+            </w:r>
+            <w:r>
+              <w:rPr>
+                <w:rFonts w:ascii="Times New Roman" w:hAnsi="Times New Roman"/>
+                <w:noProof/>
+                <w:webHidden/>
+                <w:sz w:val="24"/>
+                <w:szCs w:val="24"/>
               </w:rPr>
               <w:fldChar w:fldCharType="separate"/>
             </w:r>
             <w:r>
               <w:rPr>
-                <w:noProof/>
-                <w:webHidden/>
+                <w:rFonts w:ascii="Times New Roman" w:hAnsi="Times New Roman"/>
+                <w:noProof/>
+                <w:webHidden/>
+                <w:sz w:val="24"/>
+                <w:szCs w:val="24"/>
               </w:rPr>
               <w:t>4</w:t>
             </w:r>
             <w:r>
               <w:rPr>
-                <w:noProof/>
-                <w:webHidden/>
+                <w:rFonts w:ascii="Times New Roman" w:hAnsi="Times New Roman"/>
+                <w:noProof/>
+                <w:webHidden/>
+                <w:sz w:val="24"/>
+                <w:szCs w:val="24"/>
               </w:rPr>
               <w:fldChar w:fldCharType="end"/>
             </w:r>
@@ -2564,66 +3463,90 @@
               <w:tab w:val="right" w:leader="dot" w:pos="8296"/>
             </w:tabs>
             <w:rPr>
-              <w:rFonts w:cstheme="minorBidi"/>
+              <w:rFonts w:ascii="Times New Roman" w:hAnsi="Times New Roman"/>
               <w:noProof/>
               <w:kern w:val="2"/>
-              <w:sz w:val="21"/>
+              <w:sz w:val="24"/>
+              <w:szCs w:val="24"/>
             </w:rPr>
           </w:pPr>
           <w:hyperlink w:anchor="_Toc234690714" w:history="1">
             <w:r>
               <w:rPr>
                 <w:rStyle w:val="a6"/>
-                <w:rFonts w:ascii="宋体" w:eastAsia="宋体" w:hAnsi="宋体"/>
-                <w:noProof/>
+                <w:rFonts w:ascii="Times New Roman" w:eastAsia="宋体" w:hAnsi="Times New Roman"/>
+                <w:noProof/>
+                <w:sz w:val="24"/>
+                <w:szCs w:val="24"/>
               </w:rPr>
               <w:t>3.1 Experimental Environment</w:t>
             </w:r>
             <w:r>
               <w:rPr>
-                <w:noProof/>
-                <w:webHidden/>
+                <w:rFonts w:ascii="Times New Roman" w:hAnsi="Times New Roman"/>
+                <w:noProof/>
+                <w:webHidden/>
+                <w:sz w:val="24"/>
+                <w:szCs w:val="24"/>
               </w:rPr>
               <w:tab/>
             </w:r>
             <w:r>
               <w:rPr>
-                <w:noProof/>
-                <w:webHidden/>
+                <w:rFonts w:ascii="Times New Roman" w:hAnsi="Times New Roman"/>
+                <w:noProof/>
+                <w:webHidden/>
+                <w:sz w:val="24"/>
+                <w:szCs w:val="24"/>
               </w:rPr>
               <w:fldChar w:fldCharType="begin"/>
             </w:r>
             <w:r>
               <w:rPr>
-                <w:noProof/>
-                <w:webHidden/>
+                <w:rFonts w:ascii="Times New Roman" w:hAnsi="Times New Roman"/>
+                <w:noProof/>
+                <w:webHidden/>
+                <w:sz w:val="24"/>
+                <w:szCs w:val="24"/>
               </w:rPr>
               <w:instrText xml:space="preserve"> PAGEREF _Toc234690714 \h </w:instrText>
             </w:r>
             <w:r>
               <w:rPr>
-                <w:noProof/>
-                <w:webHidden/>
-              </w:rPr>
-            </w:r>
-            <w:r>
-              <w:rPr>
-                <w:noProof/>
-                <w:webHidden/>
+                <w:rFonts w:ascii="Times New Roman" w:hAnsi="Times New Roman"/>
+                <w:noProof/>
+                <w:webHidden/>
+                <w:sz w:val="24"/>
+                <w:szCs w:val="24"/>
+              </w:rPr>
+            </w:r>
+            <w:r>
+              <w:rPr>
+                <w:rFonts w:ascii="Times New Roman" w:hAnsi="Times New Roman"/>
+                <w:noProof/>
+                <w:webHidden/>
+                <w:sz w:val="24"/>
+                <w:szCs w:val="24"/>
               </w:rPr>
               <w:fldChar w:fldCharType="separate"/>
             </w:r>
             <w:r>
               <w:rPr>
-                <w:noProof/>
-                <w:webHidden/>
+                <w:rFonts w:ascii="Times New Roman" w:hAnsi="Times New Roman"/>
+                <w:noProof/>
+                <w:webHidden/>
+                <w:sz w:val="24"/>
+                <w:szCs w:val="24"/>
               </w:rPr>
               <w:t>4</w:t>
             </w:r>
             <w:r>
               <w:rPr>
-                <w:noProof/>
-                <w:webHidden/>
+                <w:rFonts w:ascii="Times New Roman" w:hAnsi="Times New Roman"/>
+                <w:noProof/>
+                <w:webHidden/>
+                <w:sz w:val="24"/>
+                <w:szCs w:val="24"/>
               </w:rPr>
               <w:fldChar w:fldCharType="end"/>
             </w:r>
@@ -2636,66 +3559,90 @@
               <w:tab w:val="right" w:leader="dot" w:pos="8296"/>
             </w:tabs>
             <w:rPr>
-              <w:rFonts w:cstheme="minorBidi"/>
+              <w:rFonts w:ascii="Times New Roman" w:hAnsi="Times New Roman"/>
               <w:noProof/>
               <w:kern w:val="2"/>
-              <w:sz w:val="21"/>
+              <w:sz w:val="24"/>
+              <w:szCs w:val="24"/>
             </w:rPr>
           </w:pPr>
           <w:hyperlink w:anchor="_Toc234690715" w:history="1">
             <w:r>
               <w:rPr>
                 <w:rStyle w:val="a6"/>
-                <w:rFonts w:ascii="宋体" w:eastAsia="宋体" w:hAnsi="宋体"/>
-                <w:noProof/>
+                <w:rFonts w:ascii="Times New Roman" w:eastAsia="宋体" w:hAnsi="Times New Roman"/>
+                <w:noProof/>
+                <w:sz w:val="24"/>
+                <w:szCs w:val="24"/>
               </w:rPr>
               <w:t>3.2 Website and Server Configuration</w:t>
             </w:r>
             <w:r>
               <w:rPr>
-                <w:noProof/>
-                <w:webHidden/>
+                <w:rFonts w:ascii="Times New Roman" w:hAnsi="Times New Roman"/>
+                <w:noProof/>
+                <w:webHidden/>
+                <w:sz w:val="24"/>
+                <w:szCs w:val="24"/>
               </w:rPr>
               <w:tab/>
             </w:r>
             <w:r>
               <w:rPr>
-                <w:noProof/>
-                <w:webHidden/>
+                <w:rFonts w:ascii="Times New Roman" w:hAnsi="Times New Roman"/>
+                <w:noProof/>
+                <w:webHidden/>
+                <w:sz w:val="24"/>
+                <w:szCs w:val="24"/>
               </w:rPr>
               <w:fldChar w:fldCharType="begin"/>
             </w:r>
             <w:r>
               <w:rPr>
-                <w:noProof/>
-                <w:webHidden/>
+                <w:rFonts w:ascii="Times New Roman" w:hAnsi="Times New Roman"/>
+                <w:noProof/>
+                <w:webHidden/>
+                <w:sz w:val="24"/>
+                <w:szCs w:val="24"/>
               </w:rPr>
               <w:instrText xml:space="preserve"> PAGEREF _Toc234690715 \h </w:instrText>
             </w:r>
             <w:r>
               <w:rPr>
-                <w:noProof/>
-                <w:webHidden/>
-              </w:rPr>
-            </w:r>
-            <w:r>
-              <w:rPr>
-                <w:noProof/>
-                <w:webHidden/>
+                <w:rFonts w:ascii="Times New Roman" w:hAnsi="Times New Roman"/>
+                <w:noProof/>
+                <w:webHidden/>
+                <w:sz w:val="24"/>
+                <w:szCs w:val="24"/>
+              </w:rPr>
+            </w:r>
+            <w:r>
+              <w:rPr>
+                <w:rFonts w:ascii="Times New Roman" w:hAnsi="Times New Roman"/>
+                <w:noProof/>
+                <w:webHidden/>
+                <w:sz w:val="24"/>
+                <w:szCs w:val="24"/>
               </w:rPr>
               <w:fldChar w:fldCharType="separate"/>
             </w:r>
             <w:r>
               <w:rPr>
-                <w:noProof/>
-                <w:webHidden/>
+                <w:rFonts w:ascii="Times New Roman" w:hAnsi="Times New Roman"/>
+                <w:noProof/>
+                <w:webHidden/>
+                <w:sz w:val="24"/>
+                <w:szCs w:val="24"/>
               </w:rPr>
               <w:t>5</w:t>
             </w:r>
             <w:r>
               <w:rPr>
-                <w:noProof/>
-                <w:webHidden/>
+                <w:rFonts w:ascii="Times New Roman" w:hAnsi="Times New Roman"/>
+                <w:noProof/>
+                <w:webHidden/>
+                <w:sz w:val="24"/>
+                <w:szCs w:val="24"/>
               </w:rPr>
               <w:fldChar w:fldCharType="end"/>
             </w:r>
@@ -2708,66 +3655,90 @@
               <w:tab w:val="right" w:leader="dot" w:pos="8296"/>
             </w:tabs>
             <w:rPr>
-              <w:rFonts w:cstheme="minorBidi"/>
+              <w:rFonts w:ascii="Times New Roman" w:hAnsi="Times New Roman"/>
               <w:noProof/>
               <w:kern w:val="2"/>
-              <w:sz w:val="21"/>
+              <w:sz w:val="24"/>
+              <w:szCs w:val="24"/>
             </w:rPr>
           </w:pPr>
           <w:hyperlink w:anchor="_Toc234690716" w:history="1">
             <w:r>
               <w:rPr>
                 <w:rStyle w:val="a6"/>
-                <w:rFonts w:ascii="宋体" w:eastAsia="宋体" w:hAnsi="宋体"/>
-                <w:noProof/>
+                <w:rFonts w:ascii="Times New Roman" w:eastAsia="宋体" w:hAnsi="Times New Roman"/>
+                <w:noProof/>
+                <w:sz w:val="24"/>
+                <w:szCs w:val="24"/>
               </w:rPr>
               <w:t>3.3 Experimental Procedure</w:t>
             </w:r>
             <w:r>
               <w:rPr>
-                <w:noProof/>
-                <w:webHidden/>
+                <w:rFonts w:ascii="Times New Roman" w:hAnsi="Times New Roman"/>
+                <w:noProof/>
+                <w:webHidden/>
+                <w:sz w:val="24"/>
+                <w:szCs w:val="24"/>
               </w:rPr>
               <w:tab/>
             </w:r>
             <w:r>
               <w:rPr>
-                <w:noProof/>
-                <w:webHidden/>
+                <w:rFonts w:ascii="Times New Roman" w:hAnsi="Times New Roman"/>
+                <w:noProof/>
+                <w:webHidden/>
+                <w:sz w:val="24"/>
+                <w:szCs w:val="24"/>
               </w:rPr>
               <w:fldChar w:fldCharType="begin"/>
             </w:r>
             <w:r>
               <w:rPr>
-                <w:noProof/>
-                <w:webHidden/>
+                <w:rFonts w:ascii="Times New Roman" w:hAnsi="Times New Roman"/>
+                <w:noProof/>
+                <w:webHidden/>
+                <w:sz w:val="24"/>
+                <w:szCs w:val="24"/>
               </w:rPr>
               <w:instrText xml:space="preserve"> PAGEREF _Toc234690716 \h </w:instrText>
             </w:r>
             <w:r>
               <w:rPr>
-                <w:noProof/>
-                <w:webHidden/>
-              </w:rPr>
-            </w:r>
-            <w:r>
-              <w:rPr>
-                <w:noProof/>
-                <w:webHidden/>
+                <w:rFonts w:ascii="Times New Roman" w:hAnsi="Times New Roman"/>
+                <w:noProof/>
+                <w:webHidden/>
+                <w:sz w:val="24"/>
+                <w:szCs w:val="24"/>
+              </w:rPr>
+            </w:r>
+            <w:r>
+              <w:rPr>
+                <w:rFonts w:ascii="Times New Roman" w:hAnsi="Times New Roman"/>
+                <w:noProof/>
+                <w:webHidden/>
+                <w:sz w:val="24"/>
+                <w:szCs w:val="24"/>
               </w:rPr>
               <w:fldChar w:fldCharType="separate"/>
             </w:r>
             <w:r>
               <w:rPr>
-                <w:noProof/>
-                <w:webHidden/>
+                <w:rFonts w:ascii="Times New Roman" w:hAnsi="Times New Roman"/>
+                <w:noProof/>
+                <w:webHidden/>
+                <w:sz w:val="24"/>
+                <w:szCs w:val="24"/>
               </w:rPr>
               <w:t>5</w:t>
             </w:r>
             <w:r>
               <w:rPr>
-                <w:noProof/>
-                <w:webHidden/>
+                <w:rFonts w:ascii="Times New Roman" w:hAnsi="Times New Roman"/>
+                <w:noProof/>
+                <w:webHidden/>
+                <w:sz w:val="24"/>
+                <w:szCs w:val="24"/>
               </w:rPr>
               <w:fldChar w:fldCharType="end"/>
             </w:r>
@@ -2780,66 +3751,90 @@
               <w:tab w:val="right" w:leader="dot" w:pos="8296"/>
             </w:tabs>
             <w:rPr>
-              <w:rFonts w:cstheme="minorBidi"/>
+              <w:rFonts w:ascii="Times New Roman" w:hAnsi="Times New Roman"/>
               <w:noProof/>
               <w:kern w:val="2"/>
-              <w:sz w:val="21"/>
+              <w:sz w:val="24"/>
+              <w:szCs w:val="24"/>
             </w:rPr>
           </w:pPr>
           <w:hyperlink w:anchor="_Toc234690717" w:history="1">
             <w:r>
               <w:rPr>
                 <w:rStyle w:val="a6"/>
-                <w:rFonts w:ascii="宋体" w:eastAsia="宋体" w:hAnsi="宋体"/>
-                <w:noProof/>
+                <w:rFonts w:ascii="Times New Roman" w:eastAsia="宋体" w:hAnsi="Times New Roman"/>
+                <w:noProof/>
+                <w:sz w:val="24"/>
+                <w:szCs w:val="24"/>
               </w:rPr>
               <w:t>3.4 Performance Metrics</w:t>
             </w:r>
             <w:r>
               <w:rPr>
-                <w:noProof/>
-                <w:webHidden/>
+                <w:rFonts w:ascii="Times New Roman" w:hAnsi="Times New Roman"/>
+                <w:noProof/>
+                <w:webHidden/>
+                <w:sz w:val="24"/>
+                <w:szCs w:val="24"/>
               </w:rPr>
               <w:tab/>
             </w:r>
             <w:r>
               <w:rPr>
-                <w:noProof/>
-                <w:webHidden/>
+                <w:rFonts w:ascii="Times New Roman" w:hAnsi="Times New Roman"/>
+                <w:noProof/>
+                <w:webHidden/>
+                <w:sz w:val="24"/>
+                <w:szCs w:val="24"/>
               </w:rPr>
               <w:fldChar w:fldCharType="begin"/>
             </w:r>
             <w:r>
               <w:rPr>
-                <w:noProof/>
-                <w:webHidden/>
+                <w:rFonts w:ascii="Times New Roman" w:hAnsi="Times New Roman"/>
+                <w:noProof/>
+                <w:webHidden/>
+                <w:sz w:val="24"/>
+                <w:szCs w:val="24"/>
               </w:rPr>
               <w:instrText xml:space="preserve"> PAGEREF _Toc234690717 \h </w:instrText>
             </w:r>
             <w:r>
               <w:rPr>
-                <w:noProof/>
-                <w:webHidden/>
-              </w:rPr>
-            </w:r>
-            <w:r>
-              <w:rPr>
-                <w:noProof/>
-                <w:webHidden/>
+                <w:rFonts w:ascii="Times New Roman" w:hAnsi="Times New Roman"/>
+                <w:noProof/>
+                <w:webHidden/>
+                <w:sz w:val="24"/>
+                <w:szCs w:val="24"/>
+              </w:rPr>
+            </w:r>
+            <w:r>
+              <w:rPr>
+                <w:rFonts w:ascii="Times New Roman" w:hAnsi="Times New Roman"/>
+                <w:noProof/>
+                <w:webHidden/>
+                <w:sz w:val="24"/>
+                <w:szCs w:val="24"/>
               </w:rPr>
               <w:fldChar w:fldCharType="separate"/>
             </w:r>
             <w:r>
               <w:rPr>
-                <w:noProof/>
-                <w:webHidden/>
+                <w:rFonts w:ascii="Times New Roman" w:hAnsi="Times New Roman"/>
+                <w:noProof/>
+                <w:webHidden/>
+                <w:sz w:val="24"/>
+                <w:szCs w:val="24"/>
               </w:rPr>
               <w:t>6</w:t>
             </w:r>
             <w:r>
               <w:rPr>
-                <w:noProof/>
-                <w:webHidden/>
+                <w:rFonts w:ascii="Times New Roman" w:hAnsi="Times New Roman"/>
+                <w:noProof/>
+                <w:webHidden/>
+                <w:sz w:val="24"/>
+                <w:szCs w:val="24"/>
               </w:rPr>
               <w:fldChar w:fldCharType="end"/>
             </w:r>
@@ -2852,74 +3847,100 @@
               <w:tab w:val="right" w:leader="dot" w:pos="8296"/>
             </w:tabs>
             <w:rPr>
-              <w:rFonts w:cstheme="minorBidi"/>
+              <w:rFonts w:ascii="Times New Roman" w:hAnsi="Times New Roman"/>
               <w:noProof/>
               <w:kern w:val="2"/>
-              <w:sz w:val="21"/>
+              <w:sz w:val="24"/>
+              <w:szCs w:val="24"/>
             </w:rPr>
           </w:pPr>
           <w:hyperlink w:anchor="_Toc234690718" w:history="1">
             <w:r>
               <w:rPr>
                 <w:rStyle w:val="a6"/>
-                <w:rFonts w:ascii="黑体" w:eastAsia="黑体" w:hAnsi="黑体"/>
-                <w:noProof/>
+                <w:rFonts w:ascii="Times New Roman" w:eastAsia="黑体" w:hAnsi="Times New Roman"/>
+                <w:noProof/>
+                <w:sz w:val="24"/>
+                <w:szCs w:val="24"/>
               </w:rPr>
               <w:t>(</w:t>
             </w:r>
             <w:r>
               <w:rPr>
                 <w:rStyle w:val="a6"/>
-                <w:rFonts w:ascii="宋体" w:eastAsia="宋体" w:hAnsi="宋体"/>
-                <w:noProof/>
+                <w:rFonts w:ascii="Times New Roman" w:eastAsia="宋体" w:hAnsi="Times New Roman"/>
+                <w:noProof/>
+                <w:sz w:val="24"/>
+                <w:szCs w:val="24"/>
               </w:rPr>
               <w:t>1)Page Load Time</w:t>
             </w:r>
             <w:r>
               <w:rPr>
-                <w:noProof/>
-                <w:webHidden/>
+                <w:rFonts w:ascii="Times New Roman" w:hAnsi="Times New Roman"/>
+                <w:noProof/>
+                <w:webHidden/>
+                <w:sz w:val="24"/>
+                <w:szCs w:val="24"/>
               </w:rPr>
               <w:tab/>
             </w:r>
             <w:r>
               <w:rPr>
-                <w:noProof/>
-                <w:webHidden/>
+                <w:rFonts w:ascii="Times New Roman" w:hAnsi="Times New Roman"/>
+                <w:noProof/>
+                <w:webHidden/>
+                <w:sz w:val="24"/>
+                <w:szCs w:val="24"/>
               </w:rPr>
               <w:fldChar w:fldCharType="begin"/>
             </w:r>
             <w:r>
               <w:rPr>
-                <w:noProof/>
-                <w:webHidden/>
+                <w:rFonts w:ascii="Times New Roman" w:hAnsi="Times New Roman"/>
+                <w:noProof/>
+                <w:webHidden/>
+                <w:sz w:val="24"/>
+                <w:szCs w:val="24"/>
               </w:rPr>
               <w:instrText xml:space="preserve"> PAGEREF _Toc234690718 \h </w:instrText>
             </w:r>
             <w:r>
               <w:rPr>
-                <w:noProof/>
-                <w:webHidden/>
-              </w:rPr>
-            </w:r>
-            <w:r>
-              <w:rPr>
-                <w:noProof/>
-                <w:webHidden/>
+                <w:rFonts w:ascii="Times New Roman" w:hAnsi="Times New Roman"/>
+                <w:noProof/>
+                <w:webHidden/>
+                <w:sz w:val="24"/>
+                <w:szCs w:val="24"/>
+              </w:rPr>
+            </w:r>
+            <w:r>
+              <w:rPr>
+                <w:rFonts w:ascii="Times New Roman" w:hAnsi="Times New Roman"/>
+                <w:noProof/>
+                <w:webHidden/>
+                <w:sz w:val="24"/>
+                <w:szCs w:val="24"/>
               </w:rPr>
               <w:fldChar w:fldCharType="separate"/>
             </w:r>
             <w:r>
               <w:rPr>
-                <w:noProof/>
-                <w:webHidden/>
+                <w:rFonts w:ascii="Times New Roman" w:hAnsi="Times New Roman"/>
+                <w:noProof/>
+                <w:webHidden/>
+                <w:sz w:val="24"/>
+                <w:szCs w:val="24"/>
               </w:rPr>
               <w:t>6</w:t>
             </w:r>
             <w:r>
               <w:rPr>
-                <w:noProof/>
-                <w:webHidden/>
+                <w:rFonts w:ascii="Times New Roman" w:hAnsi="Times New Roman"/>
+                <w:noProof/>
+                <w:webHidden/>
+                <w:sz w:val="24"/>
+                <w:szCs w:val="24"/>
               </w:rPr>
               <w:fldChar w:fldCharType="end"/>
             </w:r>
@@ -2932,66 +3953,90 @@
               <w:tab w:val="right" w:leader="dot" w:pos="8296"/>
             </w:tabs>
             <w:rPr>
-              <w:rFonts w:cstheme="minorBidi"/>
+              <w:rFonts w:ascii="Times New Roman" w:hAnsi="Times New Roman"/>
               <w:noProof/>
               <w:kern w:val="2"/>
-              <w:sz w:val="21"/>
+              <w:sz w:val="24"/>
+              <w:szCs w:val="24"/>
             </w:rPr>
           </w:pPr>
           <w:hyperlink w:anchor="_Toc234690719" w:history="1">
             <w:r>
               <w:rPr>
                 <w:rStyle w:val="a6"/>
-                <w:rFonts w:ascii="宋体" w:eastAsia="宋体" w:hAnsi="宋体"/>
-                <w:noProof/>
+                <w:rFonts w:ascii="Times New Roman" w:eastAsia="宋体" w:hAnsi="Times New Roman"/>
+                <w:noProof/>
+                <w:sz w:val="24"/>
+                <w:szCs w:val="24"/>
               </w:rPr>
               <w:t>(2)Time To First Byte (TTFB)</w:t>
             </w:r>
             <w:r>
               <w:rPr>
-                <w:noProof/>
-                <w:webHidden/>
+                <w:rFonts w:ascii="Times New Roman" w:hAnsi="Times New Roman"/>
+                <w:noProof/>
+                <w:webHidden/>
+                <w:sz w:val="24"/>
+                <w:szCs w:val="24"/>
               </w:rPr>
               <w:tab/>
             </w:r>
             <w:r>
               <w:rPr>
-                <w:noProof/>
-                <w:webHidden/>
+                <w:rFonts w:ascii="Times New Roman" w:hAnsi="Times New Roman"/>
+                <w:noProof/>
+                <w:webHidden/>
+                <w:sz w:val="24"/>
+                <w:szCs w:val="24"/>
               </w:rPr>
               <w:fldChar w:fldCharType="begin"/>
             </w:r>
             <w:r>
               <w:rPr>
-                <w:noProof/>
-                <w:webHidden/>
+                <w:rFonts w:ascii="Times New Roman" w:hAnsi="Times New Roman"/>
+                <w:noProof/>
+                <w:webHidden/>
+                <w:sz w:val="24"/>
+                <w:szCs w:val="24"/>
               </w:rPr>
               <w:instrText xml:space="preserve"> PAGEREF _Toc234690719 \h </w:instrText>
             </w:r>
             <w:r>
               <w:rPr>
-                <w:noProof/>
-                <w:webHidden/>
-              </w:rPr>
-            </w:r>
-            <w:r>
-              <w:rPr>
-                <w:noProof/>
-                <w:webHidden/>
+                <w:rFonts w:ascii="Times New Roman" w:hAnsi="Times New Roman"/>
+                <w:noProof/>
+                <w:webHidden/>
+                <w:sz w:val="24"/>
+                <w:szCs w:val="24"/>
+              </w:rPr>
+            </w:r>
+            <w:r>
+              <w:rPr>
+                <w:rFonts w:ascii="Times New Roman" w:hAnsi="Times New Roman"/>
+                <w:noProof/>
+                <w:webHidden/>
+                <w:sz w:val="24"/>
+                <w:szCs w:val="24"/>
               </w:rPr>
               <w:fldChar w:fldCharType="separate"/>
             </w:r>
             <w:r>
               <w:rPr>
-                <w:noProof/>
-                <w:webHidden/>
+                <w:rFonts w:ascii="Times New Roman" w:hAnsi="Times New Roman"/>
+                <w:noProof/>
+                <w:webHidden/>
+                <w:sz w:val="24"/>
+                <w:szCs w:val="24"/>
               </w:rPr>
               <w:t>6</w:t>
             </w:r>
             <w:r>
               <w:rPr>
-                <w:noProof/>
-                <w:webHidden/>
+                <w:rFonts w:ascii="Times New Roman" w:hAnsi="Times New Roman"/>
+                <w:noProof/>
+                <w:webHidden/>
+                <w:sz w:val="24"/>
+                <w:szCs w:val="24"/>
               </w:rPr>
               <w:fldChar w:fldCharType="end"/>
             </w:r>
@@ -3004,66 +4049,90 @@
               <w:tab w:val="right" w:leader="dot" w:pos="8296"/>
             </w:tabs>
             <w:rPr>
-              <w:rFonts w:cstheme="minorBidi"/>
+              <w:rFonts w:ascii="Times New Roman" w:hAnsi="Times New Roman"/>
               <w:noProof/>
               <w:kern w:val="2"/>
-              <w:sz w:val="21"/>
+              <w:sz w:val="24"/>
+              <w:szCs w:val="24"/>
             </w:rPr>
           </w:pPr>
           <w:hyperlink w:anchor="_Toc234690720" w:history="1">
             <w:r>
               <w:rPr>
                 <w:rStyle w:val="a6"/>
-                <w:rFonts w:ascii="宋体" w:eastAsia="宋体" w:hAnsi="宋体"/>
-                <w:noProof/>
+                <w:rFonts w:ascii="Times New Roman" w:eastAsia="宋体" w:hAnsi="Times New Roman"/>
+                <w:noProof/>
+                <w:sz w:val="24"/>
+                <w:szCs w:val="24"/>
               </w:rPr>
               <w:t>(3)Standard Deviation</w:t>
             </w:r>
             <w:r>
               <w:rPr>
-                <w:noProof/>
-                <w:webHidden/>
+                <w:rFonts w:ascii="Times New Roman" w:hAnsi="Times New Roman"/>
+                <w:noProof/>
+                <w:webHidden/>
+                <w:sz w:val="24"/>
+                <w:szCs w:val="24"/>
               </w:rPr>
               <w:tab/>
             </w:r>
             <w:r>
               <w:rPr>
-                <w:noProof/>
-                <w:webHidden/>
+                <w:rFonts w:ascii="Times New Roman" w:hAnsi="Times New Roman"/>
+                <w:noProof/>
+                <w:webHidden/>
+                <w:sz w:val="24"/>
+                <w:szCs w:val="24"/>
               </w:rPr>
               <w:fldChar w:fldCharType="begin"/>
             </w:r>
             <w:r>
               <w:rPr>
-                <w:noProof/>
-                <w:webHidden/>
+                <w:rFonts w:ascii="Times New Roman" w:hAnsi="Times New Roman"/>
+                <w:noProof/>
+                <w:webHidden/>
+                <w:sz w:val="24"/>
+                <w:szCs w:val="24"/>
               </w:rPr>
               <w:instrText xml:space="preserve"> PAGEREF _Toc234690720 \h </w:instrText>
             </w:r>
             <w:r>
               <w:rPr>
-                <w:noProof/>
-                <w:webHidden/>
-              </w:rPr>
-            </w:r>
-            <w:r>
-              <w:rPr>
-                <w:noProof/>
-                <w:webHidden/>
+                <w:rFonts w:ascii="Times New Roman" w:hAnsi="Times New Roman"/>
+                <w:noProof/>
+                <w:webHidden/>
+                <w:sz w:val="24"/>
+                <w:szCs w:val="24"/>
+              </w:rPr>
+            </w:r>
+            <w:r>
+              <w:rPr>
+                <w:rFonts w:ascii="Times New Roman" w:hAnsi="Times New Roman"/>
+                <w:noProof/>
+                <w:webHidden/>
+                <w:sz w:val="24"/>
+                <w:szCs w:val="24"/>
               </w:rPr>
               <w:fldChar w:fldCharType="separate"/>
             </w:r>
             <w:r>
               <w:rPr>
-                <w:noProof/>
-                <w:webHidden/>
+                <w:rFonts w:ascii="Times New Roman" w:hAnsi="Times New Roman"/>
+                <w:noProof/>
+                <w:webHidden/>
+                <w:sz w:val="24"/>
+                <w:szCs w:val="24"/>
               </w:rPr>
               <w:t>6</w:t>
             </w:r>
             <w:r>
               <w:rPr>
-                <w:noProof/>
-                <w:webHidden/>
+                <w:rFonts w:ascii="Times New Roman" w:hAnsi="Times New Roman"/>
+                <w:noProof/>
+                <w:webHidden/>
+                <w:sz w:val="24"/>
+                <w:szCs w:val="24"/>
               </w:rPr>
               <w:fldChar w:fldCharType="end"/>
             </w:r>
@@ -3076,66 +4145,90 @@
               <w:tab w:val="right" w:leader="dot" w:pos="8296"/>
             </w:tabs>
             <w:rPr>
-              <w:rFonts w:cstheme="minorBidi"/>
+              <w:rFonts w:ascii="Times New Roman" w:hAnsi="Times New Roman"/>
               <w:noProof/>
               <w:kern w:val="2"/>
-              <w:sz w:val="21"/>
+              <w:sz w:val="24"/>
+              <w:szCs w:val="24"/>
             </w:rPr>
           </w:pPr>
           <w:hyperlink w:anchor="_Toc234690721" w:history="1">
             <w:r>
               <w:rPr>
                 <w:rStyle w:val="a6"/>
-                <w:rFonts w:ascii="黑体" w:eastAsia="黑体" w:hAnsi="黑体"/>
-                <w:noProof/>
+                <w:rFonts w:ascii="Times New Roman" w:eastAsia="黑体" w:hAnsi="Times New Roman"/>
+                <w:noProof/>
+                <w:sz w:val="24"/>
+                <w:szCs w:val="24"/>
               </w:rPr>
               <w:t>4. Experimental Results</w:t>
             </w:r>
             <w:r>
               <w:rPr>
-                <w:noProof/>
-                <w:webHidden/>
+                <w:rFonts w:ascii="Times New Roman" w:hAnsi="Times New Roman"/>
+                <w:noProof/>
+                <w:webHidden/>
+                <w:sz w:val="24"/>
+                <w:szCs w:val="24"/>
               </w:rPr>
               <w:tab/>
             </w:r>
             <w:r>
               <w:rPr>
-                <w:noProof/>
-                <w:webHidden/>
+                <w:rFonts w:ascii="Times New Roman" w:hAnsi="Times New Roman"/>
+                <w:noProof/>
+                <w:webHidden/>
+                <w:sz w:val="24"/>
+                <w:szCs w:val="24"/>
               </w:rPr>
               <w:fldChar w:fldCharType="begin"/>
             </w:r>
             <w:r>
               <w:rPr>
-                <w:noProof/>
-                <w:webHidden/>
+                <w:rFonts w:ascii="Times New Roman" w:hAnsi="Times New Roman"/>
+                <w:noProof/>
+                <w:webHidden/>
+                <w:sz w:val="24"/>
+                <w:szCs w:val="24"/>
               </w:rPr>
               <w:instrText xml:space="preserve"> PAGEREF _Toc234690721 \h </w:instrText>
             </w:r>
             <w:r>
               <w:rPr>
-                <w:noProof/>
-                <w:webHidden/>
-              </w:rPr>
-            </w:r>
-            <w:r>
-              <w:rPr>
-                <w:noProof/>
-                <w:webHidden/>
+                <w:rFonts w:ascii="Times New Roman" w:hAnsi="Times New Roman"/>
+                <w:noProof/>
+                <w:webHidden/>
+                <w:sz w:val="24"/>
+                <w:szCs w:val="24"/>
+              </w:rPr>
+            </w:r>
+            <w:r>
+              <w:rPr>
+                <w:rFonts w:ascii="Times New Roman" w:hAnsi="Times New Roman"/>
+                <w:noProof/>
+                <w:webHidden/>
+                <w:sz w:val="24"/>
+                <w:szCs w:val="24"/>
               </w:rPr>
               <w:fldChar w:fldCharType="separate"/>
             </w:r>
             <w:r>
               <w:rPr>
-                <w:noProof/>
-                <w:webHidden/>
+                <w:rFonts w:ascii="Times New Roman" w:hAnsi="Times New Roman"/>
+                <w:noProof/>
+                <w:webHidden/>
+                <w:sz w:val="24"/>
+                <w:szCs w:val="24"/>
               </w:rPr>
               <w:t>6</w:t>
             </w:r>
             <w:r>
               <w:rPr>
-                <w:noProof/>
-                <w:webHidden/>
+                <w:rFonts w:ascii="Times New Roman" w:hAnsi="Times New Roman"/>
+                <w:noProof/>
+                <w:webHidden/>
+                <w:sz w:val="24"/>
+                <w:szCs w:val="24"/>
               </w:rPr>
               <w:fldChar w:fldCharType="end"/>
             </w:r>
@@ -3148,66 +4241,90 @@
               <w:tab w:val="right" w:leader="dot" w:pos="8296"/>
             </w:tabs>
             <w:rPr>
-              <w:rFonts w:cstheme="minorBidi"/>
+              <w:rFonts w:ascii="Times New Roman" w:hAnsi="Times New Roman"/>
               <w:noProof/>
               <w:kern w:val="2"/>
-              <w:sz w:val="21"/>
+              <w:sz w:val="24"/>
+              <w:szCs w:val="24"/>
             </w:rPr>
           </w:pPr>
           <w:hyperlink w:anchor="_Toc234690722" w:history="1">
             <w:r>
               <w:rPr>
                 <w:rStyle w:val="a6"/>
-                <w:rFonts w:ascii="宋体" w:eastAsia="宋体" w:hAnsi="宋体"/>
-                <w:noProof/>
+                <w:rFonts w:ascii="Times New Roman" w:eastAsia="宋体" w:hAnsi="Times New Roman"/>
+                <w:noProof/>
+                <w:sz w:val="24"/>
+                <w:szCs w:val="24"/>
               </w:rPr>
               <w:t>4.1 Page Load Time Analysis</w:t>
             </w:r>
             <w:r>
               <w:rPr>
-                <w:noProof/>
-                <w:webHidden/>
+                <w:rFonts w:ascii="Times New Roman" w:hAnsi="Times New Roman"/>
+                <w:noProof/>
+                <w:webHidden/>
+                <w:sz w:val="24"/>
+                <w:szCs w:val="24"/>
               </w:rPr>
               <w:tab/>
             </w:r>
             <w:r>
               <w:rPr>
-                <w:noProof/>
-                <w:webHidden/>
+                <w:rFonts w:ascii="Times New Roman" w:hAnsi="Times New Roman"/>
+                <w:noProof/>
+                <w:webHidden/>
+                <w:sz w:val="24"/>
+                <w:szCs w:val="24"/>
               </w:rPr>
               <w:fldChar w:fldCharType="begin"/>
             </w:r>
             <w:r>
               <w:rPr>
-                <w:noProof/>
-                <w:webHidden/>
+                <w:rFonts w:ascii="Times New Roman" w:hAnsi="Times New Roman"/>
+                <w:noProof/>
+                <w:webHidden/>
+                <w:sz w:val="24"/>
+                <w:szCs w:val="24"/>
               </w:rPr>
               <w:instrText xml:space="preserve"> PAGEREF _Toc234690722 \h </w:instrText>
             </w:r>
             <w:r>
               <w:rPr>
-                <w:noProof/>
-                <w:webHidden/>
-              </w:rPr>
-            </w:r>
-            <w:r>
-              <w:rPr>
-                <w:noProof/>
-                <w:webHidden/>
+                <w:rFonts w:ascii="Times New Roman" w:hAnsi="Times New Roman"/>
+                <w:noProof/>
+                <w:webHidden/>
+                <w:sz w:val="24"/>
+                <w:szCs w:val="24"/>
+              </w:rPr>
+            </w:r>
+            <w:r>
+              <w:rPr>
+                <w:rFonts w:ascii="Times New Roman" w:hAnsi="Times New Roman"/>
+                <w:noProof/>
+                <w:webHidden/>
+                <w:sz w:val="24"/>
+                <w:szCs w:val="24"/>
               </w:rPr>
               <w:fldChar w:fldCharType="separate"/>
             </w:r>
             <w:r>
               <w:rPr>
-                <w:noProof/>
-                <w:webHidden/>
+                <w:rFonts w:ascii="Times New Roman" w:hAnsi="Times New Roman"/>
+                <w:noProof/>
+                <w:webHidden/>
+                <w:sz w:val="24"/>
+                <w:szCs w:val="24"/>
               </w:rPr>
               <w:t>7</w:t>
             </w:r>
             <w:r>
               <w:rPr>
-                <w:noProof/>
-                <w:webHidden/>
+                <w:rFonts w:ascii="Times New Roman" w:hAnsi="Times New Roman"/>
+                <w:noProof/>
+                <w:webHidden/>
+                <w:sz w:val="24"/>
+                <w:szCs w:val="24"/>
               </w:rPr>
               <w:fldChar w:fldCharType="end"/>
             </w:r>
@@ -3220,66 +4337,90 @@
               <w:tab w:val="right" w:leader="dot" w:pos="8296"/>
             </w:tabs>
             <w:rPr>
-              <w:rFonts w:cstheme="minorBidi"/>
+              <w:rFonts w:ascii="Times New Roman" w:hAnsi="Times New Roman"/>
               <w:noProof/>
               <w:kern w:val="2"/>
-              <w:sz w:val="21"/>
+              <w:sz w:val="24"/>
+              <w:szCs w:val="24"/>
             </w:rPr>
           </w:pPr>
           <w:hyperlink w:anchor="_Toc234690723" w:history="1">
             <w:r>
               <w:rPr>
                 <w:rStyle w:val="a6"/>
-                <w:rFonts w:ascii="宋体" w:eastAsia="宋体" w:hAnsi="宋体"/>
-                <w:noProof/>
+                <w:rFonts w:ascii="Times New Roman" w:eastAsia="宋体" w:hAnsi="Times New Roman"/>
+                <w:noProof/>
+                <w:sz w:val="24"/>
+                <w:szCs w:val="24"/>
               </w:rPr>
               <w:t>4.2 Time To First Byte (TTFB) Analysis</w:t>
             </w:r>
             <w:r>
               <w:rPr>
-                <w:noProof/>
-                <w:webHidden/>
+                <w:rFonts w:ascii="Times New Roman" w:hAnsi="Times New Roman"/>
+                <w:noProof/>
+                <w:webHidden/>
+                <w:sz w:val="24"/>
+                <w:szCs w:val="24"/>
               </w:rPr>
               <w:tab/>
             </w:r>
             <w:r>
               <w:rPr>
-                <w:noProof/>
-                <w:webHidden/>
+                <w:rFonts w:ascii="Times New Roman" w:hAnsi="Times New Roman"/>
+                <w:noProof/>
+                <w:webHidden/>
+                <w:sz w:val="24"/>
+                <w:szCs w:val="24"/>
               </w:rPr>
               <w:fldChar w:fldCharType="begin"/>
             </w:r>
             <w:r>
               <w:rPr>
-                <w:noProof/>
-                <w:webHidden/>
+                <w:rFonts w:ascii="Times New Roman" w:hAnsi="Times New Roman"/>
+                <w:noProof/>
+                <w:webHidden/>
+                <w:sz w:val="24"/>
+                <w:szCs w:val="24"/>
               </w:rPr>
               <w:instrText xml:space="preserve"> PAGEREF _Toc234690723 \h </w:instrText>
             </w:r>
             <w:r>
               <w:rPr>
-                <w:noProof/>
-                <w:webHidden/>
-              </w:rPr>
-            </w:r>
-            <w:r>
-              <w:rPr>
-                <w:noProof/>
-                <w:webHidden/>
+                <w:rFonts w:ascii="Times New Roman" w:hAnsi="Times New Roman"/>
+                <w:noProof/>
+                <w:webHidden/>
+                <w:sz w:val="24"/>
+                <w:szCs w:val="24"/>
+              </w:rPr>
+            </w:r>
+            <w:r>
+              <w:rPr>
+                <w:rFonts w:ascii="Times New Roman" w:hAnsi="Times New Roman"/>
+                <w:noProof/>
+                <w:webHidden/>
+                <w:sz w:val="24"/>
+                <w:szCs w:val="24"/>
               </w:rPr>
               <w:fldChar w:fldCharType="separate"/>
             </w:r>
             <w:r>
               <w:rPr>
-                <w:noProof/>
-                <w:webHidden/>
+                <w:rFonts w:ascii="Times New Roman" w:hAnsi="Times New Roman"/>
+                <w:noProof/>
+                <w:webHidden/>
+                <w:sz w:val="24"/>
+                <w:szCs w:val="24"/>
               </w:rPr>
               <w:t>8</w:t>
             </w:r>
             <w:r>
               <w:rPr>
-                <w:noProof/>
-                <w:webHidden/>
+                <w:rFonts w:ascii="Times New Roman" w:hAnsi="Times New Roman"/>
+                <w:noProof/>
+                <w:webHidden/>
+                <w:sz w:val="24"/>
+                <w:szCs w:val="24"/>
               </w:rPr>
               <w:fldChar w:fldCharType="end"/>
             </w:r>
@@ -3292,66 +4433,90 @@
               <w:tab w:val="right" w:leader="dot" w:pos="8296"/>
             </w:tabs>
             <w:rPr>
-              <w:rFonts w:cstheme="minorBidi"/>
+              <w:rFonts w:ascii="Times New Roman" w:hAnsi="Times New Roman"/>
               <w:noProof/>
               <w:kern w:val="2"/>
-              <w:sz w:val="21"/>
+              <w:sz w:val="24"/>
+              <w:szCs w:val="24"/>
             </w:rPr>
           </w:pPr>
           <w:hyperlink w:anchor="_Toc234690724" w:history="1">
             <w:r>
               <w:rPr>
                 <w:rStyle w:val="a6"/>
-                <w:rFonts w:ascii="宋体" w:eastAsia="宋体" w:hAnsi="宋体"/>
-                <w:noProof/>
+                <w:rFonts w:ascii="Times New Roman" w:eastAsia="宋体" w:hAnsi="Times New Roman"/>
+                <w:noProof/>
+                <w:sz w:val="24"/>
+                <w:szCs w:val="24"/>
               </w:rPr>
               <w:t>4.3 Performance Stability Analysis</w:t>
             </w:r>
             <w:r>
               <w:rPr>
-                <w:noProof/>
-                <w:webHidden/>
+                <w:rFonts w:ascii="Times New Roman" w:hAnsi="Times New Roman"/>
+                <w:noProof/>
+                <w:webHidden/>
+                <w:sz w:val="24"/>
+                <w:szCs w:val="24"/>
               </w:rPr>
               <w:tab/>
             </w:r>
             <w:r>
               <w:rPr>
-                <w:noProof/>
-                <w:webHidden/>
+                <w:rFonts w:ascii="Times New Roman" w:hAnsi="Times New Roman"/>
+                <w:noProof/>
+                <w:webHidden/>
+                <w:sz w:val="24"/>
+                <w:szCs w:val="24"/>
               </w:rPr>
               <w:fldChar w:fldCharType="begin"/>
             </w:r>
             <w:r>
               <w:rPr>
-                <w:noProof/>
-                <w:webHidden/>
+                <w:rFonts w:ascii="Times New Roman" w:hAnsi="Times New Roman"/>
+                <w:noProof/>
+                <w:webHidden/>
+                <w:sz w:val="24"/>
+                <w:szCs w:val="24"/>
               </w:rPr>
               <w:instrText xml:space="preserve"> PAGEREF _Toc234690724 \h </w:instrText>
             </w:r>
             <w:r>
               <w:rPr>
-                <w:noProof/>
-                <w:webHidden/>
-              </w:rPr>
-            </w:r>
-            <w:r>
-              <w:rPr>
-                <w:noProof/>
-                <w:webHidden/>
+                <w:rFonts w:ascii="Times New Roman" w:hAnsi="Times New Roman"/>
+                <w:noProof/>
+                <w:webHidden/>
+                <w:sz w:val="24"/>
+                <w:szCs w:val="24"/>
+              </w:rPr>
+            </w:r>
+            <w:r>
+              <w:rPr>
+                <w:rFonts w:ascii="Times New Roman" w:hAnsi="Times New Roman"/>
+                <w:noProof/>
+                <w:webHidden/>
+                <w:sz w:val="24"/>
+                <w:szCs w:val="24"/>
               </w:rPr>
               <w:fldChar w:fldCharType="separate"/>
             </w:r>
             <w:r>
               <w:rPr>
-                <w:noProof/>
-                <w:webHidden/>
+                <w:rFonts w:ascii="Times New Roman" w:hAnsi="Times New Roman"/>
+                <w:noProof/>
+                <w:webHidden/>
+                <w:sz w:val="24"/>
+                <w:szCs w:val="24"/>
               </w:rPr>
               <w:t>9</w:t>
             </w:r>
             <w:r>
               <w:rPr>
-                <w:noProof/>
-                <w:webHidden/>
+                <w:rFonts w:ascii="Times New Roman" w:hAnsi="Times New Roman"/>
+                <w:noProof/>
+                <w:webHidden/>
+                <w:sz w:val="24"/>
+                <w:szCs w:val="24"/>
               </w:rPr>
               <w:fldChar w:fldCharType="end"/>
             </w:r>
@@ -3364,66 +4529,90 @@
               <w:tab w:val="right" w:leader="dot" w:pos="8296"/>
             </w:tabs>
             <w:rPr>
-              <w:rFonts w:cstheme="minorBidi"/>
+              <w:rFonts w:ascii="Times New Roman" w:hAnsi="Times New Roman"/>
               <w:noProof/>
               <w:kern w:val="2"/>
-              <w:sz w:val="21"/>
+              <w:sz w:val="24"/>
+              <w:szCs w:val="24"/>
             </w:rPr>
           </w:pPr>
           <w:hyperlink w:anchor="_Toc234690725" w:history="1">
             <w:r>
               <w:rPr>
                 <w:rStyle w:val="a6"/>
-                <w:rFonts w:ascii="黑体" w:eastAsia="黑体" w:hAnsi="黑体"/>
-                <w:noProof/>
+                <w:rFonts w:ascii="Times New Roman" w:eastAsia="黑体" w:hAnsi="Times New Roman"/>
+                <w:noProof/>
+                <w:sz w:val="24"/>
+                <w:szCs w:val="24"/>
               </w:rPr>
               <w:t>5. Discussion</w:t>
             </w:r>
             <w:r>
               <w:rPr>
-                <w:noProof/>
-                <w:webHidden/>
+                <w:rFonts w:ascii="Times New Roman" w:hAnsi="Times New Roman"/>
+                <w:noProof/>
+                <w:webHidden/>
+                <w:sz w:val="24"/>
+                <w:szCs w:val="24"/>
               </w:rPr>
               <w:tab/>
             </w:r>
             <w:r>
               <w:rPr>
-                <w:noProof/>
-                <w:webHidden/>
+                <w:rFonts w:ascii="Times New Roman" w:hAnsi="Times New Roman"/>
+                <w:noProof/>
+                <w:webHidden/>
+                <w:sz w:val="24"/>
+                <w:szCs w:val="24"/>
               </w:rPr>
               <w:fldChar w:fldCharType="begin"/>
             </w:r>
             <w:r>
               <w:rPr>
-                <w:noProof/>
-                <w:webHidden/>
+                <w:rFonts w:ascii="Times New Roman" w:hAnsi="Times New Roman"/>
+                <w:noProof/>
+                <w:webHidden/>
+                <w:sz w:val="24"/>
+                <w:szCs w:val="24"/>
               </w:rPr>
               <w:instrText xml:space="preserve"> PAGEREF _Toc234690725 \h </w:instrText>
             </w:r>
             <w:r>
               <w:rPr>
-                <w:noProof/>
-                <w:webHidden/>
-              </w:rPr>
-            </w:r>
-            <w:r>
-              <w:rPr>
-                <w:noProof/>
-                <w:webHidden/>
+                <w:rFonts w:ascii="Times New Roman" w:hAnsi="Times New Roman"/>
+                <w:noProof/>
+                <w:webHidden/>
+                <w:sz w:val="24"/>
+                <w:szCs w:val="24"/>
+              </w:rPr>
+            </w:r>
+            <w:r>
+              <w:rPr>
+                <w:rFonts w:ascii="Times New Roman" w:hAnsi="Times New Roman"/>
+                <w:noProof/>
+                <w:webHidden/>
+                <w:sz w:val="24"/>
+                <w:szCs w:val="24"/>
               </w:rPr>
               <w:fldChar w:fldCharType="separate"/>
             </w:r>
             <w:r>
               <w:rPr>
-                <w:noProof/>
-                <w:webHidden/>
+                <w:rFonts w:ascii="Times New Roman" w:hAnsi="Times New Roman"/>
+                <w:noProof/>
+                <w:webHidden/>
+                <w:sz w:val="24"/>
+                <w:szCs w:val="24"/>
               </w:rPr>
               <w:t>10</w:t>
             </w:r>
             <w:r>
               <w:rPr>
-                <w:noProof/>
-                <w:webHidden/>
+                <w:rFonts w:ascii="Times New Roman" w:hAnsi="Times New Roman"/>
+                <w:noProof/>
+                <w:webHidden/>
+                <w:sz w:val="24"/>
+                <w:szCs w:val="24"/>
               </w:rPr>
               <w:fldChar w:fldCharType="end"/>
             </w:r>
@@ -3436,66 +4625,90 @@
               <w:tab w:val="right" w:leader="dot" w:pos="8296"/>
             </w:tabs>
             <w:rPr>
-              <w:rFonts w:cstheme="minorBidi"/>
+              <w:rFonts w:ascii="Times New Roman" w:hAnsi="Times New Roman"/>
               <w:noProof/>
               <w:kern w:val="2"/>
-              <w:sz w:val="21"/>
+              <w:sz w:val="24"/>
+              <w:szCs w:val="24"/>
             </w:rPr>
           </w:pPr>
           <w:hyperlink w:anchor="_Toc234690726" w:history="1">
             <w:r>
               <w:rPr>
                 <w:rStyle w:val="a6"/>
-                <w:rFonts w:ascii="宋体" w:eastAsia="宋体" w:hAnsi="宋体" w:cs="Arial"/>
-                <w:noProof/>
+                <w:rFonts w:ascii="Times New Roman" w:eastAsia="宋体" w:hAnsi="Times New Roman"/>
+                <w:noProof/>
+                <w:sz w:val="24"/>
+                <w:szCs w:val="24"/>
               </w:rPr>
               <w:t>5.1 Comparison of HTTP Protocol Performance</w:t>
             </w:r>
             <w:r>
               <w:rPr>
-                <w:noProof/>
-                <w:webHidden/>
+                <w:rFonts w:ascii="Times New Roman" w:hAnsi="Times New Roman"/>
+                <w:noProof/>
+                <w:webHidden/>
+                <w:sz w:val="24"/>
+                <w:szCs w:val="24"/>
               </w:rPr>
               <w:tab/>
             </w:r>
             <w:r>
               <w:rPr>
-                <w:noProof/>
-                <w:webHidden/>
+                <w:rFonts w:ascii="Times New Roman" w:hAnsi="Times New Roman"/>
+                <w:noProof/>
+                <w:webHidden/>
+                <w:sz w:val="24"/>
+                <w:szCs w:val="24"/>
               </w:rPr>
               <w:fldChar w:fldCharType="begin"/>
             </w:r>
             <w:r>
               <w:rPr>
-                <w:noProof/>
-                <w:webHidden/>
+                <w:rFonts w:ascii="Times New Roman" w:hAnsi="Times New Roman"/>
+                <w:noProof/>
+                <w:webHidden/>
+                <w:sz w:val="24"/>
+                <w:szCs w:val="24"/>
               </w:rPr>
               <w:instrText xml:space="preserve"> PAGEREF _Toc234690726 \h </w:instrText>
             </w:r>
             <w:r>
               <w:rPr>
-                <w:noProof/>
-                <w:webHidden/>
-              </w:rPr>
-            </w:r>
-            <w:r>
-              <w:rPr>
-                <w:noProof/>
-                <w:webHidden/>
+                <w:rFonts w:ascii="Times New Roman" w:hAnsi="Times New Roman"/>
+                <w:noProof/>
+                <w:webHidden/>
+                <w:sz w:val="24"/>
+                <w:szCs w:val="24"/>
+              </w:rPr>
+            </w:r>
+            <w:r>
+              <w:rPr>
+                <w:rFonts w:ascii="Times New Roman" w:hAnsi="Times New Roman"/>
+                <w:noProof/>
+                <w:webHidden/>
+                <w:sz w:val="24"/>
+                <w:szCs w:val="24"/>
               </w:rPr>
               <w:fldChar w:fldCharType="separate"/>
             </w:r>
             <w:r>
               <w:rPr>
-                <w:noProof/>
-                <w:webHidden/>
+                <w:rFonts w:ascii="Times New Roman" w:hAnsi="Times New Roman"/>
+                <w:noProof/>
+                <w:webHidden/>
+                <w:sz w:val="24"/>
+                <w:szCs w:val="24"/>
               </w:rPr>
               <w:t>10</w:t>
             </w:r>
             <w:r>
               <w:rPr>
-                <w:noProof/>
-                <w:webHidden/>
+                <w:rFonts w:ascii="Times New Roman" w:hAnsi="Times New Roman"/>
+                <w:noProof/>
+                <w:webHidden/>
+                <w:sz w:val="24"/>
+                <w:szCs w:val="24"/>
               </w:rPr>
               <w:fldChar w:fldCharType="end"/>
             </w:r>
@@ -3508,66 +4721,90 @@
               <w:tab w:val="right" w:leader="dot" w:pos="8296"/>
             </w:tabs>
             <w:rPr>
-              <w:rFonts w:cstheme="minorBidi"/>
+              <w:rFonts w:ascii="Times New Roman" w:hAnsi="Times New Roman"/>
               <w:noProof/>
               <w:kern w:val="2"/>
-              <w:sz w:val="21"/>
+              <w:sz w:val="24"/>
+              <w:szCs w:val="24"/>
             </w:rPr>
           </w:pPr>
           <w:hyperlink w:anchor="_Toc234690727" w:history="1">
             <w:r>
               <w:rPr>
                 <w:rStyle w:val="a6"/>
-                <w:rFonts w:ascii="宋体" w:eastAsia="宋体" w:hAnsi="宋体"/>
-                <w:noProof/>
+                <w:rFonts w:ascii="Times New Roman" w:eastAsia="宋体" w:hAnsi="Times New Roman"/>
+                <w:noProof/>
+                <w:sz w:val="24"/>
+                <w:szCs w:val="24"/>
               </w:rPr>
               <w:t>5.2 Factors Affecting Experimental Results</w:t>
             </w:r>
             <w:r>
               <w:rPr>
-                <w:noProof/>
-                <w:webHidden/>
+                <w:rFonts w:ascii="Times New Roman" w:hAnsi="Times New Roman"/>
+                <w:noProof/>
+                <w:webHidden/>
+                <w:sz w:val="24"/>
+                <w:szCs w:val="24"/>
               </w:rPr>
               <w:tab/>
             </w:r>
             <w:r>
               <w:rPr>
-                <w:noProof/>
-                <w:webHidden/>
+                <w:rFonts w:ascii="Times New Roman" w:hAnsi="Times New Roman"/>
+                <w:noProof/>
+                <w:webHidden/>
+                <w:sz w:val="24"/>
+                <w:szCs w:val="24"/>
               </w:rPr>
               <w:fldChar w:fldCharType="begin"/>
             </w:r>
             <w:r>
               <w:rPr>
-                <w:noProof/>
-                <w:webHidden/>
+                <w:rFonts w:ascii="Times New Roman" w:hAnsi="Times New Roman"/>
+                <w:noProof/>
+                <w:webHidden/>
+                <w:sz w:val="24"/>
+                <w:szCs w:val="24"/>
               </w:rPr>
               <w:instrText xml:space="preserve"> PAGEREF _Toc234690727 \h </w:instrText>
             </w:r>
             <w:r>
               <w:rPr>
-                <w:noProof/>
-                <w:webHidden/>
-              </w:rPr>
-            </w:r>
-            <w:r>
-              <w:rPr>
-                <w:noProof/>
-                <w:webHidden/>
+                <w:rFonts w:ascii="Times New Roman" w:hAnsi="Times New Roman"/>
+                <w:noProof/>
+                <w:webHidden/>
+                <w:sz w:val="24"/>
+                <w:szCs w:val="24"/>
+              </w:rPr>
+            </w:r>
+            <w:r>
+              <w:rPr>
+                <w:rFonts w:ascii="Times New Roman" w:hAnsi="Times New Roman"/>
+                <w:noProof/>
+                <w:webHidden/>
+                <w:sz w:val="24"/>
+                <w:szCs w:val="24"/>
               </w:rPr>
               <w:fldChar w:fldCharType="separate"/>
             </w:r>
             <w:r>
               <w:rPr>
-                <w:noProof/>
-                <w:webHidden/>
+                <w:rFonts w:ascii="Times New Roman" w:hAnsi="Times New Roman"/>
+                <w:noProof/>
+                <w:webHidden/>
+                <w:sz w:val="24"/>
+                <w:szCs w:val="24"/>
               </w:rPr>
               <w:t>11</w:t>
             </w:r>
             <w:r>
               <w:rPr>
-                <w:noProof/>
-                <w:webHidden/>
+                <w:rFonts w:ascii="Times New Roman" w:hAnsi="Times New Roman"/>
+                <w:noProof/>
+                <w:webHidden/>
+                <w:sz w:val="24"/>
+                <w:szCs w:val="24"/>
               </w:rPr>
               <w:fldChar w:fldCharType="end"/>
             </w:r>
@@ -3580,66 +4817,90 @@
               <w:tab w:val="right" w:leader="dot" w:pos="8296"/>
             </w:tabs>
             <w:rPr>
-              <w:rFonts w:cstheme="minorBidi"/>
+              <w:rFonts w:ascii="Times New Roman" w:hAnsi="Times New Roman"/>
               <w:noProof/>
               <w:kern w:val="2"/>
-              <w:sz w:val="21"/>
+              <w:sz w:val="24"/>
+              <w:szCs w:val="24"/>
             </w:rPr>
           </w:pPr>
           <w:hyperlink w:anchor="_Toc234690728" w:history="1">
             <w:r>
               <w:rPr>
                 <w:rStyle w:val="a6"/>
-                <w:rFonts w:ascii="宋体" w:eastAsia="宋体" w:hAnsi="宋体"/>
-                <w:noProof/>
+                <w:rFonts w:ascii="Times New Roman" w:eastAsia="宋体" w:hAnsi="Times New Roman"/>
+                <w:noProof/>
+                <w:sz w:val="24"/>
+                <w:szCs w:val="24"/>
               </w:rPr>
               <w:t>5.3 Limitations and Future Work</w:t>
             </w:r>
             <w:r>
               <w:rPr>
-                <w:noProof/>
-                <w:webHidden/>
+                <w:rFonts w:ascii="Times New Roman" w:hAnsi="Times New Roman"/>
+                <w:noProof/>
+                <w:webHidden/>
+                <w:sz w:val="24"/>
+                <w:szCs w:val="24"/>
               </w:rPr>
               <w:tab/>
             </w:r>
             <w:r>
               <w:rPr>
-                <w:noProof/>
-                <w:webHidden/>
+                <w:rFonts w:ascii="Times New Roman" w:hAnsi="Times New Roman"/>
+                <w:noProof/>
+                <w:webHidden/>
+                <w:sz w:val="24"/>
+                <w:szCs w:val="24"/>
               </w:rPr>
               <w:fldChar w:fldCharType="begin"/>
             </w:r>
             <w:r>
               <w:rPr>
-                <w:noProof/>
-                <w:webHidden/>
+                <w:rFonts w:ascii="Times New Roman" w:hAnsi="Times New Roman"/>
+                <w:noProof/>
+                <w:webHidden/>
+                <w:sz w:val="24"/>
+                <w:szCs w:val="24"/>
               </w:rPr>
               <w:instrText xml:space="preserve"> PAGEREF _Toc234690728 \h </w:instrText>
             </w:r>
             <w:r>
               <w:rPr>
-                <w:noProof/>
-                <w:webHidden/>
-              </w:rPr>
-            </w:r>
-            <w:r>
-              <w:rPr>
-                <w:noProof/>
-                <w:webHidden/>
+                <w:rFonts w:ascii="Times New Roman" w:hAnsi="Times New Roman"/>
+                <w:noProof/>
+                <w:webHidden/>
+                <w:sz w:val="24"/>
+                <w:szCs w:val="24"/>
+              </w:rPr>
+            </w:r>
+            <w:r>
+              <w:rPr>
+                <w:rFonts w:ascii="Times New Roman" w:hAnsi="Times New Roman"/>
+                <w:noProof/>
+                <w:webHidden/>
+                <w:sz w:val="24"/>
+                <w:szCs w:val="24"/>
               </w:rPr>
               <w:fldChar w:fldCharType="separate"/>
             </w:r>
             <w:r>
               <w:rPr>
-                <w:noProof/>
-                <w:webHidden/>
+                <w:rFonts w:ascii="Times New Roman" w:hAnsi="Times New Roman"/>
+                <w:noProof/>
+                <w:webHidden/>
+                <w:sz w:val="24"/>
+                <w:szCs w:val="24"/>
               </w:rPr>
               <w:t>12</w:t>
             </w:r>
             <w:r>
               <w:rPr>
-                <w:noProof/>
-                <w:webHidden/>
+                <w:rFonts w:ascii="Times New Roman" w:hAnsi="Times New Roman"/>
+                <w:noProof/>
+                <w:webHidden/>
+                <w:sz w:val="24"/>
+                <w:szCs w:val="24"/>
               </w:rPr>
               <w:fldChar w:fldCharType="end"/>
             </w:r>
@@ -3652,66 +4913,90 @@
               <w:tab w:val="right" w:leader="dot" w:pos="8296"/>
             </w:tabs>
             <w:rPr>
-              <w:rFonts w:cstheme="minorBidi"/>
+              <w:rFonts w:ascii="Times New Roman" w:hAnsi="Times New Roman"/>
               <w:noProof/>
               <w:kern w:val="2"/>
-              <w:sz w:val="21"/>
+              <w:sz w:val="24"/>
+              <w:szCs w:val="24"/>
             </w:rPr>
           </w:pPr>
           <w:hyperlink w:anchor="_Toc234690729" w:history="1">
             <w:r>
               <w:rPr>
                 <w:rStyle w:val="a6"/>
-                <w:rFonts w:ascii="黑体" w:eastAsia="黑体" w:hAnsi="黑体"/>
-                <w:noProof/>
+                <w:rFonts w:ascii="Times New Roman" w:eastAsia="黑体" w:hAnsi="Times New Roman"/>
+                <w:noProof/>
+                <w:sz w:val="24"/>
+                <w:szCs w:val="24"/>
               </w:rPr>
               <w:t>6. Conclusion</w:t>
             </w:r>
             <w:r>
               <w:rPr>
-                <w:noProof/>
-                <w:webHidden/>
+                <w:rFonts w:ascii="Times New Roman" w:hAnsi="Times New Roman"/>
+                <w:noProof/>
+                <w:webHidden/>
+                <w:sz w:val="24"/>
+                <w:szCs w:val="24"/>
               </w:rPr>
               <w:tab/>
             </w:r>
             <w:r>
               <w:rPr>
-                <w:noProof/>
-                <w:webHidden/>
+                <w:rFonts w:ascii="Times New Roman" w:hAnsi="Times New Roman"/>
+                <w:noProof/>
+                <w:webHidden/>
+                <w:sz w:val="24"/>
+                <w:szCs w:val="24"/>
               </w:rPr>
               <w:fldChar w:fldCharType="begin"/>
             </w:r>
             <w:r>
               <w:rPr>
-                <w:noProof/>
-                <w:webHidden/>
+                <w:rFonts w:ascii="Times New Roman" w:hAnsi="Times New Roman"/>
+                <w:noProof/>
+                <w:webHidden/>
+                <w:sz w:val="24"/>
+                <w:szCs w:val="24"/>
               </w:rPr>
               <w:instrText xml:space="preserve"> PAGEREF _Toc234690729 \h </w:instrText>
             </w:r>
             <w:r>
               <w:rPr>
-                <w:noProof/>
-                <w:webHidden/>
-              </w:rPr>
-            </w:r>
-            <w:r>
-              <w:rPr>
-                <w:noProof/>
-                <w:webHidden/>
+                <w:rFonts w:ascii="Times New Roman" w:hAnsi="Times New Roman"/>
+                <w:noProof/>
+                <w:webHidden/>
+                <w:sz w:val="24"/>
+                <w:szCs w:val="24"/>
+              </w:rPr>
+            </w:r>
+            <w:r>
+              <w:rPr>
+                <w:rFonts w:ascii="Times New Roman" w:hAnsi="Times New Roman"/>
+                <w:noProof/>
+                <w:webHidden/>
+                <w:sz w:val="24"/>
+                <w:szCs w:val="24"/>
               </w:rPr>
               <w:fldChar w:fldCharType="separate"/>
             </w:r>
             <w:r>
               <w:rPr>
-                <w:noProof/>
-                <w:webHidden/>
+                <w:rFonts w:ascii="Times New Roman" w:hAnsi="Times New Roman"/>
+                <w:noProof/>
+                <w:webHidden/>
+                <w:sz w:val="24"/>
+                <w:szCs w:val="24"/>
               </w:rPr>
               <w:t>12</w:t>
             </w:r>
             <w:r>
               <w:rPr>
-                <w:noProof/>
-                <w:webHidden/>
+                <w:rFonts w:ascii="Times New Roman" w:hAnsi="Times New Roman"/>
+                <w:noProof/>
+                <w:webHidden/>
+                <w:sz w:val="24"/>
+                <w:szCs w:val="24"/>
               </w:rPr>
               <w:fldChar w:fldCharType="end"/>
             </w:r>
@@ -3724,76 +5009,110 @@
               <w:tab w:val="right" w:leader="dot" w:pos="8296"/>
             </w:tabs>
             <w:rPr>
-              <w:rFonts w:cstheme="minorBidi"/>
+              <w:rFonts w:ascii="Times New Roman" w:hAnsi="Times New Roman"/>
               <w:noProof/>
               <w:kern w:val="2"/>
-              <w:sz w:val="21"/>
+              <w:sz w:val="24"/>
+              <w:szCs w:val="24"/>
             </w:rPr>
           </w:pPr>
           <w:hyperlink w:anchor="_Toc234690730" w:history="1">
             <w:r>
               <w:rPr>
                 <w:rStyle w:val="a6"/>
-                <w:rFonts w:ascii="黑体" w:eastAsia="黑体" w:hAnsi="黑体"/>
-                <w:noProof/>
+                <w:rFonts w:ascii="Times New Roman" w:eastAsia="黑体" w:hAnsi="Times New Roman"/>
+                <w:noProof/>
+                <w:sz w:val="24"/>
+                <w:szCs w:val="24"/>
               </w:rPr>
               <w:t>7. References</w:t>
             </w:r>
             <w:r>
               <w:rPr>
-                <w:noProof/>
-                <w:webHidden/>
+                <w:rFonts w:ascii="Times New Roman" w:hAnsi="Times New Roman"/>
+                <w:noProof/>
+                <w:webHidden/>
+                <w:sz w:val="24"/>
+                <w:szCs w:val="24"/>
               </w:rPr>
               <w:tab/>
             </w:r>
             <w:r>
               <w:rPr>
-                <w:noProof/>
-                <w:webHidden/>
+                <w:rFonts w:ascii="Times New Roman" w:hAnsi="Times New Roman"/>
+                <w:noProof/>
+                <w:webHidden/>
+                <w:sz w:val="24"/>
+                <w:szCs w:val="24"/>
               </w:rPr>
               <w:fldChar w:fldCharType="begin"/>
             </w:r>
             <w:r>
               <w:rPr>
-                <w:noProof/>
-                <w:webHidden/>
+                <w:rFonts w:ascii="Times New Roman" w:hAnsi="Times New Roman"/>
+                <w:noProof/>
+                <w:webHidden/>
+                <w:sz w:val="24"/>
+                <w:szCs w:val="24"/>
               </w:rPr>
               <w:instrText xml:space="preserve"> PAGEREF _Toc234690730 \h </w:instrText>
             </w:r>
             <w:r>
               <w:rPr>
-                <w:noProof/>
-                <w:webHidden/>
-              </w:rPr>
-            </w:r>
-            <w:r>
-              <w:rPr>
-                <w:noProof/>
-                <w:webHidden/>
+                <w:rFonts w:ascii="Times New Roman" w:hAnsi="Times New Roman"/>
+                <w:noProof/>
+                <w:webHidden/>
+                <w:sz w:val="24"/>
+                <w:szCs w:val="24"/>
+              </w:rPr>
+            </w:r>
+            <w:r>
+              <w:rPr>
+                <w:rFonts w:ascii="Times New Roman" w:hAnsi="Times New Roman"/>
+                <w:noProof/>
+                <w:webHidden/>
+                <w:sz w:val="24"/>
+                <w:szCs w:val="24"/>
               </w:rPr>
               <w:fldChar w:fldCharType="separate"/>
             </w:r>
             <w:r>
               <w:rPr>
-                <w:noProof/>
-                <w:webHidden/>
+                <w:rFonts w:ascii="Times New Roman" w:hAnsi="Times New Roman"/>
+                <w:noProof/>
+                <w:webHidden/>
+                <w:sz w:val="24"/>
+                <w:szCs w:val="24"/>
               </w:rPr>
               <w:t>14</w:t>
             </w:r>
             <w:r>
               <w:rPr>
-                <w:noProof/>
-                <w:webHidden/>
+                <w:rFonts w:ascii="Times New Roman" w:hAnsi="Times New Roman"/>
+                <w:noProof/>
+                <w:webHidden/>
+                <w:sz w:val="24"/>
+                <w:szCs w:val="24"/>
               </w:rPr>
               <w:fldChar w:fldCharType="end"/>
             </w:r>
           </w:hyperlink>
         </w:p>
         <w:p>
+          <w:pPr>
+            <w:rPr>
+              <w:rFonts w:ascii="Times New Roman" w:hAnsi="Times New Roman" w:cs="Times New Roman"/>
+              <w:sz w:val="24"/>
+              <w:szCs w:val="24"/>
+            </w:rPr>
+          </w:pPr>
           <w:r>
             <w:rPr>
+              <w:rFonts w:ascii="Times New Roman" w:hAnsi="Times New Roman" w:cs="Times New Roman"/>
               <w:b/>
               <w:bCs/>
+              <w:sz w:val="24"/>
+              <w:szCs w:val="24"/>
               <w:lang w:val="zh-CN"/>
             </w:rPr>
             <w:fldChar w:fldCharType="end"/>
@@ -3804,12 +5123,27 @@
     <w:p>
       <w:pPr>
         <w:pStyle w:val="a3"/>
-      </w:pPr>
-    </w:p>
-    <w:p>
-      <w:r>
+        <w:rPr>
+          <w:rFonts w:ascii="Times New Roman" w:hAnsi="Times New Roman" w:cs="Times New Roman"/>
+        </w:rPr>
+      </w:pPr>
+    </w:p>
+    <w:p>
+      <w:pPr>
+        <w:rPr>
+          <w:rFonts w:ascii="Times New Roman" w:hAnsi="Times New Roman" w:cs="Times New Roman"/>
+          <w:sz w:val="24"/>
+          <w:szCs w:val="24"/>
+        </w:rPr>
+      </w:pPr>
+      <w:r>
+        <w:rPr>
+          <w:rFonts w:ascii="Times New Roman" w:hAnsi="Times New Roman" w:cs="Times New Roman"/>
+          <w:sz w:val="24"/>
+          <w:szCs w:val="24"/>
+        </w:rPr>
         <w:pict w14:anchorId="0C94F175">
-          <v:rect id="_x0000_i1144" style="width:0;height:1.5pt" o:hralign="center" o:hrstd="t" o:hr="t" fillcolor="#a0a0a0" stroked="f"/>
+          <v:rect id="_x0000_i1043" style="width:0;height:1.5pt" o:hralign="center" o:hrstd="t" o:hr="t" fillcolor="#a0a0a0" stroked="f"/>
         </w:pict>
       </w:r>
     </w:p>
@@ -3817,39 +5151,37 @@
       <w:pPr>
         <w:pStyle w:val="2"/>
         <w:rPr>
-          <w:rFonts w:ascii="黑体" w:eastAsia="黑体" w:hAnsi="黑体"/>
+          <w:rFonts w:ascii="Times New Roman" w:eastAsia="黑体" w:hAnsi="Times New Roman" w:cs="Times New Roman"/>
+          <w:sz w:val="24"/>
+          <w:szCs w:val="24"/>
         </w:rPr>
       </w:pPr>
       <w:bookmarkStart w:id="24" w:name="_Toc234690730"/>
       <w:r>
         <w:rPr>
-          <w:rFonts w:ascii="黑体" w:eastAsia="黑体" w:hAnsi="黑体" w:hint="eastAsia"/>
-        </w:rPr>
-        <w:t>7</w:t>
-      </w:r>
-      <w:r>
-        <w:rPr>
-          <w:rFonts w:ascii="黑体" w:eastAsia="黑体" w:hAnsi="黑体"/>
-        </w:rPr>
-        <w:t xml:space="preserve">. </w:t>
-      </w:r>
-      <w:r>
-        <w:rPr>
-          <w:rFonts w:ascii="黑体" w:eastAsia="黑体" w:hAnsi="黑体"/>
-        </w:rPr>
-        <w:t>References</w:t>
+          <w:rFonts w:ascii="Times New Roman" w:eastAsia="黑体" w:hAnsi="Times New Roman" w:cs="Times New Roman"/>
+          <w:sz w:val="24"/>
+          <w:szCs w:val="24"/>
+        </w:rPr>
+        <w:t>7. References</w:t>
       </w:r>
       <w:bookmarkEnd w:id="24"/>
     </w:p>
     <w:p>
       <w:pPr>
         <w:rPr>
-          <w:color w:val="AEAAAA" w:themeColor="background2" w:themeShade="BF"/>
-        </w:rPr>
-      </w:pPr>
-      <w:r>
-        <w:rPr>
-          <w:color w:val="AEAAAA" w:themeColor="background2" w:themeShade="BF"/>
+          <w:rFonts w:ascii="Times New Roman" w:hAnsi="Times New Roman" w:cs="Times New Roman"/>
+          <w:color w:val="AEAAAA" w:themeColor="background2" w:themeShade="BF"/>
+          <w:sz w:val="24"/>
+          <w:szCs w:val="24"/>
+        </w:rPr>
+      </w:pPr>
+      <w:r>
+        <w:rPr>
+          <w:rFonts w:ascii="Times New Roman" w:hAnsi="Times New Roman" w:cs="Times New Roman"/>
+          <w:color w:val="AEAAAA" w:themeColor="background2" w:themeShade="BF"/>
+          <w:sz w:val="24"/>
+          <w:szCs w:val="24"/>
         </w:rPr>
         <w:t>[1] R. Fielding, M. Nottingham, and J. Reschke,</w:t>
       </w:r>
@@ -3857,12 +5189,18 @@
     <w:p>
       <w:pPr>
         <w:rPr>
-          <w:color w:val="AEAAAA" w:themeColor="background2" w:themeShade="BF"/>
-        </w:rPr>
-      </w:pPr>
-      <w:r>
-        <w:rPr>
-          <w:color w:val="AEAAAA" w:themeColor="background2" w:themeShade="BF"/>
+          <w:rFonts w:ascii="Times New Roman" w:hAnsi="Times New Roman" w:cs="Times New Roman"/>
+          <w:color w:val="AEAAAA" w:themeColor="background2" w:themeShade="BF"/>
+          <w:sz w:val="24"/>
+          <w:szCs w:val="24"/>
+        </w:rPr>
+      </w:pPr>
+      <w:r>
+        <w:rPr>
+          <w:rFonts w:ascii="Times New Roman" w:hAnsi="Times New Roman" w:cs="Times New Roman"/>
+          <w:color w:val="AEAAAA" w:themeColor="background2" w:themeShade="BF"/>
+          <w:sz w:val="24"/>
+          <w:szCs w:val="24"/>
         </w:rPr>
         <w:t>"HTTP Semantics,"</w:t>
       </w:r>
@@ -3870,12 +5208,18 @@
     <w:p>
       <w:pPr>
         <w:rPr>
-          <w:color w:val="AEAAAA" w:themeColor="background2" w:themeShade="BF"/>
-        </w:rPr>
-      </w:pPr>
-      <w:r>
-        <w:rPr>
-          <w:color w:val="AEAAAA" w:themeColor="background2" w:themeShade="BF"/>
+          <w:rFonts w:ascii="Times New Roman" w:hAnsi="Times New Roman" w:cs="Times New Roman"/>
+          <w:color w:val="AEAAAA" w:themeColor="background2" w:themeShade="BF"/>
+          <w:sz w:val="24"/>
+          <w:szCs w:val="24"/>
+        </w:rPr>
+      </w:pPr>
+      <w:r>
+        <w:rPr>
+          <w:rFonts w:ascii="Times New Roman" w:hAnsi="Times New Roman" w:cs="Times New Roman"/>
+          <w:color w:val="AEAAAA" w:themeColor="background2" w:themeShade="BF"/>
+          <w:sz w:val="24"/>
+          <w:szCs w:val="24"/>
         </w:rPr>
         <w:t>RFC 9110, Jun. 2022.</w:t>
       </w:r>
@@ -3883,26 +5227,38 @@
     <w:p>
       <w:pPr>
         <w:rPr>
-          <w:color w:val="AEAAAA" w:themeColor="background2" w:themeShade="BF"/>
-        </w:rPr>
-      </w:pPr>
-    </w:p>
-    <w:p>
-      <w:pPr>
-        <w:rPr>
-          <w:color w:val="AEAAAA" w:themeColor="background2" w:themeShade="BF"/>
-        </w:rPr>
-      </w:pPr>
-    </w:p>
-    <w:p>
-      <w:pPr>
-        <w:rPr>
-          <w:color w:val="AEAAAA" w:themeColor="background2" w:themeShade="BF"/>
-        </w:rPr>
-      </w:pPr>
-      <w:r>
-        <w:rPr>
-          <w:color w:val="AEAAAA" w:themeColor="background2" w:themeShade="BF"/>
+          <w:rFonts w:ascii="Times New Roman" w:hAnsi="Times New Roman" w:cs="Times New Roman"/>
+          <w:color w:val="AEAAAA" w:themeColor="background2" w:themeShade="BF"/>
+          <w:sz w:val="24"/>
+          <w:szCs w:val="24"/>
+        </w:rPr>
+      </w:pPr>
+    </w:p>
+    <w:p>
+      <w:pPr>
+        <w:rPr>
+          <w:rFonts w:ascii="Times New Roman" w:hAnsi="Times New Roman" w:cs="Times New Roman"/>
+          <w:color w:val="AEAAAA" w:themeColor="background2" w:themeShade="BF"/>
+          <w:sz w:val="24"/>
+          <w:szCs w:val="24"/>
+        </w:rPr>
+      </w:pPr>
+    </w:p>
+    <w:p>
+      <w:pPr>
+        <w:rPr>
+          <w:rFonts w:ascii="Times New Roman" w:hAnsi="Times New Roman" w:cs="Times New Roman"/>
+          <w:color w:val="AEAAAA" w:themeColor="background2" w:themeShade="BF"/>
+          <w:sz w:val="24"/>
+          <w:szCs w:val="24"/>
+        </w:rPr>
+      </w:pPr>
+      <w:r>
+        <w:rPr>
+          <w:rFonts w:ascii="Times New Roman" w:hAnsi="Times New Roman" w:cs="Times New Roman"/>
+          <w:color w:val="AEAAAA" w:themeColor="background2" w:themeShade="BF"/>
+          <w:sz w:val="24"/>
+          <w:szCs w:val="24"/>
         </w:rPr>
         <w:t>[2] M. Thomson and C. Benfield,</w:t>
       </w:r>
@@ -3910,12 +5266,18 @@
     <w:p>
       <w:pPr>
         <w:rPr>
-          <w:color w:val="AEAAAA" w:themeColor="background2" w:themeShade="BF"/>
-        </w:rPr>
-      </w:pPr>
-      <w:r>
-        <w:rPr>
-          <w:color w:val="AEAAAA" w:themeColor="background2" w:themeShade="BF"/>
+          <w:rFonts w:ascii="Times New Roman" w:hAnsi="Times New Roman" w:cs="Times New Roman"/>
+          <w:color w:val="AEAAAA" w:themeColor="background2" w:themeShade="BF"/>
+          <w:sz w:val="24"/>
+          <w:szCs w:val="24"/>
+        </w:rPr>
+      </w:pPr>
+      <w:r>
+        <w:rPr>
+          <w:rFonts w:ascii="Times New Roman" w:hAnsi="Times New Roman" w:cs="Times New Roman"/>
+          <w:color w:val="AEAAAA" w:themeColor="background2" w:themeShade="BF"/>
+          <w:sz w:val="24"/>
+          <w:szCs w:val="24"/>
         </w:rPr>
         <w:t>"HTTP/1.1,"</w:t>
       </w:r>
@@ -3923,12 +5285,18 @@
     <w:p>
       <w:pPr>
         <w:rPr>
-          <w:color w:val="AEAAAA" w:themeColor="background2" w:themeShade="BF"/>
-        </w:rPr>
-      </w:pPr>
-      <w:r>
-        <w:rPr>
-          <w:color w:val="AEAAAA" w:themeColor="background2" w:themeShade="BF"/>
+          <w:rFonts w:ascii="Times New Roman" w:hAnsi="Times New Roman" w:cs="Times New Roman"/>
+          <w:color w:val="AEAAAA" w:themeColor="background2" w:themeShade="BF"/>
+          <w:sz w:val="24"/>
+          <w:szCs w:val="24"/>
+        </w:rPr>
+      </w:pPr>
+      <w:r>
+        <w:rPr>
+          <w:rFonts w:ascii="Times New Roman" w:hAnsi="Times New Roman" w:cs="Times New Roman"/>
+          <w:color w:val="AEAAAA" w:themeColor="background2" w:themeShade="BF"/>
+          <w:sz w:val="24"/>
+          <w:szCs w:val="24"/>
         </w:rPr>
         <w:t>RFC 9112, Jun. 2022.</w:t>
       </w:r>
@@ -3936,26 +5304,38 @@
     <w:p>
       <w:pPr>
         <w:rPr>
-          <w:color w:val="AEAAAA" w:themeColor="background2" w:themeShade="BF"/>
-        </w:rPr>
-      </w:pPr>
-    </w:p>
-    <w:p>
-      <w:pPr>
-        <w:rPr>
-          <w:color w:val="AEAAAA" w:themeColor="background2" w:themeShade="BF"/>
-        </w:rPr>
-      </w:pPr>
-    </w:p>
-    <w:p>
-      <w:pPr>
-        <w:rPr>
-          <w:color w:val="AEAAAA" w:themeColor="background2" w:themeShade="BF"/>
-        </w:rPr>
-      </w:pPr>
-      <w:r>
-        <w:rPr>
-          <w:color w:val="AEAAAA" w:themeColor="background2" w:themeShade="BF"/>
+          <w:rFonts w:ascii="Times New Roman" w:hAnsi="Times New Roman" w:cs="Times New Roman"/>
+          <w:color w:val="AEAAAA" w:themeColor="background2" w:themeShade="BF"/>
+          <w:sz w:val="24"/>
+          <w:szCs w:val="24"/>
+        </w:rPr>
+      </w:pPr>
+    </w:p>
+    <w:p>
+      <w:pPr>
+        <w:rPr>
+          <w:rFonts w:ascii="Times New Roman" w:hAnsi="Times New Roman" w:cs="Times New Roman"/>
+          <w:color w:val="AEAAAA" w:themeColor="background2" w:themeShade="BF"/>
+          <w:sz w:val="24"/>
+          <w:szCs w:val="24"/>
+        </w:rPr>
+      </w:pPr>
+    </w:p>
+    <w:p>
+      <w:pPr>
+        <w:rPr>
+          <w:rFonts w:ascii="Times New Roman" w:hAnsi="Times New Roman" w:cs="Times New Roman"/>
+          <w:color w:val="AEAAAA" w:themeColor="background2" w:themeShade="BF"/>
+          <w:sz w:val="24"/>
+          <w:szCs w:val="24"/>
+        </w:rPr>
+      </w:pPr>
+      <w:r>
+        <w:rPr>
+          <w:rFonts w:ascii="Times New Roman" w:hAnsi="Times New Roman" w:cs="Times New Roman"/>
+          <w:color w:val="AEAAAA" w:themeColor="background2" w:themeShade="BF"/>
+          <w:sz w:val="24"/>
+          <w:szCs w:val="24"/>
         </w:rPr>
         <w:t>[3] M. Thomson and C. Benfield,</w:t>
       </w:r>
@@ -3963,12 +5343,18 @@
     <w:p>
       <w:pPr>
         <w:rPr>
-          <w:color w:val="AEAAAA" w:themeColor="background2" w:themeShade="BF"/>
-        </w:rPr>
-      </w:pPr>
-      <w:r>
-        <w:rPr>
-          <w:color w:val="AEAAAA" w:themeColor="background2" w:themeShade="BF"/>
+          <w:rFonts w:ascii="Times New Roman" w:hAnsi="Times New Roman" w:cs="Times New Roman"/>
+          <w:color w:val="AEAAAA" w:themeColor="background2" w:themeShade="BF"/>
+          <w:sz w:val="24"/>
+          <w:szCs w:val="24"/>
+        </w:rPr>
+      </w:pPr>
+      <w:r>
+        <w:rPr>
+          <w:rFonts w:ascii="Times New Roman" w:hAnsi="Times New Roman" w:cs="Times New Roman"/>
+          <w:color w:val="AEAAAA" w:themeColor="background2" w:themeShade="BF"/>
+          <w:sz w:val="24"/>
+          <w:szCs w:val="24"/>
         </w:rPr>
         <w:t>"HTTP/2,"</w:t>
       </w:r>
@@ -3976,12 +5362,18 @@
     <w:p>
       <w:pPr>
         <w:rPr>
-          <w:color w:val="AEAAAA" w:themeColor="background2" w:themeShade="BF"/>
-        </w:rPr>
-      </w:pPr>
-      <w:r>
-        <w:rPr>
-          <w:color w:val="AEAAAA" w:themeColor="background2" w:themeShade="BF"/>
+          <w:rFonts w:ascii="Times New Roman" w:hAnsi="Times New Roman" w:cs="Times New Roman"/>
+          <w:color w:val="AEAAAA" w:themeColor="background2" w:themeShade="BF"/>
+          <w:sz w:val="24"/>
+          <w:szCs w:val="24"/>
+        </w:rPr>
+      </w:pPr>
+      <w:r>
+        <w:rPr>
+          <w:rFonts w:ascii="Times New Roman" w:hAnsi="Times New Roman" w:cs="Times New Roman"/>
+          <w:color w:val="AEAAAA" w:themeColor="background2" w:themeShade="BF"/>
+          <w:sz w:val="24"/>
+          <w:szCs w:val="24"/>
         </w:rPr>
         <w:t>RFC 9113, Jun. 2022.</w:t>
       </w:r>
@@ -3989,26 +5381,38 @@
     <w:p>
       <w:pPr>
         <w:rPr>
-          <w:color w:val="AEAAAA" w:themeColor="background2" w:themeShade="BF"/>
-        </w:rPr>
-      </w:pPr>
-    </w:p>
-    <w:p>
-      <w:pPr>
-        <w:rPr>
-          <w:color w:val="AEAAAA" w:themeColor="background2" w:themeShade="BF"/>
-        </w:rPr>
-      </w:pPr>
-    </w:p>
-    <w:p>
-      <w:pPr>
-        <w:rPr>
-          <w:color w:val="AEAAAA" w:themeColor="background2" w:themeShade="BF"/>
-        </w:rPr>
-      </w:pPr>
-      <w:r>
-        <w:rPr>
-          <w:color w:val="AEAAAA" w:themeColor="background2" w:themeShade="BF"/>
+          <w:rFonts w:ascii="Times New Roman" w:hAnsi="Times New Roman" w:cs="Times New Roman"/>
+          <w:color w:val="AEAAAA" w:themeColor="background2" w:themeShade="BF"/>
+          <w:sz w:val="24"/>
+          <w:szCs w:val="24"/>
+        </w:rPr>
+      </w:pPr>
+    </w:p>
+    <w:p>
+      <w:pPr>
+        <w:rPr>
+          <w:rFonts w:ascii="Times New Roman" w:hAnsi="Times New Roman" w:cs="Times New Roman"/>
+          <w:color w:val="AEAAAA" w:themeColor="background2" w:themeShade="BF"/>
+          <w:sz w:val="24"/>
+          <w:szCs w:val="24"/>
+        </w:rPr>
+      </w:pPr>
+    </w:p>
+    <w:p>
+      <w:pPr>
+        <w:rPr>
+          <w:rFonts w:ascii="Times New Roman" w:hAnsi="Times New Roman" w:cs="Times New Roman"/>
+          <w:color w:val="AEAAAA" w:themeColor="background2" w:themeShade="BF"/>
+          <w:sz w:val="24"/>
+          <w:szCs w:val="24"/>
+        </w:rPr>
+      </w:pPr>
+      <w:r>
+        <w:rPr>
+          <w:rFonts w:ascii="Times New Roman" w:hAnsi="Times New Roman" w:cs="Times New Roman"/>
+          <w:color w:val="AEAAAA" w:themeColor="background2" w:themeShade="BF"/>
+          <w:sz w:val="24"/>
+          <w:szCs w:val="24"/>
         </w:rPr>
         <w:t>[4] M. Bishop,</w:t>
       </w:r>
@@ -4016,12 +5420,18 @@
     <w:p>
       <w:pPr>
         <w:rPr>
-          <w:color w:val="AEAAAA" w:themeColor="background2" w:themeShade="BF"/>
-        </w:rPr>
-      </w:pPr>
-      <w:r>
-        <w:rPr>
-          <w:color w:val="AEAAAA" w:themeColor="background2" w:themeShade="BF"/>
+          <w:rFonts w:ascii="Times New Roman" w:hAnsi="Times New Roman" w:cs="Times New Roman"/>
+          <w:color w:val="AEAAAA" w:themeColor="background2" w:themeShade="BF"/>
+          <w:sz w:val="24"/>
+          <w:szCs w:val="24"/>
+        </w:rPr>
+      </w:pPr>
+      <w:r>
+        <w:rPr>
+          <w:rFonts w:ascii="Times New Roman" w:hAnsi="Times New Roman" w:cs="Times New Roman"/>
+          <w:color w:val="AEAAAA" w:themeColor="background2" w:themeShade="BF"/>
+          <w:sz w:val="24"/>
+          <w:szCs w:val="24"/>
         </w:rPr>
         <w:t>"HTTP/3,"</w:t>
       </w:r>
@@ -4029,12 +5439,18 @@
     <w:p>
       <w:pPr>
         <w:rPr>
-          <w:color w:val="AEAAAA" w:themeColor="background2" w:themeShade="BF"/>
-        </w:rPr>
-      </w:pPr>
-      <w:r>
-        <w:rPr>
-          <w:color w:val="AEAAAA" w:themeColor="background2" w:themeShade="BF"/>
+          <w:rFonts w:ascii="Times New Roman" w:hAnsi="Times New Roman" w:cs="Times New Roman"/>
+          <w:color w:val="AEAAAA" w:themeColor="background2" w:themeShade="BF"/>
+          <w:sz w:val="24"/>
+          <w:szCs w:val="24"/>
+        </w:rPr>
+      </w:pPr>
+      <w:r>
+        <w:rPr>
+          <w:rFonts w:ascii="Times New Roman" w:hAnsi="Times New Roman" w:cs="Times New Roman"/>
+          <w:color w:val="AEAAAA" w:themeColor="background2" w:themeShade="BF"/>
+          <w:sz w:val="24"/>
+          <w:szCs w:val="24"/>
         </w:rPr>
         <w:t>RFC 9114, Jun. 2022.</w:t>
       </w:r>
@@ -4042,26 +5458,38 @@
     <w:p>
       <w:pPr>
         <w:rPr>
-          <w:color w:val="AEAAAA" w:themeColor="background2" w:themeShade="BF"/>
-        </w:rPr>
-      </w:pPr>
-    </w:p>
-    <w:p>
-      <w:pPr>
-        <w:rPr>
-          <w:color w:val="AEAAAA" w:themeColor="background2" w:themeShade="BF"/>
-        </w:rPr>
-      </w:pPr>
-    </w:p>
-    <w:p>
-      <w:pPr>
-        <w:rPr>
-          <w:color w:val="AEAAAA" w:themeColor="background2" w:themeShade="BF"/>
-        </w:rPr>
-      </w:pPr>
-      <w:r>
-        <w:rPr>
-          <w:color w:val="AEAAAA" w:themeColor="background2" w:themeShade="BF"/>
+          <w:rFonts w:ascii="Times New Roman" w:hAnsi="Times New Roman" w:cs="Times New Roman"/>
+          <w:color w:val="AEAAAA" w:themeColor="background2" w:themeShade="BF"/>
+          <w:sz w:val="24"/>
+          <w:szCs w:val="24"/>
+        </w:rPr>
+      </w:pPr>
+    </w:p>
+    <w:p>
+      <w:pPr>
+        <w:rPr>
+          <w:rFonts w:ascii="Times New Roman" w:hAnsi="Times New Roman" w:cs="Times New Roman"/>
+          <w:color w:val="AEAAAA" w:themeColor="background2" w:themeShade="BF"/>
+          <w:sz w:val="24"/>
+          <w:szCs w:val="24"/>
+        </w:rPr>
+      </w:pPr>
+    </w:p>
+    <w:p>
+      <w:pPr>
+        <w:rPr>
+          <w:rFonts w:ascii="Times New Roman" w:hAnsi="Times New Roman" w:cs="Times New Roman"/>
+          <w:color w:val="AEAAAA" w:themeColor="background2" w:themeShade="BF"/>
+          <w:sz w:val="24"/>
+          <w:szCs w:val="24"/>
+        </w:rPr>
+      </w:pPr>
+      <w:r>
+        <w:rPr>
+          <w:rFonts w:ascii="Times New Roman" w:hAnsi="Times New Roman" w:cs="Times New Roman"/>
+          <w:color w:val="AEAAAA" w:themeColor="background2" w:themeShade="BF"/>
+          <w:sz w:val="24"/>
+          <w:szCs w:val="24"/>
         </w:rPr>
         <w:t>[5] J. Iyengar and M. Thomson,</w:t>
       </w:r>
@@ -4069,12 +5497,18 @@
     <w:p>
       <w:pPr>
         <w:rPr>
-          <w:color w:val="AEAAAA" w:themeColor="background2" w:themeShade="BF"/>
-        </w:rPr>
-      </w:pPr>
-      <w:r>
-        <w:rPr>
-          <w:color w:val="AEAAAA" w:themeColor="background2" w:themeShade="BF"/>
+          <w:rFonts w:ascii="Times New Roman" w:hAnsi="Times New Roman" w:cs="Times New Roman"/>
+          <w:color w:val="AEAAAA" w:themeColor="background2" w:themeShade="BF"/>
+          <w:sz w:val="24"/>
+          <w:szCs w:val="24"/>
+        </w:rPr>
+      </w:pPr>
+      <w:r>
+        <w:rPr>
+          <w:rFonts w:ascii="Times New Roman" w:hAnsi="Times New Roman" w:cs="Times New Roman"/>
+          <w:color w:val="AEAAAA" w:themeColor="background2" w:themeShade="BF"/>
+          <w:sz w:val="24"/>
+          <w:szCs w:val="24"/>
         </w:rPr>
         <w:t>"QUIC: A UDP-Based Multiplexed and Secure Transport,"</w:t>
       </w:r>
@@ -4082,12 +5516,18 @@
     <w:p>
       <w:pPr>
         <w:rPr>
-          <w:color w:val="AEAAAA" w:themeColor="background2" w:themeShade="BF"/>
-        </w:rPr>
-      </w:pPr>
-      <w:r>
-        <w:rPr>
-          <w:color w:val="AEAAAA" w:themeColor="background2" w:themeShade="BF"/>
+          <w:rFonts w:ascii="Times New Roman" w:hAnsi="Times New Roman" w:cs="Times New Roman"/>
+          <w:color w:val="AEAAAA" w:themeColor="background2" w:themeShade="BF"/>
+          <w:sz w:val="24"/>
+          <w:szCs w:val="24"/>
+        </w:rPr>
+      </w:pPr>
+      <w:r>
+        <w:rPr>
+          <w:rFonts w:ascii="Times New Roman" w:hAnsi="Times New Roman" w:cs="Times New Roman"/>
+          <w:color w:val="AEAAAA" w:themeColor="background2" w:themeShade="BF"/>
+          <w:sz w:val="24"/>
+          <w:szCs w:val="24"/>
         </w:rPr>
         <w:t>RFC 9000, May 2021.</w:t>
       </w:r>
@@ -4095,40 +5535,58 @@
     <w:p>
       <w:pPr>
         <w:rPr>
-          <w:color w:val="AEAAAA" w:themeColor="background2" w:themeShade="BF"/>
-        </w:rPr>
-      </w:pPr>
-    </w:p>
-    <w:p>
-      <w:pPr>
-        <w:rPr>
-          <w:color w:val="AEAAAA" w:themeColor="background2" w:themeShade="BF"/>
-        </w:rPr>
-      </w:pPr>
-    </w:p>
-    <w:p>
-      <w:pPr>
-        <w:rPr>
-          <w:color w:val="AEAAAA" w:themeColor="background2" w:themeShade="BF"/>
-        </w:rPr>
-      </w:pPr>
-      <w:r>
-        <w:rPr>
-          <w:color w:val="AEAAAA" w:themeColor="background2" w:themeShade="BF"/>
+          <w:rFonts w:ascii="Times New Roman" w:hAnsi="Times New Roman" w:cs="Times New Roman"/>
+          <w:color w:val="AEAAAA" w:themeColor="background2" w:themeShade="BF"/>
+          <w:sz w:val="24"/>
+          <w:szCs w:val="24"/>
+        </w:rPr>
+      </w:pPr>
+    </w:p>
+    <w:p>
+      <w:pPr>
+        <w:rPr>
+          <w:rFonts w:ascii="Times New Roman" w:hAnsi="Times New Roman" w:cs="Times New Roman"/>
+          <w:color w:val="AEAAAA" w:themeColor="background2" w:themeShade="BF"/>
+          <w:sz w:val="24"/>
+          <w:szCs w:val="24"/>
+        </w:rPr>
+      </w:pPr>
+    </w:p>
+    <w:p>
+      <w:pPr>
+        <w:rPr>
+          <w:rFonts w:ascii="Times New Roman" w:hAnsi="Times New Roman" w:cs="Times New Roman"/>
+          <w:color w:val="AEAAAA" w:themeColor="background2" w:themeShade="BF"/>
+          <w:sz w:val="24"/>
+          <w:szCs w:val="24"/>
+        </w:rPr>
+      </w:pPr>
+      <w:r>
+        <w:rPr>
+          <w:rFonts w:ascii="Times New Roman" w:hAnsi="Times New Roman" w:cs="Times New Roman"/>
+          <w:color w:val="AEAAAA" w:themeColor="background2" w:themeShade="BF"/>
+          <w:sz w:val="24"/>
+          <w:szCs w:val="24"/>
         </w:rPr>
         <w:t xml:space="preserve">[6] M. Trevisan, D. Giordano, I. Drago, and A. Safari </w:t>
       </w:r>
       <w:proofErr w:type="spellStart"/>
       <w:r>
         <w:rPr>
-          <w:color w:val="AEAAAA" w:themeColor="background2" w:themeShade="BF"/>
+          <w:rFonts w:ascii="Times New Roman" w:hAnsi="Times New Roman" w:cs="Times New Roman"/>
+          <w:color w:val="AEAAAA" w:themeColor="background2" w:themeShade="BF"/>
+          <w:sz w:val="24"/>
+          <w:szCs w:val="24"/>
         </w:rPr>
         <w:t>Khatouni</w:t>
       </w:r>
       <w:proofErr w:type="spellEnd"/>
       <w:r>
         <w:rPr>
-          <w:color w:val="AEAAAA" w:themeColor="background2" w:themeShade="BF"/>
+          <w:rFonts w:ascii="Times New Roman" w:hAnsi="Times New Roman" w:cs="Times New Roman"/>
+          <w:color w:val="AEAAAA" w:themeColor="background2" w:themeShade="BF"/>
+          <w:sz w:val="24"/>
+          <w:szCs w:val="24"/>
         </w:rPr>
         <w:t>,</w:t>
       </w:r>
@@ -4136,12 +5594,18 @@
     <w:p>
       <w:pPr>
         <w:rPr>
-          <w:color w:val="AEAAAA" w:themeColor="background2" w:themeShade="BF"/>
-        </w:rPr>
-      </w:pPr>
-      <w:r>
-        <w:rPr>
-          <w:color w:val="AEAAAA" w:themeColor="background2" w:themeShade="BF"/>
+          <w:rFonts w:ascii="Times New Roman" w:hAnsi="Times New Roman" w:cs="Times New Roman"/>
+          <w:color w:val="AEAAAA" w:themeColor="background2" w:themeShade="BF"/>
+          <w:sz w:val="24"/>
+          <w:szCs w:val="24"/>
+        </w:rPr>
+      </w:pPr>
+      <w:r>
+        <w:rPr>
+          <w:rFonts w:ascii="Times New Roman" w:hAnsi="Times New Roman" w:cs="Times New Roman"/>
+          <w:color w:val="AEAAAA" w:themeColor="background2" w:themeShade="BF"/>
+          <w:sz w:val="24"/>
+          <w:szCs w:val="24"/>
         </w:rPr>
         <w:t>"Measuring HTTP/3: Adoption and Performance,"</w:t>
       </w:r>
@@ -4149,12 +5613,18 @@
     <w:p>
       <w:pPr>
         <w:rPr>
-          <w:color w:val="AEAAAA" w:themeColor="background2" w:themeShade="BF"/>
-        </w:rPr>
-      </w:pPr>
-      <w:r>
-        <w:rPr>
-          <w:color w:val="AEAAAA" w:themeColor="background2" w:themeShade="BF"/>
+          <w:rFonts w:ascii="Times New Roman" w:hAnsi="Times New Roman" w:cs="Times New Roman"/>
+          <w:color w:val="AEAAAA" w:themeColor="background2" w:themeShade="BF"/>
+          <w:sz w:val="24"/>
+          <w:szCs w:val="24"/>
+        </w:rPr>
+      </w:pPr>
+      <w:r>
+        <w:rPr>
+          <w:rFonts w:ascii="Times New Roman" w:hAnsi="Times New Roman" w:cs="Times New Roman"/>
+          <w:color w:val="AEAAAA" w:themeColor="background2" w:themeShade="BF"/>
+          <w:sz w:val="24"/>
+          <w:szCs w:val="24"/>
         </w:rPr>
         <w:t>Proceedings of the ACM Internet Measurement Conference,</w:t>
       </w:r>
@@ -4162,39 +5632,58 @@
     <w:p>
       <w:pPr>
         <w:rPr>
-          <w:color w:val="AEAAAA" w:themeColor="background2" w:themeShade="BF"/>
-        </w:rPr>
-      </w:pPr>
-      <w:r>
-        <w:rPr>
-          <w:color w:val="AEAAAA" w:themeColor="background2" w:themeShade="BF"/>
-        </w:rPr>
+          <w:rFonts w:ascii="Times New Roman" w:hAnsi="Times New Roman" w:cs="Times New Roman"/>
+          <w:color w:val="AEAAAA" w:themeColor="background2" w:themeShade="BF"/>
+          <w:sz w:val="24"/>
+          <w:szCs w:val="24"/>
+        </w:rPr>
+      </w:pPr>
+      <w:r>
+        <w:rPr>
+          <w:rFonts w:ascii="Times New Roman" w:hAnsi="Times New Roman" w:cs="Times New Roman"/>
+          <w:color w:val="AEAAAA" w:themeColor="background2" w:themeShade="BF"/>
+          <w:sz w:val="24"/>
+          <w:szCs w:val="24"/>
+        </w:rPr>
+        <w:lastRenderedPageBreak/>
         <w:t>2021.</w:t>
       </w:r>
     </w:p>
     <w:p>
       <w:pPr>
         <w:rPr>
-          <w:color w:val="AEAAAA" w:themeColor="background2" w:themeShade="BF"/>
-        </w:rPr>
-      </w:pPr>
-    </w:p>
-    <w:p>
-      <w:pPr>
-        <w:rPr>
-          <w:color w:val="AEAAAA" w:themeColor="background2" w:themeShade="BF"/>
-        </w:rPr>
-      </w:pPr>
-    </w:p>
-    <w:p>
-      <w:pPr>
-        <w:rPr>
-          <w:color w:val="AEAAAA" w:themeColor="background2" w:themeShade="BF"/>
-        </w:rPr>
-      </w:pPr>
-      <w:r>
-        <w:rPr>
-          <w:color w:val="AEAAAA" w:themeColor="background2" w:themeShade="BF"/>
+          <w:rFonts w:ascii="Times New Roman" w:hAnsi="Times New Roman" w:cs="Times New Roman"/>
+          <w:color w:val="AEAAAA" w:themeColor="background2" w:themeShade="BF"/>
+          <w:sz w:val="24"/>
+          <w:szCs w:val="24"/>
+        </w:rPr>
+      </w:pPr>
+    </w:p>
+    <w:p>
+      <w:pPr>
+        <w:rPr>
+          <w:rFonts w:ascii="Times New Roman" w:hAnsi="Times New Roman" w:cs="Times New Roman"/>
+          <w:color w:val="AEAAAA" w:themeColor="background2" w:themeShade="BF"/>
+          <w:sz w:val="24"/>
+          <w:szCs w:val="24"/>
+        </w:rPr>
+      </w:pPr>
+    </w:p>
+    <w:p>
+      <w:pPr>
+        <w:rPr>
+          <w:rFonts w:ascii="Times New Roman" w:hAnsi="Times New Roman" w:cs="Times New Roman"/>
+          <w:color w:val="AEAAAA" w:themeColor="background2" w:themeShade="BF"/>
+          <w:sz w:val="24"/>
+          <w:szCs w:val="24"/>
+        </w:rPr>
+      </w:pPr>
+      <w:r>
+        <w:rPr>
+          <w:rFonts w:ascii="Times New Roman" w:hAnsi="Times New Roman" w:cs="Times New Roman"/>
+          <w:color w:val="AEAAAA" w:themeColor="background2" w:themeShade="BF"/>
+          <w:sz w:val="24"/>
+          <w:szCs w:val="24"/>
         </w:rPr>
         <w:t>[7] G. Perna, M. Trevisan, D. Giordano, and I. Drago,</w:t>
       </w:r>
@@ -4202,12 +5691,18 @@
     <w:p>
       <w:pPr>
         <w:rPr>
-          <w:color w:val="AEAAAA" w:themeColor="background2" w:themeShade="BF"/>
-        </w:rPr>
-      </w:pPr>
-      <w:r>
-        <w:rPr>
-          <w:color w:val="AEAAAA" w:themeColor="background2" w:themeShade="BF"/>
+          <w:rFonts w:ascii="Times New Roman" w:hAnsi="Times New Roman" w:cs="Times New Roman"/>
+          <w:color w:val="AEAAAA" w:themeColor="background2" w:themeShade="BF"/>
+          <w:sz w:val="24"/>
+          <w:szCs w:val="24"/>
+        </w:rPr>
+      </w:pPr>
+      <w:r>
+        <w:rPr>
+          <w:rFonts w:ascii="Times New Roman" w:hAnsi="Times New Roman" w:cs="Times New Roman"/>
+          <w:color w:val="AEAAAA" w:themeColor="background2" w:themeShade="BF"/>
+          <w:sz w:val="24"/>
+          <w:szCs w:val="24"/>
         </w:rPr>
         <w:t>"A First Look at HTTP/3 Adoption and Performance,"</w:t>
       </w:r>
@@ -4215,12 +5710,18 @@
     <w:p>
       <w:pPr>
         <w:rPr>
-          <w:color w:val="AEAAAA" w:themeColor="background2" w:themeShade="BF"/>
-        </w:rPr>
-      </w:pPr>
-      <w:r>
-        <w:rPr>
-          <w:color w:val="AEAAAA" w:themeColor="background2" w:themeShade="BF"/>
+          <w:rFonts w:ascii="Times New Roman" w:hAnsi="Times New Roman" w:cs="Times New Roman"/>
+          <w:color w:val="AEAAAA" w:themeColor="background2" w:themeShade="BF"/>
+          <w:sz w:val="24"/>
+          <w:szCs w:val="24"/>
+        </w:rPr>
+      </w:pPr>
+      <w:r>
+        <w:rPr>
+          <w:rFonts w:ascii="Times New Roman" w:hAnsi="Times New Roman" w:cs="Times New Roman"/>
+          <w:color w:val="AEAAAA" w:themeColor="background2" w:themeShade="BF"/>
+          <w:sz w:val="24"/>
+          <w:szCs w:val="24"/>
         </w:rPr>
         <w:t>Computer Communications,</w:t>
       </w:r>
@@ -4228,12 +5729,18 @@
     <w:p>
       <w:pPr>
         <w:rPr>
-          <w:color w:val="AEAAAA" w:themeColor="background2" w:themeShade="BF"/>
-        </w:rPr>
-      </w:pPr>
-      <w:r>
-        <w:rPr>
-          <w:color w:val="AEAAAA" w:themeColor="background2" w:themeShade="BF"/>
+          <w:rFonts w:ascii="Times New Roman" w:hAnsi="Times New Roman" w:cs="Times New Roman"/>
+          <w:color w:val="AEAAAA" w:themeColor="background2" w:themeShade="BF"/>
+          <w:sz w:val="24"/>
+          <w:szCs w:val="24"/>
+        </w:rPr>
+      </w:pPr>
+      <w:r>
+        <w:rPr>
+          <w:rFonts w:ascii="Times New Roman" w:hAnsi="Times New Roman" w:cs="Times New Roman"/>
+          <w:color w:val="AEAAAA" w:themeColor="background2" w:themeShade="BF"/>
+          <w:sz w:val="24"/>
+          <w:szCs w:val="24"/>
         </w:rPr>
         <w:t>vol. 187, pp. 115-124, 2022.</w:t>
       </w:r>
@@ -4241,54 +5748,78 @@
     <w:p>
       <w:pPr>
         <w:rPr>
-          <w:color w:val="AEAAAA" w:themeColor="background2" w:themeShade="BF"/>
-        </w:rPr>
-      </w:pPr>
-    </w:p>
-    <w:p>
-      <w:pPr>
-        <w:rPr>
-          <w:color w:val="AEAAAA" w:themeColor="background2" w:themeShade="BF"/>
-        </w:rPr>
-      </w:pPr>
-    </w:p>
-    <w:p>
-      <w:pPr>
-        <w:rPr>
-          <w:color w:val="AEAAAA" w:themeColor="background2" w:themeShade="BF"/>
-        </w:rPr>
-      </w:pPr>
-      <w:r>
-        <w:rPr>
-          <w:color w:val="AEAAAA" w:themeColor="background2" w:themeShade="BF"/>
+          <w:rFonts w:ascii="Times New Roman" w:hAnsi="Times New Roman" w:cs="Times New Roman"/>
+          <w:color w:val="AEAAAA" w:themeColor="background2" w:themeShade="BF"/>
+          <w:sz w:val="24"/>
+          <w:szCs w:val="24"/>
+        </w:rPr>
+      </w:pPr>
+    </w:p>
+    <w:p>
+      <w:pPr>
+        <w:rPr>
+          <w:rFonts w:ascii="Times New Roman" w:hAnsi="Times New Roman" w:cs="Times New Roman"/>
+          <w:color w:val="AEAAAA" w:themeColor="background2" w:themeShade="BF"/>
+          <w:sz w:val="24"/>
+          <w:szCs w:val="24"/>
+        </w:rPr>
+      </w:pPr>
+    </w:p>
+    <w:p>
+      <w:pPr>
+        <w:rPr>
+          <w:rFonts w:ascii="Times New Roman" w:hAnsi="Times New Roman" w:cs="Times New Roman"/>
+          <w:color w:val="AEAAAA" w:themeColor="background2" w:themeShade="BF"/>
+          <w:sz w:val="24"/>
+          <w:szCs w:val="24"/>
+        </w:rPr>
+      </w:pPr>
+      <w:r>
+        <w:rPr>
+          <w:rFonts w:ascii="Times New Roman" w:hAnsi="Times New Roman" w:cs="Times New Roman"/>
+          <w:color w:val="AEAAAA" w:themeColor="background2" w:themeShade="BF"/>
+          <w:sz w:val="24"/>
+          <w:szCs w:val="24"/>
         </w:rPr>
         <w:t xml:space="preserve">[8] F. Liu, J. DeHart, J. </w:t>
       </w:r>
       <w:proofErr w:type="spellStart"/>
       <w:r>
         <w:rPr>
-          <w:color w:val="AEAAAA" w:themeColor="background2" w:themeShade="BF"/>
+          <w:rFonts w:ascii="Times New Roman" w:hAnsi="Times New Roman" w:cs="Times New Roman"/>
+          <w:color w:val="AEAAAA" w:themeColor="background2" w:themeShade="BF"/>
+          <w:sz w:val="24"/>
+          <w:szCs w:val="24"/>
         </w:rPr>
         <w:t>Parwatikar</w:t>
       </w:r>
       <w:proofErr w:type="spellEnd"/>
       <w:r>
         <w:rPr>
-          <w:color w:val="AEAAAA" w:themeColor="background2" w:themeShade="BF"/>
+          <w:rFonts w:ascii="Times New Roman" w:hAnsi="Times New Roman" w:cs="Times New Roman"/>
+          <w:color w:val="AEAAAA" w:themeColor="background2" w:themeShade="BF"/>
+          <w:sz w:val="24"/>
+          <w:szCs w:val="24"/>
         </w:rPr>
         <w:t xml:space="preserve">, B. </w:t>
       </w:r>
       <w:proofErr w:type="spellStart"/>
       <w:r>
         <w:rPr>
-          <w:color w:val="AEAAAA" w:themeColor="background2" w:themeShade="BF"/>
+          <w:rFonts w:ascii="Times New Roman" w:hAnsi="Times New Roman" w:cs="Times New Roman"/>
+          <w:color w:val="AEAAAA" w:themeColor="background2" w:themeShade="BF"/>
+          <w:sz w:val="24"/>
+          <w:szCs w:val="24"/>
         </w:rPr>
         <w:t>Farkiani</w:t>
       </w:r>
       <w:proofErr w:type="spellEnd"/>
       <w:r>
         <w:rPr>
-          <w:color w:val="AEAAAA" w:themeColor="background2" w:themeShade="BF"/>
+          <w:rFonts w:ascii="Times New Roman" w:hAnsi="Times New Roman" w:cs="Times New Roman"/>
+          <w:color w:val="AEAAAA" w:themeColor="background2" w:themeShade="BF"/>
+          <w:sz w:val="24"/>
+          <w:szCs w:val="24"/>
         </w:rPr>
         <w:t>, and P. Crowley,</w:t>
       </w:r>
@@ -4296,12 +5827,18 @@
     <w:p>
       <w:pPr>
         <w:rPr>
-          <w:color w:val="AEAAAA" w:themeColor="background2" w:themeShade="BF"/>
-        </w:rPr>
-      </w:pPr>
-      <w:r>
-        <w:rPr>
-          <w:color w:val="AEAAAA" w:themeColor="background2" w:themeShade="BF"/>
+          <w:rFonts w:ascii="Times New Roman" w:hAnsi="Times New Roman" w:cs="Times New Roman"/>
+          <w:color w:val="AEAAAA" w:themeColor="background2" w:themeShade="BF"/>
+          <w:sz w:val="24"/>
+          <w:szCs w:val="24"/>
+        </w:rPr>
+      </w:pPr>
+      <w:r>
+        <w:rPr>
+          <w:rFonts w:ascii="Times New Roman" w:hAnsi="Times New Roman" w:cs="Times New Roman"/>
+          <w:color w:val="AEAAAA" w:themeColor="background2" w:themeShade="BF"/>
+          <w:sz w:val="24"/>
+          <w:szCs w:val="24"/>
         </w:rPr>
         <w:t>"Performance Comparison of HTTP/3 and HTTP/2: Proxy vs. Non-Proxy Environments,"</w:t>
       </w:r>
@@ -4309,20 +5846,29 @@
     <w:p>
       <w:pPr>
         <w:rPr>
-          <w:color w:val="AEAAAA" w:themeColor="background2" w:themeShade="BF"/>
+          <w:rFonts w:ascii="Times New Roman" w:hAnsi="Times New Roman" w:cs="Times New Roman"/>
+          <w:color w:val="AEAAAA" w:themeColor="background2" w:themeShade="BF"/>
+          <w:sz w:val="24"/>
+          <w:szCs w:val="24"/>
         </w:rPr>
       </w:pPr>
       <w:proofErr w:type="spellStart"/>
       <w:r>
         <w:rPr>
-          <w:color w:val="AEAAAA" w:themeColor="background2" w:themeShade="BF"/>
+          <w:rFonts w:ascii="Times New Roman" w:hAnsi="Times New Roman" w:cs="Times New Roman"/>
+          <w:color w:val="AEAAAA" w:themeColor="background2" w:themeShade="BF"/>
+          <w:sz w:val="24"/>
+          <w:szCs w:val="24"/>
         </w:rPr>
         <w:t>arXiv</w:t>
       </w:r>
       <w:proofErr w:type="spellEnd"/>
       <w:r>
         <w:rPr>
-          <w:color w:val="AEAAAA" w:themeColor="background2" w:themeShade="BF"/>
+          <w:rFonts w:ascii="Times New Roman" w:hAnsi="Times New Roman" w:cs="Times New Roman"/>
+          <w:color w:val="AEAAAA" w:themeColor="background2" w:themeShade="BF"/>
+          <w:sz w:val="24"/>
+          <w:szCs w:val="24"/>
         </w:rPr>
         <w:t xml:space="preserve"> preprint arXiv:2409.16267, 2024.</w:t>
       </w:r>
@@ -4330,26 +5876,38 @@
     <w:p>
       <w:pPr>
         <w:rPr>
-          <w:color w:val="AEAAAA" w:themeColor="background2" w:themeShade="BF"/>
-        </w:rPr>
-      </w:pPr>
-    </w:p>
-    <w:p>
-      <w:pPr>
-        <w:rPr>
-          <w:color w:val="AEAAAA" w:themeColor="background2" w:themeShade="BF"/>
-        </w:rPr>
-      </w:pPr>
-    </w:p>
-    <w:p>
-      <w:pPr>
-        <w:rPr>
-          <w:color w:val="AEAAAA" w:themeColor="background2" w:themeShade="BF"/>
-        </w:rPr>
-      </w:pPr>
-      <w:r>
-        <w:rPr>
-          <w:color w:val="AEAAAA" w:themeColor="background2" w:themeShade="BF"/>
+          <w:rFonts w:ascii="Times New Roman" w:hAnsi="Times New Roman" w:cs="Times New Roman"/>
+          <w:color w:val="AEAAAA" w:themeColor="background2" w:themeShade="BF"/>
+          <w:sz w:val="24"/>
+          <w:szCs w:val="24"/>
+        </w:rPr>
+      </w:pPr>
+    </w:p>
+    <w:p>
+      <w:pPr>
+        <w:rPr>
+          <w:rFonts w:ascii="Times New Roman" w:hAnsi="Times New Roman" w:cs="Times New Roman"/>
+          <w:color w:val="AEAAAA" w:themeColor="background2" w:themeShade="BF"/>
+          <w:sz w:val="24"/>
+          <w:szCs w:val="24"/>
+        </w:rPr>
+      </w:pPr>
+    </w:p>
+    <w:p>
+      <w:pPr>
+        <w:rPr>
+          <w:rFonts w:ascii="Times New Roman" w:hAnsi="Times New Roman" w:cs="Times New Roman"/>
+          <w:color w:val="AEAAAA" w:themeColor="background2" w:themeShade="BF"/>
+          <w:sz w:val="24"/>
+          <w:szCs w:val="24"/>
+        </w:rPr>
+      </w:pPr>
+      <w:r>
+        <w:rPr>
+          <w:rFonts w:ascii="Times New Roman" w:hAnsi="Times New Roman" w:cs="Times New Roman"/>
+          <w:color w:val="AEAAAA" w:themeColor="background2" w:themeShade="BF"/>
+          <w:sz w:val="24"/>
+          <w:szCs w:val="24"/>
         </w:rPr>
         <w:t>[9] A. Marx, J. Herlich, and F. Wamser,</w:t>
       </w:r>
@@ -4357,12 +5915,18 @@
     <w:p>
       <w:pPr>
         <w:rPr>
-          <w:color w:val="AEAAAA" w:themeColor="background2" w:themeShade="BF"/>
-        </w:rPr>
-      </w:pPr>
-      <w:r>
-        <w:rPr>
-          <w:color w:val="AEAAAA" w:themeColor="background2" w:themeShade="BF"/>
+          <w:rFonts w:ascii="Times New Roman" w:hAnsi="Times New Roman" w:cs="Times New Roman"/>
+          <w:color w:val="AEAAAA" w:themeColor="background2" w:themeShade="BF"/>
+          <w:sz w:val="24"/>
+          <w:szCs w:val="24"/>
+        </w:rPr>
+      </w:pPr>
+      <w:r>
+        <w:rPr>
+          <w:rFonts w:ascii="Times New Roman" w:hAnsi="Times New Roman" w:cs="Times New Roman"/>
+          <w:color w:val="AEAAAA" w:themeColor="background2" w:themeShade="BF"/>
+          <w:sz w:val="24"/>
+          <w:szCs w:val="24"/>
         </w:rPr>
         <w:t>"An Empirical Evaluation of HTTP/3 Performance in Modern Networks,"</w:t>
       </w:r>
@@ -4370,12 +5934,18 @@
     <w:p>
       <w:pPr>
         <w:rPr>
-          <w:color w:val="AEAAAA" w:themeColor="background2" w:themeShade="BF"/>
-        </w:rPr>
-      </w:pPr>
-      <w:r>
-        <w:rPr>
-          <w:color w:val="AEAAAA" w:themeColor="background2" w:themeShade="BF"/>
+          <w:rFonts w:ascii="Times New Roman" w:hAnsi="Times New Roman" w:cs="Times New Roman"/>
+          <w:color w:val="AEAAAA" w:themeColor="background2" w:themeShade="BF"/>
+          <w:sz w:val="24"/>
+          <w:szCs w:val="24"/>
+        </w:rPr>
+      </w:pPr>
+      <w:r>
+        <w:rPr>
+          <w:rFonts w:ascii="Times New Roman" w:hAnsi="Times New Roman" w:cs="Times New Roman"/>
+          <w:color w:val="AEAAAA" w:themeColor="background2" w:themeShade="BF"/>
+          <w:sz w:val="24"/>
+          <w:szCs w:val="24"/>
         </w:rPr>
         <w:t>IEEE Access,</w:t>
       </w:r>
@@ -4383,12 +5953,18 @@
     <w:p>
       <w:pPr>
         <w:rPr>
-          <w:color w:val="AEAAAA" w:themeColor="background2" w:themeShade="BF"/>
-        </w:rPr>
-      </w:pPr>
-      <w:r>
-        <w:rPr>
-          <w:color w:val="AEAAAA" w:themeColor="background2" w:themeShade="BF"/>
+          <w:rFonts w:ascii="Times New Roman" w:hAnsi="Times New Roman" w:cs="Times New Roman"/>
+          <w:color w:val="AEAAAA" w:themeColor="background2" w:themeShade="BF"/>
+          <w:sz w:val="24"/>
+          <w:szCs w:val="24"/>
+        </w:rPr>
+      </w:pPr>
+      <w:r>
+        <w:rPr>
+          <w:rFonts w:ascii="Times New Roman" w:hAnsi="Times New Roman" w:cs="Times New Roman"/>
+          <w:color w:val="AEAAAA" w:themeColor="background2" w:themeShade="BF"/>
+          <w:sz w:val="24"/>
+          <w:szCs w:val="24"/>
         </w:rPr>
         <w:t>2023.</w:t>
       </w:r>
@@ -4396,26 +5972,38 @@
     <w:p>
       <w:pPr>
         <w:rPr>
-          <w:color w:val="AEAAAA" w:themeColor="background2" w:themeShade="BF"/>
-        </w:rPr>
-      </w:pPr>
-    </w:p>
-    <w:p>
-      <w:pPr>
-        <w:rPr>
-          <w:color w:val="AEAAAA" w:themeColor="background2" w:themeShade="BF"/>
-        </w:rPr>
-      </w:pPr>
-    </w:p>
-    <w:p>
-      <w:pPr>
-        <w:rPr>
-          <w:color w:val="AEAAAA" w:themeColor="background2" w:themeShade="BF"/>
-        </w:rPr>
-      </w:pPr>
-      <w:r>
-        <w:rPr>
-          <w:color w:val="AEAAAA" w:themeColor="background2" w:themeShade="BF"/>
+          <w:rFonts w:ascii="Times New Roman" w:hAnsi="Times New Roman" w:cs="Times New Roman"/>
+          <w:color w:val="AEAAAA" w:themeColor="background2" w:themeShade="BF"/>
+          <w:sz w:val="24"/>
+          <w:szCs w:val="24"/>
+        </w:rPr>
+      </w:pPr>
+    </w:p>
+    <w:p>
+      <w:pPr>
+        <w:rPr>
+          <w:rFonts w:ascii="Times New Roman" w:hAnsi="Times New Roman" w:cs="Times New Roman"/>
+          <w:color w:val="AEAAAA" w:themeColor="background2" w:themeShade="BF"/>
+          <w:sz w:val="24"/>
+          <w:szCs w:val="24"/>
+        </w:rPr>
+      </w:pPr>
+    </w:p>
+    <w:p>
+      <w:pPr>
+        <w:rPr>
+          <w:rFonts w:ascii="Times New Roman" w:hAnsi="Times New Roman" w:cs="Times New Roman"/>
+          <w:color w:val="AEAAAA" w:themeColor="background2" w:themeShade="BF"/>
+          <w:sz w:val="24"/>
+          <w:szCs w:val="24"/>
+        </w:rPr>
+      </w:pPr>
+      <w:r>
+        <w:rPr>
+          <w:rFonts w:ascii="Times New Roman" w:hAnsi="Times New Roman" w:cs="Times New Roman"/>
+          <w:color w:val="AEAAAA" w:themeColor="background2" w:themeShade="BF"/>
+          <w:sz w:val="24"/>
+          <w:szCs w:val="24"/>
         </w:rPr>
         <w:t>[10] A. M. K. Cheng, J. Li, and X. Chen,</w:t>
       </w:r>
@@ -4423,12 +6011,18 @@
     <w:p>
       <w:pPr>
         <w:rPr>
-          <w:color w:val="AEAAAA" w:themeColor="background2" w:themeShade="BF"/>
-        </w:rPr>
-      </w:pPr>
-      <w:r>
-        <w:rPr>
-          <w:color w:val="AEAAAA" w:themeColor="background2" w:themeShade="BF"/>
+          <w:rFonts w:ascii="Times New Roman" w:hAnsi="Times New Roman" w:cs="Times New Roman"/>
+          <w:color w:val="AEAAAA" w:themeColor="background2" w:themeShade="BF"/>
+          <w:sz w:val="24"/>
+          <w:szCs w:val="24"/>
+        </w:rPr>
+      </w:pPr>
+      <w:r>
+        <w:rPr>
+          <w:rFonts w:ascii="Times New Roman" w:hAnsi="Times New Roman" w:cs="Times New Roman"/>
+          <w:color w:val="AEAAAA" w:themeColor="background2" w:themeShade="BF"/>
+          <w:sz w:val="24"/>
+          <w:szCs w:val="24"/>
         </w:rPr>
         <w:t>"Web Performance Optimization and Measurement in Modern Web Applications,"</w:t>
       </w:r>
@@ -4436,12 +6030,18 @@
     <w:p>
       <w:pPr>
         <w:rPr>
-          <w:color w:val="AEAAAA" w:themeColor="background2" w:themeShade="BF"/>
-        </w:rPr>
-      </w:pPr>
-      <w:r>
-        <w:rPr>
-          <w:color w:val="AEAAAA" w:themeColor="background2" w:themeShade="BF"/>
+          <w:rFonts w:ascii="Times New Roman" w:hAnsi="Times New Roman" w:cs="Times New Roman"/>
+          <w:color w:val="AEAAAA" w:themeColor="background2" w:themeShade="BF"/>
+          <w:sz w:val="24"/>
+          <w:szCs w:val="24"/>
+        </w:rPr>
+      </w:pPr>
+      <w:r>
+        <w:rPr>
+          <w:rFonts w:ascii="Times New Roman" w:hAnsi="Times New Roman" w:cs="Times New Roman"/>
+          <w:color w:val="AEAAAA" w:themeColor="background2" w:themeShade="BF"/>
+          <w:sz w:val="24"/>
+          <w:szCs w:val="24"/>
         </w:rPr>
         <w:t>IEEE Access,</w:t>
       </w:r>
@@ -4449,13 +6049,18 @@
     <w:p>
       <w:pPr>
         <w:rPr>
-          <w:rFonts w:hint="eastAsia"/>
-          <w:color w:val="AEAAAA" w:themeColor="background2" w:themeShade="BF"/>
-        </w:rPr>
-      </w:pPr>
-      <w:r>
-        <w:rPr>
-          <w:color w:val="AEAAAA" w:themeColor="background2" w:themeShade="BF"/>
+          <w:rFonts w:ascii="Times New Roman" w:hAnsi="Times New Roman" w:cs="Times New Roman"/>
+          <w:color w:val="AEAAAA" w:themeColor="background2" w:themeShade="BF"/>
+          <w:sz w:val="24"/>
+          <w:szCs w:val="24"/>
+        </w:rPr>
+      </w:pPr>
+      <w:r>
+        <w:rPr>
+          <w:rFonts w:ascii="Times New Roman" w:hAnsi="Times New Roman" w:cs="Times New Roman"/>
+          <w:color w:val="AEAAAA" w:themeColor="background2" w:themeShade="BF"/>
+          <w:sz w:val="24"/>
+          <w:szCs w:val="24"/>
         </w:rPr>
         <w:t>2022.</w:t>
       </w:r>
@@ -5037,6 +6642,7 @@
   <w:style w:type="character" w:default="1" w:styleId="a0">
     <w:name w:val="Default Paragraph Font"/>
     <w:uiPriority w:val="1"/>
+    <w:semiHidden/>
     <w:unhideWhenUsed/>
   </w:style>
   <w:style w:type="table" w:default="1" w:styleId="a1">

--- a/paper/Draft.docx
+++ b/paper/Draft.docx
@@ -5,14 +5,14 @@
     <w:p>
       <w:pPr>
         <w:pStyle w:val="1"/>
-        <w:spacing w:line="240" w:lineRule="auto"/>
+        <w:spacing w:line="360" w:lineRule="auto"/>
         <w:rPr>
           <w:rFonts w:ascii="Times New Roman" w:eastAsia="黑体" w:hAnsi="Times New Roman" w:cs="Times New Roman"/>
           <w:sz w:val="36"/>
           <w:szCs w:val="36"/>
         </w:rPr>
       </w:pPr>
-      <w:bookmarkStart w:id="0" w:name="_Toc234690706"/>
+      <w:bookmarkStart w:id="0" w:name="_Toc234695645"/>
       <w:r>
         <w:rPr>
           <w:rFonts w:ascii="Times New Roman" w:eastAsia="黑体" w:hAnsi="Times New Roman" w:cs="Times New Roman"/>
@@ -25,6 +25,7 @@
     </w:p>
     <w:p>
       <w:pPr>
+        <w:spacing w:line="360" w:lineRule="auto"/>
         <w:rPr>
           <w:rFonts w:ascii="Times New Roman" w:hAnsi="Times New Roman" w:cs="Times New Roman"/>
           <w:sz w:val="24"/>
@@ -38,20 +39,21 @@
           <w:szCs w:val="24"/>
         </w:rPr>
         <w:pict w14:anchorId="3FE39D0E">
-          <v:rect id="_x0000_i1025" style="width:0;height:1.5pt" o:hralign="center" o:hrstd="t" o:hr="t" fillcolor="#a0a0a0" stroked="f"/>
+          <v:rect id="_x0000_i1151" style="width:0;height:1.5pt" o:hralign="center" o:hrstd="t" o:hr="t" fillcolor="#a0a0a0" stroked="f"/>
         </w:pict>
       </w:r>
     </w:p>
     <w:p>
       <w:pPr>
         <w:pStyle w:val="2"/>
+        <w:spacing w:line="360" w:lineRule="auto"/>
         <w:rPr>
           <w:rFonts w:ascii="Times New Roman" w:eastAsia="黑体" w:hAnsi="Times New Roman" w:cs="Times New Roman"/>
           <w:sz w:val="24"/>
           <w:szCs w:val="24"/>
         </w:rPr>
       </w:pPr>
-      <w:bookmarkStart w:id="1" w:name="_Toc234690707"/>
+      <w:bookmarkStart w:id="1" w:name="_Toc234695646"/>
       <w:r>
         <w:rPr>
           <w:rFonts w:ascii="Times New Roman" w:eastAsia="黑体" w:hAnsi="Times New Roman" w:cs="Times New Roman"/>
@@ -65,6 +67,7 @@
     <w:p>
       <w:pPr>
         <w:pStyle w:val="pdq2pgselectionanchorcontainer"/>
+        <w:spacing w:line="360" w:lineRule="auto"/>
         <w:rPr>
           <w:rFonts w:ascii="Times New Roman" w:hAnsi="Times New Roman" w:cs="Times New Roman"/>
         </w:rPr>
@@ -79,6 +82,7 @@
     <w:p>
       <w:pPr>
         <w:pStyle w:val="a3"/>
+        <w:spacing w:line="360" w:lineRule="auto"/>
         <w:rPr>
           <w:rFonts w:ascii="Times New Roman" w:hAnsi="Times New Roman" w:cs="Times New Roman"/>
         </w:rPr>
@@ -121,20 +125,46 @@
     <w:p>
       <w:pPr>
         <w:pStyle w:val="a3"/>
-        <w:rPr>
-          <w:rFonts w:ascii="Times New Roman" w:hAnsi="Times New Roman" w:cs="Times New Roman"/>
-        </w:rPr>
-      </w:pPr>
-      <w:r>
-        <w:rPr>
-          <w:rFonts w:ascii="Times New Roman" w:hAnsi="Times New Roman" w:cs="Times New Roman"/>
-        </w:rPr>
-        <w:t>The experimental results show that HTTP/3 achieved the best overall page loading performance, with the lowest average load time among the three protocols. HTTP/2 also improved performance compared with HTTP/1.1 through multiplexing mechanisms. However, TTFB results indicate that different performance metrics may produce different rankings between protocols.</w:t>
+        <w:spacing w:line="360" w:lineRule="auto"/>
+        <w:rPr>
+          <w:rFonts w:ascii="Times New Roman" w:hAnsi="Times New Roman" w:cs="Times New Roman"/>
+        </w:rPr>
+      </w:pPr>
+      <w:r>
+        <w:rPr>
+          <w:rFonts w:ascii="Times New Roman" w:hAnsi="Times New Roman" w:cs="Times New Roman"/>
+        </w:rPr>
+        <w:t>The experimental results show that HTTP/3 achieved the best overall page loading performan</w:t>
+      </w:r>
+      <w:r>
+        <w:rPr>
+          <w:rFonts w:ascii="Times New Roman" w:hAnsi="Times New Roman" w:cs="Times New Roman"/>
+        </w:rPr>
+        <w:t>ce</w:t>
+      </w:r>
+      <w:r>
+        <w:rPr>
+          <w:rFonts w:ascii="Times New Roman" w:hAnsi="Times New Roman" w:cs="Times New Roman"/>
+        </w:rPr>
+        <w:t xml:space="preserve"> </w:t>
+      </w:r>
+      <w:r>
+        <w:rPr>
+          <w:rFonts w:ascii="Times New Roman" w:hAnsi="Times New Roman" w:cs="Times New Roman"/>
+        </w:rPr>
+        <w:t>under the tested experimental environment</w:t>
+      </w:r>
+      <w:r>
+        <w:rPr>
+          <w:rFonts w:ascii="Times New Roman" w:hAnsi="Times New Roman" w:cs="Times New Roman"/>
+        </w:rPr>
+        <w:t>, with the lowest average load time among the three protocols. HTTP/2 also improved performance compared with HTTP/1.1 through multiplexing mechanisms. However, TTFB results indicate that different performance metrics may produce different rankings between protocols.</w:t>
       </w:r>
     </w:p>
     <w:p>
       <w:pPr>
         <w:pStyle w:val="a3"/>
+        <w:spacing w:line="360" w:lineRule="auto"/>
         <w:rPr>
           <w:rFonts w:ascii="Times New Roman" w:hAnsi="Times New Roman" w:cs="Times New Roman"/>
         </w:rPr>
@@ -149,8 +179,9 @@
     <w:p>
       <w:pPr>
         <w:pStyle w:val="a3"/>
-        <w:rPr>
-          <w:rFonts w:ascii="Times New Roman" w:hAnsi="Times New Roman" w:cs="Times New Roman"/>
+        <w:spacing w:line="360" w:lineRule="auto"/>
+        <w:rPr>
+          <w:rFonts w:ascii="Times New Roman" w:hAnsi="Times New Roman" w:cs="Times New Roman" w:hint="eastAsia"/>
         </w:rPr>
       </w:pPr>
       <w:r>
@@ -169,75 +200,257 @@
     </w:p>
     <w:p>
       <w:pPr>
-        <w:rPr>
-          <w:rFonts w:ascii="Times New Roman" w:hAnsi="Times New Roman" w:cs="Times New Roman"/>
-          <w:sz w:val="24"/>
-          <w:szCs w:val="24"/>
-        </w:rPr>
-      </w:pPr>
-    </w:p>
-    <w:p>
-      <w:pPr>
-        <w:spacing w:line="320" w:lineRule="exact"/>
+        <w:pStyle w:val="2"/>
+        <w:spacing w:line="360" w:lineRule="auto"/>
         <w:rPr>
           <w:rFonts w:ascii="Times New Roman" w:eastAsia="黑体" w:hAnsi="Times New Roman" w:cs="Times New Roman"/>
           <w:sz w:val="24"/>
           <w:szCs w:val="24"/>
         </w:rPr>
       </w:pPr>
-      <w:r>
-        <w:rPr>
-          <w:rFonts w:ascii="Times New Roman" w:hAnsi="Times New Roman" w:cs="Times New Roman"/>
-          <w:sz w:val="24"/>
-          <w:szCs w:val="24"/>
-        </w:rPr>
-        <w:pict w14:anchorId="196084C1">
-          <v:rect id="_x0000_i1026" style="width:0;height:1.5pt" o:hralign="center" o:hrstd="t" o:hr="t" fillcolor="#a0a0a0" stroked="f"/>
-        </w:pict>
+      <w:bookmarkStart w:id="2" w:name="_Toc234695647"/>
+      <w:r>
+        <w:rPr>
+          <w:rFonts w:ascii="Times New Roman" w:eastAsia="黑体" w:hAnsi="Times New Roman" w:cs="Times New Roman"/>
+          <w:sz w:val="24"/>
+          <w:szCs w:val="24"/>
+        </w:rPr>
+        <w:lastRenderedPageBreak/>
+        <w:t>1.Introduction</w:t>
+      </w:r>
+      <w:bookmarkEnd w:id="2"/>
+    </w:p>
+    <w:p>
+      <w:pPr>
+        <w:pStyle w:val="pdq2pgselectionanchorcontainer"/>
+        <w:spacing w:line="360" w:lineRule="auto"/>
+        <w:ind w:left="360"/>
+        <w:rPr>
+          <w:rFonts w:ascii="Times New Roman" w:hAnsi="Times New Roman" w:cs="Times New Roman"/>
+        </w:rPr>
+      </w:pPr>
+      <w:r>
+        <w:rPr>
+          <w:rFonts w:ascii="Times New Roman" w:hAnsi="Times New Roman" w:cs="Times New Roman"/>
+        </w:rPr>
+        <w:t>The Hypertext Transfer Protocol (HTTP) is one of the fundamental protocols that enables communication between clients and servers on the Internet. As web applications continue to become more complex and data-intensive, improving network performance, reducing latency, and providing a stable user experience have become increasingly important. The evolution of HTTP protocols has therefore focused on improving transmission efficiency and overcoming limitations of previous versions.</w:t>
+      </w:r>
+    </w:p>
+    <w:p>
+      <w:pPr>
+        <w:pStyle w:val="a3"/>
+        <w:spacing w:line="360" w:lineRule="auto"/>
+        <w:ind w:left="360"/>
+        <w:rPr>
+          <w:rFonts w:ascii="Times New Roman" w:hAnsi="Times New Roman" w:cs="Times New Roman"/>
+        </w:rPr>
+      </w:pPr>
+      <w:r>
+        <w:rPr>
+          <w:rFonts w:ascii="Times New Roman" w:hAnsi="Times New Roman" w:cs="Times New Roman"/>
+        </w:rPr>
+        <w:t>HTTP/1.1 has been widely used for many years and introduced several improvements, including persistent connections and improved resource management. However, its sequential request handling mechanism may lead to performance limitations, particularly when loading modern web pages containing a large number of resources. To address these issues, HTTP/2 introduced new features such as multiplexing, stream prioritization, and header compression, allowing multiple requests to be transmitted simultaneously over a single connection.</w:t>
+      </w:r>
+    </w:p>
+    <w:p>
+      <w:pPr>
+        <w:pStyle w:val="a3"/>
+        <w:spacing w:line="360" w:lineRule="auto"/>
+        <w:ind w:left="360"/>
+        <w:rPr>
+          <w:rFonts w:ascii="Times New Roman" w:hAnsi="Times New Roman" w:cs="Times New Roman"/>
+        </w:rPr>
+      </w:pPr>
+      <w:r>
+        <w:rPr>
+          <w:rFonts w:ascii="Times New Roman" w:hAnsi="Times New Roman" w:cs="Times New Roman"/>
+        </w:rPr>
+        <w:t>More recently, HTTP/3 was developed to further improve web performance by replacing TCP with the QUIC transport protocol over UDP. By reducing connection establishment overhead and supporting features such as connection migration and improved congestion control, HTTP/3 aims to provide faster and more reliable communication, especially in unstable network environments.</w:t>
+      </w:r>
+    </w:p>
+    <w:p>
+      <w:pPr>
+        <w:pStyle w:val="a3"/>
+        <w:spacing w:line="360" w:lineRule="auto"/>
+        <w:ind w:left="360"/>
+        <w:rPr>
+          <w:rFonts w:ascii="Times New Roman" w:hAnsi="Times New Roman" w:cs="Times New Roman"/>
+        </w:rPr>
+      </w:pPr>
+      <w:r>
+        <w:rPr>
+          <w:rFonts w:ascii="Times New Roman" w:hAnsi="Times New Roman" w:cs="Times New Roman"/>
+        </w:rPr>
+        <w:t>Although HTTP/3 introduces significant improvements at the protocol level, its practical performance advantages may vary depending on network conditions, server configurations, and workload characteristics. Therefore, experimental evaluation is necessary to understand how different HTTP versions perform under controlled conditions rather than relying only on theoretical advantages.</w:t>
+      </w:r>
+    </w:p>
+    <w:p>
+      <w:pPr>
+        <w:pStyle w:val="a3"/>
+        <w:spacing w:line="360" w:lineRule="auto"/>
+        <w:ind w:left="360"/>
+        <w:rPr>
+          <w:rFonts w:ascii="Times New Roman" w:hAnsi="Times New Roman" w:cs="Times New Roman" w:hint="eastAsia"/>
+        </w:rPr>
+      </w:pPr>
+      <w:r>
+        <w:rPr>
+          <w:rFonts w:ascii="Times New Roman" w:hAnsi="Times New Roman" w:cs="Times New Roman"/>
+        </w:rPr>
+        <w:t xml:space="preserve">This study aims to experimentally compare the performance of HTTP/1.1, HTTP/2, and HTTP/3 by measuring key performance indicators, including page load time and Time </w:t>
+      </w:r>
+      <w:proofErr w:type="gramStart"/>
+      <w:r>
+        <w:rPr>
+          <w:rFonts w:ascii="Times New Roman" w:hAnsi="Times New Roman" w:cs="Times New Roman"/>
+        </w:rPr>
+        <w:t>To</w:t>
+      </w:r>
+      <w:proofErr w:type="gramEnd"/>
+      <w:r>
+        <w:rPr>
+          <w:rFonts w:ascii="Times New Roman" w:hAnsi="Times New Roman" w:cs="Times New Roman"/>
+        </w:rPr>
+        <w:t xml:space="preserve"> </w:t>
+      </w:r>
+      <w:r>
+        <w:rPr>
+          <w:rFonts w:ascii="Times New Roman" w:hAnsi="Times New Roman" w:cs="Times New Roman"/>
+        </w:rPr>
+        <w:lastRenderedPageBreak/>
+        <w:t>First Byte (TTFB). In addition, standard deviation is calculated to evaluate the stability and consistency of each protocol. The experimental results provide insights into the practical differences between these protocols and help understand the real-world performance impact of modern HTTP technologies.</w:t>
       </w:r>
     </w:p>
     <w:p>
       <w:pPr>
         <w:pStyle w:val="2"/>
-        <w:spacing w:line="320" w:lineRule="exact"/>
+        <w:spacing w:line="360" w:lineRule="auto"/>
         <w:rPr>
           <w:rFonts w:ascii="Times New Roman" w:eastAsia="黑体" w:hAnsi="Times New Roman" w:cs="Times New Roman"/>
           <w:sz w:val="24"/>
           <w:szCs w:val="24"/>
         </w:rPr>
       </w:pPr>
-      <w:bookmarkStart w:id="2" w:name="_Toc234690708"/>
+      <w:bookmarkStart w:id="3" w:name="_Toc234695648"/>
       <w:r>
         <w:rPr>
           <w:rFonts w:ascii="Times New Roman" w:eastAsia="黑体" w:hAnsi="Times New Roman" w:cs="Times New Roman"/>
           <w:sz w:val="24"/>
           <w:szCs w:val="24"/>
         </w:rPr>
-        <w:t>1.Introduction</w:t>
-      </w:r>
-      <w:bookmarkEnd w:id="2"/>
-    </w:p>
-    <w:p>
-      <w:pPr>
-        <w:pStyle w:val="pdq2pgselectionanchorcontainer"/>
-        <w:spacing w:line="320" w:lineRule="exact"/>
-        <w:ind w:left="360"/>
-        <w:rPr>
-          <w:rFonts w:ascii="Times New Roman" w:hAnsi="Times New Roman" w:cs="Times New Roman"/>
-        </w:rPr>
-      </w:pPr>
-      <w:r>
-        <w:rPr>
-          <w:rFonts w:ascii="Times New Roman" w:hAnsi="Times New Roman" w:cs="Times New Roman"/>
-        </w:rPr>
-        <w:t>The Hypertext Transfer Protocol (HTTP) is one of the fundamental protocols that enables communication between clients and servers on the Internet. As web applications continue to become more complex and data-intensive, improving network performance, reducing latency, and providing a stable user experience have become increasingly important. The evolution of HTTP protocols has therefore focused on improving transmission efficiency and overcoming limitations of previous versions.</w:t>
+        <w:t>2.Background</w:t>
+      </w:r>
+      <w:bookmarkEnd w:id="3"/>
+    </w:p>
+    <w:p>
+      <w:pPr>
+        <w:pStyle w:val="3"/>
+        <w:spacing w:line="360" w:lineRule="auto"/>
+        <w:rPr>
+          <w:rFonts w:ascii="Times New Roman" w:eastAsia="宋体" w:hAnsi="Times New Roman" w:cs="Times New Roman"/>
+          <w:sz w:val="24"/>
+          <w:szCs w:val="24"/>
+        </w:rPr>
+      </w:pPr>
+      <w:bookmarkStart w:id="4" w:name="_Toc234695649"/>
+      <w:r>
+        <w:rPr>
+          <w:rFonts w:ascii="Times New Roman" w:eastAsia="宋体" w:hAnsi="Times New Roman" w:cs="Times New Roman"/>
+          <w:sz w:val="24"/>
+          <w:szCs w:val="24"/>
+        </w:rPr>
+        <w:t>2.1 HTTP/1.1</w:t>
+      </w:r>
+      <w:bookmarkEnd w:id="4"/>
+    </w:p>
+    <w:p>
+      <w:pPr>
+        <w:spacing w:before="100" w:beforeAutospacing="1" w:after="100" w:afterAutospacing="1" w:line="360" w:lineRule="auto"/>
+        <w:rPr>
+          <w:rFonts w:ascii="Times New Roman" w:eastAsia="宋体" w:hAnsi="Times New Roman" w:cs="Times New Roman"/>
+          <w:sz w:val="24"/>
+          <w:szCs w:val="24"/>
+        </w:rPr>
+      </w:pPr>
+      <w:r>
+        <w:rPr>
+          <w:rFonts w:ascii="Times New Roman" w:eastAsia="宋体" w:hAnsi="Times New Roman" w:cs="Times New Roman"/>
+          <w:sz w:val="24"/>
+          <w:szCs w:val="24"/>
+        </w:rPr>
+        <w:t>HTTP/1.1 is one of the most widely deployed versions of the Hypertext Transfer Protocol and has been used as the foundation of web communication for decades. Compared with earlier versions, HTTP/1.1 introduced persistent connections, allowing multiple requests and responses to reuse the same TCP connection instead of establishing a new connection for every request.</w:t>
       </w:r>
     </w:p>
     <w:p>
       <w:pPr>
         <w:pStyle w:val="a3"/>
-        <w:spacing w:line="320" w:lineRule="exact"/>
-        <w:ind w:left="360"/>
+        <w:spacing w:line="360" w:lineRule="auto"/>
+        <w:rPr>
+          <w:rFonts w:ascii="Times New Roman" w:hAnsi="Times New Roman" w:cs="Times New Roman"/>
+        </w:rPr>
+      </w:pPr>
+      <w:r>
+        <w:rPr>
+          <w:rFonts w:ascii="Times New Roman" w:hAnsi="Times New Roman" w:cs="Times New Roman"/>
+        </w:rPr>
+        <w:t>However, HTTP/1.1 still suffers from several limitations. One major issue is the lack of native multiplexing support, meaning that multiple resources cannot be efficiently transmitted simultaneously within a single connection. This may cause increased latency when loading modern websites containing many independent resources such as images, scripts, and style files.</w:t>
+      </w:r>
+    </w:p>
+    <w:p>
+      <w:pPr>
+        <w:pStyle w:val="3"/>
+        <w:spacing w:line="360" w:lineRule="auto"/>
+        <w:rPr>
+          <w:rFonts w:ascii="Times New Roman" w:eastAsia="宋体" w:hAnsi="Times New Roman" w:cs="Times New Roman"/>
+          <w:sz w:val="24"/>
+          <w:szCs w:val="24"/>
+        </w:rPr>
+      </w:pPr>
+      <w:bookmarkStart w:id="5" w:name="_Toc234695650"/>
+      <w:r>
+        <w:rPr>
+          <w:rFonts w:ascii="Times New Roman" w:eastAsia="宋体" w:hAnsi="Times New Roman" w:cs="Times New Roman"/>
+          <w:sz w:val="24"/>
+          <w:szCs w:val="24"/>
+        </w:rPr>
+        <w:t>2.2 HTTP/2</w:t>
+      </w:r>
+      <w:bookmarkEnd w:id="5"/>
+    </w:p>
+    <w:p>
+      <w:pPr>
+        <w:pStyle w:val="a3"/>
+        <w:spacing w:line="360" w:lineRule="auto"/>
+        <w:rPr>
+          <w:rFonts w:ascii="Times New Roman" w:hAnsi="Times New Roman" w:cs="Times New Roman"/>
+        </w:rPr>
+      </w:pPr>
+      <w:r>
+        <w:rPr>
+          <w:rFonts w:ascii="Times New Roman" w:hAnsi="Times New Roman" w:cs="Times New Roman"/>
+        </w:rPr>
+        <w:t>HTTP/2 was introduced to improve the efficiency of web communication by addressing the performance limitations of HTTP/1.1. One of the most important features of HTTP/2 is multiplexing, which allows multiple streams of data to be transmitted simultaneously through a single TCP connection.</w:t>
+      </w:r>
+    </w:p>
+    <w:p>
+      <w:pPr>
+        <w:pStyle w:val="a3"/>
+        <w:spacing w:line="360" w:lineRule="auto"/>
+        <w:rPr>
+          <w:rFonts w:ascii="Times New Roman" w:hAnsi="Times New Roman" w:cs="Times New Roman"/>
+        </w:rPr>
+      </w:pPr>
+      <w:r>
+        <w:rPr>
+          <w:rFonts w:ascii="Times New Roman" w:hAnsi="Times New Roman" w:cs="Times New Roman"/>
+        </w:rPr>
+        <w:t>Additionally, HTTP/2 introduced header compression using HPACK, reducing unnecessary data transmission caused by repeated HTTP headers. These improvements can significantly reduce network overhead and improve page loading performance, especially for websites with many resources.</w:t>
+      </w:r>
+    </w:p>
+    <w:p>
+      <w:pPr>
+        <w:pStyle w:val="a3"/>
+        <w:spacing w:line="360" w:lineRule="auto"/>
         <w:rPr>
           <w:rFonts w:ascii="Times New Roman" w:hAnsi="Times New Roman" w:cs="Times New Roman"/>
         </w:rPr>
@@ -247,728 +460,390 @@
           <w:rFonts w:ascii="Times New Roman" w:hAnsi="Times New Roman" w:cs="Times New Roman"/>
         </w:rPr>
         <w:lastRenderedPageBreak/>
-        <w:t>HTTP/1.1 has been widely used for many years and introduced several improvements, including persistent connections and improved resource management. However, its sequential request handling mechanism may lead to performance limitations, particularly when loading modern web pages containing a large number of resources. To address these issues, HTTP/2 introduced new features such as multiplexing, stream prioritization, and header compression, allowing multiple requests to be transmitted simultaneously over a single connection.</w:t>
-      </w:r>
+        <w:t>However, since HTTP/2 still relies on TCP, it may experience performance degradation when packet loss occurs. This is because TCP handles packet recovery at the connection level, which may affect multiple streams simultaneously.</w:t>
+      </w:r>
+    </w:p>
+    <w:p>
+      <w:pPr>
+        <w:pStyle w:val="3"/>
+        <w:spacing w:line="360" w:lineRule="auto"/>
+        <w:rPr>
+          <w:rFonts w:ascii="Times New Roman" w:eastAsia="宋体" w:hAnsi="Times New Roman" w:cs="Times New Roman"/>
+          <w:sz w:val="24"/>
+          <w:szCs w:val="24"/>
+        </w:rPr>
+      </w:pPr>
+      <w:bookmarkStart w:id="6" w:name="_Toc234695651"/>
+      <w:r>
+        <w:rPr>
+          <w:rFonts w:ascii="Times New Roman" w:eastAsia="宋体" w:hAnsi="Times New Roman" w:cs="Times New Roman"/>
+          <w:sz w:val="24"/>
+          <w:szCs w:val="24"/>
+        </w:rPr>
+        <w:t>2.3 HTTP/3 and QUIC</w:t>
+      </w:r>
+      <w:bookmarkEnd w:id="6"/>
     </w:p>
     <w:p>
       <w:pPr>
         <w:pStyle w:val="a3"/>
-        <w:spacing w:line="320" w:lineRule="exact"/>
-        <w:ind w:left="360"/>
-        <w:rPr>
-          <w:rFonts w:ascii="Times New Roman" w:hAnsi="Times New Roman" w:cs="Times New Roman"/>
-        </w:rPr>
-      </w:pPr>
-      <w:r>
-        <w:rPr>
-          <w:rFonts w:ascii="Times New Roman" w:hAnsi="Times New Roman" w:cs="Times New Roman"/>
-        </w:rPr>
-        <w:t>More recently, HTTP/3 was developed to further improve web performance by replacing TCP with the QUIC transport protocol over UDP. By reducing connection establishment overhead and supporting features such as connection migration and improved congestion control, HTTP/3 aims to provide faster and more reliable communication, especially in unstable network environments.</w:t>
+        <w:spacing w:line="360" w:lineRule="auto"/>
+        <w:rPr>
+          <w:rFonts w:ascii="Times New Roman" w:hAnsi="Times New Roman" w:cs="Times New Roman"/>
+        </w:rPr>
+      </w:pPr>
+      <w:r>
+        <w:rPr>
+          <w:rFonts w:ascii="Times New Roman" w:hAnsi="Times New Roman" w:cs="Times New Roman"/>
+        </w:rPr>
+        <w:t>HTTP/3 represents the latest generation of HTTP protocols and is built on top of the QUIC transport protocol. Unlike previous versions that rely on TCP, HTTP/3 uses UDP as the underlying transport layer while implementing reliability and security mechanisms within QUIC.</w:t>
       </w:r>
     </w:p>
     <w:p>
       <w:pPr>
         <w:pStyle w:val="a3"/>
-        <w:spacing w:line="320" w:lineRule="exact"/>
-        <w:ind w:left="360"/>
-        <w:rPr>
-          <w:rFonts w:ascii="Times New Roman" w:hAnsi="Times New Roman" w:cs="Times New Roman"/>
-        </w:rPr>
-      </w:pPr>
-      <w:r>
-        <w:rPr>
-          <w:rFonts w:ascii="Times New Roman" w:hAnsi="Times New Roman" w:cs="Times New Roman"/>
-        </w:rPr>
-        <w:t>Although HTTP/3 introduces significant improvements at the protocol level, its practical performance advantages may vary depending on network conditions, server configurations, and workload characteristics. Therefore, experimental evaluation is necessary to understand how different HTTP versions perform under controlled conditions rather than relying only on theoretical advantages.</w:t>
+        <w:spacing w:line="360" w:lineRule="auto"/>
+        <w:rPr>
+          <w:rFonts w:ascii="Times New Roman" w:hAnsi="Times New Roman" w:cs="Times New Roman"/>
+        </w:rPr>
+      </w:pPr>
+      <w:r>
+        <w:rPr>
+          <w:rFonts w:ascii="Times New Roman" w:hAnsi="Times New Roman" w:cs="Times New Roman"/>
+        </w:rPr>
+        <w:t>QUIC provides several advantages, including faster connection establishment, independent stream processing, and improved performance under changing network conditions. Since packet loss in one stream does not block other streams, HTTP/3 can reduce latency caused by traditional TCP head-of-line blocking.</w:t>
       </w:r>
     </w:p>
     <w:p>
       <w:pPr>
         <w:pStyle w:val="a3"/>
-        <w:spacing w:line="320" w:lineRule="exact"/>
-        <w:ind w:left="360"/>
-        <w:rPr>
-          <w:rFonts w:ascii="Times New Roman" w:hAnsi="Times New Roman" w:cs="Times New Roman"/>
-        </w:rPr>
-      </w:pPr>
-      <w:r>
-        <w:rPr>
-          <w:rFonts w:ascii="Times New Roman" w:hAnsi="Times New Roman" w:cs="Times New Roman"/>
-        </w:rPr>
-        <w:t xml:space="preserve">This study aims to experimentally compare the performance of HTTP/1.1, HTTP/2, and HTTP/3 by measuring key performance indicators, including page load time and Time </w:t>
-      </w:r>
-      <w:proofErr w:type="gramStart"/>
-      <w:r>
-        <w:rPr>
-          <w:rFonts w:ascii="Times New Roman" w:hAnsi="Times New Roman" w:cs="Times New Roman"/>
-        </w:rPr>
-        <w:t>To</w:t>
-      </w:r>
-      <w:proofErr w:type="gramEnd"/>
-      <w:r>
-        <w:rPr>
-          <w:rFonts w:ascii="Times New Roman" w:hAnsi="Times New Roman" w:cs="Times New Roman"/>
-        </w:rPr>
-        <w:t xml:space="preserve"> First Byte (TTFB). In addition, standard deviation is calculated to evaluate the stability and consistency of each protocol. The experimental results provide insights into the practical differences between these protocols and help understand the real-world performance impact of modern HTTP technologies.</w:t>
+        <w:spacing w:line="360" w:lineRule="auto"/>
+        <w:rPr>
+          <w:rFonts w:ascii="Times New Roman" w:hAnsi="Times New Roman" w:cs="Times New Roman" w:hint="eastAsia"/>
+        </w:rPr>
+      </w:pPr>
+      <w:r>
+        <w:rPr>
+          <w:rFonts w:ascii="Times New Roman" w:hAnsi="Times New Roman" w:cs="Times New Roman"/>
+        </w:rPr>
+        <w:t>Despite these theoretical advantages, the actual performance improvement of HTTP/3 depends on factors such as network environment, server implementation, and application workload. Therefore, experimental comparison remains important for evaluating its practical benefits.</w:t>
+      </w:r>
+    </w:p>
+    <w:p>
+      <w:pPr>
+        <w:pStyle w:val="2"/>
+        <w:spacing w:line="360" w:lineRule="auto"/>
+        <w:rPr>
+          <w:rFonts w:ascii="Times New Roman" w:eastAsia="黑体" w:hAnsi="Times New Roman" w:cs="Times New Roman"/>
+          <w:sz w:val="24"/>
+          <w:szCs w:val="24"/>
+        </w:rPr>
+      </w:pPr>
+      <w:bookmarkStart w:id="7" w:name="_Toc234695652"/>
+      <w:r>
+        <w:rPr>
+          <w:rFonts w:ascii="Times New Roman" w:eastAsia="黑体" w:hAnsi="Times New Roman" w:cs="Times New Roman"/>
+          <w:sz w:val="24"/>
+          <w:szCs w:val="24"/>
+        </w:rPr>
+        <w:t>3. Methodology</w:t>
+      </w:r>
+      <w:bookmarkEnd w:id="7"/>
+    </w:p>
+    <w:p>
+      <w:pPr>
+        <w:pStyle w:val="3"/>
+        <w:spacing w:line="360" w:lineRule="auto"/>
+        <w:rPr>
+          <w:rFonts w:ascii="Times New Roman" w:eastAsia="宋体" w:hAnsi="Times New Roman" w:cs="Times New Roman"/>
+          <w:sz w:val="24"/>
+          <w:szCs w:val="24"/>
+        </w:rPr>
+      </w:pPr>
+      <w:bookmarkStart w:id="8" w:name="_Toc234695653"/>
+      <w:r>
+        <w:rPr>
+          <w:rFonts w:ascii="Times New Roman" w:eastAsia="宋体" w:hAnsi="Times New Roman" w:cs="Times New Roman"/>
+          <w:sz w:val="24"/>
+          <w:szCs w:val="24"/>
+        </w:rPr>
+        <w:t>3.1 Experimental Environment</w:t>
+      </w:r>
+      <w:bookmarkEnd w:id="8"/>
+    </w:p>
+    <w:p>
+      <w:pPr>
+        <w:spacing w:before="100" w:beforeAutospacing="1" w:after="100" w:afterAutospacing="1" w:line="360" w:lineRule="auto"/>
+        <w:rPr>
+          <w:rFonts w:ascii="Times New Roman" w:eastAsia="宋体" w:hAnsi="Times New Roman" w:cs="Times New Roman"/>
+          <w:sz w:val="24"/>
+          <w:szCs w:val="24"/>
+        </w:rPr>
+      </w:pPr>
+      <w:r>
+        <w:rPr>
+          <w:rFonts w:ascii="Times New Roman" w:eastAsia="宋体" w:hAnsi="Times New Roman" w:cs="Times New Roman"/>
+          <w:sz w:val="24"/>
+          <w:szCs w:val="24"/>
+        </w:rPr>
+        <w:t>This study evaluates the performance differences between HTTP/1.1, HTTP/2, and HTTP/3 through a controlled web performance experiment. A web-based image gallery application was developed as the experimental platform. The website contains multiple pages, images, and static resources, representing a typical modern web application with multiple HTTP requests.</w:t>
       </w:r>
     </w:p>
     <w:p>
       <w:pPr>
         <w:pStyle w:val="a3"/>
-        <w:spacing w:line="320" w:lineRule="exact"/>
-        <w:rPr>
-          <w:rFonts w:ascii="Times New Roman" w:hAnsi="Times New Roman" w:cs="Times New Roman"/>
-        </w:rPr>
-      </w:pPr>
-      <w:r>
-        <w:rPr>
-          <w:rFonts w:ascii="Times New Roman" w:hAnsi="Times New Roman" w:cs="Times New Roman"/>
-        </w:rPr>
-        <w:pict w14:anchorId="3747F047">
-          <v:rect id="_x0000_i1027" style="width:0;height:1.5pt" o:hralign="center" o:hrstd="t" o:hr="t" fillcolor="#a0a0a0" stroked="f"/>
-        </w:pict>
-      </w:r>
-    </w:p>
-    <w:p>
-      <w:pPr>
-        <w:pStyle w:val="2"/>
-        <w:spacing w:line="320" w:lineRule="exact"/>
-        <w:rPr>
-          <w:rFonts w:ascii="Times New Roman" w:eastAsia="黑体" w:hAnsi="Times New Roman" w:cs="Times New Roman"/>
-          <w:sz w:val="24"/>
-          <w:szCs w:val="24"/>
-        </w:rPr>
-      </w:pPr>
-      <w:bookmarkStart w:id="3" w:name="_Toc234690709"/>
-      <w:r>
-        <w:rPr>
-          <w:rFonts w:ascii="Times New Roman" w:eastAsia="黑体" w:hAnsi="Times New Roman" w:cs="Times New Roman"/>
-          <w:sz w:val="24"/>
-          <w:szCs w:val="24"/>
-        </w:rPr>
-        <w:t>2.Background</w:t>
-      </w:r>
-      <w:bookmarkEnd w:id="3"/>
+        <w:spacing w:line="360" w:lineRule="auto"/>
+        <w:rPr>
+          <w:rFonts w:ascii="Times New Roman" w:hAnsi="Times New Roman" w:cs="Times New Roman"/>
+        </w:rPr>
+      </w:pPr>
+      <w:r>
+        <w:rPr>
+          <w:rFonts w:ascii="Times New Roman" w:hAnsi="Times New Roman" w:cs="Times New Roman"/>
+        </w:rPr>
+        <w:t xml:space="preserve">The web application was developed using HTML, CSS, and JavaScript. A Node.js environment with Express.js was used to serve the website resources. Express.js was selected </w:t>
+      </w:r>
+      <w:r>
+        <w:rPr>
+          <w:rFonts w:ascii="Times New Roman" w:hAnsi="Times New Roman" w:cs="Times New Roman"/>
+        </w:rPr>
+        <w:lastRenderedPageBreak/>
+        <w:t>because it provides a lightweight and simple framework for building web servers and handling static file requests.</w:t>
+      </w:r>
+    </w:p>
+    <w:p>
+      <w:pPr>
+        <w:pStyle w:val="a3"/>
+        <w:spacing w:line="360" w:lineRule="auto"/>
+        <w:rPr>
+          <w:rFonts w:ascii="Times New Roman" w:hAnsi="Times New Roman" w:cs="Times New Roman"/>
+        </w:rPr>
+      </w:pPr>
+      <w:r>
+        <w:rPr>
+          <w:rFonts w:ascii="Times New Roman" w:hAnsi="Times New Roman" w:cs="Times New Roman"/>
+        </w:rPr>
+        <w:t>The website was deployed in a public hosting environment and accessed through HTTPS. Cloudflare services were enabled to provide secure communication and HTTP/3 support based on the QUIC protocol. Google Chrome Developer Tools was used to monitor network activities and collect performance information during the experiments.</w:t>
+      </w:r>
     </w:p>
     <w:p>
       <w:pPr>
         <w:pStyle w:val="3"/>
-        <w:spacing w:line="320" w:lineRule="exact"/>
+        <w:spacing w:line="360" w:lineRule="auto"/>
         <w:rPr>
           <w:rFonts w:ascii="Times New Roman" w:eastAsia="宋体" w:hAnsi="Times New Roman" w:cs="Times New Roman"/>
           <w:sz w:val="24"/>
           <w:szCs w:val="24"/>
         </w:rPr>
       </w:pPr>
-      <w:bookmarkStart w:id="4" w:name="_Toc234690710"/>
+      <w:bookmarkStart w:id="9" w:name="_Toc234695654"/>
       <w:r>
         <w:rPr>
           <w:rFonts w:ascii="Times New Roman" w:eastAsia="宋体" w:hAnsi="Times New Roman" w:cs="Times New Roman"/>
           <w:sz w:val="24"/>
           <w:szCs w:val="24"/>
         </w:rPr>
-        <w:t>2.1 HTTP/1.1</w:t>
-      </w:r>
-      <w:bookmarkEnd w:id="4"/>
-    </w:p>
-    <w:p>
-      <w:pPr>
-        <w:spacing w:before="100" w:beforeAutospacing="1" w:after="100" w:afterAutospacing="1" w:line="320" w:lineRule="exact"/>
+        <w:t>3.2 Website and Server Configuration</w:t>
+      </w:r>
+      <w:bookmarkEnd w:id="9"/>
+    </w:p>
+    <w:p>
+      <w:pPr>
+        <w:pStyle w:val="a3"/>
+        <w:spacing w:line="360" w:lineRule="auto"/>
+        <w:rPr>
+          <w:rFonts w:ascii="Times New Roman" w:hAnsi="Times New Roman" w:cs="Times New Roman"/>
+        </w:rPr>
+      </w:pPr>
+      <w:r>
+        <w:rPr>
+          <w:rFonts w:ascii="Times New Roman" w:hAnsi="Times New Roman" w:cs="Times New Roman"/>
+        </w:rPr>
+        <w:t>The experimental website was designed as a gaming image gallery containing multiple images and static resources. The purpose of using an image-based website was to simulate a resource-intensive webpage where multiple files need to be requested and transferred between client and server.</w:t>
+      </w:r>
+    </w:p>
+    <w:p>
+      <w:pPr>
+        <w:pStyle w:val="a3"/>
+        <w:spacing w:line="360" w:lineRule="auto"/>
+        <w:rPr>
+          <w:rFonts w:ascii="Times New Roman" w:hAnsi="Times New Roman" w:cs="Times New Roman"/>
+        </w:rPr>
+      </w:pPr>
+      <w:r>
+        <w:rPr>
+          <w:rFonts w:ascii="Times New Roman" w:hAnsi="Times New Roman" w:cs="Times New Roman"/>
+        </w:rPr>
+        <w:t>For HTTP/1.1 testing, a Node.js Express server was configured to provide static website resources. The server used the default HTTP/1.1 communication method provided by Express.</w:t>
+      </w:r>
+    </w:p>
+    <w:p>
+      <w:pPr>
+        <w:pStyle w:val="a3"/>
+        <w:spacing w:line="360" w:lineRule="auto"/>
+        <w:rPr>
+          <w:rFonts w:ascii="Times New Roman" w:hAnsi="Times New Roman" w:cs="Times New Roman"/>
+        </w:rPr>
+      </w:pPr>
+      <w:r>
+        <w:rPr>
+          <w:rFonts w:ascii="Times New Roman" w:hAnsi="Times New Roman" w:cs="Times New Roman"/>
+        </w:rPr>
+        <w:t>For HTTP/2 testing, a secure HTTP/2 server was implemented using the native Node.js HTTP/2 module with TLS certificates. This configuration enabled HTTP/2 communication through an encrypted HTTPS connection.</w:t>
+      </w:r>
+    </w:p>
+    <w:p>
+      <w:pPr>
+        <w:pStyle w:val="a3"/>
+        <w:spacing w:line="360" w:lineRule="auto"/>
+        <w:rPr>
+          <w:rFonts w:ascii="Times New Roman" w:hAnsi="Times New Roman" w:cs="Times New Roman"/>
+        </w:rPr>
+      </w:pPr>
+      <w:r>
+        <w:rPr>
+          <w:rFonts w:ascii="Times New Roman" w:hAnsi="Times New Roman" w:cs="Times New Roman"/>
+        </w:rPr>
+        <w:t>For HTTP/3 testing, HTTP/3 support was enabled through Cloudflare using the QUIC transport protocol. The browser established HTTP/3 connections with the server when HTTP/3 was available.</w:t>
+      </w:r>
+    </w:p>
+    <w:p>
+      <w:pPr>
+        <w:pStyle w:val="a3"/>
+        <w:spacing w:line="360" w:lineRule="auto"/>
+        <w:rPr>
+          <w:rFonts w:ascii="Times New Roman" w:hAnsi="Times New Roman" w:cs="Times New Roman"/>
+        </w:rPr>
+      </w:pPr>
+      <w:r>
+        <w:rPr>
+          <w:rFonts w:ascii="Times New Roman" w:hAnsi="Times New Roman" w:cs="Times New Roman"/>
+        </w:rPr>
+        <w:t>The same website resources and testing conditions were maintained for all protocols to ensure a fair comparison.</w:t>
+      </w:r>
+    </w:p>
+    <w:p>
+      <w:pPr>
+        <w:pStyle w:val="3"/>
+        <w:spacing w:line="360" w:lineRule="auto"/>
         <w:rPr>
           <w:rFonts w:ascii="Times New Roman" w:eastAsia="宋体" w:hAnsi="Times New Roman" w:cs="Times New Roman"/>
           <w:sz w:val="24"/>
           <w:szCs w:val="24"/>
         </w:rPr>
       </w:pPr>
+      <w:bookmarkStart w:id="10" w:name="_Toc234695655"/>
       <w:r>
         <w:rPr>
           <w:rFonts w:ascii="Times New Roman" w:eastAsia="宋体" w:hAnsi="Times New Roman" w:cs="Times New Roman"/>
           <w:sz w:val="24"/>
           <w:szCs w:val="24"/>
         </w:rPr>
-        <w:t>HTTP/1.1 is one of the most widely deployed versions of the Hypertext Transfer Protocol and has been used as the foundation of web communication for decades. Compared with earlier versions, HTTP/1.1 introduced persistent connections, allowing multiple requests and responses to reuse the same TCP connection instead of establishing a new connection for every request.</w:t>
-      </w:r>
+        <w:lastRenderedPageBreak/>
+        <w:t>3.3 Experimental Procedure</w:t>
+      </w:r>
+      <w:bookmarkEnd w:id="10"/>
     </w:p>
     <w:p>
       <w:pPr>
         <w:pStyle w:val="a3"/>
-        <w:spacing w:line="320" w:lineRule="exact"/>
-        <w:rPr>
-          <w:rFonts w:ascii="Times New Roman" w:hAnsi="Times New Roman" w:cs="Times New Roman"/>
-        </w:rPr>
-      </w:pPr>
-      <w:r>
-        <w:rPr>
-          <w:rFonts w:ascii="Times New Roman" w:hAnsi="Times New Roman" w:cs="Times New Roman"/>
-        </w:rPr>
-        <w:t xml:space="preserve">However, HTTP/1.1 still suffers from several limitations. One major issue is the lack of native multiplexing support, meaning that multiple resources cannot be efficiently transmitted simultaneously within a single connection. This may cause increased </w:t>
-      </w:r>
-      <w:r>
-        <w:rPr>
-          <w:rFonts w:ascii="Times New Roman" w:hAnsi="Times New Roman" w:cs="Times New Roman"/>
-        </w:rPr>
-        <w:lastRenderedPageBreak/>
-        <w:t>latency when loading modern websites containing many independent resources such as images, scripts, and style files.</w:t>
-      </w:r>
-    </w:p>
-    <w:p>
-      <w:pPr>
-        <w:spacing w:line="320" w:lineRule="exact"/>
-        <w:rPr>
-          <w:rFonts w:ascii="Times New Roman" w:hAnsi="Times New Roman" w:cs="Times New Roman"/>
-          <w:sz w:val="24"/>
-          <w:szCs w:val="24"/>
-        </w:rPr>
-      </w:pPr>
-      <w:r>
-        <w:rPr>
-          <w:rFonts w:ascii="Times New Roman" w:hAnsi="Times New Roman" w:cs="Times New Roman"/>
-          <w:sz w:val="24"/>
-          <w:szCs w:val="24"/>
-        </w:rPr>
-        <w:pict w14:anchorId="1A5811F1">
-          <v:rect id="_x0000_i1028" style="width:0;height:1.5pt" o:hralign="center" o:hrstd="t" o:hr="t" fillcolor="#a0a0a0" stroked="f"/>
-        </w:pict>
+        <w:spacing w:line="360" w:lineRule="auto"/>
+        <w:rPr>
+          <w:rFonts w:ascii="Times New Roman" w:hAnsi="Times New Roman" w:cs="Times New Roman"/>
+        </w:rPr>
+      </w:pPr>
+      <w:r>
+        <w:rPr>
+          <w:rFonts w:ascii="Times New Roman" w:hAnsi="Times New Roman" w:cs="Times New Roman"/>
+        </w:rPr>
+        <w:t>The experiment was conducted using the same webpage and testing environment for HTTP/1.1, HTTP/2, and HTTP/3. Each protocol was tested repeatedly to reduce the influence of random network variations.</w:t>
+      </w:r>
+    </w:p>
+    <w:p>
+      <w:pPr>
+        <w:pStyle w:val="a3"/>
+        <w:spacing w:line="360" w:lineRule="auto"/>
+        <w:rPr>
+          <w:rFonts w:ascii="Times New Roman" w:hAnsi="Times New Roman" w:cs="Times New Roman"/>
+        </w:rPr>
+      </w:pPr>
+      <w:r>
+        <w:rPr>
+          <w:rFonts w:ascii="Times New Roman" w:hAnsi="Times New Roman" w:cs="Times New Roman"/>
+        </w:rPr>
+        <w:t>For each HTTP protocol, 10 independent tests were performed, resulting in a total of 30 experimental samples. During each test, the browser loaded the complete website, and network performance information was recorded using Chrome Developer Tools.</w:t>
+      </w:r>
+    </w:p>
+    <w:p>
+      <w:pPr>
+        <w:pStyle w:val="a3"/>
+        <w:spacing w:line="360" w:lineRule="auto"/>
+        <w:rPr>
+          <w:rFonts w:ascii="Times New Roman" w:hAnsi="Times New Roman" w:cs="Times New Roman"/>
+        </w:rPr>
+      </w:pPr>
+      <w:r>
+        <w:rPr>
+          <w:rFonts w:ascii="Times New Roman" w:hAnsi="Times New Roman" w:cs="Times New Roman"/>
+        </w:rPr>
+        <w:t>Before each measurement, the browser cache was disabled to reduce the impact of previously stored resources. The same webpage, resource files, and testing procedure were used throughout all experiments.</w:t>
+      </w:r>
+    </w:p>
+    <w:p>
+      <w:pPr>
+        <w:pStyle w:val="a3"/>
+        <w:spacing w:line="360" w:lineRule="auto"/>
+        <w:rPr>
+          <w:rFonts w:ascii="Times New Roman" w:hAnsi="Times New Roman" w:cs="Times New Roman"/>
+        </w:rPr>
+      </w:pPr>
+      <w:r>
+        <w:rPr>
+          <w:rFonts w:ascii="Times New Roman" w:hAnsi="Times New Roman" w:cs="Times New Roman"/>
+        </w:rPr>
+        <w:t>The collected data was exported and organized into Excel spreadsheets for further statistical analysis. Average values, maximum values, minimum values, and standard deviations were calculated to compare the performance and stability of different HTTP protocols.</w:t>
       </w:r>
     </w:p>
     <w:p>
       <w:pPr>
         <w:pStyle w:val="3"/>
-        <w:spacing w:line="320" w:lineRule="exact"/>
+        <w:spacing w:line="360" w:lineRule="auto"/>
         <w:rPr>
           <w:rFonts w:ascii="Times New Roman" w:eastAsia="宋体" w:hAnsi="Times New Roman" w:cs="Times New Roman"/>
           <w:sz w:val="24"/>
           <w:szCs w:val="24"/>
         </w:rPr>
       </w:pPr>
-      <w:bookmarkStart w:id="5" w:name="_Toc234690711"/>
+      <w:bookmarkStart w:id="11" w:name="_Toc234695656"/>
       <w:r>
         <w:rPr>
           <w:rFonts w:ascii="Times New Roman" w:eastAsia="宋体" w:hAnsi="Times New Roman" w:cs="Times New Roman"/>
           <w:sz w:val="24"/>
           <w:szCs w:val="24"/>
         </w:rPr>
-        <w:t>2.2 HTTP/2</w:t>
-      </w:r>
-      <w:bookmarkEnd w:id="5"/>
+        <w:t>3.4 Performance Metrics</w:t>
+      </w:r>
+      <w:bookmarkEnd w:id="11"/>
     </w:p>
     <w:p>
       <w:pPr>
         <w:pStyle w:val="a3"/>
-        <w:spacing w:line="320" w:lineRule="exact"/>
-        <w:rPr>
-          <w:rFonts w:ascii="Times New Roman" w:hAnsi="Times New Roman" w:cs="Times New Roman"/>
-        </w:rPr>
-      </w:pPr>
-      <w:r>
-        <w:rPr>
-          <w:rFonts w:ascii="Times New Roman" w:hAnsi="Times New Roman" w:cs="Times New Roman"/>
-        </w:rPr>
-        <w:t>HTTP/2 was introduced to improve the efficiency of web communication by addressing the performance limitations of HTTP/1.1. One of the most important features of HTTP/2 is multiplexing, which allows multiple streams of data to be transmitted simultaneously through a single TCP connection.</w:t>
-      </w:r>
-    </w:p>
-    <w:p>
-      <w:pPr>
-        <w:pStyle w:val="a3"/>
-        <w:spacing w:line="320" w:lineRule="exact"/>
-        <w:rPr>
-          <w:rFonts w:ascii="Times New Roman" w:hAnsi="Times New Roman" w:cs="Times New Roman"/>
-        </w:rPr>
-      </w:pPr>
-      <w:r>
-        <w:rPr>
-          <w:rFonts w:ascii="Times New Roman" w:hAnsi="Times New Roman" w:cs="Times New Roman"/>
-        </w:rPr>
-        <w:t>Additionally, HTTP/2 introduced header compression using HPACK, reducing unnecessary data transmission caused by repeated HTTP headers. These improvements can significantly reduce network overhead and improve page loading performance, especially for websites with many resources.</w:t>
-      </w:r>
-    </w:p>
-    <w:p>
-      <w:pPr>
-        <w:pStyle w:val="a3"/>
-        <w:spacing w:line="320" w:lineRule="exact"/>
-        <w:rPr>
-          <w:rFonts w:ascii="Times New Roman" w:hAnsi="Times New Roman" w:cs="Times New Roman"/>
-        </w:rPr>
-      </w:pPr>
-      <w:r>
-        <w:rPr>
-          <w:rFonts w:ascii="Times New Roman" w:hAnsi="Times New Roman" w:cs="Times New Roman"/>
-        </w:rPr>
-        <w:t>However, since HTTP/2 still relies on TCP, it may experience performance degradation when packet loss occurs. This is because TCP handles packet recovery at the connection level, which may affect multiple streams simultaneously.</w:t>
-      </w:r>
-    </w:p>
-    <w:p>
-      <w:pPr>
-        <w:spacing w:line="320" w:lineRule="exact"/>
-        <w:rPr>
-          <w:rFonts w:ascii="Times New Roman" w:hAnsi="Times New Roman" w:cs="Times New Roman"/>
-          <w:sz w:val="24"/>
-          <w:szCs w:val="24"/>
-        </w:rPr>
-      </w:pPr>
-      <w:r>
-        <w:rPr>
-          <w:rFonts w:ascii="Times New Roman" w:hAnsi="Times New Roman" w:cs="Times New Roman"/>
-          <w:sz w:val="24"/>
-          <w:szCs w:val="24"/>
-        </w:rPr>
-        <w:pict w14:anchorId="3FB50C6A">
-          <v:rect id="_x0000_i1029" style="width:0;height:1.5pt" o:hralign="center" o:hrstd="t" o:hr="t" fillcolor="#a0a0a0" stroked="f"/>
-        </w:pict>
+        <w:spacing w:line="360" w:lineRule="auto"/>
+        <w:rPr>
+          <w:rFonts w:ascii="Times New Roman" w:hAnsi="Times New Roman" w:cs="Times New Roman"/>
+        </w:rPr>
+      </w:pPr>
+      <w:r>
+        <w:rPr>
+          <w:rFonts w:ascii="Times New Roman" w:hAnsi="Times New Roman" w:cs="Times New Roman"/>
+        </w:rPr>
+        <w:t>To evaluate the performance of different HTTP protocols, several important web performance metrics were selected.</w:t>
       </w:r>
     </w:p>
     <w:p>
       <w:pPr>
         <w:pStyle w:val="3"/>
-        <w:spacing w:line="320" w:lineRule="exact"/>
-        <w:rPr>
-          <w:rFonts w:ascii="Times New Roman" w:eastAsia="宋体" w:hAnsi="Times New Roman" w:cs="Times New Roman"/>
-          <w:sz w:val="24"/>
-          <w:szCs w:val="24"/>
-        </w:rPr>
-      </w:pPr>
-      <w:bookmarkStart w:id="6" w:name="_Toc234690712"/>
-      <w:r>
-        <w:rPr>
-          <w:rFonts w:ascii="Times New Roman" w:eastAsia="宋体" w:hAnsi="Times New Roman" w:cs="Times New Roman"/>
-          <w:sz w:val="24"/>
-          <w:szCs w:val="24"/>
-        </w:rPr>
-        <w:t>2.3 HTTP/3 and QUIC</w:t>
-      </w:r>
-      <w:bookmarkEnd w:id="6"/>
-    </w:p>
-    <w:p>
-      <w:pPr>
-        <w:pStyle w:val="a3"/>
-        <w:spacing w:line="320" w:lineRule="exact"/>
-        <w:rPr>
-          <w:rFonts w:ascii="Times New Roman" w:hAnsi="Times New Roman" w:cs="Times New Roman"/>
-        </w:rPr>
-      </w:pPr>
-      <w:r>
-        <w:rPr>
-          <w:rFonts w:ascii="Times New Roman" w:hAnsi="Times New Roman" w:cs="Times New Roman"/>
-        </w:rPr>
-        <w:t>HTTP/3 represents the latest generation of HTTP protocols and is built on top of the QUIC transport protocol. Unlike previous versions that rely on TCP, HTTP/3 uses UDP as the underlying transport layer while implementing reliability and security mechanisms within QUIC.</w:t>
-      </w:r>
-    </w:p>
-    <w:p>
-      <w:pPr>
-        <w:pStyle w:val="a3"/>
-        <w:spacing w:line="320" w:lineRule="exact"/>
-        <w:rPr>
-          <w:rFonts w:ascii="Times New Roman" w:hAnsi="Times New Roman" w:cs="Times New Roman"/>
-        </w:rPr>
-      </w:pPr>
-      <w:r>
-        <w:rPr>
-          <w:rFonts w:ascii="Times New Roman" w:hAnsi="Times New Roman" w:cs="Times New Roman"/>
-        </w:rPr>
-        <w:t>QUIC provides several advantages, including faster connection establishment, independent stream processing, and improved performance under changing network conditions. Since packet loss in one stream does not block other streams, HTTP/3 can reduce latency caused by traditional TCP head-of-line blocking.</w:t>
-      </w:r>
-    </w:p>
-    <w:p>
-      <w:pPr>
-        <w:pStyle w:val="a3"/>
-        <w:spacing w:line="320" w:lineRule="exact"/>
-        <w:rPr>
-          <w:rFonts w:ascii="Times New Roman" w:hAnsi="Times New Roman" w:cs="Times New Roman"/>
-        </w:rPr>
-      </w:pPr>
-      <w:r>
-        <w:rPr>
-          <w:rFonts w:ascii="Times New Roman" w:hAnsi="Times New Roman" w:cs="Times New Roman"/>
-        </w:rPr>
-        <w:t>Despite these theoretical advantages, the actual performance improvement of HTTP/3 depends on factors such as network environment, server implementation, and application workload. Therefore, experimental comparison remains important for evaluating its practical benefits.</w:t>
-      </w:r>
-    </w:p>
-    <w:p>
-      <w:pPr>
-        <w:pStyle w:val="a3"/>
-        <w:spacing w:line="320" w:lineRule="exact"/>
-        <w:rPr>
-          <w:rFonts w:ascii="Times New Roman" w:hAnsi="Times New Roman" w:cs="Times New Roman"/>
-        </w:rPr>
-      </w:pPr>
-      <w:r>
-        <w:rPr>
-          <w:rFonts w:ascii="Times New Roman" w:hAnsi="Times New Roman" w:cs="Times New Roman"/>
-        </w:rPr>
-        <w:pict w14:anchorId="65F189AD">
-          <v:rect id="_x0000_i1030" style="width:0;height:1.5pt" o:hralign="center" o:hrstd="t" o:hr="t" fillcolor="#a0a0a0" stroked="f"/>
-        </w:pict>
-      </w:r>
-    </w:p>
-    <w:p>
-      <w:pPr>
-        <w:pStyle w:val="2"/>
-        <w:spacing w:line="320" w:lineRule="exact"/>
-        <w:rPr>
-          <w:rFonts w:ascii="Times New Roman" w:eastAsia="黑体" w:hAnsi="Times New Roman" w:cs="Times New Roman"/>
-          <w:sz w:val="24"/>
-          <w:szCs w:val="24"/>
-        </w:rPr>
-      </w:pPr>
-      <w:bookmarkStart w:id="7" w:name="_Toc234690713"/>
-      <w:r>
-        <w:rPr>
-          <w:rFonts w:ascii="Times New Roman" w:eastAsia="黑体" w:hAnsi="Times New Roman" w:cs="Times New Roman"/>
-          <w:sz w:val="24"/>
-          <w:szCs w:val="24"/>
-        </w:rPr>
-        <w:lastRenderedPageBreak/>
-        <w:t>3. Methodology</w:t>
-      </w:r>
-      <w:bookmarkEnd w:id="7"/>
-    </w:p>
-    <w:p>
-      <w:pPr>
-        <w:pStyle w:val="3"/>
-        <w:spacing w:line="320" w:lineRule="exact"/>
-        <w:rPr>
-          <w:rFonts w:ascii="Times New Roman" w:eastAsia="宋体" w:hAnsi="Times New Roman" w:cs="Times New Roman"/>
-          <w:sz w:val="24"/>
-          <w:szCs w:val="24"/>
-        </w:rPr>
-      </w:pPr>
-      <w:bookmarkStart w:id="8" w:name="_Toc234690714"/>
-      <w:r>
-        <w:rPr>
-          <w:rFonts w:ascii="Times New Roman" w:eastAsia="宋体" w:hAnsi="Times New Roman" w:cs="Times New Roman"/>
-          <w:sz w:val="24"/>
-          <w:szCs w:val="24"/>
-        </w:rPr>
-        <w:t>3.1 Experimental Environment</w:t>
-      </w:r>
-      <w:bookmarkEnd w:id="8"/>
-    </w:p>
-    <w:p>
-      <w:pPr>
-        <w:spacing w:before="100" w:beforeAutospacing="1" w:after="100" w:afterAutospacing="1" w:line="320" w:lineRule="exact"/>
-        <w:rPr>
-          <w:rFonts w:ascii="Times New Roman" w:eastAsia="宋体" w:hAnsi="Times New Roman" w:cs="Times New Roman"/>
-          <w:sz w:val="24"/>
-          <w:szCs w:val="24"/>
-        </w:rPr>
-      </w:pPr>
-      <w:r>
-        <w:rPr>
-          <w:rFonts w:ascii="Times New Roman" w:eastAsia="宋体" w:hAnsi="Times New Roman" w:cs="Times New Roman"/>
-          <w:sz w:val="24"/>
-          <w:szCs w:val="24"/>
-        </w:rPr>
-        <w:t>This study evaluates the performance differences between HTTP/1.1, HTTP/2, and HTTP/3 through a controlled web performance experiment. A web-based image gallery application was developed as the experimental platform. The website contains multiple pages, images, and static resources, representing a typical modern web application with multiple HTTP requests.</w:t>
-      </w:r>
-    </w:p>
-    <w:p>
-      <w:pPr>
-        <w:pStyle w:val="a3"/>
-        <w:spacing w:line="320" w:lineRule="exact"/>
-        <w:rPr>
-          <w:rFonts w:ascii="Times New Roman" w:hAnsi="Times New Roman" w:cs="Times New Roman"/>
-        </w:rPr>
-      </w:pPr>
-      <w:r>
-        <w:rPr>
-          <w:rFonts w:ascii="Times New Roman" w:hAnsi="Times New Roman" w:cs="Times New Roman"/>
-        </w:rPr>
-        <w:t>The web application was developed using HTML, CSS, and JavaScript. A Node.js environment with Express.js was used to serve the website resources. Express.js was selected because it provides a lightweight and simple framework for building web servers and handling static file requests.</w:t>
-      </w:r>
-    </w:p>
-    <w:p>
-      <w:pPr>
-        <w:pStyle w:val="a3"/>
-        <w:spacing w:line="320" w:lineRule="exact"/>
-        <w:rPr>
-          <w:rFonts w:ascii="Times New Roman" w:hAnsi="Times New Roman" w:cs="Times New Roman"/>
-        </w:rPr>
-      </w:pPr>
-      <w:r>
-        <w:rPr>
-          <w:rFonts w:ascii="Times New Roman" w:hAnsi="Times New Roman" w:cs="Times New Roman"/>
-        </w:rPr>
-        <w:t>The website was deployed in a public hosting environment and accessed through HTTPS. Cloudflare services were enabled to provide secure communication and HTTP/3 support based on the QUIC protocol. Google Chrome Developer Tools was used to monitor network activities and collect performance information during the experiments.</w:t>
-      </w:r>
-    </w:p>
-    <w:p>
-      <w:pPr>
-        <w:spacing w:line="320" w:lineRule="exact"/>
-        <w:rPr>
-          <w:rFonts w:ascii="Times New Roman" w:hAnsi="Times New Roman" w:cs="Times New Roman"/>
-          <w:sz w:val="24"/>
-          <w:szCs w:val="24"/>
-        </w:rPr>
-      </w:pPr>
-      <w:r>
-        <w:rPr>
-          <w:rFonts w:ascii="Times New Roman" w:hAnsi="Times New Roman" w:cs="Times New Roman"/>
-          <w:sz w:val="24"/>
-          <w:szCs w:val="24"/>
-        </w:rPr>
-        <w:pict w14:anchorId="17E154F1">
-          <v:rect id="_x0000_i1031" style="width:0;height:1.5pt" o:hralign="center" o:hrstd="t" o:hr="t" fillcolor="#a0a0a0" stroked="f"/>
-        </w:pict>
-      </w:r>
-    </w:p>
-    <w:p>
-      <w:pPr>
-        <w:pStyle w:val="3"/>
-        <w:spacing w:line="320" w:lineRule="exact"/>
-        <w:rPr>
-          <w:rFonts w:ascii="Times New Roman" w:eastAsia="宋体" w:hAnsi="Times New Roman" w:cs="Times New Roman"/>
-          <w:sz w:val="24"/>
-          <w:szCs w:val="24"/>
-        </w:rPr>
-      </w:pPr>
-      <w:bookmarkStart w:id="9" w:name="_Toc234690715"/>
-      <w:r>
-        <w:rPr>
-          <w:rFonts w:ascii="Times New Roman" w:eastAsia="宋体" w:hAnsi="Times New Roman" w:cs="Times New Roman"/>
-          <w:sz w:val="24"/>
-          <w:szCs w:val="24"/>
-        </w:rPr>
-        <w:t>3.2 Website and Server Configuration</w:t>
-      </w:r>
-      <w:bookmarkEnd w:id="9"/>
-    </w:p>
-    <w:p>
-      <w:pPr>
-        <w:pStyle w:val="a3"/>
-        <w:spacing w:line="320" w:lineRule="exact"/>
-        <w:rPr>
-          <w:rFonts w:ascii="Times New Roman" w:hAnsi="Times New Roman" w:cs="Times New Roman"/>
-        </w:rPr>
-      </w:pPr>
-      <w:r>
-        <w:rPr>
-          <w:rFonts w:ascii="Times New Roman" w:hAnsi="Times New Roman" w:cs="Times New Roman"/>
-        </w:rPr>
-        <w:t>The experimental website was designed as a gaming image gallery containing multiple images and static resources. The purpose of using an image-based website was to simulate a resource-intensive webpage where multiple files need to be requested and transferred between client and server.</w:t>
-      </w:r>
-    </w:p>
-    <w:p>
-      <w:pPr>
-        <w:pStyle w:val="a3"/>
-        <w:spacing w:line="320" w:lineRule="exact"/>
-        <w:rPr>
-          <w:rFonts w:ascii="Times New Roman" w:hAnsi="Times New Roman" w:cs="Times New Roman"/>
-        </w:rPr>
-      </w:pPr>
-      <w:r>
-        <w:rPr>
-          <w:rFonts w:ascii="Times New Roman" w:hAnsi="Times New Roman" w:cs="Times New Roman"/>
-        </w:rPr>
-        <w:t>For HTTP/1.1 testing, a Node.js Express server was configured to provide static website resources. The server used the default HTTP/1.1 communication method provided by Express.</w:t>
-      </w:r>
-    </w:p>
-    <w:p>
-      <w:pPr>
-        <w:pStyle w:val="a3"/>
-        <w:spacing w:line="320" w:lineRule="exact"/>
-        <w:rPr>
-          <w:rFonts w:ascii="Times New Roman" w:hAnsi="Times New Roman" w:cs="Times New Roman"/>
-        </w:rPr>
-      </w:pPr>
-      <w:r>
-        <w:rPr>
-          <w:rFonts w:ascii="Times New Roman" w:hAnsi="Times New Roman" w:cs="Times New Roman"/>
-        </w:rPr>
-        <w:t>For HTTP/2 testing, a secure HTTP/2 server was implemented using the native Node.js HTTP/2 module with TLS certificates. This configuration enabled HTTP/2 communication through an encrypted HTTPS connection.</w:t>
-      </w:r>
-    </w:p>
-    <w:p>
-      <w:pPr>
-        <w:pStyle w:val="a3"/>
-        <w:spacing w:line="320" w:lineRule="exact"/>
-        <w:rPr>
-          <w:rFonts w:ascii="Times New Roman" w:hAnsi="Times New Roman" w:cs="Times New Roman"/>
-        </w:rPr>
-      </w:pPr>
-      <w:r>
-        <w:rPr>
-          <w:rFonts w:ascii="Times New Roman" w:hAnsi="Times New Roman" w:cs="Times New Roman"/>
-        </w:rPr>
-        <w:t>For HTTP/3 testing, HTTP/3 support was enabled through Cloudflare using the QUIC transport protocol. The browser established HTTP/3 connections with the server when HTTP/3 was available.</w:t>
-      </w:r>
-    </w:p>
-    <w:p>
-      <w:pPr>
-        <w:pStyle w:val="a3"/>
-        <w:spacing w:line="320" w:lineRule="exact"/>
-        <w:rPr>
-          <w:rFonts w:ascii="Times New Roman" w:hAnsi="Times New Roman" w:cs="Times New Roman"/>
-        </w:rPr>
-      </w:pPr>
-      <w:r>
-        <w:rPr>
-          <w:rFonts w:ascii="Times New Roman" w:hAnsi="Times New Roman" w:cs="Times New Roman"/>
-        </w:rPr>
-        <w:t>The same website resources and testing conditions were maintained for all protocols to ensure a fair comparison.</w:t>
-      </w:r>
-    </w:p>
-    <w:p>
-      <w:pPr>
-        <w:spacing w:line="320" w:lineRule="exact"/>
-        <w:rPr>
-          <w:rFonts w:ascii="Times New Roman" w:hAnsi="Times New Roman" w:cs="Times New Roman"/>
-          <w:sz w:val="24"/>
-          <w:szCs w:val="24"/>
-        </w:rPr>
-      </w:pPr>
-      <w:r>
-        <w:rPr>
-          <w:rFonts w:ascii="Times New Roman" w:hAnsi="Times New Roman" w:cs="Times New Roman"/>
-          <w:sz w:val="24"/>
-          <w:szCs w:val="24"/>
-        </w:rPr>
-        <w:lastRenderedPageBreak/>
-        <w:pict w14:anchorId="3A8457CD">
-          <v:rect id="_x0000_i1032" style="width:0;height:1.5pt" o:hralign="center" o:hrstd="t" o:hr="t" fillcolor="#a0a0a0" stroked="f"/>
-        </w:pict>
-      </w:r>
-    </w:p>
-    <w:p>
-      <w:pPr>
-        <w:pStyle w:val="3"/>
-        <w:spacing w:line="320" w:lineRule="exact"/>
-        <w:rPr>
-          <w:rFonts w:ascii="Times New Roman" w:eastAsia="宋体" w:hAnsi="Times New Roman" w:cs="Times New Roman"/>
-          <w:sz w:val="24"/>
-          <w:szCs w:val="24"/>
-        </w:rPr>
-      </w:pPr>
-      <w:bookmarkStart w:id="10" w:name="_Toc234690716"/>
-      <w:r>
-        <w:rPr>
-          <w:rFonts w:ascii="Times New Roman" w:eastAsia="宋体" w:hAnsi="Times New Roman" w:cs="Times New Roman"/>
-          <w:sz w:val="24"/>
-          <w:szCs w:val="24"/>
-        </w:rPr>
-        <w:t>3.3 Experimental Procedure</w:t>
-      </w:r>
-      <w:bookmarkEnd w:id="10"/>
-    </w:p>
-    <w:p>
-      <w:pPr>
-        <w:pStyle w:val="a3"/>
-        <w:spacing w:line="320" w:lineRule="exact"/>
-        <w:rPr>
-          <w:rFonts w:ascii="Times New Roman" w:hAnsi="Times New Roman" w:cs="Times New Roman"/>
-        </w:rPr>
-      </w:pPr>
-      <w:r>
-        <w:rPr>
-          <w:rFonts w:ascii="Times New Roman" w:hAnsi="Times New Roman" w:cs="Times New Roman"/>
-        </w:rPr>
-        <w:t>The experiment was conducted using the same webpage and testing environment for HTTP/1.1, HTTP/2, and HTTP/3. Each protocol was tested repeatedly to reduce the influence of random network variations.</w:t>
-      </w:r>
-    </w:p>
-    <w:p>
-      <w:pPr>
-        <w:pStyle w:val="a3"/>
-        <w:spacing w:line="320" w:lineRule="exact"/>
-        <w:rPr>
-          <w:rFonts w:ascii="Times New Roman" w:hAnsi="Times New Roman" w:cs="Times New Roman"/>
-        </w:rPr>
-      </w:pPr>
-      <w:r>
-        <w:rPr>
-          <w:rFonts w:ascii="Times New Roman" w:hAnsi="Times New Roman" w:cs="Times New Roman"/>
-        </w:rPr>
-        <w:t>For each HTTP protocol, 10 independent tests were performed, resulting in a total of 30 experimental samples. During each test, the browser loaded the complete website, and network performance information was recorded using Chrome Developer Tools.</w:t>
-      </w:r>
-    </w:p>
-    <w:p>
-      <w:pPr>
-        <w:pStyle w:val="a3"/>
-        <w:spacing w:line="320" w:lineRule="exact"/>
-        <w:rPr>
-          <w:rFonts w:ascii="Times New Roman" w:hAnsi="Times New Roman" w:cs="Times New Roman"/>
-        </w:rPr>
-      </w:pPr>
-      <w:r>
-        <w:rPr>
-          <w:rFonts w:ascii="Times New Roman" w:hAnsi="Times New Roman" w:cs="Times New Roman"/>
-        </w:rPr>
-        <w:t>Before each measurement, the browser cache was disabled to reduce the impact of previously stored resources. The same webpage, resource files, and testing procedure were used throughout all experiments.</w:t>
-      </w:r>
-    </w:p>
-    <w:p>
-      <w:pPr>
-        <w:pStyle w:val="a3"/>
-        <w:spacing w:line="320" w:lineRule="exact"/>
-        <w:rPr>
-          <w:rFonts w:ascii="Times New Roman" w:hAnsi="Times New Roman" w:cs="Times New Roman"/>
-        </w:rPr>
-      </w:pPr>
-      <w:r>
-        <w:rPr>
-          <w:rFonts w:ascii="Times New Roman" w:hAnsi="Times New Roman" w:cs="Times New Roman"/>
-        </w:rPr>
-        <w:t>The collected data was exported and organized into Excel spreadsheets for further statistical analysis. Average values, maximum values, minimum values, and standard deviations were calculated to compare the performance and stability of different HTTP protocols.</w:t>
-      </w:r>
-    </w:p>
-    <w:p>
-      <w:pPr>
-        <w:spacing w:line="320" w:lineRule="exact"/>
-        <w:rPr>
-          <w:rFonts w:ascii="Times New Roman" w:hAnsi="Times New Roman" w:cs="Times New Roman"/>
-          <w:sz w:val="24"/>
-          <w:szCs w:val="24"/>
-        </w:rPr>
-      </w:pPr>
-      <w:r>
-        <w:rPr>
-          <w:rFonts w:ascii="Times New Roman" w:hAnsi="Times New Roman" w:cs="Times New Roman"/>
-          <w:sz w:val="24"/>
-          <w:szCs w:val="24"/>
-        </w:rPr>
-        <w:pict w14:anchorId="02291A6F">
-          <v:rect id="_x0000_i1033" style="width:0;height:1.5pt" o:hralign="center" o:hrstd="t" o:hr="t" fillcolor="#a0a0a0" stroked="f"/>
-        </w:pict>
-      </w:r>
-    </w:p>
-    <w:p>
-      <w:pPr>
-        <w:pStyle w:val="3"/>
-        <w:spacing w:line="320" w:lineRule="exact"/>
-        <w:rPr>
-          <w:rFonts w:ascii="Times New Roman" w:eastAsia="宋体" w:hAnsi="Times New Roman" w:cs="Times New Roman"/>
-          <w:sz w:val="24"/>
-          <w:szCs w:val="24"/>
-        </w:rPr>
-      </w:pPr>
-      <w:bookmarkStart w:id="11" w:name="_Toc234690717"/>
-      <w:r>
-        <w:rPr>
-          <w:rFonts w:ascii="Times New Roman" w:eastAsia="宋体" w:hAnsi="Times New Roman" w:cs="Times New Roman"/>
-          <w:sz w:val="24"/>
-          <w:szCs w:val="24"/>
-        </w:rPr>
-        <w:t>3.4 Performance Metrics</w:t>
-      </w:r>
-      <w:bookmarkEnd w:id="11"/>
-    </w:p>
-    <w:p>
-      <w:pPr>
-        <w:pStyle w:val="a3"/>
-        <w:spacing w:line="320" w:lineRule="exact"/>
-        <w:rPr>
-          <w:rFonts w:ascii="Times New Roman" w:hAnsi="Times New Roman" w:cs="Times New Roman"/>
-        </w:rPr>
-      </w:pPr>
-      <w:r>
-        <w:rPr>
-          <w:rFonts w:ascii="Times New Roman" w:hAnsi="Times New Roman" w:cs="Times New Roman"/>
-        </w:rPr>
-        <w:t>To evaluate the performance of different HTTP protocols, several important web performance metrics were selected.</w:t>
-      </w:r>
-    </w:p>
-    <w:p>
-      <w:pPr>
-        <w:pStyle w:val="3"/>
-        <w:spacing w:line="320" w:lineRule="exact"/>
+        <w:spacing w:line="360" w:lineRule="auto"/>
         <w:rPr>
           <w:rFonts w:ascii="Times New Roman" w:eastAsia="黑体" w:hAnsi="Times New Roman" w:cs="Times New Roman"/>
           <w:b w:val="0"/>
@@ -977,7 +852,7 @@
           <w:szCs w:val="24"/>
         </w:rPr>
       </w:pPr>
-      <w:bookmarkStart w:id="12" w:name="_Toc234690718"/>
+      <w:bookmarkStart w:id="12" w:name="_Toc234695657"/>
       <w:r>
         <w:rPr>
           <w:rFonts w:ascii="Times New Roman" w:eastAsia="黑体" w:hAnsi="Times New Roman" w:cs="Times New Roman"/>
@@ -1015,7 +890,7 @@
     <w:p>
       <w:pPr>
         <w:pStyle w:val="a3"/>
-        <w:spacing w:line="320" w:lineRule="exact"/>
+        <w:spacing w:line="360" w:lineRule="auto"/>
         <w:rPr>
           <w:rFonts w:ascii="Times New Roman" w:eastAsia="黑体" w:hAnsi="Times New Roman" w:cs="Times New Roman"/>
         </w:rPr>
@@ -1030,7 +905,7 @@
     <w:p>
       <w:pPr>
         <w:pStyle w:val="3"/>
-        <w:spacing w:line="320" w:lineRule="exact"/>
+        <w:spacing w:line="360" w:lineRule="auto"/>
         <w:rPr>
           <w:rFonts w:ascii="Times New Roman" w:eastAsia="宋体" w:hAnsi="Times New Roman" w:cs="Times New Roman"/>
           <w:b w:val="0"/>
@@ -1039,7 +914,7 @@
           <w:szCs w:val="24"/>
         </w:rPr>
       </w:pPr>
-      <w:bookmarkStart w:id="13" w:name="_Toc234690719"/>
+      <w:bookmarkStart w:id="13" w:name="_Toc234695658"/>
       <w:r>
         <w:rPr>
           <w:rFonts w:ascii="Times New Roman" w:eastAsia="宋体" w:hAnsi="Times New Roman" w:cs="Times New Roman"/>
@@ -1048,6 +923,7 @@
           <w:sz w:val="24"/>
           <w:szCs w:val="24"/>
         </w:rPr>
+        <w:lastRenderedPageBreak/>
         <w:t>(</w:t>
       </w:r>
       <w:proofErr w:type="gramStart"/>
@@ -1077,7 +953,7 @@
     <w:p>
       <w:pPr>
         <w:pStyle w:val="a3"/>
-        <w:spacing w:line="320" w:lineRule="exact"/>
+        <w:spacing w:line="360" w:lineRule="auto"/>
         <w:rPr>
           <w:rFonts w:ascii="Times New Roman" w:hAnsi="Times New Roman" w:cs="Times New Roman"/>
         </w:rPr>
@@ -1092,7 +968,7 @@
     <w:p>
       <w:pPr>
         <w:pStyle w:val="3"/>
-        <w:spacing w:line="320" w:lineRule="exact"/>
+        <w:spacing w:line="360" w:lineRule="auto"/>
         <w:rPr>
           <w:rFonts w:ascii="Times New Roman" w:eastAsia="宋体" w:hAnsi="Times New Roman" w:cs="Times New Roman"/>
           <w:b w:val="0"/>
@@ -1101,7 +977,7 @@
           <w:szCs w:val="24"/>
         </w:rPr>
       </w:pPr>
-      <w:bookmarkStart w:id="14" w:name="_Toc234690720"/>
+      <w:bookmarkStart w:id="14" w:name="_Toc234695659"/>
       <w:r>
         <w:rPr>
           <w:rFonts w:ascii="Times New Roman" w:eastAsia="宋体" w:hAnsi="Times New Roman" w:cs="Times New Roman"/>
@@ -1139,9 +1015,9 @@
     <w:p>
       <w:pPr>
         <w:pStyle w:val="a3"/>
-        <w:spacing w:line="320" w:lineRule="exact"/>
-        <w:rPr>
-          <w:rFonts w:ascii="Times New Roman" w:hAnsi="Times New Roman" w:cs="Times New Roman"/>
+        <w:spacing w:line="360" w:lineRule="auto"/>
+        <w:rPr>
+          <w:rFonts w:ascii="Times New Roman" w:hAnsi="Times New Roman" w:cs="Times New Roman" w:hint="eastAsia"/>
         </w:rPr>
       </w:pPr>
       <w:r>
@@ -1153,54 +1029,15 @@
     </w:p>
     <w:p>
       <w:pPr>
-        <w:spacing w:line="320" w:lineRule="exact"/>
-        <w:rPr>
-          <w:rFonts w:ascii="Times New Roman" w:hAnsi="Times New Roman" w:cs="Times New Roman"/>
-          <w:sz w:val="24"/>
-          <w:szCs w:val="24"/>
-        </w:rPr>
-      </w:pPr>
-    </w:p>
-    <w:p>
-      <w:pPr>
-        <w:spacing w:line="320" w:lineRule="exact"/>
-        <w:rPr>
-          <w:rFonts w:ascii="Times New Roman" w:hAnsi="Times New Roman" w:cs="Times New Roman"/>
-          <w:sz w:val="24"/>
-          <w:szCs w:val="24"/>
-        </w:rPr>
-      </w:pPr>
-    </w:p>
-    <w:p>
-      <w:pPr>
-        <w:spacing w:line="320" w:lineRule="exact"/>
-        <w:rPr>
-          <w:rFonts w:ascii="Times New Roman" w:hAnsi="Times New Roman" w:cs="Times New Roman"/>
-          <w:sz w:val="24"/>
-          <w:szCs w:val="24"/>
-        </w:rPr>
-      </w:pPr>
-      <w:r>
-        <w:rPr>
-          <w:rFonts w:ascii="Times New Roman" w:hAnsi="Times New Roman" w:cs="Times New Roman"/>
-          <w:sz w:val="24"/>
-          <w:szCs w:val="24"/>
-        </w:rPr>
-        <w:pict w14:anchorId="1909DB7A">
-          <v:rect id="_x0000_i1034" style="width:0;height:1.5pt" o:hralign="center" o:hrstd="t" o:hr="t" fillcolor="#a0a0a0" stroked="f"/>
-        </w:pict>
-      </w:r>
-    </w:p>
-    <w:p>
-      <w:pPr>
         <w:pStyle w:val="2"/>
+        <w:spacing w:line="360" w:lineRule="auto"/>
         <w:rPr>
           <w:rFonts w:ascii="Times New Roman" w:eastAsia="黑体" w:hAnsi="Times New Roman" w:cs="Times New Roman"/>
           <w:sz w:val="24"/>
           <w:szCs w:val="24"/>
         </w:rPr>
       </w:pPr>
-      <w:bookmarkStart w:id="15" w:name="_Toc234690721"/>
+      <w:bookmarkStart w:id="15" w:name="_Toc234695660"/>
       <w:r>
         <w:rPr>
           <w:rFonts w:ascii="Times New Roman" w:eastAsia="黑体" w:hAnsi="Times New Roman" w:cs="Times New Roman"/>
@@ -1214,13 +1051,14 @@
     <w:p>
       <w:pPr>
         <w:pStyle w:val="3"/>
+        <w:spacing w:line="360" w:lineRule="auto"/>
         <w:rPr>
           <w:rFonts w:ascii="Times New Roman" w:eastAsia="宋体" w:hAnsi="Times New Roman" w:cs="Times New Roman"/>
           <w:sz w:val="24"/>
           <w:szCs w:val="24"/>
         </w:rPr>
       </w:pPr>
-      <w:bookmarkStart w:id="16" w:name="_Toc234690722"/>
+      <w:bookmarkStart w:id="16" w:name="_Toc234695661"/>
       <w:r>
         <w:rPr>
           <w:rFonts w:ascii="Times New Roman" w:eastAsia="宋体" w:hAnsi="Times New Roman" w:cs="Times New Roman"/>
@@ -1233,6 +1071,7 @@
     </w:p>
     <w:p>
       <w:pPr>
+        <w:spacing w:line="360" w:lineRule="auto"/>
         <w:rPr>
           <w:rFonts w:ascii="Times New Roman" w:hAnsi="Times New Roman" w:cs="Times New Roman"/>
           <w:sz w:val="24"/>
@@ -1264,7 +1103,7 @@
                     </pic:cNvPicPr>
                   </pic:nvPicPr>
                   <pic:blipFill>
-                    <a:blip r:embed="rId5">
+                    <a:blip r:embed="rId7">
                       <a:extLst>
                         <a:ext uri="{28A0092B-C50C-407E-A947-70E740481C1C}">
                           <a14:useLocalDpi xmlns:a14="http://schemas.microsoft.com/office/drawing/2010/main" val="0"/>
@@ -1298,6 +1137,7 @@
     </w:p>
     <w:p>
       <w:pPr>
+        <w:spacing w:line="360" w:lineRule="auto"/>
         <w:rPr>
           <w:rFonts w:ascii="Times New Roman" w:hAnsi="Times New Roman" w:cs="Times New Roman"/>
           <w:sz w:val="18"/>
@@ -1310,12 +1150,29 @@
           <w:sz w:val="18"/>
           <w:szCs w:val="18"/>
         </w:rPr>
-        <w:t>figure1_load_time.</w:t>
+        <w:t xml:space="preserve">Figure </w:t>
+      </w:r>
+      <w:r>
+        <w:rPr>
+          <w:rFonts w:ascii="Times New Roman" w:hAnsi="Times New Roman" w:cs="Times New Roman"/>
+          <w:sz w:val="18"/>
+          <w:szCs w:val="18"/>
+        </w:rPr>
+        <w:t>1</w:t>
+      </w:r>
+      <w:r>
+        <w:rPr>
+          <w:rFonts w:ascii="Times New Roman" w:hAnsi="Times New Roman" w:cs="Times New Roman"/>
+          <w:sz w:val="18"/>
+          <w:szCs w:val="18"/>
+        </w:rPr>
+        <w:t>. Average Page Load Time Comparison among HTTP Protocols</w:t>
       </w:r>
     </w:p>
     <w:p>
       <w:pPr>
         <w:pStyle w:val="pdq2pgselectionanchorcontainer"/>
+        <w:spacing w:line="360" w:lineRule="auto"/>
         <w:rPr>
           <w:rFonts w:ascii="Times New Roman" w:hAnsi="Times New Roman" w:cs="Times New Roman"/>
         </w:rPr>
@@ -1330,14 +1187,16 @@
     <w:p>
       <w:pPr>
         <w:pStyle w:val="a3"/>
-        <w:rPr>
-          <w:rFonts w:ascii="Times New Roman" w:hAnsi="Times New Roman" w:cs="Times New Roman"/>
-        </w:rPr>
-      </w:pPr>
-      <w:r>
-        <w:rPr>
-          <w:rFonts w:ascii="Times New Roman" w:hAnsi="Times New Roman" w:cs="Times New Roman"/>
-        </w:rPr>
+        <w:spacing w:line="360" w:lineRule="auto"/>
+        <w:rPr>
+          <w:rFonts w:ascii="Times New Roman" w:hAnsi="Times New Roman" w:cs="Times New Roman"/>
+        </w:rPr>
+      </w:pPr>
+      <w:r>
+        <w:rPr>
+          <w:rFonts w:ascii="Times New Roman" w:hAnsi="Times New Roman" w:cs="Times New Roman"/>
+        </w:rPr>
+        <w:lastRenderedPageBreak/>
         <w:t xml:space="preserve">HTTP/1.1 achieved the highest average page load time of </w:t>
       </w:r>
       <w:r>
@@ -1357,6 +1216,7 @@
     <w:p>
       <w:pPr>
         <w:pStyle w:val="a3"/>
+        <w:spacing w:line="360" w:lineRule="auto"/>
         <w:rPr>
           <w:rFonts w:ascii="Times New Roman" w:hAnsi="Times New Roman" w:cs="Times New Roman"/>
         </w:rPr>
@@ -1384,6 +1244,7 @@
     <w:p>
       <w:pPr>
         <w:pStyle w:val="a3"/>
+        <w:spacing w:line="360" w:lineRule="auto"/>
         <w:rPr>
           <w:rFonts w:ascii="Times New Roman" w:hAnsi="Times New Roman" w:cs="Times New Roman"/>
         </w:rPr>
@@ -1424,74 +1285,61 @@
     <w:p>
       <w:pPr>
         <w:pStyle w:val="a3"/>
-        <w:rPr>
-          <w:rFonts w:ascii="Times New Roman" w:hAnsi="Times New Roman" w:cs="Times New Roman"/>
-        </w:rPr>
-      </w:pPr>
-      <w:r>
-        <w:rPr>
-          <w:rFonts w:ascii="Times New Roman" w:hAnsi="Times New Roman" w:cs="Times New Roman"/>
+        <w:spacing w:line="360" w:lineRule="auto"/>
+        <w:rPr>
+          <w:rFonts w:ascii="Times New Roman" w:hAnsi="Times New Roman" w:cs="Times New Roman" w:hint="eastAsia"/>
+        </w:rPr>
+      </w:pPr>
+      <w:r>
+        <w:rPr>
+          <w:rFonts w:ascii="Times New Roman" w:hAnsi="Times New Roman" w:cs="Times New Roman"/>
+        </w:rPr>
+        <w:t>Overall, the results indicate that newer HTTP protocols provide better webpage loading performance, with HTTP/3 achieving the lowest average page load time under the experimental conditions.</w:t>
+      </w:r>
+    </w:p>
+    <w:p>
+      <w:pPr>
+        <w:pStyle w:val="3"/>
+        <w:spacing w:line="360" w:lineRule="auto"/>
+        <w:rPr>
+          <w:rFonts w:ascii="Times New Roman" w:eastAsia="宋体" w:hAnsi="Times New Roman" w:cs="Times New Roman"/>
+          <w:sz w:val="24"/>
+          <w:szCs w:val="24"/>
+        </w:rPr>
+      </w:pPr>
+      <w:bookmarkStart w:id="17" w:name="_Toc234695662"/>
+      <w:r>
+        <w:rPr>
+          <w:rFonts w:ascii="Times New Roman" w:eastAsia="宋体" w:hAnsi="Times New Roman" w:cs="Times New Roman"/>
+          <w:sz w:val="24"/>
+          <w:szCs w:val="24"/>
         </w:rPr>
         <w:lastRenderedPageBreak/>
-        <w:t>Overall, the results indicate that newer HTTP protocols provide better webpage loading performance, with HTTP/3 achieving the lowest average page load time under the experimental conditions.</w:t>
-      </w:r>
-    </w:p>
-    <w:p>
-      <w:pPr>
-        <w:pStyle w:val="a3"/>
-        <w:rPr>
-          <w:rFonts w:ascii="Times New Roman" w:hAnsi="Times New Roman" w:cs="Times New Roman"/>
-        </w:rPr>
-      </w:pPr>
-      <w:r>
-        <w:rPr>
-          <w:rFonts w:ascii="Times New Roman" w:hAnsi="Times New Roman" w:cs="Times New Roman"/>
-        </w:rPr>
-        <w:pict w14:anchorId="5C4C2597">
-          <v:rect id="_x0000_i1036" style="width:0;height:1.5pt" o:hralign="center" o:hrstd="t" o:hr="t" fillcolor="#a0a0a0" stroked="f"/>
-        </w:pict>
-      </w:r>
-    </w:p>
-    <w:p>
-      <w:pPr>
-        <w:pStyle w:val="3"/>
+        <w:t xml:space="preserve">4.2 Time </w:t>
+      </w:r>
+      <w:proofErr w:type="gramStart"/>
+      <w:r>
         <w:rPr>
           <w:rFonts w:ascii="Times New Roman" w:eastAsia="宋体" w:hAnsi="Times New Roman" w:cs="Times New Roman"/>
           <w:sz w:val="24"/>
           <w:szCs w:val="24"/>
         </w:rPr>
-      </w:pPr>
-      <w:bookmarkStart w:id="17" w:name="_Toc234690723"/>
+        <w:t>To</w:t>
+      </w:r>
+      <w:proofErr w:type="gramEnd"/>
       <w:r>
         <w:rPr>
           <w:rFonts w:ascii="Times New Roman" w:eastAsia="宋体" w:hAnsi="Times New Roman" w:cs="Times New Roman"/>
           <w:sz w:val="24"/>
           <w:szCs w:val="24"/>
         </w:rPr>
-        <w:t xml:space="preserve">4.2 Time </w:t>
-      </w:r>
-      <w:proofErr w:type="gramStart"/>
-      <w:r>
-        <w:rPr>
-          <w:rFonts w:ascii="Times New Roman" w:eastAsia="宋体" w:hAnsi="Times New Roman" w:cs="Times New Roman"/>
-          <w:sz w:val="24"/>
-          <w:szCs w:val="24"/>
-        </w:rPr>
-        <w:t>To</w:t>
-      </w:r>
-      <w:proofErr w:type="gramEnd"/>
-      <w:r>
-        <w:rPr>
-          <w:rFonts w:ascii="Times New Roman" w:eastAsia="宋体" w:hAnsi="Times New Roman" w:cs="Times New Roman"/>
-          <w:sz w:val="24"/>
-          <w:szCs w:val="24"/>
-        </w:rPr>
         <w:t xml:space="preserve"> First Byte (TTFB) Analysis</w:t>
       </w:r>
       <w:bookmarkEnd w:id="17"/>
     </w:p>
     <w:p>
       <w:pPr>
+        <w:spacing w:line="360" w:lineRule="auto"/>
         <w:rPr>
           <w:rFonts w:ascii="Times New Roman" w:hAnsi="Times New Roman" w:cs="Times New Roman"/>
           <w:sz w:val="24"/>
@@ -1523,7 +1371,7 @@
                     </pic:cNvPicPr>
                   </pic:nvPicPr>
                   <pic:blipFill>
-                    <a:blip r:embed="rId6">
+                    <a:blip r:embed="rId8">
                       <a:extLst>
                         <a:ext uri="{28A0092B-C50C-407E-A947-70E740481C1C}">
                           <a14:useLocalDpi xmlns:a14="http://schemas.microsoft.com/office/drawing/2010/main" val="0"/>
@@ -1557,6 +1405,7 @@
     </w:p>
     <w:p>
       <w:pPr>
+        <w:spacing w:line="360" w:lineRule="auto"/>
         <w:rPr>
           <w:rFonts w:ascii="Times New Roman" w:hAnsi="Times New Roman" w:cs="Times New Roman"/>
           <w:sz w:val="18"/>
@@ -1569,12 +1418,39 @@
           <w:sz w:val="18"/>
           <w:szCs w:val="18"/>
         </w:rPr>
-        <w:t>figure4_ttfb_standard_deviation.</w:t>
+        <w:t xml:space="preserve">Figure </w:t>
+      </w:r>
+      <w:r>
+        <w:rPr>
+          <w:rFonts w:ascii="Times New Roman" w:hAnsi="Times New Roman" w:cs="Times New Roman"/>
+          <w:sz w:val="18"/>
+          <w:szCs w:val="18"/>
+        </w:rPr>
+        <w:t xml:space="preserve">2. Average Time </w:t>
+      </w:r>
+      <w:proofErr w:type="gramStart"/>
+      <w:r>
+        <w:rPr>
+          <w:rFonts w:ascii="Times New Roman" w:hAnsi="Times New Roman" w:cs="Times New Roman"/>
+          <w:sz w:val="18"/>
+          <w:szCs w:val="18"/>
+        </w:rPr>
+        <w:t>To</w:t>
+      </w:r>
+      <w:proofErr w:type="gramEnd"/>
+      <w:r>
+        <w:rPr>
+          <w:rFonts w:ascii="Times New Roman" w:hAnsi="Times New Roman" w:cs="Times New Roman"/>
+          <w:sz w:val="18"/>
+          <w:szCs w:val="18"/>
+        </w:rPr>
+        <w:t xml:space="preserve"> First Byte (TTFB) Comparison</w:t>
       </w:r>
     </w:p>
     <w:p>
       <w:pPr>
         <w:pStyle w:val="pdq2pgselectionanchorcontainer"/>
+        <w:spacing w:line="360" w:lineRule="auto"/>
         <w:rPr>
           <w:rFonts w:ascii="Times New Roman" w:hAnsi="Times New Roman" w:cs="Times New Roman"/>
         </w:rPr>
@@ -1603,6 +1479,7 @@
     <w:p>
       <w:pPr>
         <w:pStyle w:val="a3"/>
+        <w:spacing w:line="360" w:lineRule="auto"/>
         <w:rPr>
           <w:rFonts w:ascii="Times New Roman" w:hAnsi="Times New Roman" w:cs="Times New Roman"/>
         </w:rPr>
@@ -1683,6 +1560,7 @@
     <w:p>
       <w:pPr>
         <w:pStyle w:val="a3"/>
+        <w:spacing w:line="360" w:lineRule="auto"/>
         <w:rPr>
           <w:rFonts w:ascii="Times New Roman" w:hAnsi="Times New Roman" w:cs="Times New Roman"/>
         </w:rPr>
@@ -1697,6 +1575,7 @@
     <w:p>
       <w:pPr>
         <w:pStyle w:val="a3"/>
+        <w:spacing w:line="360" w:lineRule="auto"/>
         <w:rPr>
           <w:rFonts w:ascii="Times New Roman" w:hAnsi="Times New Roman" w:cs="Times New Roman"/>
         </w:rPr>
@@ -1711,8 +1590,9 @@
     <w:p>
       <w:pPr>
         <w:pStyle w:val="a3"/>
-        <w:rPr>
-          <w:rFonts w:ascii="Times New Roman" w:hAnsi="Times New Roman" w:cs="Times New Roman"/>
+        <w:spacing w:line="360" w:lineRule="auto"/>
+        <w:rPr>
+          <w:rFonts w:ascii="Times New Roman" w:hAnsi="Times New Roman" w:cs="Times New Roman" w:hint="eastAsia"/>
         </w:rPr>
       </w:pPr>
       <w:r>
@@ -1725,30 +1605,15 @@
     </w:p>
     <w:p>
       <w:pPr>
-        <w:pStyle w:val="a3"/>
-        <w:rPr>
-          <w:rFonts w:ascii="Times New Roman" w:hAnsi="Times New Roman" w:cs="Times New Roman"/>
-        </w:rPr>
-      </w:pPr>
-      <w:r>
-        <w:rPr>
-          <w:rFonts w:ascii="Times New Roman" w:hAnsi="Times New Roman" w:cs="Times New Roman"/>
-        </w:rPr>
-        <w:pict w14:anchorId="178D8BF1">
-          <v:rect id="_x0000_i1037" style="width:0;height:1.5pt" o:hralign="center" o:hrstd="t" o:hr="t" fillcolor="#a0a0a0" stroked="f"/>
-        </w:pict>
-      </w:r>
-    </w:p>
-    <w:p>
-      <w:pPr>
         <w:pStyle w:val="3"/>
+        <w:spacing w:line="360" w:lineRule="auto"/>
         <w:rPr>
           <w:rFonts w:ascii="Times New Roman" w:eastAsia="宋体" w:hAnsi="Times New Roman" w:cs="Times New Roman"/>
           <w:sz w:val="24"/>
           <w:szCs w:val="24"/>
         </w:rPr>
       </w:pPr>
-      <w:bookmarkStart w:id="18" w:name="_Toc234690724"/>
+      <w:bookmarkStart w:id="18" w:name="_Toc234695663"/>
       <w:r>
         <w:rPr>
           <w:rFonts w:ascii="Times New Roman" w:eastAsia="宋体" w:hAnsi="Times New Roman" w:cs="Times New Roman"/>
@@ -1762,12 +1627,15 @@
     <w:p>
       <w:pPr>
         <w:pStyle w:val="3"/>
+        <w:spacing w:line="360" w:lineRule="auto"/>
         <w:rPr>
           <w:rFonts w:ascii="Times New Roman" w:eastAsia="宋体" w:hAnsi="Times New Roman" w:cs="Times New Roman"/>
           <w:sz w:val="24"/>
           <w:szCs w:val="24"/>
         </w:rPr>
       </w:pPr>
+      <w:bookmarkStart w:id="19" w:name="_Toc234695637"/>
+      <w:bookmarkStart w:id="20" w:name="_Toc234695664"/>
       <w:r>
         <w:rPr>
           <w:rFonts w:ascii="Times New Roman" w:hAnsi="Times New Roman" w:cs="Times New Roman"/>
@@ -1793,7 +1661,7 @@
                     </pic:cNvPicPr>
                   </pic:nvPicPr>
                   <pic:blipFill>
-                    <a:blip r:embed="rId7">
+                    <a:blip r:embed="rId9">
                       <a:extLst>
                         <a:ext uri="{28A0092B-C50C-407E-A947-70E740481C1C}">
                           <a14:useLocalDpi xmlns:a14="http://schemas.microsoft.com/office/drawing/2010/main" val="0"/>
@@ -1824,27 +1692,75 @@
           </wp:inline>
         </w:drawing>
       </w:r>
-    </w:p>
-    <w:p>
-      <w:pPr>
+      <w:bookmarkEnd w:id="19"/>
+      <w:bookmarkEnd w:id="20"/>
+    </w:p>
+    <w:p>
+      <w:pPr>
+        <w:spacing w:line="360" w:lineRule="auto"/>
         <w:rPr>
           <w:rFonts w:ascii="Times New Roman" w:hAnsi="Times New Roman" w:cs="Times New Roman"/>
           <w:sz w:val="18"/>
           <w:szCs w:val="18"/>
         </w:rPr>
       </w:pPr>
+      <w:bookmarkStart w:id="21" w:name="_Toc234695638"/>
+      <w:bookmarkStart w:id="22" w:name="_Toc234695665"/>
       <w:r>
         <w:rPr>
           <w:rFonts w:ascii="Times New Roman" w:hAnsi="Times New Roman" w:cs="Times New Roman"/>
           <w:sz w:val="18"/>
           <w:szCs w:val="18"/>
         </w:rPr>
-        <w:t>figure3_load_time_standard_deviation.</w:t>
+        <w:t xml:space="preserve">Figure </w:t>
+      </w:r>
+      <w:r>
+        <w:rPr>
+          <w:rFonts w:ascii="Times New Roman" w:hAnsi="Times New Roman" w:cs="Times New Roman"/>
+          <w:sz w:val="18"/>
+          <w:szCs w:val="18"/>
+        </w:rPr>
+        <w:t>3</w:t>
+      </w:r>
+      <w:r>
+        <w:rPr>
+          <w:rFonts w:ascii="Times New Roman" w:hAnsi="Times New Roman" w:cs="Times New Roman"/>
+          <w:sz w:val="18"/>
+          <w:szCs w:val="18"/>
+        </w:rPr>
+        <w:t xml:space="preserve">. </w:t>
+      </w:r>
+      <w:r>
+        <w:rPr>
+          <w:rFonts w:ascii="Times New Roman" w:hAnsi="Times New Roman" w:cs="Times New Roman"/>
+          <w:sz w:val="18"/>
+          <w:szCs w:val="18"/>
+        </w:rPr>
+        <w:t xml:space="preserve">Standard Deviation of Time </w:t>
+      </w:r>
+      <w:proofErr w:type="gramStart"/>
+      <w:r>
+        <w:rPr>
+          <w:rFonts w:ascii="Times New Roman" w:hAnsi="Times New Roman" w:cs="Times New Roman"/>
+          <w:sz w:val="18"/>
+          <w:szCs w:val="18"/>
+        </w:rPr>
+        <w:t>To</w:t>
+      </w:r>
+      <w:proofErr w:type="gramEnd"/>
+      <w:r>
+        <w:rPr>
+          <w:rFonts w:ascii="Times New Roman" w:hAnsi="Times New Roman" w:cs="Times New Roman"/>
+          <w:sz w:val="18"/>
+          <w:szCs w:val="18"/>
+        </w:rPr>
+        <w:t xml:space="preserve"> First Byte (TTFB)</w:t>
       </w:r>
     </w:p>
     <w:p>
       <w:pPr>
         <w:pStyle w:val="3"/>
+        <w:spacing w:line="360" w:lineRule="auto"/>
         <w:rPr>
           <w:rFonts w:ascii="Times New Roman" w:eastAsia="宋体" w:hAnsi="Times New Roman" w:cs="Times New Roman"/>
           <w:sz w:val="24"/>
@@ -1876,7 +1792,7 @@
                     </pic:cNvPicPr>
                   </pic:nvPicPr>
                   <pic:blipFill>
-                    <a:blip r:embed="rId8">
+                    <a:blip r:embed="rId10">
                       <a:extLst>
                         <a:ext uri="{28A0092B-C50C-407E-A947-70E740481C1C}">
                           <a14:useLocalDpi xmlns:a14="http://schemas.microsoft.com/office/drawing/2010/main" val="0"/>
@@ -1907,9 +1823,12 @@
           </wp:inline>
         </w:drawing>
       </w:r>
-    </w:p>
-    <w:p>
-      <w:pPr>
+      <w:bookmarkEnd w:id="21"/>
+      <w:bookmarkEnd w:id="22"/>
+    </w:p>
+    <w:p>
+      <w:pPr>
+        <w:spacing w:line="360" w:lineRule="auto"/>
         <w:rPr>
           <w:rFonts w:ascii="Times New Roman" w:hAnsi="Times New Roman" w:cs="Times New Roman"/>
           <w:sz w:val="18"/>
@@ -1922,12 +1841,37 @@
           <w:sz w:val="18"/>
           <w:szCs w:val="18"/>
         </w:rPr>
-        <w:t>figure4_ttfb_standard_deviation.</w:t>
+        <w:t xml:space="preserve">Figure </w:t>
+      </w:r>
+      <w:r>
+        <w:rPr>
+          <w:rFonts w:ascii="Times New Roman" w:hAnsi="Times New Roman" w:cs="Times New Roman"/>
+          <w:sz w:val="18"/>
+          <w:szCs w:val="18"/>
+        </w:rPr>
+        <w:t>3</w:t>
+      </w:r>
+      <w:r>
+        <w:rPr>
+          <w:rFonts w:ascii="Times New Roman" w:hAnsi="Times New Roman" w:cs="Times New Roman"/>
+          <w:sz w:val="18"/>
+          <w:szCs w:val="18"/>
+        </w:rPr>
+        <w:t xml:space="preserve">. </w:t>
+      </w:r>
+      <w:r>
+        <w:rPr>
+          <w:rFonts w:ascii="Times New Roman" w:hAnsi="Times New Roman" w:cs="Times New Roman"/>
+          <w:sz w:val="18"/>
+          <w:szCs w:val="18"/>
+        </w:rPr>
+        <w:t>Standard Deviation of Page Load Time</w:t>
       </w:r>
     </w:p>
     <w:p>
       <w:pPr>
         <w:pStyle w:val="pdq2pgselectionanchorcontainer"/>
+        <w:spacing w:line="360" w:lineRule="auto"/>
         <w:rPr>
           <w:rFonts w:ascii="Times New Roman" w:hAnsi="Times New Roman" w:cs="Times New Roman"/>
         </w:rPr>
@@ -1943,6 +1887,7 @@
     <w:p>
       <w:pPr>
         <w:pStyle w:val="a3"/>
+        <w:spacing w:line="360" w:lineRule="auto"/>
         <w:rPr>
           <w:rFonts w:ascii="Times New Roman" w:hAnsi="Times New Roman" w:cs="Times New Roman"/>
         </w:rPr>
@@ -1996,6 +1941,7 @@
     <w:p>
       <w:pPr>
         <w:pStyle w:val="a3"/>
+        <w:spacing w:line="360" w:lineRule="auto"/>
         <w:rPr>
           <w:rFonts w:ascii="Times New Roman" w:hAnsi="Times New Roman" w:cs="Times New Roman"/>
         </w:rPr>
@@ -2024,6 +1970,7 @@
     <w:p>
       <w:pPr>
         <w:pStyle w:val="a3"/>
+        <w:spacing w:line="360" w:lineRule="auto"/>
         <w:rPr>
           <w:rFonts w:ascii="Times New Roman" w:hAnsi="Times New Roman" w:cs="Times New Roman"/>
         </w:rPr>
@@ -2082,6 +2029,7 @@
     <w:p>
       <w:pPr>
         <w:pStyle w:val="a3"/>
+        <w:spacing w:line="360" w:lineRule="auto"/>
         <w:rPr>
           <w:rFonts w:ascii="Times New Roman" w:hAnsi="Times New Roman" w:cs="Times New Roman"/>
         </w:rPr>
@@ -2095,508 +2043,466 @@
     </w:p>
     <w:p>
       <w:pPr>
-        <w:rPr>
-          <w:rFonts w:ascii="Times New Roman" w:hAnsi="Times New Roman" w:cs="Times New Roman"/>
-          <w:sz w:val="24"/>
-          <w:szCs w:val="24"/>
-        </w:rPr>
-      </w:pPr>
-      <w:r>
-        <w:rPr>
-          <w:rFonts w:ascii="Times New Roman" w:hAnsi="Times New Roman" w:cs="Times New Roman"/>
-          <w:sz w:val="24"/>
-          <w:szCs w:val="24"/>
-        </w:rPr>
-        <w:pict w14:anchorId="6E7CA39C">
-          <v:rect id="_x0000_i1038" style="width:0;height:1.5pt" o:hralign="center" o:hrstd="t" o:hr="t" fillcolor="#a0a0a0" stroked="f"/>
+        <w:pStyle w:val="2"/>
+        <w:spacing w:line="360" w:lineRule="auto"/>
+        <w:rPr>
+          <w:rFonts w:ascii="Times New Roman" w:eastAsia="黑体" w:hAnsi="Times New Roman" w:cs="Times New Roman"/>
+          <w:sz w:val="24"/>
+          <w:szCs w:val="24"/>
+        </w:rPr>
+      </w:pPr>
+      <w:bookmarkStart w:id="23" w:name="_Toc234695666"/>
+      <w:r>
+        <w:rPr>
+          <w:rFonts w:ascii="Times New Roman" w:eastAsia="黑体" w:hAnsi="Times New Roman" w:cs="Times New Roman"/>
+          <w:sz w:val="24"/>
+          <w:szCs w:val="24"/>
+        </w:rPr>
+        <w:t>5. Discussion</w:t>
+      </w:r>
+      <w:bookmarkEnd w:id="23"/>
+    </w:p>
+    <w:p>
+      <w:pPr>
+        <w:pStyle w:val="2"/>
+        <w:spacing w:line="360" w:lineRule="auto"/>
+        <w:rPr>
+          <w:rFonts w:ascii="Times New Roman" w:eastAsia="宋体" w:hAnsi="Times New Roman" w:cs="Times New Roman"/>
+          <w:sz w:val="24"/>
+          <w:szCs w:val="24"/>
+        </w:rPr>
+      </w:pPr>
+      <w:bookmarkStart w:id="24" w:name="_Toc234695667"/>
+      <w:r>
+        <w:rPr>
+          <w:rFonts w:ascii="Times New Roman" w:eastAsia="宋体" w:hAnsi="Times New Roman" w:cs="Times New Roman"/>
+          <w:sz w:val="24"/>
+          <w:szCs w:val="24"/>
+        </w:rPr>
+        <w:t>5.1 Comparison of HTTP Protocol Performance</w:t>
+      </w:r>
+      <w:bookmarkEnd w:id="24"/>
+    </w:p>
+    <w:p>
+      <w:pPr>
+        <w:pStyle w:val="a3"/>
+        <w:spacing w:line="360" w:lineRule="auto"/>
+        <w:rPr>
+          <w:rFonts w:ascii="Times New Roman" w:hAnsi="Times New Roman" w:cs="Times New Roman"/>
+        </w:rPr>
+      </w:pPr>
+      <w:r>
+        <w:rPr>
+          <w:rFonts w:ascii="Times New Roman" w:hAnsi="Times New Roman" w:cs="Times New Roman"/>
+        </w:rPr>
+        <w:t>The experimental results demonstrate that HTTP/1.1, HTTP/2, and HTTP/3 provide different levels of performance under the same web application environment.</w:t>
+      </w:r>
+    </w:p>
+    <w:p>
+      <w:pPr>
+        <w:pStyle w:val="a3"/>
+        <w:spacing w:line="360" w:lineRule="auto"/>
+        <w:rPr>
+          <w:rFonts w:ascii="Times New Roman" w:hAnsi="Times New Roman" w:cs="Times New Roman"/>
+        </w:rPr>
+      </w:pPr>
+      <w:r>
+        <w:rPr>
+          <w:rFonts w:ascii="Times New Roman" w:hAnsi="Times New Roman" w:cs="Times New Roman"/>
+        </w:rPr>
+        <w:t>HTTP/1.1 showed the lowest performance among the three protocols, with the highest average page load time. This result is consistent with the limitations of HTTP/1.1 when handling modern webpages containing many independent resources. Although persistent connections reduce the overhead of repeatedly establishing connections, HTTP/1.1 still lacks native multiplexing capability, which can increase resource loading time.</w:t>
+      </w:r>
+    </w:p>
+    <w:p>
+      <w:pPr>
+        <w:pStyle w:val="a3"/>
+        <w:spacing w:line="360" w:lineRule="auto"/>
+        <w:rPr>
+          <w:rFonts w:ascii="Times New Roman" w:hAnsi="Times New Roman" w:cs="Times New Roman"/>
+        </w:rPr>
+      </w:pPr>
+      <w:r>
+        <w:rPr>
+          <w:rFonts w:ascii="Times New Roman" w:hAnsi="Times New Roman" w:cs="Times New Roman"/>
+        </w:rPr>
+        <w:lastRenderedPageBreak/>
+        <w:t>HTTP/2 improved webpage loading performance compared with HTTP/1.1. The reduction in loading time can be explained by HTTP/2's multiplexing mechanism, which allows multiple requests to be transmitted simultaneously through a single TCP connection. This feature reduces the waiting time caused by sequential resource loading.</w:t>
+      </w:r>
+    </w:p>
+    <w:p>
+      <w:pPr>
+        <w:pStyle w:val="a3"/>
+        <w:spacing w:line="360" w:lineRule="auto"/>
+        <w:rPr>
+          <w:rFonts w:ascii="Times New Roman" w:hAnsi="Times New Roman" w:cs="Times New Roman"/>
+        </w:rPr>
+      </w:pPr>
+      <w:r>
+        <w:rPr>
+          <w:rFonts w:ascii="Times New Roman" w:hAnsi="Times New Roman" w:cs="Times New Roman"/>
+        </w:rPr>
+        <w:t>HTTP/3 achieved the best overall performance in this experiment. The significant reduction in page load time suggests that QUIC provides advantages for modern web applications. By using UDP-based transport and integrating connection management features, HTTP/3 can reduce connection establishment overhead and improve data transmission efficiency.</w:t>
+      </w:r>
+    </w:p>
+    <w:p>
+      <w:pPr>
+        <w:pStyle w:val="a3"/>
+        <w:spacing w:line="360" w:lineRule="auto"/>
+        <w:rPr>
+          <w:rFonts w:ascii="Times New Roman" w:hAnsi="Times New Roman" w:cs="Times New Roman"/>
+        </w:rPr>
+      </w:pPr>
+      <w:r>
+        <w:rPr>
+          <w:rFonts w:ascii="Times New Roman" w:hAnsi="Times New Roman" w:cs="Times New Roman"/>
+        </w:rPr>
+        <w:t>However, the results also show that performance improvement depends on the selected metric. Although HTTP/3 achieved the lowest page load time, HTTP/2 obtained the lowest average TTFB. This indicates that protocol performance should not be evaluated using a single measurement only. Different metrics may reflect different aspects of network performance.</w:t>
+      </w:r>
+    </w:p>
+    <w:p>
+      <w:pPr>
+        <w:spacing w:line="360" w:lineRule="auto"/>
+        <w:rPr>
+          <w:rFonts w:ascii="Times New Roman" w:hAnsi="Times New Roman" w:cs="Times New Roman"/>
+          <w:sz w:val="24"/>
+          <w:szCs w:val="24"/>
+        </w:rPr>
+      </w:pPr>
+      <w:r>
+        <w:rPr>
+          <w:rFonts w:ascii="Times New Roman" w:hAnsi="Times New Roman" w:cs="Times New Roman"/>
+          <w:sz w:val="24"/>
+          <w:szCs w:val="24"/>
+        </w:rPr>
+        <w:pict w14:anchorId="55013184">
+          <v:rect id="_x0000_i1164" style="width:0;height:1.5pt" o:hralign="center" o:hrstd="t" o:hr="t" fillcolor="#a0a0a0" stroked="f"/>
         </w:pict>
       </w:r>
     </w:p>
     <w:p>
       <w:pPr>
+        <w:pStyle w:val="3"/>
+        <w:spacing w:line="360" w:lineRule="auto"/>
+        <w:rPr>
+          <w:rFonts w:ascii="Times New Roman" w:eastAsia="宋体" w:hAnsi="Times New Roman" w:cs="Times New Roman"/>
+          <w:sz w:val="24"/>
+          <w:szCs w:val="24"/>
+        </w:rPr>
+      </w:pPr>
+      <w:bookmarkStart w:id="25" w:name="_Toc234695668"/>
+      <w:r>
+        <w:rPr>
+          <w:rFonts w:ascii="Times New Roman" w:eastAsia="宋体" w:hAnsi="Times New Roman" w:cs="Times New Roman"/>
+          <w:sz w:val="24"/>
+          <w:szCs w:val="24"/>
+        </w:rPr>
+        <w:t>5.2 Factors Affecting Experimental Results</w:t>
+      </w:r>
+      <w:bookmarkEnd w:id="25"/>
+    </w:p>
+    <w:p>
+      <w:pPr>
+        <w:pStyle w:val="a3"/>
+        <w:spacing w:line="360" w:lineRule="auto"/>
+        <w:rPr>
+          <w:rFonts w:ascii="Times New Roman" w:hAnsi="Times New Roman" w:cs="Times New Roman"/>
+        </w:rPr>
+      </w:pPr>
+      <w:r>
+        <w:rPr>
+          <w:rFonts w:ascii="Times New Roman" w:hAnsi="Times New Roman" w:cs="Times New Roman"/>
+        </w:rPr>
+        <w:t>Several factors may influence the performance differences observed in this experiment.</w:t>
+      </w:r>
+    </w:p>
+    <w:p>
+      <w:pPr>
+        <w:pStyle w:val="a3"/>
+        <w:spacing w:line="360" w:lineRule="auto"/>
+        <w:rPr>
+          <w:rFonts w:ascii="Times New Roman" w:hAnsi="Times New Roman" w:cs="Times New Roman"/>
+        </w:rPr>
+      </w:pPr>
+      <w:r>
+        <w:rPr>
+          <w:rFonts w:ascii="Times New Roman" w:hAnsi="Times New Roman" w:cs="Times New Roman"/>
+        </w:rPr>
+        <w:t>First, the number and size of webpage resources can affect protocol performance. The experimental website contained multiple image resources, creating a scenario where HTTP multiplexing features could have a significant impact. Therefore, HTTP/2 and HTTP/3 may demonstrate advantages compared with HTTP/1.1 when handling multiple simultaneous requests.</w:t>
+      </w:r>
+    </w:p>
+    <w:p>
+      <w:pPr>
+        <w:pStyle w:val="a3"/>
+        <w:spacing w:line="360" w:lineRule="auto"/>
+        <w:rPr>
+          <w:rFonts w:ascii="Times New Roman" w:hAnsi="Times New Roman" w:cs="Times New Roman"/>
+        </w:rPr>
+      </w:pPr>
+      <w:r>
+        <w:rPr>
+          <w:rFonts w:ascii="Times New Roman" w:hAnsi="Times New Roman" w:cs="Times New Roman"/>
+        </w:rPr>
+        <w:t>Second, the underlying network environment may influence the results. Although the same webpage and testing procedure were used, network conditions such as latency, connection stability, and server response time may introduce small variations between repeated measurements.</w:t>
+      </w:r>
+    </w:p>
+    <w:p>
+      <w:pPr>
+        <w:pStyle w:val="a3"/>
+        <w:spacing w:line="360" w:lineRule="auto"/>
+        <w:rPr>
+          <w:rFonts w:ascii="Times New Roman" w:hAnsi="Times New Roman" w:cs="Times New Roman"/>
+        </w:rPr>
+      </w:pPr>
+      <w:r>
+        <w:rPr>
+          <w:rFonts w:ascii="Times New Roman" w:hAnsi="Times New Roman" w:cs="Times New Roman"/>
+        </w:rPr>
+        <w:lastRenderedPageBreak/>
+        <w:t>Third, the deployment environment may also affect performance. Since HTTP/3 support was provided through Cloudflare services, additional infrastructure components such as CDN routing and edge network processing may influence the measured results.</w:t>
+      </w:r>
+    </w:p>
+    <w:p>
+      <w:pPr>
+        <w:pStyle w:val="3"/>
+        <w:spacing w:line="360" w:lineRule="auto"/>
+        <w:rPr>
+          <w:rFonts w:ascii="Times New Roman" w:eastAsia="宋体" w:hAnsi="Times New Roman" w:cs="Times New Roman"/>
+          <w:sz w:val="24"/>
+          <w:szCs w:val="24"/>
+        </w:rPr>
+      </w:pPr>
+      <w:bookmarkStart w:id="26" w:name="_Toc234695669"/>
+      <w:r>
+        <w:rPr>
+          <w:rFonts w:ascii="Times New Roman" w:eastAsia="宋体" w:hAnsi="Times New Roman" w:cs="Times New Roman"/>
+          <w:sz w:val="24"/>
+          <w:szCs w:val="24"/>
+        </w:rPr>
+        <w:t>5.3 Limitations and Future Work</w:t>
+      </w:r>
+      <w:bookmarkEnd w:id="26"/>
+    </w:p>
+    <w:p>
+      <w:pPr>
+        <w:pStyle w:val="a3"/>
+        <w:spacing w:line="360" w:lineRule="auto"/>
+        <w:rPr>
+          <w:rFonts w:ascii="Times New Roman" w:hAnsi="Times New Roman" w:cs="Times New Roman"/>
+        </w:rPr>
+      </w:pPr>
+      <w:r>
+        <w:rPr>
+          <w:rFonts w:ascii="Times New Roman" w:hAnsi="Times New Roman" w:cs="Times New Roman"/>
+        </w:rPr>
+        <w:t>Although this study provides a comparison of HTTP/1.1, HTTP/2, and HTTP/3 performance, several limitations exist.</w:t>
+      </w:r>
+    </w:p>
+    <w:p>
+      <w:pPr>
+        <w:pStyle w:val="a3"/>
+        <w:spacing w:line="360" w:lineRule="auto"/>
+        <w:rPr>
+          <w:rFonts w:ascii="Times New Roman" w:hAnsi="Times New Roman" w:cs="Times New Roman"/>
+        </w:rPr>
+      </w:pPr>
+      <w:r>
+        <w:rPr>
+          <w:rFonts w:ascii="Times New Roman" w:hAnsi="Times New Roman" w:cs="Times New Roman"/>
+        </w:rPr>
+        <w:t>First, the experiment was conducted using a single web application. Different types of websites, such as dynamic web applications or video streaming platforms, may produce different performance results.</w:t>
+      </w:r>
+    </w:p>
+    <w:p>
+      <w:pPr>
+        <w:pStyle w:val="a3"/>
+        <w:spacing w:line="360" w:lineRule="auto"/>
+        <w:rPr>
+          <w:rFonts w:ascii="Times New Roman" w:hAnsi="Times New Roman" w:cs="Times New Roman"/>
+        </w:rPr>
+      </w:pPr>
+      <w:r>
+        <w:rPr>
+          <w:rFonts w:ascii="Times New Roman" w:hAnsi="Times New Roman" w:cs="Times New Roman"/>
+        </w:rPr>
+        <w:t>Second, the number of test samples was limited to 10 measurements for each protocol. Increasing the number of experiments could provide more reliable statistical results.</w:t>
+      </w:r>
+    </w:p>
+    <w:p>
+      <w:pPr>
+        <w:pStyle w:val="a3"/>
+        <w:spacing w:line="360" w:lineRule="auto"/>
+        <w:rPr>
+          <w:rFonts w:ascii="Times New Roman" w:hAnsi="Times New Roman" w:cs="Times New Roman"/>
+        </w:rPr>
+      </w:pPr>
+      <w:r>
+        <w:rPr>
+          <w:rFonts w:ascii="Times New Roman" w:hAnsi="Times New Roman" w:cs="Times New Roman"/>
+        </w:rPr>
+        <w:t xml:space="preserve">Third, this study mainly focused on page loading performance and TTFB. Future work could include additional metrics, such as throughput, packet loss, and bandwidth </w:t>
+      </w:r>
+      <w:proofErr w:type="spellStart"/>
+      <w:r>
+        <w:rPr>
+          <w:rFonts w:ascii="Times New Roman" w:hAnsi="Times New Roman" w:cs="Times New Roman"/>
+        </w:rPr>
+        <w:t>utilisation</w:t>
+      </w:r>
+      <w:proofErr w:type="spellEnd"/>
+      <w:r>
+        <w:rPr>
+          <w:rFonts w:ascii="Times New Roman" w:hAnsi="Times New Roman" w:cs="Times New Roman"/>
+        </w:rPr>
+        <w:t>.</w:t>
+      </w:r>
+    </w:p>
+    <w:p>
+      <w:pPr>
+        <w:pStyle w:val="a3"/>
+        <w:spacing w:line="360" w:lineRule="auto"/>
+        <w:rPr>
+          <w:rFonts w:ascii="Times New Roman" w:hAnsi="Times New Roman" w:cs="Times New Roman"/>
+        </w:rPr>
+      </w:pPr>
+      <w:r>
+        <w:rPr>
+          <w:rFonts w:ascii="Times New Roman" w:hAnsi="Times New Roman" w:cs="Times New Roman"/>
+        </w:rPr>
+        <w:t>Furthermore, future experiments could evaluate protocol performance under different network conditions, including high latency networks, mobile networks, and unstable connections. This would provide a more comprehensive understanding of the advantages of HTTP/3 and QUIC.</w:t>
+      </w:r>
+    </w:p>
+    <w:p>
+      <w:pPr>
         <w:pStyle w:val="2"/>
+        <w:spacing w:line="360" w:lineRule="auto"/>
         <w:rPr>
           <w:rFonts w:ascii="Times New Roman" w:eastAsia="黑体" w:hAnsi="Times New Roman" w:cs="Times New Roman"/>
           <w:sz w:val="24"/>
           <w:szCs w:val="24"/>
         </w:rPr>
       </w:pPr>
-      <w:bookmarkStart w:id="19" w:name="_Toc234690725"/>
+      <w:bookmarkStart w:id="27" w:name="_Toc234695670"/>
       <w:r>
         <w:rPr>
           <w:rFonts w:ascii="Times New Roman" w:eastAsia="黑体" w:hAnsi="Times New Roman" w:cs="Times New Roman"/>
           <w:sz w:val="24"/>
           <w:szCs w:val="24"/>
         </w:rPr>
-        <w:t>5. Discussion</w:t>
-      </w:r>
-      <w:bookmarkEnd w:id="19"/>
-    </w:p>
-    <w:p>
-      <w:pPr>
-        <w:pStyle w:val="2"/>
-        <w:rPr>
-          <w:rFonts w:ascii="Times New Roman" w:eastAsia="宋体" w:hAnsi="Times New Roman" w:cs="Times New Roman"/>
-          <w:sz w:val="24"/>
-          <w:szCs w:val="24"/>
-        </w:rPr>
-      </w:pPr>
-      <w:bookmarkStart w:id="20" w:name="_Toc234690726"/>
-      <w:r>
-        <w:rPr>
-          <w:rFonts w:ascii="Times New Roman" w:eastAsia="宋体" w:hAnsi="Times New Roman" w:cs="Times New Roman"/>
-          <w:sz w:val="24"/>
-          <w:szCs w:val="24"/>
-        </w:rPr>
-        <w:t>5.1 Comparison of HTTP Protocol Performance</w:t>
-      </w:r>
-      <w:bookmarkEnd w:id="20"/>
+        <w:t>6. Conclusion</w:t>
+      </w:r>
+      <w:bookmarkEnd w:id="27"/>
+    </w:p>
+    <w:p>
+      <w:pPr>
+        <w:pStyle w:val="pdq2pgselectionanchorcontainer"/>
+        <w:spacing w:line="360" w:lineRule="auto"/>
+        <w:rPr>
+          <w:rFonts w:ascii="Times New Roman" w:hAnsi="Times New Roman" w:cs="Times New Roman"/>
+        </w:rPr>
+      </w:pPr>
+      <w:r>
+        <w:rPr>
+          <w:rFonts w:ascii="Times New Roman" w:hAnsi="Times New Roman" w:cs="Times New Roman"/>
+        </w:rPr>
+        <w:t>This study presented an experimental evaluation of the performance differences between HTTP/1.1, HTTP/2, and HTTP/3 using a web-based image gallery application.</w:t>
+      </w:r>
     </w:p>
     <w:p>
       <w:pPr>
         <w:pStyle w:val="a3"/>
-        <w:rPr>
-          <w:rFonts w:ascii="Times New Roman" w:hAnsi="Times New Roman" w:cs="Times New Roman"/>
-        </w:rPr>
-      </w:pPr>
-      <w:r>
-        <w:rPr>
-          <w:rFonts w:ascii="Times New Roman" w:hAnsi="Times New Roman" w:cs="Times New Roman"/>
-        </w:rPr>
-        <w:t>The experimental results demonstrate that HTTP/1.1, HTTP/2, and HTTP/3 provide different levels of performance under the same web application environment.</w:t>
+        <w:spacing w:line="360" w:lineRule="auto"/>
+        <w:rPr>
+          <w:rFonts w:ascii="Times New Roman" w:hAnsi="Times New Roman" w:cs="Times New Roman"/>
+        </w:rPr>
+      </w:pPr>
+      <w:r>
+        <w:rPr>
+          <w:rFonts w:ascii="Times New Roman" w:hAnsi="Times New Roman" w:cs="Times New Roman"/>
+        </w:rPr>
+        <w:t xml:space="preserve">A controlled experimental environment was developed using a Node.js and Express-based web application. The performance of the three HTTP protocols was evaluated through repeated measurements of page load time, Time </w:t>
+      </w:r>
+      <w:proofErr w:type="gramStart"/>
+      <w:r>
+        <w:rPr>
+          <w:rFonts w:ascii="Times New Roman" w:hAnsi="Times New Roman" w:cs="Times New Roman"/>
+        </w:rPr>
+        <w:t>To</w:t>
+      </w:r>
+      <w:proofErr w:type="gramEnd"/>
+      <w:r>
+        <w:rPr>
+          <w:rFonts w:ascii="Times New Roman" w:hAnsi="Times New Roman" w:cs="Times New Roman"/>
+        </w:rPr>
+        <w:t xml:space="preserve"> First Byte (TTFB), and performance stability. Each protocol was tested 10 times under the same conditions, resulting in a total of 30 experimental measurements.</w:t>
       </w:r>
     </w:p>
     <w:p>
       <w:pPr>
         <w:pStyle w:val="a3"/>
-        <w:rPr>
-          <w:rFonts w:ascii="Times New Roman" w:hAnsi="Times New Roman" w:cs="Times New Roman"/>
-        </w:rPr>
-      </w:pPr>
-      <w:r>
-        <w:rPr>
-          <w:rFonts w:ascii="Times New Roman" w:hAnsi="Times New Roman" w:cs="Times New Roman"/>
-        </w:rPr>
-        <w:t>HTTP/1.1 showed the lowest performance among the three protocols, with the highest average page load time. This result is consistent with the limitations of HTTP/1.1 when handling modern webpages containing many independent resources. Although persistent connections reduce the overhead of repeatedly establishing connections, HTTP/1.1 still lacks native multiplexing capability, which can increase resource loading time.</w:t>
+        <w:spacing w:line="360" w:lineRule="auto"/>
+        <w:rPr>
+          <w:rFonts w:ascii="Times New Roman" w:hAnsi="Times New Roman" w:cs="Times New Roman"/>
+        </w:rPr>
+      </w:pPr>
+      <w:r>
+        <w:rPr>
+          <w:rFonts w:ascii="Times New Roman" w:hAnsi="Times New Roman" w:cs="Times New Roman"/>
+        </w:rPr>
+        <w:lastRenderedPageBreak/>
+        <w:t>The experimental results demonstrated that HTTP/3 achieved the best overall webpage loading performance, with the lowest average page load time among the three protocols. HTTP/2 also improved performance compared with HTTP/1.1 due to its multiplexing capabilities, while HTTP/1.1 showed the highest loading time because of its limitations in handling multiple resource requests. These findings indicate that modern HTTP protocols provide significant improvements for resource-intensive web applications.</w:t>
       </w:r>
     </w:p>
     <w:p>
       <w:pPr>
         <w:pStyle w:val="a3"/>
-        <w:rPr>
-          <w:rFonts w:ascii="Times New Roman" w:hAnsi="Times New Roman" w:cs="Times New Roman"/>
-        </w:rPr>
-      </w:pPr>
-      <w:r>
-        <w:rPr>
-          <w:rFonts w:ascii="Times New Roman" w:hAnsi="Times New Roman" w:cs="Times New Roman"/>
-        </w:rPr>
-        <w:t>HTTP/2 improved webpage loading performance compared with HTTP/1.1. The reduction in loading time can be explained by HTTP/2's multiplexing mechanism, which allows multiple requests to be transmitted simultaneously through a single TCP connection. This feature reduces the waiting time caused by sequential resource loading.</w:t>
+        <w:spacing w:line="360" w:lineRule="auto"/>
+        <w:rPr>
+          <w:rFonts w:ascii="Times New Roman" w:hAnsi="Times New Roman" w:cs="Times New Roman"/>
+        </w:rPr>
+      </w:pPr>
+      <w:r>
+        <w:rPr>
+          <w:rFonts w:ascii="Times New Roman" w:hAnsi="Times New Roman" w:cs="Times New Roman"/>
+        </w:rPr>
+        <w:t>However, the results also showed that protocol performance depends on the selected performance metric. Although HTTP/3 achieved the fastest page loading performance, HTTP/2 obtained the lowest average TTFB in this experiment. This suggests that no single metric can fully represent protocol performance, and multiple measurements are required for a comprehensive evaluation.</w:t>
       </w:r>
     </w:p>
     <w:p>
       <w:pPr>
         <w:pStyle w:val="a3"/>
-        <w:rPr>
-          <w:rFonts w:ascii="Times New Roman" w:hAnsi="Times New Roman" w:cs="Times New Roman"/>
-        </w:rPr>
-      </w:pPr>
-      <w:r>
-        <w:rPr>
-          <w:rFonts w:ascii="Times New Roman" w:hAnsi="Times New Roman" w:cs="Times New Roman"/>
-        </w:rPr>
-        <w:t xml:space="preserve">HTTP/3 achieved the best overall performance in this experiment. The significant reduction in page load time suggests that QUIC provides advantages for modern web </w:t>
-      </w:r>
-      <w:r>
-        <w:rPr>
-          <w:rFonts w:ascii="Times New Roman" w:hAnsi="Times New Roman" w:cs="Times New Roman"/>
-        </w:rPr>
-        <w:lastRenderedPageBreak/>
-        <w:t>applications. By using UDP-based transport and integrating connection management features, HTTP/3 can reduce connection establishment overhead and improve data transmission efficiency.</w:t>
+        <w:spacing w:line="360" w:lineRule="auto"/>
+        <w:rPr>
+          <w:rFonts w:ascii="Times New Roman" w:hAnsi="Times New Roman" w:cs="Times New Roman"/>
+        </w:rPr>
+      </w:pPr>
+      <w:r>
+        <w:rPr>
+          <w:rFonts w:ascii="Times New Roman" w:hAnsi="Times New Roman" w:cs="Times New Roman"/>
+        </w:rPr>
+        <w:t>The study also analyzed performance stability using standard deviation. HTTP/3 demonstrated the most consistent page loading performance, while HTTP/2 showed greater variation during repeated measurements. These results highlight the practical advantages of newer HTTP protocols, particularly for modern websites containing multiple resources.</w:t>
       </w:r>
     </w:p>
     <w:p>
       <w:pPr>
         <w:pStyle w:val="a3"/>
-        <w:rPr>
-          <w:rFonts w:ascii="Times New Roman" w:hAnsi="Times New Roman" w:cs="Times New Roman"/>
-        </w:rPr>
-      </w:pPr>
-      <w:r>
-        <w:rPr>
-          <w:rFonts w:ascii="Times New Roman" w:hAnsi="Times New Roman" w:cs="Times New Roman"/>
-        </w:rPr>
-        <w:t>However, the results also show that performance improvement depends on the selected metric. Although HTTP/3 achieved the lowest page load time, HTTP/2 obtained the lowest average TTFB. This indicates that protocol performance should not be evaluated using a single measurement only. Different metrics may reflect different aspects of network performance.</w:t>
-      </w:r>
-    </w:p>
-    <w:p>
-      <w:pPr>
-        <w:rPr>
-          <w:rFonts w:ascii="Times New Roman" w:hAnsi="Times New Roman" w:cs="Times New Roman"/>
-          <w:sz w:val="24"/>
-          <w:szCs w:val="24"/>
-        </w:rPr>
-      </w:pPr>
-      <w:r>
-        <w:rPr>
-          <w:rFonts w:ascii="Times New Roman" w:hAnsi="Times New Roman" w:cs="Times New Roman"/>
-          <w:sz w:val="24"/>
-          <w:szCs w:val="24"/>
-        </w:rPr>
-        <w:pict w14:anchorId="55013184">
-          <v:rect id="_x0000_i1039" style="width:0;height:1.5pt" o:hralign="center" o:hrstd="t" o:hr="t" fillcolor="#a0a0a0" stroked="f"/>
-        </w:pict>
-      </w:r>
-    </w:p>
-    <w:p>
-      <w:pPr>
-        <w:pStyle w:val="3"/>
-        <w:rPr>
-          <w:rFonts w:ascii="Times New Roman" w:eastAsia="宋体" w:hAnsi="Times New Roman" w:cs="Times New Roman"/>
-          <w:sz w:val="24"/>
-          <w:szCs w:val="24"/>
-        </w:rPr>
-      </w:pPr>
-      <w:bookmarkStart w:id="21" w:name="_Toc234690727"/>
-      <w:r>
-        <w:rPr>
-          <w:rFonts w:ascii="Times New Roman" w:eastAsia="宋体" w:hAnsi="Times New Roman" w:cs="Times New Roman"/>
-          <w:sz w:val="24"/>
-          <w:szCs w:val="24"/>
-        </w:rPr>
-        <w:t>5.2 Factors Affecting Experimental Results</w:t>
-      </w:r>
-      <w:bookmarkEnd w:id="21"/>
+        <w:spacing w:line="360" w:lineRule="auto"/>
+        <w:rPr>
+          <w:rFonts w:ascii="Times New Roman" w:hAnsi="Times New Roman" w:cs="Times New Roman"/>
+        </w:rPr>
+      </w:pPr>
+      <w:r>
+        <w:rPr>
+          <w:rFonts w:ascii="Times New Roman" w:hAnsi="Times New Roman" w:cs="Times New Roman"/>
+        </w:rPr>
+        <w:t>Several limitations remain in this study. The experiment was conducted using a single website and a limited number of measurements. Future research could evaluate additional web applications, different geographical locations, and various network conditions such as high latency and packet loss environments. Furthermore, additional metrics including throughput and network efficiency could be investigated to provide a more complete evaluation of HTTP protocol performance.</w:t>
+      </w:r>
     </w:p>
     <w:p>
       <w:pPr>
         <w:pStyle w:val="a3"/>
-        <w:rPr>
-          <w:rFonts w:ascii="Times New Roman" w:hAnsi="Times New Roman" w:cs="Times New Roman"/>
-        </w:rPr>
-      </w:pPr>
-      <w:r>
-        <w:rPr>
-          <w:rFonts w:ascii="Times New Roman" w:hAnsi="Times New Roman" w:cs="Times New Roman"/>
-        </w:rPr>
-        <w:t>Several factors may influence the performance differences observed in this experiment.</w:t>
-      </w:r>
-    </w:p>
-    <w:p>
-      <w:pPr>
-        <w:pStyle w:val="a3"/>
-        <w:rPr>
-          <w:rFonts w:ascii="Times New Roman" w:hAnsi="Times New Roman" w:cs="Times New Roman"/>
-        </w:rPr>
-      </w:pPr>
-      <w:r>
-        <w:rPr>
-          <w:rFonts w:ascii="Times New Roman" w:hAnsi="Times New Roman" w:cs="Times New Roman"/>
-        </w:rPr>
-        <w:t>First, the number and size of webpage resources can affect protocol performance. The experimental website contained multiple image resources, creating a scenario where HTTP multiplexing features could have a significant impact. Therefore, HTTP/2 and HTTP/3 may demonstrate advantages compared with HTTP/1.1 when handling multiple simultaneous requests.</w:t>
-      </w:r>
-    </w:p>
-    <w:p>
-      <w:pPr>
-        <w:pStyle w:val="a3"/>
-        <w:rPr>
-          <w:rFonts w:ascii="Times New Roman" w:hAnsi="Times New Roman" w:cs="Times New Roman"/>
-        </w:rPr>
-      </w:pPr>
-      <w:r>
-        <w:rPr>
-          <w:rFonts w:ascii="Times New Roman" w:hAnsi="Times New Roman" w:cs="Times New Roman"/>
-        </w:rPr>
-        <w:t>Second, the underlying network environment may influence the results. Although the same webpage and testing procedure were used, network conditions such as latency, connection stability, and server response time may introduce small variations between repeated measurements.</w:t>
-      </w:r>
-    </w:p>
-    <w:p>
-      <w:pPr>
-        <w:pStyle w:val="a3"/>
-        <w:rPr>
-          <w:rFonts w:ascii="Times New Roman" w:hAnsi="Times New Roman" w:cs="Times New Roman"/>
-        </w:rPr>
-      </w:pPr>
-      <w:r>
-        <w:rPr>
-          <w:rFonts w:ascii="Times New Roman" w:hAnsi="Times New Roman" w:cs="Times New Roman"/>
-        </w:rPr>
-        <w:t>Third, the deployment environment may also affect performance. Since HTTP/3 support was provided through Cloudflare services, additional infrastructure components such as CDN routing and edge network processing may influence the measured results.</w:t>
-      </w:r>
-    </w:p>
-    <w:p>
-      <w:pPr>
-        <w:rPr>
-          <w:rFonts w:ascii="Times New Roman" w:hAnsi="Times New Roman" w:cs="Times New Roman"/>
-          <w:sz w:val="24"/>
-          <w:szCs w:val="24"/>
-        </w:rPr>
-      </w:pPr>
-      <w:r>
-        <w:rPr>
-          <w:rFonts w:ascii="Times New Roman" w:hAnsi="Times New Roman" w:cs="Times New Roman"/>
-          <w:sz w:val="24"/>
-          <w:szCs w:val="24"/>
-        </w:rPr>
-        <w:pict w14:anchorId="29D570BE">
-          <v:rect id="_x0000_i1040" style="width:0;height:1.5pt" o:hralign="center" o:hrstd="t" o:hr="t" fillcolor="#a0a0a0" stroked="f"/>
-        </w:pict>
-      </w:r>
-    </w:p>
-    <w:p>
-      <w:pPr>
-        <w:pStyle w:val="3"/>
-        <w:rPr>
-          <w:rFonts w:ascii="Times New Roman" w:eastAsia="宋体" w:hAnsi="Times New Roman" w:cs="Times New Roman"/>
-          <w:sz w:val="24"/>
-          <w:szCs w:val="24"/>
-        </w:rPr>
-      </w:pPr>
-      <w:bookmarkStart w:id="22" w:name="_Toc234690728"/>
-      <w:r>
-        <w:rPr>
-          <w:rFonts w:ascii="Times New Roman" w:eastAsia="宋体" w:hAnsi="Times New Roman" w:cs="Times New Roman"/>
-          <w:sz w:val="24"/>
-          <w:szCs w:val="24"/>
-        </w:rPr>
-        <w:t>5.3 Limitations and Future Work</w:t>
-      </w:r>
-      <w:bookmarkEnd w:id="22"/>
-    </w:p>
-    <w:p>
-      <w:pPr>
-        <w:pStyle w:val="a3"/>
-        <w:rPr>
-          <w:rFonts w:ascii="Times New Roman" w:hAnsi="Times New Roman" w:cs="Times New Roman"/>
-        </w:rPr>
-      </w:pPr>
-      <w:r>
-        <w:rPr>
-          <w:rFonts w:ascii="Times New Roman" w:hAnsi="Times New Roman" w:cs="Times New Roman"/>
-        </w:rPr>
-        <w:t>Although this study provides a comparison of HTTP/1.1, HTTP/2, and HTTP/3 performance, several limitations exist.</w:t>
-      </w:r>
-    </w:p>
-    <w:p>
-      <w:pPr>
-        <w:pStyle w:val="a3"/>
-        <w:rPr>
-          <w:rFonts w:ascii="Times New Roman" w:hAnsi="Times New Roman" w:cs="Times New Roman"/>
-        </w:rPr>
-      </w:pPr>
-      <w:r>
-        <w:rPr>
-          <w:rFonts w:ascii="Times New Roman" w:hAnsi="Times New Roman" w:cs="Times New Roman"/>
-        </w:rPr>
-        <w:t>First, the experiment was conducted using a single web application. Different types of websites, such as dynamic web applications or video streaming platforms, may produce different performance results.</w:t>
-      </w:r>
-    </w:p>
-    <w:p>
-      <w:pPr>
-        <w:pStyle w:val="a3"/>
-        <w:rPr>
-          <w:rFonts w:ascii="Times New Roman" w:hAnsi="Times New Roman" w:cs="Times New Roman"/>
-        </w:rPr>
-      </w:pPr>
-      <w:r>
-        <w:rPr>
-          <w:rFonts w:ascii="Times New Roman" w:hAnsi="Times New Roman" w:cs="Times New Roman"/>
-        </w:rPr>
-        <w:lastRenderedPageBreak/>
-        <w:t>Second, the number of test samples was limited to 10 measurements for each protocol. Increasing the number of experiments could provide more reliable statistical results.</w:t>
-      </w:r>
-    </w:p>
-    <w:p>
-      <w:pPr>
-        <w:pStyle w:val="a3"/>
-        <w:rPr>
-          <w:rFonts w:ascii="Times New Roman" w:hAnsi="Times New Roman" w:cs="Times New Roman"/>
-        </w:rPr>
-      </w:pPr>
-      <w:r>
-        <w:rPr>
-          <w:rFonts w:ascii="Times New Roman" w:hAnsi="Times New Roman" w:cs="Times New Roman"/>
-        </w:rPr>
-        <w:t xml:space="preserve">Third, this study mainly focused on page loading performance and TTFB. Future work could include additional metrics, such as throughput, packet loss, and bandwidth </w:t>
-      </w:r>
-      <w:proofErr w:type="spellStart"/>
-      <w:r>
-        <w:rPr>
-          <w:rFonts w:ascii="Times New Roman" w:hAnsi="Times New Roman" w:cs="Times New Roman"/>
-        </w:rPr>
-        <w:t>utilisation</w:t>
-      </w:r>
-      <w:proofErr w:type="spellEnd"/>
-      <w:r>
-        <w:rPr>
-          <w:rFonts w:ascii="Times New Roman" w:hAnsi="Times New Roman" w:cs="Times New Roman"/>
-        </w:rPr>
-        <w:t>.</w:t>
-      </w:r>
-    </w:p>
-    <w:p>
-      <w:pPr>
-        <w:pStyle w:val="a3"/>
-        <w:rPr>
-          <w:rFonts w:ascii="Times New Roman" w:hAnsi="Times New Roman" w:cs="Times New Roman"/>
-        </w:rPr>
-      </w:pPr>
-      <w:r>
-        <w:rPr>
-          <w:rFonts w:ascii="Times New Roman" w:hAnsi="Times New Roman" w:cs="Times New Roman"/>
-        </w:rPr>
-        <w:t>Furthermore, future experiments could evaluate protocol performance under different network conditions, including high latency networks, mobile networks, and unstable connections. This would provide a more comprehensive understanding of the advantages of HTTP/3 and QUIC.</w:t>
-      </w:r>
-    </w:p>
-    <w:p>
-      <w:pPr>
-        <w:rPr>
-          <w:rFonts w:ascii="Times New Roman" w:hAnsi="Times New Roman" w:cs="Times New Roman"/>
-          <w:sz w:val="24"/>
-          <w:szCs w:val="24"/>
-        </w:rPr>
-      </w:pPr>
-      <w:r>
-        <w:rPr>
-          <w:rFonts w:ascii="Times New Roman" w:hAnsi="Times New Roman" w:cs="Times New Roman"/>
-          <w:sz w:val="24"/>
-          <w:szCs w:val="24"/>
-        </w:rPr>
-        <w:pict w14:anchorId="14C0E57D">
-          <v:rect id="_x0000_i1041" style="width:0;height:1.5pt" o:hralign="center" o:hrstd="t" o:hr="t" fillcolor="#a0a0a0" stroked="f"/>
-        </w:pict>
-      </w:r>
-    </w:p>
-    <w:p>
-      <w:pPr>
-        <w:pStyle w:val="2"/>
-        <w:rPr>
-          <w:rFonts w:ascii="Times New Roman" w:eastAsia="黑体" w:hAnsi="Times New Roman" w:cs="Times New Roman"/>
-          <w:sz w:val="24"/>
-          <w:szCs w:val="24"/>
-        </w:rPr>
-      </w:pPr>
-      <w:bookmarkStart w:id="23" w:name="_Toc234690729"/>
-      <w:r>
-        <w:rPr>
-          <w:rFonts w:ascii="Times New Roman" w:eastAsia="黑体" w:hAnsi="Times New Roman" w:cs="Times New Roman"/>
-          <w:sz w:val="24"/>
-          <w:szCs w:val="24"/>
-        </w:rPr>
-        <w:t>6. Conclusion</w:t>
-      </w:r>
-      <w:bookmarkEnd w:id="23"/>
-    </w:p>
-    <w:p>
-      <w:pPr>
-        <w:pStyle w:val="pdq2pgselectionanchorcontainer"/>
-        <w:rPr>
-          <w:rFonts w:ascii="Times New Roman" w:hAnsi="Times New Roman" w:cs="Times New Roman"/>
-        </w:rPr>
-      </w:pPr>
-      <w:r>
-        <w:rPr>
-          <w:rFonts w:ascii="Times New Roman" w:hAnsi="Times New Roman" w:cs="Times New Roman"/>
-        </w:rPr>
-        <w:t>This study presented an experimental evaluation of the performance differences between HTTP/1.1, HTTP/2, and HTTP/3 using a web-based image gallery application.</w:t>
-      </w:r>
-    </w:p>
-    <w:p>
-      <w:pPr>
-        <w:pStyle w:val="a3"/>
-        <w:rPr>
-          <w:rFonts w:ascii="Times New Roman" w:hAnsi="Times New Roman" w:cs="Times New Roman"/>
-        </w:rPr>
-      </w:pPr>
-      <w:r>
-        <w:rPr>
-          <w:rFonts w:ascii="Times New Roman" w:hAnsi="Times New Roman" w:cs="Times New Roman"/>
-        </w:rPr>
-        <w:t xml:space="preserve">A controlled experimental environment was developed using a Node.js and Express-based web application. The performance of the three HTTP protocols was evaluated through repeated measurements of page load time, Time </w:t>
-      </w:r>
-      <w:proofErr w:type="gramStart"/>
-      <w:r>
-        <w:rPr>
-          <w:rFonts w:ascii="Times New Roman" w:hAnsi="Times New Roman" w:cs="Times New Roman"/>
-        </w:rPr>
-        <w:t>To</w:t>
-      </w:r>
-      <w:proofErr w:type="gramEnd"/>
-      <w:r>
-        <w:rPr>
-          <w:rFonts w:ascii="Times New Roman" w:hAnsi="Times New Roman" w:cs="Times New Roman"/>
-        </w:rPr>
-        <w:t xml:space="preserve"> First Byte (TTFB), and performance stability. Each protocol was tested 10 times under the same conditions, resulting in a total of 30 experimental measurements.</w:t>
-      </w:r>
-    </w:p>
-    <w:p>
-      <w:pPr>
-        <w:pStyle w:val="a3"/>
-        <w:rPr>
-          <w:rFonts w:ascii="Times New Roman" w:hAnsi="Times New Roman" w:cs="Times New Roman"/>
-        </w:rPr>
-      </w:pPr>
-      <w:r>
-        <w:rPr>
-          <w:rFonts w:ascii="Times New Roman" w:hAnsi="Times New Roman" w:cs="Times New Roman"/>
-        </w:rPr>
-        <w:t>The experimental results demonstrated that HTTP/3 achieved the best overall webpage loading performance, with the lowest average page load time among the three protocols. HTTP/2 also improved performance compared with HTTP/1.1 due to its multiplexing capabilities, while HTTP/1.1 showed the highest loading time because of its limitations in handling multiple resource requests. These findings indicate that modern HTTP protocols provide significant improvements for resource-intensive web applications.</w:t>
-      </w:r>
-    </w:p>
-    <w:p>
-      <w:pPr>
-        <w:pStyle w:val="a3"/>
-        <w:rPr>
-          <w:rFonts w:ascii="Times New Roman" w:hAnsi="Times New Roman" w:cs="Times New Roman"/>
-        </w:rPr>
-      </w:pPr>
-      <w:r>
-        <w:rPr>
-          <w:rFonts w:ascii="Times New Roman" w:hAnsi="Times New Roman" w:cs="Times New Roman"/>
-        </w:rPr>
-        <w:t>However, the results also showed that protocol performance depends on the selected performance metric. Although HTTP/3 achieved the fastest page loading performance, HTTP/2 obtained the lowest average TTFB in this experiment. This suggests that no single metric can fully represent protocol performance, and multiple measurements are required for a comprehensive evaluation.</w:t>
-      </w:r>
-    </w:p>
-    <w:p>
-      <w:pPr>
-        <w:pStyle w:val="a3"/>
-        <w:rPr>
-          <w:rFonts w:ascii="Times New Roman" w:hAnsi="Times New Roman" w:cs="Times New Roman"/>
-        </w:rPr>
-      </w:pPr>
-      <w:r>
-        <w:rPr>
-          <w:rFonts w:ascii="Times New Roman" w:hAnsi="Times New Roman" w:cs="Times New Roman"/>
-        </w:rPr>
-        <w:t xml:space="preserve">The study also analyzed performance stability using standard deviation. HTTP/3 demonstrated the most consistent page loading performance, while HTTP/2 showed greater variation during repeated measurements. These results highlight the practical </w:t>
-      </w:r>
-      <w:r>
-        <w:rPr>
-          <w:rFonts w:ascii="Times New Roman" w:hAnsi="Times New Roman" w:cs="Times New Roman"/>
-        </w:rPr>
-        <w:lastRenderedPageBreak/>
-        <w:t>advantages of newer HTTP protocols, particularly for modern websites containing multiple resources.</w:t>
-      </w:r>
-    </w:p>
-    <w:p>
-      <w:pPr>
-        <w:pStyle w:val="a3"/>
-        <w:rPr>
-          <w:rFonts w:ascii="Times New Roman" w:hAnsi="Times New Roman" w:cs="Times New Roman"/>
-        </w:rPr>
-      </w:pPr>
-      <w:r>
-        <w:rPr>
-          <w:rFonts w:ascii="Times New Roman" w:hAnsi="Times New Roman" w:cs="Times New Roman"/>
-        </w:rPr>
-        <w:t>Several limitations remain in this study. The experiment was conducted using a single website and a limited number of measurements. Future research could evaluate additional web applications, different geographical locations, and various network conditions such as high latency and packet loss environments. Furthermore, additional metrics including throughput and network efficiency could be investigated to provide a more complete evaluation of HTTP protocol performance.</w:t>
-      </w:r>
-    </w:p>
-    <w:p>
-      <w:pPr>
-        <w:pStyle w:val="a3"/>
-        <w:rPr>
-          <w:rFonts w:ascii="Times New Roman" w:hAnsi="Times New Roman" w:cs="Times New Roman"/>
+        <w:spacing w:line="360" w:lineRule="auto"/>
+        <w:rPr>
+          <w:rFonts w:ascii="Times New Roman" w:hAnsi="Times New Roman" w:cs="Times New Roman" w:hint="eastAsia"/>
         </w:rPr>
       </w:pPr>
       <w:r>
@@ -2604,22 +2510,6 @@
           <w:rFonts w:ascii="Times New Roman" w:hAnsi="Times New Roman" w:cs="Times New Roman"/>
         </w:rPr>
         <w:t>Overall, this study demonstrates that HTTP/2 and HTTP/3 provide meaningful performance improvements compared with HTTP/1.1, with HTTP/3 showing the strongest overall performance under the experimental conditions used in this research.</w:t>
-      </w:r>
-    </w:p>
-    <w:p>
-      <w:pPr>
-        <w:pStyle w:val="a3"/>
-        <w:rPr>
-          <w:rFonts w:ascii="Times New Roman" w:hAnsi="Times New Roman" w:cs="Times New Roman"/>
-        </w:rPr>
-      </w:pPr>
-      <w:r>
-        <w:rPr>
-          <w:rFonts w:ascii="Times New Roman" w:hAnsi="Times New Roman" w:cs="Times New Roman"/>
-        </w:rPr>
-        <w:pict w14:anchorId="6E123A5D">
-          <v:rect id="_x0000_i1042" style="width:0;height:1.5pt" o:hralign="center" o:hrstd="t" o:hr="t" fillcolor="#a0a0a0" stroked="f"/>
-        </w:pict>
       </w:r>
     </w:p>
     <w:sdt>
@@ -2648,6 +2538,7 @@
         <w:p>
           <w:pPr>
             <w:pStyle w:val="TOC"/>
+            <w:spacing w:line="360" w:lineRule="auto"/>
             <w:rPr>
               <w:rFonts w:ascii="Times New Roman" w:hAnsi="Times New Roman" w:cs="Times New Roman"/>
               <w:sz w:val="24"/>
@@ -2668,14 +2559,13 @@
           <w:pPr>
             <w:pStyle w:val="TOC1"/>
             <w:tabs>
-              <w:tab w:val="right" w:leader="dot" w:pos="8296"/>
+              <w:tab w:val="right" w:leader="dot" w:pos="9060"/>
             </w:tabs>
             <w:rPr>
-              <w:rFonts w:ascii="Times New Roman" w:hAnsi="Times New Roman"/>
+              <w:rFonts w:cstheme="minorBidi"/>
               <w:noProof/>
               <w:kern w:val="2"/>
-              <w:sz w:val="24"/>
-              <w:szCs w:val="24"/>
+              <w:sz w:val="21"/>
             </w:rPr>
           </w:pPr>
           <w:r>
@@ -2702,83 +2592,60 @@
             </w:rPr>
             <w:fldChar w:fldCharType="separate"/>
           </w:r>
-          <w:hyperlink w:anchor="_Toc234690706" w:history="1">
+          <w:hyperlink w:anchor="_Toc234695645" w:history="1">
             <w:r>
               <w:rPr>
                 <w:rStyle w:val="a6"/>
                 <w:rFonts w:ascii="Times New Roman" w:eastAsia="黑体" w:hAnsi="Times New Roman"/>
                 <w:noProof/>
-                <w:sz w:val="24"/>
-                <w:szCs w:val="24"/>
               </w:rPr>
               <w:t>Performance Evaluation of HTTP/1.1, HTTP/2 and HTTP/3: A Comparative Experimental Study</w:t>
             </w:r>
             <w:r>
               <w:rPr>
-                <w:rFonts w:ascii="Times New Roman" w:hAnsi="Times New Roman"/>
-                <w:noProof/>
-                <w:webHidden/>
-                <w:sz w:val="24"/>
-                <w:szCs w:val="24"/>
+                <w:noProof/>
+                <w:webHidden/>
               </w:rPr>
               <w:tab/>
             </w:r>
             <w:r>
               <w:rPr>
-                <w:rFonts w:ascii="Times New Roman" w:hAnsi="Times New Roman"/>
-                <w:noProof/>
-                <w:webHidden/>
-                <w:sz w:val="24"/>
-                <w:szCs w:val="24"/>
+                <w:noProof/>
+                <w:webHidden/>
               </w:rPr>
               <w:fldChar w:fldCharType="begin"/>
             </w:r>
             <w:r>
               <w:rPr>
-                <w:rFonts w:ascii="Times New Roman" w:hAnsi="Times New Roman"/>
-                <w:noProof/>
-                <w:webHidden/>
-                <w:sz w:val="24"/>
-                <w:szCs w:val="24"/>
-              </w:rPr>
-              <w:instrText xml:space="preserve"> PAGEREF _Toc234690706 \h </w:instrText>
-            </w:r>
-            <w:r>
-              <w:rPr>
-                <w:rFonts w:ascii="Times New Roman" w:hAnsi="Times New Roman"/>
-                <w:noProof/>
-                <w:webHidden/>
-                <w:sz w:val="24"/>
-                <w:szCs w:val="24"/>
-              </w:rPr>
-            </w:r>
-            <w:r>
-              <w:rPr>
-                <w:rFonts w:ascii="Times New Roman" w:hAnsi="Times New Roman"/>
-                <w:noProof/>
-                <w:webHidden/>
-                <w:sz w:val="24"/>
-                <w:szCs w:val="24"/>
+                <w:noProof/>
+                <w:webHidden/>
+              </w:rPr>
+              <w:instrText xml:space="preserve"> PAGEREF _Toc234695645 \h </w:instrText>
+            </w:r>
+            <w:r>
+              <w:rPr>
+                <w:noProof/>
+                <w:webHidden/>
+              </w:rPr>
+            </w:r>
+            <w:r>
+              <w:rPr>
+                <w:noProof/>
+                <w:webHidden/>
               </w:rPr>
               <w:fldChar w:fldCharType="separate"/>
             </w:r>
             <w:r>
               <w:rPr>
-                <w:rFonts w:ascii="Times New Roman" w:hAnsi="Times New Roman"/>
-                <w:noProof/>
-                <w:webHidden/>
-                <w:sz w:val="24"/>
-                <w:szCs w:val="24"/>
+                <w:noProof/>
+                <w:webHidden/>
               </w:rPr>
               <w:t>1</w:t>
             </w:r>
             <w:r>
               <w:rPr>
-                <w:rFonts w:ascii="Times New Roman" w:hAnsi="Times New Roman"/>
-                <w:noProof/>
-                <w:webHidden/>
-                <w:sz w:val="24"/>
-                <w:szCs w:val="24"/>
+                <w:noProof/>
+                <w:webHidden/>
               </w:rPr>
               <w:fldChar w:fldCharType="end"/>
             </w:r>
@@ -2788,93 +2655,69 @@
           <w:pPr>
             <w:pStyle w:val="TOC2"/>
             <w:tabs>
-              <w:tab w:val="right" w:leader="dot" w:pos="8296"/>
+              <w:tab w:val="right" w:leader="dot" w:pos="9060"/>
             </w:tabs>
             <w:rPr>
-              <w:rFonts w:ascii="Times New Roman" w:hAnsi="Times New Roman"/>
+              <w:rFonts w:cstheme="minorBidi"/>
               <w:noProof/>
               <w:kern w:val="2"/>
-              <w:sz w:val="24"/>
-              <w:szCs w:val="24"/>
+              <w:sz w:val="21"/>
             </w:rPr>
           </w:pPr>
-          <w:hyperlink w:anchor="_Toc234690707" w:history="1">
+          <w:hyperlink w:anchor="_Toc234695646" w:history="1">
             <w:r>
               <w:rPr>
                 <w:rStyle w:val="a6"/>
                 <w:rFonts w:ascii="Times New Roman" w:eastAsia="黑体" w:hAnsi="Times New Roman"/>
                 <w:noProof/>
-                <w:sz w:val="24"/>
-                <w:szCs w:val="24"/>
               </w:rPr>
               <w:t>Abstract</w:t>
             </w:r>
             <w:r>
               <w:rPr>
-                <w:rFonts w:ascii="Times New Roman" w:hAnsi="Times New Roman"/>
-                <w:noProof/>
-                <w:webHidden/>
-                <w:sz w:val="24"/>
-                <w:szCs w:val="24"/>
+                <w:noProof/>
+                <w:webHidden/>
               </w:rPr>
               <w:tab/>
             </w:r>
             <w:r>
               <w:rPr>
-                <w:rFonts w:ascii="Times New Roman" w:hAnsi="Times New Roman"/>
-                <w:noProof/>
-                <w:webHidden/>
-                <w:sz w:val="24"/>
-                <w:szCs w:val="24"/>
+                <w:noProof/>
+                <w:webHidden/>
               </w:rPr>
               <w:fldChar w:fldCharType="begin"/>
             </w:r>
             <w:r>
               <w:rPr>
-                <w:rFonts w:ascii="Times New Roman" w:hAnsi="Times New Roman"/>
-                <w:noProof/>
-                <w:webHidden/>
-                <w:sz w:val="24"/>
-                <w:szCs w:val="24"/>
-              </w:rPr>
-              <w:instrText xml:space="preserve"> PAGEREF _Toc234690707 \h </w:instrText>
-            </w:r>
-            <w:r>
-              <w:rPr>
-                <w:rFonts w:ascii="Times New Roman" w:hAnsi="Times New Roman"/>
-                <w:noProof/>
-                <w:webHidden/>
-                <w:sz w:val="24"/>
-                <w:szCs w:val="24"/>
-              </w:rPr>
-            </w:r>
-            <w:r>
-              <w:rPr>
-                <w:rFonts w:ascii="Times New Roman" w:hAnsi="Times New Roman"/>
-                <w:noProof/>
-                <w:webHidden/>
-                <w:sz w:val="24"/>
-                <w:szCs w:val="24"/>
+                <w:noProof/>
+                <w:webHidden/>
+              </w:rPr>
+              <w:instrText xml:space="preserve"> PAGEREF _Toc234695646 \h </w:instrText>
+            </w:r>
+            <w:r>
+              <w:rPr>
+                <w:noProof/>
+                <w:webHidden/>
+              </w:rPr>
+            </w:r>
+            <w:r>
+              <w:rPr>
+                <w:noProof/>
+                <w:webHidden/>
               </w:rPr>
               <w:fldChar w:fldCharType="separate"/>
             </w:r>
             <w:r>
               <w:rPr>
-                <w:rFonts w:ascii="Times New Roman" w:hAnsi="Times New Roman"/>
-                <w:noProof/>
-                <w:webHidden/>
-                <w:sz w:val="24"/>
-                <w:szCs w:val="24"/>
+                <w:noProof/>
+                <w:webHidden/>
               </w:rPr>
               <w:t>1</w:t>
             </w:r>
             <w:r>
               <w:rPr>
-                <w:rFonts w:ascii="Times New Roman" w:hAnsi="Times New Roman"/>
-                <w:noProof/>
-                <w:webHidden/>
-                <w:sz w:val="24"/>
-                <w:szCs w:val="24"/>
+                <w:noProof/>
+                <w:webHidden/>
               </w:rPr>
               <w:fldChar w:fldCharType="end"/>
             </w:r>
@@ -2884,93 +2727,69 @@
           <w:pPr>
             <w:pStyle w:val="TOC2"/>
             <w:tabs>
-              <w:tab w:val="right" w:leader="dot" w:pos="8296"/>
+              <w:tab w:val="right" w:leader="dot" w:pos="9060"/>
             </w:tabs>
             <w:rPr>
-              <w:rFonts w:ascii="Times New Roman" w:hAnsi="Times New Roman"/>
+              <w:rFonts w:cstheme="minorBidi"/>
               <w:noProof/>
               <w:kern w:val="2"/>
-              <w:sz w:val="24"/>
-              <w:szCs w:val="24"/>
+              <w:sz w:val="21"/>
             </w:rPr>
           </w:pPr>
-          <w:hyperlink w:anchor="_Toc234690708" w:history="1">
+          <w:hyperlink w:anchor="_Toc234695647" w:history="1">
             <w:r>
               <w:rPr>
                 <w:rStyle w:val="a6"/>
                 <w:rFonts w:ascii="Times New Roman" w:eastAsia="黑体" w:hAnsi="Times New Roman"/>
                 <w:noProof/>
-                <w:sz w:val="24"/>
-                <w:szCs w:val="24"/>
               </w:rPr>
               <w:t>1.Introduction</w:t>
             </w:r>
             <w:r>
               <w:rPr>
-                <w:rFonts w:ascii="Times New Roman" w:hAnsi="Times New Roman"/>
-                <w:noProof/>
-                <w:webHidden/>
-                <w:sz w:val="24"/>
-                <w:szCs w:val="24"/>
+                <w:noProof/>
+                <w:webHidden/>
               </w:rPr>
               <w:tab/>
             </w:r>
             <w:r>
               <w:rPr>
-                <w:rFonts w:ascii="Times New Roman" w:hAnsi="Times New Roman"/>
-                <w:noProof/>
-                <w:webHidden/>
-                <w:sz w:val="24"/>
-                <w:szCs w:val="24"/>
+                <w:noProof/>
+                <w:webHidden/>
               </w:rPr>
               <w:fldChar w:fldCharType="begin"/>
             </w:r>
             <w:r>
               <w:rPr>
-                <w:rFonts w:ascii="Times New Roman" w:hAnsi="Times New Roman"/>
-                <w:noProof/>
-                <w:webHidden/>
-                <w:sz w:val="24"/>
-                <w:szCs w:val="24"/>
-              </w:rPr>
-              <w:instrText xml:space="preserve"> PAGEREF _Toc234690708 \h </w:instrText>
-            </w:r>
-            <w:r>
-              <w:rPr>
-                <w:rFonts w:ascii="Times New Roman" w:hAnsi="Times New Roman"/>
-                <w:noProof/>
-                <w:webHidden/>
-                <w:sz w:val="24"/>
-                <w:szCs w:val="24"/>
-              </w:rPr>
-            </w:r>
-            <w:r>
-              <w:rPr>
-                <w:rFonts w:ascii="Times New Roman" w:hAnsi="Times New Roman"/>
-                <w:noProof/>
-                <w:webHidden/>
-                <w:sz w:val="24"/>
-                <w:szCs w:val="24"/>
+                <w:noProof/>
+                <w:webHidden/>
+              </w:rPr>
+              <w:instrText xml:space="preserve"> PAGEREF _Toc234695647 \h </w:instrText>
+            </w:r>
+            <w:r>
+              <w:rPr>
+                <w:noProof/>
+                <w:webHidden/>
+              </w:rPr>
+            </w:r>
+            <w:r>
+              <w:rPr>
+                <w:noProof/>
+                <w:webHidden/>
               </w:rPr>
               <w:fldChar w:fldCharType="separate"/>
             </w:r>
             <w:r>
               <w:rPr>
-                <w:rFonts w:ascii="Times New Roman" w:hAnsi="Times New Roman"/>
-                <w:noProof/>
-                <w:webHidden/>
-                <w:sz w:val="24"/>
-                <w:szCs w:val="24"/>
+                <w:noProof/>
+                <w:webHidden/>
               </w:rPr>
               <w:t>2</w:t>
             </w:r>
             <w:r>
               <w:rPr>
-                <w:rFonts w:ascii="Times New Roman" w:hAnsi="Times New Roman"/>
-                <w:noProof/>
-                <w:webHidden/>
-                <w:sz w:val="24"/>
-                <w:szCs w:val="24"/>
+                <w:noProof/>
+                <w:webHidden/>
               </w:rPr>
               <w:fldChar w:fldCharType="end"/>
             </w:r>
@@ -2980,93 +2799,69 @@
           <w:pPr>
             <w:pStyle w:val="TOC2"/>
             <w:tabs>
-              <w:tab w:val="right" w:leader="dot" w:pos="8296"/>
+              <w:tab w:val="right" w:leader="dot" w:pos="9060"/>
             </w:tabs>
             <w:rPr>
-              <w:rFonts w:ascii="Times New Roman" w:hAnsi="Times New Roman"/>
+              <w:rFonts w:cstheme="minorBidi"/>
               <w:noProof/>
               <w:kern w:val="2"/>
-              <w:sz w:val="24"/>
-              <w:szCs w:val="24"/>
+              <w:sz w:val="21"/>
             </w:rPr>
           </w:pPr>
-          <w:hyperlink w:anchor="_Toc234690709" w:history="1">
+          <w:hyperlink w:anchor="_Toc234695648" w:history="1">
             <w:r>
               <w:rPr>
                 <w:rStyle w:val="a6"/>
                 <w:rFonts w:ascii="Times New Roman" w:eastAsia="黑体" w:hAnsi="Times New Roman"/>
                 <w:noProof/>
-                <w:sz w:val="24"/>
-                <w:szCs w:val="24"/>
               </w:rPr>
               <w:t>2.Background</w:t>
             </w:r>
             <w:r>
               <w:rPr>
-                <w:rFonts w:ascii="Times New Roman" w:hAnsi="Times New Roman"/>
-                <w:noProof/>
-                <w:webHidden/>
-                <w:sz w:val="24"/>
-                <w:szCs w:val="24"/>
+                <w:noProof/>
+                <w:webHidden/>
               </w:rPr>
               <w:tab/>
             </w:r>
             <w:r>
               <w:rPr>
-                <w:rFonts w:ascii="Times New Roman" w:hAnsi="Times New Roman"/>
-                <w:noProof/>
-                <w:webHidden/>
-                <w:sz w:val="24"/>
-                <w:szCs w:val="24"/>
+                <w:noProof/>
+                <w:webHidden/>
               </w:rPr>
               <w:fldChar w:fldCharType="begin"/>
             </w:r>
             <w:r>
               <w:rPr>
-                <w:rFonts w:ascii="Times New Roman" w:hAnsi="Times New Roman"/>
-                <w:noProof/>
-                <w:webHidden/>
-                <w:sz w:val="24"/>
-                <w:szCs w:val="24"/>
-              </w:rPr>
-              <w:instrText xml:space="preserve"> PAGEREF _Toc234690709 \h </w:instrText>
-            </w:r>
-            <w:r>
-              <w:rPr>
-                <w:rFonts w:ascii="Times New Roman" w:hAnsi="Times New Roman"/>
-                <w:noProof/>
-                <w:webHidden/>
-                <w:sz w:val="24"/>
-                <w:szCs w:val="24"/>
-              </w:rPr>
-            </w:r>
-            <w:r>
-              <w:rPr>
-                <w:rFonts w:ascii="Times New Roman" w:hAnsi="Times New Roman"/>
-                <w:noProof/>
-                <w:webHidden/>
-                <w:sz w:val="24"/>
-                <w:szCs w:val="24"/>
+                <w:noProof/>
+                <w:webHidden/>
+              </w:rPr>
+              <w:instrText xml:space="preserve"> PAGEREF _Toc234695648 \h </w:instrText>
+            </w:r>
+            <w:r>
+              <w:rPr>
+                <w:noProof/>
+                <w:webHidden/>
+              </w:rPr>
+            </w:r>
+            <w:r>
+              <w:rPr>
+                <w:noProof/>
+                <w:webHidden/>
               </w:rPr>
               <w:fldChar w:fldCharType="separate"/>
             </w:r>
             <w:r>
               <w:rPr>
-                <w:rFonts w:ascii="Times New Roman" w:hAnsi="Times New Roman"/>
-                <w:noProof/>
-                <w:webHidden/>
-                <w:sz w:val="24"/>
-                <w:szCs w:val="24"/>
+                <w:noProof/>
+                <w:webHidden/>
               </w:rPr>
               <w:t>3</w:t>
             </w:r>
             <w:r>
               <w:rPr>
-                <w:rFonts w:ascii="Times New Roman" w:hAnsi="Times New Roman"/>
-                <w:noProof/>
-                <w:webHidden/>
-                <w:sz w:val="24"/>
-                <w:szCs w:val="24"/>
+                <w:noProof/>
+                <w:webHidden/>
               </w:rPr>
               <w:fldChar w:fldCharType="end"/>
             </w:r>
@@ -3076,93 +2871,69 @@
           <w:pPr>
             <w:pStyle w:val="TOC3"/>
             <w:tabs>
-              <w:tab w:val="right" w:leader="dot" w:pos="8296"/>
+              <w:tab w:val="right" w:leader="dot" w:pos="9060"/>
             </w:tabs>
             <w:rPr>
-              <w:rFonts w:ascii="Times New Roman" w:hAnsi="Times New Roman"/>
+              <w:rFonts w:cstheme="minorBidi"/>
               <w:noProof/>
               <w:kern w:val="2"/>
-              <w:sz w:val="24"/>
-              <w:szCs w:val="24"/>
+              <w:sz w:val="21"/>
             </w:rPr>
           </w:pPr>
-          <w:hyperlink w:anchor="_Toc234690710" w:history="1">
+          <w:hyperlink w:anchor="_Toc234695649" w:history="1">
             <w:r>
               <w:rPr>
                 <w:rStyle w:val="a6"/>
                 <w:rFonts w:ascii="Times New Roman" w:eastAsia="宋体" w:hAnsi="Times New Roman"/>
                 <w:noProof/>
-                <w:sz w:val="24"/>
-                <w:szCs w:val="24"/>
               </w:rPr>
               <w:t>2.1 HTTP/1.1</w:t>
             </w:r>
             <w:r>
               <w:rPr>
-                <w:rFonts w:ascii="Times New Roman" w:hAnsi="Times New Roman"/>
-                <w:noProof/>
-                <w:webHidden/>
-                <w:sz w:val="24"/>
-                <w:szCs w:val="24"/>
+                <w:noProof/>
+                <w:webHidden/>
               </w:rPr>
               <w:tab/>
             </w:r>
             <w:r>
               <w:rPr>
-                <w:rFonts w:ascii="Times New Roman" w:hAnsi="Times New Roman"/>
-                <w:noProof/>
-                <w:webHidden/>
-                <w:sz w:val="24"/>
-                <w:szCs w:val="24"/>
+                <w:noProof/>
+                <w:webHidden/>
               </w:rPr>
               <w:fldChar w:fldCharType="begin"/>
             </w:r>
             <w:r>
               <w:rPr>
-                <w:rFonts w:ascii="Times New Roman" w:hAnsi="Times New Roman"/>
-                <w:noProof/>
-                <w:webHidden/>
-                <w:sz w:val="24"/>
-                <w:szCs w:val="24"/>
-              </w:rPr>
-              <w:instrText xml:space="preserve"> PAGEREF _Toc234690710 \h </w:instrText>
-            </w:r>
-            <w:r>
-              <w:rPr>
-                <w:rFonts w:ascii="Times New Roman" w:hAnsi="Times New Roman"/>
-                <w:noProof/>
-                <w:webHidden/>
-                <w:sz w:val="24"/>
-                <w:szCs w:val="24"/>
-              </w:rPr>
-            </w:r>
-            <w:r>
-              <w:rPr>
-                <w:rFonts w:ascii="Times New Roman" w:hAnsi="Times New Roman"/>
-                <w:noProof/>
-                <w:webHidden/>
-                <w:sz w:val="24"/>
-                <w:szCs w:val="24"/>
+                <w:noProof/>
+                <w:webHidden/>
+              </w:rPr>
+              <w:instrText xml:space="preserve"> PAGEREF _Toc234695649 \h </w:instrText>
+            </w:r>
+            <w:r>
+              <w:rPr>
+                <w:noProof/>
+                <w:webHidden/>
+              </w:rPr>
+            </w:r>
+            <w:r>
+              <w:rPr>
+                <w:noProof/>
+                <w:webHidden/>
               </w:rPr>
               <w:fldChar w:fldCharType="separate"/>
             </w:r>
             <w:r>
               <w:rPr>
-                <w:rFonts w:ascii="Times New Roman" w:hAnsi="Times New Roman"/>
-                <w:noProof/>
-                <w:webHidden/>
-                <w:sz w:val="24"/>
-                <w:szCs w:val="24"/>
+                <w:noProof/>
+                <w:webHidden/>
               </w:rPr>
               <w:t>3</w:t>
             </w:r>
             <w:r>
               <w:rPr>
-                <w:rFonts w:ascii="Times New Roman" w:hAnsi="Times New Roman"/>
-                <w:noProof/>
-                <w:webHidden/>
-                <w:sz w:val="24"/>
-                <w:szCs w:val="24"/>
+                <w:noProof/>
+                <w:webHidden/>
               </w:rPr>
               <w:fldChar w:fldCharType="end"/>
             </w:r>
@@ -3172,93 +2943,69 @@
           <w:pPr>
             <w:pStyle w:val="TOC3"/>
             <w:tabs>
-              <w:tab w:val="right" w:leader="dot" w:pos="8296"/>
+              <w:tab w:val="right" w:leader="dot" w:pos="9060"/>
             </w:tabs>
             <w:rPr>
-              <w:rFonts w:ascii="Times New Roman" w:hAnsi="Times New Roman"/>
+              <w:rFonts w:cstheme="minorBidi"/>
               <w:noProof/>
               <w:kern w:val="2"/>
-              <w:sz w:val="24"/>
-              <w:szCs w:val="24"/>
+              <w:sz w:val="21"/>
             </w:rPr>
           </w:pPr>
-          <w:hyperlink w:anchor="_Toc234690711" w:history="1">
+          <w:hyperlink w:anchor="_Toc234695650" w:history="1">
             <w:r>
               <w:rPr>
                 <w:rStyle w:val="a6"/>
                 <w:rFonts w:ascii="Times New Roman" w:eastAsia="宋体" w:hAnsi="Times New Roman"/>
                 <w:noProof/>
-                <w:sz w:val="24"/>
-                <w:szCs w:val="24"/>
               </w:rPr>
               <w:t>2.2 HTTP/2</w:t>
             </w:r>
             <w:r>
               <w:rPr>
-                <w:rFonts w:ascii="Times New Roman" w:hAnsi="Times New Roman"/>
-                <w:noProof/>
-                <w:webHidden/>
-                <w:sz w:val="24"/>
-                <w:szCs w:val="24"/>
+                <w:noProof/>
+                <w:webHidden/>
               </w:rPr>
               <w:tab/>
             </w:r>
             <w:r>
               <w:rPr>
-                <w:rFonts w:ascii="Times New Roman" w:hAnsi="Times New Roman"/>
-                <w:noProof/>
-                <w:webHidden/>
-                <w:sz w:val="24"/>
-                <w:szCs w:val="24"/>
+                <w:noProof/>
+                <w:webHidden/>
               </w:rPr>
               <w:fldChar w:fldCharType="begin"/>
             </w:r>
             <w:r>
               <w:rPr>
-                <w:rFonts w:ascii="Times New Roman" w:hAnsi="Times New Roman"/>
-                <w:noProof/>
-                <w:webHidden/>
-                <w:sz w:val="24"/>
-                <w:szCs w:val="24"/>
-              </w:rPr>
-              <w:instrText xml:space="preserve"> PAGEREF _Toc234690711 \h </w:instrText>
-            </w:r>
-            <w:r>
-              <w:rPr>
-                <w:rFonts w:ascii="Times New Roman" w:hAnsi="Times New Roman"/>
-                <w:noProof/>
-                <w:webHidden/>
-                <w:sz w:val="24"/>
-                <w:szCs w:val="24"/>
-              </w:rPr>
-            </w:r>
-            <w:r>
-              <w:rPr>
-                <w:rFonts w:ascii="Times New Roman" w:hAnsi="Times New Roman"/>
-                <w:noProof/>
-                <w:webHidden/>
-                <w:sz w:val="24"/>
-                <w:szCs w:val="24"/>
+                <w:noProof/>
+                <w:webHidden/>
+              </w:rPr>
+              <w:instrText xml:space="preserve"> PAGEREF _Toc234695650 \h </w:instrText>
+            </w:r>
+            <w:r>
+              <w:rPr>
+                <w:noProof/>
+                <w:webHidden/>
+              </w:rPr>
+            </w:r>
+            <w:r>
+              <w:rPr>
+                <w:noProof/>
+                <w:webHidden/>
               </w:rPr>
               <w:fldChar w:fldCharType="separate"/>
             </w:r>
             <w:r>
               <w:rPr>
-                <w:rFonts w:ascii="Times New Roman" w:hAnsi="Times New Roman"/>
-                <w:noProof/>
-                <w:webHidden/>
-                <w:sz w:val="24"/>
-                <w:szCs w:val="24"/>
+                <w:noProof/>
+                <w:webHidden/>
               </w:rPr>
               <w:t>3</w:t>
             </w:r>
             <w:r>
               <w:rPr>
-                <w:rFonts w:ascii="Times New Roman" w:hAnsi="Times New Roman"/>
-                <w:noProof/>
-                <w:webHidden/>
-                <w:sz w:val="24"/>
-                <w:szCs w:val="24"/>
+                <w:noProof/>
+                <w:webHidden/>
               </w:rPr>
               <w:fldChar w:fldCharType="end"/>
             </w:r>
@@ -3268,93 +3015,69 @@
           <w:pPr>
             <w:pStyle w:val="TOC3"/>
             <w:tabs>
-              <w:tab w:val="right" w:leader="dot" w:pos="8296"/>
+              <w:tab w:val="right" w:leader="dot" w:pos="9060"/>
             </w:tabs>
             <w:rPr>
-              <w:rFonts w:ascii="Times New Roman" w:hAnsi="Times New Roman"/>
+              <w:rFonts w:cstheme="minorBidi"/>
               <w:noProof/>
               <w:kern w:val="2"/>
-              <w:sz w:val="24"/>
-              <w:szCs w:val="24"/>
+              <w:sz w:val="21"/>
             </w:rPr>
           </w:pPr>
-          <w:hyperlink w:anchor="_Toc234690712" w:history="1">
+          <w:hyperlink w:anchor="_Toc234695651" w:history="1">
             <w:r>
               <w:rPr>
                 <w:rStyle w:val="a6"/>
                 <w:rFonts w:ascii="Times New Roman" w:eastAsia="宋体" w:hAnsi="Times New Roman"/>
                 <w:noProof/>
-                <w:sz w:val="24"/>
-                <w:szCs w:val="24"/>
               </w:rPr>
               <w:t>2.3 HTTP/3 and QUIC</w:t>
             </w:r>
             <w:r>
               <w:rPr>
-                <w:rFonts w:ascii="Times New Roman" w:hAnsi="Times New Roman"/>
-                <w:noProof/>
-                <w:webHidden/>
-                <w:sz w:val="24"/>
-                <w:szCs w:val="24"/>
+                <w:noProof/>
+                <w:webHidden/>
               </w:rPr>
               <w:tab/>
             </w:r>
             <w:r>
               <w:rPr>
-                <w:rFonts w:ascii="Times New Roman" w:hAnsi="Times New Roman"/>
-                <w:noProof/>
-                <w:webHidden/>
-                <w:sz w:val="24"/>
-                <w:szCs w:val="24"/>
+                <w:noProof/>
+                <w:webHidden/>
               </w:rPr>
               <w:fldChar w:fldCharType="begin"/>
             </w:r>
             <w:r>
               <w:rPr>
-                <w:rFonts w:ascii="Times New Roman" w:hAnsi="Times New Roman"/>
-                <w:noProof/>
-                <w:webHidden/>
-                <w:sz w:val="24"/>
-                <w:szCs w:val="24"/>
-              </w:rPr>
-              <w:instrText xml:space="preserve"> PAGEREF _Toc234690712 \h </w:instrText>
-            </w:r>
-            <w:r>
-              <w:rPr>
-                <w:rFonts w:ascii="Times New Roman" w:hAnsi="Times New Roman"/>
-                <w:noProof/>
-                <w:webHidden/>
-                <w:sz w:val="24"/>
-                <w:szCs w:val="24"/>
-              </w:rPr>
-            </w:r>
-            <w:r>
-              <w:rPr>
-                <w:rFonts w:ascii="Times New Roman" w:hAnsi="Times New Roman"/>
-                <w:noProof/>
-                <w:webHidden/>
-                <w:sz w:val="24"/>
-                <w:szCs w:val="24"/>
+                <w:noProof/>
+                <w:webHidden/>
+              </w:rPr>
+              <w:instrText xml:space="preserve"> PAGEREF _Toc234695651 \h </w:instrText>
+            </w:r>
+            <w:r>
+              <w:rPr>
+                <w:noProof/>
+                <w:webHidden/>
+              </w:rPr>
+            </w:r>
+            <w:r>
+              <w:rPr>
+                <w:noProof/>
+                <w:webHidden/>
               </w:rPr>
               <w:fldChar w:fldCharType="separate"/>
             </w:r>
             <w:r>
               <w:rPr>
-                <w:rFonts w:ascii="Times New Roman" w:hAnsi="Times New Roman"/>
-                <w:noProof/>
-                <w:webHidden/>
-                <w:sz w:val="24"/>
-                <w:szCs w:val="24"/>
+                <w:noProof/>
+                <w:webHidden/>
               </w:rPr>
               <w:t>4</w:t>
             </w:r>
             <w:r>
               <w:rPr>
-                <w:rFonts w:ascii="Times New Roman" w:hAnsi="Times New Roman"/>
-                <w:noProof/>
-                <w:webHidden/>
-                <w:sz w:val="24"/>
-                <w:szCs w:val="24"/>
+                <w:noProof/>
+                <w:webHidden/>
               </w:rPr>
               <w:fldChar w:fldCharType="end"/>
             </w:r>
@@ -3364,93 +3087,69 @@
           <w:pPr>
             <w:pStyle w:val="TOC2"/>
             <w:tabs>
-              <w:tab w:val="right" w:leader="dot" w:pos="8296"/>
+              <w:tab w:val="right" w:leader="dot" w:pos="9060"/>
             </w:tabs>
             <w:rPr>
-              <w:rFonts w:ascii="Times New Roman" w:hAnsi="Times New Roman"/>
+              <w:rFonts w:cstheme="minorBidi"/>
               <w:noProof/>
               <w:kern w:val="2"/>
-              <w:sz w:val="24"/>
-              <w:szCs w:val="24"/>
+              <w:sz w:val="21"/>
             </w:rPr>
           </w:pPr>
-          <w:hyperlink w:anchor="_Toc234690713" w:history="1">
+          <w:hyperlink w:anchor="_Toc234695652" w:history="1">
             <w:r>
               <w:rPr>
                 <w:rStyle w:val="a6"/>
                 <w:rFonts w:ascii="Times New Roman" w:eastAsia="黑体" w:hAnsi="Times New Roman"/>
                 <w:noProof/>
-                <w:sz w:val="24"/>
-                <w:szCs w:val="24"/>
               </w:rPr>
               <w:t>3. Methodology</w:t>
             </w:r>
             <w:r>
               <w:rPr>
-                <w:rFonts w:ascii="Times New Roman" w:hAnsi="Times New Roman"/>
-                <w:noProof/>
-                <w:webHidden/>
-                <w:sz w:val="24"/>
-                <w:szCs w:val="24"/>
+                <w:noProof/>
+                <w:webHidden/>
               </w:rPr>
               <w:tab/>
             </w:r>
             <w:r>
               <w:rPr>
-                <w:rFonts w:ascii="Times New Roman" w:hAnsi="Times New Roman"/>
-                <w:noProof/>
-                <w:webHidden/>
-                <w:sz w:val="24"/>
-                <w:szCs w:val="24"/>
+                <w:noProof/>
+                <w:webHidden/>
               </w:rPr>
               <w:fldChar w:fldCharType="begin"/>
             </w:r>
             <w:r>
               <w:rPr>
-                <w:rFonts w:ascii="Times New Roman" w:hAnsi="Times New Roman"/>
-                <w:noProof/>
-                <w:webHidden/>
-                <w:sz w:val="24"/>
-                <w:szCs w:val="24"/>
-              </w:rPr>
-              <w:instrText xml:space="preserve"> PAGEREF _Toc234690713 \h </w:instrText>
-            </w:r>
-            <w:r>
-              <w:rPr>
-                <w:rFonts w:ascii="Times New Roman" w:hAnsi="Times New Roman"/>
-                <w:noProof/>
-                <w:webHidden/>
-                <w:sz w:val="24"/>
-                <w:szCs w:val="24"/>
-              </w:rPr>
-            </w:r>
-            <w:r>
-              <w:rPr>
-                <w:rFonts w:ascii="Times New Roman" w:hAnsi="Times New Roman"/>
-                <w:noProof/>
-                <w:webHidden/>
-                <w:sz w:val="24"/>
-                <w:szCs w:val="24"/>
+                <w:noProof/>
+                <w:webHidden/>
+              </w:rPr>
+              <w:instrText xml:space="preserve"> PAGEREF _Toc234695652 \h </w:instrText>
+            </w:r>
+            <w:r>
+              <w:rPr>
+                <w:noProof/>
+                <w:webHidden/>
+              </w:rPr>
+            </w:r>
+            <w:r>
+              <w:rPr>
+                <w:noProof/>
+                <w:webHidden/>
               </w:rPr>
               <w:fldChar w:fldCharType="separate"/>
             </w:r>
             <w:r>
               <w:rPr>
-                <w:rFonts w:ascii="Times New Roman" w:hAnsi="Times New Roman"/>
-                <w:noProof/>
-                <w:webHidden/>
-                <w:sz w:val="24"/>
-                <w:szCs w:val="24"/>
+                <w:noProof/>
+                <w:webHidden/>
               </w:rPr>
               <w:t>4</w:t>
             </w:r>
             <w:r>
               <w:rPr>
-                <w:rFonts w:ascii="Times New Roman" w:hAnsi="Times New Roman"/>
-                <w:noProof/>
-                <w:webHidden/>
-                <w:sz w:val="24"/>
-                <w:szCs w:val="24"/>
+                <w:noProof/>
+                <w:webHidden/>
               </w:rPr>
               <w:fldChar w:fldCharType="end"/>
             </w:r>
@@ -3460,93 +3159,69 @@
           <w:pPr>
             <w:pStyle w:val="TOC3"/>
             <w:tabs>
-              <w:tab w:val="right" w:leader="dot" w:pos="8296"/>
+              <w:tab w:val="right" w:leader="dot" w:pos="9060"/>
             </w:tabs>
             <w:rPr>
-              <w:rFonts w:ascii="Times New Roman" w:hAnsi="Times New Roman"/>
+              <w:rFonts w:cstheme="minorBidi"/>
               <w:noProof/>
               <w:kern w:val="2"/>
-              <w:sz w:val="24"/>
-              <w:szCs w:val="24"/>
+              <w:sz w:val="21"/>
             </w:rPr>
           </w:pPr>
-          <w:hyperlink w:anchor="_Toc234690714" w:history="1">
+          <w:hyperlink w:anchor="_Toc234695653" w:history="1">
             <w:r>
               <w:rPr>
                 <w:rStyle w:val="a6"/>
                 <w:rFonts w:ascii="Times New Roman" w:eastAsia="宋体" w:hAnsi="Times New Roman"/>
                 <w:noProof/>
-                <w:sz w:val="24"/>
-                <w:szCs w:val="24"/>
               </w:rPr>
               <w:t>3.1 Experimental Environment</w:t>
             </w:r>
             <w:r>
               <w:rPr>
-                <w:rFonts w:ascii="Times New Roman" w:hAnsi="Times New Roman"/>
-                <w:noProof/>
-                <w:webHidden/>
-                <w:sz w:val="24"/>
-                <w:szCs w:val="24"/>
+                <w:noProof/>
+                <w:webHidden/>
               </w:rPr>
               <w:tab/>
             </w:r>
             <w:r>
               <w:rPr>
-                <w:rFonts w:ascii="Times New Roman" w:hAnsi="Times New Roman"/>
-                <w:noProof/>
-                <w:webHidden/>
-                <w:sz w:val="24"/>
-                <w:szCs w:val="24"/>
+                <w:noProof/>
+                <w:webHidden/>
               </w:rPr>
               <w:fldChar w:fldCharType="begin"/>
             </w:r>
             <w:r>
               <w:rPr>
-                <w:rFonts w:ascii="Times New Roman" w:hAnsi="Times New Roman"/>
-                <w:noProof/>
-                <w:webHidden/>
-                <w:sz w:val="24"/>
-                <w:szCs w:val="24"/>
-              </w:rPr>
-              <w:instrText xml:space="preserve"> PAGEREF _Toc234690714 \h </w:instrText>
-            </w:r>
-            <w:r>
-              <w:rPr>
-                <w:rFonts w:ascii="Times New Roman" w:hAnsi="Times New Roman"/>
-                <w:noProof/>
-                <w:webHidden/>
-                <w:sz w:val="24"/>
-                <w:szCs w:val="24"/>
-              </w:rPr>
-            </w:r>
-            <w:r>
-              <w:rPr>
-                <w:rFonts w:ascii="Times New Roman" w:hAnsi="Times New Roman"/>
-                <w:noProof/>
-                <w:webHidden/>
-                <w:sz w:val="24"/>
-                <w:szCs w:val="24"/>
+                <w:noProof/>
+                <w:webHidden/>
+              </w:rPr>
+              <w:instrText xml:space="preserve"> PAGEREF _Toc234695653 \h </w:instrText>
+            </w:r>
+            <w:r>
+              <w:rPr>
+                <w:noProof/>
+                <w:webHidden/>
+              </w:rPr>
+            </w:r>
+            <w:r>
+              <w:rPr>
+                <w:noProof/>
+                <w:webHidden/>
               </w:rPr>
               <w:fldChar w:fldCharType="separate"/>
             </w:r>
             <w:r>
               <w:rPr>
-                <w:rFonts w:ascii="Times New Roman" w:hAnsi="Times New Roman"/>
-                <w:noProof/>
-                <w:webHidden/>
-                <w:sz w:val="24"/>
-                <w:szCs w:val="24"/>
+                <w:noProof/>
+                <w:webHidden/>
               </w:rPr>
               <w:t>4</w:t>
             </w:r>
             <w:r>
               <w:rPr>
-                <w:rFonts w:ascii="Times New Roman" w:hAnsi="Times New Roman"/>
-                <w:noProof/>
-                <w:webHidden/>
-                <w:sz w:val="24"/>
-                <w:szCs w:val="24"/>
+                <w:noProof/>
+                <w:webHidden/>
               </w:rPr>
               <w:fldChar w:fldCharType="end"/>
             </w:r>
@@ -3556,93 +3231,69 @@
           <w:pPr>
             <w:pStyle w:val="TOC3"/>
             <w:tabs>
-              <w:tab w:val="right" w:leader="dot" w:pos="8296"/>
+              <w:tab w:val="right" w:leader="dot" w:pos="9060"/>
             </w:tabs>
             <w:rPr>
-              <w:rFonts w:ascii="Times New Roman" w:hAnsi="Times New Roman"/>
+              <w:rFonts w:cstheme="minorBidi"/>
               <w:noProof/>
               <w:kern w:val="2"/>
-              <w:sz w:val="24"/>
-              <w:szCs w:val="24"/>
+              <w:sz w:val="21"/>
             </w:rPr>
           </w:pPr>
-          <w:hyperlink w:anchor="_Toc234690715" w:history="1">
+          <w:hyperlink w:anchor="_Toc234695654" w:history="1">
             <w:r>
               <w:rPr>
                 <w:rStyle w:val="a6"/>
                 <w:rFonts w:ascii="Times New Roman" w:eastAsia="宋体" w:hAnsi="Times New Roman"/>
                 <w:noProof/>
-                <w:sz w:val="24"/>
-                <w:szCs w:val="24"/>
               </w:rPr>
               <w:t>3.2 Website and Server Configuration</w:t>
             </w:r>
             <w:r>
               <w:rPr>
-                <w:rFonts w:ascii="Times New Roman" w:hAnsi="Times New Roman"/>
-                <w:noProof/>
-                <w:webHidden/>
-                <w:sz w:val="24"/>
-                <w:szCs w:val="24"/>
+                <w:noProof/>
+                <w:webHidden/>
               </w:rPr>
               <w:tab/>
             </w:r>
             <w:r>
               <w:rPr>
-                <w:rFonts w:ascii="Times New Roman" w:hAnsi="Times New Roman"/>
-                <w:noProof/>
-                <w:webHidden/>
-                <w:sz w:val="24"/>
-                <w:szCs w:val="24"/>
+                <w:noProof/>
+                <w:webHidden/>
               </w:rPr>
               <w:fldChar w:fldCharType="begin"/>
             </w:r>
             <w:r>
               <w:rPr>
-                <w:rFonts w:ascii="Times New Roman" w:hAnsi="Times New Roman"/>
-                <w:noProof/>
-                <w:webHidden/>
-                <w:sz w:val="24"/>
-                <w:szCs w:val="24"/>
-              </w:rPr>
-              <w:instrText xml:space="preserve"> PAGEREF _Toc234690715 \h </w:instrText>
-            </w:r>
-            <w:r>
-              <w:rPr>
-                <w:rFonts w:ascii="Times New Roman" w:hAnsi="Times New Roman"/>
-                <w:noProof/>
-                <w:webHidden/>
-                <w:sz w:val="24"/>
-                <w:szCs w:val="24"/>
-              </w:rPr>
-            </w:r>
-            <w:r>
-              <w:rPr>
-                <w:rFonts w:ascii="Times New Roman" w:hAnsi="Times New Roman"/>
-                <w:noProof/>
-                <w:webHidden/>
-                <w:sz w:val="24"/>
-                <w:szCs w:val="24"/>
+                <w:noProof/>
+                <w:webHidden/>
+              </w:rPr>
+              <w:instrText xml:space="preserve"> PAGEREF _Toc234695654 \h </w:instrText>
+            </w:r>
+            <w:r>
+              <w:rPr>
+                <w:noProof/>
+                <w:webHidden/>
+              </w:rPr>
+            </w:r>
+            <w:r>
+              <w:rPr>
+                <w:noProof/>
+                <w:webHidden/>
               </w:rPr>
               <w:fldChar w:fldCharType="separate"/>
             </w:r>
             <w:r>
               <w:rPr>
-                <w:rFonts w:ascii="Times New Roman" w:hAnsi="Times New Roman"/>
-                <w:noProof/>
-                <w:webHidden/>
-                <w:sz w:val="24"/>
-                <w:szCs w:val="24"/>
+                <w:noProof/>
+                <w:webHidden/>
               </w:rPr>
               <w:t>5</w:t>
             </w:r>
             <w:r>
               <w:rPr>
-                <w:rFonts w:ascii="Times New Roman" w:hAnsi="Times New Roman"/>
-                <w:noProof/>
-                <w:webHidden/>
-                <w:sz w:val="24"/>
-                <w:szCs w:val="24"/>
+                <w:noProof/>
+                <w:webHidden/>
               </w:rPr>
               <w:fldChar w:fldCharType="end"/>
             </w:r>
@@ -3652,93 +3303,69 @@
           <w:pPr>
             <w:pStyle w:val="TOC3"/>
             <w:tabs>
-              <w:tab w:val="right" w:leader="dot" w:pos="8296"/>
+              <w:tab w:val="right" w:leader="dot" w:pos="9060"/>
             </w:tabs>
             <w:rPr>
-              <w:rFonts w:ascii="Times New Roman" w:hAnsi="Times New Roman"/>
+              <w:rFonts w:cstheme="minorBidi"/>
               <w:noProof/>
               <w:kern w:val="2"/>
-              <w:sz w:val="24"/>
-              <w:szCs w:val="24"/>
+              <w:sz w:val="21"/>
             </w:rPr>
           </w:pPr>
-          <w:hyperlink w:anchor="_Toc234690716" w:history="1">
+          <w:hyperlink w:anchor="_Toc234695655" w:history="1">
             <w:r>
               <w:rPr>
                 <w:rStyle w:val="a6"/>
                 <w:rFonts w:ascii="Times New Roman" w:eastAsia="宋体" w:hAnsi="Times New Roman"/>
                 <w:noProof/>
-                <w:sz w:val="24"/>
-                <w:szCs w:val="24"/>
               </w:rPr>
               <w:t>3.3 Experimental Procedure</w:t>
             </w:r>
             <w:r>
               <w:rPr>
-                <w:rFonts w:ascii="Times New Roman" w:hAnsi="Times New Roman"/>
-                <w:noProof/>
-                <w:webHidden/>
-                <w:sz w:val="24"/>
-                <w:szCs w:val="24"/>
+                <w:noProof/>
+                <w:webHidden/>
               </w:rPr>
               <w:tab/>
             </w:r>
             <w:r>
               <w:rPr>
-                <w:rFonts w:ascii="Times New Roman" w:hAnsi="Times New Roman"/>
-                <w:noProof/>
-                <w:webHidden/>
-                <w:sz w:val="24"/>
-                <w:szCs w:val="24"/>
+                <w:noProof/>
+                <w:webHidden/>
               </w:rPr>
               <w:fldChar w:fldCharType="begin"/>
             </w:r>
             <w:r>
               <w:rPr>
-                <w:rFonts w:ascii="Times New Roman" w:hAnsi="Times New Roman"/>
-                <w:noProof/>
-                <w:webHidden/>
-                <w:sz w:val="24"/>
-                <w:szCs w:val="24"/>
-              </w:rPr>
-              <w:instrText xml:space="preserve"> PAGEREF _Toc234690716 \h </w:instrText>
-            </w:r>
-            <w:r>
-              <w:rPr>
-                <w:rFonts w:ascii="Times New Roman" w:hAnsi="Times New Roman"/>
-                <w:noProof/>
-                <w:webHidden/>
-                <w:sz w:val="24"/>
-                <w:szCs w:val="24"/>
-              </w:rPr>
-            </w:r>
-            <w:r>
-              <w:rPr>
-                <w:rFonts w:ascii="Times New Roman" w:hAnsi="Times New Roman"/>
-                <w:noProof/>
-                <w:webHidden/>
-                <w:sz w:val="24"/>
-                <w:szCs w:val="24"/>
+                <w:noProof/>
+                <w:webHidden/>
+              </w:rPr>
+              <w:instrText xml:space="preserve"> PAGEREF _Toc234695655 \h </w:instrText>
+            </w:r>
+            <w:r>
+              <w:rPr>
+                <w:noProof/>
+                <w:webHidden/>
+              </w:rPr>
+            </w:r>
+            <w:r>
+              <w:rPr>
+                <w:noProof/>
+                <w:webHidden/>
               </w:rPr>
               <w:fldChar w:fldCharType="separate"/>
             </w:r>
             <w:r>
               <w:rPr>
-                <w:rFonts w:ascii="Times New Roman" w:hAnsi="Times New Roman"/>
-                <w:noProof/>
-                <w:webHidden/>
-                <w:sz w:val="24"/>
-                <w:szCs w:val="24"/>
-              </w:rPr>
-              <w:t>5</w:t>
-            </w:r>
-            <w:r>
-              <w:rPr>
-                <w:rFonts w:ascii="Times New Roman" w:hAnsi="Times New Roman"/>
-                <w:noProof/>
-                <w:webHidden/>
-                <w:sz w:val="24"/>
-                <w:szCs w:val="24"/>
+                <w:noProof/>
+                <w:webHidden/>
+              </w:rPr>
+              <w:t>6</w:t>
+            </w:r>
+            <w:r>
+              <w:rPr>
+                <w:noProof/>
+                <w:webHidden/>
               </w:rPr>
               <w:fldChar w:fldCharType="end"/>
             </w:r>
@@ -3748,93 +3375,69 @@
           <w:pPr>
             <w:pStyle w:val="TOC3"/>
             <w:tabs>
-              <w:tab w:val="right" w:leader="dot" w:pos="8296"/>
+              <w:tab w:val="right" w:leader="dot" w:pos="9060"/>
             </w:tabs>
             <w:rPr>
-              <w:rFonts w:ascii="Times New Roman" w:hAnsi="Times New Roman"/>
+              <w:rFonts w:cstheme="minorBidi"/>
               <w:noProof/>
               <w:kern w:val="2"/>
-              <w:sz w:val="24"/>
-              <w:szCs w:val="24"/>
+              <w:sz w:val="21"/>
             </w:rPr>
           </w:pPr>
-          <w:hyperlink w:anchor="_Toc234690717" w:history="1">
+          <w:hyperlink w:anchor="_Toc234695656" w:history="1">
             <w:r>
               <w:rPr>
                 <w:rStyle w:val="a6"/>
                 <w:rFonts w:ascii="Times New Roman" w:eastAsia="宋体" w:hAnsi="Times New Roman"/>
                 <w:noProof/>
-                <w:sz w:val="24"/>
-                <w:szCs w:val="24"/>
               </w:rPr>
               <w:t>3.4 Performance Metrics</w:t>
             </w:r>
             <w:r>
               <w:rPr>
-                <w:rFonts w:ascii="Times New Roman" w:hAnsi="Times New Roman"/>
-                <w:noProof/>
-                <w:webHidden/>
-                <w:sz w:val="24"/>
-                <w:szCs w:val="24"/>
+                <w:noProof/>
+                <w:webHidden/>
               </w:rPr>
               <w:tab/>
             </w:r>
             <w:r>
               <w:rPr>
-                <w:rFonts w:ascii="Times New Roman" w:hAnsi="Times New Roman"/>
-                <w:noProof/>
-                <w:webHidden/>
-                <w:sz w:val="24"/>
-                <w:szCs w:val="24"/>
+                <w:noProof/>
+                <w:webHidden/>
               </w:rPr>
               <w:fldChar w:fldCharType="begin"/>
             </w:r>
             <w:r>
               <w:rPr>
-                <w:rFonts w:ascii="Times New Roman" w:hAnsi="Times New Roman"/>
-                <w:noProof/>
-                <w:webHidden/>
-                <w:sz w:val="24"/>
-                <w:szCs w:val="24"/>
-              </w:rPr>
-              <w:instrText xml:space="preserve"> PAGEREF _Toc234690717 \h </w:instrText>
-            </w:r>
-            <w:r>
-              <w:rPr>
-                <w:rFonts w:ascii="Times New Roman" w:hAnsi="Times New Roman"/>
-                <w:noProof/>
-                <w:webHidden/>
-                <w:sz w:val="24"/>
-                <w:szCs w:val="24"/>
-              </w:rPr>
-            </w:r>
-            <w:r>
-              <w:rPr>
-                <w:rFonts w:ascii="Times New Roman" w:hAnsi="Times New Roman"/>
-                <w:noProof/>
-                <w:webHidden/>
-                <w:sz w:val="24"/>
-                <w:szCs w:val="24"/>
+                <w:noProof/>
+                <w:webHidden/>
+              </w:rPr>
+              <w:instrText xml:space="preserve"> PAGEREF _Toc234695656 \h </w:instrText>
+            </w:r>
+            <w:r>
+              <w:rPr>
+                <w:noProof/>
+                <w:webHidden/>
+              </w:rPr>
+            </w:r>
+            <w:r>
+              <w:rPr>
+                <w:noProof/>
+                <w:webHidden/>
               </w:rPr>
               <w:fldChar w:fldCharType="separate"/>
             </w:r>
             <w:r>
               <w:rPr>
-                <w:rFonts w:ascii="Times New Roman" w:hAnsi="Times New Roman"/>
-                <w:noProof/>
-                <w:webHidden/>
-                <w:sz w:val="24"/>
-                <w:szCs w:val="24"/>
+                <w:noProof/>
+                <w:webHidden/>
               </w:rPr>
               <w:t>6</w:t>
             </w:r>
             <w:r>
               <w:rPr>
-                <w:rFonts w:ascii="Times New Roman" w:hAnsi="Times New Roman"/>
-                <w:noProof/>
-                <w:webHidden/>
-                <w:sz w:val="24"/>
-                <w:szCs w:val="24"/>
+                <w:noProof/>
+                <w:webHidden/>
               </w:rPr>
               <w:fldChar w:fldCharType="end"/>
             </w:r>
@@ -3844,24 +3447,21 @@
           <w:pPr>
             <w:pStyle w:val="TOC3"/>
             <w:tabs>
-              <w:tab w:val="right" w:leader="dot" w:pos="8296"/>
+              <w:tab w:val="right" w:leader="dot" w:pos="9060"/>
             </w:tabs>
             <w:rPr>
-              <w:rFonts w:ascii="Times New Roman" w:hAnsi="Times New Roman"/>
+              <w:rFonts w:cstheme="minorBidi"/>
               <w:noProof/>
               <w:kern w:val="2"/>
-              <w:sz w:val="24"/>
-              <w:szCs w:val="24"/>
+              <w:sz w:val="21"/>
             </w:rPr>
           </w:pPr>
-          <w:hyperlink w:anchor="_Toc234690718" w:history="1">
+          <w:hyperlink w:anchor="_Toc234695657" w:history="1">
             <w:r>
               <w:rPr>
                 <w:rStyle w:val="a6"/>
                 <w:rFonts w:ascii="Times New Roman" w:eastAsia="黑体" w:hAnsi="Times New Roman"/>
                 <w:noProof/>
-                <w:sz w:val="24"/>
-                <w:szCs w:val="24"/>
               </w:rPr>
               <w:t>(</w:t>
             </w:r>
@@ -3870,77 +3470,54 @@
                 <w:rStyle w:val="a6"/>
                 <w:rFonts w:ascii="Times New Roman" w:eastAsia="宋体" w:hAnsi="Times New Roman"/>
                 <w:noProof/>
-                <w:sz w:val="24"/>
-                <w:szCs w:val="24"/>
               </w:rPr>
               <w:t>1)Page Load Time</w:t>
             </w:r>
             <w:r>
               <w:rPr>
-                <w:rFonts w:ascii="Times New Roman" w:hAnsi="Times New Roman"/>
-                <w:noProof/>
-                <w:webHidden/>
-                <w:sz w:val="24"/>
-                <w:szCs w:val="24"/>
+                <w:noProof/>
+                <w:webHidden/>
               </w:rPr>
               <w:tab/>
             </w:r>
             <w:r>
               <w:rPr>
-                <w:rFonts w:ascii="Times New Roman" w:hAnsi="Times New Roman"/>
-                <w:noProof/>
-                <w:webHidden/>
-                <w:sz w:val="24"/>
-                <w:szCs w:val="24"/>
+                <w:noProof/>
+                <w:webHidden/>
               </w:rPr>
               <w:fldChar w:fldCharType="begin"/>
             </w:r>
             <w:r>
               <w:rPr>
-                <w:rFonts w:ascii="Times New Roman" w:hAnsi="Times New Roman"/>
-                <w:noProof/>
-                <w:webHidden/>
-                <w:sz w:val="24"/>
-                <w:szCs w:val="24"/>
-              </w:rPr>
-              <w:instrText xml:space="preserve"> PAGEREF _Toc234690718 \h </w:instrText>
-            </w:r>
-            <w:r>
-              <w:rPr>
-                <w:rFonts w:ascii="Times New Roman" w:hAnsi="Times New Roman"/>
-                <w:noProof/>
-                <w:webHidden/>
-                <w:sz w:val="24"/>
-                <w:szCs w:val="24"/>
-              </w:rPr>
-            </w:r>
-            <w:r>
-              <w:rPr>
-                <w:rFonts w:ascii="Times New Roman" w:hAnsi="Times New Roman"/>
-                <w:noProof/>
-                <w:webHidden/>
-                <w:sz w:val="24"/>
-                <w:szCs w:val="24"/>
+                <w:noProof/>
+                <w:webHidden/>
+              </w:rPr>
+              <w:instrText xml:space="preserve"> PAGEREF _Toc234695657 \h </w:instrText>
+            </w:r>
+            <w:r>
+              <w:rPr>
+                <w:noProof/>
+                <w:webHidden/>
+              </w:rPr>
+            </w:r>
+            <w:r>
+              <w:rPr>
+                <w:noProof/>
+                <w:webHidden/>
               </w:rPr>
               <w:fldChar w:fldCharType="separate"/>
             </w:r>
             <w:r>
               <w:rPr>
-                <w:rFonts w:ascii="Times New Roman" w:hAnsi="Times New Roman"/>
-                <w:noProof/>
-                <w:webHidden/>
-                <w:sz w:val="24"/>
-                <w:szCs w:val="24"/>
+                <w:noProof/>
+                <w:webHidden/>
               </w:rPr>
               <w:t>6</w:t>
             </w:r>
             <w:r>
               <w:rPr>
-                <w:rFonts w:ascii="Times New Roman" w:hAnsi="Times New Roman"/>
-                <w:noProof/>
-                <w:webHidden/>
-                <w:sz w:val="24"/>
-                <w:szCs w:val="24"/>
+                <w:noProof/>
+                <w:webHidden/>
               </w:rPr>
               <w:fldChar w:fldCharType="end"/>
             </w:r>
@@ -3950,93 +3527,69 @@
           <w:pPr>
             <w:pStyle w:val="TOC3"/>
             <w:tabs>
-              <w:tab w:val="right" w:leader="dot" w:pos="8296"/>
+              <w:tab w:val="right" w:leader="dot" w:pos="9060"/>
             </w:tabs>
             <w:rPr>
-              <w:rFonts w:ascii="Times New Roman" w:hAnsi="Times New Roman"/>
+              <w:rFonts w:cstheme="minorBidi"/>
               <w:noProof/>
               <w:kern w:val="2"/>
-              <w:sz w:val="24"/>
-              <w:szCs w:val="24"/>
+              <w:sz w:val="21"/>
             </w:rPr>
           </w:pPr>
-          <w:hyperlink w:anchor="_Toc234690719" w:history="1">
+          <w:hyperlink w:anchor="_Toc234695658" w:history="1">
             <w:r>
               <w:rPr>
                 <w:rStyle w:val="a6"/>
                 <w:rFonts w:ascii="Times New Roman" w:eastAsia="宋体" w:hAnsi="Times New Roman"/>
                 <w:noProof/>
-                <w:sz w:val="24"/>
-                <w:szCs w:val="24"/>
               </w:rPr>
               <w:t>(2)Time To First Byte (TTFB)</w:t>
             </w:r>
             <w:r>
               <w:rPr>
-                <w:rFonts w:ascii="Times New Roman" w:hAnsi="Times New Roman"/>
-                <w:noProof/>
-                <w:webHidden/>
-                <w:sz w:val="24"/>
-                <w:szCs w:val="24"/>
+                <w:noProof/>
+                <w:webHidden/>
               </w:rPr>
               <w:tab/>
             </w:r>
             <w:r>
               <w:rPr>
-                <w:rFonts w:ascii="Times New Roman" w:hAnsi="Times New Roman"/>
-                <w:noProof/>
-                <w:webHidden/>
-                <w:sz w:val="24"/>
-                <w:szCs w:val="24"/>
+                <w:noProof/>
+                <w:webHidden/>
               </w:rPr>
               <w:fldChar w:fldCharType="begin"/>
             </w:r>
             <w:r>
               <w:rPr>
-                <w:rFonts w:ascii="Times New Roman" w:hAnsi="Times New Roman"/>
-                <w:noProof/>
-                <w:webHidden/>
-                <w:sz w:val="24"/>
-                <w:szCs w:val="24"/>
-              </w:rPr>
-              <w:instrText xml:space="preserve"> PAGEREF _Toc234690719 \h </w:instrText>
-            </w:r>
-            <w:r>
-              <w:rPr>
-                <w:rFonts w:ascii="Times New Roman" w:hAnsi="Times New Roman"/>
-                <w:noProof/>
-                <w:webHidden/>
-                <w:sz w:val="24"/>
-                <w:szCs w:val="24"/>
-              </w:rPr>
-            </w:r>
-            <w:r>
-              <w:rPr>
-                <w:rFonts w:ascii="Times New Roman" w:hAnsi="Times New Roman"/>
-                <w:noProof/>
-                <w:webHidden/>
-                <w:sz w:val="24"/>
-                <w:szCs w:val="24"/>
+                <w:noProof/>
+                <w:webHidden/>
+              </w:rPr>
+              <w:instrText xml:space="preserve"> PAGEREF _Toc234695658 \h </w:instrText>
+            </w:r>
+            <w:r>
+              <w:rPr>
+                <w:noProof/>
+                <w:webHidden/>
+              </w:rPr>
+            </w:r>
+            <w:r>
+              <w:rPr>
+                <w:noProof/>
+                <w:webHidden/>
               </w:rPr>
               <w:fldChar w:fldCharType="separate"/>
             </w:r>
             <w:r>
               <w:rPr>
-                <w:rFonts w:ascii="Times New Roman" w:hAnsi="Times New Roman"/>
-                <w:noProof/>
-                <w:webHidden/>
-                <w:sz w:val="24"/>
-                <w:szCs w:val="24"/>
+                <w:noProof/>
+                <w:webHidden/>
               </w:rPr>
               <w:t>6</w:t>
             </w:r>
             <w:r>
               <w:rPr>
-                <w:rFonts w:ascii="Times New Roman" w:hAnsi="Times New Roman"/>
-                <w:noProof/>
-                <w:webHidden/>
-                <w:sz w:val="24"/>
-                <w:szCs w:val="24"/>
+                <w:noProof/>
+                <w:webHidden/>
               </w:rPr>
               <w:fldChar w:fldCharType="end"/>
             </w:r>
@@ -4046,93 +3599,69 @@
           <w:pPr>
             <w:pStyle w:val="TOC3"/>
             <w:tabs>
-              <w:tab w:val="right" w:leader="dot" w:pos="8296"/>
+              <w:tab w:val="right" w:leader="dot" w:pos="9060"/>
             </w:tabs>
             <w:rPr>
-              <w:rFonts w:ascii="Times New Roman" w:hAnsi="Times New Roman"/>
+              <w:rFonts w:cstheme="minorBidi"/>
               <w:noProof/>
               <w:kern w:val="2"/>
-              <w:sz w:val="24"/>
-              <w:szCs w:val="24"/>
+              <w:sz w:val="21"/>
             </w:rPr>
           </w:pPr>
-          <w:hyperlink w:anchor="_Toc234690720" w:history="1">
+          <w:hyperlink w:anchor="_Toc234695659" w:history="1">
             <w:r>
               <w:rPr>
                 <w:rStyle w:val="a6"/>
                 <w:rFonts w:ascii="Times New Roman" w:eastAsia="宋体" w:hAnsi="Times New Roman"/>
                 <w:noProof/>
-                <w:sz w:val="24"/>
-                <w:szCs w:val="24"/>
               </w:rPr>
               <w:t>(3)Standard Deviation</w:t>
             </w:r>
             <w:r>
               <w:rPr>
-                <w:rFonts w:ascii="Times New Roman" w:hAnsi="Times New Roman"/>
-                <w:noProof/>
-                <w:webHidden/>
-                <w:sz w:val="24"/>
-                <w:szCs w:val="24"/>
+                <w:noProof/>
+                <w:webHidden/>
               </w:rPr>
               <w:tab/>
             </w:r>
             <w:r>
               <w:rPr>
-                <w:rFonts w:ascii="Times New Roman" w:hAnsi="Times New Roman"/>
-                <w:noProof/>
-                <w:webHidden/>
-                <w:sz w:val="24"/>
-                <w:szCs w:val="24"/>
+                <w:noProof/>
+                <w:webHidden/>
               </w:rPr>
               <w:fldChar w:fldCharType="begin"/>
             </w:r>
             <w:r>
               <w:rPr>
-                <w:rFonts w:ascii="Times New Roman" w:hAnsi="Times New Roman"/>
-                <w:noProof/>
-                <w:webHidden/>
-                <w:sz w:val="24"/>
-                <w:szCs w:val="24"/>
-              </w:rPr>
-              <w:instrText xml:space="preserve"> PAGEREF _Toc234690720 \h </w:instrText>
-            </w:r>
-            <w:r>
-              <w:rPr>
-                <w:rFonts w:ascii="Times New Roman" w:hAnsi="Times New Roman"/>
-                <w:noProof/>
-                <w:webHidden/>
-                <w:sz w:val="24"/>
-                <w:szCs w:val="24"/>
-              </w:rPr>
-            </w:r>
-            <w:r>
-              <w:rPr>
-                <w:rFonts w:ascii="Times New Roman" w:hAnsi="Times New Roman"/>
-                <w:noProof/>
-                <w:webHidden/>
-                <w:sz w:val="24"/>
-                <w:szCs w:val="24"/>
+                <w:noProof/>
+                <w:webHidden/>
+              </w:rPr>
+              <w:instrText xml:space="preserve"> PAGEREF _Toc234695659 \h </w:instrText>
+            </w:r>
+            <w:r>
+              <w:rPr>
+                <w:noProof/>
+                <w:webHidden/>
+              </w:rPr>
+            </w:r>
+            <w:r>
+              <w:rPr>
+                <w:noProof/>
+                <w:webHidden/>
               </w:rPr>
               <w:fldChar w:fldCharType="separate"/>
             </w:r>
             <w:r>
               <w:rPr>
-                <w:rFonts w:ascii="Times New Roman" w:hAnsi="Times New Roman"/>
-                <w:noProof/>
-                <w:webHidden/>
-                <w:sz w:val="24"/>
-                <w:szCs w:val="24"/>
-              </w:rPr>
-              <w:t>6</w:t>
-            </w:r>
-            <w:r>
-              <w:rPr>
-                <w:rFonts w:ascii="Times New Roman" w:hAnsi="Times New Roman"/>
-                <w:noProof/>
-                <w:webHidden/>
-                <w:sz w:val="24"/>
-                <w:szCs w:val="24"/>
+                <w:noProof/>
+                <w:webHidden/>
+              </w:rPr>
+              <w:t>7</w:t>
+            </w:r>
+            <w:r>
+              <w:rPr>
+                <w:noProof/>
+                <w:webHidden/>
               </w:rPr>
               <w:fldChar w:fldCharType="end"/>
             </w:r>
@@ -4142,93 +3671,69 @@
           <w:pPr>
             <w:pStyle w:val="TOC2"/>
             <w:tabs>
-              <w:tab w:val="right" w:leader="dot" w:pos="8296"/>
+              <w:tab w:val="right" w:leader="dot" w:pos="9060"/>
             </w:tabs>
             <w:rPr>
-              <w:rFonts w:ascii="Times New Roman" w:hAnsi="Times New Roman"/>
+              <w:rFonts w:cstheme="minorBidi"/>
               <w:noProof/>
               <w:kern w:val="2"/>
-              <w:sz w:val="24"/>
-              <w:szCs w:val="24"/>
+              <w:sz w:val="21"/>
             </w:rPr>
           </w:pPr>
-          <w:hyperlink w:anchor="_Toc234690721" w:history="1">
+          <w:hyperlink w:anchor="_Toc234695660" w:history="1">
             <w:r>
               <w:rPr>
                 <w:rStyle w:val="a6"/>
                 <w:rFonts w:ascii="Times New Roman" w:eastAsia="黑体" w:hAnsi="Times New Roman"/>
                 <w:noProof/>
-                <w:sz w:val="24"/>
-                <w:szCs w:val="24"/>
               </w:rPr>
               <w:t>4. Experimental Results</w:t>
             </w:r>
             <w:r>
               <w:rPr>
-                <w:rFonts w:ascii="Times New Roman" w:hAnsi="Times New Roman"/>
-                <w:noProof/>
-                <w:webHidden/>
-                <w:sz w:val="24"/>
-                <w:szCs w:val="24"/>
+                <w:noProof/>
+                <w:webHidden/>
               </w:rPr>
               <w:tab/>
             </w:r>
             <w:r>
               <w:rPr>
-                <w:rFonts w:ascii="Times New Roman" w:hAnsi="Times New Roman"/>
-                <w:noProof/>
-                <w:webHidden/>
-                <w:sz w:val="24"/>
-                <w:szCs w:val="24"/>
+                <w:noProof/>
+                <w:webHidden/>
               </w:rPr>
               <w:fldChar w:fldCharType="begin"/>
             </w:r>
             <w:r>
               <w:rPr>
-                <w:rFonts w:ascii="Times New Roman" w:hAnsi="Times New Roman"/>
-                <w:noProof/>
-                <w:webHidden/>
-                <w:sz w:val="24"/>
-                <w:szCs w:val="24"/>
-              </w:rPr>
-              <w:instrText xml:space="preserve"> PAGEREF _Toc234690721 \h </w:instrText>
-            </w:r>
-            <w:r>
-              <w:rPr>
-                <w:rFonts w:ascii="Times New Roman" w:hAnsi="Times New Roman"/>
-                <w:noProof/>
-                <w:webHidden/>
-                <w:sz w:val="24"/>
-                <w:szCs w:val="24"/>
-              </w:rPr>
-            </w:r>
-            <w:r>
-              <w:rPr>
-                <w:rFonts w:ascii="Times New Roman" w:hAnsi="Times New Roman"/>
-                <w:noProof/>
-                <w:webHidden/>
-                <w:sz w:val="24"/>
-                <w:szCs w:val="24"/>
+                <w:noProof/>
+                <w:webHidden/>
+              </w:rPr>
+              <w:instrText xml:space="preserve"> PAGEREF _Toc234695660 \h </w:instrText>
+            </w:r>
+            <w:r>
+              <w:rPr>
+                <w:noProof/>
+                <w:webHidden/>
+              </w:rPr>
+            </w:r>
+            <w:r>
+              <w:rPr>
+                <w:noProof/>
+                <w:webHidden/>
               </w:rPr>
               <w:fldChar w:fldCharType="separate"/>
             </w:r>
             <w:r>
               <w:rPr>
-                <w:rFonts w:ascii="Times New Roman" w:hAnsi="Times New Roman"/>
-                <w:noProof/>
-                <w:webHidden/>
-                <w:sz w:val="24"/>
-                <w:szCs w:val="24"/>
-              </w:rPr>
-              <w:t>6</w:t>
-            </w:r>
-            <w:r>
-              <w:rPr>
-                <w:rFonts w:ascii="Times New Roman" w:hAnsi="Times New Roman"/>
-                <w:noProof/>
-                <w:webHidden/>
-                <w:sz w:val="24"/>
-                <w:szCs w:val="24"/>
+                <w:noProof/>
+                <w:webHidden/>
+              </w:rPr>
+              <w:t>7</w:t>
+            </w:r>
+            <w:r>
+              <w:rPr>
+                <w:noProof/>
+                <w:webHidden/>
               </w:rPr>
               <w:fldChar w:fldCharType="end"/>
             </w:r>
@@ -4238,93 +3743,69 @@
           <w:pPr>
             <w:pStyle w:val="TOC3"/>
             <w:tabs>
-              <w:tab w:val="right" w:leader="dot" w:pos="8296"/>
+              <w:tab w:val="right" w:leader="dot" w:pos="9060"/>
             </w:tabs>
             <w:rPr>
-              <w:rFonts w:ascii="Times New Roman" w:hAnsi="Times New Roman"/>
+              <w:rFonts w:cstheme="minorBidi"/>
               <w:noProof/>
               <w:kern w:val="2"/>
-              <w:sz w:val="24"/>
-              <w:szCs w:val="24"/>
+              <w:sz w:val="21"/>
             </w:rPr>
           </w:pPr>
-          <w:hyperlink w:anchor="_Toc234690722" w:history="1">
+          <w:hyperlink w:anchor="_Toc234695661" w:history="1">
             <w:r>
               <w:rPr>
                 <w:rStyle w:val="a6"/>
                 <w:rFonts w:ascii="Times New Roman" w:eastAsia="宋体" w:hAnsi="Times New Roman"/>
                 <w:noProof/>
-                <w:sz w:val="24"/>
-                <w:szCs w:val="24"/>
               </w:rPr>
               <w:t>4.1 Page Load Time Analysis</w:t>
             </w:r>
             <w:r>
               <w:rPr>
-                <w:rFonts w:ascii="Times New Roman" w:hAnsi="Times New Roman"/>
-                <w:noProof/>
-                <w:webHidden/>
-                <w:sz w:val="24"/>
-                <w:szCs w:val="24"/>
+                <w:noProof/>
+                <w:webHidden/>
               </w:rPr>
               <w:tab/>
             </w:r>
             <w:r>
               <w:rPr>
-                <w:rFonts w:ascii="Times New Roman" w:hAnsi="Times New Roman"/>
-                <w:noProof/>
-                <w:webHidden/>
-                <w:sz w:val="24"/>
-                <w:szCs w:val="24"/>
+                <w:noProof/>
+                <w:webHidden/>
               </w:rPr>
               <w:fldChar w:fldCharType="begin"/>
             </w:r>
             <w:r>
               <w:rPr>
-                <w:rFonts w:ascii="Times New Roman" w:hAnsi="Times New Roman"/>
-                <w:noProof/>
-                <w:webHidden/>
-                <w:sz w:val="24"/>
-                <w:szCs w:val="24"/>
-              </w:rPr>
-              <w:instrText xml:space="preserve"> PAGEREF _Toc234690722 \h </w:instrText>
-            </w:r>
-            <w:r>
-              <w:rPr>
-                <w:rFonts w:ascii="Times New Roman" w:hAnsi="Times New Roman"/>
-                <w:noProof/>
-                <w:webHidden/>
-                <w:sz w:val="24"/>
-                <w:szCs w:val="24"/>
-              </w:rPr>
-            </w:r>
-            <w:r>
-              <w:rPr>
-                <w:rFonts w:ascii="Times New Roman" w:hAnsi="Times New Roman"/>
-                <w:noProof/>
-                <w:webHidden/>
-                <w:sz w:val="24"/>
-                <w:szCs w:val="24"/>
+                <w:noProof/>
+                <w:webHidden/>
+              </w:rPr>
+              <w:instrText xml:space="preserve"> PAGEREF _Toc234695661 \h </w:instrText>
+            </w:r>
+            <w:r>
+              <w:rPr>
+                <w:noProof/>
+                <w:webHidden/>
+              </w:rPr>
+            </w:r>
+            <w:r>
+              <w:rPr>
+                <w:noProof/>
+                <w:webHidden/>
               </w:rPr>
               <w:fldChar w:fldCharType="separate"/>
             </w:r>
             <w:r>
               <w:rPr>
-                <w:rFonts w:ascii="Times New Roman" w:hAnsi="Times New Roman"/>
-                <w:noProof/>
-                <w:webHidden/>
-                <w:sz w:val="24"/>
-                <w:szCs w:val="24"/>
+                <w:noProof/>
+                <w:webHidden/>
               </w:rPr>
               <w:t>7</w:t>
             </w:r>
             <w:r>
               <w:rPr>
-                <w:rFonts w:ascii="Times New Roman" w:hAnsi="Times New Roman"/>
-                <w:noProof/>
-                <w:webHidden/>
-                <w:sz w:val="24"/>
-                <w:szCs w:val="24"/>
+                <w:noProof/>
+                <w:webHidden/>
               </w:rPr>
               <w:fldChar w:fldCharType="end"/>
             </w:r>
@@ -4334,93 +3815,69 @@
           <w:pPr>
             <w:pStyle w:val="TOC3"/>
             <w:tabs>
-              <w:tab w:val="right" w:leader="dot" w:pos="8296"/>
+              <w:tab w:val="right" w:leader="dot" w:pos="9060"/>
             </w:tabs>
             <w:rPr>
-              <w:rFonts w:ascii="Times New Roman" w:hAnsi="Times New Roman"/>
+              <w:rFonts w:cstheme="minorBidi"/>
               <w:noProof/>
               <w:kern w:val="2"/>
-              <w:sz w:val="24"/>
-              <w:szCs w:val="24"/>
+              <w:sz w:val="21"/>
             </w:rPr>
           </w:pPr>
-          <w:hyperlink w:anchor="_Toc234690723" w:history="1">
+          <w:hyperlink w:anchor="_Toc234695662" w:history="1">
             <w:r>
               <w:rPr>
                 <w:rStyle w:val="a6"/>
                 <w:rFonts w:ascii="Times New Roman" w:eastAsia="宋体" w:hAnsi="Times New Roman"/>
                 <w:noProof/>
-                <w:sz w:val="24"/>
-                <w:szCs w:val="24"/>
               </w:rPr>
               <w:t>4.2 Time To First Byte (TTFB) Analysis</w:t>
             </w:r>
             <w:r>
               <w:rPr>
-                <w:rFonts w:ascii="Times New Roman" w:hAnsi="Times New Roman"/>
-                <w:noProof/>
-                <w:webHidden/>
-                <w:sz w:val="24"/>
-                <w:szCs w:val="24"/>
+                <w:noProof/>
+                <w:webHidden/>
               </w:rPr>
               <w:tab/>
             </w:r>
             <w:r>
               <w:rPr>
-                <w:rFonts w:ascii="Times New Roman" w:hAnsi="Times New Roman"/>
-                <w:noProof/>
-                <w:webHidden/>
-                <w:sz w:val="24"/>
-                <w:szCs w:val="24"/>
+                <w:noProof/>
+                <w:webHidden/>
               </w:rPr>
               <w:fldChar w:fldCharType="begin"/>
             </w:r>
             <w:r>
               <w:rPr>
-                <w:rFonts w:ascii="Times New Roman" w:hAnsi="Times New Roman"/>
-                <w:noProof/>
-                <w:webHidden/>
-                <w:sz w:val="24"/>
-                <w:szCs w:val="24"/>
-              </w:rPr>
-              <w:instrText xml:space="preserve"> PAGEREF _Toc234690723 \h </w:instrText>
-            </w:r>
-            <w:r>
-              <w:rPr>
-                <w:rFonts w:ascii="Times New Roman" w:hAnsi="Times New Roman"/>
-                <w:noProof/>
-                <w:webHidden/>
-                <w:sz w:val="24"/>
-                <w:szCs w:val="24"/>
-              </w:rPr>
-            </w:r>
-            <w:r>
-              <w:rPr>
-                <w:rFonts w:ascii="Times New Roman" w:hAnsi="Times New Roman"/>
-                <w:noProof/>
-                <w:webHidden/>
-                <w:sz w:val="24"/>
-                <w:szCs w:val="24"/>
+                <w:noProof/>
+                <w:webHidden/>
+              </w:rPr>
+              <w:instrText xml:space="preserve"> PAGEREF _Toc234695662 \h </w:instrText>
+            </w:r>
+            <w:r>
+              <w:rPr>
+                <w:noProof/>
+                <w:webHidden/>
+              </w:rPr>
+            </w:r>
+            <w:r>
+              <w:rPr>
+                <w:noProof/>
+                <w:webHidden/>
               </w:rPr>
               <w:fldChar w:fldCharType="separate"/>
             </w:r>
             <w:r>
               <w:rPr>
-                <w:rFonts w:ascii="Times New Roman" w:hAnsi="Times New Roman"/>
-                <w:noProof/>
-                <w:webHidden/>
-                <w:sz w:val="24"/>
-                <w:szCs w:val="24"/>
+                <w:noProof/>
+                <w:webHidden/>
               </w:rPr>
               <w:t>8</w:t>
             </w:r>
             <w:r>
               <w:rPr>
-                <w:rFonts w:ascii="Times New Roman" w:hAnsi="Times New Roman"/>
-                <w:noProof/>
-                <w:webHidden/>
-                <w:sz w:val="24"/>
-                <w:szCs w:val="24"/>
+                <w:noProof/>
+                <w:webHidden/>
               </w:rPr>
               <w:fldChar w:fldCharType="end"/>
             </w:r>
@@ -4430,93 +3887,69 @@
           <w:pPr>
             <w:pStyle w:val="TOC3"/>
             <w:tabs>
-              <w:tab w:val="right" w:leader="dot" w:pos="8296"/>
+              <w:tab w:val="right" w:leader="dot" w:pos="9060"/>
             </w:tabs>
             <w:rPr>
-              <w:rFonts w:ascii="Times New Roman" w:hAnsi="Times New Roman"/>
+              <w:rFonts w:cstheme="minorBidi"/>
               <w:noProof/>
               <w:kern w:val="2"/>
-              <w:sz w:val="24"/>
-              <w:szCs w:val="24"/>
+              <w:sz w:val="21"/>
             </w:rPr>
           </w:pPr>
-          <w:hyperlink w:anchor="_Toc234690724" w:history="1">
+          <w:hyperlink w:anchor="_Toc234695663" w:history="1">
             <w:r>
               <w:rPr>
                 <w:rStyle w:val="a6"/>
                 <w:rFonts w:ascii="Times New Roman" w:eastAsia="宋体" w:hAnsi="Times New Roman"/>
                 <w:noProof/>
-                <w:sz w:val="24"/>
-                <w:szCs w:val="24"/>
               </w:rPr>
               <w:t>4.3 Performance Stability Analysis</w:t>
             </w:r>
             <w:r>
               <w:rPr>
-                <w:rFonts w:ascii="Times New Roman" w:hAnsi="Times New Roman"/>
-                <w:noProof/>
-                <w:webHidden/>
-                <w:sz w:val="24"/>
-                <w:szCs w:val="24"/>
+                <w:noProof/>
+                <w:webHidden/>
               </w:rPr>
               <w:tab/>
             </w:r>
             <w:r>
               <w:rPr>
-                <w:rFonts w:ascii="Times New Roman" w:hAnsi="Times New Roman"/>
-                <w:noProof/>
-                <w:webHidden/>
-                <w:sz w:val="24"/>
-                <w:szCs w:val="24"/>
+                <w:noProof/>
+                <w:webHidden/>
               </w:rPr>
               <w:fldChar w:fldCharType="begin"/>
             </w:r>
             <w:r>
               <w:rPr>
-                <w:rFonts w:ascii="Times New Roman" w:hAnsi="Times New Roman"/>
-                <w:noProof/>
-                <w:webHidden/>
-                <w:sz w:val="24"/>
-                <w:szCs w:val="24"/>
-              </w:rPr>
-              <w:instrText xml:space="preserve"> PAGEREF _Toc234690724 \h </w:instrText>
-            </w:r>
-            <w:r>
-              <w:rPr>
-                <w:rFonts w:ascii="Times New Roman" w:hAnsi="Times New Roman"/>
-                <w:noProof/>
-                <w:webHidden/>
-                <w:sz w:val="24"/>
-                <w:szCs w:val="24"/>
-              </w:rPr>
-            </w:r>
-            <w:r>
-              <w:rPr>
-                <w:rFonts w:ascii="Times New Roman" w:hAnsi="Times New Roman"/>
-                <w:noProof/>
-                <w:webHidden/>
-                <w:sz w:val="24"/>
-                <w:szCs w:val="24"/>
+                <w:noProof/>
+                <w:webHidden/>
+              </w:rPr>
+              <w:instrText xml:space="preserve"> PAGEREF _Toc234695663 \h </w:instrText>
+            </w:r>
+            <w:r>
+              <w:rPr>
+                <w:noProof/>
+                <w:webHidden/>
+              </w:rPr>
+            </w:r>
+            <w:r>
+              <w:rPr>
+                <w:noProof/>
+                <w:webHidden/>
               </w:rPr>
               <w:fldChar w:fldCharType="separate"/>
             </w:r>
             <w:r>
               <w:rPr>
-                <w:rFonts w:ascii="Times New Roman" w:hAnsi="Times New Roman"/>
-                <w:noProof/>
-                <w:webHidden/>
-                <w:sz w:val="24"/>
-                <w:szCs w:val="24"/>
+                <w:noProof/>
+                <w:webHidden/>
               </w:rPr>
               <w:t>9</w:t>
             </w:r>
             <w:r>
               <w:rPr>
-                <w:rFonts w:ascii="Times New Roman" w:hAnsi="Times New Roman"/>
-                <w:noProof/>
-                <w:webHidden/>
-                <w:sz w:val="24"/>
-                <w:szCs w:val="24"/>
+                <w:noProof/>
+                <w:webHidden/>
               </w:rPr>
               <w:fldChar w:fldCharType="end"/>
             </w:r>
@@ -4526,93 +3959,69 @@
           <w:pPr>
             <w:pStyle w:val="TOC2"/>
             <w:tabs>
-              <w:tab w:val="right" w:leader="dot" w:pos="8296"/>
+              <w:tab w:val="right" w:leader="dot" w:pos="9060"/>
             </w:tabs>
             <w:rPr>
-              <w:rFonts w:ascii="Times New Roman" w:hAnsi="Times New Roman"/>
+              <w:rFonts w:cstheme="minorBidi"/>
               <w:noProof/>
               <w:kern w:val="2"/>
-              <w:sz w:val="24"/>
-              <w:szCs w:val="24"/>
+              <w:sz w:val="21"/>
             </w:rPr>
           </w:pPr>
-          <w:hyperlink w:anchor="_Toc234690725" w:history="1">
+          <w:hyperlink w:anchor="_Toc234695666" w:history="1">
             <w:r>
               <w:rPr>
                 <w:rStyle w:val="a6"/>
                 <w:rFonts w:ascii="Times New Roman" w:eastAsia="黑体" w:hAnsi="Times New Roman"/>
                 <w:noProof/>
-                <w:sz w:val="24"/>
-                <w:szCs w:val="24"/>
               </w:rPr>
               <w:t>5. Discussion</w:t>
             </w:r>
             <w:r>
               <w:rPr>
-                <w:rFonts w:ascii="Times New Roman" w:hAnsi="Times New Roman"/>
-                <w:noProof/>
-                <w:webHidden/>
-                <w:sz w:val="24"/>
-                <w:szCs w:val="24"/>
+                <w:noProof/>
+                <w:webHidden/>
               </w:rPr>
               <w:tab/>
             </w:r>
             <w:r>
               <w:rPr>
-                <w:rFonts w:ascii="Times New Roman" w:hAnsi="Times New Roman"/>
-                <w:noProof/>
-                <w:webHidden/>
-                <w:sz w:val="24"/>
-                <w:szCs w:val="24"/>
+                <w:noProof/>
+                <w:webHidden/>
               </w:rPr>
               <w:fldChar w:fldCharType="begin"/>
             </w:r>
             <w:r>
               <w:rPr>
-                <w:rFonts w:ascii="Times New Roman" w:hAnsi="Times New Roman"/>
-                <w:noProof/>
-                <w:webHidden/>
-                <w:sz w:val="24"/>
-                <w:szCs w:val="24"/>
-              </w:rPr>
-              <w:instrText xml:space="preserve"> PAGEREF _Toc234690725 \h </w:instrText>
-            </w:r>
-            <w:r>
-              <w:rPr>
-                <w:rFonts w:ascii="Times New Roman" w:hAnsi="Times New Roman"/>
-                <w:noProof/>
-                <w:webHidden/>
-                <w:sz w:val="24"/>
-                <w:szCs w:val="24"/>
-              </w:rPr>
-            </w:r>
-            <w:r>
-              <w:rPr>
-                <w:rFonts w:ascii="Times New Roman" w:hAnsi="Times New Roman"/>
-                <w:noProof/>
-                <w:webHidden/>
-                <w:sz w:val="24"/>
-                <w:szCs w:val="24"/>
+                <w:noProof/>
+                <w:webHidden/>
+              </w:rPr>
+              <w:instrText xml:space="preserve"> PAGEREF _Toc234695666 \h </w:instrText>
+            </w:r>
+            <w:r>
+              <w:rPr>
+                <w:noProof/>
+                <w:webHidden/>
+              </w:rPr>
+            </w:r>
+            <w:r>
+              <w:rPr>
+                <w:noProof/>
+                <w:webHidden/>
               </w:rPr>
               <w:fldChar w:fldCharType="separate"/>
             </w:r>
             <w:r>
               <w:rPr>
-                <w:rFonts w:ascii="Times New Roman" w:hAnsi="Times New Roman"/>
-                <w:noProof/>
-                <w:webHidden/>
-                <w:sz w:val="24"/>
-                <w:szCs w:val="24"/>
-              </w:rPr>
-              <w:t>10</w:t>
-            </w:r>
-            <w:r>
-              <w:rPr>
-                <w:rFonts w:ascii="Times New Roman" w:hAnsi="Times New Roman"/>
-                <w:noProof/>
-                <w:webHidden/>
-                <w:sz w:val="24"/>
-                <w:szCs w:val="24"/>
+                <w:noProof/>
+                <w:webHidden/>
+              </w:rPr>
+              <w:t>11</w:t>
+            </w:r>
+            <w:r>
+              <w:rPr>
+                <w:noProof/>
+                <w:webHidden/>
               </w:rPr>
               <w:fldChar w:fldCharType="end"/>
             </w:r>
@@ -4622,93 +4031,69 @@
           <w:pPr>
             <w:pStyle w:val="TOC2"/>
             <w:tabs>
-              <w:tab w:val="right" w:leader="dot" w:pos="8296"/>
+              <w:tab w:val="right" w:leader="dot" w:pos="9060"/>
             </w:tabs>
             <w:rPr>
-              <w:rFonts w:ascii="Times New Roman" w:hAnsi="Times New Roman"/>
+              <w:rFonts w:cstheme="minorBidi"/>
               <w:noProof/>
               <w:kern w:val="2"/>
-              <w:sz w:val="24"/>
-              <w:szCs w:val="24"/>
+              <w:sz w:val="21"/>
             </w:rPr>
           </w:pPr>
-          <w:hyperlink w:anchor="_Toc234690726" w:history="1">
+          <w:hyperlink w:anchor="_Toc234695667" w:history="1">
             <w:r>
               <w:rPr>
                 <w:rStyle w:val="a6"/>
                 <w:rFonts w:ascii="Times New Roman" w:eastAsia="宋体" w:hAnsi="Times New Roman"/>
                 <w:noProof/>
-                <w:sz w:val="24"/>
-                <w:szCs w:val="24"/>
               </w:rPr>
               <w:t>5.1 Comparison of HTTP Protocol Performance</w:t>
             </w:r>
             <w:r>
               <w:rPr>
-                <w:rFonts w:ascii="Times New Roman" w:hAnsi="Times New Roman"/>
-                <w:noProof/>
-                <w:webHidden/>
-                <w:sz w:val="24"/>
-                <w:szCs w:val="24"/>
+                <w:noProof/>
+                <w:webHidden/>
               </w:rPr>
               <w:tab/>
             </w:r>
             <w:r>
               <w:rPr>
-                <w:rFonts w:ascii="Times New Roman" w:hAnsi="Times New Roman"/>
-                <w:noProof/>
-                <w:webHidden/>
-                <w:sz w:val="24"/>
-                <w:szCs w:val="24"/>
+                <w:noProof/>
+                <w:webHidden/>
               </w:rPr>
               <w:fldChar w:fldCharType="begin"/>
             </w:r>
             <w:r>
               <w:rPr>
-                <w:rFonts w:ascii="Times New Roman" w:hAnsi="Times New Roman"/>
-                <w:noProof/>
-                <w:webHidden/>
-                <w:sz w:val="24"/>
-                <w:szCs w:val="24"/>
-              </w:rPr>
-              <w:instrText xml:space="preserve"> PAGEREF _Toc234690726 \h </w:instrText>
-            </w:r>
-            <w:r>
-              <w:rPr>
-                <w:rFonts w:ascii="Times New Roman" w:hAnsi="Times New Roman"/>
-                <w:noProof/>
-                <w:webHidden/>
-                <w:sz w:val="24"/>
-                <w:szCs w:val="24"/>
-              </w:rPr>
-            </w:r>
-            <w:r>
-              <w:rPr>
-                <w:rFonts w:ascii="Times New Roman" w:hAnsi="Times New Roman"/>
-                <w:noProof/>
-                <w:webHidden/>
-                <w:sz w:val="24"/>
-                <w:szCs w:val="24"/>
+                <w:noProof/>
+                <w:webHidden/>
+              </w:rPr>
+              <w:instrText xml:space="preserve"> PAGEREF _Toc234695667 \h </w:instrText>
+            </w:r>
+            <w:r>
+              <w:rPr>
+                <w:noProof/>
+                <w:webHidden/>
+              </w:rPr>
+            </w:r>
+            <w:r>
+              <w:rPr>
+                <w:noProof/>
+                <w:webHidden/>
               </w:rPr>
               <w:fldChar w:fldCharType="separate"/>
             </w:r>
             <w:r>
               <w:rPr>
-                <w:rFonts w:ascii="Times New Roman" w:hAnsi="Times New Roman"/>
-                <w:noProof/>
-                <w:webHidden/>
-                <w:sz w:val="24"/>
-                <w:szCs w:val="24"/>
-              </w:rPr>
-              <w:t>10</w:t>
-            </w:r>
-            <w:r>
-              <w:rPr>
-                <w:rFonts w:ascii="Times New Roman" w:hAnsi="Times New Roman"/>
-                <w:noProof/>
-                <w:webHidden/>
-                <w:sz w:val="24"/>
-                <w:szCs w:val="24"/>
+                <w:noProof/>
+                <w:webHidden/>
+              </w:rPr>
+              <w:t>11</w:t>
+            </w:r>
+            <w:r>
+              <w:rPr>
+                <w:noProof/>
+                <w:webHidden/>
               </w:rPr>
               <w:fldChar w:fldCharType="end"/>
             </w:r>
@@ -4718,93 +4103,69 @@
           <w:pPr>
             <w:pStyle w:val="TOC3"/>
             <w:tabs>
-              <w:tab w:val="right" w:leader="dot" w:pos="8296"/>
+              <w:tab w:val="right" w:leader="dot" w:pos="9060"/>
             </w:tabs>
             <w:rPr>
-              <w:rFonts w:ascii="Times New Roman" w:hAnsi="Times New Roman"/>
+              <w:rFonts w:cstheme="minorBidi"/>
               <w:noProof/>
               <w:kern w:val="2"/>
-              <w:sz w:val="24"/>
-              <w:szCs w:val="24"/>
+              <w:sz w:val="21"/>
             </w:rPr>
           </w:pPr>
-          <w:hyperlink w:anchor="_Toc234690727" w:history="1">
+          <w:hyperlink w:anchor="_Toc234695668" w:history="1">
             <w:r>
               <w:rPr>
                 <w:rStyle w:val="a6"/>
                 <w:rFonts w:ascii="Times New Roman" w:eastAsia="宋体" w:hAnsi="Times New Roman"/>
                 <w:noProof/>
-                <w:sz w:val="24"/>
-                <w:szCs w:val="24"/>
               </w:rPr>
               <w:t>5.2 Factors Affecting Experimental Results</w:t>
             </w:r>
             <w:r>
               <w:rPr>
-                <w:rFonts w:ascii="Times New Roman" w:hAnsi="Times New Roman"/>
-                <w:noProof/>
-                <w:webHidden/>
-                <w:sz w:val="24"/>
-                <w:szCs w:val="24"/>
+                <w:noProof/>
+                <w:webHidden/>
               </w:rPr>
               <w:tab/>
             </w:r>
             <w:r>
               <w:rPr>
-                <w:rFonts w:ascii="Times New Roman" w:hAnsi="Times New Roman"/>
-                <w:noProof/>
-                <w:webHidden/>
-                <w:sz w:val="24"/>
-                <w:szCs w:val="24"/>
+                <w:noProof/>
+                <w:webHidden/>
               </w:rPr>
               <w:fldChar w:fldCharType="begin"/>
             </w:r>
             <w:r>
               <w:rPr>
-                <w:rFonts w:ascii="Times New Roman" w:hAnsi="Times New Roman"/>
-                <w:noProof/>
-                <w:webHidden/>
-                <w:sz w:val="24"/>
-                <w:szCs w:val="24"/>
-              </w:rPr>
-              <w:instrText xml:space="preserve"> PAGEREF _Toc234690727 \h </w:instrText>
-            </w:r>
-            <w:r>
-              <w:rPr>
-                <w:rFonts w:ascii="Times New Roman" w:hAnsi="Times New Roman"/>
-                <w:noProof/>
-                <w:webHidden/>
-                <w:sz w:val="24"/>
-                <w:szCs w:val="24"/>
-              </w:rPr>
-            </w:r>
-            <w:r>
-              <w:rPr>
-                <w:rFonts w:ascii="Times New Roman" w:hAnsi="Times New Roman"/>
-                <w:noProof/>
-                <w:webHidden/>
-                <w:sz w:val="24"/>
-                <w:szCs w:val="24"/>
+                <w:noProof/>
+                <w:webHidden/>
+              </w:rPr>
+              <w:instrText xml:space="preserve"> PAGEREF _Toc234695668 \h </w:instrText>
+            </w:r>
+            <w:r>
+              <w:rPr>
+                <w:noProof/>
+                <w:webHidden/>
+              </w:rPr>
+            </w:r>
+            <w:r>
+              <w:rPr>
+                <w:noProof/>
+                <w:webHidden/>
               </w:rPr>
               <w:fldChar w:fldCharType="separate"/>
             </w:r>
             <w:r>
               <w:rPr>
-                <w:rFonts w:ascii="Times New Roman" w:hAnsi="Times New Roman"/>
-                <w:noProof/>
-                <w:webHidden/>
-                <w:sz w:val="24"/>
-                <w:szCs w:val="24"/>
-              </w:rPr>
-              <w:t>11</w:t>
-            </w:r>
-            <w:r>
-              <w:rPr>
-                <w:rFonts w:ascii="Times New Roman" w:hAnsi="Times New Roman"/>
-                <w:noProof/>
-                <w:webHidden/>
-                <w:sz w:val="24"/>
-                <w:szCs w:val="24"/>
+                <w:noProof/>
+                <w:webHidden/>
+              </w:rPr>
+              <w:t>12</w:t>
+            </w:r>
+            <w:r>
+              <w:rPr>
+                <w:noProof/>
+                <w:webHidden/>
               </w:rPr>
               <w:fldChar w:fldCharType="end"/>
             </w:r>
@@ -4814,93 +4175,69 @@
           <w:pPr>
             <w:pStyle w:val="TOC3"/>
             <w:tabs>
-              <w:tab w:val="right" w:leader="dot" w:pos="8296"/>
+              <w:tab w:val="right" w:leader="dot" w:pos="9060"/>
             </w:tabs>
             <w:rPr>
-              <w:rFonts w:ascii="Times New Roman" w:hAnsi="Times New Roman"/>
+              <w:rFonts w:cstheme="minorBidi"/>
               <w:noProof/>
               <w:kern w:val="2"/>
-              <w:sz w:val="24"/>
-              <w:szCs w:val="24"/>
+              <w:sz w:val="21"/>
             </w:rPr>
           </w:pPr>
-          <w:hyperlink w:anchor="_Toc234690728" w:history="1">
+          <w:hyperlink w:anchor="_Toc234695669" w:history="1">
             <w:r>
               <w:rPr>
                 <w:rStyle w:val="a6"/>
                 <w:rFonts w:ascii="Times New Roman" w:eastAsia="宋体" w:hAnsi="Times New Roman"/>
                 <w:noProof/>
-                <w:sz w:val="24"/>
-                <w:szCs w:val="24"/>
               </w:rPr>
               <w:t>5.3 Limitations and Future Work</w:t>
             </w:r>
             <w:r>
               <w:rPr>
-                <w:rFonts w:ascii="Times New Roman" w:hAnsi="Times New Roman"/>
-                <w:noProof/>
-                <w:webHidden/>
-                <w:sz w:val="24"/>
-                <w:szCs w:val="24"/>
+                <w:noProof/>
+                <w:webHidden/>
               </w:rPr>
               <w:tab/>
             </w:r>
             <w:r>
               <w:rPr>
-                <w:rFonts w:ascii="Times New Roman" w:hAnsi="Times New Roman"/>
-                <w:noProof/>
-                <w:webHidden/>
-                <w:sz w:val="24"/>
-                <w:szCs w:val="24"/>
+                <w:noProof/>
+                <w:webHidden/>
               </w:rPr>
               <w:fldChar w:fldCharType="begin"/>
             </w:r>
             <w:r>
               <w:rPr>
-                <w:rFonts w:ascii="Times New Roman" w:hAnsi="Times New Roman"/>
-                <w:noProof/>
-                <w:webHidden/>
-                <w:sz w:val="24"/>
-                <w:szCs w:val="24"/>
-              </w:rPr>
-              <w:instrText xml:space="preserve"> PAGEREF _Toc234690728 \h </w:instrText>
-            </w:r>
-            <w:r>
-              <w:rPr>
-                <w:rFonts w:ascii="Times New Roman" w:hAnsi="Times New Roman"/>
-                <w:noProof/>
-                <w:webHidden/>
-                <w:sz w:val="24"/>
-                <w:szCs w:val="24"/>
-              </w:rPr>
-            </w:r>
-            <w:r>
-              <w:rPr>
-                <w:rFonts w:ascii="Times New Roman" w:hAnsi="Times New Roman"/>
-                <w:noProof/>
-                <w:webHidden/>
-                <w:sz w:val="24"/>
-                <w:szCs w:val="24"/>
+                <w:noProof/>
+                <w:webHidden/>
+              </w:rPr>
+              <w:instrText xml:space="preserve"> PAGEREF _Toc234695669 \h </w:instrText>
+            </w:r>
+            <w:r>
+              <w:rPr>
+                <w:noProof/>
+                <w:webHidden/>
+              </w:rPr>
+            </w:r>
+            <w:r>
+              <w:rPr>
+                <w:noProof/>
+                <w:webHidden/>
               </w:rPr>
               <w:fldChar w:fldCharType="separate"/>
             </w:r>
             <w:r>
               <w:rPr>
-                <w:rFonts w:ascii="Times New Roman" w:hAnsi="Times New Roman"/>
-                <w:noProof/>
-                <w:webHidden/>
-                <w:sz w:val="24"/>
-                <w:szCs w:val="24"/>
+                <w:noProof/>
+                <w:webHidden/>
               </w:rPr>
               <w:t>12</w:t>
             </w:r>
             <w:r>
               <w:rPr>
-                <w:rFonts w:ascii="Times New Roman" w:hAnsi="Times New Roman"/>
-                <w:noProof/>
-                <w:webHidden/>
-                <w:sz w:val="24"/>
-                <w:szCs w:val="24"/>
+                <w:noProof/>
+                <w:webHidden/>
               </w:rPr>
               <w:fldChar w:fldCharType="end"/>
             </w:r>
@@ -4910,93 +4247,69 @@
           <w:pPr>
             <w:pStyle w:val="TOC2"/>
             <w:tabs>
-              <w:tab w:val="right" w:leader="dot" w:pos="8296"/>
+              <w:tab w:val="right" w:leader="dot" w:pos="9060"/>
             </w:tabs>
             <w:rPr>
-              <w:rFonts w:ascii="Times New Roman" w:hAnsi="Times New Roman"/>
+              <w:rFonts w:cstheme="minorBidi"/>
               <w:noProof/>
               <w:kern w:val="2"/>
-              <w:sz w:val="24"/>
-              <w:szCs w:val="24"/>
+              <w:sz w:val="21"/>
             </w:rPr>
           </w:pPr>
-          <w:hyperlink w:anchor="_Toc234690729" w:history="1">
+          <w:hyperlink w:anchor="_Toc234695670" w:history="1">
             <w:r>
               <w:rPr>
                 <w:rStyle w:val="a6"/>
                 <w:rFonts w:ascii="Times New Roman" w:eastAsia="黑体" w:hAnsi="Times New Roman"/>
                 <w:noProof/>
-                <w:sz w:val="24"/>
-                <w:szCs w:val="24"/>
               </w:rPr>
               <w:t>6. Conclusion</w:t>
             </w:r>
             <w:r>
               <w:rPr>
-                <w:rFonts w:ascii="Times New Roman" w:hAnsi="Times New Roman"/>
-                <w:noProof/>
-                <w:webHidden/>
-                <w:sz w:val="24"/>
-                <w:szCs w:val="24"/>
+                <w:noProof/>
+                <w:webHidden/>
               </w:rPr>
               <w:tab/>
             </w:r>
             <w:r>
               <w:rPr>
-                <w:rFonts w:ascii="Times New Roman" w:hAnsi="Times New Roman"/>
-                <w:noProof/>
-                <w:webHidden/>
-                <w:sz w:val="24"/>
-                <w:szCs w:val="24"/>
+                <w:noProof/>
+                <w:webHidden/>
               </w:rPr>
               <w:fldChar w:fldCharType="begin"/>
             </w:r>
             <w:r>
               <w:rPr>
-                <w:rFonts w:ascii="Times New Roman" w:hAnsi="Times New Roman"/>
-                <w:noProof/>
-                <w:webHidden/>
-                <w:sz w:val="24"/>
-                <w:szCs w:val="24"/>
-              </w:rPr>
-              <w:instrText xml:space="preserve"> PAGEREF _Toc234690729 \h </w:instrText>
-            </w:r>
-            <w:r>
-              <w:rPr>
-                <w:rFonts w:ascii="Times New Roman" w:hAnsi="Times New Roman"/>
-                <w:noProof/>
-                <w:webHidden/>
-                <w:sz w:val="24"/>
-                <w:szCs w:val="24"/>
-              </w:rPr>
-            </w:r>
-            <w:r>
-              <w:rPr>
-                <w:rFonts w:ascii="Times New Roman" w:hAnsi="Times New Roman"/>
-                <w:noProof/>
-                <w:webHidden/>
-                <w:sz w:val="24"/>
-                <w:szCs w:val="24"/>
+                <w:noProof/>
+                <w:webHidden/>
+              </w:rPr>
+              <w:instrText xml:space="preserve"> PAGEREF _Toc234695670 \h </w:instrText>
+            </w:r>
+            <w:r>
+              <w:rPr>
+                <w:noProof/>
+                <w:webHidden/>
+              </w:rPr>
+            </w:r>
+            <w:r>
+              <w:rPr>
+                <w:noProof/>
+                <w:webHidden/>
               </w:rPr>
               <w:fldChar w:fldCharType="separate"/>
             </w:r>
             <w:r>
               <w:rPr>
-                <w:rFonts w:ascii="Times New Roman" w:hAnsi="Times New Roman"/>
-                <w:noProof/>
-                <w:webHidden/>
-                <w:sz w:val="24"/>
-                <w:szCs w:val="24"/>
-              </w:rPr>
-              <w:t>12</w:t>
-            </w:r>
-            <w:r>
-              <w:rPr>
-                <w:rFonts w:ascii="Times New Roman" w:hAnsi="Times New Roman"/>
-                <w:noProof/>
-                <w:webHidden/>
-                <w:sz w:val="24"/>
-                <w:szCs w:val="24"/>
+                <w:noProof/>
+                <w:webHidden/>
+              </w:rPr>
+              <w:t>13</w:t>
+            </w:r>
+            <w:r>
+              <w:rPr>
+                <w:noProof/>
+                <w:webHidden/>
               </w:rPr>
               <w:fldChar w:fldCharType="end"/>
             </w:r>
@@ -5006,93 +4319,69 @@
           <w:pPr>
             <w:pStyle w:val="TOC2"/>
             <w:tabs>
-              <w:tab w:val="right" w:leader="dot" w:pos="8296"/>
+              <w:tab w:val="right" w:leader="dot" w:pos="9060"/>
             </w:tabs>
             <w:rPr>
-              <w:rFonts w:ascii="Times New Roman" w:hAnsi="Times New Roman"/>
+              <w:rFonts w:cstheme="minorBidi"/>
               <w:noProof/>
               <w:kern w:val="2"/>
-              <w:sz w:val="24"/>
-              <w:szCs w:val="24"/>
+              <w:sz w:val="21"/>
             </w:rPr>
           </w:pPr>
-          <w:hyperlink w:anchor="_Toc234690730" w:history="1">
+          <w:hyperlink w:anchor="_Toc234695671" w:history="1">
             <w:r>
               <w:rPr>
                 <w:rStyle w:val="a6"/>
                 <w:rFonts w:ascii="Times New Roman" w:eastAsia="黑体" w:hAnsi="Times New Roman"/>
                 <w:noProof/>
-                <w:sz w:val="24"/>
-                <w:szCs w:val="24"/>
               </w:rPr>
               <w:t>7. References</w:t>
             </w:r>
             <w:r>
               <w:rPr>
-                <w:rFonts w:ascii="Times New Roman" w:hAnsi="Times New Roman"/>
-                <w:noProof/>
-                <w:webHidden/>
-                <w:sz w:val="24"/>
-                <w:szCs w:val="24"/>
+                <w:noProof/>
+                <w:webHidden/>
               </w:rPr>
               <w:tab/>
             </w:r>
             <w:r>
               <w:rPr>
-                <w:rFonts w:ascii="Times New Roman" w:hAnsi="Times New Roman"/>
-                <w:noProof/>
-                <w:webHidden/>
-                <w:sz w:val="24"/>
-                <w:szCs w:val="24"/>
+                <w:noProof/>
+                <w:webHidden/>
               </w:rPr>
               <w:fldChar w:fldCharType="begin"/>
             </w:r>
             <w:r>
               <w:rPr>
-                <w:rFonts w:ascii="Times New Roman" w:hAnsi="Times New Roman"/>
-                <w:noProof/>
-                <w:webHidden/>
-                <w:sz w:val="24"/>
-                <w:szCs w:val="24"/>
-              </w:rPr>
-              <w:instrText xml:space="preserve"> PAGEREF _Toc234690730 \h </w:instrText>
-            </w:r>
-            <w:r>
-              <w:rPr>
-                <w:rFonts w:ascii="Times New Roman" w:hAnsi="Times New Roman"/>
-                <w:noProof/>
-                <w:webHidden/>
-                <w:sz w:val="24"/>
-                <w:szCs w:val="24"/>
-              </w:rPr>
-            </w:r>
-            <w:r>
-              <w:rPr>
-                <w:rFonts w:ascii="Times New Roman" w:hAnsi="Times New Roman"/>
-                <w:noProof/>
-                <w:webHidden/>
-                <w:sz w:val="24"/>
-                <w:szCs w:val="24"/>
+                <w:noProof/>
+                <w:webHidden/>
+              </w:rPr>
+              <w:instrText xml:space="preserve"> PAGEREF _Toc234695671 \h </w:instrText>
+            </w:r>
+            <w:r>
+              <w:rPr>
+                <w:noProof/>
+                <w:webHidden/>
+              </w:rPr>
+            </w:r>
+            <w:r>
+              <w:rPr>
+                <w:noProof/>
+                <w:webHidden/>
               </w:rPr>
               <w:fldChar w:fldCharType="separate"/>
             </w:r>
             <w:r>
               <w:rPr>
-                <w:rFonts w:ascii="Times New Roman" w:hAnsi="Times New Roman"/>
-                <w:noProof/>
-                <w:webHidden/>
-                <w:sz w:val="24"/>
-                <w:szCs w:val="24"/>
-              </w:rPr>
-              <w:t>14</w:t>
-            </w:r>
-            <w:r>
-              <w:rPr>
-                <w:rFonts w:ascii="Times New Roman" w:hAnsi="Times New Roman"/>
-                <w:noProof/>
-                <w:webHidden/>
-                <w:sz w:val="24"/>
-                <w:szCs w:val="24"/>
+                <w:noProof/>
+                <w:webHidden/>
+              </w:rPr>
+              <w:t>16</w:t>
+            </w:r>
+            <w:r>
+              <w:rPr>
+                <w:noProof/>
+                <w:webHidden/>
               </w:rPr>
               <w:fldChar w:fldCharType="end"/>
             </w:r>
@@ -5100,8 +4389,9 @@
         </w:p>
         <w:p>
           <w:pPr>
+            <w:spacing w:line="360" w:lineRule="auto"/>
             <w:rPr>
-              <w:rFonts w:ascii="Times New Roman" w:hAnsi="Times New Roman" w:cs="Times New Roman"/>
+              <w:rFonts w:ascii="Times New Roman" w:hAnsi="Times New Roman" w:cs="Times New Roman" w:hint="eastAsia"/>
               <w:sz w:val="24"/>
               <w:szCs w:val="24"/>
             </w:rPr>
@@ -5122,41 +4412,15 @@
     </w:sdt>
     <w:p>
       <w:pPr>
-        <w:pStyle w:val="a3"/>
-        <w:rPr>
-          <w:rFonts w:ascii="Times New Roman" w:hAnsi="Times New Roman" w:cs="Times New Roman"/>
-        </w:rPr>
-      </w:pPr>
-    </w:p>
-    <w:p>
-      <w:pPr>
-        <w:rPr>
-          <w:rFonts w:ascii="Times New Roman" w:hAnsi="Times New Roman" w:cs="Times New Roman"/>
-          <w:sz w:val="24"/>
-          <w:szCs w:val="24"/>
-        </w:rPr>
-      </w:pPr>
-      <w:r>
-        <w:rPr>
-          <w:rFonts w:ascii="Times New Roman" w:hAnsi="Times New Roman" w:cs="Times New Roman"/>
-          <w:sz w:val="24"/>
-          <w:szCs w:val="24"/>
-        </w:rPr>
-        <w:pict w14:anchorId="0C94F175">
-          <v:rect id="_x0000_i1043" style="width:0;height:1.5pt" o:hralign="center" o:hrstd="t" o:hr="t" fillcolor="#a0a0a0" stroked="f"/>
-        </w:pict>
-      </w:r>
-    </w:p>
-    <w:p>
-      <w:pPr>
         <w:pStyle w:val="2"/>
+        <w:spacing w:line="360" w:lineRule="auto"/>
         <w:rPr>
           <w:rFonts w:ascii="Times New Roman" w:eastAsia="黑体" w:hAnsi="Times New Roman" w:cs="Times New Roman"/>
           <w:sz w:val="24"/>
           <w:szCs w:val="24"/>
         </w:rPr>
       </w:pPr>
-      <w:bookmarkStart w:id="24" w:name="_Toc234690730"/>
+      <w:bookmarkStart w:id="28" w:name="_Toc234695671"/>
       <w:r>
         <w:rPr>
           <w:rFonts w:ascii="Times New Roman" w:eastAsia="黑体" w:hAnsi="Times New Roman" w:cs="Times New Roman"/>
@@ -5165,10 +4429,11 @@
         </w:rPr>
         <w:t>7. References</w:t>
       </w:r>
-      <w:bookmarkEnd w:id="24"/>
-    </w:p>
-    <w:p>
-      <w:pPr>
+      <w:bookmarkEnd w:id="28"/>
+    </w:p>
+    <w:p>
+      <w:pPr>
+        <w:spacing w:line="360" w:lineRule="auto"/>
         <w:rPr>
           <w:rFonts w:ascii="Times New Roman" w:hAnsi="Times New Roman" w:cs="Times New Roman"/>
           <w:color w:val="AEAAAA" w:themeColor="background2" w:themeShade="BF"/>
@@ -5188,6 +4453,7 @@
     </w:p>
     <w:p>
       <w:pPr>
+        <w:spacing w:line="360" w:lineRule="auto"/>
         <w:rPr>
           <w:rFonts w:ascii="Times New Roman" w:hAnsi="Times New Roman" w:cs="Times New Roman"/>
           <w:color w:val="AEAAAA" w:themeColor="background2" w:themeShade="BF"/>
@@ -5207,6 +4473,7 @@
     </w:p>
     <w:p>
       <w:pPr>
+        <w:spacing w:line="360" w:lineRule="auto"/>
         <w:rPr>
           <w:rFonts w:ascii="Times New Roman" w:hAnsi="Times New Roman" w:cs="Times New Roman"/>
           <w:color w:val="AEAAAA" w:themeColor="background2" w:themeShade="BF"/>
@@ -5226,26 +4493,29 @@
     </w:p>
     <w:p>
       <w:pPr>
-        <w:rPr>
-          <w:rFonts w:ascii="Times New Roman" w:hAnsi="Times New Roman" w:cs="Times New Roman"/>
-          <w:color w:val="AEAAAA" w:themeColor="background2" w:themeShade="BF"/>
-          <w:sz w:val="24"/>
-          <w:szCs w:val="24"/>
-        </w:rPr>
-      </w:pPr>
-    </w:p>
-    <w:p>
-      <w:pPr>
-        <w:rPr>
-          <w:rFonts w:ascii="Times New Roman" w:hAnsi="Times New Roman" w:cs="Times New Roman"/>
-          <w:color w:val="AEAAAA" w:themeColor="background2" w:themeShade="BF"/>
-          <w:sz w:val="24"/>
-          <w:szCs w:val="24"/>
-        </w:rPr>
-      </w:pPr>
-    </w:p>
-    <w:p>
-      <w:pPr>
+        <w:spacing w:line="360" w:lineRule="auto"/>
+        <w:rPr>
+          <w:rFonts w:ascii="Times New Roman" w:hAnsi="Times New Roman" w:cs="Times New Roman"/>
+          <w:color w:val="AEAAAA" w:themeColor="background2" w:themeShade="BF"/>
+          <w:sz w:val="24"/>
+          <w:szCs w:val="24"/>
+        </w:rPr>
+      </w:pPr>
+    </w:p>
+    <w:p>
+      <w:pPr>
+        <w:spacing w:line="360" w:lineRule="auto"/>
+        <w:rPr>
+          <w:rFonts w:ascii="Times New Roman" w:hAnsi="Times New Roman" w:cs="Times New Roman"/>
+          <w:color w:val="AEAAAA" w:themeColor="background2" w:themeShade="BF"/>
+          <w:sz w:val="24"/>
+          <w:szCs w:val="24"/>
+        </w:rPr>
+      </w:pPr>
+    </w:p>
+    <w:p>
+      <w:pPr>
+        <w:spacing w:line="360" w:lineRule="auto"/>
         <w:rPr>
           <w:rFonts w:ascii="Times New Roman" w:hAnsi="Times New Roman" w:cs="Times New Roman"/>
           <w:color w:val="AEAAAA" w:themeColor="background2" w:themeShade="BF"/>
@@ -5265,6 +4535,7 @@
     </w:p>
     <w:p>
       <w:pPr>
+        <w:spacing w:line="360" w:lineRule="auto"/>
         <w:rPr>
           <w:rFonts w:ascii="Times New Roman" w:hAnsi="Times New Roman" w:cs="Times New Roman"/>
           <w:color w:val="AEAAAA" w:themeColor="background2" w:themeShade="BF"/>
@@ -5284,6 +4555,7 @@
     </w:p>
     <w:p>
       <w:pPr>
+        <w:spacing w:line="360" w:lineRule="auto"/>
         <w:rPr>
           <w:rFonts w:ascii="Times New Roman" w:hAnsi="Times New Roman" w:cs="Times New Roman"/>
           <w:color w:val="AEAAAA" w:themeColor="background2" w:themeShade="BF"/>
@@ -5303,26 +4575,29 @@
     </w:p>
     <w:p>
       <w:pPr>
-        <w:rPr>
-          <w:rFonts w:ascii="Times New Roman" w:hAnsi="Times New Roman" w:cs="Times New Roman"/>
-          <w:color w:val="AEAAAA" w:themeColor="background2" w:themeShade="BF"/>
-          <w:sz w:val="24"/>
-          <w:szCs w:val="24"/>
-        </w:rPr>
-      </w:pPr>
-    </w:p>
-    <w:p>
-      <w:pPr>
-        <w:rPr>
-          <w:rFonts w:ascii="Times New Roman" w:hAnsi="Times New Roman" w:cs="Times New Roman"/>
-          <w:color w:val="AEAAAA" w:themeColor="background2" w:themeShade="BF"/>
-          <w:sz w:val="24"/>
-          <w:szCs w:val="24"/>
-        </w:rPr>
-      </w:pPr>
-    </w:p>
-    <w:p>
-      <w:pPr>
+        <w:spacing w:line="360" w:lineRule="auto"/>
+        <w:rPr>
+          <w:rFonts w:ascii="Times New Roman" w:hAnsi="Times New Roman" w:cs="Times New Roman"/>
+          <w:color w:val="AEAAAA" w:themeColor="background2" w:themeShade="BF"/>
+          <w:sz w:val="24"/>
+          <w:szCs w:val="24"/>
+        </w:rPr>
+      </w:pPr>
+    </w:p>
+    <w:p>
+      <w:pPr>
+        <w:spacing w:line="360" w:lineRule="auto"/>
+        <w:rPr>
+          <w:rFonts w:ascii="Times New Roman" w:hAnsi="Times New Roman" w:cs="Times New Roman"/>
+          <w:color w:val="AEAAAA" w:themeColor="background2" w:themeShade="BF"/>
+          <w:sz w:val="24"/>
+          <w:szCs w:val="24"/>
+        </w:rPr>
+      </w:pPr>
+    </w:p>
+    <w:p>
+      <w:pPr>
+        <w:spacing w:line="360" w:lineRule="auto"/>
         <w:rPr>
           <w:rFonts w:ascii="Times New Roman" w:hAnsi="Times New Roman" w:cs="Times New Roman"/>
           <w:color w:val="AEAAAA" w:themeColor="background2" w:themeShade="BF"/>
@@ -5342,6 +4617,7 @@
     </w:p>
     <w:p>
       <w:pPr>
+        <w:spacing w:line="360" w:lineRule="auto"/>
         <w:rPr>
           <w:rFonts w:ascii="Times New Roman" w:hAnsi="Times New Roman" w:cs="Times New Roman"/>
           <w:color w:val="AEAAAA" w:themeColor="background2" w:themeShade="BF"/>
@@ -5361,6 +4637,7 @@
     </w:p>
     <w:p>
       <w:pPr>
+        <w:spacing w:line="360" w:lineRule="auto"/>
         <w:rPr>
           <w:rFonts w:ascii="Times New Roman" w:hAnsi="Times New Roman" w:cs="Times New Roman"/>
           <w:color w:val="AEAAAA" w:themeColor="background2" w:themeShade="BF"/>
@@ -5380,26 +4657,29 @@
     </w:p>
     <w:p>
       <w:pPr>
-        <w:rPr>
-          <w:rFonts w:ascii="Times New Roman" w:hAnsi="Times New Roman" w:cs="Times New Roman"/>
-          <w:color w:val="AEAAAA" w:themeColor="background2" w:themeShade="BF"/>
-          <w:sz w:val="24"/>
-          <w:szCs w:val="24"/>
-        </w:rPr>
-      </w:pPr>
-    </w:p>
-    <w:p>
-      <w:pPr>
-        <w:rPr>
-          <w:rFonts w:ascii="Times New Roman" w:hAnsi="Times New Roman" w:cs="Times New Roman"/>
-          <w:color w:val="AEAAAA" w:themeColor="background2" w:themeShade="BF"/>
-          <w:sz w:val="24"/>
-          <w:szCs w:val="24"/>
-        </w:rPr>
-      </w:pPr>
-    </w:p>
-    <w:p>
-      <w:pPr>
+        <w:spacing w:line="360" w:lineRule="auto"/>
+        <w:rPr>
+          <w:rFonts w:ascii="Times New Roman" w:hAnsi="Times New Roman" w:cs="Times New Roman"/>
+          <w:color w:val="AEAAAA" w:themeColor="background2" w:themeShade="BF"/>
+          <w:sz w:val="24"/>
+          <w:szCs w:val="24"/>
+        </w:rPr>
+      </w:pPr>
+    </w:p>
+    <w:p>
+      <w:pPr>
+        <w:spacing w:line="360" w:lineRule="auto"/>
+        <w:rPr>
+          <w:rFonts w:ascii="Times New Roman" w:hAnsi="Times New Roman" w:cs="Times New Roman"/>
+          <w:color w:val="AEAAAA" w:themeColor="background2" w:themeShade="BF"/>
+          <w:sz w:val="24"/>
+          <w:szCs w:val="24"/>
+        </w:rPr>
+      </w:pPr>
+    </w:p>
+    <w:p>
+      <w:pPr>
+        <w:spacing w:line="360" w:lineRule="auto"/>
         <w:rPr>
           <w:rFonts w:ascii="Times New Roman" w:hAnsi="Times New Roman" w:cs="Times New Roman"/>
           <w:color w:val="AEAAAA" w:themeColor="background2" w:themeShade="BF"/>
@@ -5419,6 +4699,7 @@
     </w:p>
     <w:p>
       <w:pPr>
+        <w:spacing w:line="360" w:lineRule="auto"/>
         <w:rPr>
           <w:rFonts w:ascii="Times New Roman" w:hAnsi="Times New Roman" w:cs="Times New Roman"/>
           <w:color w:val="AEAAAA" w:themeColor="background2" w:themeShade="BF"/>
@@ -5438,6 +4719,7 @@
     </w:p>
     <w:p>
       <w:pPr>
+        <w:spacing w:line="360" w:lineRule="auto"/>
         <w:rPr>
           <w:rFonts w:ascii="Times New Roman" w:hAnsi="Times New Roman" w:cs="Times New Roman"/>
           <w:color w:val="AEAAAA" w:themeColor="background2" w:themeShade="BF"/>
@@ -5457,26 +4739,29 @@
     </w:p>
     <w:p>
       <w:pPr>
-        <w:rPr>
-          <w:rFonts w:ascii="Times New Roman" w:hAnsi="Times New Roman" w:cs="Times New Roman"/>
-          <w:color w:val="AEAAAA" w:themeColor="background2" w:themeShade="BF"/>
-          <w:sz w:val="24"/>
-          <w:szCs w:val="24"/>
-        </w:rPr>
-      </w:pPr>
-    </w:p>
-    <w:p>
-      <w:pPr>
-        <w:rPr>
-          <w:rFonts w:ascii="Times New Roman" w:hAnsi="Times New Roman" w:cs="Times New Roman"/>
-          <w:color w:val="AEAAAA" w:themeColor="background2" w:themeShade="BF"/>
-          <w:sz w:val="24"/>
-          <w:szCs w:val="24"/>
-        </w:rPr>
-      </w:pPr>
-    </w:p>
-    <w:p>
-      <w:pPr>
+        <w:spacing w:line="360" w:lineRule="auto"/>
+        <w:rPr>
+          <w:rFonts w:ascii="Times New Roman" w:hAnsi="Times New Roman" w:cs="Times New Roman"/>
+          <w:color w:val="AEAAAA" w:themeColor="background2" w:themeShade="BF"/>
+          <w:sz w:val="24"/>
+          <w:szCs w:val="24"/>
+        </w:rPr>
+      </w:pPr>
+    </w:p>
+    <w:p>
+      <w:pPr>
+        <w:spacing w:line="360" w:lineRule="auto"/>
+        <w:rPr>
+          <w:rFonts w:ascii="Times New Roman" w:hAnsi="Times New Roman" w:cs="Times New Roman"/>
+          <w:color w:val="AEAAAA" w:themeColor="background2" w:themeShade="BF"/>
+          <w:sz w:val="24"/>
+          <w:szCs w:val="24"/>
+        </w:rPr>
+      </w:pPr>
+    </w:p>
+    <w:p>
+      <w:pPr>
+        <w:spacing w:line="360" w:lineRule="auto"/>
         <w:rPr>
           <w:rFonts w:ascii="Times New Roman" w:hAnsi="Times New Roman" w:cs="Times New Roman"/>
           <w:color w:val="AEAAAA" w:themeColor="background2" w:themeShade="BF"/>
@@ -5496,6 +4781,7 @@
     </w:p>
     <w:p>
       <w:pPr>
+        <w:spacing w:line="360" w:lineRule="auto"/>
         <w:rPr>
           <w:rFonts w:ascii="Times New Roman" w:hAnsi="Times New Roman" w:cs="Times New Roman"/>
           <w:color w:val="AEAAAA" w:themeColor="background2" w:themeShade="BF"/>
@@ -5515,6 +4801,7 @@
     </w:p>
     <w:p>
       <w:pPr>
+        <w:spacing w:line="360" w:lineRule="auto"/>
         <w:rPr>
           <w:rFonts w:ascii="Times New Roman" w:hAnsi="Times New Roman" w:cs="Times New Roman"/>
           <w:color w:val="AEAAAA" w:themeColor="background2" w:themeShade="BF"/>
@@ -5534,26 +4821,29 @@
     </w:p>
     <w:p>
       <w:pPr>
-        <w:rPr>
-          <w:rFonts w:ascii="Times New Roman" w:hAnsi="Times New Roman" w:cs="Times New Roman"/>
-          <w:color w:val="AEAAAA" w:themeColor="background2" w:themeShade="BF"/>
-          <w:sz w:val="24"/>
-          <w:szCs w:val="24"/>
-        </w:rPr>
-      </w:pPr>
-    </w:p>
-    <w:p>
-      <w:pPr>
-        <w:rPr>
-          <w:rFonts w:ascii="Times New Roman" w:hAnsi="Times New Roman" w:cs="Times New Roman"/>
-          <w:color w:val="AEAAAA" w:themeColor="background2" w:themeShade="BF"/>
-          <w:sz w:val="24"/>
-          <w:szCs w:val="24"/>
-        </w:rPr>
-      </w:pPr>
-    </w:p>
-    <w:p>
-      <w:pPr>
+        <w:spacing w:line="360" w:lineRule="auto"/>
+        <w:rPr>
+          <w:rFonts w:ascii="Times New Roman" w:hAnsi="Times New Roman" w:cs="Times New Roman"/>
+          <w:color w:val="AEAAAA" w:themeColor="background2" w:themeShade="BF"/>
+          <w:sz w:val="24"/>
+          <w:szCs w:val="24"/>
+        </w:rPr>
+      </w:pPr>
+    </w:p>
+    <w:p>
+      <w:pPr>
+        <w:spacing w:line="360" w:lineRule="auto"/>
+        <w:rPr>
+          <w:rFonts w:ascii="Times New Roman" w:hAnsi="Times New Roman" w:cs="Times New Roman"/>
+          <w:color w:val="AEAAAA" w:themeColor="background2" w:themeShade="BF"/>
+          <w:sz w:val="24"/>
+          <w:szCs w:val="24"/>
+        </w:rPr>
+      </w:pPr>
+    </w:p>
+    <w:p>
+      <w:pPr>
+        <w:spacing w:line="360" w:lineRule="auto"/>
         <w:rPr>
           <w:rFonts w:ascii="Times New Roman" w:hAnsi="Times New Roman" w:cs="Times New Roman"/>
           <w:color w:val="AEAAAA" w:themeColor="background2" w:themeShade="BF"/>
@@ -5593,6 +4883,7 @@
     </w:p>
     <w:p>
       <w:pPr>
+        <w:spacing w:line="360" w:lineRule="auto"/>
         <w:rPr>
           <w:rFonts w:ascii="Times New Roman" w:hAnsi="Times New Roman" w:cs="Times New Roman"/>
           <w:color w:val="AEAAAA" w:themeColor="background2" w:themeShade="BF"/>
@@ -5612,6 +4903,7 @@
     </w:p>
     <w:p>
       <w:pPr>
+        <w:spacing w:line="360" w:lineRule="auto"/>
         <w:rPr>
           <w:rFonts w:ascii="Times New Roman" w:hAnsi="Times New Roman" w:cs="Times New Roman"/>
           <w:color w:val="AEAAAA" w:themeColor="background2" w:themeShade="BF"/>
@@ -5631,6 +4923,89 @@
     </w:p>
     <w:p>
       <w:pPr>
+        <w:spacing w:line="360" w:lineRule="auto"/>
+        <w:rPr>
+          <w:rFonts w:ascii="Times New Roman" w:hAnsi="Times New Roman" w:cs="Times New Roman"/>
+          <w:color w:val="AEAAAA" w:themeColor="background2" w:themeShade="BF"/>
+          <w:sz w:val="24"/>
+          <w:szCs w:val="24"/>
+        </w:rPr>
+      </w:pPr>
+      <w:r>
+        <w:rPr>
+          <w:rFonts w:ascii="Times New Roman" w:hAnsi="Times New Roman" w:cs="Times New Roman"/>
+          <w:color w:val="AEAAAA" w:themeColor="background2" w:themeShade="BF"/>
+          <w:sz w:val="24"/>
+          <w:szCs w:val="24"/>
+        </w:rPr>
+        <w:t>2021.</w:t>
+      </w:r>
+    </w:p>
+    <w:p>
+      <w:pPr>
+        <w:spacing w:line="360" w:lineRule="auto"/>
+        <w:rPr>
+          <w:rFonts w:ascii="Times New Roman" w:hAnsi="Times New Roman" w:cs="Times New Roman"/>
+          <w:color w:val="AEAAAA" w:themeColor="background2" w:themeShade="BF"/>
+          <w:sz w:val="24"/>
+          <w:szCs w:val="24"/>
+        </w:rPr>
+      </w:pPr>
+    </w:p>
+    <w:p>
+      <w:pPr>
+        <w:spacing w:line="360" w:lineRule="auto"/>
+        <w:rPr>
+          <w:rFonts w:ascii="Times New Roman" w:hAnsi="Times New Roman" w:cs="Times New Roman"/>
+          <w:color w:val="AEAAAA" w:themeColor="background2" w:themeShade="BF"/>
+          <w:sz w:val="24"/>
+          <w:szCs w:val="24"/>
+        </w:rPr>
+      </w:pPr>
+    </w:p>
+    <w:p>
+      <w:pPr>
+        <w:spacing w:line="360" w:lineRule="auto"/>
+        <w:rPr>
+          <w:rFonts w:ascii="Times New Roman" w:hAnsi="Times New Roman" w:cs="Times New Roman"/>
+          <w:color w:val="AEAAAA" w:themeColor="background2" w:themeShade="BF"/>
+          <w:sz w:val="24"/>
+          <w:szCs w:val="24"/>
+        </w:rPr>
+      </w:pPr>
+      <w:r>
+        <w:rPr>
+          <w:rFonts w:ascii="Times New Roman" w:hAnsi="Times New Roman" w:cs="Times New Roman"/>
+          <w:color w:val="AEAAAA" w:themeColor="background2" w:themeShade="BF"/>
+          <w:sz w:val="24"/>
+          <w:szCs w:val="24"/>
+        </w:rPr>
+        <w:t>[7] G. Perna, M. Trevisan, D. Giordano, and I. Drago,</w:t>
+      </w:r>
+    </w:p>
+    <w:p>
+      <w:pPr>
+        <w:spacing w:line="360" w:lineRule="auto"/>
+        <w:rPr>
+          <w:rFonts w:ascii="Times New Roman" w:hAnsi="Times New Roman" w:cs="Times New Roman"/>
+          <w:color w:val="AEAAAA" w:themeColor="background2" w:themeShade="BF"/>
+          <w:sz w:val="24"/>
+          <w:szCs w:val="24"/>
+        </w:rPr>
+      </w:pPr>
+      <w:r>
+        <w:rPr>
+          <w:rFonts w:ascii="Times New Roman" w:hAnsi="Times New Roman" w:cs="Times New Roman"/>
+          <w:color w:val="AEAAAA" w:themeColor="background2" w:themeShade="BF"/>
+          <w:sz w:val="24"/>
+          <w:szCs w:val="24"/>
+        </w:rPr>
+        <w:t>"A First Look at HTTP/3 Adoption and Performance,"</w:t>
+      </w:r>
+    </w:p>
+    <w:p>
+      <w:pPr>
+        <w:spacing w:line="360" w:lineRule="auto"/>
         <w:rPr>
           <w:rFonts w:ascii="Times New Roman" w:hAnsi="Times New Roman" w:cs="Times New Roman"/>
           <w:color w:val="AEAAAA" w:themeColor="background2" w:themeShade="BF"/>
@@ -5646,88 +5021,12 @@
           <w:szCs w:val="24"/>
         </w:rPr>
         <w:lastRenderedPageBreak/>
-        <w:t>2021.</w:t>
-      </w:r>
-    </w:p>
-    <w:p>
-      <w:pPr>
-        <w:rPr>
-          <w:rFonts w:ascii="Times New Roman" w:hAnsi="Times New Roman" w:cs="Times New Roman"/>
-          <w:color w:val="AEAAAA" w:themeColor="background2" w:themeShade="BF"/>
-          <w:sz w:val="24"/>
-          <w:szCs w:val="24"/>
-        </w:rPr>
-      </w:pPr>
-    </w:p>
-    <w:p>
-      <w:pPr>
-        <w:rPr>
-          <w:rFonts w:ascii="Times New Roman" w:hAnsi="Times New Roman" w:cs="Times New Roman"/>
-          <w:color w:val="AEAAAA" w:themeColor="background2" w:themeShade="BF"/>
-          <w:sz w:val="24"/>
-          <w:szCs w:val="24"/>
-        </w:rPr>
-      </w:pPr>
-    </w:p>
-    <w:p>
-      <w:pPr>
-        <w:rPr>
-          <w:rFonts w:ascii="Times New Roman" w:hAnsi="Times New Roman" w:cs="Times New Roman"/>
-          <w:color w:val="AEAAAA" w:themeColor="background2" w:themeShade="BF"/>
-          <w:sz w:val="24"/>
-          <w:szCs w:val="24"/>
-        </w:rPr>
-      </w:pPr>
-      <w:r>
-        <w:rPr>
-          <w:rFonts w:ascii="Times New Roman" w:hAnsi="Times New Roman" w:cs="Times New Roman"/>
-          <w:color w:val="AEAAAA" w:themeColor="background2" w:themeShade="BF"/>
-          <w:sz w:val="24"/>
-          <w:szCs w:val="24"/>
-        </w:rPr>
-        <w:t>[7] G. Perna, M. Trevisan, D. Giordano, and I. Drago,</w:t>
-      </w:r>
-    </w:p>
-    <w:p>
-      <w:pPr>
-        <w:rPr>
-          <w:rFonts w:ascii="Times New Roman" w:hAnsi="Times New Roman" w:cs="Times New Roman"/>
-          <w:color w:val="AEAAAA" w:themeColor="background2" w:themeShade="BF"/>
-          <w:sz w:val="24"/>
-          <w:szCs w:val="24"/>
-        </w:rPr>
-      </w:pPr>
-      <w:r>
-        <w:rPr>
-          <w:rFonts w:ascii="Times New Roman" w:hAnsi="Times New Roman" w:cs="Times New Roman"/>
-          <w:color w:val="AEAAAA" w:themeColor="background2" w:themeShade="BF"/>
-          <w:sz w:val="24"/>
-          <w:szCs w:val="24"/>
-        </w:rPr>
-        <w:t>"A First Look at HTTP/3 Adoption and Performance,"</w:t>
-      </w:r>
-    </w:p>
-    <w:p>
-      <w:pPr>
-        <w:rPr>
-          <w:rFonts w:ascii="Times New Roman" w:hAnsi="Times New Roman" w:cs="Times New Roman"/>
-          <w:color w:val="AEAAAA" w:themeColor="background2" w:themeShade="BF"/>
-          <w:sz w:val="24"/>
-          <w:szCs w:val="24"/>
-        </w:rPr>
-      </w:pPr>
-      <w:r>
-        <w:rPr>
-          <w:rFonts w:ascii="Times New Roman" w:hAnsi="Times New Roman" w:cs="Times New Roman"/>
-          <w:color w:val="AEAAAA" w:themeColor="background2" w:themeShade="BF"/>
-          <w:sz w:val="24"/>
-          <w:szCs w:val="24"/>
-        </w:rPr>
         <w:t>Computer Communications,</w:t>
       </w:r>
     </w:p>
     <w:p>
       <w:pPr>
+        <w:spacing w:line="360" w:lineRule="auto"/>
         <w:rPr>
           <w:rFonts w:ascii="Times New Roman" w:hAnsi="Times New Roman" w:cs="Times New Roman"/>
           <w:color w:val="AEAAAA" w:themeColor="background2" w:themeShade="BF"/>
@@ -5747,26 +5046,29 @@
     </w:p>
     <w:p>
       <w:pPr>
-        <w:rPr>
-          <w:rFonts w:ascii="Times New Roman" w:hAnsi="Times New Roman" w:cs="Times New Roman"/>
-          <w:color w:val="AEAAAA" w:themeColor="background2" w:themeShade="BF"/>
-          <w:sz w:val="24"/>
-          <w:szCs w:val="24"/>
-        </w:rPr>
-      </w:pPr>
-    </w:p>
-    <w:p>
-      <w:pPr>
-        <w:rPr>
-          <w:rFonts w:ascii="Times New Roman" w:hAnsi="Times New Roman" w:cs="Times New Roman"/>
-          <w:color w:val="AEAAAA" w:themeColor="background2" w:themeShade="BF"/>
-          <w:sz w:val="24"/>
-          <w:szCs w:val="24"/>
-        </w:rPr>
-      </w:pPr>
-    </w:p>
-    <w:p>
-      <w:pPr>
+        <w:spacing w:line="360" w:lineRule="auto"/>
+        <w:rPr>
+          <w:rFonts w:ascii="Times New Roman" w:hAnsi="Times New Roman" w:cs="Times New Roman"/>
+          <w:color w:val="AEAAAA" w:themeColor="background2" w:themeShade="BF"/>
+          <w:sz w:val="24"/>
+          <w:szCs w:val="24"/>
+        </w:rPr>
+      </w:pPr>
+    </w:p>
+    <w:p>
+      <w:pPr>
+        <w:spacing w:line="360" w:lineRule="auto"/>
+        <w:rPr>
+          <w:rFonts w:ascii="Times New Roman" w:hAnsi="Times New Roman" w:cs="Times New Roman"/>
+          <w:color w:val="AEAAAA" w:themeColor="background2" w:themeShade="BF"/>
+          <w:sz w:val="24"/>
+          <w:szCs w:val="24"/>
+        </w:rPr>
+      </w:pPr>
+    </w:p>
+    <w:p>
+      <w:pPr>
+        <w:spacing w:line="360" w:lineRule="auto"/>
         <w:rPr>
           <w:rFonts w:ascii="Times New Roman" w:hAnsi="Times New Roman" w:cs="Times New Roman"/>
           <w:color w:val="AEAAAA" w:themeColor="background2" w:themeShade="BF"/>
@@ -5826,6 +5128,7 @@
     </w:p>
     <w:p>
       <w:pPr>
+        <w:spacing w:line="360" w:lineRule="auto"/>
         <w:rPr>
           <w:rFonts w:ascii="Times New Roman" w:hAnsi="Times New Roman" w:cs="Times New Roman"/>
           <w:color w:val="AEAAAA" w:themeColor="background2" w:themeShade="BF"/>
@@ -5845,6 +5148,7 @@
     </w:p>
     <w:p>
       <w:pPr>
+        <w:spacing w:line="360" w:lineRule="auto"/>
         <w:rPr>
           <w:rFonts w:ascii="Times New Roman" w:hAnsi="Times New Roman" w:cs="Times New Roman"/>
           <w:color w:val="AEAAAA" w:themeColor="background2" w:themeShade="BF"/>
@@ -5875,26 +5179,29 @@
     </w:p>
     <w:p>
       <w:pPr>
-        <w:rPr>
-          <w:rFonts w:ascii="Times New Roman" w:hAnsi="Times New Roman" w:cs="Times New Roman"/>
-          <w:color w:val="AEAAAA" w:themeColor="background2" w:themeShade="BF"/>
-          <w:sz w:val="24"/>
-          <w:szCs w:val="24"/>
-        </w:rPr>
-      </w:pPr>
-    </w:p>
-    <w:p>
-      <w:pPr>
-        <w:rPr>
-          <w:rFonts w:ascii="Times New Roman" w:hAnsi="Times New Roman" w:cs="Times New Roman"/>
-          <w:color w:val="AEAAAA" w:themeColor="background2" w:themeShade="BF"/>
-          <w:sz w:val="24"/>
-          <w:szCs w:val="24"/>
-        </w:rPr>
-      </w:pPr>
-    </w:p>
-    <w:p>
-      <w:pPr>
+        <w:spacing w:line="360" w:lineRule="auto"/>
+        <w:rPr>
+          <w:rFonts w:ascii="Times New Roman" w:hAnsi="Times New Roman" w:cs="Times New Roman"/>
+          <w:color w:val="AEAAAA" w:themeColor="background2" w:themeShade="BF"/>
+          <w:sz w:val="24"/>
+          <w:szCs w:val="24"/>
+        </w:rPr>
+      </w:pPr>
+    </w:p>
+    <w:p>
+      <w:pPr>
+        <w:spacing w:line="360" w:lineRule="auto"/>
+        <w:rPr>
+          <w:rFonts w:ascii="Times New Roman" w:hAnsi="Times New Roman" w:cs="Times New Roman"/>
+          <w:color w:val="AEAAAA" w:themeColor="background2" w:themeShade="BF"/>
+          <w:sz w:val="24"/>
+          <w:szCs w:val="24"/>
+        </w:rPr>
+      </w:pPr>
+    </w:p>
+    <w:p>
+      <w:pPr>
+        <w:spacing w:line="360" w:lineRule="auto"/>
         <w:rPr>
           <w:rFonts w:ascii="Times New Roman" w:hAnsi="Times New Roman" w:cs="Times New Roman"/>
           <w:color w:val="AEAAAA" w:themeColor="background2" w:themeShade="BF"/>
@@ -5914,6 +5221,7 @@
     </w:p>
     <w:p>
       <w:pPr>
+        <w:spacing w:line="360" w:lineRule="auto"/>
         <w:rPr>
           <w:rFonts w:ascii="Times New Roman" w:hAnsi="Times New Roman" w:cs="Times New Roman"/>
           <w:color w:val="AEAAAA" w:themeColor="background2" w:themeShade="BF"/>
@@ -5933,6 +5241,7 @@
     </w:p>
     <w:p>
       <w:pPr>
+        <w:spacing w:line="360" w:lineRule="auto"/>
         <w:rPr>
           <w:rFonts w:ascii="Times New Roman" w:hAnsi="Times New Roman" w:cs="Times New Roman"/>
           <w:color w:val="AEAAAA" w:themeColor="background2" w:themeShade="BF"/>
@@ -5952,6 +5261,7 @@
     </w:p>
     <w:p>
       <w:pPr>
+        <w:spacing w:line="360" w:lineRule="auto"/>
         <w:rPr>
           <w:rFonts w:ascii="Times New Roman" w:hAnsi="Times New Roman" w:cs="Times New Roman"/>
           <w:color w:val="AEAAAA" w:themeColor="background2" w:themeShade="BF"/>
@@ -5971,26 +5281,29 @@
     </w:p>
     <w:p>
       <w:pPr>
-        <w:rPr>
-          <w:rFonts w:ascii="Times New Roman" w:hAnsi="Times New Roman" w:cs="Times New Roman"/>
-          <w:color w:val="AEAAAA" w:themeColor="background2" w:themeShade="BF"/>
-          <w:sz w:val="24"/>
-          <w:szCs w:val="24"/>
-        </w:rPr>
-      </w:pPr>
-    </w:p>
-    <w:p>
-      <w:pPr>
-        <w:rPr>
-          <w:rFonts w:ascii="Times New Roman" w:hAnsi="Times New Roman" w:cs="Times New Roman"/>
-          <w:color w:val="AEAAAA" w:themeColor="background2" w:themeShade="BF"/>
-          <w:sz w:val="24"/>
-          <w:szCs w:val="24"/>
-        </w:rPr>
-      </w:pPr>
-    </w:p>
-    <w:p>
-      <w:pPr>
+        <w:spacing w:line="360" w:lineRule="auto"/>
+        <w:rPr>
+          <w:rFonts w:ascii="Times New Roman" w:hAnsi="Times New Roman" w:cs="Times New Roman"/>
+          <w:color w:val="AEAAAA" w:themeColor="background2" w:themeShade="BF"/>
+          <w:sz w:val="24"/>
+          <w:szCs w:val="24"/>
+        </w:rPr>
+      </w:pPr>
+    </w:p>
+    <w:p>
+      <w:pPr>
+        <w:spacing w:line="360" w:lineRule="auto"/>
+        <w:rPr>
+          <w:rFonts w:ascii="Times New Roman" w:hAnsi="Times New Roman" w:cs="Times New Roman"/>
+          <w:color w:val="AEAAAA" w:themeColor="background2" w:themeShade="BF"/>
+          <w:sz w:val="24"/>
+          <w:szCs w:val="24"/>
+        </w:rPr>
+      </w:pPr>
+    </w:p>
+    <w:p>
+      <w:pPr>
+        <w:spacing w:line="360" w:lineRule="auto"/>
         <w:rPr>
           <w:rFonts w:ascii="Times New Roman" w:hAnsi="Times New Roman" w:cs="Times New Roman"/>
           <w:color w:val="AEAAAA" w:themeColor="background2" w:themeShade="BF"/>
@@ -6010,6 +5323,7 @@
     </w:p>
     <w:p>
       <w:pPr>
+        <w:spacing w:line="360" w:lineRule="auto"/>
         <w:rPr>
           <w:rFonts w:ascii="Times New Roman" w:hAnsi="Times New Roman" w:cs="Times New Roman"/>
           <w:color w:val="AEAAAA" w:themeColor="background2" w:themeShade="BF"/>
@@ -6029,6 +5343,7 @@
     </w:p>
     <w:p>
       <w:pPr>
+        <w:spacing w:line="360" w:lineRule="auto"/>
         <w:rPr>
           <w:rFonts w:ascii="Times New Roman" w:hAnsi="Times New Roman" w:cs="Times New Roman"/>
           <w:color w:val="AEAAAA" w:themeColor="background2" w:themeShade="BF"/>
@@ -6048,6 +5363,7 @@
     </w:p>
     <w:p>
       <w:pPr>
+        <w:spacing w:line="360" w:lineRule="auto"/>
         <w:rPr>
           <w:rFonts w:ascii="Times New Roman" w:hAnsi="Times New Roman" w:cs="Times New Roman"/>
           <w:color w:val="AEAAAA" w:themeColor="background2" w:themeShade="BF"/>
@@ -6066,13 +5382,302 @@
       </w:r>
     </w:p>
     <w:sectPr>
-      <w:pgSz w:w="11906" w:h="16838"/>
-      <w:pgMar w:top="1440" w:right="1800" w:bottom="1440" w:left="1800" w:header="851" w:footer="992" w:gutter="0"/>
+      <w:headerReference w:type="even" r:id="rId11"/>
+      <w:headerReference w:type="default" r:id="rId12"/>
+      <w:footerReference w:type="even" r:id="rId13"/>
+      <w:footerReference w:type="default" r:id="rId14"/>
+      <w:headerReference w:type="first" r:id="rId15"/>
+      <w:footerReference w:type="first" r:id="rId16"/>
+      <w:pgSz w:w="11906" w:h="16838" w:code="9"/>
+      <w:pgMar w:top="1418" w:right="1418" w:bottom="1418" w:left="1418" w:header="851" w:footer="992" w:gutter="0"/>
       <w:cols w:space="425"/>
       <w:docGrid w:type="lines" w:linePitch="312"/>
     </w:sectPr>
   </w:body>
 </w:document>
+</file>
+
+<file path=word/endnotes.xml><?xml version="1.0" encoding="utf-8"?>
+<w:endnotes xmlns:wpc="http://schemas.microsoft.com/office/word/2010/wordprocessingCanvas" xmlns:cx="http://schemas.microsoft.com/office/drawing/2014/chartex" xmlns:cx1="http://schemas.microsoft.com/office/drawing/2015/9/8/chartex" xmlns:cx2="http://schemas.microsoft.com/office/drawing/2015/10/21/chartex" xmlns:cx3="http://schemas.microsoft.com/office/drawing/2016/5/9/chartex" xmlns:cx4="http://schemas.microsoft.com/office/drawing/2016/5/10/chartex" xmlns:cx5="http://schemas.microsoft.com/office/drawing/2016/5/11/chartex" xmlns:cx6="http://schemas.microsoft.com/office/drawing/2016/5/12/chartex" xmlns:cx7="http://schemas.microsoft.com/office/drawing/2016/5/13/chartex" xmlns:cx8="http://schemas.microsoft.com/office/drawing/2016/5/14/chartex" xmlns:mc="http://schemas.openxmlformats.org/markup-compatibility/2006" xmlns:aink="http://schemas.microsoft.com/office/drawing/2016/ink" xmlns:am3d="http://schemas.microsoft.com/office/drawing/2017/model3d" xmlns:o="urn:schemas-microsoft-com:office:office" xmlns:oel="http://schemas.microsoft.com/office/2019/extlst" xmlns:r="http://schemas.openxmlformats.org/officeDocument/2006/relationships" xmlns:m="http://schemas.openxmlformats.org/officeDocument/2006/math" xmlns:v="urn:schemas-microsoft-com:vml" xmlns:wp14="http://schemas.microsoft.com/office/word/2010/wordprocessingDrawing" xmlns:wp="http://schemas.openxmlformats.org/drawingml/2006/wordprocessingDrawing" xmlns:w10="urn:schemas-microsoft-com:office:word" xmlns:w="http://schemas.openxmlformats.org/wordprocessingml/2006/main" xmlns:w14="http://schemas.microsoft.com/office/word/2010/wordml" xmlns:w15="http://schemas.microsoft.com/office/word/2012/wordml" xmlns:w16cex="http://schemas.microsoft.com/office/word/2018/wordml/cex" xmlns:w16cid="http://schemas.microsoft.com/office/word/2016/wordml/cid" xmlns:w16="http://schemas.microsoft.com/office/word/2018/wordml" xmlns:w16sdtdh="http://schemas.microsoft.com/office/word/2020/wordml/sdtdatahash" xmlns:w16se="http://schemas.microsoft.com/office/word/2015/wordml/symex" xmlns:wpg="http://schemas.microsoft.com/office/word/2010/wordprocessingGroup" xmlns:wpi="http://schemas.microsoft.com/office/word/2010/wordprocessingInk" xmlns:wne="http://schemas.microsoft.com/office/word/2006/wordml" xmlns:wps="http://schemas.microsoft.com/office/word/2010/wordprocessingShape" mc:Ignorable="w14 w15 w16se w16cid w16 w16cex w16sdtdh wp14">
+  <w:endnote w:type="separator" w:id="-1">
+    <w:p>
+      <w:r>
+        <w:separator/>
+      </w:r>
+    </w:p>
+  </w:endnote>
+  <w:endnote w:type="continuationSeparator" w:id="0">
+    <w:p>
+      <w:r>
+        <w:continuationSeparator/>
+      </w:r>
+    </w:p>
+  </w:endnote>
+</w:endnotes>
+</file>
+
+<file path=word/footer1.xml><?xml version="1.0" encoding="utf-8"?>
+<w:ftr xmlns:wpc="http://schemas.microsoft.com/office/word/2010/wordprocessingCanvas" xmlns:cx="http://schemas.microsoft.com/office/drawing/2014/chartex" xmlns:cx1="http://schemas.microsoft.com/office/drawing/2015/9/8/chartex" xmlns:cx2="http://schemas.microsoft.com/office/drawing/2015/10/21/chartex" xmlns:cx3="http://schemas.microsoft.com/office/drawing/2016/5/9/chartex" xmlns:cx4="http://schemas.microsoft.com/office/drawing/2016/5/10/chartex" xmlns:cx5="http://schemas.microsoft.com/office/drawing/2016/5/11/chartex" xmlns:cx6="http://schemas.microsoft.com/office/drawing/2016/5/12/chartex" xmlns:cx7="http://schemas.microsoft.com/office/drawing/2016/5/13/chartex" xmlns:cx8="http://schemas.microsoft.com/office/drawing/2016/5/14/chartex" xmlns:mc="http://schemas.openxmlformats.org/markup-compatibility/2006" xmlns:aink="http://schemas.microsoft.com/office/drawing/2016/ink" xmlns:am3d="http://schemas.microsoft.com/office/drawing/2017/model3d" xmlns:o="urn:schemas-microsoft-com:office:office" xmlns:oel="http://schemas.microsoft.com/office/2019/extlst" xmlns:r="http://schemas.openxmlformats.org/officeDocument/2006/relationships" xmlns:m="http://schemas.openxmlformats.org/officeDocument/2006/math" xmlns:v="urn:schemas-microsoft-com:vml" xmlns:wp14="http://schemas.microsoft.com/office/word/2010/wordprocessingDrawing" xmlns:wp="http://schemas.openxmlformats.org/drawingml/2006/wordprocessingDrawing" xmlns:w10="urn:schemas-microsoft-com:office:word" xmlns:w="http://schemas.openxmlformats.org/wordprocessingml/2006/main" xmlns:w14="http://schemas.microsoft.com/office/word/2010/wordml" xmlns:w15="http://schemas.microsoft.com/office/word/2012/wordml" xmlns:w16cex="http://schemas.microsoft.com/office/word/2018/wordml/cex" xmlns:w16cid="http://schemas.microsoft.com/office/word/2016/wordml/cid" xmlns:w16="http://schemas.microsoft.com/office/word/2018/wordml" xmlns:w16sdtdh="http://schemas.microsoft.com/office/word/2020/wordml/sdtdatahash" xmlns:w16se="http://schemas.microsoft.com/office/word/2015/wordml/symex" xmlns:wpg="http://schemas.microsoft.com/office/word/2010/wordprocessingGroup" xmlns:wpi="http://schemas.microsoft.com/office/word/2010/wordprocessingInk" xmlns:wne="http://schemas.microsoft.com/office/word/2006/wordml" xmlns:wps="http://schemas.microsoft.com/office/word/2010/wordprocessingShape" mc:Ignorable="w14 w15 w16se w16cid w16 w16cex w16sdtdh wp14">
+  <w:p>
+    <w:pPr>
+      <w:pStyle w:val="a9"/>
+    </w:pPr>
+  </w:p>
+</w:ftr>
+</file>
+
+<file path=word/footer2.xml><?xml version="1.0" encoding="utf-8"?>
+<w:ftr xmlns:wpc="http://schemas.microsoft.com/office/word/2010/wordprocessingCanvas" xmlns:cx="http://schemas.microsoft.com/office/drawing/2014/chartex" xmlns:cx1="http://schemas.microsoft.com/office/drawing/2015/9/8/chartex" xmlns:cx2="http://schemas.microsoft.com/office/drawing/2015/10/21/chartex" xmlns:cx3="http://schemas.microsoft.com/office/drawing/2016/5/9/chartex" xmlns:cx4="http://schemas.microsoft.com/office/drawing/2016/5/10/chartex" xmlns:cx5="http://schemas.microsoft.com/office/drawing/2016/5/11/chartex" xmlns:cx6="http://schemas.microsoft.com/office/drawing/2016/5/12/chartex" xmlns:cx7="http://schemas.microsoft.com/office/drawing/2016/5/13/chartex" xmlns:cx8="http://schemas.microsoft.com/office/drawing/2016/5/14/chartex" xmlns:mc="http://schemas.openxmlformats.org/markup-compatibility/2006" xmlns:aink="http://schemas.microsoft.com/office/drawing/2016/ink" xmlns:am3d="http://schemas.microsoft.com/office/drawing/2017/model3d" xmlns:o="urn:schemas-microsoft-com:office:office" xmlns:oel="http://schemas.microsoft.com/office/2019/extlst" xmlns:r="http://schemas.openxmlformats.org/officeDocument/2006/relationships" xmlns:m="http://schemas.openxmlformats.org/officeDocument/2006/math" xmlns:v="urn:schemas-microsoft-com:vml" xmlns:wp14="http://schemas.microsoft.com/office/word/2010/wordprocessingDrawing" xmlns:wp="http://schemas.openxmlformats.org/drawingml/2006/wordprocessingDrawing" xmlns:w10="urn:schemas-microsoft-com:office:word" xmlns:w="http://schemas.openxmlformats.org/wordprocessingml/2006/main" xmlns:w14="http://schemas.microsoft.com/office/word/2010/wordml" xmlns:w15="http://schemas.microsoft.com/office/word/2012/wordml" xmlns:w16cex="http://schemas.microsoft.com/office/word/2018/wordml/cex" xmlns:w16cid="http://schemas.microsoft.com/office/word/2016/wordml/cid" xmlns:w16="http://schemas.microsoft.com/office/word/2018/wordml" xmlns:w16sdtdh="http://schemas.microsoft.com/office/word/2020/wordml/sdtdatahash" xmlns:w16se="http://schemas.microsoft.com/office/word/2015/wordml/symex" xmlns:wpg="http://schemas.microsoft.com/office/word/2010/wordprocessingGroup" xmlns:wpi="http://schemas.microsoft.com/office/word/2010/wordprocessingInk" xmlns:wne="http://schemas.microsoft.com/office/word/2006/wordml" xmlns:wps="http://schemas.microsoft.com/office/word/2010/wordprocessingShape" mc:Ignorable="w14 w15 w16se w16cid w16 w16cex w16sdtdh wp14">
+  <w:p>
+    <w:pPr>
+      <w:pBdr>
+        <w:left w:val="single" w:sz="12" w:space="11" w:color="4472C4" w:themeColor="accent1"/>
+      </w:pBdr>
+      <w:tabs>
+        <w:tab w:val="left" w:pos="622"/>
+      </w:tabs>
+      <w:jc w:val="center"/>
+      <w:rPr>
+        <w:rFonts w:asciiTheme="majorHAnsi" w:eastAsiaTheme="majorEastAsia" w:hAnsiTheme="majorHAnsi" w:cstheme="majorBidi"/>
+        <w:color w:val="000000" w:themeColor="text1"/>
+        <w:sz w:val="26"/>
+        <w:szCs w:val="26"/>
+      </w:rPr>
+    </w:pPr>
+    <w:r>
+      <w:rPr>
+        <w:rFonts w:asciiTheme="majorHAnsi" w:eastAsiaTheme="majorEastAsia" w:hAnsiTheme="majorHAnsi" w:cstheme="majorBidi"/>
+        <w:color w:val="000000" w:themeColor="text1"/>
+        <w:sz w:val="26"/>
+        <w:szCs w:val="26"/>
+      </w:rPr>
+      <w:fldChar w:fldCharType="begin"/>
+    </w:r>
+    <w:r>
+      <w:rPr>
+        <w:rFonts w:asciiTheme="majorHAnsi" w:eastAsiaTheme="majorEastAsia" w:hAnsiTheme="majorHAnsi" w:cstheme="majorBidi"/>
+        <w:color w:val="000000" w:themeColor="text1"/>
+        <w:sz w:val="26"/>
+        <w:szCs w:val="26"/>
+      </w:rPr>
+      <w:instrText>PAGE   \* MERGEFORMAT</w:instrText>
+    </w:r>
+    <w:r>
+      <w:rPr>
+        <w:rFonts w:asciiTheme="majorHAnsi" w:eastAsiaTheme="majorEastAsia" w:hAnsiTheme="majorHAnsi" w:cstheme="majorBidi"/>
+        <w:color w:val="000000" w:themeColor="text1"/>
+        <w:sz w:val="26"/>
+        <w:szCs w:val="26"/>
+      </w:rPr>
+      <w:fldChar w:fldCharType="separate"/>
+    </w:r>
+    <w:r>
+      <w:rPr>
+        <w:rFonts w:asciiTheme="majorHAnsi" w:eastAsiaTheme="majorEastAsia" w:hAnsiTheme="majorHAnsi" w:cstheme="majorBidi"/>
+        <w:color w:val="000000" w:themeColor="text1"/>
+        <w:sz w:val="26"/>
+        <w:szCs w:val="26"/>
+        <w:lang w:val="zh-CN"/>
+      </w:rPr>
+      <w:t>2</w:t>
+    </w:r>
+    <w:r>
+      <w:rPr>
+        <w:rFonts w:asciiTheme="majorHAnsi" w:eastAsiaTheme="majorEastAsia" w:hAnsiTheme="majorHAnsi" w:cstheme="majorBidi"/>
+        <w:color w:val="000000" w:themeColor="text1"/>
+        <w:sz w:val="26"/>
+        <w:szCs w:val="26"/>
+      </w:rPr>
+      <w:fldChar w:fldCharType="end"/>
+    </w:r>
+  </w:p>
+  <w:p>
+    <w:pPr>
+      <w:pStyle w:val="a9"/>
+    </w:pPr>
+  </w:p>
+</w:ftr>
+</file>
+
+<file path=word/footer3.xml><?xml version="1.0" encoding="utf-8"?>
+<w:ftr xmlns:wpc="http://schemas.microsoft.com/office/word/2010/wordprocessingCanvas" xmlns:cx="http://schemas.microsoft.com/office/drawing/2014/chartex" xmlns:cx1="http://schemas.microsoft.com/office/drawing/2015/9/8/chartex" xmlns:cx2="http://schemas.microsoft.com/office/drawing/2015/10/21/chartex" xmlns:cx3="http://schemas.microsoft.com/office/drawing/2016/5/9/chartex" xmlns:cx4="http://schemas.microsoft.com/office/drawing/2016/5/10/chartex" xmlns:cx5="http://schemas.microsoft.com/office/drawing/2016/5/11/chartex" xmlns:cx6="http://schemas.microsoft.com/office/drawing/2016/5/12/chartex" xmlns:cx7="http://schemas.microsoft.com/office/drawing/2016/5/13/chartex" xmlns:cx8="http://schemas.microsoft.com/office/drawing/2016/5/14/chartex" xmlns:mc="http://schemas.openxmlformats.org/markup-compatibility/2006" xmlns:aink="http://schemas.microsoft.com/office/drawing/2016/ink" xmlns:am3d="http://schemas.microsoft.com/office/drawing/2017/model3d" xmlns:o="urn:schemas-microsoft-com:office:office" xmlns:oel="http://schemas.microsoft.com/office/2019/extlst" xmlns:r="http://schemas.openxmlformats.org/officeDocument/2006/relationships" xmlns:m="http://schemas.openxmlformats.org/officeDocument/2006/math" xmlns:v="urn:schemas-microsoft-com:vml" xmlns:wp14="http://schemas.microsoft.com/office/word/2010/wordprocessingDrawing" xmlns:wp="http://schemas.openxmlformats.org/drawingml/2006/wordprocessingDrawing" xmlns:w10="urn:schemas-microsoft-com:office:word" xmlns:w="http://schemas.openxmlformats.org/wordprocessingml/2006/main" xmlns:w14="http://schemas.microsoft.com/office/word/2010/wordml" xmlns:w15="http://schemas.microsoft.com/office/word/2012/wordml" xmlns:w16cex="http://schemas.microsoft.com/office/word/2018/wordml/cex" xmlns:w16cid="http://schemas.microsoft.com/office/word/2016/wordml/cid" xmlns:w16="http://schemas.microsoft.com/office/word/2018/wordml" xmlns:w16sdtdh="http://schemas.microsoft.com/office/word/2020/wordml/sdtdatahash" xmlns:w16se="http://schemas.microsoft.com/office/word/2015/wordml/symex" xmlns:wpg="http://schemas.microsoft.com/office/word/2010/wordprocessingGroup" xmlns:wpi="http://schemas.microsoft.com/office/word/2010/wordprocessingInk" xmlns:wne="http://schemas.microsoft.com/office/word/2006/wordml" xmlns:wps="http://schemas.microsoft.com/office/word/2010/wordprocessingShape" mc:Ignorable="w14 w15 w16se w16cid w16 w16cex w16sdtdh wp14">
+  <w:p>
+    <w:pPr>
+      <w:pStyle w:val="a9"/>
+    </w:pPr>
+  </w:p>
+</w:ftr>
+</file>
+
+<file path=word/footnotes.xml><?xml version="1.0" encoding="utf-8"?>
+<w:footnotes xmlns:wpc="http://schemas.microsoft.com/office/word/2010/wordprocessingCanvas" xmlns:cx="http://schemas.microsoft.com/office/drawing/2014/chartex" xmlns:cx1="http://schemas.microsoft.com/office/drawing/2015/9/8/chartex" xmlns:cx2="http://schemas.microsoft.com/office/drawing/2015/10/21/chartex" xmlns:cx3="http://schemas.microsoft.com/office/drawing/2016/5/9/chartex" xmlns:cx4="http://schemas.microsoft.com/office/drawing/2016/5/10/chartex" xmlns:cx5="http://schemas.microsoft.com/office/drawing/2016/5/11/chartex" xmlns:cx6="http://schemas.microsoft.com/office/drawing/2016/5/12/chartex" xmlns:cx7="http://schemas.microsoft.com/office/drawing/2016/5/13/chartex" xmlns:cx8="http://schemas.microsoft.com/office/drawing/2016/5/14/chartex" xmlns:mc="http://schemas.openxmlformats.org/markup-compatibility/2006" xmlns:aink="http://schemas.microsoft.com/office/drawing/2016/ink" xmlns:am3d="http://schemas.microsoft.com/office/drawing/2017/model3d" xmlns:o="urn:schemas-microsoft-com:office:office" xmlns:oel="http://schemas.microsoft.com/office/2019/extlst" xmlns:r="http://schemas.openxmlformats.org/officeDocument/2006/relationships" xmlns:m="http://schemas.openxmlformats.org/officeDocument/2006/math" xmlns:v="urn:schemas-microsoft-com:vml" xmlns:wp14="http://schemas.microsoft.com/office/word/2010/wordprocessingDrawing" xmlns:wp="http://schemas.openxmlformats.org/drawingml/2006/wordprocessingDrawing" xmlns:w10="urn:schemas-microsoft-com:office:word" xmlns:w="http://schemas.openxmlformats.org/wordprocessingml/2006/main" xmlns:w14="http://schemas.microsoft.com/office/word/2010/wordml" xmlns:w15="http://schemas.microsoft.com/office/word/2012/wordml" xmlns:w16cex="http://schemas.microsoft.com/office/word/2018/wordml/cex" xmlns:w16cid="http://schemas.microsoft.com/office/word/2016/wordml/cid" xmlns:w16="http://schemas.microsoft.com/office/word/2018/wordml" xmlns:w16sdtdh="http://schemas.microsoft.com/office/word/2020/wordml/sdtdatahash" xmlns:w16se="http://schemas.microsoft.com/office/word/2015/wordml/symex" xmlns:wpg="http://schemas.microsoft.com/office/word/2010/wordprocessingGroup" xmlns:wpi="http://schemas.microsoft.com/office/word/2010/wordprocessingInk" xmlns:wne="http://schemas.microsoft.com/office/word/2006/wordml" xmlns:wps="http://schemas.microsoft.com/office/word/2010/wordprocessingShape" mc:Ignorable="w14 w15 w16se w16cid w16 w16cex w16sdtdh wp14">
+  <w:footnote w:type="separator" w:id="-1">
+    <w:p>
+      <w:r>
+        <w:separator/>
+      </w:r>
+    </w:p>
+  </w:footnote>
+  <w:footnote w:type="continuationSeparator" w:id="0">
+    <w:p>
+      <w:r>
+        <w:continuationSeparator/>
+      </w:r>
+    </w:p>
+  </w:footnote>
+</w:footnotes>
+</file>
+
+<file path=word/header1.xml><?xml version="1.0" encoding="utf-8"?>
+<w:hdr xmlns:wpc="http://schemas.microsoft.com/office/word/2010/wordprocessingCanvas" xmlns:cx="http://schemas.microsoft.com/office/drawing/2014/chartex" xmlns:cx1="http://schemas.microsoft.com/office/drawing/2015/9/8/chartex" xmlns:cx2="http://schemas.microsoft.com/office/drawing/2015/10/21/chartex" xmlns:cx3="http://schemas.microsoft.com/office/drawing/2016/5/9/chartex" xmlns:cx4="http://schemas.microsoft.com/office/drawing/2016/5/10/chartex" xmlns:cx5="http://schemas.microsoft.com/office/drawing/2016/5/11/chartex" xmlns:cx6="http://schemas.microsoft.com/office/drawing/2016/5/12/chartex" xmlns:cx7="http://schemas.microsoft.com/office/drawing/2016/5/13/chartex" xmlns:cx8="http://schemas.microsoft.com/office/drawing/2016/5/14/chartex" xmlns:mc="http://schemas.openxmlformats.org/markup-compatibility/2006" xmlns:aink="http://schemas.microsoft.com/office/drawing/2016/ink" xmlns:am3d="http://schemas.microsoft.com/office/drawing/2017/model3d" xmlns:o="urn:schemas-microsoft-com:office:office" xmlns:oel="http://schemas.microsoft.com/office/2019/extlst" xmlns:r="http://schemas.openxmlformats.org/officeDocument/2006/relationships" xmlns:m="http://schemas.openxmlformats.org/officeDocument/2006/math" xmlns:v="urn:schemas-microsoft-com:vml" xmlns:wp14="http://schemas.microsoft.com/office/word/2010/wordprocessingDrawing" xmlns:wp="http://schemas.openxmlformats.org/drawingml/2006/wordprocessingDrawing" xmlns:w10="urn:schemas-microsoft-com:office:word" xmlns:w="http://schemas.openxmlformats.org/wordprocessingml/2006/main" xmlns:w14="http://schemas.microsoft.com/office/word/2010/wordml" xmlns:w15="http://schemas.microsoft.com/office/word/2012/wordml" xmlns:w16cex="http://schemas.microsoft.com/office/word/2018/wordml/cex" xmlns:w16cid="http://schemas.microsoft.com/office/word/2016/wordml/cid" xmlns:w16="http://schemas.microsoft.com/office/word/2018/wordml" xmlns:w16sdtdh="http://schemas.microsoft.com/office/word/2020/wordml/sdtdatahash" xmlns:w16se="http://schemas.microsoft.com/office/word/2015/wordml/symex" xmlns:wpg="http://schemas.microsoft.com/office/word/2010/wordprocessingGroup" xmlns:wpi="http://schemas.microsoft.com/office/word/2010/wordprocessingInk" xmlns:wne="http://schemas.microsoft.com/office/word/2006/wordml" xmlns:wps="http://schemas.microsoft.com/office/word/2010/wordprocessingShape" mc:Ignorable="w14 w15 w16se w16cid w16 w16cex w16sdtdh wp14">
+  <w:p>
+    <w:pPr>
+      <w:pStyle w:val="a7"/>
+    </w:pPr>
+  </w:p>
+</w:hdr>
+</file>
+
+<file path=word/header2.xml><?xml version="1.0" encoding="utf-8"?>
+<w:hdr xmlns:wpc="http://schemas.microsoft.com/office/word/2010/wordprocessingCanvas" xmlns:cx="http://schemas.microsoft.com/office/drawing/2014/chartex" xmlns:cx1="http://schemas.microsoft.com/office/drawing/2015/9/8/chartex" xmlns:cx2="http://schemas.microsoft.com/office/drawing/2015/10/21/chartex" xmlns:cx3="http://schemas.microsoft.com/office/drawing/2016/5/9/chartex" xmlns:cx4="http://schemas.microsoft.com/office/drawing/2016/5/10/chartex" xmlns:cx5="http://schemas.microsoft.com/office/drawing/2016/5/11/chartex" xmlns:cx6="http://schemas.microsoft.com/office/drawing/2016/5/12/chartex" xmlns:cx7="http://schemas.microsoft.com/office/drawing/2016/5/13/chartex" xmlns:cx8="http://schemas.microsoft.com/office/drawing/2016/5/14/chartex" xmlns:mc="http://schemas.openxmlformats.org/markup-compatibility/2006" xmlns:aink="http://schemas.microsoft.com/office/drawing/2016/ink" xmlns:am3d="http://schemas.microsoft.com/office/drawing/2017/model3d" xmlns:o="urn:schemas-microsoft-com:office:office" xmlns:oel="http://schemas.microsoft.com/office/2019/extlst" xmlns:r="http://schemas.openxmlformats.org/officeDocument/2006/relationships" xmlns:m="http://schemas.openxmlformats.org/officeDocument/2006/math" xmlns:v="urn:schemas-microsoft-com:vml" xmlns:wp14="http://schemas.microsoft.com/office/word/2010/wordprocessingDrawing" xmlns:wp="http://schemas.openxmlformats.org/drawingml/2006/wordprocessingDrawing" xmlns:w10="urn:schemas-microsoft-com:office:word" xmlns:w="http://schemas.openxmlformats.org/wordprocessingml/2006/main" xmlns:w14="http://schemas.microsoft.com/office/word/2010/wordml" xmlns:w15="http://schemas.microsoft.com/office/word/2012/wordml" xmlns:w16cex="http://schemas.microsoft.com/office/word/2018/wordml/cex" xmlns:w16cid="http://schemas.microsoft.com/office/word/2016/wordml/cid" xmlns:w16="http://schemas.microsoft.com/office/word/2018/wordml" xmlns:w16sdtdh="http://schemas.microsoft.com/office/word/2020/wordml/sdtdatahash" xmlns:w16se="http://schemas.microsoft.com/office/word/2015/wordml/symex" xmlns:wpg="http://schemas.microsoft.com/office/word/2010/wordprocessingGroup" xmlns:wpi="http://schemas.microsoft.com/office/word/2010/wordprocessingInk" xmlns:wne="http://schemas.microsoft.com/office/word/2006/wordml" xmlns:wps="http://schemas.microsoft.com/office/word/2010/wordprocessingShape" mc:Ignorable="w14 w15 w16se w16cid w16 w16cex w16sdtdh wp14">
+  <w:p>
+    <w:pPr>
+      <w:spacing w:line="264" w:lineRule="auto"/>
+      <w:rPr>
+        <w:rFonts w:ascii="Times New Roman" w:hAnsi="Times New Roman" w:cs="Times New Roman"/>
+        <w:color w:val="000000" w:themeColor="text1"/>
+      </w:rPr>
+    </w:pPr>
+    <w:r>
+      <w:rPr>
+        <w:noProof/>
+        <w:color w:val="000000"/>
+      </w:rPr>
+      <mc:AlternateContent>
+        <mc:Choice Requires="wps">
+          <w:drawing>
+            <wp:anchor distT="0" distB="0" distL="114300" distR="114300" simplePos="0" relativeHeight="251659264" behindDoc="0" locked="0" layoutInCell="1" allowOverlap="1" wp14:anchorId="2D8199FC" wp14:editId="5FFD1C5B">
+              <wp:simplePos x="0" y="0"/>
+              <wp:positionH relativeFrom="page">
+                <wp:align>center</wp:align>
+              </wp:positionH>
+              <wp:positionV relativeFrom="page">
+                <wp:align>center</wp:align>
+              </wp:positionV>
+              <wp:extent cx="7376160" cy="9555480"/>
+              <wp:effectExtent l="0" t="0" r="26670" b="26670"/>
+              <wp:wrapNone/>
+              <wp:docPr id="222" name="矩形 222"/>
+              <wp:cNvGraphicFramePr/>
+              <a:graphic xmlns:a="http://schemas.openxmlformats.org/drawingml/2006/main">
+                <a:graphicData uri="http://schemas.microsoft.com/office/word/2010/wordprocessingShape">
+                  <wps:wsp>
+                    <wps:cNvSpPr/>
+                    <wps:spPr>
+                      <a:xfrm>
+                        <a:off x="0" y="0"/>
+                        <a:ext cx="7376160" cy="9555480"/>
+                      </a:xfrm>
+                      <a:prstGeom prst="rect">
+                        <a:avLst/>
+                      </a:prstGeom>
+                      <a:noFill/>
+                      <a:ln w="15875">
+                        <a:solidFill>
+                          <a:schemeClr val="bg2">
+                            <a:lumMod val="50000"/>
+                          </a:schemeClr>
+                        </a:solidFill>
+                      </a:ln>
+                    </wps:spPr>
+                    <wps:style>
+                      <a:lnRef idx="2">
+                        <a:schemeClr val="accent1">
+                          <a:shade val="50000"/>
+                        </a:schemeClr>
+                      </a:lnRef>
+                      <a:fillRef idx="1">
+                        <a:schemeClr val="accent1"/>
+                      </a:fillRef>
+                      <a:effectRef idx="0">
+                        <a:schemeClr val="accent1"/>
+                      </a:effectRef>
+                      <a:fontRef idx="minor">
+                        <a:schemeClr val="lt1"/>
+                      </a:fontRef>
+                    </wps:style>
+                    <wps:bodyPr rot="0" spcFirstLastPara="0" vertOverflow="overflow" horzOverflow="overflow" vert="horz" wrap="square" lIns="91440" tIns="45720" rIns="91440" bIns="45720" numCol="1" spcCol="0" rtlCol="0" fromWordArt="0" anchor="ctr" anchorCtr="0" forceAA="0" compatLnSpc="1">
+                      <a:prstTxWarp prst="textNoShape">
+                        <a:avLst/>
+                      </a:prstTxWarp>
+                      <a:noAutofit/>
+                    </wps:bodyPr>
+                  </wps:wsp>
+                </a:graphicData>
+              </a:graphic>
+              <wp14:sizeRelH relativeFrom="page">
+                <wp14:pctWidth>95000</wp14:pctWidth>
+              </wp14:sizeRelH>
+              <wp14:sizeRelV relativeFrom="page">
+                <wp14:pctHeight>95000</wp14:pctHeight>
+              </wp14:sizeRelV>
+            </wp:anchor>
+          </w:drawing>
+        </mc:Choice>
+        <mc:Fallback>
+          <w:pict>
+            <v:rect w14:anchorId="5DCEE237" id="矩形 222" o:spid="_x0000_s1026" style="position:absolute;left:0;text-align:left;margin-left:0;margin-top:0;width:580.8pt;height:752.4pt;z-index:251659264;visibility:visible;mso-wrap-style:square;mso-width-percent:950;mso-height-percent:950;mso-wrap-distance-left:9pt;mso-wrap-distance-top:0;mso-wrap-distance-right:9pt;mso-wrap-distance-bottom:0;mso-position-horizontal:center;mso-position-horizontal-relative:page;mso-position-vertical:center;mso-position-vertical-relative:page;mso-width-percent:950;mso-height-percent:950;mso-width-relative:page;mso-height-relative:page;v-text-anchor:middle" o:gfxdata="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" filled="f" strokecolor="#747070 [1614]" strokeweight="1.25pt">
+              <w10:wrap anchorx="page" anchory="page"/>
+            </v:rect>
+          </w:pict>
+        </mc:Fallback>
+      </mc:AlternateContent>
+    </w:r>
+    <w:sdt>
+      <w:sdtPr>
+        <w:rPr>
+          <w:rFonts w:ascii="Times New Roman" w:hAnsi="Times New Roman" w:cs="Times New Roman"/>
+          <w:color w:val="000000" w:themeColor="text1"/>
+          <w:sz w:val="20"/>
+          <w:szCs w:val="20"/>
+        </w:rPr>
+        <w:alias w:val="标题"/>
+        <w:id w:val="15524250"/>
+        <w:placeholder>
+          <w:docPart w:val="4479B4556C9B4708B3D745C5A05A33EC"/>
+        </w:placeholder>
+        <w:dataBinding w:prefixMappings="xmlns:ns0='http://schemas.openxmlformats.org/package/2006/metadata/core-properties' xmlns:ns1='http://purl.org/dc/elements/1.1/'" w:xpath="/ns0:coreProperties[1]/ns1:title[1]" w:storeItemID="{6C3C8BC8-F283-45AE-878A-BAB7291924A1}"/>
+        <w:text/>
+      </w:sdtPr>
+      <w:sdtContent>
+        <w:r>
+          <w:rPr>
+            <w:rFonts w:ascii="Times New Roman" w:hAnsi="Times New Roman" w:cs="Times New Roman"/>
+            <w:color w:val="000000" w:themeColor="text1"/>
+            <w:sz w:val="20"/>
+            <w:szCs w:val="20"/>
+          </w:rPr>
+          <w:t>Performance Evaluation of HTTP Protocols</w:t>
+        </w:r>
+      </w:sdtContent>
+    </w:sdt>
+  </w:p>
+  <w:p>
+    <w:pPr>
+      <w:pStyle w:val="a7"/>
+    </w:pPr>
+  </w:p>
+</w:hdr>
+</file>
+
+<file path=word/header3.xml><?xml version="1.0" encoding="utf-8"?>
+<w:hdr xmlns:wpc="http://schemas.microsoft.com/office/word/2010/wordprocessingCanvas" xmlns:cx="http://schemas.microsoft.com/office/drawing/2014/chartex" xmlns:cx1="http://schemas.microsoft.com/office/drawing/2015/9/8/chartex" xmlns:cx2="http://schemas.microsoft.com/office/drawing/2015/10/21/chartex" xmlns:cx3="http://schemas.microsoft.com/office/drawing/2016/5/9/chartex" xmlns:cx4="http://schemas.microsoft.com/office/drawing/2016/5/10/chartex" xmlns:cx5="http://schemas.microsoft.com/office/drawing/2016/5/11/chartex" xmlns:cx6="http://schemas.microsoft.com/office/drawing/2016/5/12/chartex" xmlns:cx7="http://schemas.microsoft.com/office/drawing/2016/5/13/chartex" xmlns:cx8="http://schemas.microsoft.com/office/drawing/2016/5/14/chartex" xmlns:mc="http://schemas.openxmlformats.org/markup-compatibility/2006" xmlns:aink="http://schemas.microsoft.com/office/drawing/2016/ink" xmlns:am3d="http://schemas.microsoft.com/office/drawing/2017/model3d" xmlns:o="urn:schemas-microsoft-com:office:office" xmlns:oel="http://schemas.microsoft.com/office/2019/extlst" xmlns:r="http://schemas.openxmlformats.org/officeDocument/2006/relationships" xmlns:m="http://schemas.openxmlformats.org/officeDocument/2006/math" xmlns:v="urn:schemas-microsoft-com:vml" xmlns:wp14="http://schemas.microsoft.com/office/word/2010/wordprocessingDrawing" xmlns:wp="http://schemas.openxmlformats.org/drawingml/2006/wordprocessingDrawing" xmlns:w10="urn:schemas-microsoft-com:office:word" xmlns:w="http://schemas.openxmlformats.org/wordprocessingml/2006/main" xmlns:w14="http://schemas.microsoft.com/office/word/2010/wordml" xmlns:w15="http://schemas.microsoft.com/office/word/2012/wordml" xmlns:w16cex="http://schemas.microsoft.com/office/word/2018/wordml/cex" xmlns:w16cid="http://schemas.microsoft.com/office/word/2016/wordml/cid" xmlns:w16="http://schemas.microsoft.com/office/word/2018/wordml" xmlns:w16sdtdh="http://schemas.microsoft.com/office/word/2020/wordml/sdtdatahash" xmlns:w16se="http://schemas.microsoft.com/office/word/2015/wordml/symex" xmlns:wpg="http://schemas.microsoft.com/office/word/2010/wordprocessingGroup" xmlns:wpi="http://schemas.microsoft.com/office/word/2010/wordprocessingInk" xmlns:wne="http://schemas.microsoft.com/office/word/2006/wordml" xmlns:wps="http://schemas.microsoft.com/office/word/2010/wordprocessingShape" mc:Ignorable="w14 w15 w16se w16cid w16 w16cex w16sdtdh wp14">
+  <w:p>
+    <w:pPr>
+      <w:pStyle w:val="a7"/>
+    </w:pPr>
+  </w:p>
+</w:hdr>
 </file>
 
 <file path=word/numbering.xml><?xml version="1.0" encoding="utf-8"?>
@@ -6856,7 +6461,650 @@
       <w:u w:val="single"/>
     </w:rPr>
   </w:style>
+  <w:style w:type="paragraph" w:styleId="a7">
+    <w:name w:val="header"/>
+    <w:basedOn w:val="a"/>
+    <w:link w:val="a8"/>
+    <w:uiPriority w:val="99"/>
+    <w:unhideWhenUsed/>
+    <w:rsid w:val="007243A5"/>
+    <w:pPr>
+      <w:pBdr>
+        <w:bottom w:val="single" w:sz="6" w:space="1" w:color="auto"/>
+      </w:pBdr>
+      <w:tabs>
+        <w:tab w:val="center" w:pos="4153"/>
+        <w:tab w:val="right" w:pos="8306"/>
+      </w:tabs>
+      <w:snapToGrid w:val="0"/>
+      <w:jc w:val="center"/>
+    </w:pPr>
+    <w:rPr>
+      <w:sz w:val="18"/>
+      <w:szCs w:val="18"/>
+    </w:rPr>
+  </w:style>
+  <w:style w:type="character" w:customStyle="1" w:styleId="a8">
+    <w:name w:val="页眉 字符"/>
+    <w:basedOn w:val="a0"/>
+    <w:link w:val="a7"/>
+    <w:uiPriority w:val="99"/>
+    <w:rsid w:val="007243A5"/>
+    <w:rPr>
+      <w:sz w:val="18"/>
+      <w:szCs w:val="18"/>
+    </w:rPr>
+  </w:style>
+  <w:style w:type="paragraph" w:styleId="a9">
+    <w:name w:val="footer"/>
+    <w:basedOn w:val="a"/>
+    <w:link w:val="aa"/>
+    <w:uiPriority w:val="99"/>
+    <w:unhideWhenUsed/>
+    <w:rsid w:val="007243A5"/>
+    <w:pPr>
+      <w:tabs>
+        <w:tab w:val="center" w:pos="4153"/>
+        <w:tab w:val="right" w:pos="8306"/>
+      </w:tabs>
+      <w:snapToGrid w:val="0"/>
+      <w:jc w:val="left"/>
+    </w:pPr>
+    <w:rPr>
+      <w:sz w:val="18"/>
+      <w:szCs w:val="18"/>
+    </w:rPr>
+  </w:style>
+  <w:style w:type="character" w:customStyle="1" w:styleId="aa">
+    <w:name w:val="页脚 字符"/>
+    <w:basedOn w:val="a0"/>
+    <w:link w:val="a9"/>
+    <w:uiPriority w:val="99"/>
+    <w:rsid w:val="007243A5"/>
+    <w:rPr>
+      <w:sz w:val="18"/>
+      <w:szCs w:val="18"/>
+    </w:rPr>
+  </w:style>
 </w:styles>
+</file>
+
+<file path=word/glossary/document.xml><?xml version="1.0" encoding="utf-8"?>
+<w:glossaryDocument xmlns:wpc="http://schemas.microsoft.com/office/word/2010/wordprocessingCanvas" xmlns:cx="http://schemas.microsoft.com/office/drawing/2014/chartex" xmlns:cx1="http://schemas.microsoft.com/office/drawing/2015/9/8/chartex" xmlns:cx2="http://schemas.microsoft.com/office/drawing/2015/10/21/chartex" xmlns:cx3="http://schemas.microsoft.com/office/drawing/2016/5/9/chartex" xmlns:cx4="http://schemas.microsoft.com/office/drawing/2016/5/10/chartex" xmlns:cx5="http://schemas.microsoft.com/office/drawing/2016/5/11/chartex" xmlns:cx6="http://schemas.microsoft.com/office/drawing/2016/5/12/chartex" xmlns:cx7="http://schemas.microsoft.com/office/drawing/2016/5/13/chartex" xmlns:cx8="http://schemas.microsoft.com/office/drawing/2016/5/14/chartex" xmlns:mc="http://schemas.openxmlformats.org/markup-compatibility/2006" xmlns:aink="http://schemas.microsoft.com/office/drawing/2016/ink" xmlns:am3d="http://schemas.microsoft.com/office/drawing/2017/model3d" xmlns:o="urn:schemas-microsoft-com:office:office" xmlns:oel="http://schemas.microsoft.com/office/2019/extlst" xmlns:r="http://schemas.openxmlformats.org/officeDocument/2006/relationships" xmlns:m="http://schemas.openxmlformats.org/officeDocument/2006/math" xmlns:v="urn:schemas-microsoft-com:vml" xmlns:wp14="http://schemas.microsoft.com/office/word/2010/wordprocessingDrawing" xmlns:wp="http://schemas.openxmlformats.org/drawingml/2006/wordprocessingDrawing" xmlns:w10="urn:schemas-microsoft-com:office:word" xmlns:w="http://schemas.openxmlformats.org/wordprocessingml/2006/main" xmlns:w14="http://schemas.microsoft.com/office/word/2010/wordml" xmlns:w15="http://schemas.microsoft.com/office/word/2012/wordml" xmlns:w16cex="http://schemas.microsoft.com/office/word/2018/wordml/cex" xmlns:w16cid="http://schemas.microsoft.com/office/word/2016/wordml/cid" xmlns:w16="http://schemas.microsoft.com/office/word/2018/wordml" xmlns:w16sdtdh="http://schemas.microsoft.com/office/word/2020/wordml/sdtdatahash" xmlns:w16se="http://schemas.microsoft.com/office/word/2015/wordml/symex" xmlns:wpg="http://schemas.microsoft.com/office/word/2010/wordprocessingGroup" xmlns:wpi="http://schemas.microsoft.com/office/word/2010/wordprocessingInk" xmlns:wne="http://schemas.microsoft.com/office/word/2006/wordml" xmlns:wps="http://schemas.microsoft.com/office/word/2010/wordprocessingShape" mc:Ignorable="w14 w15 w16se w16cid w16 w16cex w16sdtdh wp14">
+  <w:docParts>
+    <w:docPart>
+      <w:docPartPr>
+        <w:name w:val="4479B4556C9B4708B3D745C5A05A33EC"/>
+        <w:category>
+          <w:name w:val="常规"/>
+          <w:gallery w:val="placeholder"/>
+        </w:category>
+        <w:types>
+          <w:type w:val="bbPlcHdr"/>
+        </w:types>
+        <w:behaviors>
+          <w:behavior w:val="content"/>
+        </w:behaviors>
+        <w:guid w:val="{FFD2267E-A7E5-467B-AA75-F3E37D8F16BD}"/>
+      </w:docPartPr>
+      <w:docPartBody>
+        <w:p>
+          <w:pPr>
+            <w:pStyle w:val="4479B4556C9B4708B3D745C5A05A33EC"/>
+          </w:pPr>
+          <w:r>
+            <w:rPr>
+              <w:color w:val="4472C4" w:themeColor="accent1"/>
+              <w:sz w:val="20"/>
+              <w:szCs w:val="20"/>
+              <w:lang w:val="zh-CN"/>
+            </w:rPr>
+            <w:t>[文档标题]</w:t>
+          </w:r>
+        </w:p>
+      </w:docPartBody>
+    </w:docPart>
+  </w:docParts>
+</w:glossaryDocument>
+</file>
+
+<file path=word/glossary/fontTable.xml><?xml version="1.0" encoding="utf-8"?>
+<w:fonts xmlns:mc="http://schemas.openxmlformats.org/markup-compatibility/2006" xmlns:r="http://schemas.openxmlformats.org/officeDocument/2006/relationships" xmlns:w="http://schemas.openxmlformats.org/wordprocessingml/2006/main" xmlns:w14="http://schemas.microsoft.com/office/word/2010/wordml" xmlns:w15="http://schemas.microsoft.com/office/word/2012/wordml" xmlns:w16cex="http://schemas.microsoft.com/office/word/2018/wordml/cex" xmlns:w16cid="http://schemas.microsoft.com/office/word/2016/wordml/cid" xmlns:w16="http://schemas.microsoft.com/office/word/2018/wordml" xmlns:w16sdtdh="http://schemas.microsoft.com/office/word/2020/wordml/sdtdatahash" xmlns:w16se="http://schemas.microsoft.com/office/word/2015/wordml/symex" mc:Ignorable="w14 w15 w16se w16cid w16 w16cex w16sdtdh">
+  <w:font w:name="Times New Roman">
+    <w:panose1 w:val="02020603050405020304"/>
+    <w:charset w:val="00"/>
+    <w:family w:val="roman"/>
+    <w:pitch w:val="variable"/>
+    <w:sig w:usb0="E0002EFF" w:usb1="C000785B" w:usb2="00000009" w:usb3="00000000" w:csb0="000001FF" w:csb1="00000000"/>
+  </w:font>
+  <w:font w:name="等线">
+    <w:altName w:val="DengXian"/>
+    <w:panose1 w:val="02010600030101010101"/>
+    <w:charset w:val="86"/>
+    <w:family w:val="auto"/>
+    <w:pitch w:val="variable"/>
+    <w:sig w:usb0="A00002BF" w:usb1="38CF7CFA" w:usb2="00000016" w:usb3="00000000" w:csb0="0004000F" w:csb1="00000000"/>
+  </w:font>
+  <w:font w:name="等线 Light">
+    <w:panose1 w:val="02010600030101010101"/>
+    <w:charset w:val="86"/>
+    <w:family w:val="auto"/>
+    <w:pitch w:val="variable"/>
+    <w:sig w:usb0="A00002BF" w:usb1="38CF7CFA" w:usb2="00000016" w:usb3="00000000" w:csb0="0004000F" w:csb1="00000000"/>
+  </w:font>
+  <w:font w:name="宋体">
+    <w:altName w:val="SimSun"/>
+    <w:panose1 w:val="02010600030101010101"/>
+    <w:charset w:val="86"/>
+    <w:family w:val="auto"/>
+    <w:pitch w:val="variable"/>
+    <w:sig w:usb0="00000203" w:usb1="288F0000" w:usb2="00000016" w:usb3="00000000" w:csb0="00040001" w:csb1="00000000"/>
+  </w:font>
+  <w:font w:name="黑体">
+    <w:altName w:val="SimHei"/>
+    <w:panose1 w:val="02010609060101010101"/>
+    <w:charset w:val="86"/>
+    <w:family w:val="modern"/>
+    <w:pitch w:val="fixed"/>
+    <w:sig w:usb0="800002BF" w:usb1="38CF7CFA" w:usb2="00000016" w:usb3="00000000" w:csb0="00040001" w:csb1="00000000"/>
+  </w:font>
+</w:fonts>
+</file>
+
+<file path=word/glossary/settings.xml><?xml version="1.0" encoding="utf-8"?>
+<w:settings xmlns:mc="http://schemas.openxmlformats.org/markup-compatibility/2006" xmlns:o="urn:schemas-microsoft-com:office:office" xmlns:r="http://schemas.openxmlformats.org/officeDocument/2006/relationships" xmlns:m="http://schemas.openxmlformats.org/officeDocument/2006/math" xmlns:v="urn:schemas-microsoft-com:vml" xmlns:w10="urn:schemas-microsoft-com:office:word" xmlns:w="http://schemas.openxmlformats.org/wordprocessingml/2006/main" xmlns:w14="http://schemas.microsoft.com/office/word/2010/wordml" xmlns:w15="http://schemas.microsoft.com/office/word/2012/wordml" xmlns:w16cex="http://schemas.microsoft.com/office/word/2018/wordml/cex" xmlns:w16cid="http://schemas.microsoft.com/office/word/2016/wordml/cid" xmlns:w16="http://schemas.microsoft.com/office/word/2018/wordml" xmlns:w16sdtdh="http://schemas.microsoft.com/office/word/2020/wordml/sdtdatahash" xmlns:w16se="http://schemas.microsoft.com/office/word/2015/wordml/symex" xmlns:sl="http://schemas.openxmlformats.org/schemaLibrary/2006/main" mc:Ignorable="w14 w15 w16se w16cid w16 w16cex w16sdtdh">
+  <w:view w:val="normal"/>
+  <w:bordersDoNotSurroundHeader/>
+  <w:bordersDoNotSurroundFooter/>
+  <w:defaultTabStop w:val="420"/>
+  <w:drawingGridVerticalSpacing w:val="156"/>
+  <w:displayHorizontalDrawingGridEvery w:val="0"/>
+  <w:displayVerticalDrawingGridEvery w:val="2"/>
+  <w:characterSpacingControl w:val="compressPunctuation"/>
+  <w:compat>
+    <w:spaceForUL/>
+    <w:balanceSingleByteDoubleByteWidth/>
+    <w:doNotLeaveBackslashAlone/>
+    <w:ulTrailSpace/>
+    <w:doNotExpandShiftReturn/>
+    <w:adjustLineHeightInTable/>
+    <w:useFELayout/>
+    <w:compatSetting w:name="compatibilityMode" w:uri="http://schemas.microsoft.com/office/word" w:val="15"/>
+    <w:compatSetting w:name="overrideTableStyleFontSizeAndJustification" w:uri="http://schemas.microsoft.com/office/word" w:val="1"/>
+    <w:compatSetting w:name="enableOpenTypeFeatures" w:uri="http://schemas.microsoft.com/office/word" w:val="1"/>
+    <w:compatSetting w:name="doNotFlipMirrorIndents" w:uri="http://schemas.microsoft.com/office/word" w:val="1"/>
+    <w:compatSetting w:name="differentiateMultirowTableHeaders" w:uri="http://schemas.microsoft.com/office/word" w:val="1"/>
+    <w:compatSetting w:name="useWord2013TrackBottomHyphenation" w:uri="http://schemas.microsoft.com/office/word" w:val="0"/>
+  </w:compat>
+  <w:rsids>
+    <w:rsidRoot w:val="001634C0"/>
+    <w:rsid w:val="001634C0"/>
+    <w:rsid w:val="00D62BDF"/>
+  </w:rsids>
+  <m:mathPr>
+    <m:mathFont m:val="Cambria Math"/>
+    <m:brkBin m:val="before"/>
+    <m:brkBinSub m:val="--"/>
+    <m:smallFrac m:val="0"/>
+    <m:dispDef/>
+    <m:lMargin m:val="0"/>
+    <m:rMargin m:val="0"/>
+    <m:defJc m:val="centerGroup"/>
+    <m:wrapIndent m:val="1440"/>
+    <m:intLim m:val="subSup"/>
+    <m:naryLim m:val="undOvr"/>
+  </m:mathPr>
+  <w:themeFontLang w:val="en-US" w:eastAsia="zh-CN"/>
+  <w:clrSchemeMapping w:bg1="light1" w:t1="dark1" w:bg2="light2" w:t2="dark2" w:accent1="accent1" w:accent2="accent2" w:accent3="accent3" w:accent4="accent4" w:accent5="accent5" w:accent6="accent6" w:hyperlink="hyperlink" w:followedHyperlink="followedHyperlink"/>
+  <w:decimalSymbol w:val="."/>
+  <w:listSeparator w:val=","/>
+  <w15:chartTrackingRefBased/>
+</w:settings>
+</file>
+
+<file path=word/glossary/styles.xml><?xml version="1.0" encoding="utf-8"?>
+<w:styles xmlns:mc="http://schemas.openxmlformats.org/markup-compatibility/2006" xmlns:r="http://schemas.openxmlformats.org/officeDocument/2006/relationships" xmlns:w="http://schemas.openxmlformats.org/wordprocessingml/2006/main" xmlns:w14="http://schemas.microsoft.com/office/word/2010/wordml" xmlns:w15="http://schemas.microsoft.com/office/word/2012/wordml" xmlns:w16cex="http://schemas.microsoft.com/office/word/2018/wordml/cex" xmlns:w16cid="http://schemas.microsoft.com/office/word/2016/wordml/cid" xmlns:w16="http://schemas.microsoft.com/office/word/2018/wordml" xmlns:w16sdtdh="http://schemas.microsoft.com/office/word/2020/wordml/sdtdatahash" xmlns:w16se="http://schemas.microsoft.com/office/word/2015/wordml/symex" mc:Ignorable="w14 w15 w16se w16cid w16 w16cex w16sdtdh">
+  <w:docDefaults>
+    <w:rPrDefault>
+      <w:rPr>
+        <w:rFonts w:asciiTheme="minorHAnsi" w:eastAsiaTheme="minorEastAsia" w:hAnsiTheme="minorHAnsi" w:cstheme="minorBidi"/>
+        <w:kern w:val="2"/>
+        <w:sz w:val="21"/>
+        <w:szCs w:val="22"/>
+        <w:lang w:val="en-US" w:eastAsia="zh-CN" w:bidi="ar-SA"/>
+      </w:rPr>
+    </w:rPrDefault>
+    <w:pPrDefault/>
+  </w:docDefaults>
+  <w:latentStyles w:defLockedState="0" w:defUIPriority="99" w:defSemiHidden="0" w:defUnhideWhenUsed="0" w:defQFormat="0" w:count="376">
+    <w:lsdException w:name="Normal" w:uiPriority="0" w:qFormat="1"/>
+    <w:lsdException w:name="heading 1" w:uiPriority="9" w:qFormat="1"/>
+    <w:lsdException w:name="heading 2" w:semiHidden="1" w:uiPriority="9" w:unhideWhenUsed="1" w:qFormat="1"/>
+    <w:lsdException w:name="heading 3" w:semiHidden="1" w:uiPriority="9" w:unhideWhenUsed="1" w:qFormat="1"/>
+    <w:lsdException w:name="heading 4" w:semiHidden="1" w:uiPriority="9" w:unhideWhenUsed="1" w:qFormat="1"/>
+    <w:lsdException w:name="heading 5" w:semiHidden="1" w:uiPriority="9" w:unhideWhenUsed="1" w:qFormat="1"/>
+    <w:lsdException w:name="heading 6" w:semiHidden="1" w:uiPriority="9" w:unhideWhenUsed="1" w:qFormat="1"/>
+    <w:lsdException w:name="heading 7" w:semiHidden="1" w:uiPriority="9" w:unhideWhenUsed="1" w:qFormat="1"/>
+    <w:lsdException w:name="heading 8" w:semiHidden="1" w:uiPriority="9" w:unhideWhenUsed="1" w:qFormat="1"/>
+    <w:lsdException w:name="heading 9" w:semiHidden="1" w:uiPriority="9" w:unhideWhenUsed="1" w:qFormat="1"/>
+    <w:lsdException w:name="index 1" w:semiHidden="1" w:unhideWhenUsed="1"/>
+    <w:lsdException w:name="index 2" w:semiHidden="1" w:unhideWhenUsed="1"/>
+    <w:lsdException w:name="index 3" w:semiHidden="1" w:unhideWhenUsed="1"/>
+    <w:lsdException w:name="index 4" w:semiHidden="1" w:unhideWhenUsed="1"/>
+    <w:lsdException w:name="index 5" w:semiHidden="1" w:unhideWhenUsed="1"/>
+    <w:lsdException w:name="index 6" w:semiHidden="1" w:unhideWhenUsed="1"/>
+    <w:lsdException w:name="index 7" w:semiHidden="1" w:unhideWhenUsed="1"/>
+    <w:lsdException w:name="index 8" w:semiHidden="1" w:unhideWhenUsed="1"/>
+    <w:lsdException w:name="index 9" w:semiHidden="1" w:unhideWhenUsed="1"/>
+    <w:lsdException w:name="toc 1" w:semiHidden="1" w:uiPriority="39" w:unhideWhenUsed="1"/>
+    <w:lsdException w:name="toc 2" w:semiHidden="1" w:uiPriority="39" w:unhideWhenUsed="1"/>
+    <w:lsdException w:name="toc 3" w:semiHidden="1" w:uiPriority="39" w:unhideWhenUsed="1"/>
+    <w:lsdException w:name="toc 4" w:semiHidden="1" w:uiPriority="39" w:unhideWhenUsed="1"/>
+    <w:lsdException w:name="toc 5" w:semiHidden="1" w:uiPriority="39" w:unhideWhenUsed="1"/>
+    <w:lsdException w:name="toc 6" w:semiHidden="1" w:uiPriority="39" w:unhideWhenUsed="1"/>
+    <w:lsdException w:name="toc 7" w:semiHidden="1" w:uiPriority="39" w:unhideWhenUsed="1"/>
+    <w:lsdException w:name="toc 8" w:semiHidden="1" w:uiPriority="39" w:unhideWhenUsed="1"/>
+    <w:lsdException w:name="toc 9" w:semiHidden="1" w:uiPriority="39" w:unhideWhenUsed="1"/>
+    <w:lsdException w:name="Normal Indent" w:semiHidden="1" w:unhideWhenUsed="1"/>
+    <w:lsdException w:name="footnote text" w:semiHidden="1" w:unhideWhenUsed="1"/>
+    <w:lsdException w:name="annotation text" w:semiHidden="1" w:unhideWhenUsed="1"/>
+    <w:lsdException w:name="header" w:semiHidden="1" w:unhideWhenUsed="1"/>
+    <w:lsdException w:name="footer" w:semiHidden="1" w:unhideWhenUsed="1"/>
+    <w:lsdException w:name="index heading" w:semiHidden="1" w:unhideWhenUsed="1"/>
+    <w:lsdException w:name="caption" w:semiHidden="1" w:uiPriority="35" w:unhideWhenUsed="1" w:qFormat="1"/>
+    <w:lsdException w:name="table of figures" w:semiHidden="1" w:unhideWhenUsed="1"/>
+    <w:lsdException w:name="envelope address" w:semiHidden="1" w:unhideWhenUsed="1"/>
+    <w:lsdException w:name="envelope return" w:semiHidden="1" w:unhideWhenUsed="1"/>
+    <w:lsdException w:name="footnote reference" w:semiHidden="1" w:unhideWhenUsed="1"/>
+    <w:lsdException w:name="annotation reference" w:semiHidden="1" w:unhideWhenUsed="1"/>
+    <w:lsdException w:name="line number" w:semiHidden="1" w:unhideWhenUsed="1"/>
+    <w:lsdException w:name="page number" w:semiHidden="1" w:unhideWhenUsed="1"/>
+    <w:lsdException w:name="endnote reference" w:semiHidden="1" w:unhideWhenUsed="1"/>
+    <w:lsdException w:name="endnote text" w:semiHidden="1" w:unhideWhenUsed="1"/>
+    <w:lsdException w:name="table of authorities" w:semiHidden="1" w:unhideWhenUsed="1"/>
+    <w:lsdException w:name="macro" w:semiHidden="1" w:unhideWhenUsed="1"/>
+    <w:lsdException w:name="toa heading" w:semiHidden="1" w:unhideWhenUsed="1"/>
+    <w:lsdException w:name="List" w:semiHidden="1" w:unhideWhenUsed="1"/>
+    <w:lsdException w:name="List Bullet" w:semiHidden="1" w:unhideWhenUsed="1"/>
+    <w:lsdException w:name="List Number" w:semiHidden="1" w:unhideWhenUsed="1"/>
+    <w:lsdException w:name="List 2" w:semiHidden="1" w:unhideWhenUsed="1"/>
+    <w:lsdException w:name="List 3" w:semiHidden="1" w:unhideWhenUsed="1"/>
+    <w:lsdException w:name="List 4" w:semiHidden="1" w:unhideWhenUsed="1"/>
+    <w:lsdException w:name="List 5" w:semiHidden="1" w:unhideWhenUsed="1"/>
+    <w:lsdException w:name="List Bullet 2" w:semiHidden="1" w:unhideWhenUsed="1"/>
+    <w:lsdException w:name="List Bullet 3" w:semiHidden="1" w:unhideWhenUsed="1"/>
+    <w:lsdException w:name="List Bullet 4" w:semiHidden="1" w:unhideWhenUsed="1"/>
+    <w:lsdException w:name="List Bullet 5" w:semiHidden="1" w:unhideWhenUsed="1"/>
+    <w:lsdException w:name="List Number 2" w:semiHidden="1" w:unhideWhenUsed="1"/>
+    <w:lsdException w:name="List Number 3" w:semiHidden="1" w:unhideWhenUsed="1"/>
+    <w:lsdException w:name="List Number 4" w:semiHidden="1" w:unhideWhenUsed="1"/>
+    <w:lsdException w:name="List Number 5" w:semiHidden="1" w:unhideWhenUsed="1"/>
+    <w:lsdException w:name="Title" w:uiPriority="10" w:qFormat="1"/>
+    <w:lsdException w:name="Closing" w:semiHidden="1" w:unhideWhenUsed="1"/>
+    <w:lsdException w:name="Signature" w:semiHidden="1" w:unhideWhenUsed="1"/>
+    <w:lsdException w:name="Default Paragraph Font" w:semiHidden="1" w:uiPriority="1" w:unhideWhenUsed="1"/>
+    <w:lsdException w:name="Body Text" w:semiHidden="1" w:unhideWhenUsed="1"/>
+    <w:lsdException w:name="Body Text Indent" w:semiHidden="1" w:unhideWhenUsed="1"/>
+    <w:lsdException w:name="List Continue" w:semiHidden="1" w:unhideWhenUsed="1"/>
+    <w:lsdException w:name="List Continue 2" w:semiHidden="1" w:unhideWhenUsed="1"/>
+    <w:lsdException w:name="List Continue 3" w:semiHidden="1" w:unhideWhenUsed="1"/>
+    <w:lsdException w:name="List Continue 4" w:semiHidden="1" w:unhideWhenUsed="1"/>
+    <w:lsdException w:name="List Continue 5" w:semiHidden="1" w:unhideWhenUsed="1"/>
+    <w:lsdException w:name="Message Header" w:semiHidden="1" w:unhideWhenUsed="1"/>
+    <w:lsdException w:name="Subtitle" w:uiPriority="11" w:qFormat="1"/>
+    <w:lsdException w:name="Salutation" w:semiHidden="1" w:unhideWhenUsed="1"/>
+    <w:lsdException w:name="Date" w:semiHidden="1" w:unhideWhenUsed="1"/>
+    <w:lsdException w:name="Body Text First Indent" w:semiHidden="1" w:unhideWhenUsed="1"/>
+    <w:lsdException w:name="Body Text First Indent 2" w:semiHidden="1" w:unhideWhenUsed="1"/>
+    <w:lsdException w:name="Note Heading" w:semiHidden="1" w:unhideWhenUsed="1"/>
+    <w:lsdException w:name="Body Text 2" w:semiHidden="1" w:unhideWhenUsed="1"/>
+    <w:lsdException w:name="Body Text 3" w:semiHidden="1" w:unhideWhenUsed="1"/>
+    <w:lsdException w:name="Body Text Indent 2" w:semiHidden="1" w:unhideWhenUsed="1"/>
+    <w:lsdException w:name="Body Text Indent 3" w:semiHidden="1" w:unhideWhenUsed="1"/>
+    <w:lsdException w:name="Block Text" w:semiHidden="1" w:unhideWhenUsed="1"/>
+    <w:lsdException w:name="Hyperlink" w:semiHidden="1" w:unhideWhenUsed="1"/>
+    <w:lsdException w:name="FollowedHyperlink" w:semiHidden="1" w:unhideWhenUsed="1"/>
+    <w:lsdException w:name="Strong" w:uiPriority="22" w:qFormat="1"/>
+    <w:lsdException w:name="Emphasis" w:uiPriority="20" w:qFormat="1"/>
+    <w:lsdException w:name="Document Map" w:semiHidden="1" w:unhideWhenUsed="1"/>
+    <w:lsdException w:name="Plain Text" w:semiHidden="1" w:unhideWhenUsed="1"/>
+    <w:lsdException w:name="E-mail Signature" w:semiHidden="1" w:unhideWhenUsed="1"/>
+    <w:lsdException w:name="HTML Top of Form" w:semiHidden="1" w:unhideWhenUsed="1"/>
+    <w:lsdException w:name="HTML Bottom of Form" w:semiHidden="1" w:unhideWhenUsed="1"/>
+    <w:lsdException w:name="Normal (Web)" w:semiHidden="1" w:unhideWhenUsed="1"/>
+    <w:lsdException w:name="HTML Acronym" w:semiHidden="1" w:unhideWhenUsed="1"/>
+    <w:lsdException w:name="HTML Address" w:semiHidden="1" w:unhideWhenUsed="1"/>
+    <w:lsdException w:name="HTML Cite" w:semiHidden="1" w:unhideWhenUsed="1"/>
+    <w:lsdException w:name="HTML Code" w:semiHidden="1" w:unhideWhenUsed="1"/>
+    <w:lsdException w:name="HTML Definition" w:semiHidden="1" w:unhideWhenUsed="1"/>
+    <w:lsdException w:name="HTML Keyboard" w:semiHidden="1" w:unhideWhenUsed="1"/>
+    <w:lsdException w:name="HTML Preformatted" w:semiHidden="1" w:unhideWhenUsed="1"/>
+    <w:lsdException w:name="HTML Sample" w:semiHidden="1" w:unhideWhenUsed="1"/>
+    <w:lsdException w:name="HTML Typewriter" w:semiHidden="1" w:unhideWhenUsed="1"/>
+    <w:lsdException w:name="HTML Variable" w:semiHidden="1" w:unhideWhenUsed="1"/>
+    <w:lsdException w:name="Normal Table" w:semiHidden="1" w:unhideWhenUsed="1"/>
+    <w:lsdException w:name="annotation subject" w:semiHidden="1" w:unhideWhenUsed="1"/>
+    <w:lsdException w:name="No List" w:semiHidden="1" w:unhideWhenUsed="1"/>
+    <w:lsdException w:name="Outline List 1" w:semiHidden="1" w:unhideWhenUsed="1"/>
+    <w:lsdException w:name="Outline List 2" w:semiHidden="1" w:unhideWhenUsed="1"/>
+    <w:lsdException w:name="Outline List 3" w:semiHidden="1" w:unhideWhenUsed="1"/>
+    <w:lsdException w:name="Table Simple 1" w:semiHidden="1" w:unhideWhenUsed="1"/>
+    <w:lsdException w:name="Table Simple 2" w:semiHidden="1" w:unhideWhenUsed="1"/>
+    <w:lsdException w:name="Table Simple 3" w:semiHidden="1" w:unhideWhenUsed="1"/>
+    <w:lsdException w:name="Table Classic 1" w:semiHidden="1" w:unhideWhenUsed="1"/>
+    <w:lsdException w:name="Table Classic 2" w:semiHidden="1" w:unhideWhenUsed="1"/>
+    <w:lsdException w:name="Table Classic 3" w:semiHidden="1" w:unhideWhenUsed="1"/>
+    <w:lsdException w:name="Table Classic 4" w:semiHidden="1" w:unhideWhenUsed="1"/>
+    <w:lsdException w:name="Table Colorful 1" w:semiHidden="1" w:unhideWhenUsed="1"/>
+    <w:lsdException w:name="Table Colorful 2" w:semiHidden="1" w:unhideWhenUsed="1"/>
+    <w:lsdException w:name="Table Colorful 3" w:semiHidden="1" w:unhideWhenUsed="1"/>
+    <w:lsdException w:name="Table Columns 1" w:semiHidden="1" w:unhideWhenUsed="1"/>
+    <w:lsdException w:name="Table Columns 2" w:semiHidden="1" w:unhideWhenUsed="1"/>
+    <w:lsdException w:name="Table Columns 3" w:semiHidden="1" w:unhideWhenUsed="1"/>
+    <w:lsdException w:name="Table Columns 4" w:semiHidden="1" w:unhideWhenUsed="1"/>
+    <w:lsdException w:name="Table Columns 5" w:semiHidden="1" w:unhideWhenUsed="1"/>
+    <w:lsdException w:name="Table Grid 1" w:semiHidden="1" w:unhideWhenUsed="1"/>
+    <w:lsdException w:name="Table Grid 2" w:semiHidden="1" w:unhideWhenUsed="1"/>
+    <w:lsdException w:name="Table Grid 3" w:semiHidden="1" w:unhideWhenUsed="1"/>
+    <w:lsdException w:name="Table Grid 4" w:semiHidden="1" w:unhideWhenUsed="1"/>
+    <w:lsdException w:name="Table Grid 5" w:semiHidden="1" w:unhideWhenUsed="1"/>
+    <w:lsdException w:name="Table Grid 6" w:semiHidden="1" w:unhideWhenUsed="1"/>
+    <w:lsdException w:name="Table Grid 7" w:semiHidden="1" w:unhideWhenUsed="1"/>
+    <w:lsdException w:name="Table Grid 8" w:semiHidden="1" w:unhideWhenUsed="1"/>
+    <w:lsdException w:name="Table List 1" w:semiHidden="1" w:unhideWhenUsed="1"/>
+    <w:lsdException w:name="Table List 2" w:semiHidden="1" w:unhideWhenUsed="1"/>
+    <w:lsdException w:name="Table List 3" w:semiHidden="1" w:unhideWhenUsed="1"/>
+    <w:lsdException w:name="Table List 4" w:semiHidden="1" w:unhideWhenUsed="1"/>
+    <w:lsdException w:name="Table List 5" w:semiHidden="1" w:unhideWhenUsed="1"/>
+    <w:lsdException w:name="Table List 6" w:semiHidden="1" w:unhideWhenUsed="1"/>
+    <w:lsdException w:name="Table List 7" w:semiHidden="1" w:unhideWhenUsed="1"/>
+    <w:lsdException w:name="Table List 8" w:semiHidden="1" w:unhideWhenUsed="1"/>
+    <w:lsdException w:name="Table 3D effects 1" w:semiHidden="1" w:unhideWhenUsed="1"/>
+    <w:lsdException w:name="Table 3D effects 2" w:semiHidden="1" w:unhideWhenUsed="1"/>
+    <w:lsdException w:name="Table 3D effects 3" w:semiHidden="1" w:unhideWhenUsed="1"/>
+    <w:lsdException w:name="Table Contemporary" w:semiHidden="1" w:unhideWhenUsed="1"/>
+    <w:lsdException w:name="Table Elegant" w:semiHidden="1" w:unhideWhenUsed="1"/>
+    <w:lsdException w:name="Table Professional" w:semiHidden="1" w:unhideWhenUsed="1"/>
+    <w:lsdException w:name="Table Subtle 1" w:semiHidden="1" w:unhideWhenUsed="1"/>
+    <w:lsdException w:name="Table Subtle 2" w:semiHidden="1" w:unhideWhenUsed="1"/>
+    <w:lsdException w:name="Table Web 1" w:semiHidden="1" w:unhideWhenUsed="1"/>
+    <w:lsdException w:name="Table Web 2" w:semiHidden="1" w:unhideWhenUsed="1"/>
+    <w:lsdException w:name="Table Web 3" w:semiHidden="1" w:unhideWhenUsed="1"/>
+    <w:lsdException w:name="Balloon Text" w:semiHidden="1" w:unhideWhenUsed="1"/>
+    <w:lsdException w:name="Table Grid" w:uiPriority="39"/>
+    <w:lsdException w:name="Table Theme" w:semiHidden="1" w:unhideWhenUsed="1"/>
+    <w:lsdException w:name="Placeholder Text" w:semiHidden="1"/>
+    <w:lsdException w:name="No Spacing" w:uiPriority="1" w:qFormat="1"/>
+    <w:lsdException w:name="Light Shading" w:uiPriority="60"/>
+    <w:lsdException w:name="Light List" w:uiPriority="61"/>
+    <w:lsdException w:name="Light Grid" w:uiPriority="62"/>
+    <w:lsdException w:name="Medium Shading 1" w:uiPriority="63"/>
+    <w:lsdException w:name="Medium Shading 2" w:uiPriority="64"/>
+    <w:lsdException w:name="Medium List 1" w:uiPriority="65"/>
+    <w:lsdException w:name="Medium List 2" w:uiPriority="66"/>
+    <w:lsdException w:name="Medium Grid 1" w:uiPriority="67"/>
+    <w:lsdException w:name="Medium Grid 2" w:uiPriority="68"/>
+    <w:lsdException w:name="Medium Grid 3" w:uiPriority="69"/>
+    <w:lsdException w:name="Dark List" w:uiPriority="70"/>
+    <w:lsdException w:name="Colorful Shading" w:uiPriority="71"/>
+    <w:lsdException w:name="Colorful List" w:uiPriority="72"/>
+    <w:lsdException w:name="Colorful Grid" w:uiPriority="73"/>
+    <w:lsdException w:name="Light Shading Accent 1" w:uiPriority="60"/>
+    <w:lsdException w:name="Light List Accent 1" w:uiPriority="61"/>
+    <w:lsdException w:name="Light Grid Accent 1" w:uiPriority="62"/>
+    <w:lsdException w:name="Medium Shading 1 Accent 1" w:uiPriority="63"/>
+    <w:lsdException w:name="Medium Shading 2 Accent 1" w:uiPriority="64"/>
+    <w:lsdException w:name="Medium List 1 Accent 1" w:uiPriority="65"/>
+    <w:lsdException w:name="Revision" w:semiHidden="1"/>
+    <w:lsdException w:name="List Paragraph" w:uiPriority="34" w:qFormat="1"/>
+    <w:lsdException w:name="Quote" w:uiPriority="29" w:qFormat="1"/>
+    <w:lsdException w:name="Intense Quote" w:uiPriority="30" w:qFormat="1"/>
+    <w:lsdException w:name="Medium List 2 Accent 1" w:uiPriority="66"/>
+    <w:lsdException w:name="Medium Grid 1 Accent 1" w:uiPriority="67"/>
+    <w:lsdException w:name="Medium Grid 2 Accent 1" w:uiPriority="68"/>
+    <w:lsdException w:name="Medium Grid 3 Accent 1" w:uiPriority="69"/>
+    <w:lsdException w:name="Dark List Accent 1" w:uiPriority="70"/>
+    <w:lsdException w:name="Colorful Shading Accent 1" w:uiPriority="71"/>
+    <w:lsdException w:name="Colorful List Accent 1" w:uiPriority="72"/>
+    <w:lsdException w:name="Colorful Grid Accent 1" w:uiPriority="73"/>
+    <w:lsdException w:name="Light Shading Accent 2" w:uiPriority="60"/>
+    <w:lsdException w:name="Light List Accent 2" w:uiPriority="61"/>
+    <w:lsdException w:name="Light Grid Accent 2" w:uiPriority="62"/>
+    <w:lsdException w:name="Medium Shading 1 Accent 2" w:uiPriority="63"/>
+    <w:lsdException w:name="Medium Shading 2 Accent 2" w:uiPriority="64"/>
+    <w:lsdException w:name="Medium List 1 Accent 2" w:uiPriority="65"/>
+    <w:lsdException w:name="Medium List 2 Accent 2" w:uiPriority="66"/>
+    <w:lsdException w:name="Medium Grid 1 Accent 2" w:uiPriority="67"/>
+    <w:lsdException w:name="Medium Grid 2 Accent 2" w:uiPriority="68"/>
+    <w:lsdException w:name="Medium Grid 3 Accent 2" w:uiPriority="69"/>
+    <w:lsdException w:name="Dark List Accent 2" w:uiPriority="70"/>
+    <w:lsdException w:name="Colorful Shading Accent 2" w:uiPriority="71"/>
+    <w:lsdException w:name="Colorful List Accent 2" w:uiPriority="72"/>
+    <w:lsdException w:name="Colorful Grid Accent 2" w:uiPriority="73"/>
+    <w:lsdException w:name="Light Shading Accent 3" w:uiPriority="60"/>
+    <w:lsdException w:name="Light List Accent 3" w:uiPriority="61"/>
+    <w:lsdException w:name="Light Grid Accent 3" w:uiPriority="62"/>
+    <w:lsdException w:name="Medium Shading 1 Accent 3" w:uiPriority="63"/>
+    <w:lsdException w:name="Medium Shading 2 Accent 3" w:uiPriority="64"/>
+    <w:lsdException w:name="Medium List 1 Accent 3" w:uiPriority="65"/>
+    <w:lsdException w:name="Medium List 2 Accent 3" w:uiPriority="66"/>
+    <w:lsdException w:name="Medium Grid 1 Accent 3" w:uiPriority="67"/>
+    <w:lsdException w:name="Medium Grid 2 Accent 3" w:uiPriority="68"/>
+    <w:lsdException w:name="Medium Grid 3 Accent 3" w:uiPriority="69"/>
+    <w:lsdException w:name="Dark List Accent 3" w:uiPriority="70"/>
+    <w:lsdException w:name="Colorful Shading Accent 3" w:uiPriority="71"/>
+    <w:lsdException w:name="Colorful List Accent 3" w:uiPriority="72"/>
+    <w:lsdException w:name="Colorful Grid Accent 3" w:uiPriority="73"/>
+    <w:lsdException w:name="Light Shading Accent 4" w:uiPriority="60"/>
+    <w:lsdException w:name="Light List Accent 4" w:uiPriority="61"/>
+    <w:lsdException w:name="Light Grid Accent 4" w:uiPriority="62"/>
+    <w:lsdException w:name="Medium Shading 1 Accent 4" w:uiPriority="63"/>
+    <w:lsdException w:name="Medium Shading 2 Accent 4" w:uiPriority="64"/>
+    <w:lsdException w:name="Medium List 1 Accent 4" w:uiPriority="65"/>
+    <w:lsdException w:name="Medium List 2 Accent 4" w:uiPriority="66"/>
+    <w:lsdException w:name="Medium Grid 1 Accent 4" w:uiPriority="67"/>
+    <w:lsdException w:name="Medium Grid 2 Accent 4" w:uiPriority="68"/>
+    <w:lsdException w:name="Medium Grid 3 Accent 4" w:uiPriority="69"/>
+    <w:lsdException w:name="Dark List Accent 4" w:uiPriority="70"/>
+    <w:lsdException w:name="Colorful Shading Accent 4" w:uiPriority="71"/>
+    <w:lsdException w:name="Colorful List Accent 4" w:uiPriority="72"/>
+    <w:lsdException w:name="Colorful Grid Accent 4" w:uiPriority="73"/>
+    <w:lsdException w:name="Light Shading Accent 5" w:uiPriority="60"/>
+    <w:lsdException w:name="Light List Accent 5" w:uiPriority="61"/>
+    <w:lsdException w:name="Light Grid Accent 5" w:uiPriority="62"/>
+    <w:lsdException w:name="Medium Shading 1 Accent 5" w:uiPriority="63"/>
+    <w:lsdException w:name="Medium Shading 2 Accent 5" w:uiPriority="64"/>
+    <w:lsdException w:name="Medium List 1 Accent 5" w:uiPriority="65"/>
+    <w:lsdException w:name="Medium List 2 Accent 5" w:uiPriority="66"/>
+    <w:lsdException w:name="Medium Grid 1 Accent 5" w:uiPriority="67"/>
+    <w:lsdException w:name="Medium Grid 2 Accent 5" w:uiPriority="68"/>
+    <w:lsdException w:name="Medium Grid 3 Accent 5" w:uiPriority="69"/>
+    <w:lsdException w:name="Dark List Accent 5" w:uiPriority="70"/>
+    <w:lsdException w:name="Colorful Shading Accent 5" w:uiPriority="71"/>
+    <w:lsdException w:name="Colorful List Accent 5" w:uiPriority="72"/>
+    <w:lsdException w:name="Colorful Grid Accent 5" w:uiPriority="73"/>
+    <w:lsdException w:name="Light Shading Accent 6" w:uiPriority="60"/>
+    <w:lsdException w:name="Light List Accent 6" w:uiPriority="61"/>
+    <w:lsdException w:name="Light Grid Accent 6" w:uiPriority="62"/>
+    <w:lsdException w:name="Medium Shading 1 Accent 6" w:uiPriority="63"/>
+    <w:lsdException w:name="Medium Shading 2 Accent 6" w:uiPriority="64"/>
+    <w:lsdException w:name="Medium List 1 Accent 6" w:uiPriority="65"/>
+    <w:lsdException w:name="Medium List 2 Accent 6" w:uiPriority="66"/>
+    <w:lsdException w:name="Medium Grid 1 Accent 6" w:uiPriority="67"/>
+    <w:lsdException w:name="Medium Grid 2 Accent 6" w:uiPriority="68"/>
+    <w:lsdException w:name="Medium Grid 3 Accent 6" w:uiPriority="69"/>
+    <w:lsdException w:name="Dark List Accent 6" w:uiPriority="70"/>
+    <w:lsdException w:name="Colorful Shading Accent 6" w:uiPriority="71"/>
+    <w:lsdException w:name="Colorful List Accent 6" w:uiPriority="72"/>
+    <w:lsdException w:name="Colorful Grid Accent 6" w:uiPriority="73"/>
+    <w:lsdException w:name="Subtle Emphasis" w:uiPriority="19" w:qFormat="1"/>
+    <w:lsdException w:name="Intense Emphasis" w:uiPriority="21" w:qFormat="1"/>
+    <w:lsdException w:name="Subtle Reference" w:uiPriority="31" w:qFormat="1"/>
+    <w:lsdException w:name="Intense Reference" w:uiPriority="32" w:qFormat="1"/>
+    <w:lsdException w:name="Book Title" w:uiPriority="33" w:qFormat="1"/>
+    <w:lsdException w:name="Bibliography" w:semiHidden="1" w:uiPriority="37" w:unhideWhenUsed="1"/>
+    <w:lsdException w:name="TOC Heading" w:semiHidden="1" w:uiPriority="39" w:unhideWhenUsed="1" w:qFormat="1"/>
+    <w:lsdException w:name="Plain Table 1" w:uiPriority="41"/>
+    <w:lsdException w:name="Plain Table 2" w:uiPriority="42"/>
+    <w:lsdException w:name="Plain Table 3" w:uiPriority="43"/>
+    <w:lsdException w:name="Plain Table 4" w:uiPriority="44"/>
+    <w:lsdException w:name="Plain Table 5" w:uiPriority="45"/>
+    <w:lsdException w:name="Grid Table Light" w:uiPriority="40"/>
+    <w:lsdException w:name="Grid Table 1 Light" w:uiPriority="46"/>
+    <w:lsdException w:name="Grid Table 2" w:uiPriority="47"/>
+    <w:lsdException w:name="Grid Table 3" w:uiPriority="48"/>
+    <w:lsdException w:name="Grid Table 4" w:uiPriority="49"/>
+    <w:lsdException w:name="Grid Table 5 Dark" w:uiPriority="50"/>
+    <w:lsdException w:name="Grid Table 6 Colorful" w:uiPriority="51"/>
+    <w:lsdException w:name="Grid Table 7 Colorful" w:uiPriority="52"/>
+    <w:lsdException w:name="Grid Table 1 Light Accent 1" w:uiPriority="46"/>
+    <w:lsdException w:name="Grid Table 2 Accent 1" w:uiPriority="47"/>
+    <w:lsdException w:name="Grid Table 3 Accent 1" w:uiPriority="48"/>
+    <w:lsdException w:name="Grid Table 4 Accent 1" w:uiPriority="49"/>
+    <w:lsdException w:name="Grid Table 5 Dark Accent 1" w:uiPriority="50"/>
+    <w:lsdException w:name="Grid Table 6 Colorful Accent 1" w:uiPriority="51"/>
+    <w:lsdException w:name="Grid Table 7 Colorful Accent 1" w:uiPriority="52"/>
+    <w:lsdException w:name="Grid Table 1 Light Accent 2" w:uiPriority="46"/>
+    <w:lsdException w:name="Grid Table 2 Accent 2" w:uiPriority="47"/>
+    <w:lsdException w:name="Grid Table 3 Accent 2" w:uiPriority="48"/>
+    <w:lsdException w:name="Grid Table 4 Accent 2" w:uiPriority="49"/>
+    <w:lsdException w:name="Grid Table 5 Dark Accent 2" w:uiPriority="50"/>
+    <w:lsdException w:name="Grid Table 6 Colorful Accent 2" w:uiPriority="51"/>
+    <w:lsdException w:name="Grid Table 7 Colorful Accent 2" w:uiPriority="52"/>
+    <w:lsdException w:name="Grid Table 1 Light Accent 3" w:uiPriority="46"/>
+    <w:lsdException w:name="Grid Table 2 Accent 3" w:uiPriority="47"/>
+    <w:lsdException w:name="Grid Table 3 Accent 3" w:uiPriority="48"/>
+    <w:lsdException w:name="Grid Table 4 Accent 3" w:uiPriority="49"/>
+    <w:lsdException w:name="Grid Table 5 Dark Accent 3" w:uiPriority="50"/>
+    <w:lsdException w:name="Grid Table 6 Colorful Accent 3" w:uiPriority="51"/>
+    <w:lsdException w:name="Grid Table 7 Colorful Accent 3" w:uiPriority="52"/>
+    <w:lsdException w:name="Grid Table 1 Light Accent 4" w:uiPriority="46"/>
+    <w:lsdException w:name="Grid Table 2 Accent 4" w:uiPriority="47"/>
+    <w:lsdException w:name="Grid Table 3 Accent 4" w:uiPriority="48"/>
+    <w:lsdException w:name="Grid Table 4 Accent 4" w:uiPriority="49"/>
+    <w:lsdException w:name="Grid Table 5 Dark Accent 4" w:uiPriority="50"/>
+    <w:lsdException w:name="Grid Table 6 Colorful Accent 4" w:uiPriority="51"/>
+    <w:lsdException w:name="Grid Table 7 Colorful Accent 4" w:uiPriority="52"/>
+    <w:lsdException w:name="Grid Table 1 Light Accent 5" w:uiPriority="46"/>
+    <w:lsdException w:name="Grid Table 2 Accent 5" w:uiPriority="47"/>
+    <w:lsdException w:name="Grid Table 3 Accent 5" w:uiPriority="48"/>
+    <w:lsdException w:name="Grid Table 4 Accent 5" w:uiPriority="49"/>
+    <w:lsdException w:name="Grid Table 5 Dark Accent 5" w:uiPriority="50"/>
+    <w:lsdException w:name="Grid Table 6 Colorful Accent 5" w:uiPriority="51"/>
+    <w:lsdException w:name="Grid Table 7 Colorful Accent 5" w:uiPriority="52"/>
+    <w:lsdException w:name="Grid Table 1 Light Accent 6" w:uiPriority="46"/>
+    <w:lsdException w:name="Grid Table 2 Accent 6" w:uiPriority="47"/>
+    <w:lsdException w:name="Grid Table 3 Accent 6" w:uiPriority="48"/>
+    <w:lsdException w:name="Grid Table 4 Accent 6" w:uiPriority="49"/>
+    <w:lsdException w:name="Grid Table 5 Dark Accent 6" w:uiPriority="50"/>
+    <w:lsdException w:name="Grid Table 6 Colorful Accent 6" w:uiPriority="51"/>
+    <w:lsdException w:name="Grid Table 7 Colorful Accent 6" w:uiPriority="52"/>
+    <w:lsdException w:name="List Table 1 Light" w:uiPriority="46"/>
+    <w:lsdException w:name="List Table 2" w:uiPriority="47"/>
+    <w:lsdException w:name="List Table 3" w:uiPriority="48"/>
+    <w:lsdException w:name="List Table 4" w:uiPriority="49"/>
+    <w:lsdException w:name="List Table 5 Dark" w:uiPriority="50"/>
+    <w:lsdException w:name="List Table 6 Colorful" w:uiPriority="51"/>
+    <w:lsdException w:name="List Table 7 Colorful" w:uiPriority="52"/>
+    <w:lsdException w:name="List Table 1 Light Accent 1" w:uiPriority="46"/>
+    <w:lsdException w:name="List Table 2 Accent 1" w:uiPriority="47"/>
+    <w:lsdException w:name="List Table 3 Accent 1" w:uiPriority="48"/>
+    <w:lsdException w:name="List Table 4 Accent 1" w:uiPriority="49"/>
+    <w:lsdException w:name="List Table 5 Dark Accent 1" w:uiPriority="50"/>
+    <w:lsdException w:name="List Table 6 Colorful Accent 1" w:uiPriority="51"/>
+    <w:lsdException w:name="List Table 7 Colorful Accent 1" w:uiPriority="52"/>
+    <w:lsdException w:name="List Table 1 Light Accent 2" w:uiPriority="46"/>
+    <w:lsdException w:name="List Table 2 Accent 2" w:uiPriority="47"/>
+    <w:lsdException w:name="List Table 3 Accent 2" w:uiPriority="48"/>
+    <w:lsdException w:name="List Table 4 Accent 2" w:uiPriority="49"/>
+    <w:lsdException w:name="List Table 5 Dark Accent 2" w:uiPriority="50"/>
+    <w:lsdException w:name="List Table 6 Colorful Accent 2" w:uiPriority="51"/>
+    <w:lsdException w:name="List Table 7 Colorful Accent 2" w:uiPriority="52"/>
+    <w:lsdException w:name="List Table 1 Light Accent 3" w:uiPriority="46"/>
+    <w:lsdException w:name="List Table 2 Accent 3" w:uiPriority="47"/>
+    <w:lsdException w:name="List Table 3 Accent 3" w:uiPriority="48"/>
+    <w:lsdException w:name="List Table 4 Accent 3" w:uiPriority="49"/>
+    <w:lsdException w:name="List Table 5 Dark Accent 3" w:uiPriority="50"/>
+    <w:lsdException w:name="List Table 6 Colorful Accent 3" w:uiPriority="51"/>
+    <w:lsdException w:name="List Table 7 Colorful Accent 3" w:uiPriority="52"/>
+    <w:lsdException w:name="List Table 1 Light Accent 4" w:uiPriority="46"/>
+    <w:lsdException w:name="List Table 2 Accent 4" w:uiPriority="47"/>
+    <w:lsdException w:name="List Table 3 Accent 4" w:uiPriority="48"/>
+    <w:lsdException w:name="List Table 4 Accent 4" w:uiPriority="49"/>
+    <w:lsdException w:name="List Table 5 Dark Accent 4" w:uiPriority="50"/>
+    <w:lsdException w:name="List Table 6 Colorful Accent 4" w:uiPriority="51"/>
+    <w:lsdException w:name="List Table 7 Colorful Accent 4" w:uiPriority="52"/>
+    <w:lsdException w:name="List Table 1 Light Accent 5" w:uiPriority="46"/>
+    <w:lsdException w:name="List Table 2 Accent 5" w:uiPriority="47"/>
+    <w:lsdException w:name="List Table 3 Accent 5" w:uiPriority="48"/>
+    <w:lsdException w:name="List Table 4 Accent 5" w:uiPriority="49"/>
+    <w:lsdException w:name="List Table 5 Dark Accent 5" w:uiPriority="50"/>
+    <w:lsdException w:name="List Table 6 Colorful Accent 5" w:uiPriority="51"/>
+    <w:lsdException w:name="List Table 7 Colorful Accent 5" w:uiPriority="52"/>
+    <w:lsdException w:name="List Table 1 Light Accent 6" w:uiPriority="46"/>
+    <w:lsdException w:name="List Table 2 Accent 6" w:uiPriority="47"/>
+    <w:lsdException w:name="List Table 3 Accent 6" w:uiPriority="48"/>
+    <w:lsdException w:name="List Table 4 Accent 6" w:uiPriority="49"/>
+    <w:lsdException w:name="List Table 5 Dark Accent 6" w:uiPriority="50"/>
+    <w:lsdException w:name="List Table 6 Colorful Accent 6" w:uiPriority="51"/>
+    <w:lsdException w:name="List Table 7 Colorful Accent 6" w:uiPriority="52"/>
+    <w:lsdException w:name="Mention" w:semiHidden="1" w:unhideWhenUsed="1"/>
+    <w:lsdException w:name="Smart Hyperlink" w:semiHidden="1" w:unhideWhenUsed="1"/>
+    <w:lsdException w:name="Hashtag" w:semiHidden="1" w:unhideWhenUsed="1"/>
+    <w:lsdException w:name="Unresolved Mention" w:semiHidden="1" w:unhideWhenUsed="1"/>
+    <w:lsdException w:name="Smart Link" w:semiHidden="1" w:unhideWhenUsed="1"/>
+  </w:latentStyles>
+  <w:style w:type="paragraph" w:default="1" w:styleId="a">
+    <w:name w:val="Normal"/>
+    <w:qFormat/>
+    <w:pPr>
+      <w:widowControl w:val="0"/>
+      <w:jc w:val="both"/>
+    </w:pPr>
+  </w:style>
+  <w:style w:type="character" w:default="1" w:styleId="a0">
+    <w:name w:val="Default Paragraph Font"/>
+    <w:uiPriority w:val="1"/>
+    <w:semiHidden/>
+    <w:unhideWhenUsed/>
+  </w:style>
+  <w:style w:type="table" w:default="1" w:styleId="a1">
+    <w:name w:val="Normal Table"/>
+    <w:uiPriority w:val="99"/>
+    <w:semiHidden/>
+    <w:unhideWhenUsed/>
+    <w:tblPr>
+      <w:tblInd w:w="0" w:type="dxa"/>
+      <w:tblCellMar>
+        <w:top w:w="0" w:type="dxa"/>
+        <w:left w:w="108" w:type="dxa"/>
+        <w:bottom w:w="0" w:type="dxa"/>
+        <w:right w:w="108" w:type="dxa"/>
+      </w:tblCellMar>
+    </w:tblPr>
+  </w:style>
+  <w:style w:type="numbering" w:default="1" w:styleId="a2">
+    <w:name w:val="No List"/>
+    <w:uiPriority w:val="99"/>
+    <w:semiHidden/>
+    <w:unhideWhenUsed/>
+  </w:style>
+  <w:style w:type="paragraph" w:customStyle="1" w:styleId="4479B4556C9B4708B3D745C5A05A33EC">
+    <w:name w:val="4479B4556C9B4708B3D745C5A05A33EC"/>
+    <w:rsid w:val="001634C0"/>
+    <w:pPr>
+      <w:widowControl w:val="0"/>
+      <w:jc w:val="both"/>
+    </w:pPr>
+  </w:style>
+</w:styles>
+</file>
+
+<file path=word/glossary/webSettings.xml><?xml version="1.0" encoding="utf-8"?>
+<w:webSettings xmlns:mc="http://schemas.openxmlformats.org/markup-compatibility/2006" xmlns:r="http://schemas.openxmlformats.org/officeDocument/2006/relationships" xmlns:w="http://schemas.openxmlformats.org/wordprocessingml/2006/main" xmlns:w14="http://schemas.microsoft.com/office/word/2010/wordml" xmlns:w15="http://schemas.microsoft.com/office/word/2012/wordml" xmlns:w16cex="http://schemas.microsoft.com/office/word/2018/wordml/cex" xmlns:w16cid="http://schemas.microsoft.com/office/word/2016/wordml/cid" xmlns:w16="http://schemas.microsoft.com/office/word/2018/wordml" xmlns:w16sdtdh="http://schemas.microsoft.com/office/word/2020/wordml/sdtdatahash" xmlns:w16se="http://schemas.microsoft.com/office/word/2015/wordml/symex" mc:Ignorable="w14 w15 w16se w16cid w16 w16cex w16sdtdh">
+  <w:optimizeForBrowser/>
+  <w:allowPNG/>
+</w:webSettings>
 </file>
 
 <file path=word/theme/theme1.xml><?xml version="1.0" encoding="utf-8"?>

--- a/paper/Draft.docx
+++ b/paper/Draft.docx
@@ -3584,7 +3584,7 @@
                 <w:noProof/>
                 <w:webHidden/>
               </w:rPr>
-              <w:t>6</w:t>
+              <w:t>7</w:t>
             </w:r>
             <w:r>
               <w:rPr>
@@ -3872,7 +3872,7 @@
                 <w:noProof/>
                 <w:webHidden/>
               </w:rPr>
-              <w:t>8</w:t>
+              <w:t>9</w:t>
             </w:r>
             <w:r>
               <w:rPr>
@@ -3944,7 +3944,7 @@
                 <w:noProof/>
                 <w:webHidden/>
               </w:rPr>
-              <w:t>9</w:t>
+              <w:t>10</w:t>
             </w:r>
             <w:r>
               <w:rPr>
@@ -4232,7 +4232,7 @@
                 <w:noProof/>
                 <w:webHidden/>
               </w:rPr>
-              <w:t>12</w:t>
+              <w:t>13</w:t>
             </w:r>
             <w:r>
               <w:rPr>
@@ -4376,7 +4376,7 @@
                 <w:noProof/>
                 <w:webHidden/>
               </w:rPr>
-              <w:t>16</w:t>
+              <w:t>15</w:t>
             </w:r>
             <w:r>
               <w:rPr>
@@ -5626,7 +5626,7 @@
         </mc:Choice>
         <mc:Fallback>
           <w:pict>
-            <v:rect w14:anchorId="5DCEE237" id="矩形 222" o:spid="_x0000_s1026" style="position:absolute;left:0;text-align:left;margin-left:0;margin-top:0;width:580.8pt;height:752.4pt;z-index:251659264;visibility:visible;mso-wrap-style:square;mso-width-percent:950;mso-height-percent:950;mso-wrap-distance-left:9pt;mso-wrap-distance-top:0;mso-wrap-distance-right:9pt;mso-wrap-distance-bottom:0;mso-position-horizontal:center;mso-position-horizontal-relative:page;mso-position-vertical:center;mso-position-vertical-relative:page;mso-width-percent:950;mso-height-percent:950;mso-width-relative:page;mso-height-relative:page;v-text-anchor:middle" o:gfxdata="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" filled="f" strokecolor="#747070 [1614]" strokeweight="1.25pt">
+            <v:rect w14:anchorId="382AF3A6" id="矩形 222" o:spid="_x0000_s1026" style="position:absolute;left:0;text-align:left;margin-left:0;margin-top:0;width:580.8pt;height:752.4pt;z-index:251659264;visibility:visible;mso-wrap-style:square;mso-width-percent:950;mso-height-percent:950;mso-wrap-distance-left:9pt;mso-wrap-distance-top:0;mso-wrap-distance-right:9pt;mso-wrap-distance-bottom:0;mso-position-horizontal:center;mso-position-horizontal-relative:page;mso-position-vertical:center;mso-position-vertical-relative:page;mso-width-percent:950;mso-height-percent:950;mso-width-relative:page;mso-height-relative:page;v-text-anchor:middle" o:gfxdata="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" filled="f" strokecolor="#747070 [1614]" strokeweight="1.25pt">
               <w10:wrap anchorx="page" anchory="page"/>
             </v:rect>
           </w:pict>
@@ -6639,7 +6639,7 @@
   <w:rsids>
     <w:rsidRoot w:val="001634C0"/>
     <w:rsid w:val="001634C0"/>
-    <w:rsid w:val="00D62BDF"/>
+    <w:rsid w:val="004D7273"/>
   </w:rsids>
   <m:mathPr>
     <m:mathFont m:val="Cambria Math"/>
